--- a/document/testcase.docx
+++ b/document/testcase.docx
@@ -1,6 +1,6 @@
 
 <file path=word/document.xml><?xml version="1.0" encoding="utf-8"?>
-<w:document xmlns:wpc="http://schemas.microsoft.com/office/word/2010/wordprocessingCanvas" xmlns:cx="http://schemas.microsoft.com/office/drawing/2014/chartex" xmlns:cx1="http://schemas.microsoft.com/office/drawing/2015/9/8/chartex" xmlns:cx2="http://schemas.microsoft.com/office/drawing/2015/10/21/chartex" xmlns:cx3="http://schemas.microsoft.com/office/drawing/2016/5/9/chartex" xmlns:cx4="http://schemas.microsoft.com/office/drawing/2016/5/10/chartex" xmlns:cx5="http://schemas.microsoft.com/office/drawing/2016/5/11/chartex" xmlns:cx6="http://schemas.microsoft.com/office/drawing/2016/5/12/chartex" xmlns:cx7="http://schemas.microsoft.com/office/drawing/2016/5/13/chartex" xmlns:cx8="http://schemas.microsoft.com/office/drawing/2016/5/14/chartex" xmlns:mc="http://schemas.openxmlformats.org/markup-compatibility/2006" xmlns:aink="http://schemas.microsoft.com/office/drawing/2016/ink" xmlns:am3d="http://schemas.microsoft.com/office/drawing/2017/model3d" xmlns:o="urn:schemas-microsoft-com:office:office" xmlns:r="http://schemas.openxmlformats.org/officeDocument/2006/relationships" xmlns:m="http://schemas.openxmlformats.org/officeDocument/2006/math" xmlns:v="urn:schemas-microsoft-com:vml" xmlns:wp14="http://schemas.microsoft.com/office/word/2010/wordprocessingDrawing" xmlns:wp="http://schemas.openxmlformats.org/drawingml/2006/wordprocessingDrawing" xmlns:w10="urn:schemas-microsoft-com:office:word" xmlns:w="http://schemas.openxmlformats.org/wordprocessingml/2006/main" xmlns:w14="http://schemas.microsoft.com/office/word/2010/wordml" xmlns:w15="http://schemas.microsoft.com/office/word/2012/wordml" xmlns:w16cex="http://schemas.microsoft.com/office/word/2018/wordml/cex" xmlns:w16cid="http://schemas.microsoft.com/office/word/2016/wordml/cid" xmlns:w16="http://schemas.microsoft.com/office/word/2018/wordml" xmlns:w16sdtdh="http://schemas.microsoft.com/office/word/2020/wordml/sdtdatahash" xmlns:w16se="http://schemas.microsoft.com/office/word/2015/wordml/symex" xmlns:wpg="http://schemas.microsoft.com/office/word/2010/wordprocessingGroup" xmlns:wpi="http://schemas.microsoft.com/office/word/2010/wordprocessingInk" xmlns:wne="http://schemas.microsoft.com/office/word/2006/wordml" xmlns:wps="http://schemas.microsoft.com/office/word/2010/wordprocessingShape" mc:Ignorable="w14 w15 w16se w16cid w16 w16cex w16sdtdh wp14">
+<w:document xmlns:wpc="http://schemas.microsoft.com/office/word/2010/wordprocessingCanvas" xmlns:cx="http://schemas.microsoft.com/office/drawing/2014/chartex" xmlns:cx1="http://schemas.microsoft.com/office/drawing/2015/9/8/chartex" xmlns:mc="http://schemas.openxmlformats.org/markup-compatibility/2006" xmlns:o="urn:schemas-microsoft-com:office:office" xmlns:r="http://schemas.openxmlformats.org/officeDocument/2006/relationships" xmlns:m="http://schemas.openxmlformats.org/officeDocument/2006/math" xmlns:v="urn:schemas-microsoft-com:vml" xmlns:wp14="http://schemas.microsoft.com/office/word/2010/wordprocessingDrawing" xmlns:wp="http://schemas.openxmlformats.org/drawingml/2006/wordprocessingDrawing" xmlns:w10="urn:schemas-microsoft-com:office:word" xmlns:w="http://schemas.openxmlformats.org/wordprocessingml/2006/main" xmlns:w14="http://schemas.microsoft.com/office/word/2010/wordml" xmlns:w15="http://schemas.microsoft.com/office/word/2012/wordml" xmlns:w16se="http://schemas.microsoft.com/office/word/2015/wordml/symex" xmlns:wpg="http://schemas.microsoft.com/office/word/2010/wordprocessingGroup" xmlns:wpi="http://schemas.microsoft.com/office/word/2010/wordprocessingInk" xmlns:wne="http://schemas.microsoft.com/office/word/2006/wordml" xmlns:wps="http://schemas.microsoft.com/office/word/2010/wordprocessingShape" mc:Ignorable="w14 w15 w16se wp14">
   <w:body>
     <w:tbl>
       <w:tblPr>
@@ -13904,16 +13904,7 @@
                 <w:sz w:val="24"/>
                 <w:szCs w:val="24"/>
               </w:rPr>
-              <w:t>1</w:t>
-            </w:r>
-            <w:r>
-              <w:rPr>
-                <w:rFonts w:ascii="Times New Roman" w:eastAsia="Microsoft YaHei" w:hAnsi="Times New Roman" w:cs="Times New Roman"/>
-                <w:b/>
-                <w:sz w:val="24"/>
-                <w:szCs w:val="24"/>
-              </w:rPr>
-              <w:t>2</w:t>
+              <w:t>12</w:t>
             </w:r>
           </w:p>
         </w:tc>
@@ -14959,16 +14950,7 @@
                 <w:sz w:val="24"/>
                 <w:szCs w:val="24"/>
               </w:rPr>
-              <w:t>1</w:t>
-            </w:r>
-            <w:r>
-              <w:rPr>
-                <w:rFonts w:ascii="Times New Roman" w:eastAsia="Microsoft YaHei" w:hAnsi="Times New Roman" w:cs="Times New Roman"/>
-                <w:b/>
-                <w:sz w:val="24"/>
-                <w:szCs w:val="24"/>
-              </w:rPr>
-              <w:t>3</w:t>
+              <w:t>13</w:t>
             </w:r>
           </w:p>
         </w:tc>
@@ -16029,16 +16011,7 @@
                 <w:sz w:val="24"/>
                 <w:szCs w:val="24"/>
               </w:rPr>
-              <w:t>1</w:t>
-            </w:r>
-            <w:r>
-              <w:rPr>
-                <w:rFonts w:ascii="Times New Roman" w:eastAsia="Microsoft YaHei" w:hAnsi="Times New Roman" w:cs="Times New Roman"/>
-                <w:b/>
-                <w:sz w:val="24"/>
-                <w:szCs w:val="24"/>
-              </w:rPr>
-              <w:t>4</w:t>
+              <w:t>14</w:t>
             </w:r>
           </w:p>
         </w:tc>
@@ -17083,16 +17056,7 @@
                 <w:sz w:val="24"/>
                 <w:szCs w:val="24"/>
               </w:rPr>
-              <w:t>1</w:t>
-            </w:r>
-            <w:r>
-              <w:rPr>
-                <w:rFonts w:ascii="Times New Roman" w:eastAsia="Microsoft YaHei" w:hAnsi="Times New Roman" w:cs="Times New Roman"/>
-                <w:b/>
-                <w:sz w:val="24"/>
-                <w:szCs w:val="24"/>
-              </w:rPr>
-              <w:t>5</w:t>
+              <w:t>15</w:t>
             </w:r>
           </w:p>
         </w:tc>
@@ -18136,16 +18100,7 @@
                 <w:sz w:val="24"/>
                 <w:szCs w:val="24"/>
               </w:rPr>
-              <w:t>1</w:t>
-            </w:r>
-            <w:r>
-              <w:rPr>
-                <w:rFonts w:ascii="Times New Roman" w:eastAsia="Microsoft YaHei" w:hAnsi="Times New Roman" w:cs="Times New Roman"/>
-                <w:b/>
-                <w:sz w:val="24"/>
-                <w:szCs w:val="24"/>
-              </w:rPr>
-              <w:t>6</w:t>
+              <w:t>16</w:t>
             </w:r>
           </w:p>
         </w:tc>
@@ -19179,16 +19134,7 @@
                 <w:sz w:val="24"/>
                 <w:szCs w:val="24"/>
               </w:rPr>
-              <w:t>1</w:t>
-            </w:r>
-            <w:r>
-              <w:rPr>
-                <w:rFonts w:ascii="Times New Roman" w:eastAsia="Microsoft YaHei" w:hAnsi="Times New Roman" w:cs="Times New Roman"/>
-                <w:b/>
-                <w:sz w:val="24"/>
-                <w:szCs w:val="24"/>
-              </w:rPr>
-              <w:t>7</w:t>
+              <w:t>17</w:t>
             </w:r>
           </w:p>
         </w:tc>
@@ -20266,16 +20212,7 @@
                 <w:sz w:val="24"/>
                 <w:szCs w:val="24"/>
               </w:rPr>
-              <w:t>1</w:t>
-            </w:r>
-            <w:r>
-              <w:rPr>
-                <w:rFonts w:ascii="Times New Roman" w:eastAsia="Microsoft YaHei" w:hAnsi="Times New Roman" w:cs="Times New Roman"/>
-                <w:b/>
-                <w:sz w:val="24"/>
-                <w:szCs w:val="24"/>
-              </w:rPr>
-              <w:t>8</w:t>
+              <w:t>18</w:t>
             </w:r>
           </w:p>
         </w:tc>
@@ -21299,6 +21236,5523 @@
         </w:rPr>
       </w:pPr>
     </w:p>
+    <w:tbl>
+      <w:tblPr>
+        <w:tblW w:w="9690" w:type="dxa"/>
+        <w:tblInd w:w="80" w:type="dxa"/>
+        <w:tblLayout w:type="fixed"/>
+        <w:tblLook w:val="04A0" w:firstRow="1" w:lastRow="0" w:firstColumn="1" w:lastColumn="0" w:noHBand="0" w:noVBand="1"/>
+      </w:tblPr>
+      <w:tblGrid>
+        <w:gridCol w:w="3134"/>
+        <w:gridCol w:w="6556"/>
+      </w:tblGrid>
+      <w:tr>
+        <w:trPr>
+          <w:trHeight w:val="499"/>
+        </w:trPr>
+        <w:tc>
+          <w:tcPr>
+            <w:tcW w:w="3134" w:type="dxa"/>
+            <w:tcBorders>
+              <w:top w:val="single" w:sz="4" w:space="0" w:color="70AD47" w:themeColor="accent6"/>
+              <w:left w:val="single" w:sz="4" w:space="0" w:color="70AD47" w:themeColor="accent6"/>
+              <w:bottom w:val="single" w:sz="4" w:space="0" w:color="FFFFFF"/>
+              <w:right w:val="single" w:sz="4" w:space="0" w:color="70AD47" w:themeColor="accent6"/>
+            </w:tcBorders>
+            <w:shd w:val="clear" w:color="auto" w:fill="ED7D31" w:themeFill="accent2"/>
+            <w:vAlign w:val="center"/>
+            <w:hideMark/>
+          </w:tcPr>
+          <w:p>
+            <w:pPr>
+              <w:spacing w:after="0" w:line="256" w:lineRule="auto"/>
+              <w:ind w:firstLine="180"/>
+              <w:jc w:val="right"/>
+              <w:rPr>
+                <w:rFonts w:ascii="Times New Roman" w:eastAsia="Microsoft YaHei" w:hAnsi="Times New Roman" w:cs="Times New Roman"/>
+                <w:b/>
+                <w:sz w:val="24"/>
+                <w:szCs w:val="24"/>
+              </w:rPr>
+            </w:pPr>
+            <w:r>
+              <w:rPr>
+                <w:rFonts w:ascii="Times New Roman" w:eastAsia="Microsoft YaHei" w:hAnsi="Times New Roman" w:cs="Times New Roman"/>
+                <w:b/>
+                <w:sz w:val="24"/>
+                <w:szCs w:val="24"/>
+              </w:rPr>
+              <w:t>Тестовый пример №</w:t>
+            </w:r>
+            <w:r>
+              <w:rPr>
+                <w:rFonts w:ascii="Times New Roman" w:eastAsia="Microsoft YaHei" w:hAnsi="Times New Roman" w:cs="Times New Roman"/>
+                <w:b/>
+                <w:sz w:val="24"/>
+                <w:szCs w:val="24"/>
+              </w:rPr>
+              <w:t>19</w:t>
+            </w:r>
+          </w:p>
+        </w:tc>
+        <w:tc>
+          <w:tcPr>
+            <w:tcW w:w="6556" w:type="dxa"/>
+            <w:tcBorders>
+              <w:top w:val="single" w:sz="4" w:space="0" w:color="70AD47" w:themeColor="accent6"/>
+              <w:left w:val="single" w:sz="4" w:space="0" w:color="70AD47" w:themeColor="accent6"/>
+              <w:bottom w:val="single" w:sz="4" w:space="0" w:color="70AD47" w:themeColor="accent6"/>
+              <w:right w:val="single" w:sz="4" w:space="0" w:color="70AD47" w:themeColor="accent6"/>
+            </w:tcBorders>
+            <w:shd w:val="clear" w:color="auto" w:fill="7B7B7B" w:themeFill="accent3" w:themeFillShade="BF"/>
+            <w:vAlign w:val="center"/>
+            <w:hideMark/>
+          </w:tcPr>
+          <w:p>
+            <w:pPr>
+              <w:spacing w:after="0" w:line="256" w:lineRule="auto"/>
+              <w:rPr>
+                <w:rFonts w:ascii="Times New Roman" w:eastAsia="Microsoft YaHei" w:hAnsi="Times New Roman" w:cs="Times New Roman"/>
+                <w:color w:val="FFFFFF" w:themeColor="background1"/>
+                <w:sz w:val="24"/>
+                <w:szCs w:val="24"/>
+                <w:lang w:eastAsia="ru-RU"/>
+              </w:rPr>
+            </w:pPr>
+            <w:r>
+              <w:rPr>
+                <w:rFonts w:ascii="Times New Roman" w:eastAsia="Microsoft YaHei" w:hAnsi="Times New Roman" w:cs="Times New Roman"/>
+                <w:color w:val="FFFFFF" w:themeColor="background1"/>
+                <w:sz w:val="24"/>
+                <w:szCs w:val="24"/>
+                <w:lang w:eastAsia="ru-RU"/>
+              </w:rPr>
+              <w:t>Тест</w:t>
+            </w:r>
+            <w:r>
+              <w:rPr>
+                <w:rFonts w:ascii="Times New Roman" w:eastAsia="Microsoft YaHei" w:hAnsi="Times New Roman" w:cs="Times New Roman"/>
+                <w:color w:val="FFFFFF" w:themeColor="background1"/>
+                <w:sz w:val="24"/>
+                <w:szCs w:val="24"/>
+                <w:lang w:eastAsia="ru-RU"/>
+              </w:rPr>
+              <w:t xml:space="preserve"> </w:t>
+            </w:r>
+            <w:r>
+              <w:rPr>
+                <w:rFonts w:ascii="Times New Roman" w:eastAsia="Microsoft YaHei" w:hAnsi="Times New Roman" w:cs="Times New Roman"/>
+                <w:color w:val="FFFFFF" w:themeColor="background1"/>
+                <w:sz w:val="24"/>
+                <w:szCs w:val="24"/>
+                <w:lang w:eastAsia="ru-RU"/>
+              </w:rPr>
+              <w:t>авторизации</w:t>
+            </w:r>
+            <w:r>
+              <w:rPr>
+                <w:rFonts w:ascii="Times New Roman" w:eastAsia="Microsoft YaHei" w:hAnsi="Times New Roman" w:cs="Times New Roman"/>
+                <w:color w:val="FFFFFF" w:themeColor="background1"/>
+                <w:sz w:val="24"/>
+                <w:szCs w:val="24"/>
+                <w:lang w:eastAsia="ru-RU"/>
+              </w:rPr>
+              <w:t xml:space="preserve"> №6</w:t>
+            </w:r>
+          </w:p>
+        </w:tc>
+      </w:tr>
+      <w:tr>
+        <w:trPr>
+          <w:trHeight w:val="499"/>
+        </w:trPr>
+        <w:tc>
+          <w:tcPr>
+            <w:tcW w:w="3134" w:type="dxa"/>
+            <w:tcBorders>
+              <w:top w:val="nil"/>
+              <w:left w:val="single" w:sz="4" w:space="0" w:color="70AD47" w:themeColor="accent6"/>
+              <w:bottom w:val="single" w:sz="4" w:space="0" w:color="FFFFFF"/>
+              <w:right w:val="single" w:sz="4" w:space="0" w:color="70AD47" w:themeColor="accent6"/>
+            </w:tcBorders>
+            <w:shd w:val="clear" w:color="auto" w:fill="0ADA0F"/>
+            <w:vAlign w:val="center"/>
+            <w:hideMark/>
+          </w:tcPr>
+          <w:p>
+            <w:pPr>
+              <w:spacing w:after="0" w:line="256" w:lineRule="auto"/>
+              <w:ind w:firstLine="180"/>
+              <w:jc w:val="right"/>
+              <w:rPr>
+                <w:rFonts w:ascii="Times New Roman" w:eastAsia="Microsoft YaHei" w:hAnsi="Times New Roman" w:cs="Times New Roman"/>
+                <w:b/>
+                <w:sz w:val="24"/>
+                <w:szCs w:val="24"/>
+              </w:rPr>
+            </w:pPr>
+            <w:r>
+              <w:rPr>
+                <w:rFonts w:ascii="Times New Roman" w:eastAsia="Microsoft YaHei" w:hAnsi="Times New Roman" w:cs="Times New Roman"/>
+                <w:b/>
+                <w:sz w:val="24"/>
+                <w:szCs w:val="24"/>
+              </w:rPr>
+              <w:t>Приоритет тестирования</w:t>
+            </w:r>
+          </w:p>
+        </w:tc>
+        <w:tc>
+          <w:tcPr>
+            <w:tcW w:w="6556" w:type="dxa"/>
+            <w:tcBorders>
+              <w:top w:val="single" w:sz="4" w:space="0" w:color="70AD47" w:themeColor="accent6"/>
+              <w:left w:val="single" w:sz="4" w:space="0" w:color="70AD47" w:themeColor="accent6"/>
+              <w:bottom w:val="single" w:sz="4" w:space="0" w:color="70AD47" w:themeColor="accent6"/>
+              <w:right w:val="single" w:sz="4" w:space="0" w:color="70AD47" w:themeColor="accent6"/>
+            </w:tcBorders>
+            <w:shd w:val="clear" w:color="auto" w:fill="7B7B7B" w:themeFill="accent3" w:themeFillShade="BF"/>
+            <w:vAlign w:val="center"/>
+            <w:hideMark/>
+          </w:tcPr>
+          <w:p>
+            <w:pPr>
+              <w:spacing w:after="0" w:line="256" w:lineRule="auto"/>
+              <w:rPr>
+                <w:rFonts w:ascii="Times New Roman" w:eastAsia="Microsoft YaHei" w:hAnsi="Times New Roman" w:cs="Times New Roman"/>
+                <w:color w:val="FFFFFF" w:themeColor="background1"/>
+                <w:sz w:val="24"/>
+                <w:szCs w:val="24"/>
+                <w:lang w:eastAsia="ru-RU"/>
+              </w:rPr>
+            </w:pPr>
+            <w:r>
+              <w:rPr>
+                <w:rFonts w:ascii="Times New Roman" w:eastAsia="Microsoft YaHei" w:hAnsi="Times New Roman" w:cs="Times New Roman"/>
+                <w:color w:val="FFFFFF" w:themeColor="background1"/>
+                <w:sz w:val="24"/>
+                <w:szCs w:val="24"/>
+                <w:lang w:eastAsia="ru-RU"/>
+              </w:rPr>
+              <w:t>Высокий</w:t>
+            </w:r>
+          </w:p>
+        </w:tc>
+      </w:tr>
+      <w:tr>
+        <w:trPr>
+          <w:trHeight w:val="499"/>
+        </w:trPr>
+        <w:tc>
+          <w:tcPr>
+            <w:tcW w:w="3134" w:type="dxa"/>
+            <w:tcBorders>
+              <w:top w:val="nil"/>
+              <w:left w:val="single" w:sz="4" w:space="0" w:color="70AD47" w:themeColor="accent6"/>
+              <w:bottom w:val="single" w:sz="4" w:space="0" w:color="FFFFFF"/>
+              <w:right w:val="single" w:sz="4" w:space="0" w:color="70AD47" w:themeColor="accent6"/>
+            </w:tcBorders>
+            <w:shd w:val="clear" w:color="auto" w:fill="0ADA0F"/>
+            <w:vAlign w:val="center"/>
+            <w:hideMark/>
+          </w:tcPr>
+          <w:p>
+            <w:pPr>
+              <w:spacing w:after="0" w:line="256" w:lineRule="auto"/>
+              <w:ind w:firstLine="180"/>
+              <w:jc w:val="right"/>
+              <w:rPr>
+                <w:rFonts w:ascii="Times New Roman" w:eastAsia="Microsoft YaHei" w:hAnsi="Times New Roman" w:cs="Times New Roman"/>
+                <w:b/>
+                <w:sz w:val="24"/>
+                <w:szCs w:val="24"/>
+              </w:rPr>
+            </w:pPr>
+            <w:r>
+              <w:rPr>
+                <w:rFonts w:ascii="Times New Roman" w:eastAsia="Microsoft YaHei" w:hAnsi="Times New Roman" w:cs="Times New Roman"/>
+                <w:b/>
+                <w:sz w:val="24"/>
+                <w:szCs w:val="24"/>
+              </w:rPr>
+              <w:t>Заголовок/название теста</w:t>
+            </w:r>
+          </w:p>
+        </w:tc>
+        <w:tc>
+          <w:tcPr>
+            <w:tcW w:w="6556" w:type="dxa"/>
+            <w:tcBorders>
+              <w:top w:val="single" w:sz="4" w:space="0" w:color="70AD47" w:themeColor="accent6"/>
+              <w:left w:val="single" w:sz="4" w:space="0" w:color="70AD47" w:themeColor="accent6"/>
+              <w:bottom w:val="single" w:sz="4" w:space="0" w:color="70AD47" w:themeColor="accent6"/>
+              <w:right w:val="single" w:sz="4" w:space="0" w:color="70AD47" w:themeColor="accent6"/>
+            </w:tcBorders>
+            <w:shd w:val="clear" w:color="auto" w:fill="7B7B7B" w:themeFill="accent3" w:themeFillShade="BF"/>
+            <w:vAlign w:val="center"/>
+            <w:hideMark/>
+          </w:tcPr>
+          <w:p>
+            <w:pPr>
+              <w:spacing w:after="0" w:line="256" w:lineRule="auto"/>
+              <w:rPr>
+                <w:rFonts w:ascii="Times New Roman" w:eastAsia="Microsoft YaHei" w:hAnsi="Times New Roman" w:cs="Times New Roman"/>
+                <w:color w:val="FFFFFF" w:themeColor="background1"/>
+                <w:sz w:val="24"/>
+                <w:szCs w:val="24"/>
+                <w:lang w:eastAsia="ru-RU"/>
+              </w:rPr>
+            </w:pPr>
+            <w:r>
+              <w:rPr>
+                <w:rFonts w:ascii="Times New Roman" w:eastAsia="Microsoft YaHei" w:hAnsi="Times New Roman" w:cs="Times New Roman"/>
+                <w:color w:val="FFFFFF" w:themeColor="background1"/>
+                <w:sz w:val="24"/>
+                <w:szCs w:val="24"/>
+                <w:lang w:eastAsia="ru-RU"/>
+              </w:rPr>
+              <w:t>Тестирование авторизации клиента</w:t>
+            </w:r>
+          </w:p>
+        </w:tc>
+      </w:tr>
+      <w:tr>
+        <w:trPr>
+          <w:trHeight w:val="499"/>
+        </w:trPr>
+        <w:tc>
+          <w:tcPr>
+            <w:tcW w:w="3134" w:type="dxa"/>
+            <w:tcBorders>
+              <w:top w:val="nil"/>
+              <w:left w:val="single" w:sz="4" w:space="0" w:color="70AD47" w:themeColor="accent6"/>
+              <w:bottom w:val="single" w:sz="4" w:space="0" w:color="FFFFFF"/>
+              <w:right w:val="single" w:sz="4" w:space="0" w:color="70AD47" w:themeColor="accent6"/>
+            </w:tcBorders>
+            <w:shd w:val="clear" w:color="auto" w:fill="0ADA0F"/>
+            <w:vAlign w:val="center"/>
+            <w:hideMark/>
+          </w:tcPr>
+          <w:p>
+            <w:pPr>
+              <w:spacing w:after="0" w:line="256" w:lineRule="auto"/>
+              <w:ind w:firstLine="180"/>
+              <w:jc w:val="right"/>
+              <w:rPr>
+                <w:rFonts w:ascii="Times New Roman" w:eastAsia="Microsoft YaHei" w:hAnsi="Times New Roman" w:cs="Times New Roman"/>
+                <w:b/>
+                <w:sz w:val="24"/>
+                <w:szCs w:val="24"/>
+              </w:rPr>
+            </w:pPr>
+            <w:r>
+              <w:rPr>
+                <w:rFonts w:ascii="Times New Roman" w:eastAsia="Microsoft YaHei" w:hAnsi="Times New Roman" w:cs="Times New Roman"/>
+                <w:b/>
+                <w:sz w:val="24"/>
+                <w:szCs w:val="24"/>
+              </w:rPr>
+              <w:t>Краткое изложение теста</w:t>
+            </w:r>
+          </w:p>
+        </w:tc>
+        <w:tc>
+          <w:tcPr>
+            <w:tcW w:w="6556" w:type="dxa"/>
+            <w:tcBorders>
+              <w:top w:val="single" w:sz="4" w:space="0" w:color="70AD47" w:themeColor="accent6"/>
+              <w:left w:val="single" w:sz="4" w:space="0" w:color="70AD47" w:themeColor="accent6"/>
+              <w:bottom w:val="single" w:sz="4" w:space="0" w:color="70AD47" w:themeColor="accent6"/>
+              <w:right w:val="single" w:sz="4" w:space="0" w:color="70AD47" w:themeColor="accent6"/>
+            </w:tcBorders>
+            <w:shd w:val="clear" w:color="auto" w:fill="7B7B7B" w:themeFill="accent3" w:themeFillShade="BF"/>
+            <w:vAlign w:val="center"/>
+            <w:hideMark/>
+          </w:tcPr>
+          <w:p>
+            <w:pPr>
+              <w:rPr>
+                <w:rFonts w:ascii="Times New Roman" w:eastAsia="Microsoft YaHei" w:hAnsi="Times New Roman" w:cs="Times New Roman"/>
+                <w:color w:val="FFFFFF" w:themeColor="background1"/>
+                <w:sz w:val="24"/>
+                <w:szCs w:val="24"/>
+                <w:lang w:eastAsia="ru-RU"/>
+              </w:rPr>
+            </w:pPr>
+            <w:r>
+              <w:rPr>
+                <w:rFonts w:ascii="Times New Roman" w:eastAsia="Microsoft YaHei" w:hAnsi="Times New Roman" w:cs="Times New Roman"/>
+                <w:color w:val="FFFFFF" w:themeColor="background1"/>
+                <w:sz w:val="24"/>
+                <w:szCs w:val="24"/>
+                <w:lang w:eastAsia="ru-RU"/>
+              </w:rPr>
+              <w:t>Проверка входа в систему с учетн</w:t>
+            </w:r>
+            <w:r>
+              <w:rPr>
+                <w:rFonts w:ascii="Times New Roman" w:eastAsia="Microsoft YaHei" w:hAnsi="Times New Roman" w:cs="Times New Roman"/>
+                <w:color w:val="FFFFFF" w:themeColor="background1"/>
+                <w:sz w:val="24"/>
+                <w:szCs w:val="24"/>
+                <w:lang w:eastAsia="ru-RU"/>
+              </w:rPr>
+              <w:t xml:space="preserve">ыми данными клиента </w:t>
+            </w:r>
+          </w:p>
+        </w:tc>
+      </w:tr>
+      <w:tr>
+        <w:trPr>
+          <w:trHeight w:val="499"/>
+        </w:trPr>
+        <w:tc>
+          <w:tcPr>
+            <w:tcW w:w="3134" w:type="dxa"/>
+            <w:tcBorders>
+              <w:top w:val="nil"/>
+              <w:left w:val="single" w:sz="4" w:space="0" w:color="70AD47" w:themeColor="accent6"/>
+              <w:bottom w:val="single" w:sz="4" w:space="0" w:color="FFFFFF"/>
+              <w:right w:val="single" w:sz="4" w:space="0" w:color="70AD47" w:themeColor="accent6"/>
+            </w:tcBorders>
+            <w:shd w:val="clear" w:color="auto" w:fill="0ADA0F"/>
+            <w:vAlign w:val="center"/>
+            <w:hideMark/>
+          </w:tcPr>
+          <w:p>
+            <w:pPr>
+              <w:spacing w:after="0" w:line="256" w:lineRule="auto"/>
+              <w:ind w:firstLine="180"/>
+              <w:jc w:val="right"/>
+              <w:rPr>
+                <w:rFonts w:ascii="Times New Roman" w:eastAsia="Microsoft YaHei" w:hAnsi="Times New Roman" w:cs="Times New Roman"/>
+                <w:b/>
+                <w:sz w:val="24"/>
+                <w:szCs w:val="24"/>
+              </w:rPr>
+            </w:pPr>
+            <w:r>
+              <w:rPr>
+                <w:rFonts w:ascii="Times New Roman" w:eastAsia="Microsoft YaHei" w:hAnsi="Times New Roman" w:cs="Times New Roman"/>
+                <w:b/>
+                <w:sz w:val="24"/>
+                <w:szCs w:val="24"/>
+              </w:rPr>
+              <w:t>Этапы теста</w:t>
+            </w:r>
+          </w:p>
+        </w:tc>
+        <w:tc>
+          <w:tcPr>
+            <w:tcW w:w="6556" w:type="dxa"/>
+            <w:tcBorders>
+              <w:top w:val="single" w:sz="4" w:space="0" w:color="70AD47" w:themeColor="accent6"/>
+              <w:left w:val="single" w:sz="4" w:space="0" w:color="70AD47" w:themeColor="accent6"/>
+              <w:bottom w:val="single" w:sz="4" w:space="0" w:color="70AD47" w:themeColor="accent6"/>
+              <w:right w:val="single" w:sz="4" w:space="0" w:color="70AD47" w:themeColor="accent6"/>
+            </w:tcBorders>
+            <w:shd w:val="clear" w:color="auto" w:fill="7B7B7B" w:themeFill="accent3" w:themeFillShade="BF"/>
+            <w:vAlign w:val="center"/>
+            <w:hideMark/>
+          </w:tcPr>
+          <w:p>
+            <w:pPr>
+              <w:numPr>
+                <w:ilvl w:val="0"/>
+                <w:numId w:val="20"/>
+              </w:numPr>
+              <w:spacing w:after="0" w:line="256" w:lineRule="auto"/>
+              <w:contextualSpacing/>
+              <w:rPr>
+                <w:rFonts w:ascii="Times New Roman" w:eastAsia="Microsoft YaHei" w:hAnsi="Times New Roman" w:cs="Times New Roman"/>
+                <w:color w:val="FFFFFF" w:themeColor="background1"/>
+                <w:sz w:val="24"/>
+                <w:szCs w:val="24"/>
+                <w:lang w:eastAsia="ru-RU"/>
+              </w:rPr>
+            </w:pPr>
+            <w:r>
+              <w:rPr>
+                <w:rFonts w:ascii="Times New Roman" w:eastAsia="Microsoft YaHei" w:hAnsi="Times New Roman" w:cs="Times New Roman"/>
+                <w:color w:val="FFFFFF" w:themeColor="background1"/>
+                <w:sz w:val="24"/>
+                <w:szCs w:val="24"/>
+                <w:lang w:eastAsia="ru-RU"/>
+              </w:rPr>
+              <w:t xml:space="preserve">Нажать на </w:t>
+            </w:r>
+            <w:proofErr w:type="spellStart"/>
+            <w:r>
+              <w:rPr>
+                <w:rFonts w:ascii="Times New Roman" w:eastAsia="Microsoft YaHei" w:hAnsi="Times New Roman" w:cs="Times New Roman"/>
+                <w:color w:val="FFFFFF" w:themeColor="background1"/>
+                <w:sz w:val="24"/>
+                <w:szCs w:val="24"/>
+                <w:lang w:eastAsia="ru-RU"/>
+              </w:rPr>
+              <w:t>textbox</w:t>
+            </w:r>
+            <w:proofErr w:type="spellEnd"/>
+            <w:r>
+              <w:rPr>
+                <w:rFonts w:ascii="Times New Roman" w:eastAsia="Microsoft YaHei" w:hAnsi="Times New Roman" w:cs="Times New Roman"/>
+                <w:color w:val="FFFFFF" w:themeColor="background1"/>
+                <w:sz w:val="24"/>
+                <w:szCs w:val="24"/>
+                <w:lang w:eastAsia="ru-RU"/>
+              </w:rPr>
+              <w:t xml:space="preserve"> ввода логина, заполнить его.</w:t>
+            </w:r>
+          </w:p>
+          <w:p>
+            <w:pPr>
+              <w:numPr>
+                <w:ilvl w:val="0"/>
+                <w:numId w:val="20"/>
+              </w:numPr>
+              <w:spacing w:after="0" w:line="256" w:lineRule="auto"/>
+              <w:contextualSpacing/>
+              <w:rPr>
+                <w:rFonts w:ascii="Times New Roman" w:eastAsia="Microsoft YaHei" w:hAnsi="Times New Roman" w:cs="Times New Roman"/>
+                <w:color w:val="FFFFFF" w:themeColor="background1"/>
+                <w:sz w:val="24"/>
+                <w:szCs w:val="24"/>
+                <w:lang w:eastAsia="ru-RU"/>
+              </w:rPr>
+            </w:pPr>
+            <w:r>
+              <w:rPr>
+                <w:rFonts w:ascii="Times New Roman" w:eastAsia="Microsoft YaHei" w:hAnsi="Times New Roman" w:cs="Times New Roman"/>
+                <w:color w:val="FFFFFF" w:themeColor="background1"/>
+                <w:sz w:val="24"/>
+                <w:szCs w:val="24"/>
+                <w:lang w:eastAsia="ru-RU"/>
+              </w:rPr>
+              <w:t xml:space="preserve">Нажать на </w:t>
+            </w:r>
+            <w:proofErr w:type="spellStart"/>
+            <w:r>
+              <w:rPr>
+                <w:rFonts w:ascii="Times New Roman" w:eastAsia="Microsoft YaHei" w:hAnsi="Times New Roman" w:cs="Times New Roman"/>
+                <w:color w:val="FFFFFF" w:themeColor="background1"/>
+                <w:sz w:val="24"/>
+                <w:szCs w:val="24"/>
+                <w:lang w:eastAsia="ru-RU"/>
+              </w:rPr>
+              <w:t>passwordbox</w:t>
+            </w:r>
+            <w:proofErr w:type="spellEnd"/>
+            <w:r>
+              <w:rPr>
+                <w:rFonts w:ascii="Times New Roman" w:eastAsia="Microsoft YaHei" w:hAnsi="Times New Roman" w:cs="Times New Roman"/>
+                <w:color w:val="FFFFFF" w:themeColor="background1"/>
+                <w:sz w:val="24"/>
+                <w:szCs w:val="24"/>
+                <w:lang w:eastAsia="ru-RU"/>
+              </w:rPr>
+              <w:t xml:space="preserve"> ввода пароля, заполнить его.</w:t>
+            </w:r>
+          </w:p>
+          <w:p>
+            <w:pPr>
+              <w:numPr>
+                <w:ilvl w:val="0"/>
+                <w:numId w:val="20"/>
+              </w:numPr>
+              <w:spacing w:after="0" w:line="256" w:lineRule="auto"/>
+              <w:contextualSpacing/>
+              <w:rPr>
+                <w:rFonts w:ascii="Times New Roman" w:eastAsia="Microsoft YaHei" w:hAnsi="Times New Roman" w:cs="Times New Roman"/>
+                <w:color w:val="FFFFFF" w:themeColor="background1"/>
+                <w:sz w:val="24"/>
+                <w:szCs w:val="24"/>
+                <w:lang w:eastAsia="ru-RU"/>
+              </w:rPr>
+            </w:pPr>
+            <w:r>
+              <w:rPr>
+                <w:rFonts w:ascii="Times New Roman" w:eastAsia="Microsoft YaHei" w:hAnsi="Times New Roman" w:cs="Times New Roman"/>
+                <w:color w:val="FFFFFF" w:themeColor="background1"/>
+                <w:sz w:val="24"/>
+                <w:szCs w:val="24"/>
+                <w:lang w:eastAsia="ru-RU"/>
+              </w:rPr>
+              <w:t>Убедиться, что введённые данные верные.</w:t>
+            </w:r>
+          </w:p>
+          <w:p>
+            <w:pPr>
+              <w:numPr>
+                <w:ilvl w:val="0"/>
+                <w:numId w:val="20"/>
+              </w:numPr>
+              <w:spacing w:after="0" w:line="256" w:lineRule="auto"/>
+              <w:contextualSpacing/>
+              <w:rPr>
+                <w:rFonts w:ascii="Times New Roman" w:eastAsia="Microsoft YaHei" w:hAnsi="Times New Roman" w:cs="Times New Roman"/>
+                <w:color w:val="FFFFFF" w:themeColor="background1"/>
+                <w:sz w:val="24"/>
+                <w:szCs w:val="24"/>
+                <w:lang w:eastAsia="ru-RU"/>
+              </w:rPr>
+            </w:pPr>
+            <w:r>
+              <w:rPr>
+                <w:rFonts w:ascii="Times New Roman" w:eastAsia="Microsoft YaHei" w:hAnsi="Times New Roman" w:cs="Times New Roman"/>
+                <w:color w:val="FFFFFF" w:themeColor="background1"/>
+                <w:sz w:val="24"/>
+                <w:szCs w:val="24"/>
+                <w:lang w:eastAsia="ru-RU"/>
+              </w:rPr>
+              <w:t>Войти в аккаунт.</w:t>
+            </w:r>
+          </w:p>
+        </w:tc>
+      </w:tr>
+      <w:tr>
+        <w:trPr>
+          <w:trHeight w:val="499"/>
+        </w:trPr>
+        <w:tc>
+          <w:tcPr>
+            <w:tcW w:w="3134" w:type="dxa"/>
+            <w:tcBorders>
+              <w:top w:val="nil"/>
+              <w:left w:val="single" w:sz="4" w:space="0" w:color="70AD47" w:themeColor="accent6"/>
+              <w:bottom w:val="single" w:sz="4" w:space="0" w:color="FFFFFF"/>
+              <w:right w:val="single" w:sz="4" w:space="0" w:color="70AD47" w:themeColor="accent6"/>
+            </w:tcBorders>
+            <w:shd w:val="clear" w:color="auto" w:fill="0ADA0F"/>
+            <w:vAlign w:val="center"/>
+            <w:hideMark/>
+          </w:tcPr>
+          <w:p>
+            <w:pPr>
+              <w:spacing w:after="0" w:line="256" w:lineRule="auto"/>
+              <w:ind w:firstLine="180"/>
+              <w:jc w:val="right"/>
+              <w:rPr>
+                <w:rFonts w:ascii="Times New Roman" w:eastAsia="Microsoft YaHei" w:hAnsi="Times New Roman" w:cs="Times New Roman"/>
+                <w:b/>
+                <w:sz w:val="24"/>
+                <w:szCs w:val="24"/>
+              </w:rPr>
+            </w:pPr>
+            <w:r>
+              <w:rPr>
+                <w:rFonts w:ascii="Times New Roman" w:eastAsia="Microsoft YaHei" w:hAnsi="Times New Roman" w:cs="Times New Roman"/>
+                <w:b/>
+                <w:sz w:val="24"/>
+                <w:szCs w:val="24"/>
+              </w:rPr>
+              <w:t>Тестовые данные</w:t>
+            </w:r>
+          </w:p>
+        </w:tc>
+        <w:tc>
+          <w:tcPr>
+            <w:tcW w:w="6556" w:type="dxa"/>
+            <w:tcBorders>
+              <w:top w:val="single" w:sz="4" w:space="0" w:color="70AD47" w:themeColor="accent6"/>
+              <w:left w:val="single" w:sz="4" w:space="0" w:color="70AD47" w:themeColor="accent6"/>
+              <w:bottom w:val="single" w:sz="4" w:space="0" w:color="70AD47" w:themeColor="accent6"/>
+              <w:right w:val="single" w:sz="4" w:space="0" w:color="70AD47" w:themeColor="accent6"/>
+            </w:tcBorders>
+            <w:shd w:val="clear" w:color="auto" w:fill="7B7B7B" w:themeFill="accent3" w:themeFillShade="BF"/>
+            <w:vAlign w:val="center"/>
+            <w:hideMark/>
+          </w:tcPr>
+          <w:p>
+            <w:pPr>
+              <w:numPr>
+                <w:ilvl w:val="0"/>
+                <w:numId w:val="21"/>
+              </w:numPr>
+              <w:spacing w:after="0" w:line="256" w:lineRule="auto"/>
+              <w:rPr>
+                <w:rFonts w:ascii="Times New Roman" w:eastAsia="Microsoft YaHei" w:hAnsi="Times New Roman" w:cs="Times New Roman"/>
+                <w:color w:val="FFFFFF" w:themeColor="background1"/>
+                <w:sz w:val="24"/>
+                <w:szCs w:val="24"/>
+                <w:lang w:eastAsia="ru-RU"/>
+              </w:rPr>
+            </w:pPr>
+            <w:proofErr w:type="spellStart"/>
+            <w:r>
+              <w:rPr>
+                <w:rFonts w:ascii="Times New Roman" w:eastAsia="Microsoft YaHei" w:hAnsi="Times New Roman" w:cs="Times New Roman"/>
+                <w:color w:val="FFFFFF" w:themeColor="background1"/>
+                <w:sz w:val="24"/>
+                <w:szCs w:val="24"/>
+                <w:lang w:eastAsia="ru-RU"/>
+              </w:rPr>
+              <w:t>Textbox</w:t>
+            </w:r>
+            <w:proofErr w:type="spellEnd"/>
+            <w:r>
+              <w:rPr>
+                <w:rFonts w:ascii="Times New Roman" w:eastAsia="Microsoft YaHei" w:hAnsi="Times New Roman" w:cs="Times New Roman"/>
+                <w:color w:val="FFFFFF" w:themeColor="background1"/>
+                <w:sz w:val="24"/>
+                <w:szCs w:val="24"/>
+                <w:lang w:eastAsia="ru-RU"/>
+              </w:rPr>
+              <w:t xml:space="preserve">: </w:t>
+            </w:r>
+            <w:proofErr w:type="spellStart"/>
+            <w:r>
+              <w:rPr>
+                <w:rFonts w:ascii="Times New Roman" w:eastAsia="Microsoft YaHei" w:hAnsi="Times New Roman" w:cs="Times New Roman"/>
+                <w:color w:val="FFFFFF" w:themeColor="background1"/>
+                <w:sz w:val="24"/>
+                <w:szCs w:val="24"/>
+                <w:lang w:eastAsia="ru-RU"/>
+              </w:rPr>
+              <w:t>client</w:t>
+            </w:r>
+            <w:proofErr w:type="spellEnd"/>
+            <w:r>
+              <w:rPr>
+                <w:rFonts w:ascii="Times New Roman" w:eastAsia="Microsoft YaHei" w:hAnsi="Times New Roman" w:cs="Times New Roman"/>
+                <w:color w:val="FFFFFF" w:themeColor="background1"/>
+                <w:sz w:val="24"/>
+                <w:szCs w:val="24"/>
+                <w:lang w:eastAsia="ru-RU"/>
+              </w:rPr>
+              <w:t>;</w:t>
+            </w:r>
+          </w:p>
+          <w:p>
+            <w:pPr>
+              <w:numPr>
+                <w:ilvl w:val="0"/>
+                <w:numId w:val="21"/>
+              </w:numPr>
+              <w:spacing w:after="0" w:line="256" w:lineRule="auto"/>
+              <w:rPr>
+                <w:rFonts w:ascii="Times New Roman" w:eastAsia="Microsoft YaHei" w:hAnsi="Times New Roman" w:cs="Times New Roman"/>
+                <w:color w:val="FFFFFF" w:themeColor="background1"/>
+                <w:sz w:val="24"/>
+                <w:szCs w:val="24"/>
+                <w:lang w:eastAsia="ru-RU"/>
+              </w:rPr>
+            </w:pPr>
+            <w:proofErr w:type="spellStart"/>
+            <w:r>
+              <w:rPr>
+                <w:rFonts w:ascii="Times New Roman" w:eastAsia="Microsoft YaHei" w:hAnsi="Times New Roman" w:cs="Times New Roman"/>
+                <w:color w:val="FFFFFF" w:themeColor="background1"/>
+                <w:sz w:val="24"/>
+                <w:szCs w:val="24"/>
+                <w:lang w:eastAsia="ru-RU"/>
+              </w:rPr>
+              <w:t>Passwordbox</w:t>
+            </w:r>
+            <w:proofErr w:type="spellEnd"/>
+            <w:r>
+              <w:rPr>
+                <w:rFonts w:ascii="Times New Roman" w:eastAsia="Microsoft YaHei" w:hAnsi="Times New Roman" w:cs="Times New Roman"/>
+                <w:color w:val="FFFFFF" w:themeColor="background1"/>
+                <w:sz w:val="24"/>
+                <w:szCs w:val="24"/>
+                <w:lang w:eastAsia="ru-RU"/>
+              </w:rPr>
+              <w:t>: 123.</w:t>
+            </w:r>
+          </w:p>
+          <w:p>
+            <w:pPr>
+              <w:spacing w:after="0" w:line="256" w:lineRule="auto"/>
+              <w:rPr>
+                <w:rFonts w:ascii="Times New Roman" w:eastAsia="Microsoft YaHei" w:hAnsi="Times New Roman" w:cs="Times New Roman"/>
+                <w:color w:val="FFFFFF" w:themeColor="background1"/>
+                <w:sz w:val="24"/>
+                <w:szCs w:val="24"/>
+                <w:lang w:val="en-US" w:eastAsia="ru-RU"/>
+              </w:rPr>
+            </w:pPr>
+          </w:p>
+        </w:tc>
+      </w:tr>
+      <w:tr>
+        <w:trPr>
+          <w:trHeight w:val="499"/>
+        </w:trPr>
+        <w:tc>
+          <w:tcPr>
+            <w:tcW w:w="3134" w:type="dxa"/>
+            <w:tcBorders>
+              <w:top w:val="nil"/>
+              <w:left w:val="single" w:sz="4" w:space="0" w:color="70AD47" w:themeColor="accent6"/>
+              <w:bottom w:val="single" w:sz="4" w:space="0" w:color="FFFFFF"/>
+              <w:right w:val="single" w:sz="4" w:space="0" w:color="70AD47" w:themeColor="accent6"/>
+            </w:tcBorders>
+            <w:shd w:val="clear" w:color="auto" w:fill="0ADA0F"/>
+            <w:vAlign w:val="center"/>
+            <w:hideMark/>
+          </w:tcPr>
+          <w:p>
+            <w:pPr>
+              <w:spacing w:after="0" w:line="256" w:lineRule="auto"/>
+              <w:ind w:firstLine="180"/>
+              <w:jc w:val="right"/>
+              <w:rPr>
+                <w:rFonts w:ascii="Times New Roman" w:eastAsia="Microsoft YaHei" w:hAnsi="Times New Roman" w:cs="Times New Roman"/>
+                <w:b/>
+                <w:sz w:val="24"/>
+                <w:szCs w:val="24"/>
+              </w:rPr>
+            </w:pPr>
+            <w:r>
+              <w:rPr>
+                <w:rFonts w:ascii="Times New Roman" w:eastAsia="Microsoft YaHei" w:hAnsi="Times New Roman" w:cs="Times New Roman"/>
+                <w:b/>
+                <w:sz w:val="24"/>
+                <w:szCs w:val="24"/>
+              </w:rPr>
+              <w:t>Ожидаемый результат</w:t>
+            </w:r>
+          </w:p>
+        </w:tc>
+        <w:tc>
+          <w:tcPr>
+            <w:tcW w:w="6556" w:type="dxa"/>
+            <w:tcBorders>
+              <w:top w:val="single" w:sz="4" w:space="0" w:color="70AD47" w:themeColor="accent6"/>
+              <w:left w:val="single" w:sz="4" w:space="0" w:color="70AD47" w:themeColor="accent6"/>
+              <w:bottom w:val="single" w:sz="4" w:space="0" w:color="70AD47" w:themeColor="accent6"/>
+              <w:right w:val="single" w:sz="4" w:space="0" w:color="70AD47" w:themeColor="accent6"/>
+            </w:tcBorders>
+            <w:shd w:val="clear" w:color="auto" w:fill="7B7B7B" w:themeFill="accent3" w:themeFillShade="BF"/>
+            <w:vAlign w:val="center"/>
+            <w:hideMark/>
+          </w:tcPr>
+          <w:p>
+            <w:pPr>
+              <w:rPr>
+                <w:rFonts w:ascii="Times New Roman" w:hAnsi="Times New Roman" w:cs="Times New Roman"/>
+                <w:color w:val="FFFFFF" w:themeColor="background1"/>
+                <w:sz w:val="24"/>
+                <w:szCs w:val="24"/>
+              </w:rPr>
+            </w:pPr>
+            <w:r>
+              <w:rPr>
+                <w:rFonts w:ascii="Times New Roman" w:hAnsi="Times New Roman" w:cs="Times New Roman"/>
+                <w:color w:val="FFFFFF" w:themeColor="background1"/>
+                <w:sz w:val="24"/>
+                <w:szCs w:val="24"/>
+              </w:rPr>
+              <w:t xml:space="preserve">После успешной авторизации открывается окно с приветствием "Добро пожаловать, </w:t>
+            </w:r>
+            <w:proofErr w:type="spellStart"/>
+            <w:r>
+              <w:rPr>
+                <w:rFonts w:ascii="Times New Roman" w:hAnsi="Times New Roman" w:cs="Times New Roman"/>
+                <w:color w:val="FFFFFF" w:themeColor="background1"/>
+                <w:sz w:val="24"/>
+                <w:szCs w:val="24"/>
+              </w:rPr>
+              <w:t>client</w:t>
+            </w:r>
+            <w:proofErr w:type="spellEnd"/>
+            <w:r>
+              <w:rPr>
+                <w:rFonts w:ascii="Times New Roman" w:hAnsi="Times New Roman" w:cs="Times New Roman"/>
+                <w:color w:val="FFFFFF" w:themeColor="background1"/>
+                <w:sz w:val="24"/>
+                <w:szCs w:val="24"/>
+              </w:rPr>
+              <w:t>!" и отображаются две кнопки: "Каталог цветов" и "Выйти".</w:t>
+            </w:r>
+          </w:p>
+        </w:tc>
+      </w:tr>
+      <w:tr>
+        <w:trPr>
+          <w:trHeight w:val="499"/>
+        </w:trPr>
+        <w:tc>
+          <w:tcPr>
+            <w:tcW w:w="3134" w:type="dxa"/>
+            <w:tcBorders>
+              <w:top w:val="nil"/>
+              <w:left w:val="single" w:sz="4" w:space="0" w:color="70AD47" w:themeColor="accent6"/>
+              <w:bottom w:val="single" w:sz="4" w:space="0" w:color="FFFFFF"/>
+              <w:right w:val="single" w:sz="4" w:space="0" w:color="70AD47" w:themeColor="accent6"/>
+            </w:tcBorders>
+            <w:shd w:val="clear" w:color="auto" w:fill="0ADA0F"/>
+            <w:vAlign w:val="center"/>
+            <w:hideMark/>
+          </w:tcPr>
+          <w:p>
+            <w:pPr>
+              <w:spacing w:after="0" w:line="256" w:lineRule="auto"/>
+              <w:ind w:firstLine="180"/>
+              <w:jc w:val="right"/>
+              <w:rPr>
+                <w:rFonts w:ascii="Times New Roman" w:eastAsia="Microsoft YaHei" w:hAnsi="Times New Roman" w:cs="Times New Roman"/>
+                <w:b/>
+                <w:sz w:val="24"/>
+                <w:szCs w:val="24"/>
+              </w:rPr>
+            </w:pPr>
+            <w:r>
+              <w:rPr>
+                <w:rFonts w:ascii="Times New Roman" w:eastAsia="Microsoft YaHei" w:hAnsi="Times New Roman" w:cs="Times New Roman"/>
+                <w:b/>
+                <w:sz w:val="24"/>
+                <w:szCs w:val="24"/>
+              </w:rPr>
+              <w:lastRenderedPageBreak/>
+              <w:t xml:space="preserve">Фактический результат </w:t>
+            </w:r>
+          </w:p>
+        </w:tc>
+        <w:tc>
+          <w:tcPr>
+            <w:tcW w:w="6556" w:type="dxa"/>
+            <w:tcBorders>
+              <w:top w:val="single" w:sz="4" w:space="0" w:color="70AD47" w:themeColor="accent6"/>
+              <w:left w:val="single" w:sz="4" w:space="0" w:color="70AD47" w:themeColor="accent6"/>
+              <w:bottom w:val="single" w:sz="4" w:space="0" w:color="70AD47" w:themeColor="accent6"/>
+              <w:right w:val="single" w:sz="4" w:space="0" w:color="70AD47" w:themeColor="accent6"/>
+            </w:tcBorders>
+            <w:shd w:val="clear" w:color="auto" w:fill="7B7B7B" w:themeFill="accent3" w:themeFillShade="BF"/>
+            <w:vAlign w:val="center"/>
+          </w:tcPr>
+          <w:p>
+            <w:pPr>
+              <w:rPr>
+                <w:rFonts w:ascii="Times New Roman" w:eastAsia="Microsoft YaHei" w:hAnsi="Times New Roman" w:cs="Times New Roman"/>
+                <w:color w:val="FFFFFF" w:themeColor="background1"/>
+                <w:sz w:val="24"/>
+                <w:szCs w:val="24"/>
+                <w:lang w:eastAsia="ru-RU"/>
+              </w:rPr>
+            </w:pPr>
+            <w:r>
+              <w:rPr>
+                <w:rFonts w:ascii="Times New Roman" w:eastAsia="Microsoft YaHei" w:hAnsi="Times New Roman" w:cs="Times New Roman"/>
+                <w:color w:val="FFFFFF" w:themeColor="background1"/>
+                <w:sz w:val="24"/>
+                <w:szCs w:val="24"/>
+                <w:lang w:eastAsia="ru-RU"/>
+              </w:rPr>
+              <w:t xml:space="preserve">После успешной авторизации открылось окно с приветствием "Добро пожаловать, </w:t>
+            </w:r>
+            <w:proofErr w:type="spellStart"/>
+            <w:r>
+              <w:rPr>
+                <w:rFonts w:ascii="Times New Roman" w:eastAsia="Microsoft YaHei" w:hAnsi="Times New Roman" w:cs="Times New Roman"/>
+                <w:color w:val="FFFFFF" w:themeColor="background1"/>
+                <w:sz w:val="24"/>
+                <w:szCs w:val="24"/>
+                <w:lang w:eastAsia="ru-RU"/>
+              </w:rPr>
+              <w:t>client</w:t>
+            </w:r>
+            <w:proofErr w:type="spellEnd"/>
+            <w:r>
+              <w:rPr>
+                <w:rFonts w:ascii="Times New Roman" w:eastAsia="Microsoft YaHei" w:hAnsi="Times New Roman" w:cs="Times New Roman"/>
+                <w:color w:val="FFFFFF" w:themeColor="background1"/>
+                <w:sz w:val="24"/>
+                <w:szCs w:val="24"/>
+                <w:lang w:eastAsia="ru-RU"/>
+              </w:rPr>
+              <w:t>!" и отобразились две кнопки: "Каталог цветов" и "Выйти".</w:t>
+            </w:r>
+          </w:p>
+        </w:tc>
+      </w:tr>
+      <w:tr>
+        <w:trPr>
+          <w:trHeight w:val="499"/>
+        </w:trPr>
+        <w:tc>
+          <w:tcPr>
+            <w:tcW w:w="3134" w:type="dxa"/>
+            <w:tcBorders>
+              <w:top w:val="nil"/>
+              <w:left w:val="single" w:sz="4" w:space="0" w:color="70AD47" w:themeColor="accent6"/>
+              <w:bottom w:val="single" w:sz="4" w:space="0" w:color="FFFFFF"/>
+              <w:right w:val="single" w:sz="4" w:space="0" w:color="70AD47" w:themeColor="accent6"/>
+            </w:tcBorders>
+            <w:shd w:val="clear" w:color="auto" w:fill="0ADA0F"/>
+            <w:vAlign w:val="center"/>
+            <w:hideMark/>
+          </w:tcPr>
+          <w:p>
+            <w:pPr>
+              <w:spacing w:after="0" w:line="256" w:lineRule="auto"/>
+              <w:ind w:firstLine="180"/>
+              <w:jc w:val="right"/>
+              <w:rPr>
+                <w:rFonts w:ascii="Times New Roman" w:eastAsia="Microsoft YaHei" w:hAnsi="Times New Roman" w:cs="Times New Roman"/>
+                <w:b/>
+                <w:sz w:val="24"/>
+                <w:szCs w:val="24"/>
+              </w:rPr>
+            </w:pPr>
+            <w:r>
+              <w:rPr>
+                <w:rFonts w:ascii="Times New Roman" w:eastAsia="Microsoft YaHei" w:hAnsi="Times New Roman" w:cs="Times New Roman"/>
+                <w:b/>
+                <w:sz w:val="24"/>
+                <w:szCs w:val="24"/>
+              </w:rPr>
+              <w:t>Статус</w:t>
+            </w:r>
+          </w:p>
+        </w:tc>
+        <w:tc>
+          <w:tcPr>
+            <w:tcW w:w="6556" w:type="dxa"/>
+            <w:tcBorders>
+              <w:top w:val="single" w:sz="4" w:space="0" w:color="70AD47" w:themeColor="accent6"/>
+              <w:left w:val="single" w:sz="4" w:space="0" w:color="70AD47" w:themeColor="accent6"/>
+              <w:bottom w:val="single" w:sz="4" w:space="0" w:color="70AD47" w:themeColor="accent6"/>
+              <w:right w:val="single" w:sz="4" w:space="0" w:color="70AD47" w:themeColor="accent6"/>
+            </w:tcBorders>
+            <w:shd w:val="clear" w:color="auto" w:fill="7B7B7B" w:themeFill="accent3" w:themeFillShade="BF"/>
+            <w:vAlign w:val="center"/>
+            <w:hideMark/>
+          </w:tcPr>
+          <w:p>
+            <w:pPr>
+              <w:spacing w:after="0" w:line="256" w:lineRule="auto"/>
+              <w:rPr>
+                <w:rFonts w:ascii="Times New Roman" w:eastAsia="Microsoft YaHei" w:hAnsi="Times New Roman" w:cs="Times New Roman"/>
+                <w:color w:val="FF0000"/>
+                <w:sz w:val="24"/>
+                <w:szCs w:val="24"/>
+                <w:lang w:eastAsia="ru-RU"/>
+              </w:rPr>
+            </w:pPr>
+            <w:r>
+              <w:rPr>
+                <w:rFonts w:ascii="Times New Roman" w:eastAsia="Microsoft YaHei" w:hAnsi="Times New Roman" w:cs="Times New Roman"/>
+                <w:color w:val="FFFF00"/>
+                <w:sz w:val="24"/>
+                <w:szCs w:val="24"/>
+                <w:lang w:eastAsia="ru-RU"/>
+              </w:rPr>
+              <w:t>Зачёт</w:t>
+            </w:r>
+          </w:p>
+        </w:tc>
+      </w:tr>
+      <w:tr>
+        <w:trPr>
+          <w:trHeight w:val="499"/>
+        </w:trPr>
+        <w:tc>
+          <w:tcPr>
+            <w:tcW w:w="3134" w:type="dxa"/>
+            <w:tcBorders>
+              <w:top w:val="nil"/>
+              <w:left w:val="single" w:sz="4" w:space="0" w:color="70AD47" w:themeColor="accent6"/>
+              <w:bottom w:val="single" w:sz="4" w:space="0" w:color="FFFFFF"/>
+              <w:right w:val="single" w:sz="4" w:space="0" w:color="70AD47" w:themeColor="accent6"/>
+            </w:tcBorders>
+            <w:shd w:val="clear" w:color="auto" w:fill="0ADA0F"/>
+            <w:vAlign w:val="center"/>
+            <w:hideMark/>
+          </w:tcPr>
+          <w:p>
+            <w:pPr>
+              <w:spacing w:after="0" w:line="256" w:lineRule="auto"/>
+              <w:ind w:firstLine="180"/>
+              <w:jc w:val="right"/>
+              <w:rPr>
+                <w:rFonts w:ascii="Times New Roman" w:eastAsia="Microsoft YaHei" w:hAnsi="Times New Roman" w:cs="Times New Roman"/>
+                <w:b/>
+                <w:sz w:val="24"/>
+                <w:szCs w:val="24"/>
+              </w:rPr>
+            </w:pPr>
+            <w:r>
+              <w:rPr>
+                <w:rFonts w:ascii="Times New Roman" w:eastAsia="Microsoft YaHei" w:hAnsi="Times New Roman" w:cs="Times New Roman"/>
+                <w:b/>
+                <w:sz w:val="24"/>
+                <w:szCs w:val="24"/>
+              </w:rPr>
+              <w:t>Предварительное условие</w:t>
+            </w:r>
+          </w:p>
+        </w:tc>
+        <w:tc>
+          <w:tcPr>
+            <w:tcW w:w="6556" w:type="dxa"/>
+            <w:tcBorders>
+              <w:top w:val="single" w:sz="4" w:space="0" w:color="70AD47" w:themeColor="accent6"/>
+              <w:left w:val="single" w:sz="4" w:space="0" w:color="70AD47" w:themeColor="accent6"/>
+              <w:bottom w:val="single" w:sz="4" w:space="0" w:color="70AD47" w:themeColor="accent6"/>
+              <w:right w:val="single" w:sz="4" w:space="0" w:color="70AD47" w:themeColor="accent6"/>
+            </w:tcBorders>
+            <w:shd w:val="clear" w:color="auto" w:fill="7B7B7B" w:themeFill="accent3" w:themeFillShade="BF"/>
+            <w:vAlign w:val="center"/>
+            <w:hideMark/>
+          </w:tcPr>
+          <w:p>
+            <w:pPr>
+              <w:spacing w:after="0" w:line="256" w:lineRule="auto"/>
+              <w:rPr>
+                <w:rFonts w:ascii="Times New Roman" w:eastAsia="Microsoft YaHei" w:hAnsi="Times New Roman" w:cs="Times New Roman"/>
+                <w:color w:val="FFFFFF" w:themeColor="background1"/>
+                <w:sz w:val="24"/>
+                <w:szCs w:val="24"/>
+                <w:lang w:eastAsia="ru-RU"/>
+              </w:rPr>
+            </w:pPr>
+            <w:r>
+              <w:rPr>
+                <w:rFonts w:ascii="Times New Roman" w:eastAsia="Microsoft YaHei" w:hAnsi="Times New Roman" w:cs="Times New Roman"/>
+                <w:color w:val="FFFFFF" w:themeColor="background1"/>
+                <w:sz w:val="24"/>
+                <w:szCs w:val="24"/>
+                <w:lang w:eastAsia="ru-RU"/>
+              </w:rPr>
+              <w:t>Приложение запущено, пользователь находится на странице авторизации.</w:t>
+            </w:r>
+          </w:p>
+        </w:tc>
+      </w:tr>
+      <w:tr>
+        <w:trPr>
+          <w:trHeight w:val="499"/>
+        </w:trPr>
+        <w:tc>
+          <w:tcPr>
+            <w:tcW w:w="3134" w:type="dxa"/>
+            <w:tcBorders>
+              <w:top w:val="nil"/>
+              <w:left w:val="single" w:sz="4" w:space="0" w:color="70AD47" w:themeColor="accent6"/>
+              <w:bottom w:val="single" w:sz="4" w:space="0" w:color="FFFFFF"/>
+              <w:right w:val="single" w:sz="4" w:space="0" w:color="70AD47" w:themeColor="accent6"/>
+            </w:tcBorders>
+            <w:shd w:val="clear" w:color="auto" w:fill="0ADA0F"/>
+            <w:vAlign w:val="center"/>
+            <w:hideMark/>
+          </w:tcPr>
+          <w:p>
+            <w:pPr>
+              <w:spacing w:after="0" w:line="256" w:lineRule="auto"/>
+              <w:ind w:firstLine="180"/>
+              <w:jc w:val="right"/>
+              <w:rPr>
+                <w:rFonts w:ascii="Times New Roman" w:eastAsia="Microsoft YaHei" w:hAnsi="Times New Roman" w:cs="Times New Roman"/>
+                <w:b/>
+                <w:sz w:val="24"/>
+                <w:szCs w:val="24"/>
+              </w:rPr>
+            </w:pPr>
+            <w:r>
+              <w:rPr>
+                <w:rFonts w:ascii="Times New Roman" w:eastAsia="Microsoft YaHei" w:hAnsi="Times New Roman" w:cs="Times New Roman"/>
+                <w:b/>
+                <w:sz w:val="24"/>
+                <w:szCs w:val="24"/>
+              </w:rPr>
+              <w:t>Постусловие</w:t>
+            </w:r>
+          </w:p>
+        </w:tc>
+        <w:tc>
+          <w:tcPr>
+            <w:tcW w:w="6556" w:type="dxa"/>
+            <w:tcBorders>
+              <w:top w:val="single" w:sz="4" w:space="0" w:color="70AD47" w:themeColor="accent6"/>
+              <w:left w:val="single" w:sz="4" w:space="0" w:color="70AD47" w:themeColor="accent6"/>
+              <w:bottom w:val="single" w:sz="4" w:space="0" w:color="70AD47" w:themeColor="accent6"/>
+              <w:right w:val="single" w:sz="4" w:space="0" w:color="70AD47" w:themeColor="accent6"/>
+            </w:tcBorders>
+            <w:shd w:val="clear" w:color="auto" w:fill="7B7B7B" w:themeFill="accent3" w:themeFillShade="BF"/>
+            <w:vAlign w:val="center"/>
+            <w:hideMark/>
+          </w:tcPr>
+          <w:p>
+            <w:pPr>
+              <w:spacing w:after="0" w:line="256" w:lineRule="auto"/>
+              <w:rPr>
+                <w:rFonts w:ascii="Times New Roman" w:eastAsia="Microsoft YaHei" w:hAnsi="Times New Roman" w:cs="Times New Roman"/>
+                <w:color w:val="FFFFFF" w:themeColor="background1"/>
+                <w:sz w:val="24"/>
+                <w:szCs w:val="24"/>
+                <w:lang w:eastAsia="ru-RU"/>
+              </w:rPr>
+            </w:pPr>
+            <w:r>
+              <w:rPr>
+                <w:rFonts w:ascii="Times New Roman" w:eastAsia="Microsoft YaHei" w:hAnsi="Times New Roman" w:cs="Times New Roman"/>
+                <w:color w:val="FFFFFF" w:themeColor="background1"/>
+                <w:sz w:val="24"/>
+                <w:szCs w:val="24"/>
+                <w:lang w:eastAsia="ru-RU"/>
+              </w:rPr>
+              <w:t>Пользователь находится в главном меню с доступом к каталогу и функции выхода.</w:t>
+            </w:r>
+          </w:p>
+        </w:tc>
+      </w:tr>
+      <w:tr>
+        <w:trPr>
+          <w:trHeight w:val="499"/>
+        </w:trPr>
+        <w:tc>
+          <w:tcPr>
+            <w:tcW w:w="3134" w:type="dxa"/>
+            <w:tcBorders>
+              <w:top w:val="nil"/>
+              <w:left w:val="single" w:sz="4" w:space="0" w:color="70AD47" w:themeColor="accent6"/>
+              <w:bottom w:val="single" w:sz="4" w:space="0" w:color="70AD47" w:themeColor="accent6"/>
+              <w:right w:val="single" w:sz="4" w:space="0" w:color="70AD47" w:themeColor="accent6"/>
+            </w:tcBorders>
+            <w:shd w:val="clear" w:color="auto" w:fill="0ADA0F"/>
+            <w:vAlign w:val="center"/>
+            <w:hideMark/>
+          </w:tcPr>
+          <w:p>
+            <w:pPr>
+              <w:spacing w:after="0" w:line="256" w:lineRule="auto"/>
+              <w:ind w:firstLine="180"/>
+              <w:jc w:val="right"/>
+              <w:rPr>
+                <w:rFonts w:ascii="Times New Roman" w:eastAsia="Microsoft YaHei" w:hAnsi="Times New Roman" w:cs="Times New Roman"/>
+                <w:b/>
+                <w:sz w:val="24"/>
+                <w:szCs w:val="24"/>
+              </w:rPr>
+            </w:pPr>
+            <w:r>
+              <w:rPr>
+                <w:rFonts w:ascii="Times New Roman" w:eastAsia="Microsoft YaHei" w:hAnsi="Times New Roman" w:cs="Times New Roman"/>
+                <w:b/>
+                <w:sz w:val="24"/>
+                <w:szCs w:val="24"/>
+              </w:rPr>
+              <w:t>Примечания/комментарии</w:t>
+            </w:r>
+          </w:p>
+        </w:tc>
+        <w:tc>
+          <w:tcPr>
+            <w:tcW w:w="6556" w:type="dxa"/>
+            <w:tcBorders>
+              <w:top w:val="single" w:sz="4" w:space="0" w:color="70AD47" w:themeColor="accent6"/>
+              <w:left w:val="single" w:sz="4" w:space="0" w:color="70AD47" w:themeColor="accent6"/>
+              <w:bottom w:val="single" w:sz="4" w:space="0" w:color="70AD47" w:themeColor="accent6"/>
+              <w:right w:val="single" w:sz="4" w:space="0" w:color="70AD47" w:themeColor="accent6"/>
+            </w:tcBorders>
+            <w:shd w:val="clear" w:color="auto" w:fill="7B7B7B" w:themeFill="accent3" w:themeFillShade="BF"/>
+            <w:vAlign w:val="center"/>
+            <w:hideMark/>
+          </w:tcPr>
+          <w:p>
+            <w:pPr>
+              <w:spacing w:after="0" w:line="256" w:lineRule="auto"/>
+              <w:rPr>
+                <w:rFonts w:ascii="Times New Roman" w:eastAsia="Microsoft YaHei" w:hAnsi="Times New Roman" w:cs="Times New Roman"/>
+                <w:color w:val="FFFFFF" w:themeColor="background1"/>
+                <w:sz w:val="24"/>
+                <w:szCs w:val="24"/>
+              </w:rPr>
+            </w:pPr>
+            <w:r>
+              <w:rPr>
+                <w:rFonts w:ascii="Times New Roman" w:eastAsia="Microsoft YaHei" w:hAnsi="Times New Roman" w:cs="Times New Roman"/>
+                <w:color w:val="FFFFFF" w:themeColor="background1"/>
+                <w:sz w:val="24"/>
+                <w:szCs w:val="24"/>
+              </w:rPr>
+              <w:t>Проверка авторизации для обычного клиента</w:t>
+            </w:r>
+          </w:p>
+        </w:tc>
+      </w:tr>
+    </w:tbl>
+    <w:p>
+      <w:pPr>
+        <w:rPr>
+          <w:rFonts w:ascii="Times New Roman" w:hAnsi="Times New Roman" w:cs="Times New Roman"/>
+          <w:b/>
+          <w:bCs/>
+          <w:sz w:val="24"/>
+          <w:szCs w:val="24"/>
+        </w:rPr>
+      </w:pPr>
+    </w:p>
+    <w:tbl>
+      <w:tblPr>
+        <w:tblW w:w="9690" w:type="dxa"/>
+        <w:tblInd w:w="80" w:type="dxa"/>
+        <w:tblLayout w:type="fixed"/>
+        <w:tblLook w:val="04A0" w:firstRow="1" w:lastRow="0" w:firstColumn="1" w:lastColumn="0" w:noHBand="0" w:noVBand="1"/>
+      </w:tblPr>
+      <w:tblGrid>
+        <w:gridCol w:w="3134"/>
+        <w:gridCol w:w="6556"/>
+      </w:tblGrid>
+      <w:tr>
+        <w:trPr>
+          <w:trHeight w:val="499"/>
+        </w:trPr>
+        <w:tc>
+          <w:tcPr>
+            <w:tcW w:w="3134" w:type="dxa"/>
+            <w:tcBorders>
+              <w:top w:val="single" w:sz="4" w:space="0" w:color="70AD47" w:themeColor="accent6"/>
+              <w:left w:val="single" w:sz="4" w:space="0" w:color="70AD47" w:themeColor="accent6"/>
+              <w:bottom w:val="single" w:sz="4" w:space="0" w:color="FFFFFF"/>
+              <w:right w:val="single" w:sz="4" w:space="0" w:color="70AD47" w:themeColor="accent6"/>
+            </w:tcBorders>
+            <w:shd w:val="clear" w:color="auto" w:fill="ED7D31" w:themeFill="accent2"/>
+            <w:vAlign w:val="center"/>
+            <w:hideMark/>
+          </w:tcPr>
+          <w:p>
+            <w:pPr>
+              <w:spacing w:after="0" w:line="256" w:lineRule="auto"/>
+              <w:ind w:firstLine="180"/>
+              <w:jc w:val="right"/>
+              <w:rPr>
+                <w:rFonts w:ascii="Times New Roman" w:eastAsia="Microsoft YaHei" w:hAnsi="Times New Roman" w:cs="Times New Roman"/>
+                <w:b/>
+                <w:sz w:val="24"/>
+                <w:szCs w:val="24"/>
+              </w:rPr>
+            </w:pPr>
+            <w:r>
+              <w:rPr>
+                <w:rFonts w:ascii="Times New Roman" w:eastAsia="Microsoft YaHei" w:hAnsi="Times New Roman" w:cs="Times New Roman"/>
+                <w:b/>
+                <w:sz w:val="24"/>
+                <w:szCs w:val="24"/>
+              </w:rPr>
+              <w:t>Тестовый пример №</w:t>
+            </w:r>
+            <w:r>
+              <w:rPr>
+                <w:rFonts w:ascii="Times New Roman" w:eastAsia="Microsoft YaHei" w:hAnsi="Times New Roman" w:cs="Times New Roman"/>
+                <w:b/>
+                <w:sz w:val="24"/>
+                <w:szCs w:val="24"/>
+              </w:rPr>
+              <w:t>20</w:t>
+            </w:r>
+          </w:p>
+        </w:tc>
+        <w:tc>
+          <w:tcPr>
+            <w:tcW w:w="6556" w:type="dxa"/>
+            <w:tcBorders>
+              <w:top w:val="single" w:sz="4" w:space="0" w:color="70AD47" w:themeColor="accent6"/>
+              <w:left w:val="single" w:sz="4" w:space="0" w:color="70AD47" w:themeColor="accent6"/>
+              <w:bottom w:val="single" w:sz="4" w:space="0" w:color="70AD47" w:themeColor="accent6"/>
+              <w:right w:val="single" w:sz="4" w:space="0" w:color="70AD47" w:themeColor="accent6"/>
+            </w:tcBorders>
+            <w:shd w:val="clear" w:color="auto" w:fill="7B7B7B" w:themeFill="accent3" w:themeFillShade="BF"/>
+            <w:vAlign w:val="center"/>
+            <w:hideMark/>
+          </w:tcPr>
+          <w:p>
+            <w:pPr>
+              <w:spacing w:after="0" w:line="256" w:lineRule="auto"/>
+              <w:rPr>
+                <w:rFonts w:ascii="Times New Roman" w:eastAsia="Microsoft YaHei" w:hAnsi="Times New Roman" w:cs="Times New Roman"/>
+                <w:color w:val="FFFFFF" w:themeColor="background1"/>
+                <w:sz w:val="24"/>
+                <w:szCs w:val="24"/>
+                <w:lang w:eastAsia="ru-RU"/>
+              </w:rPr>
+            </w:pPr>
+            <w:r>
+              <w:rPr>
+                <w:rFonts w:ascii="Times New Roman" w:eastAsia="Microsoft YaHei" w:hAnsi="Times New Roman" w:cs="Times New Roman"/>
+                <w:color w:val="FFFFFF" w:themeColor="background1"/>
+                <w:sz w:val="24"/>
+                <w:szCs w:val="24"/>
+                <w:lang w:eastAsia="ru-RU"/>
+              </w:rPr>
+              <w:t>Тест авторизации №6</w:t>
+            </w:r>
+          </w:p>
+        </w:tc>
+      </w:tr>
+      <w:tr>
+        <w:trPr>
+          <w:trHeight w:val="499"/>
+        </w:trPr>
+        <w:tc>
+          <w:tcPr>
+            <w:tcW w:w="3134" w:type="dxa"/>
+            <w:tcBorders>
+              <w:top w:val="nil"/>
+              <w:left w:val="single" w:sz="4" w:space="0" w:color="70AD47" w:themeColor="accent6"/>
+              <w:bottom w:val="single" w:sz="4" w:space="0" w:color="FFFFFF"/>
+              <w:right w:val="single" w:sz="4" w:space="0" w:color="70AD47" w:themeColor="accent6"/>
+            </w:tcBorders>
+            <w:shd w:val="clear" w:color="auto" w:fill="0ADA0F"/>
+            <w:vAlign w:val="center"/>
+            <w:hideMark/>
+          </w:tcPr>
+          <w:p>
+            <w:pPr>
+              <w:spacing w:after="0" w:line="256" w:lineRule="auto"/>
+              <w:ind w:firstLine="180"/>
+              <w:jc w:val="right"/>
+              <w:rPr>
+                <w:rFonts w:ascii="Times New Roman" w:eastAsia="Microsoft YaHei" w:hAnsi="Times New Roman" w:cs="Times New Roman"/>
+                <w:b/>
+                <w:sz w:val="24"/>
+                <w:szCs w:val="24"/>
+              </w:rPr>
+            </w:pPr>
+            <w:r>
+              <w:rPr>
+                <w:rFonts w:ascii="Times New Roman" w:eastAsia="Microsoft YaHei" w:hAnsi="Times New Roman" w:cs="Times New Roman"/>
+                <w:b/>
+                <w:sz w:val="24"/>
+                <w:szCs w:val="24"/>
+              </w:rPr>
+              <w:t>Приоритет тестирования</w:t>
+            </w:r>
+          </w:p>
+        </w:tc>
+        <w:tc>
+          <w:tcPr>
+            <w:tcW w:w="6556" w:type="dxa"/>
+            <w:tcBorders>
+              <w:top w:val="single" w:sz="4" w:space="0" w:color="70AD47" w:themeColor="accent6"/>
+              <w:left w:val="single" w:sz="4" w:space="0" w:color="70AD47" w:themeColor="accent6"/>
+              <w:bottom w:val="single" w:sz="4" w:space="0" w:color="70AD47" w:themeColor="accent6"/>
+              <w:right w:val="single" w:sz="4" w:space="0" w:color="70AD47" w:themeColor="accent6"/>
+            </w:tcBorders>
+            <w:shd w:val="clear" w:color="auto" w:fill="7B7B7B" w:themeFill="accent3" w:themeFillShade="BF"/>
+            <w:vAlign w:val="center"/>
+            <w:hideMark/>
+          </w:tcPr>
+          <w:p>
+            <w:pPr>
+              <w:spacing w:after="0" w:line="256" w:lineRule="auto"/>
+              <w:rPr>
+                <w:rFonts w:ascii="Times New Roman" w:eastAsia="Microsoft YaHei" w:hAnsi="Times New Roman" w:cs="Times New Roman"/>
+                <w:color w:val="FFFFFF" w:themeColor="background1"/>
+                <w:sz w:val="24"/>
+                <w:szCs w:val="24"/>
+                <w:lang w:eastAsia="ru-RU"/>
+              </w:rPr>
+            </w:pPr>
+            <w:r>
+              <w:rPr>
+                <w:rFonts w:ascii="Times New Roman" w:eastAsia="Microsoft YaHei" w:hAnsi="Times New Roman" w:cs="Times New Roman"/>
+                <w:color w:val="FFFFFF" w:themeColor="background1"/>
+                <w:sz w:val="24"/>
+                <w:szCs w:val="24"/>
+                <w:lang w:eastAsia="ru-RU"/>
+              </w:rPr>
+              <w:t>Высокий</w:t>
+            </w:r>
+          </w:p>
+        </w:tc>
+      </w:tr>
+      <w:tr>
+        <w:trPr>
+          <w:trHeight w:val="499"/>
+        </w:trPr>
+        <w:tc>
+          <w:tcPr>
+            <w:tcW w:w="3134" w:type="dxa"/>
+            <w:tcBorders>
+              <w:top w:val="nil"/>
+              <w:left w:val="single" w:sz="4" w:space="0" w:color="70AD47" w:themeColor="accent6"/>
+              <w:bottom w:val="single" w:sz="4" w:space="0" w:color="FFFFFF"/>
+              <w:right w:val="single" w:sz="4" w:space="0" w:color="70AD47" w:themeColor="accent6"/>
+            </w:tcBorders>
+            <w:shd w:val="clear" w:color="auto" w:fill="0ADA0F"/>
+            <w:vAlign w:val="center"/>
+            <w:hideMark/>
+          </w:tcPr>
+          <w:p>
+            <w:pPr>
+              <w:spacing w:after="0" w:line="256" w:lineRule="auto"/>
+              <w:ind w:firstLine="180"/>
+              <w:jc w:val="right"/>
+              <w:rPr>
+                <w:rFonts w:ascii="Times New Roman" w:eastAsia="Microsoft YaHei" w:hAnsi="Times New Roman" w:cs="Times New Roman"/>
+                <w:b/>
+                <w:sz w:val="24"/>
+                <w:szCs w:val="24"/>
+              </w:rPr>
+            </w:pPr>
+            <w:r>
+              <w:rPr>
+                <w:rFonts w:ascii="Times New Roman" w:eastAsia="Microsoft YaHei" w:hAnsi="Times New Roman" w:cs="Times New Roman"/>
+                <w:b/>
+                <w:sz w:val="24"/>
+                <w:szCs w:val="24"/>
+              </w:rPr>
+              <w:t>Заголовок/название теста</w:t>
+            </w:r>
+          </w:p>
+        </w:tc>
+        <w:tc>
+          <w:tcPr>
+            <w:tcW w:w="6556" w:type="dxa"/>
+            <w:tcBorders>
+              <w:top w:val="single" w:sz="4" w:space="0" w:color="70AD47" w:themeColor="accent6"/>
+              <w:left w:val="single" w:sz="4" w:space="0" w:color="70AD47" w:themeColor="accent6"/>
+              <w:bottom w:val="single" w:sz="4" w:space="0" w:color="70AD47" w:themeColor="accent6"/>
+              <w:right w:val="single" w:sz="4" w:space="0" w:color="70AD47" w:themeColor="accent6"/>
+            </w:tcBorders>
+            <w:shd w:val="clear" w:color="auto" w:fill="7B7B7B" w:themeFill="accent3" w:themeFillShade="BF"/>
+            <w:vAlign w:val="center"/>
+            <w:hideMark/>
+          </w:tcPr>
+          <w:p>
+            <w:pPr>
+              <w:spacing w:after="0" w:line="256" w:lineRule="auto"/>
+              <w:rPr>
+                <w:rFonts w:ascii="Times New Roman" w:eastAsia="Microsoft YaHei" w:hAnsi="Times New Roman" w:cs="Times New Roman"/>
+                <w:color w:val="FFFFFF" w:themeColor="background1"/>
+                <w:sz w:val="24"/>
+                <w:szCs w:val="24"/>
+                <w:lang w:eastAsia="ru-RU"/>
+              </w:rPr>
+            </w:pPr>
+            <w:r>
+              <w:rPr>
+                <w:rFonts w:ascii="Times New Roman" w:eastAsia="Microsoft YaHei" w:hAnsi="Times New Roman" w:cs="Times New Roman"/>
+                <w:color w:val="FFFFFF" w:themeColor="background1"/>
+                <w:sz w:val="24"/>
+                <w:szCs w:val="24"/>
+                <w:lang w:eastAsia="ru-RU"/>
+              </w:rPr>
+              <w:t>Тестирование авторизации клиента</w:t>
+            </w:r>
+          </w:p>
+        </w:tc>
+      </w:tr>
+      <w:tr>
+        <w:trPr>
+          <w:trHeight w:val="499"/>
+        </w:trPr>
+        <w:tc>
+          <w:tcPr>
+            <w:tcW w:w="3134" w:type="dxa"/>
+            <w:tcBorders>
+              <w:top w:val="nil"/>
+              <w:left w:val="single" w:sz="4" w:space="0" w:color="70AD47" w:themeColor="accent6"/>
+              <w:bottom w:val="single" w:sz="4" w:space="0" w:color="FFFFFF"/>
+              <w:right w:val="single" w:sz="4" w:space="0" w:color="70AD47" w:themeColor="accent6"/>
+            </w:tcBorders>
+            <w:shd w:val="clear" w:color="auto" w:fill="0ADA0F"/>
+            <w:vAlign w:val="center"/>
+            <w:hideMark/>
+          </w:tcPr>
+          <w:p>
+            <w:pPr>
+              <w:spacing w:after="0" w:line="256" w:lineRule="auto"/>
+              <w:ind w:firstLine="180"/>
+              <w:jc w:val="right"/>
+              <w:rPr>
+                <w:rFonts w:ascii="Times New Roman" w:eastAsia="Microsoft YaHei" w:hAnsi="Times New Roman" w:cs="Times New Roman"/>
+                <w:b/>
+                <w:sz w:val="24"/>
+                <w:szCs w:val="24"/>
+              </w:rPr>
+            </w:pPr>
+            <w:r>
+              <w:rPr>
+                <w:rFonts w:ascii="Times New Roman" w:eastAsia="Microsoft YaHei" w:hAnsi="Times New Roman" w:cs="Times New Roman"/>
+                <w:b/>
+                <w:sz w:val="24"/>
+                <w:szCs w:val="24"/>
+              </w:rPr>
+              <w:t>Краткое изложение теста</w:t>
+            </w:r>
+          </w:p>
+        </w:tc>
+        <w:tc>
+          <w:tcPr>
+            <w:tcW w:w="6556" w:type="dxa"/>
+            <w:tcBorders>
+              <w:top w:val="single" w:sz="4" w:space="0" w:color="70AD47" w:themeColor="accent6"/>
+              <w:left w:val="single" w:sz="4" w:space="0" w:color="70AD47" w:themeColor="accent6"/>
+              <w:bottom w:val="single" w:sz="4" w:space="0" w:color="70AD47" w:themeColor="accent6"/>
+              <w:right w:val="single" w:sz="4" w:space="0" w:color="70AD47" w:themeColor="accent6"/>
+            </w:tcBorders>
+            <w:shd w:val="clear" w:color="auto" w:fill="7B7B7B" w:themeFill="accent3" w:themeFillShade="BF"/>
+            <w:vAlign w:val="center"/>
+            <w:hideMark/>
+          </w:tcPr>
+          <w:p>
+            <w:pPr>
+              <w:rPr>
+                <w:rFonts w:ascii="Times New Roman" w:eastAsia="Microsoft YaHei" w:hAnsi="Times New Roman" w:cs="Times New Roman"/>
+                <w:color w:val="FFFFFF" w:themeColor="background1"/>
+                <w:sz w:val="24"/>
+                <w:szCs w:val="24"/>
+                <w:lang w:eastAsia="ru-RU"/>
+              </w:rPr>
+            </w:pPr>
+            <w:r>
+              <w:rPr>
+                <w:rFonts w:ascii="Times New Roman" w:eastAsia="Microsoft YaHei" w:hAnsi="Times New Roman" w:cs="Times New Roman"/>
+                <w:color w:val="FFFFFF" w:themeColor="background1"/>
+                <w:sz w:val="24"/>
+                <w:szCs w:val="24"/>
+                <w:lang w:eastAsia="ru-RU"/>
+              </w:rPr>
+              <w:t xml:space="preserve">Проверка входа в систему с учетными данными клиента </w:t>
+            </w:r>
+          </w:p>
+        </w:tc>
+      </w:tr>
+      <w:tr>
+        <w:trPr>
+          <w:trHeight w:val="499"/>
+        </w:trPr>
+        <w:tc>
+          <w:tcPr>
+            <w:tcW w:w="3134" w:type="dxa"/>
+            <w:tcBorders>
+              <w:top w:val="nil"/>
+              <w:left w:val="single" w:sz="4" w:space="0" w:color="70AD47" w:themeColor="accent6"/>
+              <w:bottom w:val="single" w:sz="4" w:space="0" w:color="FFFFFF"/>
+              <w:right w:val="single" w:sz="4" w:space="0" w:color="70AD47" w:themeColor="accent6"/>
+            </w:tcBorders>
+            <w:shd w:val="clear" w:color="auto" w:fill="0ADA0F"/>
+            <w:vAlign w:val="center"/>
+            <w:hideMark/>
+          </w:tcPr>
+          <w:p>
+            <w:pPr>
+              <w:spacing w:after="0" w:line="256" w:lineRule="auto"/>
+              <w:ind w:firstLine="180"/>
+              <w:jc w:val="right"/>
+              <w:rPr>
+                <w:rFonts w:ascii="Times New Roman" w:eastAsia="Microsoft YaHei" w:hAnsi="Times New Roman" w:cs="Times New Roman"/>
+                <w:b/>
+                <w:sz w:val="24"/>
+                <w:szCs w:val="24"/>
+              </w:rPr>
+            </w:pPr>
+            <w:r>
+              <w:rPr>
+                <w:rFonts w:ascii="Times New Roman" w:eastAsia="Microsoft YaHei" w:hAnsi="Times New Roman" w:cs="Times New Roman"/>
+                <w:b/>
+                <w:sz w:val="24"/>
+                <w:szCs w:val="24"/>
+              </w:rPr>
+              <w:t>Этапы теста</w:t>
+            </w:r>
+          </w:p>
+        </w:tc>
+        <w:tc>
+          <w:tcPr>
+            <w:tcW w:w="6556" w:type="dxa"/>
+            <w:tcBorders>
+              <w:top w:val="single" w:sz="4" w:space="0" w:color="70AD47" w:themeColor="accent6"/>
+              <w:left w:val="single" w:sz="4" w:space="0" w:color="70AD47" w:themeColor="accent6"/>
+              <w:bottom w:val="single" w:sz="4" w:space="0" w:color="70AD47" w:themeColor="accent6"/>
+              <w:right w:val="single" w:sz="4" w:space="0" w:color="70AD47" w:themeColor="accent6"/>
+            </w:tcBorders>
+            <w:shd w:val="clear" w:color="auto" w:fill="7B7B7B" w:themeFill="accent3" w:themeFillShade="BF"/>
+            <w:vAlign w:val="center"/>
+            <w:hideMark/>
+          </w:tcPr>
+          <w:p>
+            <w:pPr>
+              <w:numPr>
+                <w:ilvl w:val="0"/>
+                <w:numId w:val="20"/>
+              </w:numPr>
+              <w:spacing w:after="0" w:line="256" w:lineRule="auto"/>
+              <w:contextualSpacing/>
+              <w:rPr>
+                <w:rFonts w:ascii="Times New Roman" w:eastAsia="Microsoft YaHei" w:hAnsi="Times New Roman" w:cs="Times New Roman"/>
+                <w:color w:val="FFFFFF" w:themeColor="background1"/>
+                <w:sz w:val="24"/>
+                <w:szCs w:val="24"/>
+                <w:lang w:eastAsia="ru-RU"/>
+              </w:rPr>
+            </w:pPr>
+            <w:r>
+              <w:rPr>
+                <w:rFonts w:ascii="Times New Roman" w:eastAsia="Microsoft YaHei" w:hAnsi="Times New Roman" w:cs="Times New Roman"/>
+                <w:color w:val="FFFFFF" w:themeColor="background1"/>
+                <w:sz w:val="24"/>
+                <w:szCs w:val="24"/>
+                <w:lang w:eastAsia="ru-RU"/>
+              </w:rPr>
+              <w:t xml:space="preserve">Нажать на </w:t>
+            </w:r>
+            <w:proofErr w:type="spellStart"/>
+            <w:r>
+              <w:rPr>
+                <w:rFonts w:ascii="Times New Roman" w:eastAsia="Microsoft YaHei" w:hAnsi="Times New Roman" w:cs="Times New Roman"/>
+                <w:color w:val="FFFFFF" w:themeColor="background1"/>
+                <w:sz w:val="24"/>
+                <w:szCs w:val="24"/>
+                <w:lang w:eastAsia="ru-RU"/>
+              </w:rPr>
+              <w:t>textbox</w:t>
+            </w:r>
+            <w:proofErr w:type="spellEnd"/>
+            <w:r>
+              <w:rPr>
+                <w:rFonts w:ascii="Times New Roman" w:eastAsia="Microsoft YaHei" w:hAnsi="Times New Roman" w:cs="Times New Roman"/>
+                <w:color w:val="FFFFFF" w:themeColor="background1"/>
+                <w:sz w:val="24"/>
+                <w:szCs w:val="24"/>
+                <w:lang w:eastAsia="ru-RU"/>
+              </w:rPr>
+              <w:t xml:space="preserve"> ввода логина, заполнить его.</w:t>
+            </w:r>
+          </w:p>
+          <w:p>
+            <w:pPr>
+              <w:numPr>
+                <w:ilvl w:val="0"/>
+                <w:numId w:val="20"/>
+              </w:numPr>
+              <w:spacing w:after="0" w:line="256" w:lineRule="auto"/>
+              <w:contextualSpacing/>
+              <w:rPr>
+                <w:rFonts w:ascii="Times New Roman" w:eastAsia="Microsoft YaHei" w:hAnsi="Times New Roman" w:cs="Times New Roman"/>
+                <w:color w:val="FFFFFF" w:themeColor="background1"/>
+                <w:sz w:val="24"/>
+                <w:szCs w:val="24"/>
+                <w:lang w:eastAsia="ru-RU"/>
+              </w:rPr>
+            </w:pPr>
+            <w:r>
+              <w:rPr>
+                <w:rFonts w:ascii="Times New Roman" w:eastAsia="Microsoft YaHei" w:hAnsi="Times New Roman" w:cs="Times New Roman"/>
+                <w:color w:val="FFFFFF" w:themeColor="background1"/>
+                <w:sz w:val="24"/>
+                <w:szCs w:val="24"/>
+                <w:lang w:eastAsia="ru-RU"/>
+              </w:rPr>
+              <w:t xml:space="preserve">Нажать на </w:t>
+            </w:r>
+            <w:proofErr w:type="spellStart"/>
+            <w:r>
+              <w:rPr>
+                <w:rFonts w:ascii="Times New Roman" w:eastAsia="Microsoft YaHei" w:hAnsi="Times New Roman" w:cs="Times New Roman"/>
+                <w:color w:val="FFFFFF" w:themeColor="background1"/>
+                <w:sz w:val="24"/>
+                <w:szCs w:val="24"/>
+                <w:lang w:eastAsia="ru-RU"/>
+              </w:rPr>
+              <w:t>passwordbox</w:t>
+            </w:r>
+            <w:proofErr w:type="spellEnd"/>
+            <w:r>
+              <w:rPr>
+                <w:rFonts w:ascii="Times New Roman" w:eastAsia="Microsoft YaHei" w:hAnsi="Times New Roman" w:cs="Times New Roman"/>
+                <w:color w:val="FFFFFF" w:themeColor="background1"/>
+                <w:sz w:val="24"/>
+                <w:szCs w:val="24"/>
+                <w:lang w:eastAsia="ru-RU"/>
+              </w:rPr>
+              <w:t xml:space="preserve"> ввода пароля, заполнить его.</w:t>
+            </w:r>
+          </w:p>
+          <w:p>
+            <w:pPr>
+              <w:numPr>
+                <w:ilvl w:val="0"/>
+                <w:numId w:val="20"/>
+              </w:numPr>
+              <w:spacing w:after="0" w:line="256" w:lineRule="auto"/>
+              <w:contextualSpacing/>
+              <w:rPr>
+                <w:rFonts w:ascii="Times New Roman" w:eastAsia="Microsoft YaHei" w:hAnsi="Times New Roman" w:cs="Times New Roman"/>
+                <w:color w:val="FFFFFF" w:themeColor="background1"/>
+                <w:sz w:val="24"/>
+                <w:szCs w:val="24"/>
+                <w:lang w:eastAsia="ru-RU"/>
+              </w:rPr>
+            </w:pPr>
+            <w:r>
+              <w:rPr>
+                <w:rFonts w:ascii="Times New Roman" w:eastAsia="Microsoft YaHei" w:hAnsi="Times New Roman" w:cs="Times New Roman"/>
+                <w:color w:val="FFFFFF" w:themeColor="background1"/>
+                <w:sz w:val="24"/>
+                <w:szCs w:val="24"/>
+                <w:lang w:eastAsia="ru-RU"/>
+              </w:rPr>
+              <w:t>Убедиться, что введённые данные верные.</w:t>
+            </w:r>
+          </w:p>
+          <w:p>
+            <w:pPr>
+              <w:numPr>
+                <w:ilvl w:val="0"/>
+                <w:numId w:val="20"/>
+              </w:numPr>
+              <w:spacing w:after="0" w:line="256" w:lineRule="auto"/>
+              <w:contextualSpacing/>
+              <w:rPr>
+                <w:rFonts w:ascii="Times New Roman" w:eastAsia="Microsoft YaHei" w:hAnsi="Times New Roman" w:cs="Times New Roman"/>
+                <w:color w:val="FFFFFF" w:themeColor="background1"/>
+                <w:sz w:val="24"/>
+                <w:szCs w:val="24"/>
+                <w:lang w:eastAsia="ru-RU"/>
+              </w:rPr>
+            </w:pPr>
+            <w:r>
+              <w:rPr>
+                <w:rFonts w:ascii="Times New Roman" w:eastAsia="Microsoft YaHei" w:hAnsi="Times New Roman" w:cs="Times New Roman"/>
+                <w:color w:val="FFFFFF" w:themeColor="background1"/>
+                <w:sz w:val="24"/>
+                <w:szCs w:val="24"/>
+                <w:lang w:eastAsia="ru-RU"/>
+              </w:rPr>
+              <w:t>Войти в аккаунт.</w:t>
+            </w:r>
+          </w:p>
+        </w:tc>
+      </w:tr>
+      <w:tr>
+        <w:trPr>
+          <w:trHeight w:val="499"/>
+        </w:trPr>
+        <w:tc>
+          <w:tcPr>
+            <w:tcW w:w="3134" w:type="dxa"/>
+            <w:tcBorders>
+              <w:top w:val="nil"/>
+              <w:left w:val="single" w:sz="4" w:space="0" w:color="70AD47" w:themeColor="accent6"/>
+              <w:bottom w:val="single" w:sz="4" w:space="0" w:color="FFFFFF"/>
+              <w:right w:val="single" w:sz="4" w:space="0" w:color="70AD47" w:themeColor="accent6"/>
+            </w:tcBorders>
+            <w:shd w:val="clear" w:color="auto" w:fill="0ADA0F"/>
+            <w:vAlign w:val="center"/>
+            <w:hideMark/>
+          </w:tcPr>
+          <w:p>
+            <w:pPr>
+              <w:spacing w:after="0" w:line="256" w:lineRule="auto"/>
+              <w:ind w:firstLine="180"/>
+              <w:jc w:val="right"/>
+              <w:rPr>
+                <w:rFonts w:ascii="Times New Roman" w:eastAsia="Microsoft YaHei" w:hAnsi="Times New Roman" w:cs="Times New Roman"/>
+                <w:b/>
+                <w:sz w:val="24"/>
+                <w:szCs w:val="24"/>
+              </w:rPr>
+            </w:pPr>
+            <w:r>
+              <w:rPr>
+                <w:rFonts w:ascii="Times New Roman" w:eastAsia="Microsoft YaHei" w:hAnsi="Times New Roman" w:cs="Times New Roman"/>
+                <w:b/>
+                <w:sz w:val="24"/>
+                <w:szCs w:val="24"/>
+              </w:rPr>
+              <w:t>Тестовые данные</w:t>
+            </w:r>
+          </w:p>
+        </w:tc>
+        <w:tc>
+          <w:tcPr>
+            <w:tcW w:w="6556" w:type="dxa"/>
+            <w:tcBorders>
+              <w:top w:val="single" w:sz="4" w:space="0" w:color="70AD47" w:themeColor="accent6"/>
+              <w:left w:val="single" w:sz="4" w:space="0" w:color="70AD47" w:themeColor="accent6"/>
+              <w:bottom w:val="single" w:sz="4" w:space="0" w:color="70AD47" w:themeColor="accent6"/>
+              <w:right w:val="single" w:sz="4" w:space="0" w:color="70AD47" w:themeColor="accent6"/>
+            </w:tcBorders>
+            <w:shd w:val="clear" w:color="auto" w:fill="7B7B7B" w:themeFill="accent3" w:themeFillShade="BF"/>
+            <w:vAlign w:val="center"/>
+            <w:hideMark/>
+          </w:tcPr>
+          <w:p>
+            <w:pPr>
+              <w:numPr>
+                <w:ilvl w:val="0"/>
+                <w:numId w:val="21"/>
+              </w:numPr>
+              <w:spacing w:after="0" w:line="256" w:lineRule="auto"/>
+              <w:rPr>
+                <w:rFonts w:ascii="Times New Roman" w:eastAsia="Microsoft YaHei" w:hAnsi="Times New Roman" w:cs="Times New Roman"/>
+                <w:color w:val="FFFFFF" w:themeColor="background1"/>
+                <w:sz w:val="24"/>
+                <w:szCs w:val="24"/>
+                <w:lang w:eastAsia="ru-RU"/>
+              </w:rPr>
+            </w:pPr>
+            <w:proofErr w:type="spellStart"/>
+            <w:r>
+              <w:rPr>
+                <w:rFonts w:ascii="Times New Roman" w:eastAsia="Microsoft YaHei" w:hAnsi="Times New Roman" w:cs="Times New Roman"/>
+                <w:color w:val="FFFFFF" w:themeColor="background1"/>
+                <w:sz w:val="24"/>
+                <w:szCs w:val="24"/>
+                <w:lang w:eastAsia="ru-RU"/>
+              </w:rPr>
+              <w:t>Textbox</w:t>
+            </w:r>
+            <w:proofErr w:type="spellEnd"/>
+            <w:r>
+              <w:rPr>
+                <w:rFonts w:ascii="Times New Roman" w:eastAsia="Microsoft YaHei" w:hAnsi="Times New Roman" w:cs="Times New Roman"/>
+                <w:color w:val="FFFFFF" w:themeColor="background1"/>
+                <w:sz w:val="24"/>
+                <w:szCs w:val="24"/>
+                <w:lang w:eastAsia="ru-RU"/>
+              </w:rPr>
+              <w:t xml:space="preserve">: </w:t>
+            </w:r>
+            <w:proofErr w:type="spellStart"/>
+            <w:r>
+              <w:rPr>
+                <w:rFonts w:ascii="Times New Roman" w:eastAsia="Microsoft YaHei" w:hAnsi="Times New Roman" w:cs="Times New Roman"/>
+                <w:color w:val="FFFFFF" w:themeColor="background1"/>
+                <w:sz w:val="24"/>
+                <w:szCs w:val="24"/>
+                <w:lang w:eastAsia="ru-RU"/>
+              </w:rPr>
+              <w:t>client</w:t>
+            </w:r>
+            <w:proofErr w:type="spellEnd"/>
+            <w:r>
+              <w:rPr>
+                <w:rFonts w:ascii="Times New Roman" w:eastAsia="Microsoft YaHei" w:hAnsi="Times New Roman" w:cs="Times New Roman"/>
+                <w:color w:val="FFFFFF" w:themeColor="background1"/>
+                <w:sz w:val="24"/>
+                <w:szCs w:val="24"/>
+                <w:lang w:eastAsia="ru-RU"/>
+              </w:rPr>
+              <w:t>;</w:t>
+            </w:r>
+          </w:p>
+          <w:p>
+            <w:pPr>
+              <w:numPr>
+                <w:ilvl w:val="0"/>
+                <w:numId w:val="21"/>
+              </w:numPr>
+              <w:spacing w:after="0" w:line="256" w:lineRule="auto"/>
+              <w:rPr>
+                <w:rFonts w:ascii="Times New Roman" w:eastAsia="Microsoft YaHei" w:hAnsi="Times New Roman" w:cs="Times New Roman"/>
+                <w:color w:val="FFFFFF" w:themeColor="background1"/>
+                <w:sz w:val="24"/>
+                <w:szCs w:val="24"/>
+                <w:lang w:eastAsia="ru-RU"/>
+              </w:rPr>
+            </w:pPr>
+            <w:proofErr w:type="spellStart"/>
+            <w:r>
+              <w:rPr>
+                <w:rFonts w:ascii="Times New Roman" w:eastAsia="Microsoft YaHei" w:hAnsi="Times New Roman" w:cs="Times New Roman"/>
+                <w:color w:val="FFFFFF" w:themeColor="background1"/>
+                <w:sz w:val="24"/>
+                <w:szCs w:val="24"/>
+                <w:lang w:eastAsia="ru-RU"/>
+              </w:rPr>
+              <w:t>Passwordbox</w:t>
+            </w:r>
+            <w:proofErr w:type="spellEnd"/>
+            <w:r>
+              <w:rPr>
+                <w:rFonts w:ascii="Times New Roman" w:eastAsia="Microsoft YaHei" w:hAnsi="Times New Roman" w:cs="Times New Roman"/>
+                <w:color w:val="FFFFFF" w:themeColor="background1"/>
+                <w:sz w:val="24"/>
+                <w:szCs w:val="24"/>
+                <w:lang w:eastAsia="ru-RU"/>
+              </w:rPr>
+              <w:t>: 123.</w:t>
+            </w:r>
+          </w:p>
+          <w:p>
+            <w:pPr>
+              <w:spacing w:after="0" w:line="256" w:lineRule="auto"/>
+              <w:rPr>
+                <w:rFonts w:ascii="Times New Roman" w:eastAsia="Microsoft YaHei" w:hAnsi="Times New Roman" w:cs="Times New Roman"/>
+                <w:color w:val="FFFFFF" w:themeColor="background1"/>
+                <w:sz w:val="24"/>
+                <w:szCs w:val="24"/>
+                <w:lang w:val="en-US" w:eastAsia="ru-RU"/>
+              </w:rPr>
+            </w:pPr>
+          </w:p>
+        </w:tc>
+      </w:tr>
+      <w:tr>
+        <w:trPr>
+          <w:trHeight w:val="499"/>
+        </w:trPr>
+        <w:tc>
+          <w:tcPr>
+            <w:tcW w:w="3134" w:type="dxa"/>
+            <w:tcBorders>
+              <w:top w:val="nil"/>
+              <w:left w:val="single" w:sz="4" w:space="0" w:color="70AD47" w:themeColor="accent6"/>
+              <w:bottom w:val="single" w:sz="4" w:space="0" w:color="FFFFFF"/>
+              <w:right w:val="single" w:sz="4" w:space="0" w:color="70AD47" w:themeColor="accent6"/>
+            </w:tcBorders>
+            <w:shd w:val="clear" w:color="auto" w:fill="0ADA0F"/>
+            <w:vAlign w:val="center"/>
+            <w:hideMark/>
+          </w:tcPr>
+          <w:p>
+            <w:pPr>
+              <w:spacing w:after="0" w:line="256" w:lineRule="auto"/>
+              <w:ind w:firstLine="180"/>
+              <w:jc w:val="right"/>
+              <w:rPr>
+                <w:rFonts w:ascii="Times New Roman" w:eastAsia="Microsoft YaHei" w:hAnsi="Times New Roman" w:cs="Times New Roman"/>
+                <w:b/>
+                <w:sz w:val="24"/>
+                <w:szCs w:val="24"/>
+              </w:rPr>
+            </w:pPr>
+            <w:r>
+              <w:rPr>
+                <w:rFonts w:ascii="Times New Roman" w:eastAsia="Microsoft YaHei" w:hAnsi="Times New Roman" w:cs="Times New Roman"/>
+                <w:b/>
+                <w:sz w:val="24"/>
+                <w:szCs w:val="24"/>
+              </w:rPr>
+              <w:t>Ожидаемый результат</w:t>
+            </w:r>
+          </w:p>
+        </w:tc>
+        <w:tc>
+          <w:tcPr>
+            <w:tcW w:w="6556" w:type="dxa"/>
+            <w:tcBorders>
+              <w:top w:val="single" w:sz="4" w:space="0" w:color="70AD47" w:themeColor="accent6"/>
+              <w:left w:val="single" w:sz="4" w:space="0" w:color="70AD47" w:themeColor="accent6"/>
+              <w:bottom w:val="single" w:sz="4" w:space="0" w:color="70AD47" w:themeColor="accent6"/>
+              <w:right w:val="single" w:sz="4" w:space="0" w:color="70AD47" w:themeColor="accent6"/>
+            </w:tcBorders>
+            <w:shd w:val="clear" w:color="auto" w:fill="7B7B7B" w:themeFill="accent3" w:themeFillShade="BF"/>
+            <w:vAlign w:val="center"/>
+            <w:hideMark/>
+          </w:tcPr>
+          <w:p>
+            <w:pPr>
+              <w:rPr>
+                <w:rFonts w:ascii="Times New Roman" w:hAnsi="Times New Roman" w:cs="Times New Roman"/>
+                <w:color w:val="FFFFFF" w:themeColor="background1"/>
+                <w:sz w:val="24"/>
+                <w:szCs w:val="24"/>
+              </w:rPr>
+            </w:pPr>
+            <w:r>
+              <w:rPr>
+                <w:rFonts w:ascii="Times New Roman" w:hAnsi="Times New Roman" w:cs="Times New Roman"/>
+                <w:color w:val="FFFFFF" w:themeColor="background1"/>
+                <w:sz w:val="24"/>
+                <w:szCs w:val="24"/>
+              </w:rPr>
+              <w:t xml:space="preserve">После успешной авторизации открывается окно с приветствием "Добро пожаловать, </w:t>
+            </w:r>
+            <w:proofErr w:type="spellStart"/>
+            <w:r>
+              <w:rPr>
+                <w:rFonts w:ascii="Times New Roman" w:hAnsi="Times New Roman" w:cs="Times New Roman"/>
+                <w:color w:val="FFFFFF" w:themeColor="background1"/>
+                <w:sz w:val="24"/>
+                <w:szCs w:val="24"/>
+              </w:rPr>
+              <w:t>client</w:t>
+            </w:r>
+            <w:proofErr w:type="spellEnd"/>
+            <w:r>
+              <w:rPr>
+                <w:rFonts w:ascii="Times New Roman" w:hAnsi="Times New Roman" w:cs="Times New Roman"/>
+                <w:color w:val="FFFFFF" w:themeColor="background1"/>
+                <w:sz w:val="24"/>
+                <w:szCs w:val="24"/>
+              </w:rPr>
+              <w:t>!" и отображаются две кнопки: "Каталог цветов" и "Выйти".</w:t>
+            </w:r>
+          </w:p>
+        </w:tc>
+      </w:tr>
+      <w:tr>
+        <w:trPr>
+          <w:trHeight w:val="499"/>
+        </w:trPr>
+        <w:tc>
+          <w:tcPr>
+            <w:tcW w:w="3134" w:type="dxa"/>
+            <w:tcBorders>
+              <w:top w:val="nil"/>
+              <w:left w:val="single" w:sz="4" w:space="0" w:color="70AD47" w:themeColor="accent6"/>
+              <w:bottom w:val="single" w:sz="4" w:space="0" w:color="FFFFFF"/>
+              <w:right w:val="single" w:sz="4" w:space="0" w:color="70AD47" w:themeColor="accent6"/>
+            </w:tcBorders>
+            <w:shd w:val="clear" w:color="auto" w:fill="0ADA0F"/>
+            <w:vAlign w:val="center"/>
+            <w:hideMark/>
+          </w:tcPr>
+          <w:p>
+            <w:pPr>
+              <w:spacing w:after="0" w:line="256" w:lineRule="auto"/>
+              <w:ind w:firstLine="180"/>
+              <w:jc w:val="right"/>
+              <w:rPr>
+                <w:rFonts w:ascii="Times New Roman" w:eastAsia="Microsoft YaHei" w:hAnsi="Times New Roman" w:cs="Times New Roman"/>
+                <w:b/>
+                <w:sz w:val="24"/>
+                <w:szCs w:val="24"/>
+              </w:rPr>
+            </w:pPr>
+            <w:r>
+              <w:rPr>
+                <w:rFonts w:ascii="Times New Roman" w:eastAsia="Microsoft YaHei" w:hAnsi="Times New Roman" w:cs="Times New Roman"/>
+                <w:b/>
+                <w:sz w:val="24"/>
+                <w:szCs w:val="24"/>
+              </w:rPr>
+              <w:t xml:space="preserve">Фактический результат </w:t>
+            </w:r>
+          </w:p>
+        </w:tc>
+        <w:tc>
+          <w:tcPr>
+            <w:tcW w:w="6556" w:type="dxa"/>
+            <w:tcBorders>
+              <w:top w:val="single" w:sz="4" w:space="0" w:color="70AD47" w:themeColor="accent6"/>
+              <w:left w:val="single" w:sz="4" w:space="0" w:color="70AD47" w:themeColor="accent6"/>
+              <w:bottom w:val="single" w:sz="4" w:space="0" w:color="70AD47" w:themeColor="accent6"/>
+              <w:right w:val="single" w:sz="4" w:space="0" w:color="70AD47" w:themeColor="accent6"/>
+            </w:tcBorders>
+            <w:shd w:val="clear" w:color="auto" w:fill="7B7B7B" w:themeFill="accent3" w:themeFillShade="BF"/>
+            <w:vAlign w:val="center"/>
+          </w:tcPr>
+          <w:p>
+            <w:pPr>
+              <w:rPr>
+                <w:rFonts w:ascii="Times New Roman" w:eastAsia="Microsoft YaHei" w:hAnsi="Times New Roman" w:cs="Times New Roman"/>
+                <w:color w:val="FFFFFF" w:themeColor="background1"/>
+                <w:sz w:val="24"/>
+                <w:szCs w:val="24"/>
+                <w:lang w:eastAsia="ru-RU"/>
+              </w:rPr>
+            </w:pPr>
+            <w:r>
+              <w:rPr>
+                <w:rFonts w:ascii="Times New Roman" w:eastAsia="Microsoft YaHei" w:hAnsi="Times New Roman" w:cs="Times New Roman"/>
+                <w:color w:val="FFFFFF" w:themeColor="background1"/>
+                <w:sz w:val="24"/>
+                <w:szCs w:val="24"/>
+                <w:lang w:eastAsia="ru-RU"/>
+              </w:rPr>
+              <w:t xml:space="preserve">После успешной авторизации открылось окно с приветствием "Добро пожаловать, </w:t>
+            </w:r>
+            <w:proofErr w:type="spellStart"/>
+            <w:r>
+              <w:rPr>
+                <w:rFonts w:ascii="Times New Roman" w:eastAsia="Microsoft YaHei" w:hAnsi="Times New Roman" w:cs="Times New Roman"/>
+                <w:color w:val="FFFFFF" w:themeColor="background1"/>
+                <w:sz w:val="24"/>
+                <w:szCs w:val="24"/>
+                <w:lang w:eastAsia="ru-RU"/>
+              </w:rPr>
+              <w:t>client</w:t>
+            </w:r>
+            <w:proofErr w:type="spellEnd"/>
+            <w:r>
+              <w:rPr>
+                <w:rFonts w:ascii="Times New Roman" w:eastAsia="Microsoft YaHei" w:hAnsi="Times New Roman" w:cs="Times New Roman"/>
+                <w:color w:val="FFFFFF" w:themeColor="background1"/>
+                <w:sz w:val="24"/>
+                <w:szCs w:val="24"/>
+                <w:lang w:eastAsia="ru-RU"/>
+              </w:rPr>
+              <w:t>!" и отобразились две кнопки: "Каталог цветов" и "Выйти".</w:t>
+            </w:r>
+          </w:p>
+        </w:tc>
+      </w:tr>
+      <w:tr>
+        <w:trPr>
+          <w:trHeight w:val="499"/>
+        </w:trPr>
+        <w:tc>
+          <w:tcPr>
+            <w:tcW w:w="3134" w:type="dxa"/>
+            <w:tcBorders>
+              <w:top w:val="nil"/>
+              <w:left w:val="single" w:sz="4" w:space="0" w:color="70AD47" w:themeColor="accent6"/>
+              <w:bottom w:val="single" w:sz="4" w:space="0" w:color="FFFFFF"/>
+              <w:right w:val="single" w:sz="4" w:space="0" w:color="70AD47" w:themeColor="accent6"/>
+            </w:tcBorders>
+            <w:shd w:val="clear" w:color="auto" w:fill="0ADA0F"/>
+            <w:vAlign w:val="center"/>
+            <w:hideMark/>
+          </w:tcPr>
+          <w:p>
+            <w:pPr>
+              <w:spacing w:after="0" w:line="256" w:lineRule="auto"/>
+              <w:ind w:firstLine="180"/>
+              <w:jc w:val="right"/>
+              <w:rPr>
+                <w:rFonts w:ascii="Times New Roman" w:eastAsia="Microsoft YaHei" w:hAnsi="Times New Roman" w:cs="Times New Roman"/>
+                <w:b/>
+                <w:sz w:val="24"/>
+                <w:szCs w:val="24"/>
+              </w:rPr>
+            </w:pPr>
+            <w:r>
+              <w:rPr>
+                <w:rFonts w:ascii="Times New Roman" w:eastAsia="Microsoft YaHei" w:hAnsi="Times New Roman" w:cs="Times New Roman"/>
+                <w:b/>
+                <w:sz w:val="24"/>
+                <w:szCs w:val="24"/>
+              </w:rPr>
+              <w:t>Статус</w:t>
+            </w:r>
+          </w:p>
+        </w:tc>
+        <w:tc>
+          <w:tcPr>
+            <w:tcW w:w="6556" w:type="dxa"/>
+            <w:tcBorders>
+              <w:top w:val="single" w:sz="4" w:space="0" w:color="70AD47" w:themeColor="accent6"/>
+              <w:left w:val="single" w:sz="4" w:space="0" w:color="70AD47" w:themeColor="accent6"/>
+              <w:bottom w:val="single" w:sz="4" w:space="0" w:color="70AD47" w:themeColor="accent6"/>
+              <w:right w:val="single" w:sz="4" w:space="0" w:color="70AD47" w:themeColor="accent6"/>
+            </w:tcBorders>
+            <w:shd w:val="clear" w:color="auto" w:fill="7B7B7B" w:themeFill="accent3" w:themeFillShade="BF"/>
+            <w:vAlign w:val="center"/>
+            <w:hideMark/>
+          </w:tcPr>
+          <w:p>
+            <w:pPr>
+              <w:spacing w:after="0" w:line="256" w:lineRule="auto"/>
+              <w:rPr>
+                <w:rFonts w:ascii="Times New Roman" w:eastAsia="Microsoft YaHei" w:hAnsi="Times New Roman" w:cs="Times New Roman"/>
+                <w:color w:val="FF0000"/>
+                <w:sz w:val="24"/>
+                <w:szCs w:val="24"/>
+                <w:lang w:eastAsia="ru-RU"/>
+              </w:rPr>
+            </w:pPr>
+            <w:r>
+              <w:rPr>
+                <w:rFonts w:ascii="Times New Roman" w:eastAsia="Microsoft YaHei" w:hAnsi="Times New Roman" w:cs="Times New Roman"/>
+                <w:color w:val="FFFF00"/>
+                <w:sz w:val="24"/>
+                <w:szCs w:val="24"/>
+                <w:lang w:eastAsia="ru-RU"/>
+              </w:rPr>
+              <w:t>Зачёт</w:t>
+            </w:r>
+          </w:p>
+        </w:tc>
+      </w:tr>
+      <w:tr>
+        <w:trPr>
+          <w:trHeight w:val="499"/>
+        </w:trPr>
+        <w:tc>
+          <w:tcPr>
+            <w:tcW w:w="3134" w:type="dxa"/>
+            <w:tcBorders>
+              <w:top w:val="nil"/>
+              <w:left w:val="single" w:sz="4" w:space="0" w:color="70AD47" w:themeColor="accent6"/>
+              <w:bottom w:val="single" w:sz="4" w:space="0" w:color="FFFFFF"/>
+              <w:right w:val="single" w:sz="4" w:space="0" w:color="70AD47" w:themeColor="accent6"/>
+            </w:tcBorders>
+            <w:shd w:val="clear" w:color="auto" w:fill="0ADA0F"/>
+            <w:vAlign w:val="center"/>
+            <w:hideMark/>
+          </w:tcPr>
+          <w:p>
+            <w:pPr>
+              <w:spacing w:after="0" w:line="256" w:lineRule="auto"/>
+              <w:ind w:firstLine="180"/>
+              <w:jc w:val="right"/>
+              <w:rPr>
+                <w:rFonts w:ascii="Times New Roman" w:eastAsia="Microsoft YaHei" w:hAnsi="Times New Roman" w:cs="Times New Roman"/>
+                <w:b/>
+                <w:sz w:val="24"/>
+                <w:szCs w:val="24"/>
+              </w:rPr>
+            </w:pPr>
+            <w:r>
+              <w:rPr>
+                <w:rFonts w:ascii="Times New Roman" w:eastAsia="Microsoft YaHei" w:hAnsi="Times New Roman" w:cs="Times New Roman"/>
+                <w:b/>
+                <w:sz w:val="24"/>
+                <w:szCs w:val="24"/>
+              </w:rPr>
+              <w:t>Предварительное условие</w:t>
+            </w:r>
+          </w:p>
+        </w:tc>
+        <w:tc>
+          <w:tcPr>
+            <w:tcW w:w="6556" w:type="dxa"/>
+            <w:tcBorders>
+              <w:top w:val="single" w:sz="4" w:space="0" w:color="70AD47" w:themeColor="accent6"/>
+              <w:left w:val="single" w:sz="4" w:space="0" w:color="70AD47" w:themeColor="accent6"/>
+              <w:bottom w:val="single" w:sz="4" w:space="0" w:color="70AD47" w:themeColor="accent6"/>
+              <w:right w:val="single" w:sz="4" w:space="0" w:color="70AD47" w:themeColor="accent6"/>
+            </w:tcBorders>
+            <w:shd w:val="clear" w:color="auto" w:fill="7B7B7B" w:themeFill="accent3" w:themeFillShade="BF"/>
+            <w:vAlign w:val="center"/>
+            <w:hideMark/>
+          </w:tcPr>
+          <w:p>
+            <w:pPr>
+              <w:spacing w:after="0" w:line="256" w:lineRule="auto"/>
+              <w:rPr>
+                <w:rFonts w:ascii="Times New Roman" w:eastAsia="Microsoft YaHei" w:hAnsi="Times New Roman" w:cs="Times New Roman"/>
+                <w:color w:val="FFFFFF" w:themeColor="background1"/>
+                <w:sz w:val="24"/>
+                <w:szCs w:val="24"/>
+                <w:lang w:eastAsia="ru-RU"/>
+              </w:rPr>
+            </w:pPr>
+            <w:r>
+              <w:rPr>
+                <w:rFonts w:ascii="Times New Roman" w:eastAsia="Microsoft YaHei" w:hAnsi="Times New Roman" w:cs="Times New Roman"/>
+                <w:color w:val="FFFFFF" w:themeColor="background1"/>
+                <w:sz w:val="24"/>
+                <w:szCs w:val="24"/>
+                <w:lang w:eastAsia="ru-RU"/>
+              </w:rPr>
+              <w:t>Приложение запущено, пользователь находится на странице авторизации.</w:t>
+            </w:r>
+          </w:p>
+        </w:tc>
+      </w:tr>
+      <w:tr>
+        <w:trPr>
+          <w:trHeight w:val="499"/>
+        </w:trPr>
+        <w:tc>
+          <w:tcPr>
+            <w:tcW w:w="3134" w:type="dxa"/>
+            <w:tcBorders>
+              <w:top w:val="nil"/>
+              <w:left w:val="single" w:sz="4" w:space="0" w:color="70AD47" w:themeColor="accent6"/>
+              <w:bottom w:val="single" w:sz="4" w:space="0" w:color="FFFFFF"/>
+              <w:right w:val="single" w:sz="4" w:space="0" w:color="70AD47" w:themeColor="accent6"/>
+            </w:tcBorders>
+            <w:shd w:val="clear" w:color="auto" w:fill="0ADA0F"/>
+            <w:vAlign w:val="center"/>
+            <w:hideMark/>
+          </w:tcPr>
+          <w:p>
+            <w:pPr>
+              <w:spacing w:after="0" w:line="256" w:lineRule="auto"/>
+              <w:ind w:firstLine="180"/>
+              <w:jc w:val="right"/>
+              <w:rPr>
+                <w:rFonts w:ascii="Times New Roman" w:eastAsia="Microsoft YaHei" w:hAnsi="Times New Roman" w:cs="Times New Roman"/>
+                <w:b/>
+                <w:sz w:val="24"/>
+                <w:szCs w:val="24"/>
+              </w:rPr>
+            </w:pPr>
+            <w:r>
+              <w:rPr>
+                <w:rFonts w:ascii="Times New Roman" w:eastAsia="Microsoft YaHei" w:hAnsi="Times New Roman" w:cs="Times New Roman"/>
+                <w:b/>
+                <w:sz w:val="24"/>
+                <w:szCs w:val="24"/>
+              </w:rPr>
+              <w:t>Постусловие</w:t>
+            </w:r>
+          </w:p>
+        </w:tc>
+        <w:tc>
+          <w:tcPr>
+            <w:tcW w:w="6556" w:type="dxa"/>
+            <w:tcBorders>
+              <w:top w:val="single" w:sz="4" w:space="0" w:color="70AD47" w:themeColor="accent6"/>
+              <w:left w:val="single" w:sz="4" w:space="0" w:color="70AD47" w:themeColor="accent6"/>
+              <w:bottom w:val="single" w:sz="4" w:space="0" w:color="70AD47" w:themeColor="accent6"/>
+              <w:right w:val="single" w:sz="4" w:space="0" w:color="70AD47" w:themeColor="accent6"/>
+            </w:tcBorders>
+            <w:shd w:val="clear" w:color="auto" w:fill="7B7B7B" w:themeFill="accent3" w:themeFillShade="BF"/>
+            <w:vAlign w:val="center"/>
+            <w:hideMark/>
+          </w:tcPr>
+          <w:p>
+            <w:pPr>
+              <w:spacing w:after="0" w:line="256" w:lineRule="auto"/>
+              <w:rPr>
+                <w:rFonts w:ascii="Times New Roman" w:eastAsia="Microsoft YaHei" w:hAnsi="Times New Roman" w:cs="Times New Roman"/>
+                <w:color w:val="FFFFFF" w:themeColor="background1"/>
+                <w:sz w:val="24"/>
+                <w:szCs w:val="24"/>
+                <w:lang w:eastAsia="ru-RU"/>
+              </w:rPr>
+            </w:pPr>
+            <w:r>
+              <w:rPr>
+                <w:rFonts w:ascii="Times New Roman" w:eastAsia="Microsoft YaHei" w:hAnsi="Times New Roman" w:cs="Times New Roman"/>
+                <w:color w:val="FFFFFF" w:themeColor="background1"/>
+                <w:sz w:val="24"/>
+                <w:szCs w:val="24"/>
+                <w:lang w:eastAsia="ru-RU"/>
+              </w:rPr>
+              <w:t>Пользователь находится в главном меню с доступом к каталогу и функции выхода.</w:t>
+            </w:r>
+          </w:p>
+        </w:tc>
+      </w:tr>
+      <w:tr>
+        <w:trPr>
+          <w:trHeight w:val="499"/>
+        </w:trPr>
+        <w:tc>
+          <w:tcPr>
+            <w:tcW w:w="3134" w:type="dxa"/>
+            <w:tcBorders>
+              <w:top w:val="nil"/>
+              <w:left w:val="single" w:sz="4" w:space="0" w:color="70AD47" w:themeColor="accent6"/>
+              <w:bottom w:val="single" w:sz="4" w:space="0" w:color="70AD47" w:themeColor="accent6"/>
+              <w:right w:val="single" w:sz="4" w:space="0" w:color="70AD47" w:themeColor="accent6"/>
+            </w:tcBorders>
+            <w:shd w:val="clear" w:color="auto" w:fill="0ADA0F"/>
+            <w:vAlign w:val="center"/>
+            <w:hideMark/>
+          </w:tcPr>
+          <w:p>
+            <w:pPr>
+              <w:spacing w:after="0" w:line="256" w:lineRule="auto"/>
+              <w:ind w:firstLine="180"/>
+              <w:jc w:val="right"/>
+              <w:rPr>
+                <w:rFonts w:ascii="Times New Roman" w:eastAsia="Microsoft YaHei" w:hAnsi="Times New Roman" w:cs="Times New Roman"/>
+                <w:b/>
+                <w:sz w:val="24"/>
+                <w:szCs w:val="24"/>
+              </w:rPr>
+            </w:pPr>
+            <w:r>
+              <w:rPr>
+                <w:rFonts w:ascii="Times New Roman" w:eastAsia="Microsoft YaHei" w:hAnsi="Times New Roman" w:cs="Times New Roman"/>
+                <w:b/>
+                <w:sz w:val="24"/>
+                <w:szCs w:val="24"/>
+              </w:rPr>
+              <w:t>Примечания/комментарии</w:t>
+            </w:r>
+          </w:p>
+        </w:tc>
+        <w:tc>
+          <w:tcPr>
+            <w:tcW w:w="6556" w:type="dxa"/>
+            <w:tcBorders>
+              <w:top w:val="single" w:sz="4" w:space="0" w:color="70AD47" w:themeColor="accent6"/>
+              <w:left w:val="single" w:sz="4" w:space="0" w:color="70AD47" w:themeColor="accent6"/>
+              <w:bottom w:val="single" w:sz="4" w:space="0" w:color="70AD47" w:themeColor="accent6"/>
+              <w:right w:val="single" w:sz="4" w:space="0" w:color="70AD47" w:themeColor="accent6"/>
+            </w:tcBorders>
+            <w:shd w:val="clear" w:color="auto" w:fill="7B7B7B" w:themeFill="accent3" w:themeFillShade="BF"/>
+            <w:vAlign w:val="center"/>
+            <w:hideMark/>
+          </w:tcPr>
+          <w:p>
+            <w:pPr>
+              <w:spacing w:after="0" w:line="256" w:lineRule="auto"/>
+              <w:rPr>
+                <w:rFonts w:ascii="Times New Roman" w:eastAsia="Microsoft YaHei" w:hAnsi="Times New Roman" w:cs="Times New Roman"/>
+                <w:color w:val="FFFFFF" w:themeColor="background1"/>
+                <w:sz w:val="24"/>
+                <w:szCs w:val="24"/>
+              </w:rPr>
+            </w:pPr>
+            <w:r>
+              <w:rPr>
+                <w:rFonts w:ascii="Times New Roman" w:eastAsia="Microsoft YaHei" w:hAnsi="Times New Roman" w:cs="Times New Roman"/>
+                <w:color w:val="FFFFFF" w:themeColor="background1"/>
+                <w:sz w:val="24"/>
+                <w:szCs w:val="24"/>
+              </w:rPr>
+              <w:t>Проверка авторизации для обычного клиента</w:t>
+            </w:r>
+          </w:p>
+        </w:tc>
+      </w:tr>
+    </w:tbl>
+    <w:p>
+      <w:pPr>
+        <w:rPr>
+          <w:rFonts w:ascii="Times New Roman" w:hAnsi="Times New Roman" w:cs="Times New Roman"/>
+          <w:b/>
+          <w:bCs/>
+          <w:sz w:val="24"/>
+          <w:szCs w:val="24"/>
+        </w:rPr>
+      </w:pPr>
+      <w:r>
+        <w:rPr>
+          <w:rFonts w:ascii="Times New Roman" w:hAnsi="Times New Roman" w:cs="Times New Roman"/>
+          <w:b/>
+          <w:bCs/>
+          <w:sz w:val="24"/>
+          <w:szCs w:val="24"/>
+        </w:rPr>
+        <w:br/>
+      </w:r>
+    </w:p>
+    <w:p>
+      <w:pPr>
+        <w:rPr>
+          <w:rFonts w:ascii="Times New Roman" w:hAnsi="Times New Roman" w:cs="Times New Roman"/>
+          <w:b/>
+          <w:bCs/>
+          <w:sz w:val="24"/>
+          <w:szCs w:val="24"/>
+        </w:rPr>
+      </w:pPr>
+    </w:p>
+    <w:p>
+      <w:pPr>
+        <w:rPr>
+          <w:rFonts w:ascii="Times New Roman" w:hAnsi="Times New Roman" w:cs="Times New Roman"/>
+          <w:b/>
+          <w:bCs/>
+          <w:sz w:val="24"/>
+          <w:szCs w:val="24"/>
+        </w:rPr>
+      </w:pPr>
+    </w:p>
+    <w:tbl>
+      <w:tblPr>
+        <w:tblW w:w="9690" w:type="dxa"/>
+        <w:tblInd w:w="80" w:type="dxa"/>
+        <w:tblLayout w:type="fixed"/>
+        <w:tblLook w:val="04A0" w:firstRow="1" w:lastRow="0" w:firstColumn="1" w:lastColumn="0" w:noHBand="0" w:noVBand="1"/>
+      </w:tblPr>
+      <w:tblGrid>
+        <w:gridCol w:w="3134"/>
+        <w:gridCol w:w="6556"/>
+      </w:tblGrid>
+      <w:tr>
+        <w:trPr>
+          <w:trHeight w:val="499"/>
+        </w:trPr>
+        <w:tc>
+          <w:tcPr>
+            <w:tcW w:w="3134" w:type="dxa"/>
+            <w:tcBorders>
+              <w:top w:val="single" w:sz="4" w:space="0" w:color="70AD47" w:themeColor="accent6"/>
+              <w:left w:val="single" w:sz="4" w:space="0" w:color="70AD47" w:themeColor="accent6"/>
+              <w:bottom w:val="single" w:sz="4" w:space="0" w:color="FFFFFF"/>
+              <w:right w:val="single" w:sz="4" w:space="0" w:color="70AD47" w:themeColor="accent6"/>
+            </w:tcBorders>
+            <w:shd w:val="clear" w:color="auto" w:fill="ED7D31" w:themeFill="accent2"/>
+            <w:vAlign w:val="center"/>
+            <w:hideMark/>
+          </w:tcPr>
+          <w:p>
+            <w:pPr>
+              <w:spacing w:after="0" w:line="256" w:lineRule="auto"/>
+              <w:ind w:firstLine="180"/>
+              <w:jc w:val="right"/>
+              <w:rPr>
+                <w:rFonts w:ascii="Times New Roman" w:eastAsia="Microsoft YaHei" w:hAnsi="Times New Roman" w:cs="Times New Roman"/>
+                <w:b/>
+                <w:sz w:val="24"/>
+                <w:szCs w:val="24"/>
+              </w:rPr>
+            </w:pPr>
+            <w:r>
+              <w:rPr>
+                <w:rFonts w:ascii="Times New Roman" w:eastAsia="Microsoft YaHei" w:hAnsi="Times New Roman" w:cs="Times New Roman"/>
+                <w:b/>
+                <w:sz w:val="24"/>
+                <w:szCs w:val="24"/>
+              </w:rPr>
+              <w:lastRenderedPageBreak/>
+              <w:t>Тестовый пример №</w:t>
+            </w:r>
+            <w:r>
+              <w:rPr>
+                <w:rFonts w:ascii="Times New Roman" w:eastAsia="Microsoft YaHei" w:hAnsi="Times New Roman" w:cs="Times New Roman"/>
+                <w:b/>
+                <w:sz w:val="24"/>
+                <w:szCs w:val="24"/>
+              </w:rPr>
+              <w:t>21</w:t>
+            </w:r>
+          </w:p>
+        </w:tc>
+        <w:tc>
+          <w:tcPr>
+            <w:tcW w:w="6556" w:type="dxa"/>
+            <w:tcBorders>
+              <w:top w:val="single" w:sz="4" w:space="0" w:color="70AD47" w:themeColor="accent6"/>
+              <w:left w:val="single" w:sz="4" w:space="0" w:color="70AD47" w:themeColor="accent6"/>
+              <w:bottom w:val="single" w:sz="4" w:space="0" w:color="70AD47" w:themeColor="accent6"/>
+              <w:right w:val="single" w:sz="4" w:space="0" w:color="70AD47" w:themeColor="accent6"/>
+            </w:tcBorders>
+            <w:shd w:val="clear" w:color="auto" w:fill="7B7B7B" w:themeFill="accent3" w:themeFillShade="BF"/>
+            <w:vAlign w:val="center"/>
+            <w:hideMark/>
+          </w:tcPr>
+          <w:p>
+            <w:pPr>
+              <w:spacing w:after="0" w:line="256" w:lineRule="auto"/>
+              <w:rPr>
+                <w:rFonts w:ascii="Times New Roman" w:eastAsia="Microsoft YaHei" w:hAnsi="Times New Roman" w:cs="Times New Roman"/>
+                <w:color w:val="FFFFFF" w:themeColor="background1"/>
+                <w:sz w:val="24"/>
+                <w:szCs w:val="24"/>
+                <w:lang w:eastAsia="ru-RU"/>
+              </w:rPr>
+            </w:pPr>
+            <w:r>
+              <w:rPr>
+                <w:rFonts w:ascii="Times New Roman" w:eastAsia="Microsoft YaHei" w:hAnsi="Times New Roman" w:cs="Times New Roman"/>
+                <w:color w:val="FFFFFF" w:themeColor="background1"/>
+                <w:sz w:val="24"/>
+                <w:szCs w:val="24"/>
+                <w:lang w:eastAsia="ru-RU"/>
+              </w:rPr>
+              <w:t>Тест_админ_панель_1</w:t>
+            </w:r>
+          </w:p>
+        </w:tc>
+      </w:tr>
+      <w:tr>
+        <w:trPr>
+          <w:trHeight w:val="499"/>
+        </w:trPr>
+        <w:tc>
+          <w:tcPr>
+            <w:tcW w:w="3134" w:type="dxa"/>
+            <w:tcBorders>
+              <w:top w:val="nil"/>
+              <w:left w:val="single" w:sz="4" w:space="0" w:color="70AD47" w:themeColor="accent6"/>
+              <w:bottom w:val="single" w:sz="4" w:space="0" w:color="FFFFFF"/>
+              <w:right w:val="single" w:sz="4" w:space="0" w:color="70AD47" w:themeColor="accent6"/>
+            </w:tcBorders>
+            <w:shd w:val="clear" w:color="auto" w:fill="0ADA0F"/>
+            <w:vAlign w:val="center"/>
+            <w:hideMark/>
+          </w:tcPr>
+          <w:p>
+            <w:pPr>
+              <w:spacing w:after="0" w:line="256" w:lineRule="auto"/>
+              <w:ind w:firstLine="180"/>
+              <w:jc w:val="right"/>
+              <w:rPr>
+                <w:rFonts w:ascii="Times New Roman" w:eastAsia="Microsoft YaHei" w:hAnsi="Times New Roman" w:cs="Times New Roman"/>
+                <w:b/>
+                <w:sz w:val="24"/>
+                <w:szCs w:val="24"/>
+              </w:rPr>
+            </w:pPr>
+            <w:r>
+              <w:rPr>
+                <w:rFonts w:ascii="Times New Roman" w:eastAsia="Microsoft YaHei" w:hAnsi="Times New Roman" w:cs="Times New Roman"/>
+                <w:b/>
+                <w:sz w:val="24"/>
+                <w:szCs w:val="24"/>
+              </w:rPr>
+              <w:t>Приоритет тестирования</w:t>
+            </w:r>
+          </w:p>
+        </w:tc>
+        <w:tc>
+          <w:tcPr>
+            <w:tcW w:w="6556" w:type="dxa"/>
+            <w:tcBorders>
+              <w:top w:val="single" w:sz="4" w:space="0" w:color="70AD47" w:themeColor="accent6"/>
+              <w:left w:val="single" w:sz="4" w:space="0" w:color="70AD47" w:themeColor="accent6"/>
+              <w:bottom w:val="single" w:sz="4" w:space="0" w:color="70AD47" w:themeColor="accent6"/>
+              <w:right w:val="single" w:sz="4" w:space="0" w:color="70AD47" w:themeColor="accent6"/>
+            </w:tcBorders>
+            <w:shd w:val="clear" w:color="auto" w:fill="7B7B7B" w:themeFill="accent3" w:themeFillShade="BF"/>
+            <w:vAlign w:val="center"/>
+            <w:hideMark/>
+          </w:tcPr>
+          <w:p>
+            <w:pPr>
+              <w:spacing w:after="0" w:line="256" w:lineRule="auto"/>
+              <w:rPr>
+                <w:rFonts w:ascii="Times New Roman" w:eastAsia="Microsoft YaHei" w:hAnsi="Times New Roman" w:cs="Times New Roman"/>
+                <w:color w:val="FFFFFF" w:themeColor="background1"/>
+                <w:sz w:val="24"/>
+                <w:szCs w:val="24"/>
+                <w:lang w:eastAsia="ru-RU"/>
+              </w:rPr>
+            </w:pPr>
+            <w:r>
+              <w:rPr>
+                <w:rFonts w:ascii="Times New Roman" w:eastAsia="Microsoft YaHei" w:hAnsi="Times New Roman" w:cs="Times New Roman"/>
+                <w:color w:val="FFFFFF" w:themeColor="background1"/>
+                <w:sz w:val="24"/>
+                <w:szCs w:val="24"/>
+                <w:lang w:eastAsia="ru-RU"/>
+              </w:rPr>
+              <w:t>Высокий</w:t>
+            </w:r>
+          </w:p>
+        </w:tc>
+      </w:tr>
+      <w:tr>
+        <w:trPr>
+          <w:trHeight w:val="499"/>
+        </w:trPr>
+        <w:tc>
+          <w:tcPr>
+            <w:tcW w:w="3134" w:type="dxa"/>
+            <w:tcBorders>
+              <w:top w:val="nil"/>
+              <w:left w:val="single" w:sz="4" w:space="0" w:color="70AD47" w:themeColor="accent6"/>
+              <w:bottom w:val="single" w:sz="4" w:space="0" w:color="FFFFFF"/>
+              <w:right w:val="single" w:sz="4" w:space="0" w:color="70AD47" w:themeColor="accent6"/>
+            </w:tcBorders>
+            <w:shd w:val="clear" w:color="auto" w:fill="0ADA0F"/>
+            <w:vAlign w:val="center"/>
+            <w:hideMark/>
+          </w:tcPr>
+          <w:p>
+            <w:pPr>
+              <w:spacing w:after="0" w:line="256" w:lineRule="auto"/>
+              <w:ind w:firstLine="180"/>
+              <w:jc w:val="right"/>
+              <w:rPr>
+                <w:rFonts w:ascii="Times New Roman" w:eastAsia="Microsoft YaHei" w:hAnsi="Times New Roman" w:cs="Times New Roman"/>
+                <w:b/>
+                <w:sz w:val="24"/>
+                <w:szCs w:val="24"/>
+              </w:rPr>
+            </w:pPr>
+            <w:r>
+              <w:rPr>
+                <w:rFonts w:ascii="Times New Roman" w:eastAsia="Microsoft YaHei" w:hAnsi="Times New Roman" w:cs="Times New Roman"/>
+                <w:b/>
+                <w:sz w:val="24"/>
+                <w:szCs w:val="24"/>
+              </w:rPr>
+              <w:t>Заголовок/название теста</w:t>
+            </w:r>
+          </w:p>
+        </w:tc>
+        <w:tc>
+          <w:tcPr>
+            <w:tcW w:w="6556" w:type="dxa"/>
+            <w:tcBorders>
+              <w:top w:val="single" w:sz="4" w:space="0" w:color="70AD47" w:themeColor="accent6"/>
+              <w:left w:val="single" w:sz="4" w:space="0" w:color="70AD47" w:themeColor="accent6"/>
+              <w:bottom w:val="single" w:sz="4" w:space="0" w:color="70AD47" w:themeColor="accent6"/>
+              <w:right w:val="single" w:sz="4" w:space="0" w:color="70AD47" w:themeColor="accent6"/>
+            </w:tcBorders>
+            <w:shd w:val="clear" w:color="auto" w:fill="7B7B7B" w:themeFill="accent3" w:themeFillShade="BF"/>
+            <w:vAlign w:val="center"/>
+            <w:hideMark/>
+          </w:tcPr>
+          <w:p>
+            <w:pPr>
+              <w:spacing w:after="0" w:line="256" w:lineRule="auto"/>
+              <w:rPr>
+                <w:rFonts w:ascii="Times New Roman" w:eastAsia="Microsoft YaHei" w:hAnsi="Times New Roman" w:cs="Times New Roman"/>
+                <w:color w:val="FFFFFF" w:themeColor="background1"/>
+                <w:sz w:val="24"/>
+                <w:szCs w:val="24"/>
+                <w:lang w:eastAsia="ru-RU"/>
+              </w:rPr>
+            </w:pPr>
+            <w:r>
+              <w:rPr>
+                <w:rFonts w:ascii="Times New Roman" w:eastAsia="Microsoft YaHei" w:hAnsi="Times New Roman" w:cs="Times New Roman"/>
+                <w:color w:val="FFFFFF" w:themeColor="background1"/>
+                <w:sz w:val="24"/>
+                <w:szCs w:val="24"/>
+                <w:lang w:eastAsia="ru-RU"/>
+              </w:rPr>
+              <w:t>Тестирование отображения дополнительных кнопок для администратора</w:t>
+            </w:r>
+          </w:p>
+        </w:tc>
+      </w:tr>
+      <w:tr>
+        <w:trPr>
+          <w:trHeight w:val="499"/>
+        </w:trPr>
+        <w:tc>
+          <w:tcPr>
+            <w:tcW w:w="3134" w:type="dxa"/>
+            <w:tcBorders>
+              <w:top w:val="nil"/>
+              <w:left w:val="single" w:sz="4" w:space="0" w:color="70AD47" w:themeColor="accent6"/>
+              <w:bottom w:val="single" w:sz="4" w:space="0" w:color="FFFFFF"/>
+              <w:right w:val="single" w:sz="4" w:space="0" w:color="70AD47" w:themeColor="accent6"/>
+            </w:tcBorders>
+            <w:shd w:val="clear" w:color="auto" w:fill="0ADA0F"/>
+            <w:vAlign w:val="center"/>
+            <w:hideMark/>
+          </w:tcPr>
+          <w:p>
+            <w:pPr>
+              <w:spacing w:after="0" w:line="256" w:lineRule="auto"/>
+              <w:ind w:firstLine="180"/>
+              <w:jc w:val="right"/>
+              <w:rPr>
+                <w:rFonts w:ascii="Times New Roman" w:eastAsia="Microsoft YaHei" w:hAnsi="Times New Roman" w:cs="Times New Roman"/>
+                <w:b/>
+                <w:sz w:val="24"/>
+                <w:szCs w:val="24"/>
+              </w:rPr>
+            </w:pPr>
+            <w:r>
+              <w:rPr>
+                <w:rFonts w:ascii="Times New Roman" w:eastAsia="Microsoft YaHei" w:hAnsi="Times New Roman" w:cs="Times New Roman"/>
+                <w:b/>
+                <w:sz w:val="24"/>
+                <w:szCs w:val="24"/>
+              </w:rPr>
+              <w:t>Краткое изложение теста</w:t>
+            </w:r>
+          </w:p>
+        </w:tc>
+        <w:tc>
+          <w:tcPr>
+            <w:tcW w:w="6556" w:type="dxa"/>
+            <w:tcBorders>
+              <w:top w:val="single" w:sz="4" w:space="0" w:color="70AD47" w:themeColor="accent6"/>
+              <w:left w:val="single" w:sz="4" w:space="0" w:color="70AD47" w:themeColor="accent6"/>
+              <w:bottom w:val="single" w:sz="4" w:space="0" w:color="70AD47" w:themeColor="accent6"/>
+              <w:right w:val="single" w:sz="4" w:space="0" w:color="70AD47" w:themeColor="accent6"/>
+            </w:tcBorders>
+            <w:shd w:val="clear" w:color="auto" w:fill="7B7B7B" w:themeFill="accent3" w:themeFillShade="BF"/>
+            <w:vAlign w:val="center"/>
+            <w:hideMark/>
+          </w:tcPr>
+          <w:p>
+            <w:pPr>
+              <w:rPr>
+                <w:rFonts w:ascii="Times New Roman" w:eastAsia="Microsoft YaHei" w:hAnsi="Times New Roman" w:cs="Times New Roman"/>
+                <w:color w:val="FFFFFF" w:themeColor="background1"/>
+                <w:sz w:val="24"/>
+                <w:szCs w:val="24"/>
+                <w:lang w:eastAsia="ru-RU"/>
+              </w:rPr>
+            </w:pPr>
+            <w:r>
+              <w:rPr>
+                <w:rFonts w:ascii="Times New Roman" w:eastAsia="Microsoft YaHei" w:hAnsi="Times New Roman" w:cs="Times New Roman"/>
+                <w:color w:val="FFFFFF" w:themeColor="background1"/>
+                <w:sz w:val="24"/>
+                <w:szCs w:val="24"/>
+                <w:lang w:eastAsia="ru-RU"/>
+              </w:rPr>
+              <w:t>Проверка наличия кнопок "Добавить товар" и "Клиенты" после авторизации с правами администратора</w:t>
+            </w:r>
+          </w:p>
+        </w:tc>
+      </w:tr>
+      <w:tr>
+        <w:trPr>
+          <w:trHeight w:val="499"/>
+        </w:trPr>
+        <w:tc>
+          <w:tcPr>
+            <w:tcW w:w="3134" w:type="dxa"/>
+            <w:tcBorders>
+              <w:top w:val="nil"/>
+              <w:left w:val="single" w:sz="4" w:space="0" w:color="70AD47" w:themeColor="accent6"/>
+              <w:bottom w:val="single" w:sz="4" w:space="0" w:color="FFFFFF"/>
+              <w:right w:val="single" w:sz="4" w:space="0" w:color="70AD47" w:themeColor="accent6"/>
+            </w:tcBorders>
+            <w:shd w:val="clear" w:color="auto" w:fill="0ADA0F"/>
+            <w:vAlign w:val="center"/>
+            <w:hideMark/>
+          </w:tcPr>
+          <w:p>
+            <w:pPr>
+              <w:spacing w:after="0" w:line="256" w:lineRule="auto"/>
+              <w:ind w:firstLine="180"/>
+              <w:jc w:val="right"/>
+              <w:rPr>
+                <w:rFonts w:ascii="Times New Roman" w:eastAsia="Microsoft YaHei" w:hAnsi="Times New Roman" w:cs="Times New Roman"/>
+                <w:b/>
+                <w:sz w:val="24"/>
+                <w:szCs w:val="24"/>
+              </w:rPr>
+            </w:pPr>
+            <w:r>
+              <w:rPr>
+                <w:rFonts w:ascii="Times New Roman" w:eastAsia="Microsoft YaHei" w:hAnsi="Times New Roman" w:cs="Times New Roman"/>
+                <w:b/>
+                <w:sz w:val="24"/>
+                <w:szCs w:val="24"/>
+              </w:rPr>
+              <w:t>Этапы теста</w:t>
+            </w:r>
+          </w:p>
+        </w:tc>
+        <w:tc>
+          <w:tcPr>
+            <w:tcW w:w="6556" w:type="dxa"/>
+            <w:tcBorders>
+              <w:top w:val="single" w:sz="4" w:space="0" w:color="70AD47" w:themeColor="accent6"/>
+              <w:left w:val="single" w:sz="4" w:space="0" w:color="70AD47" w:themeColor="accent6"/>
+              <w:bottom w:val="single" w:sz="4" w:space="0" w:color="70AD47" w:themeColor="accent6"/>
+              <w:right w:val="single" w:sz="4" w:space="0" w:color="70AD47" w:themeColor="accent6"/>
+            </w:tcBorders>
+            <w:shd w:val="clear" w:color="auto" w:fill="7B7B7B" w:themeFill="accent3" w:themeFillShade="BF"/>
+            <w:vAlign w:val="center"/>
+            <w:hideMark/>
+          </w:tcPr>
+          <w:p>
+            <w:pPr>
+              <w:numPr>
+                <w:ilvl w:val="0"/>
+                <w:numId w:val="22"/>
+              </w:numPr>
+              <w:spacing w:after="0" w:line="256" w:lineRule="auto"/>
+              <w:contextualSpacing/>
+              <w:rPr>
+                <w:rFonts w:ascii="Times New Roman" w:eastAsia="Microsoft YaHei" w:hAnsi="Times New Roman" w:cs="Times New Roman"/>
+                <w:color w:val="FFFFFF" w:themeColor="background1"/>
+                <w:sz w:val="24"/>
+                <w:szCs w:val="24"/>
+                <w:lang w:eastAsia="ru-RU"/>
+              </w:rPr>
+            </w:pPr>
+            <w:r>
+              <w:rPr>
+                <w:rFonts w:ascii="Times New Roman" w:eastAsia="Microsoft YaHei" w:hAnsi="Times New Roman" w:cs="Times New Roman"/>
+                <w:color w:val="FFFFFF" w:themeColor="background1"/>
+                <w:sz w:val="24"/>
+                <w:szCs w:val="24"/>
+                <w:lang w:eastAsia="ru-RU"/>
+              </w:rPr>
+              <w:t xml:space="preserve">Авторизоваться в системе с данными </w:t>
+            </w:r>
+            <w:proofErr w:type="spellStart"/>
+            <w:r>
+              <w:rPr>
+                <w:rFonts w:ascii="Times New Roman" w:eastAsia="Microsoft YaHei" w:hAnsi="Times New Roman" w:cs="Times New Roman"/>
+                <w:color w:val="FFFFFF" w:themeColor="background1"/>
+                <w:sz w:val="24"/>
+                <w:szCs w:val="24"/>
+                <w:lang w:eastAsia="ru-RU"/>
+              </w:rPr>
+              <w:t>admin</w:t>
+            </w:r>
+            <w:proofErr w:type="spellEnd"/>
+            <w:r>
+              <w:rPr>
+                <w:rFonts w:ascii="Times New Roman" w:eastAsia="Microsoft YaHei" w:hAnsi="Times New Roman" w:cs="Times New Roman"/>
+                <w:color w:val="FFFFFF" w:themeColor="background1"/>
+                <w:sz w:val="24"/>
+                <w:szCs w:val="24"/>
+                <w:lang w:eastAsia="ru-RU"/>
+              </w:rPr>
+              <w:t>/123.</w:t>
+            </w:r>
+          </w:p>
+          <w:p>
+            <w:pPr>
+              <w:numPr>
+                <w:ilvl w:val="0"/>
+                <w:numId w:val="22"/>
+              </w:numPr>
+              <w:spacing w:after="0" w:line="256" w:lineRule="auto"/>
+              <w:contextualSpacing/>
+              <w:rPr>
+                <w:rFonts w:ascii="Times New Roman" w:eastAsia="Microsoft YaHei" w:hAnsi="Times New Roman" w:cs="Times New Roman"/>
+                <w:color w:val="FFFFFF" w:themeColor="background1"/>
+                <w:sz w:val="24"/>
+                <w:szCs w:val="24"/>
+                <w:lang w:eastAsia="ru-RU"/>
+              </w:rPr>
+            </w:pPr>
+            <w:r>
+              <w:rPr>
+                <w:rFonts w:ascii="Times New Roman" w:eastAsia="Microsoft YaHei" w:hAnsi="Times New Roman" w:cs="Times New Roman"/>
+                <w:color w:val="FFFFFF" w:themeColor="background1"/>
+                <w:sz w:val="24"/>
+                <w:szCs w:val="24"/>
+                <w:lang w:eastAsia="ru-RU"/>
+              </w:rPr>
+              <w:t>Проверить наличие кнопки "Добавить товар".</w:t>
+            </w:r>
+          </w:p>
+          <w:p>
+            <w:pPr>
+              <w:numPr>
+                <w:ilvl w:val="0"/>
+                <w:numId w:val="22"/>
+              </w:numPr>
+              <w:spacing w:after="0" w:line="256" w:lineRule="auto"/>
+              <w:contextualSpacing/>
+              <w:rPr>
+                <w:rFonts w:ascii="Times New Roman" w:eastAsia="Microsoft YaHei" w:hAnsi="Times New Roman" w:cs="Times New Roman"/>
+                <w:color w:val="FFFFFF" w:themeColor="background1"/>
+                <w:sz w:val="24"/>
+                <w:szCs w:val="24"/>
+                <w:lang w:eastAsia="ru-RU"/>
+              </w:rPr>
+            </w:pPr>
+            <w:r>
+              <w:rPr>
+                <w:rFonts w:ascii="Times New Roman" w:eastAsia="Microsoft YaHei" w:hAnsi="Times New Roman" w:cs="Times New Roman"/>
+                <w:color w:val="FFFFFF" w:themeColor="background1"/>
+                <w:sz w:val="24"/>
+                <w:szCs w:val="24"/>
+                <w:lang w:eastAsia="ru-RU"/>
+              </w:rPr>
+              <w:t>Проверить наличие кнопки "Клиенты".</w:t>
+            </w:r>
+          </w:p>
+        </w:tc>
+      </w:tr>
+      <w:tr>
+        <w:trPr>
+          <w:trHeight w:val="499"/>
+        </w:trPr>
+        <w:tc>
+          <w:tcPr>
+            <w:tcW w:w="3134" w:type="dxa"/>
+            <w:tcBorders>
+              <w:top w:val="nil"/>
+              <w:left w:val="single" w:sz="4" w:space="0" w:color="70AD47" w:themeColor="accent6"/>
+              <w:bottom w:val="single" w:sz="4" w:space="0" w:color="FFFFFF"/>
+              <w:right w:val="single" w:sz="4" w:space="0" w:color="70AD47" w:themeColor="accent6"/>
+            </w:tcBorders>
+            <w:shd w:val="clear" w:color="auto" w:fill="0ADA0F"/>
+            <w:vAlign w:val="center"/>
+            <w:hideMark/>
+          </w:tcPr>
+          <w:p>
+            <w:pPr>
+              <w:spacing w:after="0" w:line="256" w:lineRule="auto"/>
+              <w:ind w:firstLine="180"/>
+              <w:jc w:val="right"/>
+              <w:rPr>
+                <w:rFonts w:ascii="Times New Roman" w:eastAsia="Microsoft YaHei" w:hAnsi="Times New Roman" w:cs="Times New Roman"/>
+                <w:b/>
+                <w:sz w:val="24"/>
+                <w:szCs w:val="24"/>
+              </w:rPr>
+            </w:pPr>
+            <w:r>
+              <w:rPr>
+                <w:rFonts w:ascii="Times New Roman" w:eastAsia="Microsoft YaHei" w:hAnsi="Times New Roman" w:cs="Times New Roman"/>
+                <w:b/>
+                <w:sz w:val="24"/>
+                <w:szCs w:val="24"/>
+              </w:rPr>
+              <w:t>Тестовые данные</w:t>
+            </w:r>
+          </w:p>
+        </w:tc>
+        <w:tc>
+          <w:tcPr>
+            <w:tcW w:w="6556" w:type="dxa"/>
+            <w:tcBorders>
+              <w:top w:val="single" w:sz="4" w:space="0" w:color="70AD47" w:themeColor="accent6"/>
+              <w:left w:val="single" w:sz="4" w:space="0" w:color="70AD47" w:themeColor="accent6"/>
+              <w:bottom w:val="single" w:sz="4" w:space="0" w:color="70AD47" w:themeColor="accent6"/>
+              <w:right w:val="single" w:sz="4" w:space="0" w:color="70AD47" w:themeColor="accent6"/>
+            </w:tcBorders>
+            <w:shd w:val="clear" w:color="auto" w:fill="7B7B7B" w:themeFill="accent3" w:themeFillShade="BF"/>
+            <w:vAlign w:val="center"/>
+            <w:hideMark/>
+          </w:tcPr>
+          <w:p>
+            <w:pPr>
+              <w:numPr>
+                <w:ilvl w:val="0"/>
+                <w:numId w:val="21"/>
+              </w:numPr>
+              <w:spacing w:after="0" w:line="256" w:lineRule="auto"/>
+              <w:rPr>
+                <w:rFonts w:ascii="Times New Roman" w:eastAsia="Microsoft YaHei" w:hAnsi="Times New Roman" w:cs="Times New Roman"/>
+                <w:color w:val="FFFFFF" w:themeColor="background1"/>
+                <w:sz w:val="24"/>
+                <w:szCs w:val="24"/>
+                <w:lang w:eastAsia="ru-RU"/>
+              </w:rPr>
+            </w:pPr>
+            <w:r>
+              <w:rPr>
+                <w:rFonts w:ascii="Times New Roman" w:eastAsia="Microsoft YaHei" w:hAnsi="Times New Roman" w:cs="Times New Roman"/>
+                <w:color w:val="FFFFFF" w:themeColor="background1"/>
+                <w:sz w:val="24"/>
+                <w:szCs w:val="24"/>
+                <w:lang w:eastAsia="ru-RU"/>
+              </w:rPr>
+              <w:t xml:space="preserve">Логин: </w:t>
+            </w:r>
+            <w:proofErr w:type="spellStart"/>
+            <w:r>
+              <w:rPr>
+                <w:rFonts w:ascii="Times New Roman" w:eastAsia="Microsoft YaHei" w:hAnsi="Times New Roman" w:cs="Times New Roman"/>
+                <w:color w:val="FFFFFF" w:themeColor="background1"/>
+                <w:sz w:val="24"/>
+                <w:szCs w:val="24"/>
+                <w:lang w:eastAsia="ru-RU"/>
+              </w:rPr>
+              <w:t>admin</w:t>
+            </w:r>
+            <w:proofErr w:type="spellEnd"/>
+            <w:r>
+              <w:rPr>
+                <w:rFonts w:ascii="Times New Roman" w:eastAsia="Microsoft YaHei" w:hAnsi="Times New Roman" w:cs="Times New Roman"/>
+                <w:color w:val="FFFFFF" w:themeColor="background1"/>
+                <w:sz w:val="24"/>
+                <w:szCs w:val="24"/>
+                <w:lang w:eastAsia="ru-RU"/>
+              </w:rPr>
+              <w:t>;</w:t>
+            </w:r>
+          </w:p>
+          <w:p>
+            <w:pPr>
+              <w:numPr>
+                <w:ilvl w:val="0"/>
+                <w:numId w:val="21"/>
+              </w:numPr>
+              <w:spacing w:after="0" w:line="256" w:lineRule="auto"/>
+              <w:rPr>
+                <w:rFonts w:ascii="Times New Roman" w:eastAsia="Microsoft YaHei" w:hAnsi="Times New Roman" w:cs="Times New Roman"/>
+                <w:color w:val="FFFFFF" w:themeColor="background1"/>
+                <w:sz w:val="24"/>
+                <w:szCs w:val="24"/>
+                <w:lang w:val="en-US" w:eastAsia="ru-RU"/>
+              </w:rPr>
+            </w:pPr>
+            <w:r>
+              <w:rPr>
+                <w:rFonts w:ascii="Times New Roman" w:eastAsia="Microsoft YaHei" w:hAnsi="Times New Roman" w:cs="Times New Roman"/>
+                <w:color w:val="FFFFFF" w:themeColor="background1"/>
+                <w:sz w:val="24"/>
+                <w:szCs w:val="24"/>
+                <w:lang w:eastAsia="ru-RU"/>
+              </w:rPr>
+              <w:t>Пароль: 123.</w:t>
+            </w:r>
+          </w:p>
+        </w:tc>
+      </w:tr>
+      <w:tr>
+        <w:trPr>
+          <w:trHeight w:val="499"/>
+        </w:trPr>
+        <w:tc>
+          <w:tcPr>
+            <w:tcW w:w="3134" w:type="dxa"/>
+            <w:tcBorders>
+              <w:top w:val="nil"/>
+              <w:left w:val="single" w:sz="4" w:space="0" w:color="70AD47" w:themeColor="accent6"/>
+              <w:bottom w:val="single" w:sz="4" w:space="0" w:color="FFFFFF"/>
+              <w:right w:val="single" w:sz="4" w:space="0" w:color="70AD47" w:themeColor="accent6"/>
+            </w:tcBorders>
+            <w:shd w:val="clear" w:color="auto" w:fill="0ADA0F"/>
+            <w:vAlign w:val="center"/>
+            <w:hideMark/>
+          </w:tcPr>
+          <w:p>
+            <w:pPr>
+              <w:spacing w:after="0" w:line="256" w:lineRule="auto"/>
+              <w:ind w:firstLine="180"/>
+              <w:jc w:val="right"/>
+              <w:rPr>
+                <w:rFonts w:ascii="Times New Roman" w:eastAsia="Microsoft YaHei" w:hAnsi="Times New Roman" w:cs="Times New Roman"/>
+                <w:b/>
+                <w:sz w:val="24"/>
+                <w:szCs w:val="24"/>
+              </w:rPr>
+            </w:pPr>
+            <w:r>
+              <w:rPr>
+                <w:rFonts w:ascii="Times New Roman" w:eastAsia="Microsoft YaHei" w:hAnsi="Times New Roman" w:cs="Times New Roman"/>
+                <w:b/>
+                <w:sz w:val="24"/>
+                <w:szCs w:val="24"/>
+              </w:rPr>
+              <w:t>Ожидаемый результат</w:t>
+            </w:r>
+          </w:p>
+        </w:tc>
+        <w:tc>
+          <w:tcPr>
+            <w:tcW w:w="6556" w:type="dxa"/>
+            <w:tcBorders>
+              <w:top w:val="single" w:sz="4" w:space="0" w:color="70AD47" w:themeColor="accent6"/>
+              <w:left w:val="single" w:sz="4" w:space="0" w:color="70AD47" w:themeColor="accent6"/>
+              <w:bottom w:val="single" w:sz="4" w:space="0" w:color="70AD47" w:themeColor="accent6"/>
+              <w:right w:val="single" w:sz="4" w:space="0" w:color="70AD47" w:themeColor="accent6"/>
+            </w:tcBorders>
+            <w:shd w:val="clear" w:color="auto" w:fill="7B7B7B" w:themeFill="accent3" w:themeFillShade="BF"/>
+            <w:vAlign w:val="center"/>
+            <w:hideMark/>
+          </w:tcPr>
+          <w:p>
+            <w:pPr>
+              <w:rPr>
+                <w:rFonts w:ascii="Times New Roman" w:hAnsi="Times New Roman" w:cs="Times New Roman"/>
+                <w:color w:val="FFFFFF" w:themeColor="background1"/>
+                <w:sz w:val="24"/>
+                <w:szCs w:val="24"/>
+              </w:rPr>
+            </w:pPr>
+            <w:r>
+              <w:rPr>
+                <w:rFonts w:ascii="Times New Roman" w:hAnsi="Times New Roman" w:cs="Times New Roman"/>
+                <w:color w:val="FFFFFF" w:themeColor="background1"/>
+                <w:sz w:val="24"/>
+                <w:szCs w:val="24"/>
+              </w:rPr>
+              <w:t>После авторизации в главном меню отображаются две дополнительные кнопки: "Добавить товар" и "Клиенты".</w:t>
+            </w:r>
+          </w:p>
+        </w:tc>
+      </w:tr>
+      <w:tr>
+        <w:trPr>
+          <w:trHeight w:val="499"/>
+        </w:trPr>
+        <w:tc>
+          <w:tcPr>
+            <w:tcW w:w="3134" w:type="dxa"/>
+            <w:tcBorders>
+              <w:top w:val="nil"/>
+              <w:left w:val="single" w:sz="4" w:space="0" w:color="70AD47" w:themeColor="accent6"/>
+              <w:bottom w:val="single" w:sz="4" w:space="0" w:color="FFFFFF"/>
+              <w:right w:val="single" w:sz="4" w:space="0" w:color="70AD47" w:themeColor="accent6"/>
+            </w:tcBorders>
+            <w:shd w:val="clear" w:color="auto" w:fill="0ADA0F"/>
+            <w:vAlign w:val="center"/>
+            <w:hideMark/>
+          </w:tcPr>
+          <w:p>
+            <w:pPr>
+              <w:spacing w:after="0" w:line="256" w:lineRule="auto"/>
+              <w:ind w:firstLine="180"/>
+              <w:jc w:val="right"/>
+              <w:rPr>
+                <w:rFonts w:ascii="Times New Roman" w:eastAsia="Microsoft YaHei" w:hAnsi="Times New Roman" w:cs="Times New Roman"/>
+                <w:b/>
+                <w:sz w:val="24"/>
+                <w:szCs w:val="24"/>
+              </w:rPr>
+            </w:pPr>
+            <w:r>
+              <w:rPr>
+                <w:rFonts w:ascii="Times New Roman" w:eastAsia="Microsoft YaHei" w:hAnsi="Times New Roman" w:cs="Times New Roman"/>
+                <w:b/>
+                <w:sz w:val="24"/>
+                <w:szCs w:val="24"/>
+              </w:rPr>
+              <w:t xml:space="preserve">Фактический результат </w:t>
+            </w:r>
+          </w:p>
+        </w:tc>
+        <w:tc>
+          <w:tcPr>
+            <w:tcW w:w="6556" w:type="dxa"/>
+            <w:tcBorders>
+              <w:top w:val="single" w:sz="4" w:space="0" w:color="70AD47" w:themeColor="accent6"/>
+              <w:left w:val="single" w:sz="4" w:space="0" w:color="70AD47" w:themeColor="accent6"/>
+              <w:bottom w:val="single" w:sz="4" w:space="0" w:color="70AD47" w:themeColor="accent6"/>
+              <w:right w:val="single" w:sz="4" w:space="0" w:color="70AD47" w:themeColor="accent6"/>
+            </w:tcBorders>
+            <w:shd w:val="clear" w:color="auto" w:fill="7B7B7B" w:themeFill="accent3" w:themeFillShade="BF"/>
+            <w:vAlign w:val="center"/>
+          </w:tcPr>
+          <w:p>
+            <w:pPr>
+              <w:rPr>
+                <w:rFonts w:ascii="Times New Roman" w:eastAsia="Microsoft YaHei" w:hAnsi="Times New Roman" w:cs="Times New Roman"/>
+                <w:color w:val="FFFFFF" w:themeColor="background1"/>
+                <w:sz w:val="24"/>
+                <w:szCs w:val="24"/>
+                <w:lang w:eastAsia="ru-RU"/>
+              </w:rPr>
+            </w:pPr>
+            <w:r>
+              <w:rPr>
+                <w:rFonts w:ascii="Times New Roman" w:eastAsia="Microsoft YaHei" w:hAnsi="Times New Roman" w:cs="Times New Roman"/>
+                <w:color w:val="FFFFFF" w:themeColor="background1"/>
+                <w:sz w:val="24"/>
+                <w:szCs w:val="24"/>
+                <w:lang w:eastAsia="ru-RU"/>
+              </w:rPr>
+              <w:t>После авторизации в главном меню отобразились две дополнительные кнопки: "Добавить товар" и "Клиенты".</w:t>
+            </w:r>
+          </w:p>
+        </w:tc>
+      </w:tr>
+      <w:tr>
+        <w:trPr>
+          <w:trHeight w:val="499"/>
+        </w:trPr>
+        <w:tc>
+          <w:tcPr>
+            <w:tcW w:w="3134" w:type="dxa"/>
+            <w:tcBorders>
+              <w:top w:val="nil"/>
+              <w:left w:val="single" w:sz="4" w:space="0" w:color="70AD47" w:themeColor="accent6"/>
+              <w:bottom w:val="single" w:sz="4" w:space="0" w:color="FFFFFF"/>
+              <w:right w:val="single" w:sz="4" w:space="0" w:color="70AD47" w:themeColor="accent6"/>
+            </w:tcBorders>
+            <w:shd w:val="clear" w:color="auto" w:fill="0ADA0F"/>
+            <w:vAlign w:val="center"/>
+            <w:hideMark/>
+          </w:tcPr>
+          <w:p>
+            <w:pPr>
+              <w:spacing w:after="0" w:line="256" w:lineRule="auto"/>
+              <w:ind w:firstLine="180"/>
+              <w:jc w:val="right"/>
+              <w:rPr>
+                <w:rFonts w:ascii="Times New Roman" w:eastAsia="Microsoft YaHei" w:hAnsi="Times New Roman" w:cs="Times New Roman"/>
+                <w:b/>
+                <w:sz w:val="24"/>
+                <w:szCs w:val="24"/>
+              </w:rPr>
+            </w:pPr>
+            <w:r>
+              <w:rPr>
+                <w:rFonts w:ascii="Times New Roman" w:eastAsia="Microsoft YaHei" w:hAnsi="Times New Roman" w:cs="Times New Roman"/>
+                <w:b/>
+                <w:sz w:val="24"/>
+                <w:szCs w:val="24"/>
+              </w:rPr>
+              <w:t>Статус</w:t>
+            </w:r>
+          </w:p>
+        </w:tc>
+        <w:tc>
+          <w:tcPr>
+            <w:tcW w:w="6556" w:type="dxa"/>
+            <w:tcBorders>
+              <w:top w:val="single" w:sz="4" w:space="0" w:color="70AD47" w:themeColor="accent6"/>
+              <w:left w:val="single" w:sz="4" w:space="0" w:color="70AD47" w:themeColor="accent6"/>
+              <w:bottom w:val="single" w:sz="4" w:space="0" w:color="70AD47" w:themeColor="accent6"/>
+              <w:right w:val="single" w:sz="4" w:space="0" w:color="70AD47" w:themeColor="accent6"/>
+            </w:tcBorders>
+            <w:shd w:val="clear" w:color="auto" w:fill="7B7B7B" w:themeFill="accent3" w:themeFillShade="BF"/>
+            <w:vAlign w:val="center"/>
+            <w:hideMark/>
+          </w:tcPr>
+          <w:p>
+            <w:pPr>
+              <w:spacing w:after="0" w:line="256" w:lineRule="auto"/>
+              <w:rPr>
+                <w:rFonts w:ascii="Times New Roman" w:eastAsia="Microsoft YaHei" w:hAnsi="Times New Roman" w:cs="Times New Roman"/>
+                <w:color w:val="FF0000"/>
+                <w:sz w:val="24"/>
+                <w:szCs w:val="24"/>
+                <w:lang w:eastAsia="ru-RU"/>
+              </w:rPr>
+            </w:pPr>
+            <w:r>
+              <w:rPr>
+                <w:rFonts w:ascii="Times New Roman" w:eastAsia="Microsoft YaHei" w:hAnsi="Times New Roman" w:cs="Times New Roman"/>
+                <w:color w:val="FFFF00"/>
+                <w:sz w:val="24"/>
+                <w:szCs w:val="24"/>
+                <w:lang w:eastAsia="ru-RU"/>
+              </w:rPr>
+              <w:t>Зачёт</w:t>
+            </w:r>
+          </w:p>
+        </w:tc>
+      </w:tr>
+      <w:tr>
+        <w:trPr>
+          <w:trHeight w:val="499"/>
+        </w:trPr>
+        <w:tc>
+          <w:tcPr>
+            <w:tcW w:w="3134" w:type="dxa"/>
+            <w:tcBorders>
+              <w:top w:val="nil"/>
+              <w:left w:val="single" w:sz="4" w:space="0" w:color="70AD47" w:themeColor="accent6"/>
+              <w:bottom w:val="single" w:sz="4" w:space="0" w:color="FFFFFF"/>
+              <w:right w:val="single" w:sz="4" w:space="0" w:color="70AD47" w:themeColor="accent6"/>
+            </w:tcBorders>
+            <w:shd w:val="clear" w:color="auto" w:fill="0ADA0F"/>
+            <w:vAlign w:val="center"/>
+            <w:hideMark/>
+          </w:tcPr>
+          <w:p>
+            <w:pPr>
+              <w:spacing w:after="0" w:line="256" w:lineRule="auto"/>
+              <w:ind w:firstLine="180"/>
+              <w:jc w:val="right"/>
+              <w:rPr>
+                <w:rFonts w:ascii="Times New Roman" w:eastAsia="Microsoft YaHei" w:hAnsi="Times New Roman" w:cs="Times New Roman"/>
+                <w:b/>
+                <w:sz w:val="24"/>
+                <w:szCs w:val="24"/>
+              </w:rPr>
+            </w:pPr>
+            <w:r>
+              <w:rPr>
+                <w:rFonts w:ascii="Times New Roman" w:eastAsia="Microsoft YaHei" w:hAnsi="Times New Roman" w:cs="Times New Roman"/>
+                <w:b/>
+                <w:sz w:val="24"/>
+                <w:szCs w:val="24"/>
+              </w:rPr>
+              <w:t>Предварительное условие</w:t>
+            </w:r>
+          </w:p>
+        </w:tc>
+        <w:tc>
+          <w:tcPr>
+            <w:tcW w:w="6556" w:type="dxa"/>
+            <w:tcBorders>
+              <w:top w:val="single" w:sz="4" w:space="0" w:color="70AD47" w:themeColor="accent6"/>
+              <w:left w:val="single" w:sz="4" w:space="0" w:color="70AD47" w:themeColor="accent6"/>
+              <w:bottom w:val="single" w:sz="4" w:space="0" w:color="70AD47" w:themeColor="accent6"/>
+              <w:right w:val="single" w:sz="4" w:space="0" w:color="70AD47" w:themeColor="accent6"/>
+            </w:tcBorders>
+            <w:shd w:val="clear" w:color="auto" w:fill="7B7B7B" w:themeFill="accent3" w:themeFillShade="BF"/>
+            <w:vAlign w:val="center"/>
+            <w:hideMark/>
+          </w:tcPr>
+          <w:p>
+            <w:pPr>
+              <w:spacing w:after="0" w:line="256" w:lineRule="auto"/>
+              <w:rPr>
+                <w:rFonts w:ascii="Times New Roman" w:eastAsia="Microsoft YaHei" w:hAnsi="Times New Roman" w:cs="Times New Roman"/>
+                <w:color w:val="FFFFFF" w:themeColor="background1"/>
+                <w:sz w:val="24"/>
+                <w:szCs w:val="24"/>
+                <w:lang w:eastAsia="ru-RU"/>
+              </w:rPr>
+            </w:pPr>
+            <w:r>
+              <w:rPr>
+                <w:rFonts w:ascii="Times New Roman" w:eastAsia="Microsoft YaHei" w:hAnsi="Times New Roman" w:cs="Times New Roman"/>
+                <w:color w:val="FFFFFF" w:themeColor="background1"/>
+                <w:sz w:val="24"/>
+                <w:szCs w:val="24"/>
+                <w:lang w:eastAsia="ru-RU"/>
+              </w:rPr>
+              <w:t>Приложение запущено, пользователь находится на странице авторизации.</w:t>
+            </w:r>
+          </w:p>
+        </w:tc>
+      </w:tr>
+      <w:tr>
+        <w:trPr>
+          <w:trHeight w:val="499"/>
+        </w:trPr>
+        <w:tc>
+          <w:tcPr>
+            <w:tcW w:w="3134" w:type="dxa"/>
+            <w:tcBorders>
+              <w:top w:val="nil"/>
+              <w:left w:val="single" w:sz="4" w:space="0" w:color="70AD47" w:themeColor="accent6"/>
+              <w:bottom w:val="single" w:sz="4" w:space="0" w:color="FFFFFF"/>
+              <w:right w:val="single" w:sz="4" w:space="0" w:color="70AD47" w:themeColor="accent6"/>
+            </w:tcBorders>
+            <w:shd w:val="clear" w:color="auto" w:fill="0ADA0F"/>
+            <w:vAlign w:val="center"/>
+            <w:hideMark/>
+          </w:tcPr>
+          <w:p>
+            <w:pPr>
+              <w:spacing w:after="0" w:line="256" w:lineRule="auto"/>
+              <w:ind w:firstLine="180"/>
+              <w:jc w:val="right"/>
+              <w:rPr>
+                <w:rFonts w:ascii="Times New Roman" w:eastAsia="Microsoft YaHei" w:hAnsi="Times New Roman" w:cs="Times New Roman"/>
+                <w:b/>
+                <w:sz w:val="24"/>
+                <w:szCs w:val="24"/>
+              </w:rPr>
+            </w:pPr>
+            <w:r>
+              <w:rPr>
+                <w:rFonts w:ascii="Times New Roman" w:eastAsia="Microsoft YaHei" w:hAnsi="Times New Roman" w:cs="Times New Roman"/>
+                <w:b/>
+                <w:sz w:val="24"/>
+                <w:szCs w:val="24"/>
+              </w:rPr>
+              <w:t>Постусловие</w:t>
+            </w:r>
+          </w:p>
+        </w:tc>
+        <w:tc>
+          <w:tcPr>
+            <w:tcW w:w="6556" w:type="dxa"/>
+            <w:tcBorders>
+              <w:top w:val="single" w:sz="4" w:space="0" w:color="70AD47" w:themeColor="accent6"/>
+              <w:left w:val="single" w:sz="4" w:space="0" w:color="70AD47" w:themeColor="accent6"/>
+              <w:bottom w:val="single" w:sz="4" w:space="0" w:color="70AD47" w:themeColor="accent6"/>
+              <w:right w:val="single" w:sz="4" w:space="0" w:color="70AD47" w:themeColor="accent6"/>
+            </w:tcBorders>
+            <w:shd w:val="clear" w:color="auto" w:fill="7B7B7B" w:themeFill="accent3" w:themeFillShade="BF"/>
+            <w:vAlign w:val="center"/>
+            <w:hideMark/>
+          </w:tcPr>
+          <w:p>
+            <w:pPr>
+              <w:spacing w:after="0" w:line="256" w:lineRule="auto"/>
+              <w:rPr>
+                <w:rFonts w:ascii="Times New Roman" w:eastAsia="Microsoft YaHei" w:hAnsi="Times New Roman" w:cs="Times New Roman"/>
+                <w:color w:val="FFFFFF" w:themeColor="background1"/>
+                <w:sz w:val="24"/>
+                <w:szCs w:val="24"/>
+                <w:lang w:eastAsia="ru-RU"/>
+              </w:rPr>
+            </w:pPr>
+            <w:r>
+              <w:rPr>
+                <w:rFonts w:ascii="Times New Roman" w:eastAsia="Microsoft YaHei" w:hAnsi="Times New Roman" w:cs="Times New Roman"/>
+                <w:color w:val="FFFFFF" w:themeColor="background1"/>
+                <w:sz w:val="24"/>
+                <w:szCs w:val="24"/>
+                <w:lang w:eastAsia="ru-RU"/>
+              </w:rPr>
+              <w:t>Пользователь находится в главном меню с расширенным функционалом администратора.</w:t>
+            </w:r>
+          </w:p>
+        </w:tc>
+      </w:tr>
+      <w:tr>
+        <w:trPr>
+          <w:trHeight w:val="499"/>
+        </w:trPr>
+        <w:tc>
+          <w:tcPr>
+            <w:tcW w:w="3134" w:type="dxa"/>
+            <w:tcBorders>
+              <w:top w:val="nil"/>
+              <w:left w:val="single" w:sz="4" w:space="0" w:color="70AD47" w:themeColor="accent6"/>
+              <w:bottom w:val="single" w:sz="4" w:space="0" w:color="70AD47" w:themeColor="accent6"/>
+              <w:right w:val="single" w:sz="4" w:space="0" w:color="70AD47" w:themeColor="accent6"/>
+            </w:tcBorders>
+            <w:shd w:val="clear" w:color="auto" w:fill="0ADA0F"/>
+            <w:vAlign w:val="center"/>
+            <w:hideMark/>
+          </w:tcPr>
+          <w:p>
+            <w:pPr>
+              <w:spacing w:after="0" w:line="256" w:lineRule="auto"/>
+              <w:ind w:firstLine="180"/>
+              <w:jc w:val="right"/>
+              <w:rPr>
+                <w:rFonts w:ascii="Times New Roman" w:eastAsia="Microsoft YaHei" w:hAnsi="Times New Roman" w:cs="Times New Roman"/>
+                <w:b/>
+                <w:sz w:val="24"/>
+                <w:szCs w:val="24"/>
+              </w:rPr>
+            </w:pPr>
+            <w:r>
+              <w:rPr>
+                <w:rFonts w:ascii="Times New Roman" w:eastAsia="Microsoft YaHei" w:hAnsi="Times New Roman" w:cs="Times New Roman"/>
+                <w:b/>
+                <w:sz w:val="24"/>
+                <w:szCs w:val="24"/>
+              </w:rPr>
+              <w:t>Примечания/комментарии</w:t>
+            </w:r>
+          </w:p>
+        </w:tc>
+        <w:tc>
+          <w:tcPr>
+            <w:tcW w:w="6556" w:type="dxa"/>
+            <w:tcBorders>
+              <w:top w:val="single" w:sz="4" w:space="0" w:color="70AD47" w:themeColor="accent6"/>
+              <w:left w:val="single" w:sz="4" w:space="0" w:color="70AD47" w:themeColor="accent6"/>
+              <w:bottom w:val="single" w:sz="4" w:space="0" w:color="70AD47" w:themeColor="accent6"/>
+              <w:right w:val="single" w:sz="4" w:space="0" w:color="70AD47" w:themeColor="accent6"/>
+            </w:tcBorders>
+            <w:shd w:val="clear" w:color="auto" w:fill="7B7B7B" w:themeFill="accent3" w:themeFillShade="BF"/>
+            <w:vAlign w:val="center"/>
+            <w:hideMark/>
+          </w:tcPr>
+          <w:p>
+            <w:pPr>
+              <w:spacing w:after="0" w:line="256" w:lineRule="auto"/>
+              <w:rPr>
+                <w:rFonts w:ascii="Times New Roman" w:eastAsia="Microsoft YaHei" w:hAnsi="Times New Roman" w:cs="Times New Roman"/>
+                <w:color w:val="FFFFFF" w:themeColor="background1"/>
+                <w:sz w:val="24"/>
+                <w:szCs w:val="24"/>
+              </w:rPr>
+            </w:pPr>
+            <w:r>
+              <w:rPr>
+                <w:rFonts w:ascii="Times New Roman" w:eastAsia="Microsoft YaHei" w:hAnsi="Times New Roman" w:cs="Times New Roman"/>
+                <w:color w:val="FFFFFF" w:themeColor="background1"/>
+                <w:sz w:val="24"/>
+                <w:szCs w:val="24"/>
+              </w:rPr>
+              <w:t>Проверка разграничения прав доступа для администратора.</w:t>
+            </w:r>
+          </w:p>
+        </w:tc>
+      </w:tr>
+    </w:tbl>
+    <w:p>
+      <w:pPr>
+        <w:rPr>
+          <w:rFonts w:ascii="Times New Roman" w:hAnsi="Times New Roman" w:cs="Times New Roman"/>
+          <w:b/>
+          <w:bCs/>
+          <w:sz w:val="24"/>
+          <w:szCs w:val="24"/>
+        </w:rPr>
+      </w:pPr>
+    </w:p>
+    <w:tbl>
+      <w:tblPr>
+        <w:tblW w:w="9690" w:type="dxa"/>
+        <w:tblInd w:w="80" w:type="dxa"/>
+        <w:tblLayout w:type="fixed"/>
+        <w:tblLook w:val="04A0" w:firstRow="1" w:lastRow="0" w:firstColumn="1" w:lastColumn="0" w:noHBand="0" w:noVBand="1"/>
+      </w:tblPr>
+      <w:tblGrid>
+        <w:gridCol w:w="3134"/>
+        <w:gridCol w:w="6556"/>
+      </w:tblGrid>
+      <w:tr>
+        <w:trPr>
+          <w:trHeight w:val="499"/>
+        </w:trPr>
+        <w:tc>
+          <w:tcPr>
+            <w:tcW w:w="3134" w:type="dxa"/>
+            <w:tcBorders>
+              <w:top w:val="single" w:sz="4" w:space="0" w:color="70AD47" w:themeColor="accent6"/>
+              <w:left w:val="single" w:sz="4" w:space="0" w:color="70AD47" w:themeColor="accent6"/>
+              <w:bottom w:val="single" w:sz="4" w:space="0" w:color="FFFFFF"/>
+              <w:right w:val="single" w:sz="4" w:space="0" w:color="70AD47" w:themeColor="accent6"/>
+            </w:tcBorders>
+            <w:shd w:val="clear" w:color="auto" w:fill="ED7D31" w:themeFill="accent2"/>
+            <w:vAlign w:val="center"/>
+            <w:hideMark/>
+          </w:tcPr>
+          <w:p>
+            <w:pPr>
+              <w:spacing w:after="0" w:line="256" w:lineRule="auto"/>
+              <w:ind w:firstLine="180"/>
+              <w:jc w:val="right"/>
+              <w:rPr>
+                <w:rFonts w:ascii="Times New Roman" w:eastAsia="Microsoft YaHei" w:hAnsi="Times New Roman" w:cs="Times New Roman"/>
+                <w:b/>
+                <w:sz w:val="24"/>
+                <w:szCs w:val="24"/>
+              </w:rPr>
+            </w:pPr>
+            <w:r>
+              <w:rPr>
+                <w:rFonts w:ascii="Times New Roman" w:eastAsia="Microsoft YaHei" w:hAnsi="Times New Roman" w:cs="Times New Roman"/>
+                <w:b/>
+                <w:sz w:val="24"/>
+                <w:szCs w:val="24"/>
+              </w:rPr>
+              <w:t>Тестовый пример №</w:t>
+            </w:r>
+            <w:r>
+              <w:rPr>
+                <w:rFonts w:ascii="Times New Roman" w:eastAsia="Microsoft YaHei" w:hAnsi="Times New Roman" w:cs="Times New Roman"/>
+                <w:b/>
+                <w:sz w:val="24"/>
+                <w:szCs w:val="24"/>
+              </w:rPr>
+              <w:t>22</w:t>
+            </w:r>
+          </w:p>
+        </w:tc>
+        <w:tc>
+          <w:tcPr>
+            <w:tcW w:w="6556" w:type="dxa"/>
+            <w:tcBorders>
+              <w:top w:val="single" w:sz="4" w:space="0" w:color="70AD47" w:themeColor="accent6"/>
+              <w:left w:val="single" w:sz="4" w:space="0" w:color="70AD47" w:themeColor="accent6"/>
+              <w:bottom w:val="single" w:sz="4" w:space="0" w:color="70AD47" w:themeColor="accent6"/>
+              <w:right w:val="single" w:sz="4" w:space="0" w:color="70AD47" w:themeColor="accent6"/>
+            </w:tcBorders>
+            <w:shd w:val="clear" w:color="auto" w:fill="7B7B7B" w:themeFill="accent3" w:themeFillShade="BF"/>
+            <w:vAlign w:val="center"/>
+            <w:hideMark/>
+          </w:tcPr>
+          <w:p>
+            <w:pPr>
+              <w:spacing w:after="0" w:line="256" w:lineRule="auto"/>
+              <w:rPr>
+                <w:rFonts w:ascii="Times New Roman" w:eastAsia="Microsoft YaHei" w:hAnsi="Times New Roman" w:cs="Times New Roman"/>
+                <w:color w:val="FFFFFF" w:themeColor="background1"/>
+                <w:sz w:val="24"/>
+                <w:szCs w:val="24"/>
+                <w:lang w:eastAsia="ru-RU"/>
+              </w:rPr>
+            </w:pPr>
+            <w:r>
+              <w:rPr>
+                <w:rFonts w:ascii="Times New Roman" w:eastAsia="Microsoft YaHei" w:hAnsi="Times New Roman" w:cs="Times New Roman"/>
+                <w:color w:val="FFFFFF" w:themeColor="background1"/>
+                <w:sz w:val="24"/>
+                <w:szCs w:val="24"/>
+                <w:lang w:eastAsia="ru-RU"/>
+              </w:rPr>
+              <w:t>Тест_админ_панель_2</w:t>
+            </w:r>
+          </w:p>
+        </w:tc>
+      </w:tr>
+      <w:tr>
+        <w:trPr>
+          <w:trHeight w:val="499"/>
+        </w:trPr>
+        <w:tc>
+          <w:tcPr>
+            <w:tcW w:w="3134" w:type="dxa"/>
+            <w:tcBorders>
+              <w:top w:val="nil"/>
+              <w:left w:val="single" w:sz="4" w:space="0" w:color="70AD47" w:themeColor="accent6"/>
+              <w:bottom w:val="single" w:sz="4" w:space="0" w:color="FFFFFF"/>
+              <w:right w:val="single" w:sz="4" w:space="0" w:color="70AD47" w:themeColor="accent6"/>
+            </w:tcBorders>
+            <w:shd w:val="clear" w:color="auto" w:fill="0ADA0F"/>
+            <w:vAlign w:val="center"/>
+            <w:hideMark/>
+          </w:tcPr>
+          <w:p>
+            <w:pPr>
+              <w:spacing w:after="0" w:line="256" w:lineRule="auto"/>
+              <w:ind w:firstLine="180"/>
+              <w:jc w:val="right"/>
+              <w:rPr>
+                <w:rFonts w:ascii="Times New Roman" w:eastAsia="Microsoft YaHei" w:hAnsi="Times New Roman" w:cs="Times New Roman"/>
+                <w:b/>
+                <w:sz w:val="24"/>
+                <w:szCs w:val="24"/>
+              </w:rPr>
+            </w:pPr>
+            <w:r>
+              <w:rPr>
+                <w:rFonts w:ascii="Times New Roman" w:eastAsia="Microsoft YaHei" w:hAnsi="Times New Roman" w:cs="Times New Roman"/>
+                <w:b/>
+                <w:sz w:val="24"/>
+                <w:szCs w:val="24"/>
+              </w:rPr>
+              <w:t>Приоритет тестирования</w:t>
+            </w:r>
+          </w:p>
+        </w:tc>
+        <w:tc>
+          <w:tcPr>
+            <w:tcW w:w="6556" w:type="dxa"/>
+            <w:tcBorders>
+              <w:top w:val="single" w:sz="4" w:space="0" w:color="70AD47" w:themeColor="accent6"/>
+              <w:left w:val="single" w:sz="4" w:space="0" w:color="70AD47" w:themeColor="accent6"/>
+              <w:bottom w:val="single" w:sz="4" w:space="0" w:color="70AD47" w:themeColor="accent6"/>
+              <w:right w:val="single" w:sz="4" w:space="0" w:color="70AD47" w:themeColor="accent6"/>
+            </w:tcBorders>
+            <w:shd w:val="clear" w:color="auto" w:fill="7B7B7B" w:themeFill="accent3" w:themeFillShade="BF"/>
+            <w:vAlign w:val="center"/>
+            <w:hideMark/>
+          </w:tcPr>
+          <w:p>
+            <w:pPr>
+              <w:spacing w:after="0" w:line="256" w:lineRule="auto"/>
+              <w:rPr>
+                <w:rFonts w:ascii="Times New Roman" w:eastAsia="Microsoft YaHei" w:hAnsi="Times New Roman" w:cs="Times New Roman"/>
+                <w:color w:val="FFFFFF" w:themeColor="background1"/>
+                <w:sz w:val="24"/>
+                <w:szCs w:val="24"/>
+                <w:lang w:eastAsia="ru-RU"/>
+              </w:rPr>
+            </w:pPr>
+            <w:r>
+              <w:rPr>
+                <w:rFonts w:ascii="Times New Roman" w:eastAsia="Microsoft YaHei" w:hAnsi="Times New Roman" w:cs="Times New Roman"/>
+                <w:color w:val="FFFFFF" w:themeColor="background1"/>
+                <w:sz w:val="24"/>
+                <w:szCs w:val="24"/>
+                <w:lang w:eastAsia="ru-RU"/>
+              </w:rPr>
+              <w:t>Средний</w:t>
+            </w:r>
+          </w:p>
+        </w:tc>
+      </w:tr>
+      <w:tr>
+        <w:trPr>
+          <w:trHeight w:val="499"/>
+        </w:trPr>
+        <w:tc>
+          <w:tcPr>
+            <w:tcW w:w="3134" w:type="dxa"/>
+            <w:tcBorders>
+              <w:top w:val="nil"/>
+              <w:left w:val="single" w:sz="4" w:space="0" w:color="70AD47" w:themeColor="accent6"/>
+              <w:bottom w:val="single" w:sz="4" w:space="0" w:color="FFFFFF"/>
+              <w:right w:val="single" w:sz="4" w:space="0" w:color="70AD47" w:themeColor="accent6"/>
+            </w:tcBorders>
+            <w:shd w:val="clear" w:color="auto" w:fill="0ADA0F"/>
+            <w:vAlign w:val="center"/>
+            <w:hideMark/>
+          </w:tcPr>
+          <w:p>
+            <w:pPr>
+              <w:spacing w:after="0" w:line="256" w:lineRule="auto"/>
+              <w:ind w:firstLine="180"/>
+              <w:jc w:val="right"/>
+              <w:rPr>
+                <w:rFonts w:ascii="Times New Roman" w:eastAsia="Microsoft YaHei" w:hAnsi="Times New Roman" w:cs="Times New Roman"/>
+                <w:b/>
+                <w:sz w:val="24"/>
+                <w:szCs w:val="24"/>
+              </w:rPr>
+            </w:pPr>
+            <w:r>
+              <w:rPr>
+                <w:rFonts w:ascii="Times New Roman" w:eastAsia="Microsoft YaHei" w:hAnsi="Times New Roman" w:cs="Times New Roman"/>
+                <w:b/>
+                <w:sz w:val="24"/>
+                <w:szCs w:val="24"/>
+              </w:rPr>
+              <w:t>Заголовок/название теста</w:t>
+            </w:r>
+          </w:p>
+        </w:tc>
+        <w:tc>
+          <w:tcPr>
+            <w:tcW w:w="6556" w:type="dxa"/>
+            <w:tcBorders>
+              <w:top w:val="single" w:sz="4" w:space="0" w:color="70AD47" w:themeColor="accent6"/>
+              <w:left w:val="single" w:sz="4" w:space="0" w:color="70AD47" w:themeColor="accent6"/>
+              <w:bottom w:val="single" w:sz="4" w:space="0" w:color="70AD47" w:themeColor="accent6"/>
+              <w:right w:val="single" w:sz="4" w:space="0" w:color="70AD47" w:themeColor="accent6"/>
+            </w:tcBorders>
+            <w:shd w:val="clear" w:color="auto" w:fill="7B7B7B" w:themeFill="accent3" w:themeFillShade="BF"/>
+            <w:vAlign w:val="center"/>
+            <w:hideMark/>
+          </w:tcPr>
+          <w:p>
+            <w:pPr>
+              <w:spacing w:after="0" w:line="256" w:lineRule="auto"/>
+              <w:rPr>
+                <w:rFonts w:ascii="Times New Roman" w:eastAsia="Microsoft YaHei" w:hAnsi="Times New Roman" w:cs="Times New Roman"/>
+                <w:color w:val="FFFFFF" w:themeColor="background1"/>
+                <w:sz w:val="24"/>
+                <w:szCs w:val="24"/>
+                <w:lang w:eastAsia="ru-RU"/>
+              </w:rPr>
+            </w:pPr>
+            <w:r>
+              <w:rPr>
+                <w:rFonts w:ascii="Times New Roman" w:eastAsia="Microsoft YaHei" w:hAnsi="Times New Roman" w:cs="Times New Roman"/>
+                <w:color w:val="FFFFFF" w:themeColor="background1"/>
+                <w:sz w:val="24"/>
+                <w:szCs w:val="24"/>
+                <w:lang w:eastAsia="ru-RU"/>
+              </w:rPr>
+              <w:t>Тестирование кнопки "Добавить товар"</w:t>
+            </w:r>
+          </w:p>
+        </w:tc>
+      </w:tr>
+      <w:tr>
+        <w:trPr>
+          <w:trHeight w:val="499"/>
+        </w:trPr>
+        <w:tc>
+          <w:tcPr>
+            <w:tcW w:w="3134" w:type="dxa"/>
+            <w:tcBorders>
+              <w:top w:val="nil"/>
+              <w:left w:val="single" w:sz="4" w:space="0" w:color="70AD47" w:themeColor="accent6"/>
+              <w:bottom w:val="single" w:sz="4" w:space="0" w:color="FFFFFF"/>
+              <w:right w:val="single" w:sz="4" w:space="0" w:color="70AD47" w:themeColor="accent6"/>
+            </w:tcBorders>
+            <w:shd w:val="clear" w:color="auto" w:fill="0ADA0F"/>
+            <w:vAlign w:val="center"/>
+            <w:hideMark/>
+          </w:tcPr>
+          <w:p>
+            <w:pPr>
+              <w:spacing w:after="0" w:line="256" w:lineRule="auto"/>
+              <w:ind w:firstLine="180"/>
+              <w:jc w:val="right"/>
+              <w:rPr>
+                <w:rFonts w:ascii="Times New Roman" w:eastAsia="Microsoft YaHei" w:hAnsi="Times New Roman" w:cs="Times New Roman"/>
+                <w:b/>
+                <w:sz w:val="24"/>
+                <w:szCs w:val="24"/>
+              </w:rPr>
+            </w:pPr>
+            <w:r>
+              <w:rPr>
+                <w:rFonts w:ascii="Times New Roman" w:eastAsia="Microsoft YaHei" w:hAnsi="Times New Roman" w:cs="Times New Roman"/>
+                <w:b/>
+                <w:sz w:val="24"/>
+                <w:szCs w:val="24"/>
+              </w:rPr>
+              <w:t>Краткое изложение теста</w:t>
+            </w:r>
+          </w:p>
+        </w:tc>
+        <w:tc>
+          <w:tcPr>
+            <w:tcW w:w="6556" w:type="dxa"/>
+            <w:tcBorders>
+              <w:top w:val="single" w:sz="4" w:space="0" w:color="70AD47" w:themeColor="accent6"/>
+              <w:left w:val="single" w:sz="4" w:space="0" w:color="70AD47" w:themeColor="accent6"/>
+              <w:bottom w:val="single" w:sz="4" w:space="0" w:color="70AD47" w:themeColor="accent6"/>
+              <w:right w:val="single" w:sz="4" w:space="0" w:color="70AD47" w:themeColor="accent6"/>
+            </w:tcBorders>
+            <w:shd w:val="clear" w:color="auto" w:fill="7B7B7B" w:themeFill="accent3" w:themeFillShade="BF"/>
+            <w:vAlign w:val="center"/>
+            <w:hideMark/>
+          </w:tcPr>
+          <w:p>
+            <w:pPr>
+              <w:rPr>
+                <w:rFonts w:ascii="Times New Roman" w:eastAsia="Microsoft YaHei" w:hAnsi="Times New Roman" w:cs="Times New Roman"/>
+                <w:color w:val="FFFFFF" w:themeColor="background1"/>
+                <w:sz w:val="24"/>
+                <w:szCs w:val="24"/>
+                <w:lang w:eastAsia="ru-RU"/>
+              </w:rPr>
+            </w:pPr>
+            <w:r>
+              <w:rPr>
+                <w:rFonts w:ascii="Times New Roman" w:eastAsia="Microsoft YaHei" w:hAnsi="Times New Roman" w:cs="Times New Roman"/>
+                <w:color w:val="FFFFFF" w:themeColor="background1"/>
+                <w:sz w:val="24"/>
+                <w:szCs w:val="24"/>
+                <w:lang w:eastAsia="ru-RU"/>
+              </w:rPr>
+              <w:t>Проверка отображения информационного сообщения при наж</w:t>
+            </w:r>
+            <w:r>
+              <w:rPr>
+                <w:rFonts w:ascii="Times New Roman" w:eastAsia="Microsoft YaHei" w:hAnsi="Times New Roman" w:cs="Times New Roman"/>
+                <w:color w:val="FFFFFF" w:themeColor="background1"/>
+                <w:sz w:val="24"/>
+                <w:szCs w:val="24"/>
+                <w:lang w:eastAsia="ru-RU"/>
+              </w:rPr>
+              <w:t>атии на кнопку "Добавить товар"</w:t>
+            </w:r>
+          </w:p>
+        </w:tc>
+      </w:tr>
+      <w:tr>
+        <w:trPr>
+          <w:trHeight w:val="499"/>
+        </w:trPr>
+        <w:tc>
+          <w:tcPr>
+            <w:tcW w:w="3134" w:type="dxa"/>
+            <w:tcBorders>
+              <w:top w:val="nil"/>
+              <w:left w:val="single" w:sz="4" w:space="0" w:color="70AD47" w:themeColor="accent6"/>
+              <w:bottom w:val="single" w:sz="4" w:space="0" w:color="FFFFFF"/>
+              <w:right w:val="single" w:sz="4" w:space="0" w:color="70AD47" w:themeColor="accent6"/>
+            </w:tcBorders>
+            <w:shd w:val="clear" w:color="auto" w:fill="0ADA0F"/>
+            <w:vAlign w:val="center"/>
+            <w:hideMark/>
+          </w:tcPr>
+          <w:p>
+            <w:pPr>
+              <w:spacing w:after="0" w:line="256" w:lineRule="auto"/>
+              <w:ind w:firstLine="180"/>
+              <w:jc w:val="right"/>
+              <w:rPr>
+                <w:rFonts w:ascii="Times New Roman" w:eastAsia="Microsoft YaHei" w:hAnsi="Times New Roman" w:cs="Times New Roman"/>
+                <w:b/>
+                <w:sz w:val="24"/>
+                <w:szCs w:val="24"/>
+              </w:rPr>
+            </w:pPr>
+            <w:r>
+              <w:rPr>
+                <w:rFonts w:ascii="Times New Roman" w:eastAsia="Microsoft YaHei" w:hAnsi="Times New Roman" w:cs="Times New Roman"/>
+                <w:b/>
+                <w:sz w:val="24"/>
+                <w:szCs w:val="24"/>
+              </w:rPr>
+              <w:t>Этапы теста</w:t>
+            </w:r>
+          </w:p>
+        </w:tc>
+        <w:tc>
+          <w:tcPr>
+            <w:tcW w:w="6556" w:type="dxa"/>
+            <w:tcBorders>
+              <w:top w:val="single" w:sz="4" w:space="0" w:color="70AD47" w:themeColor="accent6"/>
+              <w:left w:val="single" w:sz="4" w:space="0" w:color="70AD47" w:themeColor="accent6"/>
+              <w:bottom w:val="single" w:sz="4" w:space="0" w:color="70AD47" w:themeColor="accent6"/>
+              <w:right w:val="single" w:sz="4" w:space="0" w:color="70AD47" w:themeColor="accent6"/>
+            </w:tcBorders>
+            <w:shd w:val="clear" w:color="auto" w:fill="7B7B7B" w:themeFill="accent3" w:themeFillShade="BF"/>
+            <w:vAlign w:val="center"/>
+            <w:hideMark/>
+          </w:tcPr>
+          <w:p>
+            <w:pPr>
+              <w:numPr>
+                <w:ilvl w:val="0"/>
+                <w:numId w:val="23"/>
+              </w:numPr>
+              <w:spacing w:after="0" w:line="256" w:lineRule="auto"/>
+              <w:contextualSpacing/>
+              <w:rPr>
+                <w:rFonts w:ascii="Times New Roman" w:eastAsia="Microsoft YaHei" w:hAnsi="Times New Roman" w:cs="Times New Roman"/>
+                <w:color w:val="FFFFFF" w:themeColor="background1"/>
+                <w:sz w:val="24"/>
+                <w:szCs w:val="24"/>
+                <w:lang w:eastAsia="ru-RU"/>
+              </w:rPr>
+            </w:pPr>
+            <w:r>
+              <w:rPr>
+                <w:rFonts w:ascii="Times New Roman" w:eastAsia="Microsoft YaHei" w:hAnsi="Times New Roman" w:cs="Times New Roman"/>
+                <w:color w:val="FFFFFF" w:themeColor="background1"/>
+                <w:sz w:val="24"/>
+                <w:szCs w:val="24"/>
+                <w:lang w:eastAsia="ru-RU"/>
+              </w:rPr>
+              <w:t>Нажать на кнопку "Добавить товар".</w:t>
+            </w:r>
+          </w:p>
+        </w:tc>
+      </w:tr>
+      <w:tr>
+        <w:trPr>
+          <w:trHeight w:val="499"/>
+        </w:trPr>
+        <w:tc>
+          <w:tcPr>
+            <w:tcW w:w="3134" w:type="dxa"/>
+            <w:tcBorders>
+              <w:top w:val="nil"/>
+              <w:left w:val="single" w:sz="4" w:space="0" w:color="70AD47" w:themeColor="accent6"/>
+              <w:bottom w:val="single" w:sz="4" w:space="0" w:color="FFFFFF"/>
+              <w:right w:val="single" w:sz="4" w:space="0" w:color="70AD47" w:themeColor="accent6"/>
+            </w:tcBorders>
+            <w:shd w:val="clear" w:color="auto" w:fill="0ADA0F"/>
+            <w:vAlign w:val="center"/>
+            <w:hideMark/>
+          </w:tcPr>
+          <w:p>
+            <w:pPr>
+              <w:spacing w:after="0" w:line="256" w:lineRule="auto"/>
+              <w:ind w:firstLine="180"/>
+              <w:jc w:val="right"/>
+              <w:rPr>
+                <w:rFonts w:ascii="Times New Roman" w:eastAsia="Microsoft YaHei" w:hAnsi="Times New Roman" w:cs="Times New Roman"/>
+                <w:b/>
+                <w:sz w:val="24"/>
+                <w:szCs w:val="24"/>
+              </w:rPr>
+            </w:pPr>
+            <w:r>
+              <w:rPr>
+                <w:rFonts w:ascii="Times New Roman" w:eastAsia="Microsoft YaHei" w:hAnsi="Times New Roman" w:cs="Times New Roman"/>
+                <w:b/>
+                <w:sz w:val="24"/>
+                <w:szCs w:val="24"/>
+              </w:rPr>
+              <w:t>Тестовые данные</w:t>
+            </w:r>
+          </w:p>
+        </w:tc>
+        <w:tc>
+          <w:tcPr>
+            <w:tcW w:w="6556" w:type="dxa"/>
+            <w:tcBorders>
+              <w:top w:val="single" w:sz="4" w:space="0" w:color="70AD47" w:themeColor="accent6"/>
+              <w:left w:val="single" w:sz="4" w:space="0" w:color="70AD47" w:themeColor="accent6"/>
+              <w:bottom w:val="single" w:sz="4" w:space="0" w:color="70AD47" w:themeColor="accent6"/>
+              <w:right w:val="single" w:sz="4" w:space="0" w:color="70AD47" w:themeColor="accent6"/>
+            </w:tcBorders>
+            <w:shd w:val="clear" w:color="auto" w:fill="7B7B7B" w:themeFill="accent3" w:themeFillShade="BF"/>
+            <w:vAlign w:val="center"/>
+            <w:hideMark/>
+          </w:tcPr>
+          <w:p>
+            <w:pPr>
+              <w:numPr>
+                <w:ilvl w:val="0"/>
+                <w:numId w:val="21"/>
+              </w:numPr>
+              <w:spacing w:after="0" w:line="256" w:lineRule="auto"/>
+              <w:rPr>
+                <w:rFonts w:ascii="Times New Roman" w:eastAsia="Microsoft YaHei" w:hAnsi="Times New Roman" w:cs="Times New Roman"/>
+                <w:color w:val="FFFFFF" w:themeColor="background1"/>
+                <w:sz w:val="24"/>
+                <w:szCs w:val="24"/>
+                <w:lang w:val="en-US" w:eastAsia="ru-RU"/>
+              </w:rPr>
+            </w:pPr>
+            <w:r>
+              <w:rPr>
+                <w:rFonts w:ascii="Times New Roman" w:eastAsia="Microsoft YaHei" w:hAnsi="Times New Roman" w:cs="Times New Roman"/>
+                <w:color w:val="FFFFFF" w:themeColor="background1"/>
+                <w:sz w:val="24"/>
+                <w:szCs w:val="24"/>
+                <w:lang w:eastAsia="ru-RU"/>
+              </w:rPr>
+              <w:t xml:space="preserve">Отсутствуют </w:t>
+            </w:r>
+          </w:p>
+        </w:tc>
+      </w:tr>
+      <w:tr>
+        <w:trPr>
+          <w:trHeight w:val="499"/>
+        </w:trPr>
+        <w:tc>
+          <w:tcPr>
+            <w:tcW w:w="3134" w:type="dxa"/>
+            <w:tcBorders>
+              <w:top w:val="nil"/>
+              <w:left w:val="single" w:sz="4" w:space="0" w:color="70AD47" w:themeColor="accent6"/>
+              <w:bottom w:val="single" w:sz="4" w:space="0" w:color="FFFFFF"/>
+              <w:right w:val="single" w:sz="4" w:space="0" w:color="70AD47" w:themeColor="accent6"/>
+            </w:tcBorders>
+            <w:shd w:val="clear" w:color="auto" w:fill="0ADA0F"/>
+            <w:vAlign w:val="center"/>
+            <w:hideMark/>
+          </w:tcPr>
+          <w:p>
+            <w:pPr>
+              <w:spacing w:after="0" w:line="256" w:lineRule="auto"/>
+              <w:ind w:firstLine="180"/>
+              <w:jc w:val="right"/>
+              <w:rPr>
+                <w:rFonts w:ascii="Times New Roman" w:eastAsia="Microsoft YaHei" w:hAnsi="Times New Roman" w:cs="Times New Roman"/>
+                <w:b/>
+                <w:sz w:val="24"/>
+                <w:szCs w:val="24"/>
+              </w:rPr>
+            </w:pPr>
+            <w:r>
+              <w:rPr>
+                <w:rFonts w:ascii="Times New Roman" w:eastAsia="Microsoft YaHei" w:hAnsi="Times New Roman" w:cs="Times New Roman"/>
+                <w:b/>
+                <w:sz w:val="24"/>
+                <w:szCs w:val="24"/>
+              </w:rPr>
+              <w:t>Ожидаемый результат</w:t>
+            </w:r>
+          </w:p>
+        </w:tc>
+        <w:tc>
+          <w:tcPr>
+            <w:tcW w:w="6556" w:type="dxa"/>
+            <w:tcBorders>
+              <w:top w:val="single" w:sz="4" w:space="0" w:color="70AD47" w:themeColor="accent6"/>
+              <w:left w:val="single" w:sz="4" w:space="0" w:color="70AD47" w:themeColor="accent6"/>
+              <w:bottom w:val="single" w:sz="4" w:space="0" w:color="70AD47" w:themeColor="accent6"/>
+              <w:right w:val="single" w:sz="4" w:space="0" w:color="70AD47" w:themeColor="accent6"/>
+            </w:tcBorders>
+            <w:shd w:val="clear" w:color="auto" w:fill="7B7B7B" w:themeFill="accent3" w:themeFillShade="BF"/>
+            <w:vAlign w:val="center"/>
+            <w:hideMark/>
+          </w:tcPr>
+          <w:p>
+            <w:pPr>
+              <w:rPr>
+                <w:rFonts w:ascii="Times New Roman" w:hAnsi="Times New Roman" w:cs="Times New Roman"/>
+                <w:color w:val="FFFFFF" w:themeColor="background1"/>
+                <w:sz w:val="24"/>
+                <w:szCs w:val="24"/>
+              </w:rPr>
+            </w:pPr>
+            <w:r>
+              <w:rPr>
+                <w:rFonts w:ascii="Times New Roman" w:hAnsi="Times New Roman" w:cs="Times New Roman"/>
+                <w:color w:val="FFFFFF" w:themeColor="background1"/>
+                <w:sz w:val="24"/>
+                <w:szCs w:val="24"/>
+              </w:rPr>
+              <w:t>При нажатии на кнопку "Добавить товар" открывается форма для добавления нового товара.</w:t>
+            </w:r>
+          </w:p>
+        </w:tc>
+      </w:tr>
+      <w:tr>
+        <w:trPr>
+          <w:trHeight w:val="499"/>
+        </w:trPr>
+        <w:tc>
+          <w:tcPr>
+            <w:tcW w:w="3134" w:type="dxa"/>
+            <w:tcBorders>
+              <w:top w:val="nil"/>
+              <w:left w:val="single" w:sz="4" w:space="0" w:color="70AD47" w:themeColor="accent6"/>
+              <w:bottom w:val="single" w:sz="4" w:space="0" w:color="FFFFFF"/>
+              <w:right w:val="single" w:sz="4" w:space="0" w:color="70AD47" w:themeColor="accent6"/>
+            </w:tcBorders>
+            <w:shd w:val="clear" w:color="auto" w:fill="0ADA0F"/>
+            <w:vAlign w:val="center"/>
+            <w:hideMark/>
+          </w:tcPr>
+          <w:p>
+            <w:pPr>
+              <w:spacing w:after="0" w:line="256" w:lineRule="auto"/>
+              <w:ind w:firstLine="180"/>
+              <w:jc w:val="right"/>
+              <w:rPr>
+                <w:rFonts w:ascii="Times New Roman" w:eastAsia="Microsoft YaHei" w:hAnsi="Times New Roman" w:cs="Times New Roman"/>
+                <w:b/>
+                <w:sz w:val="24"/>
+                <w:szCs w:val="24"/>
+              </w:rPr>
+            </w:pPr>
+            <w:r>
+              <w:rPr>
+                <w:rFonts w:ascii="Times New Roman" w:eastAsia="Microsoft YaHei" w:hAnsi="Times New Roman" w:cs="Times New Roman"/>
+                <w:b/>
+                <w:sz w:val="24"/>
+                <w:szCs w:val="24"/>
+              </w:rPr>
+              <w:t xml:space="preserve">Фактический результат </w:t>
+            </w:r>
+          </w:p>
+        </w:tc>
+        <w:tc>
+          <w:tcPr>
+            <w:tcW w:w="6556" w:type="dxa"/>
+            <w:tcBorders>
+              <w:top w:val="single" w:sz="4" w:space="0" w:color="70AD47" w:themeColor="accent6"/>
+              <w:left w:val="single" w:sz="4" w:space="0" w:color="70AD47" w:themeColor="accent6"/>
+              <w:bottom w:val="single" w:sz="4" w:space="0" w:color="70AD47" w:themeColor="accent6"/>
+              <w:right w:val="single" w:sz="4" w:space="0" w:color="70AD47" w:themeColor="accent6"/>
+            </w:tcBorders>
+            <w:shd w:val="clear" w:color="auto" w:fill="7B7B7B" w:themeFill="accent3" w:themeFillShade="BF"/>
+            <w:vAlign w:val="center"/>
+          </w:tcPr>
+          <w:p>
+            <w:pPr>
+              <w:rPr>
+                <w:rFonts w:ascii="Times New Roman" w:eastAsia="Microsoft YaHei" w:hAnsi="Times New Roman" w:cs="Times New Roman"/>
+                <w:color w:val="FFFFFF" w:themeColor="background1"/>
+                <w:sz w:val="24"/>
+                <w:szCs w:val="24"/>
+                <w:lang w:eastAsia="ru-RU"/>
+              </w:rPr>
+            </w:pPr>
+            <w:r>
+              <w:rPr>
+                <w:rFonts w:ascii="Times New Roman" w:eastAsia="Microsoft YaHei" w:hAnsi="Times New Roman" w:cs="Times New Roman"/>
+                <w:color w:val="FFFFFF" w:themeColor="background1"/>
+                <w:sz w:val="24"/>
+                <w:szCs w:val="24"/>
+                <w:lang w:eastAsia="ru-RU"/>
+              </w:rPr>
+              <w:t>При нажатии на кнопку "Добавить товар" появился информационный блок с надписью "Добавление товара будет в Задаче 12".</w:t>
+            </w:r>
+          </w:p>
+        </w:tc>
+      </w:tr>
+      <w:tr>
+        <w:trPr>
+          <w:trHeight w:val="499"/>
+        </w:trPr>
+        <w:tc>
+          <w:tcPr>
+            <w:tcW w:w="3134" w:type="dxa"/>
+            <w:tcBorders>
+              <w:top w:val="nil"/>
+              <w:left w:val="single" w:sz="4" w:space="0" w:color="70AD47" w:themeColor="accent6"/>
+              <w:bottom w:val="single" w:sz="4" w:space="0" w:color="FFFFFF"/>
+              <w:right w:val="single" w:sz="4" w:space="0" w:color="70AD47" w:themeColor="accent6"/>
+            </w:tcBorders>
+            <w:shd w:val="clear" w:color="auto" w:fill="0ADA0F"/>
+            <w:vAlign w:val="center"/>
+            <w:hideMark/>
+          </w:tcPr>
+          <w:p>
+            <w:pPr>
+              <w:spacing w:after="0" w:line="256" w:lineRule="auto"/>
+              <w:ind w:firstLine="180"/>
+              <w:jc w:val="right"/>
+              <w:rPr>
+                <w:rFonts w:ascii="Times New Roman" w:eastAsia="Microsoft YaHei" w:hAnsi="Times New Roman" w:cs="Times New Roman"/>
+                <w:b/>
+                <w:sz w:val="24"/>
+                <w:szCs w:val="24"/>
+              </w:rPr>
+            </w:pPr>
+            <w:r>
+              <w:rPr>
+                <w:rFonts w:ascii="Times New Roman" w:eastAsia="Microsoft YaHei" w:hAnsi="Times New Roman" w:cs="Times New Roman"/>
+                <w:b/>
+                <w:sz w:val="24"/>
+                <w:szCs w:val="24"/>
+              </w:rPr>
+              <w:t>Статус</w:t>
+            </w:r>
+          </w:p>
+        </w:tc>
+        <w:tc>
+          <w:tcPr>
+            <w:tcW w:w="6556" w:type="dxa"/>
+            <w:tcBorders>
+              <w:top w:val="single" w:sz="4" w:space="0" w:color="70AD47" w:themeColor="accent6"/>
+              <w:left w:val="single" w:sz="4" w:space="0" w:color="70AD47" w:themeColor="accent6"/>
+              <w:bottom w:val="single" w:sz="4" w:space="0" w:color="70AD47" w:themeColor="accent6"/>
+              <w:right w:val="single" w:sz="4" w:space="0" w:color="70AD47" w:themeColor="accent6"/>
+            </w:tcBorders>
+            <w:shd w:val="clear" w:color="auto" w:fill="7B7B7B" w:themeFill="accent3" w:themeFillShade="BF"/>
+            <w:vAlign w:val="center"/>
+            <w:hideMark/>
+          </w:tcPr>
+          <w:p>
+            <w:pPr>
+              <w:spacing w:after="0" w:line="256" w:lineRule="auto"/>
+              <w:rPr>
+                <w:rFonts w:ascii="Times New Roman" w:eastAsia="Microsoft YaHei" w:hAnsi="Times New Roman" w:cs="Times New Roman"/>
+                <w:color w:val="FF0000"/>
+                <w:sz w:val="24"/>
+                <w:szCs w:val="24"/>
+                <w:lang w:eastAsia="ru-RU"/>
+              </w:rPr>
+            </w:pPr>
+            <w:r>
+              <w:rPr>
+                <w:rFonts w:ascii="Times New Roman" w:eastAsia="Microsoft YaHei" w:hAnsi="Times New Roman" w:cs="Times New Roman"/>
+                <w:color w:val="FF0000"/>
+                <w:sz w:val="24"/>
+                <w:szCs w:val="24"/>
+                <w:lang w:eastAsia="ru-RU"/>
+              </w:rPr>
+              <w:t>Брак</w:t>
+            </w:r>
+          </w:p>
+        </w:tc>
+      </w:tr>
+      <w:tr>
+        <w:trPr>
+          <w:trHeight w:val="499"/>
+        </w:trPr>
+        <w:tc>
+          <w:tcPr>
+            <w:tcW w:w="3134" w:type="dxa"/>
+            <w:tcBorders>
+              <w:top w:val="nil"/>
+              <w:left w:val="single" w:sz="4" w:space="0" w:color="70AD47" w:themeColor="accent6"/>
+              <w:bottom w:val="single" w:sz="4" w:space="0" w:color="FFFFFF"/>
+              <w:right w:val="single" w:sz="4" w:space="0" w:color="70AD47" w:themeColor="accent6"/>
+            </w:tcBorders>
+            <w:shd w:val="clear" w:color="auto" w:fill="0ADA0F"/>
+            <w:vAlign w:val="center"/>
+            <w:hideMark/>
+          </w:tcPr>
+          <w:p>
+            <w:pPr>
+              <w:spacing w:after="0" w:line="256" w:lineRule="auto"/>
+              <w:ind w:firstLine="180"/>
+              <w:jc w:val="right"/>
+              <w:rPr>
+                <w:rFonts w:ascii="Times New Roman" w:eastAsia="Microsoft YaHei" w:hAnsi="Times New Roman" w:cs="Times New Roman"/>
+                <w:b/>
+                <w:sz w:val="24"/>
+                <w:szCs w:val="24"/>
+              </w:rPr>
+            </w:pPr>
+            <w:r>
+              <w:rPr>
+                <w:rFonts w:ascii="Times New Roman" w:eastAsia="Microsoft YaHei" w:hAnsi="Times New Roman" w:cs="Times New Roman"/>
+                <w:b/>
+                <w:sz w:val="24"/>
+                <w:szCs w:val="24"/>
+              </w:rPr>
+              <w:lastRenderedPageBreak/>
+              <w:t>Предварительное условие</w:t>
+            </w:r>
+          </w:p>
+        </w:tc>
+        <w:tc>
+          <w:tcPr>
+            <w:tcW w:w="6556" w:type="dxa"/>
+            <w:tcBorders>
+              <w:top w:val="single" w:sz="4" w:space="0" w:color="70AD47" w:themeColor="accent6"/>
+              <w:left w:val="single" w:sz="4" w:space="0" w:color="70AD47" w:themeColor="accent6"/>
+              <w:bottom w:val="single" w:sz="4" w:space="0" w:color="70AD47" w:themeColor="accent6"/>
+              <w:right w:val="single" w:sz="4" w:space="0" w:color="70AD47" w:themeColor="accent6"/>
+            </w:tcBorders>
+            <w:shd w:val="clear" w:color="auto" w:fill="7B7B7B" w:themeFill="accent3" w:themeFillShade="BF"/>
+            <w:vAlign w:val="center"/>
+            <w:hideMark/>
+          </w:tcPr>
+          <w:p>
+            <w:pPr>
+              <w:spacing w:after="0" w:line="256" w:lineRule="auto"/>
+              <w:rPr>
+                <w:rFonts w:ascii="Times New Roman" w:eastAsia="Microsoft YaHei" w:hAnsi="Times New Roman" w:cs="Times New Roman"/>
+                <w:color w:val="FFFFFF" w:themeColor="background1"/>
+                <w:sz w:val="24"/>
+                <w:szCs w:val="24"/>
+                <w:lang w:eastAsia="ru-RU"/>
+              </w:rPr>
+            </w:pPr>
+            <w:r>
+              <w:rPr>
+                <w:rFonts w:ascii="Times New Roman" w:eastAsia="Microsoft YaHei" w:hAnsi="Times New Roman" w:cs="Times New Roman"/>
+                <w:color w:val="FFFFFF" w:themeColor="background1"/>
+                <w:sz w:val="24"/>
+                <w:szCs w:val="24"/>
+                <w:lang w:eastAsia="ru-RU"/>
+              </w:rPr>
+              <w:t>Пользователь авторизован как администратор и находится в главном меню.</w:t>
+            </w:r>
+          </w:p>
+        </w:tc>
+      </w:tr>
+      <w:tr>
+        <w:trPr>
+          <w:trHeight w:val="499"/>
+        </w:trPr>
+        <w:tc>
+          <w:tcPr>
+            <w:tcW w:w="3134" w:type="dxa"/>
+            <w:tcBorders>
+              <w:top w:val="nil"/>
+              <w:left w:val="single" w:sz="4" w:space="0" w:color="70AD47" w:themeColor="accent6"/>
+              <w:bottom w:val="single" w:sz="4" w:space="0" w:color="FFFFFF"/>
+              <w:right w:val="single" w:sz="4" w:space="0" w:color="70AD47" w:themeColor="accent6"/>
+            </w:tcBorders>
+            <w:shd w:val="clear" w:color="auto" w:fill="0ADA0F"/>
+            <w:vAlign w:val="center"/>
+            <w:hideMark/>
+          </w:tcPr>
+          <w:p>
+            <w:pPr>
+              <w:spacing w:after="0" w:line="256" w:lineRule="auto"/>
+              <w:ind w:firstLine="180"/>
+              <w:jc w:val="right"/>
+              <w:rPr>
+                <w:rFonts w:ascii="Times New Roman" w:eastAsia="Microsoft YaHei" w:hAnsi="Times New Roman" w:cs="Times New Roman"/>
+                <w:b/>
+                <w:sz w:val="24"/>
+                <w:szCs w:val="24"/>
+              </w:rPr>
+            </w:pPr>
+            <w:r>
+              <w:rPr>
+                <w:rFonts w:ascii="Times New Roman" w:eastAsia="Microsoft YaHei" w:hAnsi="Times New Roman" w:cs="Times New Roman"/>
+                <w:b/>
+                <w:sz w:val="24"/>
+                <w:szCs w:val="24"/>
+              </w:rPr>
+              <w:t>Постусловие</w:t>
+            </w:r>
+          </w:p>
+        </w:tc>
+        <w:tc>
+          <w:tcPr>
+            <w:tcW w:w="6556" w:type="dxa"/>
+            <w:tcBorders>
+              <w:top w:val="single" w:sz="4" w:space="0" w:color="70AD47" w:themeColor="accent6"/>
+              <w:left w:val="single" w:sz="4" w:space="0" w:color="70AD47" w:themeColor="accent6"/>
+              <w:bottom w:val="single" w:sz="4" w:space="0" w:color="70AD47" w:themeColor="accent6"/>
+              <w:right w:val="single" w:sz="4" w:space="0" w:color="70AD47" w:themeColor="accent6"/>
+            </w:tcBorders>
+            <w:shd w:val="clear" w:color="auto" w:fill="7B7B7B" w:themeFill="accent3" w:themeFillShade="BF"/>
+            <w:vAlign w:val="center"/>
+            <w:hideMark/>
+          </w:tcPr>
+          <w:p>
+            <w:pPr>
+              <w:spacing w:after="0" w:line="256" w:lineRule="auto"/>
+              <w:rPr>
+                <w:rFonts w:ascii="Times New Roman" w:eastAsia="Microsoft YaHei" w:hAnsi="Times New Roman" w:cs="Times New Roman"/>
+                <w:color w:val="FFFFFF" w:themeColor="background1"/>
+                <w:sz w:val="24"/>
+                <w:szCs w:val="24"/>
+                <w:lang w:eastAsia="ru-RU"/>
+              </w:rPr>
+            </w:pPr>
+            <w:r>
+              <w:rPr>
+                <w:rFonts w:ascii="Times New Roman" w:eastAsia="Microsoft YaHei" w:hAnsi="Times New Roman" w:cs="Times New Roman"/>
+                <w:color w:val="FFFFFF" w:themeColor="background1"/>
+                <w:sz w:val="24"/>
+                <w:szCs w:val="24"/>
+                <w:lang w:eastAsia="ru-RU"/>
+              </w:rPr>
+              <w:t>Пользователь остается в главном меню.</w:t>
+            </w:r>
+          </w:p>
+        </w:tc>
+      </w:tr>
+      <w:tr>
+        <w:trPr>
+          <w:trHeight w:val="499"/>
+        </w:trPr>
+        <w:tc>
+          <w:tcPr>
+            <w:tcW w:w="3134" w:type="dxa"/>
+            <w:tcBorders>
+              <w:top w:val="nil"/>
+              <w:left w:val="single" w:sz="4" w:space="0" w:color="70AD47" w:themeColor="accent6"/>
+              <w:bottom w:val="single" w:sz="4" w:space="0" w:color="70AD47" w:themeColor="accent6"/>
+              <w:right w:val="single" w:sz="4" w:space="0" w:color="70AD47" w:themeColor="accent6"/>
+            </w:tcBorders>
+            <w:shd w:val="clear" w:color="auto" w:fill="0ADA0F"/>
+            <w:vAlign w:val="center"/>
+            <w:hideMark/>
+          </w:tcPr>
+          <w:p>
+            <w:pPr>
+              <w:spacing w:after="0" w:line="256" w:lineRule="auto"/>
+              <w:ind w:firstLine="180"/>
+              <w:jc w:val="right"/>
+              <w:rPr>
+                <w:rFonts w:ascii="Times New Roman" w:eastAsia="Microsoft YaHei" w:hAnsi="Times New Roman" w:cs="Times New Roman"/>
+                <w:b/>
+                <w:sz w:val="24"/>
+                <w:szCs w:val="24"/>
+              </w:rPr>
+            </w:pPr>
+            <w:r>
+              <w:rPr>
+                <w:rFonts w:ascii="Times New Roman" w:eastAsia="Microsoft YaHei" w:hAnsi="Times New Roman" w:cs="Times New Roman"/>
+                <w:b/>
+                <w:sz w:val="24"/>
+                <w:szCs w:val="24"/>
+              </w:rPr>
+              <w:t>Примечания/комментарии</w:t>
+            </w:r>
+          </w:p>
+        </w:tc>
+        <w:tc>
+          <w:tcPr>
+            <w:tcW w:w="6556" w:type="dxa"/>
+            <w:tcBorders>
+              <w:top w:val="single" w:sz="4" w:space="0" w:color="70AD47" w:themeColor="accent6"/>
+              <w:left w:val="single" w:sz="4" w:space="0" w:color="70AD47" w:themeColor="accent6"/>
+              <w:bottom w:val="single" w:sz="4" w:space="0" w:color="70AD47" w:themeColor="accent6"/>
+              <w:right w:val="single" w:sz="4" w:space="0" w:color="70AD47" w:themeColor="accent6"/>
+            </w:tcBorders>
+            <w:shd w:val="clear" w:color="auto" w:fill="7B7B7B" w:themeFill="accent3" w:themeFillShade="BF"/>
+            <w:vAlign w:val="center"/>
+            <w:hideMark/>
+          </w:tcPr>
+          <w:p>
+            <w:pPr>
+              <w:spacing w:after="0" w:line="256" w:lineRule="auto"/>
+              <w:rPr>
+                <w:rFonts w:ascii="Times New Roman" w:eastAsia="Microsoft YaHei" w:hAnsi="Times New Roman" w:cs="Times New Roman"/>
+                <w:color w:val="FFFFFF" w:themeColor="background1"/>
+                <w:sz w:val="24"/>
+                <w:szCs w:val="24"/>
+              </w:rPr>
+            </w:pPr>
+            <w:r>
+              <w:rPr>
+                <w:rFonts w:ascii="Times New Roman" w:eastAsia="Microsoft YaHei" w:hAnsi="Times New Roman" w:cs="Times New Roman"/>
+                <w:color w:val="FFFFFF" w:themeColor="background1"/>
+                <w:sz w:val="24"/>
+                <w:szCs w:val="24"/>
+              </w:rPr>
+              <w:t>Функционал добавления товара находится в разработке.</w:t>
+            </w:r>
+          </w:p>
+        </w:tc>
+      </w:tr>
+    </w:tbl>
+    <w:p>
+      <w:pPr>
+        <w:rPr>
+          <w:rFonts w:ascii="Times New Roman" w:hAnsi="Times New Roman" w:cs="Times New Roman"/>
+          <w:b/>
+          <w:bCs/>
+          <w:sz w:val="24"/>
+          <w:szCs w:val="24"/>
+        </w:rPr>
+      </w:pPr>
+    </w:p>
+    <w:tbl>
+      <w:tblPr>
+        <w:tblW w:w="9690" w:type="dxa"/>
+        <w:tblInd w:w="80" w:type="dxa"/>
+        <w:tblLayout w:type="fixed"/>
+        <w:tblLook w:val="04A0" w:firstRow="1" w:lastRow="0" w:firstColumn="1" w:lastColumn="0" w:noHBand="0" w:noVBand="1"/>
+      </w:tblPr>
+      <w:tblGrid>
+        <w:gridCol w:w="3134"/>
+        <w:gridCol w:w="6556"/>
+      </w:tblGrid>
+      <w:tr>
+        <w:trPr>
+          <w:trHeight w:val="499"/>
+        </w:trPr>
+        <w:tc>
+          <w:tcPr>
+            <w:tcW w:w="3134" w:type="dxa"/>
+            <w:tcBorders>
+              <w:top w:val="single" w:sz="4" w:space="0" w:color="70AD47" w:themeColor="accent6"/>
+              <w:left w:val="single" w:sz="4" w:space="0" w:color="70AD47" w:themeColor="accent6"/>
+              <w:bottom w:val="single" w:sz="4" w:space="0" w:color="FFFFFF"/>
+              <w:right w:val="single" w:sz="4" w:space="0" w:color="70AD47" w:themeColor="accent6"/>
+            </w:tcBorders>
+            <w:shd w:val="clear" w:color="auto" w:fill="ED7D31" w:themeFill="accent2"/>
+            <w:vAlign w:val="center"/>
+            <w:hideMark/>
+          </w:tcPr>
+          <w:p>
+            <w:pPr>
+              <w:spacing w:after="0" w:line="256" w:lineRule="auto"/>
+              <w:ind w:firstLine="180"/>
+              <w:jc w:val="right"/>
+              <w:rPr>
+                <w:rFonts w:ascii="Times New Roman" w:eastAsia="Microsoft YaHei" w:hAnsi="Times New Roman" w:cs="Times New Roman"/>
+                <w:b/>
+                <w:sz w:val="24"/>
+                <w:szCs w:val="24"/>
+              </w:rPr>
+            </w:pPr>
+            <w:r>
+              <w:rPr>
+                <w:rFonts w:ascii="Times New Roman" w:eastAsia="Microsoft YaHei" w:hAnsi="Times New Roman" w:cs="Times New Roman"/>
+                <w:b/>
+                <w:sz w:val="24"/>
+                <w:szCs w:val="24"/>
+              </w:rPr>
+              <w:t>Тестовый пример №</w:t>
+            </w:r>
+            <w:r>
+              <w:rPr>
+                <w:rFonts w:ascii="Times New Roman" w:eastAsia="Microsoft YaHei" w:hAnsi="Times New Roman" w:cs="Times New Roman"/>
+                <w:b/>
+                <w:sz w:val="24"/>
+                <w:szCs w:val="24"/>
+              </w:rPr>
+              <w:t>23</w:t>
+            </w:r>
+          </w:p>
+        </w:tc>
+        <w:tc>
+          <w:tcPr>
+            <w:tcW w:w="6556" w:type="dxa"/>
+            <w:tcBorders>
+              <w:top w:val="single" w:sz="4" w:space="0" w:color="70AD47" w:themeColor="accent6"/>
+              <w:left w:val="single" w:sz="4" w:space="0" w:color="70AD47" w:themeColor="accent6"/>
+              <w:bottom w:val="single" w:sz="4" w:space="0" w:color="70AD47" w:themeColor="accent6"/>
+              <w:right w:val="single" w:sz="4" w:space="0" w:color="70AD47" w:themeColor="accent6"/>
+            </w:tcBorders>
+            <w:shd w:val="clear" w:color="auto" w:fill="7B7B7B" w:themeFill="accent3" w:themeFillShade="BF"/>
+            <w:vAlign w:val="center"/>
+            <w:hideMark/>
+          </w:tcPr>
+          <w:p>
+            <w:pPr>
+              <w:spacing w:after="0" w:line="256" w:lineRule="auto"/>
+              <w:rPr>
+                <w:rFonts w:ascii="Times New Roman" w:eastAsia="Microsoft YaHei" w:hAnsi="Times New Roman" w:cs="Times New Roman"/>
+                <w:color w:val="FFFFFF" w:themeColor="background1"/>
+                <w:sz w:val="24"/>
+                <w:szCs w:val="24"/>
+                <w:lang w:eastAsia="ru-RU"/>
+              </w:rPr>
+            </w:pPr>
+            <w:r>
+              <w:rPr>
+                <w:rFonts w:ascii="Times New Roman" w:eastAsia="Microsoft YaHei" w:hAnsi="Times New Roman" w:cs="Times New Roman"/>
+                <w:color w:val="FFFFFF" w:themeColor="background1"/>
+                <w:sz w:val="24"/>
+                <w:szCs w:val="24"/>
+                <w:lang w:eastAsia="ru-RU"/>
+              </w:rPr>
+              <w:t>Тест_админ_панель_3</w:t>
+            </w:r>
+          </w:p>
+        </w:tc>
+      </w:tr>
+      <w:tr>
+        <w:trPr>
+          <w:trHeight w:val="499"/>
+        </w:trPr>
+        <w:tc>
+          <w:tcPr>
+            <w:tcW w:w="3134" w:type="dxa"/>
+            <w:tcBorders>
+              <w:top w:val="nil"/>
+              <w:left w:val="single" w:sz="4" w:space="0" w:color="70AD47" w:themeColor="accent6"/>
+              <w:bottom w:val="single" w:sz="4" w:space="0" w:color="FFFFFF"/>
+              <w:right w:val="single" w:sz="4" w:space="0" w:color="70AD47" w:themeColor="accent6"/>
+            </w:tcBorders>
+            <w:shd w:val="clear" w:color="auto" w:fill="0ADA0F"/>
+            <w:vAlign w:val="center"/>
+            <w:hideMark/>
+          </w:tcPr>
+          <w:p>
+            <w:pPr>
+              <w:spacing w:after="0" w:line="256" w:lineRule="auto"/>
+              <w:ind w:firstLine="180"/>
+              <w:jc w:val="right"/>
+              <w:rPr>
+                <w:rFonts w:ascii="Times New Roman" w:eastAsia="Microsoft YaHei" w:hAnsi="Times New Roman" w:cs="Times New Roman"/>
+                <w:b/>
+                <w:sz w:val="24"/>
+                <w:szCs w:val="24"/>
+              </w:rPr>
+            </w:pPr>
+            <w:r>
+              <w:rPr>
+                <w:rFonts w:ascii="Times New Roman" w:eastAsia="Microsoft YaHei" w:hAnsi="Times New Roman" w:cs="Times New Roman"/>
+                <w:b/>
+                <w:sz w:val="24"/>
+                <w:szCs w:val="24"/>
+              </w:rPr>
+              <w:t>Приоритет тестирования</w:t>
+            </w:r>
+          </w:p>
+        </w:tc>
+        <w:tc>
+          <w:tcPr>
+            <w:tcW w:w="6556" w:type="dxa"/>
+            <w:tcBorders>
+              <w:top w:val="single" w:sz="4" w:space="0" w:color="70AD47" w:themeColor="accent6"/>
+              <w:left w:val="single" w:sz="4" w:space="0" w:color="70AD47" w:themeColor="accent6"/>
+              <w:bottom w:val="single" w:sz="4" w:space="0" w:color="70AD47" w:themeColor="accent6"/>
+              <w:right w:val="single" w:sz="4" w:space="0" w:color="70AD47" w:themeColor="accent6"/>
+            </w:tcBorders>
+            <w:shd w:val="clear" w:color="auto" w:fill="7B7B7B" w:themeFill="accent3" w:themeFillShade="BF"/>
+            <w:vAlign w:val="center"/>
+            <w:hideMark/>
+          </w:tcPr>
+          <w:p>
+            <w:pPr>
+              <w:spacing w:after="0" w:line="256" w:lineRule="auto"/>
+              <w:rPr>
+                <w:rFonts w:ascii="Times New Roman" w:eastAsia="Microsoft YaHei" w:hAnsi="Times New Roman" w:cs="Times New Roman"/>
+                <w:color w:val="FFFFFF" w:themeColor="background1"/>
+                <w:sz w:val="24"/>
+                <w:szCs w:val="24"/>
+                <w:lang w:eastAsia="ru-RU"/>
+              </w:rPr>
+            </w:pPr>
+            <w:r>
+              <w:rPr>
+                <w:rFonts w:ascii="Times New Roman" w:eastAsia="Microsoft YaHei" w:hAnsi="Times New Roman" w:cs="Times New Roman"/>
+                <w:color w:val="FFFFFF" w:themeColor="background1"/>
+                <w:sz w:val="24"/>
+                <w:szCs w:val="24"/>
+                <w:lang w:eastAsia="ru-RU"/>
+              </w:rPr>
+              <w:t>Средний</w:t>
+            </w:r>
+          </w:p>
+        </w:tc>
+      </w:tr>
+      <w:tr>
+        <w:trPr>
+          <w:trHeight w:val="499"/>
+        </w:trPr>
+        <w:tc>
+          <w:tcPr>
+            <w:tcW w:w="3134" w:type="dxa"/>
+            <w:tcBorders>
+              <w:top w:val="nil"/>
+              <w:left w:val="single" w:sz="4" w:space="0" w:color="70AD47" w:themeColor="accent6"/>
+              <w:bottom w:val="single" w:sz="4" w:space="0" w:color="FFFFFF"/>
+              <w:right w:val="single" w:sz="4" w:space="0" w:color="70AD47" w:themeColor="accent6"/>
+            </w:tcBorders>
+            <w:shd w:val="clear" w:color="auto" w:fill="0ADA0F"/>
+            <w:vAlign w:val="center"/>
+            <w:hideMark/>
+          </w:tcPr>
+          <w:p>
+            <w:pPr>
+              <w:spacing w:after="0" w:line="256" w:lineRule="auto"/>
+              <w:ind w:firstLine="180"/>
+              <w:jc w:val="right"/>
+              <w:rPr>
+                <w:rFonts w:ascii="Times New Roman" w:eastAsia="Microsoft YaHei" w:hAnsi="Times New Roman" w:cs="Times New Roman"/>
+                <w:b/>
+                <w:sz w:val="24"/>
+                <w:szCs w:val="24"/>
+              </w:rPr>
+            </w:pPr>
+            <w:r>
+              <w:rPr>
+                <w:rFonts w:ascii="Times New Roman" w:eastAsia="Microsoft YaHei" w:hAnsi="Times New Roman" w:cs="Times New Roman"/>
+                <w:b/>
+                <w:sz w:val="24"/>
+                <w:szCs w:val="24"/>
+              </w:rPr>
+              <w:t>Заголовок/название теста</w:t>
+            </w:r>
+          </w:p>
+        </w:tc>
+        <w:tc>
+          <w:tcPr>
+            <w:tcW w:w="6556" w:type="dxa"/>
+            <w:tcBorders>
+              <w:top w:val="single" w:sz="4" w:space="0" w:color="70AD47" w:themeColor="accent6"/>
+              <w:left w:val="single" w:sz="4" w:space="0" w:color="70AD47" w:themeColor="accent6"/>
+              <w:bottom w:val="single" w:sz="4" w:space="0" w:color="70AD47" w:themeColor="accent6"/>
+              <w:right w:val="single" w:sz="4" w:space="0" w:color="70AD47" w:themeColor="accent6"/>
+            </w:tcBorders>
+            <w:shd w:val="clear" w:color="auto" w:fill="7B7B7B" w:themeFill="accent3" w:themeFillShade="BF"/>
+            <w:vAlign w:val="center"/>
+            <w:hideMark/>
+          </w:tcPr>
+          <w:p>
+            <w:pPr>
+              <w:spacing w:after="0" w:line="256" w:lineRule="auto"/>
+              <w:rPr>
+                <w:rFonts w:ascii="Times New Roman" w:eastAsia="Microsoft YaHei" w:hAnsi="Times New Roman" w:cs="Times New Roman"/>
+                <w:color w:val="FFFFFF" w:themeColor="background1"/>
+                <w:sz w:val="24"/>
+                <w:szCs w:val="24"/>
+                <w:lang w:eastAsia="ru-RU"/>
+              </w:rPr>
+            </w:pPr>
+            <w:r>
+              <w:rPr>
+                <w:rFonts w:ascii="Times New Roman" w:eastAsia="Microsoft YaHei" w:hAnsi="Times New Roman" w:cs="Times New Roman"/>
+                <w:color w:val="FFFFFF" w:themeColor="background1"/>
+                <w:sz w:val="24"/>
+                <w:szCs w:val="24"/>
+                <w:lang w:eastAsia="ru-RU"/>
+              </w:rPr>
+              <w:t>Тестирование кнопки "Клиенты"</w:t>
+            </w:r>
+          </w:p>
+        </w:tc>
+      </w:tr>
+      <w:tr>
+        <w:trPr>
+          <w:trHeight w:val="499"/>
+        </w:trPr>
+        <w:tc>
+          <w:tcPr>
+            <w:tcW w:w="3134" w:type="dxa"/>
+            <w:tcBorders>
+              <w:top w:val="nil"/>
+              <w:left w:val="single" w:sz="4" w:space="0" w:color="70AD47" w:themeColor="accent6"/>
+              <w:bottom w:val="single" w:sz="4" w:space="0" w:color="FFFFFF"/>
+              <w:right w:val="single" w:sz="4" w:space="0" w:color="70AD47" w:themeColor="accent6"/>
+            </w:tcBorders>
+            <w:shd w:val="clear" w:color="auto" w:fill="0ADA0F"/>
+            <w:vAlign w:val="center"/>
+            <w:hideMark/>
+          </w:tcPr>
+          <w:p>
+            <w:pPr>
+              <w:spacing w:after="0" w:line="256" w:lineRule="auto"/>
+              <w:ind w:firstLine="180"/>
+              <w:jc w:val="right"/>
+              <w:rPr>
+                <w:rFonts w:ascii="Times New Roman" w:eastAsia="Microsoft YaHei" w:hAnsi="Times New Roman" w:cs="Times New Roman"/>
+                <w:b/>
+                <w:sz w:val="24"/>
+                <w:szCs w:val="24"/>
+              </w:rPr>
+            </w:pPr>
+            <w:r>
+              <w:rPr>
+                <w:rFonts w:ascii="Times New Roman" w:eastAsia="Microsoft YaHei" w:hAnsi="Times New Roman" w:cs="Times New Roman"/>
+                <w:b/>
+                <w:sz w:val="24"/>
+                <w:szCs w:val="24"/>
+              </w:rPr>
+              <w:t>Краткое изложение теста</w:t>
+            </w:r>
+          </w:p>
+        </w:tc>
+        <w:tc>
+          <w:tcPr>
+            <w:tcW w:w="6556" w:type="dxa"/>
+            <w:tcBorders>
+              <w:top w:val="single" w:sz="4" w:space="0" w:color="70AD47" w:themeColor="accent6"/>
+              <w:left w:val="single" w:sz="4" w:space="0" w:color="70AD47" w:themeColor="accent6"/>
+              <w:bottom w:val="single" w:sz="4" w:space="0" w:color="70AD47" w:themeColor="accent6"/>
+              <w:right w:val="single" w:sz="4" w:space="0" w:color="70AD47" w:themeColor="accent6"/>
+            </w:tcBorders>
+            <w:shd w:val="clear" w:color="auto" w:fill="7B7B7B" w:themeFill="accent3" w:themeFillShade="BF"/>
+            <w:vAlign w:val="center"/>
+            <w:hideMark/>
+          </w:tcPr>
+          <w:p>
+            <w:pPr>
+              <w:rPr>
+                <w:rFonts w:ascii="Times New Roman" w:eastAsia="Microsoft YaHei" w:hAnsi="Times New Roman" w:cs="Times New Roman"/>
+                <w:color w:val="FFFFFF" w:themeColor="background1"/>
+                <w:sz w:val="24"/>
+                <w:szCs w:val="24"/>
+                <w:lang w:eastAsia="ru-RU"/>
+              </w:rPr>
+            </w:pPr>
+            <w:r>
+              <w:rPr>
+                <w:rFonts w:ascii="Times New Roman" w:eastAsia="Microsoft YaHei" w:hAnsi="Times New Roman" w:cs="Times New Roman"/>
+                <w:color w:val="FFFFFF" w:themeColor="background1"/>
+                <w:sz w:val="24"/>
+                <w:szCs w:val="24"/>
+                <w:lang w:eastAsia="ru-RU"/>
+              </w:rPr>
+              <w:t>Проверка отображения информационного сообщения при нажатии на кнопку "Клиенты"</w:t>
+            </w:r>
+            <w:r>
+              <w:rPr>
+                <w:rFonts w:ascii="Times New Roman" w:eastAsia="Microsoft YaHei" w:hAnsi="Times New Roman" w:cs="Times New Roman"/>
+                <w:color w:val="FFFFFF" w:themeColor="background1"/>
+                <w:sz w:val="24"/>
+                <w:szCs w:val="24"/>
+                <w:lang w:eastAsia="ru-RU"/>
+              </w:rPr>
+              <w:t>"</w:t>
+            </w:r>
+          </w:p>
+        </w:tc>
+      </w:tr>
+      <w:tr>
+        <w:trPr>
+          <w:trHeight w:val="499"/>
+        </w:trPr>
+        <w:tc>
+          <w:tcPr>
+            <w:tcW w:w="3134" w:type="dxa"/>
+            <w:tcBorders>
+              <w:top w:val="nil"/>
+              <w:left w:val="single" w:sz="4" w:space="0" w:color="70AD47" w:themeColor="accent6"/>
+              <w:bottom w:val="single" w:sz="4" w:space="0" w:color="FFFFFF"/>
+              <w:right w:val="single" w:sz="4" w:space="0" w:color="70AD47" w:themeColor="accent6"/>
+            </w:tcBorders>
+            <w:shd w:val="clear" w:color="auto" w:fill="0ADA0F"/>
+            <w:vAlign w:val="center"/>
+            <w:hideMark/>
+          </w:tcPr>
+          <w:p>
+            <w:pPr>
+              <w:spacing w:after="0" w:line="256" w:lineRule="auto"/>
+              <w:ind w:firstLine="180"/>
+              <w:jc w:val="right"/>
+              <w:rPr>
+                <w:rFonts w:ascii="Times New Roman" w:eastAsia="Microsoft YaHei" w:hAnsi="Times New Roman" w:cs="Times New Roman"/>
+                <w:b/>
+                <w:sz w:val="24"/>
+                <w:szCs w:val="24"/>
+              </w:rPr>
+            </w:pPr>
+            <w:r>
+              <w:rPr>
+                <w:rFonts w:ascii="Times New Roman" w:eastAsia="Microsoft YaHei" w:hAnsi="Times New Roman" w:cs="Times New Roman"/>
+                <w:b/>
+                <w:sz w:val="24"/>
+                <w:szCs w:val="24"/>
+              </w:rPr>
+              <w:t>Этапы теста</w:t>
+            </w:r>
+          </w:p>
+        </w:tc>
+        <w:tc>
+          <w:tcPr>
+            <w:tcW w:w="6556" w:type="dxa"/>
+            <w:tcBorders>
+              <w:top w:val="single" w:sz="4" w:space="0" w:color="70AD47" w:themeColor="accent6"/>
+              <w:left w:val="single" w:sz="4" w:space="0" w:color="70AD47" w:themeColor="accent6"/>
+              <w:bottom w:val="single" w:sz="4" w:space="0" w:color="70AD47" w:themeColor="accent6"/>
+              <w:right w:val="single" w:sz="4" w:space="0" w:color="70AD47" w:themeColor="accent6"/>
+            </w:tcBorders>
+            <w:shd w:val="clear" w:color="auto" w:fill="7B7B7B" w:themeFill="accent3" w:themeFillShade="BF"/>
+            <w:vAlign w:val="center"/>
+            <w:hideMark/>
+          </w:tcPr>
+          <w:p>
+            <w:pPr>
+              <w:pStyle w:val="a3"/>
+              <w:numPr>
+                <w:ilvl w:val="0"/>
+                <w:numId w:val="25"/>
+              </w:numPr>
+              <w:spacing w:after="0" w:line="256" w:lineRule="auto"/>
+              <w:rPr>
+                <w:rFonts w:ascii="Times New Roman" w:eastAsia="Microsoft YaHei" w:hAnsi="Times New Roman" w:cs="Times New Roman"/>
+                <w:color w:val="FFFFFF" w:themeColor="background1"/>
+                <w:sz w:val="24"/>
+                <w:szCs w:val="24"/>
+                <w:lang w:eastAsia="ru-RU"/>
+              </w:rPr>
+            </w:pPr>
+            <w:r>
+              <w:rPr>
+                <w:rFonts w:ascii="Times New Roman" w:eastAsia="Microsoft YaHei" w:hAnsi="Times New Roman" w:cs="Times New Roman"/>
+                <w:color w:val="FFFFFF" w:themeColor="background1"/>
+                <w:sz w:val="24"/>
+                <w:szCs w:val="24"/>
+                <w:lang w:eastAsia="ru-RU"/>
+              </w:rPr>
+              <w:t>Нажать на кнопку "Клиенты".</w:t>
+            </w:r>
+          </w:p>
+        </w:tc>
+      </w:tr>
+      <w:tr>
+        <w:trPr>
+          <w:trHeight w:val="499"/>
+        </w:trPr>
+        <w:tc>
+          <w:tcPr>
+            <w:tcW w:w="3134" w:type="dxa"/>
+            <w:tcBorders>
+              <w:top w:val="nil"/>
+              <w:left w:val="single" w:sz="4" w:space="0" w:color="70AD47" w:themeColor="accent6"/>
+              <w:bottom w:val="single" w:sz="4" w:space="0" w:color="FFFFFF"/>
+              <w:right w:val="single" w:sz="4" w:space="0" w:color="70AD47" w:themeColor="accent6"/>
+            </w:tcBorders>
+            <w:shd w:val="clear" w:color="auto" w:fill="0ADA0F"/>
+            <w:vAlign w:val="center"/>
+            <w:hideMark/>
+          </w:tcPr>
+          <w:p>
+            <w:pPr>
+              <w:spacing w:after="0" w:line="256" w:lineRule="auto"/>
+              <w:ind w:firstLine="180"/>
+              <w:jc w:val="right"/>
+              <w:rPr>
+                <w:rFonts w:ascii="Times New Roman" w:eastAsia="Microsoft YaHei" w:hAnsi="Times New Roman" w:cs="Times New Roman"/>
+                <w:b/>
+                <w:sz w:val="24"/>
+                <w:szCs w:val="24"/>
+              </w:rPr>
+            </w:pPr>
+            <w:r>
+              <w:rPr>
+                <w:rFonts w:ascii="Times New Roman" w:eastAsia="Microsoft YaHei" w:hAnsi="Times New Roman" w:cs="Times New Roman"/>
+                <w:b/>
+                <w:sz w:val="24"/>
+                <w:szCs w:val="24"/>
+              </w:rPr>
+              <w:t>Тестовые данные</w:t>
+            </w:r>
+          </w:p>
+        </w:tc>
+        <w:tc>
+          <w:tcPr>
+            <w:tcW w:w="6556" w:type="dxa"/>
+            <w:tcBorders>
+              <w:top w:val="single" w:sz="4" w:space="0" w:color="70AD47" w:themeColor="accent6"/>
+              <w:left w:val="single" w:sz="4" w:space="0" w:color="70AD47" w:themeColor="accent6"/>
+              <w:bottom w:val="single" w:sz="4" w:space="0" w:color="70AD47" w:themeColor="accent6"/>
+              <w:right w:val="single" w:sz="4" w:space="0" w:color="70AD47" w:themeColor="accent6"/>
+            </w:tcBorders>
+            <w:shd w:val="clear" w:color="auto" w:fill="7B7B7B" w:themeFill="accent3" w:themeFillShade="BF"/>
+            <w:vAlign w:val="center"/>
+            <w:hideMark/>
+          </w:tcPr>
+          <w:p>
+            <w:pPr>
+              <w:numPr>
+                <w:ilvl w:val="0"/>
+                <w:numId w:val="21"/>
+              </w:numPr>
+              <w:spacing w:after="0" w:line="256" w:lineRule="auto"/>
+              <w:rPr>
+                <w:rFonts w:ascii="Times New Roman" w:eastAsia="Microsoft YaHei" w:hAnsi="Times New Roman" w:cs="Times New Roman"/>
+                <w:color w:val="FFFFFF" w:themeColor="background1"/>
+                <w:sz w:val="24"/>
+                <w:szCs w:val="24"/>
+                <w:lang w:val="en-US" w:eastAsia="ru-RU"/>
+              </w:rPr>
+            </w:pPr>
+            <w:r>
+              <w:rPr>
+                <w:rFonts w:ascii="Times New Roman" w:eastAsia="Microsoft YaHei" w:hAnsi="Times New Roman" w:cs="Times New Roman"/>
+                <w:color w:val="FFFFFF" w:themeColor="background1"/>
+                <w:sz w:val="24"/>
+                <w:szCs w:val="24"/>
+                <w:lang w:eastAsia="ru-RU"/>
+              </w:rPr>
+              <w:t xml:space="preserve">Отсутствуют </w:t>
+            </w:r>
+          </w:p>
+        </w:tc>
+      </w:tr>
+      <w:tr>
+        <w:trPr>
+          <w:trHeight w:val="499"/>
+        </w:trPr>
+        <w:tc>
+          <w:tcPr>
+            <w:tcW w:w="3134" w:type="dxa"/>
+            <w:tcBorders>
+              <w:top w:val="nil"/>
+              <w:left w:val="single" w:sz="4" w:space="0" w:color="70AD47" w:themeColor="accent6"/>
+              <w:bottom w:val="single" w:sz="4" w:space="0" w:color="FFFFFF"/>
+              <w:right w:val="single" w:sz="4" w:space="0" w:color="70AD47" w:themeColor="accent6"/>
+            </w:tcBorders>
+            <w:shd w:val="clear" w:color="auto" w:fill="0ADA0F"/>
+            <w:vAlign w:val="center"/>
+            <w:hideMark/>
+          </w:tcPr>
+          <w:p>
+            <w:pPr>
+              <w:spacing w:after="0" w:line="256" w:lineRule="auto"/>
+              <w:ind w:firstLine="180"/>
+              <w:jc w:val="right"/>
+              <w:rPr>
+                <w:rFonts w:ascii="Times New Roman" w:eastAsia="Microsoft YaHei" w:hAnsi="Times New Roman" w:cs="Times New Roman"/>
+                <w:b/>
+                <w:sz w:val="24"/>
+                <w:szCs w:val="24"/>
+              </w:rPr>
+            </w:pPr>
+            <w:r>
+              <w:rPr>
+                <w:rFonts w:ascii="Times New Roman" w:eastAsia="Microsoft YaHei" w:hAnsi="Times New Roman" w:cs="Times New Roman"/>
+                <w:b/>
+                <w:sz w:val="24"/>
+                <w:szCs w:val="24"/>
+              </w:rPr>
+              <w:t>Ожидаемый результат</w:t>
+            </w:r>
+          </w:p>
+        </w:tc>
+        <w:tc>
+          <w:tcPr>
+            <w:tcW w:w="6556" w:type="dxa"/>
+            <w:tcBorders>
+              <w:top w:val="single" w:sz="4" w:space="0" w:color="70AD47" w:themeColor="accent6"/>
+              <w:left w:val="single" w:sz="4" w:space="0" w:color="70AD47" w:themeColor="accent6"/>
+              <w:bottom w:val="single" w:sz="4" w:space="0" w:color="70AD47" w:themeColor="accent6"/>
+              <w:right w:val="single" w:sz="4" w:space="0" w:color="70AD47" w:themeColor="accent6"/>
+            </w:tcBorders>
+            <w:shd w:val="clear" w:color="auto" w:fill="7B7B7B" w:themeFill="accent3" w:themeFillShade="BF"/>
+            <w:vAlign w:val="center"/>
+            <w:hideMark/>
+          </w:tcPr>
+          <w:p>
+            <w:pPr>
+              <w:rPr>
+                <w:rFonts w:ascii="Times New Roman" w:hAnsi="Times New Roman" w:cs="Times New Roman"/>
+                <w:color w:val="FFFFFF" w:themeColor="background1"/>
+                <w:sz w:val="24"/>
+                <w:szCs w:val="24"/>
+              </w:rPr>
+            </w:pPr>
+            <w:r>
+              <w:rPr>
+                <w:rFonts w:ascii="Times New Roman" w:hAnsi="Times New Roman" w:cs="Times New Roman"/>
+                <w:color w:val="FFFFFF" w:themeColor="background1"/>
+                <w:sz w:val="24"/>
+                <w:szCs w:val="24"/>
+              </w:rPr>
+              <w:t>При нажатии на кнопку "Клиенты" открывается спис</w:t>
+            </w:r>
+            <w:r>
+              <w:rPr>
+                <w:rFonts w:ascii="Times New Roman" w:hAnsi="Times New Roman" w:cs="Times New Roman"/>
+                <w:color w:val="FFFFFF" w:themeColor="background1"/>
+                <w:sz w:val="24"/>
+                <w:szCs w:val="24"/>
+              </w:rPr>
+              <w:t>ок зарегистрированных клиентов.</w:t>
+            </w:r>
+          </w:p>
+        </w:tc>
+      </w:tr>
+      <w:tr>
+        <w:trPr>
+          <w:trHeight w:val="499"/>
+        </w:trPr>
+        <w:tc>
+          <w:tcPr>
+            <w:tcW w:w="3134" w:type="dxa"/>
+            <w:tcBorders>
+              <w:top w:val="nil"/>
+              <w:left w:val="single" w:sz="4" w:space="0" w:color="70AD47" w:themeColor="accent6"/>
+              <w:bottom w:val="single" w:sz="4" w:space="0" w:color="FFFFFF"/>
+              <w:right w:val="single" w:sz="4" w:space="0" w:color="70AD47" w:themeColor="accent6"/>
+            </w:tcBorders>
+            <w:shd w:val="clear" w:color="auto" w:fill="0ADA0F"/>
+            <w:vAlign w:val="center"/>
+            <w:hideMark/>
+          </w:tcPr>
+          <w:p>
+            <w:pPr>
+              <w:spacing w:after="0" w:line="256" w:lineRule="auto"/>
+              <w:ind w:firstLine="180"/>
+              <w:jc w:val="right"/>
+              <w:rPr>
+                <w:rFonts w:ascii="Times New Roman" w:eastAsia="Microsoft YaHei" w:hAnsi="Times New Roman" w:cs="Times New Roman"/>
+                <w:b/>
+                <w:sz w:val="24"/>
+                <w:szCs w:val="24"/>
+              </w:rPr>
+            </w:pPr>
+            <w:r>
+              <w:rPr>
+                <w:rFonts w:ascii="Times New Roman" w:eastAsia="Microsoft YaHei" w:hAnsi="Times New Roman" w:cs="Times New Roman"/>
+                <w:b/>
+                <w:sz w:val="24"/>
+                <w:szCs w:val="24"/>
+              </w:rPr>
+              <w:t xml:space="preserve">Фактический результат </w:t>
+            </w:r>
+          </w:p>
+        </w:tc>
+        <w:tc>
+          <w:tcPr>
+            <w:tcW w:w="6556" w:type="dxa"/>
+            <w:tcBorders>
+              <w:top w:val="single" w:sz="4" w:space="0" w:color="70AD47" w:themeColor="accent6"/>
+              <w:left w:val="single" w:sz="4" w:space="0" w:color="70AD47" w:themeColor="accent6"/>
+              <w:bottom w:val="single" w:sz="4" w:space="0" w:color="70AD47" w:themeColor="accent6"/>
+              <w:right w:val="single" w:sz="4" w:space="0" w:color="70AD47" w:themeColor="accent6"/>
+            </w:tcBorders>
+            <w:shd w:val="clear" w:color="auto" w:fill="7B7B7B" w:themeFill="accent3" w:themeFillShade="BF"/>
+            <w:vAlign w:val="center"/>
+          </w:tcPr>
+          <w:p>
+            <w:pPr>
+              <w:rPr>
+                <w:rFonts w:ascii="Times New Roman" w:eastAsia="Microsoft YaHei" w:hAnsi="Times New Roman" w:cs="Times New Roman"/>
+                <w:color w:val="FFFFFF" w:themeColor="background1"/>
+                <w:sz w:val="24"/>
+                <w:szCs w:val="24"/>
+                <w:lang w:eastAsia="ru-RU"/>
+              </w:rPr>
+            </w:pPr>
+            <w:r>
+              <w:rPr>
+                <w:rFonts w:ascii="Times New Roman" w:eastAsia="Microsoft YaHei" w:hAnsi="Times New Roman" w:cs="Times New Roman"/>
+                <w:color w:val="FFFFFF" w:themeColor="background1"/>
+                <w:sz w:val="24"/>
+                <w:szCs w:val="24"/>
+                <w:lang w:eastAsia="ru-RU"/>
+              </w:rPr>
+              <w:t>При нажатии на кнопку "Клиенты" появился информационный блок с надписью "Просмотр клиентов будет в задаче 19".</w:t>
+            </w:r>
+          </w:p>
+        </w:tc>
+      </w:tr>
+      <w:tr>
+        <w:trPr>
+          <w:trHeight w:val="499"/>
+        </w:trPr>
+        <w:tc>
+          <w:tcPr>
+            <w:tcW w:w="3134" w:type="dxa"/>
+            <w:tcBorders>
+              <w:top w:val="nil"/>
+              <w:left w:val="single" w:sz="4" w:space="0" w:color="70AD47" w:themeColor="accent6"/>
+              <w:bottom w:val="single" w:sz="4" w:space="0" w:color="FFFFFF"/>
+              <w:right w:val="single" w:sz="4" w:space="0" w:color="70AD47" w:themeColor="accent6"/>
+            </w:tcBorders>
+            <w:shd w:val="clear" w:color="auto" w:fill="0ADA0F"/>
+            <w:vAlign w:val="center"/>
+            <w:hideMark/>
+          </w:tcPr>
+          <w:p>
+            <w:pPr>
+              <w:spacing w:after="0" w:line="256" w:lineRule="auto"/>
+              <w:ind w:firstLine="180"/>
+              <w:jc w:val="right"/>
+              <w:rPr>
+                <w:rFonts w:ascii="Times New Roman" w:eastAsia="Microsoft YaHei" w:hAnsi="Times New Roman" w:cs="Times New Roman"/>
+                <w:b/>
+                <w:sz w:val="24"/>
+                <w:szCs w:val="24"/>
+              </w:rPr>
+            </w:pPr>
+            <w:r>
+              <w:rPr>
+                <w:rFonts w:ascii="Times New Roman" w:eastAsia="Microsoft YaHei" w:hAnsi="Times New Roman" w:cs="Times New Roman"/>
+                <w:b/>
+                <w:sz w:val="24"/>
+                <w:szCs w:val="24"/>
+              </w:rPr>
+              <w:t>Статус</w:t>
+            </w:r>
+          </w:p>
+        </w:tc>
+        <w:tc>
+          <w:tcPr>
+            <w:tcW w:w="6556" w:type="dxa"/>
+            <w:tcBorders>
+              <w:top w:val="single" w:sz="4" w:space="0" w:color="70AD47" w:themeColor="accent6"/>
+              <w:left w:val="single" w:sz="4" w:space="0" w:color="70AD47" w:themeColor="accent6"/>
+              <w:bottom w:val="single" w:sz="4" w:space="0" w:color="70AD47" w:themeColor="accent6"/>
+              <w:right w:val="single" w:sz="4" w:space="0" w:color="70AD47" w:themeColor="accent6"/>
+            </w:tcBorders>
+            <w:shd w:val="clear" w:color="auto" w:fill="7B7B7B" w:themeFill="accent3" w:themeFillShade="BF"/>
+            <w:vAlign w:val="center"/>
+            <w:hideMark/>
+          </w:tcPr>
+          <w:p>
+            <w:pPr>
+              <w:spacing w:after="0" w:line="256" w:lineRule="auto"/>
+              <w:rPr>
+                <w:rFonts w:ascii="Times New Roman" w:eastAsia="Microsoft YaHei" w:hAnsi="Times New Roman" w:cs="Times New Roman"/>
+                <w:color w:val="FF0000"/>
+                <w:sz w:val="24"/>
+                <w:szCs w:val="24"/>
+                <w:lang w:eastAsia="ru-RU"/>
+              </w:rPr>
+            </w:pPr>
+            <w:r>
+              <w:rPr>
+                <w:rFonts w:ascii="Times New Roman" w:eastAsia="Microsoft YaHei" w:hAnsi="Times New Roman" w:cs="Times New Roman"/>
+                <w:color w:val="FF0000"/>
+                <w:sz w:val="24"/>
+                <w:szCs w:val="24"/>
+                <w:lang w:eastAsia="ru-RU"/>
+              </w:rPr>
+              <w:t>Брак</w:t>
+            </w:r>
+          </w:p>
+        </w:tc>
+      </w:tr>
+      <w:tr>
+        <w:trPr>
+          <w:trHeight w:val="499"/>
+        </w:trPr>
+        <w:tc>
+          <w:tcPr>
+            <w:tcW w:w="3134" w:type="dxa"/>
+            <w:tcBorders>
+              <w:top w:val="nil"/>
+              <w:left w:val="single" w:sz="4" w:space="0" w:color="70AD47" w:themeColor="accent6"/>
+              <w:bottom w:val="single" w:sz="4" w:space="0" w:color="FFFFFF"/>
+              <w:right w:val="single" w:sz="4" w:space="0" w:color="70AD47" w:themeColor="accent6"/>
+            </w:tcBorders>
+            <w:shd w:val="clear" w:color="auto" w:fill="0ADA0F"/>
+            <w:vAlign w:val="center"/>
+            <w:hideMark/>
+          </w:tcPr>
+          <w:p>
+            <w:pPr>
+              <w:spacing w:after="0" w:line="256" w:lineRule="auto"/>
+              <w:ind w:firstLine="180"/>
+              <w:jc w:val="right"/>
+              <w:rPr>
+                <w:rFonts w:ascii="Times New Roman" w:eastAsia="Microsoft YaHei" w:hAnsi="Times New Roman" w:cs="Times New Roman"/>
+                <w:b/>
+                <w:sz w:val="24"/>
+                <w:szCs w:val="24"/>
+              </w:rPr>
+            </w:pPr>
+            <w:r>
+              <w:rPr>
+                <w:rFonts w:ascii="Times New Roman" w:eastAsia="Microsoft YaHei" w:hAnsi="Times New Roman" w:cs="Times New Roman"/>
+                <w:b/>
+                <w:sz w:val="24"/>
+                <w:szCs w:val="24"/>
+              </w:rPr>
+              <w:t>Предварительное условие</w:t>
+            </w:r>
+          </w:p>
+        </w:tc>
+        <w:tc>
+          <w:tcPr>
+            <w:tcW w:w="6556" w:type="dxa"/>
+            <w:tcBorders>
+              <w:top w:val="single" w:sz="4" w:space="0" w:color="70AD47" w:themeColor="accent6"/>
+              <w:left w:val="single" w:sz="4" w:space="0" w:color="70AD47" w:themeColor="accent6"/>
+              <w:bottom w:val="single" w:sz="4" w:space="0" w:color="70AD47" w:themeColor="accent6"/>
+              <w:right w:val="single" w:sz="4" w:space="0" w:color="70AD47" w:themeColor="accent6"/>
+            </w:tcBorders>
+            <w:shd w:val="clear" w:color="auto" w:fill="7B7B7B" w:themeFill="accent3" w:themeFillShade="BF"/>
+            <w:vAlign w:val="center"/>
+            <w:hideMark/>
+          </w:tcPr>
+          <w:p>
+            <w:pPr>
+              <w:spacing w:after="0" w:line="256" w:lineRule="auto"/>
+              <w:rPr>
+                <w:rFonts w:ascii="Times New Roman" w:eastAsia="Microsoft YaHei" w:hAnsi="Times New Roman" w:cs="Times New Roman"/>
+                <w:color w:val="FFFFFF" w:themeColor="background1"/>
+                <w:sz w:val="24"/>
+                <w:szCs w:val="24"/>
+                <w:lang w:eastAsia="ru-RU"/>
+              </w:rPr>
+            </w:pPr>
+            <w:r>
+              <w:rPr>
+                <w:rFonts w:ascii="Times New Roman" w:eastAsia="Microsoft YaHei" w:hAnsi="Times New Roman" w:cs="Times New Roman"/>
+                <w:color w:val="FFFFFF" w:themeColor="background1"/>
+                <w:sz w:val="24"/>
+                <w:szCs w:val="24"/>
+                <w:lang w:eastAsia="ru-RU"/>
+              </w:rPr>
+              <w:t>Пользователь авторизован как администратор и находится в главном меню.</w:t>
+            </w:r>
+          </w:p>
+        </w:tc>
+      </w:tr>
+      <w:tr>
+        <w:trPr>
+          <w:trHeight w:val="499"/>
+        </w:trPr>
+        <w:tc>
+          <w:tcPr>
+            <w:tcW w:w="3134" w:type="dxa"/>
+            <w:tcBorders>
+              <w:top w:val="nil"/>
+              <w:left w:val="single" w:sz="4" w:space="0" w:color="70AD47" w:themeColor="accent6"/>
+              <w:bottom w:val="single" w:sz="4" w:space="0" w:color="FFFFFF"/>
+              <w:right w:val="single" w:sz="4" w:space="0" w:color="70AD47" w:themeColor="accent6"/>
+            </w:tcBorders>
+            <w:shd w:val="clear" w:color="auto" w:fill="0ADA0F"/>
+            <w:vAlign w:val="center"/>
+            <w:hideMark/>
+          </w:tcPr>
+          <w:p>
+            <w:pPr>
+              <w:spacing w:after="0" w:line="256" w:lineRule="auto"/>
+              <w:ind w:firstLine="180"/>
+              <w:jc w:val="right"/>
+              <w:rPr>
+                <w:rFonts w:ascii="Times New Roman" w:eastAsia="Microsoft YaHei" w:hAnsi="Times New Roman" w:cs="Times New Roman"/>
+                <w:b/>
+                <w:sz w:val="24"/>
+                <w:szCs w:val="24"/>
+              </w:rPr>
+            </w:pPr>
+            <w:r>
+              <w:rPr>
+                <w:rFonts w:ascii="Times New Roman" w:eastAsia="Microsoft YaHei" w:hAnsi="Times New Roman" w:cs="Times New Roman"/>
+                <w:b/>
+                <w:sz w:val="24"/>
+                <w:szCs w:val="24"/>
+              </w:rPr>
+              <w:t>Постусловие</w:t>
+            </w:r>
+          </w:p>
+        </w:tc>
+        <w:tc>
+          <w:tcPr>
+            <w:tcW w:w="6556" w:type="dxa"/>
+            <w:tcBorders>
+              <w:top w:val="single" w:sz="4" w:space="0" w:color="70AD47" w:themeColor="accent6"/>
+              <w:left w:val="single" w:sz="4" w:space="0" w:color="70AD47" w:themeColor="accent6"/>
+              <w:bottom w:val="single" w:sz="4" w:space="0" w:color="70AD47" w:themeColor="accent6"/>
+              <w:right w:val="single" w:sz="4" w:space="0" w:color="70AD47" w:themeColor="accent6"/>
+            </w:tcBorders>
+            <w:shd w:val="clear" w:color="auto" w:fill="7B7B7B" w:themeFill="accent3" w:themeFillShade="BF"/>
+            <w:vAlign w:val="center"/>
+            <w:hideMark/>
+          </w:tcPr>
+          <w:p>
+            <w:pPr>
+              <w:spacing w:after="0" w:line="256" w:lineRule="auto"/>
+              <w:rPr>
+                <w:rFonts w:ascii="Times New Roman" w:eastAsia="Microsoft YaHei" w:hAnsi="Times New Roman" w:cs="Times New Roman"/>
+                <w:color w:val="FFFFFF" w:themeColor="background1"/>
+                <w:sz w:val="24"/>
+                <w:szCs w:val="24"/>
+                <w:lang w:eastAsia="ru-RU"/>
+              </w:rPr>
+            </w:pPr>
+            <w:r>
+              <w:rPr>
+                <w:rFonts w:ascii="Times New Roman" w:eastAsia="Microsoft YaHei" w:hAnsi="Times New Roman" w:cs="Times New Roman"/>
+                <w:color w:val="FFFFFF" w:themeColor="background1"/>
+                <w:sz w:val="24"/>
+                <w:szCs w:val="24"/>
+                <w:lang w:eastAsia="ru-RU"/>
+              </w:rPr>
+              <w:t>Пользователь остается в главном меню.</w:t>
+            </w:r>
+          </w:p>
+        </w:tc>
+      </w:tr>
+      <w:tr>
+        <w:trPr>
+          <w:trHeight w:val="499"/>
+        </w:trPr>
+        <w:tc>
+          <w:tcPr>
+            <w:tcW w:w="3134" w:type="dxa"/>
+            <w:tcBorders>
+              <w:top w:val="nil"/>
+              <w:left w:val="single" w:sz="4" w:space="0" w:color="70AD47" w:themeColor="accent6"/>
+              <w:bottom w:val="single" w:sz="4" w:space="0" w:color="70AD47" w:themeColor="accent6"/>
+              <w:right w:val="single" w:sz="4" w:space="0" w:color="70AD47" w:themeColor="accent6"/>
+            </w:tcBorders>
+            <w:shd w:val="clear" w:color="auto" w:fill="0ADA0F"/>
+            <w:vAlign w:val="center"/>
+            <w:hideMark/>
+          </w:tcPr>
+          <w:p>
+            <w:pPr>
+              <w:spacing w:after="0" w:line="256" w:lineRule="auto"/>
+              <w:ind w:firstLine="180"/>
+              <w:jc w:val="right"/>
+              <w:rPr>
+                <w:rFonts w:ascii="Times New Roman" w:eastAsia="Microsoft YaHei" w:hAnsi="Times New Roman" w:cs="Times New Roman"/>
+                <w:b/>
+                <w:sz w:val="24"/>
+                <w:szCs w:val="24"/>
+              </w:rPr>
+            </w:pPr>
+            <w:r>
+              <w:rPr>
+                <w:rFonts w:ascii="Times New Roman" w:eastAsia="Microsoft YaHei" w:hAnsi="Times New Roman" w:cs="Times New Roman"/>
+                <w:b/>
+                <w:sz w:val="24"/>
+                <w:szCs w:val="24"/>
+              </w:rPr>
+              <w:t>Примечания/комментарии</w:t>
+            </w:r>
+          </w:p>
+        </w:tc>
+        <w:tc>
+          <w:tcPr>
+            <w:tcW w:w="6556" w:type="dxa"/>
+            <w:tcBorders>
+              <w:top w:val="single" w:sz="4" w:space="0" w:color="70AD47" w:themeColor="accent6"/>
+              <w:left w:val="single" w:sz="4" w:space="0" w:color="70AD47" w:themeColor="accent6"/>
+              <w:bottom w:val="single" w:sz="4" w:space="0" w:color="70AD47" w:themeColor="accent6"/>
+              <w:right w:val="single" w:sz="4" w:space="0" w:color="70AD47" w:themeColor="accent6"/>
+            </w:tcBorders>
+            <w:shd w:val="clear" w:color="auto" w:fill="7B7B7B" w:themeFill="accent3" w:themeFillShade="BF"/>
+            <w:vAlign w:val="center"/>
+            <w:hideMark/>
+          </w:tcPr>
+          <w:p>
+            <w:pPr>
+              <w:spacing w:after="0" w:line="256" w:lineRule="auto"/>
+              <w:rPr>
+                <w:rFonts w:ascii="Times New Roman" w:eastAsia="Microsoft YaHei" w:hAnsi="Times New Roman" w:cs="Times New Roman"/>
+                <w:color w:val="FFFFFF" w:themeColor="background1"/>
+                <w:sz w:val="24"/>
+                <w:szCs w:val="24"/>
+              </w:rPr>
+            </w:pPr>
+            <w:r>
+              <w:rPr>
+                <w:rFonts w:ascii="Times New Roman" w:eastAsia="Microsoft YaHei" w:hAnsi="Times New Roman" w:cs="Times New Roman"/>
+                <w:color w:val="FFFFFF" w:themeColor="background1"/>
+                <w:sz w:val="24"/>
+                <w:szCs w:val="24"/>
+              </w:rPr>
+              <w:t>Функционал просмотра клиентов находится в разработке.</w:t>
+            </w:r>
+          </w:p>
+        </w:tc>
+      </w:tr>
+    </w:tbl>
+    <w:p>
+      <w:pPr>
+        <w:rPr>
+          <w:rFonts w:ascii="Times New Roman" w:hAnsi="Times New Roman" w:cs="Times New Roman"/>
+          <w:b/>
+          <w:bCs/>
+          <w:sz w:val="24"/>
+          <w:szCs w:val="24"/>
+        </w:rPr>
+      </w:pPr>
+      <w:bookmarkStart w:id="5" w:name="_GoBack"/>
+      <w:bookmarkEnd w:id="5"/>
+    </w:p>
     <w:sectPr>
       <w:pgSz w:w="11906" w:h="16838"/>
       <w:pgMar w:top="1134" w:right="850" w:bottom="1134" w:left="1701" w:header="708" w:footer="708" w:gutter="0"/>
@@ -21310,7 +26764,7 @@
 </file>
 
 <file path=word/numbering.xml><?xml version="1.0" encoding="utf-8"?>
-<w:numbering xmlns:wpc="http://schemas.microsoft.com/office/word/2010/wordprocessingCanvas" xmlns:cx="http://schemas.microsoft.com/office/drawing/2014/chartex" xmlns:cx1="http://schemas.microsoft.com/office/drawing/2015/9/8/chartex" xmlns:cx2="http://schemas.microsoft.com/office/drawing/2015/10/21/chartex" xmlns:cx3="http://schemas.microsoft.com/office/drawing/2016/5/9/chartex" xmlns:cx4="http://schemas.microsoft.com/office/drawing/2016/5/10/chartex" xmlns:cx5="http://schemas.microsoft.com/office/drawing/2016/5/11/chartex" xmlns:cx6="http://schemas.microsoft.com/office/drawing/2016/5/12/chartex" xmlns:cx7="http://schemas.microsoft.com/office/drawing/2016/5/13/chartex" xmlns:cx8="http://schemas.microsoft.com/office/drawing/2016/5/14/chartex" xmlns:mc="http://schemas.openxmlformats.org/markup-compatibility/2006" xmlns:aink="http://schemas.microsoft.com/office/drawing/2016/ink" xmlns:am3d="http://schemas.microsoft.com/office/drawing/2017/model3d" xmlns:o="urn:schemas-microsoft-com:office:office" xmlns:r="http://schemas.openxmlformats.org/officeDocument/2006/relationships" xmlns:m="http://schemas.openxmlformats.org/officeDocument/2006/math" xmlns:v="urn:schemas-microsoft-com:vml" xmlns:wp14="http://schemas.microsoft.com/office/word/2010/wordprocessingDrawing" xmlns:wp="http://schemas.openxmlformats.org/drawingml/2006/wordprocessingDrawing" xmlns:w10="urn:schemas-microsoft-com:office:word" xmlns:w="http://schemas.openxmlformats.org/wordprocessingml/2006/main" xmlns:w14="http://schemas.microsoft.com/office/word/2010/wordml" xmlns:w15="http://schemas.microsoft.com/office/word/2012/wordml" xmlns:w16cex="http://schemas.microsoft.com/office/word/2018/wordml/cex" xmlns:w16cid="http://schemas.microsoft.com/office/word/2016/wordml/cid" xmlns:w16="http://schemas.microsoft.com/office/word/2018/wordml" xmlns:w16sdtdh="http://schemas.microsoft.com/office/word/2020/wordml/sdtdatahash" xmlns:w16se="http://schemas.microsoft.com/office/word/2015/wordml/symex" xmlns:wpg="http://schemas.microsoft.com/office/word/2010/wordprocessingGroup" xmlns:wpi="http://schemas.microsoft.com/office/word/2010/wordprocessingInk" xmlns:wne="http://schemas.microsoft.com/office/word/2006/wordml" xmlns:wps="http://schemas.microsoft.com/office/word/2010/wordprocessingShape" mc:Ignorable="w14 w15 w16se w16cid w16 w16cex w16sdtdh wp14">
+<w:numbering xmlns:wpc="http://schemas.microsoft.com/office/word/2010/wordprocessingCanvas" xmlns:cx="http://schemas.microsoft.com/office/drawing/2014/chartex" xmlns:cx1="http://schemas.microsoft.com/office/drawing/2015/9/8/chartex" xmlns:mc="http://schemas.openxmlformats.org/markup-compatibility/2006" xmlns:o="urn:schemas-microsoft-com:office:office" xmlns:r="http://schemas.openxmlformats.org/officeDocument/2006/relationships" xmlns:m="http://schemas.openxmlformats.org/officeDocument/2006/math" xmlns:v="urn:schemas-microsoft-com:vml" xmlns:wp14="http://schemas.microsoft.com/office/word/2010/wordprocessingDrawing" xmlns:wp="http://schemas.openxmlformats.org/drawingml/2006/wordprocessingDrawing" xmlns:w10="urn:schemas-microsoft-com:office:word" xmlns:w="http://schemas.openxmlformats.org/wordprocessingml/2006/main" xmlns:w14="http://schemas.microsoft.com/office/word/2010/wordml" xmlns:w15="http://schemas.microsoft.com/office/word/2012/wordml" xmlns:w16se="http://schemas.microsoft.com/office/word/2015/wordml/symex" xmlns:wpg="http://schemas.microsoft.com/office/word/2010/wordprocessingGroup" xmlns:wpi="http://schemas.microsoft.com/office/word/2010/wordprocessingInk" xmlns:wne="http://schemas.microsoft.com/office/word/2006/wordml" xmlns:wps="http://schemas.microsoft.com/office/word/2010/wordprocessingShape" mc:Ignorable="w14 w15 w16se wp14">
   <w:abstractNum w:abstractNumId="0" w15:restartNumberingAfterBreak="0">
     <w:nsid w:val="03A16DDF"/>
     <w:multiLevelType w:val="hybridMultilevel"/>
@@ -22063,6 +27517,92 @@
     </w:lvl>
   </w:abstractNum>
   <w:abstractNum w:abstractNumId="8" w15:restartNumberingAfterBreak="0">
+    <w:nsid w:val="33EE014D"/>
+    <w:multiLevelType w:val="hybridMultilevel"/>
+    <w:tmpl w:val="545254D2"/>
+    <w:lvl w:ilvl="0" w:tplc="0419000F">
+      <w:start w:val="1"/>
+      <w:numFmt w:val="decimal"/>
+      <w:lvlText w:val="%1."/>
+      <w:lvlJc w:val="left"/>
+      <w:pPr>
+        <w:ind w:left="720" w:hanging="360"/>
+      </w:pPr>
+    </w:lvl>
+    <w:lvl w:ilvl="1" w:tplc="04190019" w:tentative="1">
+      <w:start w:val="1"/>
+      <w:numFmt w:val="lowerLetter"/>
+      <w:lvlText w:val="%2."/>
+      <w:lvlJc w:val="left"/>
+      <w:pPr>
+        <w:ind w:left="1440" w:hanging="360"/>
+      </w:pPr>
+    </w:lvl>
+    <w:lvl w:ilvl="2" w:tplc="0419001B" w:tentative="1">
+      <w:start w:val="1"/>
+      <w:numFmt w:val="lowerRoman"/>
+      <w:lvlText w:val="%3."/>
+      <w:lvlJc w:val="right"/>
+      <w:pPr>
+        <w:ind w:left="2160" w:hanging="180"/>
+      </w:pPr>
+    </w:lvl>
+    <w:lvl w:ilvl="3" w:tplc="0419000F" w:tentative="1">
+      <w:start w:val="1"/>
+      <w:numFmt w:val="decimal"/>
+      <w:lvlText w:val="%4."/>
+      <w:lvlJc w:val="left"/>
+      <w:pPr>
+        <w:ind w:left="2880" w:hanging="360"/>
+      </w:pPr>
+    </w:lvl>
+    <w:lvl w:ilvl="4" w:tplc="04190019" w:tentative="1">
+      <w:start w:val="1"/>
+      <w:numFmt w:val="lowerLetter"/>
+      <w:lvlText w:val="%5."/>
+      <w:lvlJc w:val="left"/>
+      <w:pPr>
+        <w:ind w:left="3600" w:hanging="360"/>
+      </w:pPr>
+    </w:lvl>
+    <w:lvl w:ilvl="5" w:tplc="0419001B" w:tentative="1">
+      <w:start w:val="1"/>
+      <w:numFmt w:val="lowerRoman"/>
+      <w:lvlText w:val="%6."/>
+      <w:lvlJc w:val="right"/>
+      <w:pPr>
+        <w:ind w:left="4320" w:hanging="180"/>
+      </w:pPr>
+    </w:lvl>
+    <w:lvl w:ilvl="6" w:tplc="0419000F" w:tentative="1">
+      <w:start w:val="1"/>
+      <w:numFmt w:val="decimal"/>
+      <w:lvlText w:val="%7."/>
+      <w:lvlJc w:val="left"/>
+      <w:pPr>
+        <w:ind w:left="5040" w:hanging="360"/>
+      </w:pPr>
+    </w:lvl>
+    <w:lvl w:ilvl="7" w:tplc="04190019" w:tentative="1">
+      <w:start w:val="1"/>
+      <w:numFmt w:val="lowerLetter"/>
+      <w:lvlText w:val="%8."/>
+      <w:lvlJc w:val="left"/>
+      <w:pPr>
+        <w:ind w:left="5760" w:hanging="360"/>
+      </w:pPr>
+    </w:lvl>
+    <w:lvl w:ilvl="8" w:tplc="0419001B" w:tentative="1">
+      <w:start w:val="1"/>
+      <w:numFmt w:val="lowerRoman"/>
+      <w:lvlText w:val="%9."/>
+      <w:lvlJc w:val="right"/>
+      <w:pPr>
+        <w:ind w:left="6480" w:hanging="180"/>
+      </w:pPr>
+    </w:lvl>
+  </w:abstractNum>
+  <w:abstractNum w:abstractNumId="9" w15:restartNumberingAfterBreak="0">
     <w:nsid w:val="3F5271B3"/>
     <w:multiLevelType w:val="hybridMultilevel"/>
     <w:tmpl w:val="545254D2"/>
@@ -22148,7 +27688,7 @@
       </w:pPr>
     </w:lvl>
   </w:abstractNum>
-  <w:abstractNum w:abstractNumId="9" w15:restartNumberingAfterBreak="0">
+  <w:abstractNum w:abstractNumId="10" w15:restartNumberingAfterBreak="0">
     <w:nsid w:val="41B61BCD"/>
     <w:multiLevelType w:val="hybridMultilevel"/>
     <w:tmpl w:val="545254D2"/>
@@ -22234,7 +27774,7 @@
       </w:pPr>
     </w:lvl>
   </w:abstractNum>
-  <w:abstractNum w:abstractNumId="10" w15:restartNumberingAfterBreak="0">
+  <w:abstractNum w:abstractNumId="11" w15:restartNumberingAfterBreak="0">
     <w:nsid w:val="44052CC6"/>
     <w:multiLevelType w:val="hybridMultilevel"/>
     <w:tmpl w:val="545254D2"/>
@@ -22320,7 +27860,268 @@
       </w:pPr>
     </w:lvl>
   </w:abstractNum>
-  <w:abstractNum w:abstractNumId="11" w15:restartNumberingAfterBreak="0">
+  <w:abstractNum w:abstractNumId="12" w15:restartNumberingAfterBreak="0">
+    <w:nsid w:val="45E17D3B"/>
+    <w:multiLevelType w:val="hybridMultilevel"/>
+    <w:tmpl w:val="1066981A"/>
+    <w:lvl w:ilvl="0" w:tplc="A6E8C4BC">
+      <w:start w:val="1"/>
+      <w:numFmt w:val="decimal"/>
+      <w:lvlText w:val="%1"/>
+      <w:lvlJc w:val="left"/>
+      <w:pPr>
+        <w:ind w:left="720" w:hanging="360"/>
+      </w:pPr>
+      <w:rPr>
+        <w:rFonts w:hint="default"/>
+      </w:rPr>
+    </w:lvl>
+    <w:lvl w:ilvl="1" w:tplc="04190019" w:tentative="1">
+      <w:start w:val="1"/>
+      <w:numFmt w:val="lowerLetter"/>
+      <w:lvlText w:val="%2."/>
+      <w:lvlJc w:val="left"/>
+      <w:pPr>
+        <w:ind w:left="1440" w:hanging="360"/>
+      </w:pPr>
+    </w:lvl>
+    <w:lvl w:ilvl="2" w:tplc="0419001B" w:tentative="1">
+      <w:start w:val="1"/>
+      <w:numFmt w:val="lowerRoman"/>
+      <w:lvlText w:val="%3."/>
+      <w:lvlJc w:val="right"/>
+      <w:pPr>
+        <w:ind w:left="2160" w:hanging="180"/>
+      </w:pPr>
+    </w:lvl>
+    <w:lvl w:ilvl="3" w:tplc="0419000F" w:tentative="1">
+      <w:start w:val="1"/>
+      <w:numFmt w:val="decimal"/>
+      <w:lvlText w:val="%4."/>
+      <w:lvlJc w:val="left"/>
+      <w:pPr>
+        <w:ind w:left="2880" w:hanging="360"/>
+      </w:pPr>
+    </w:lvl>
+    <w:lvl w:ilvl="4" w:tplc="04190019" w:tentative="1">
+      <w:start w:val="1"/>
+      <w:numFmt w:val="lowerLetter"/>
+      <w:lvlText w:val="%5."/>
+      <w:lvlJc w:val="left"/>
+      <w:pPr>
+        <w:ind w:left="3600" w:hanging="360"/>
+      </w:pPr>
+    </w:lvl>
+    <w:lvl w:ilvl="5" w:tplc="0419001B" w:tentative="1">
+      <w:start w:val="1"/>
+      <w:numFmt w:val="lowerRoman"/>
+      <w:lvlText w:val="%6."/>
+      <w:lvlJc w:val="right"/>
+      <w:pPr>
+        <w:ind w:left="4320" w:hanging="180"/>
+      </w:pPr>
+    </w:lvl>
+    <w:lvl w:ilvl="6" w:tplc="0419000F" w:tentative="1">
+      <w:start w:val="1"/>
+      <w:numFmt w:val="decimal"/>
+      <w:lvlText w:val="%7."/>
+      <w:lvlJc w:val="left"/>
+      <w:pPr>
+        <w:ind w:left="5040" w:hanging="360"/>
+      </w:pPr>
+    </w:lvl>
+    <w:lvl w:ilvl="7" w:tplc="04190019" w:tentative="1">
+      <w:start w:val="1"/>
+      <w:numFmt w:val="lowerLetter"/>
+      <w:lvlText w:val="%8."/>
+      <w:lvlJc w:val="left"/>
+      <w:pPr>
+        <w:ind w:left="5760" w:hanging="360"/>
+      </w:pPr>
+    </w:lvl>
+    <w:lvl w:ilvl="8" w:tplc="0419001B" w:tentative="1">
+      <w:start w:val="1"/>
+      <w:numFmt w:val="lowerRoman"/>
+      <w:lvlText w:val="%9."/>
+      <w:lvlJc w:val="right"/>
+      <w:pPr>
+        <w:ind w:left="6480" w:hanging="180"/>
+      </w:pPr>
+    </w:lvl>
+  </w:abstractNum>
+  <w:abstractNum w:abstractNumId="13" w15:restartNumberingAfterBreak="0">
+    <w:nsid w:val="4B571906"/>
+    <w:multiLevelType w:val="hybridMultilevel"/>
+    <w:tmpl w:val="545254D2"/>
+    <w:lvl w:ilvl="0" w:tplc="0419000F">
+      <w:start w:val="1"/>
+      <w:numFmt w:val="decimal"/>
+      <w:lvlText w:val="%1."/>
+      <w:lvlJc w:val="left"/>
+      <w:pPr>
+        <w:ind w:left="720" w:hanging="360"/>
+      </w:pPr>
+    </w:lvl>
+    <w:lvl w:ilvl="1" w:tplc="04190019" w:tentative="1">
+      <w:start w:val="1"/>
+      <w:numFmt w:val="lowerLetter"/>
+      <w:lvlText w:val="%2."/>
+      <w:lvlJc w:val="left"/>
+      <w:pPr>
+        <w:ind w:left="1440" w:hanging="360"/>
+      </w:pPr>
+    </w:lvl>
+    <w:lvl w:ilvl="2" w:tplc="0419001B" w:tentative="1">
+      <w:start w:val="1"/>
+      <w:numFmt w:val="lowerRoman"/>
+      <w:lvlText w:val="%3."/>
+      <w:lvlJc w:val="right"/>
+      <w:pPr>
+        <w:ind w:left="2160" w:hanging="180"/>
+      </w:pPr>
+    </w:lvl>
+    <w:lvl w:ilvl="3" w:tplc="0419000F" w:tentative="1">
+      <w:start w:val="1"/>
+      <w:numFmt w:val="decimal"/>
+      <w:lvlText w:val="%4."/>
+      <w:lvlJc w:val="left"/>
+      <w:pPr>
+        <w:ind w:left="2880" w:hanging="360"/>
+      </w:pPr>
+    </w:lvl>
+    <w:lvl w:ilvl="4" w:tplc="04190019" w:tentative="1">
+      <w:start w:val="1"/>
+      <w:numFmt w:val="lowerLetter"/>
+      <w:lvlText w:val="%5."/>
+      <w:lvlJc w:val="left"/>
+      <w:pPr>
+        <w:ind w:left="3600" w:hanging="360"/>
+      </w:pPr>
+    </w:lvl>
+    <w:lvl w:ilvl="5" w:tplc="0419001B" w:tentative="1">
+      <w:start w:val="1"/>
+      <w:numFmt w:val="lowerRoman"/>
+      <w:lvlText w:val="%6."/>
+      <w:lvlJc w:val="right"/>
+      <w:pPr>
+        <w:ind w:left="4320" w:hanging="180"/>
+      </w:pPr>
+    </w:lvl>
+    <w:lvl w:ilvl="6" w:tplc="0419000F" w:tentative="1">
+      <w:start w:val="1"/>
+      <w:numFmt w:val="decimal"/>
+      <w:lvlText w:val="%7."/>
+      <w:lvlJc w:val="left"/>
+      <w:pPr>
+        <w:ind w:left="5040" w:hanging="360"/>
+      </w:pPr>
+    </w:lvl>
+    <w:lvl w:ilvl="7" w:tplc="04190019" w:tentative="1">
+      <w:start w:val="1"/>
+      <w:numFmt w:val="lowerLetter"/>
+      <w:lvlText w:val="%8."/>
+      <w:lvlJc w:val="left"/>
+      <w:pPr>
+        <w:ind w:left="5760" w:hanging="360"/>
+      </w:pPr>
+    </w:lvl>
+    <w:lvl w:ilvl="8" w:tplc="0419001B" w:tentative="1">
+      <w:start w:val="1"/>
+      <w:numFmt w:val="lowerRoman"/>
+      <w:lvlText w:val="%9."/>
+      <w:lvlJc w:val="right"/>
+      <w:pPr>
+        <w:ind w:left="6480" w:hanging="180"/>
+      </w:pPr>
+    </w:lvl>
+  </w:abstractNum>
+  <w:abstractNum w:abstractNumId="14" w15:restartNumberingAfterBreak="0">
+    <w:nsid w:val="55D22C7B"/>
+    <w:multiLevelType w:val="hybridMultilevel"/>
+    <w:tmpl w:val="545254D2"/>
+    <w:lvl w:ilvl="0" w:tplc="0419000F">
+      <w:start w:val="1"/>
+      <w:numFmt w:val="decimal"/>
+      <w:lvlText w:val="%1."/>
+      <w:lvlJc w:val="left"/>
+      <w:pPr>
+        <w:ind w:left="720" w:hanging="360"/>
+      </w:pPr>
+    </w:lvl>
+    <w:lvl w:ilvl="1" w:tplc="04190019" w:tentative="1">
+      <w:start w:val="1"/>
+      <w:numFmt w:val="lowerLetter"/>
+      <w:lvlText w:val="%2."/>
+      <w:lvlJc w:val="left"/>
+      <w:pPr>
+        <w:ind w:left="1440" w:hanging="360"/>
+      </w:pPr>
+    </w:lvl>
+    <w:lvl w:ilvl="2" w:tplc="0419001B" w:tentative="1">
+      <w:start w:val="1"/>
+      <w:numFmt w:val="lowerRoman"/>
+      <w:lvlText w:val="%3."/>
+      <w:lvlJc w:val="right"/>
+      <w:pPr>
+        <w:ind w:left="2160" w:hanging="180"/>
+      </w:pPr>
+    </w:lvl>
+    <w:lvl w:ilvl="3" w:tplc="0419000F" w:tentative="1">
+      <w:start w:val="1"/>
+      <w:numFmt w:val="decimal"/>
+      <w:lvlText w:val="%4."/>
+      <w:lvlJc w:val="left"/>
+      <w:pPr>
+        <w:ind w:left="2880" w:hanging="360"/>
+      </w:pPr>
+    </w:lvl>
+    <w:lvl w:ilvl="4" w:tplc="04190019" w:tentative="1">
+      <w:start w:val="1"/>
+      <w:numFmt w:val="lowerLetter"/>
+      <w:lvlText w:val="%5."/>
+      <w:lvlJc w:val="left"/>
+      <w:pPr>
+        <w:ind w:left="3600" w:hanging="360"/>
+      </w:pPr>
+    </w:lvl>
+    <w:lvl w:ilvl="5" w:tplc="0419001B" w:tentative="1">
+      <w:start w:val="1"/>
+      <w:numFmt w:val="lowerRoman"/>
+      <w:lvlText w:val="%6."/>
+      <w:lvlJc w:val="right"/>
+      <w:pPr>
+        <w:ind w:left="4320" w:hanging="180"/>
+      </w:pPr>
+    </w:lvl>
+    <w:lvl w:ilvl="6" w:tplc="0419000F" w:tentative="1">
+      <w:start w:val="1"/>
+      <w:numFmt w:val="decimal"/>
+      <w:lvlText w:val="%7."/>
+      <w:lvlJc w:val="left"/>
+      <w:pPr>
+        <w:ind w:left="5040" w:hanging="360"/>
+      </w:pPr>
+    </w:lvl>
+    <w:lvl w:ilvl="7" w:tplc="04190019" w:tentative="1">
+      <w:start w:val="1"/>
+      <w:numFmt w:val="lowerLetter"/>
+      <w:lvlText w:val="%8."/>
+      <w:lvlJc w:val="left"/>
+      <w:pPr>
+        <w:ind w:left="5760" w:hanging="360"/>
+      </w:pPr>
+    </w:lvl>
+    <w:lvl w:ilvl="8" w:tplc="0419001B" w:tentative="1">
+      <w:start w:val="1"/>
+      <w:numFmt w:val="lowerRoman"/>
+      <w:lvlText w:val="%9."/>
+      <w:lvlJc w:val="right"/>
+      <w:pPr>
+        <w:ind w:left="6480" w:hanging="180"/>
+      </w:pPr>
+    </w:lvl>
+  </w:abstractNum>
+  <w:abstractNum w:abstractNumId="15" w15:restartNumberingAfterBreak="0">
     <w:nsid w:val="5D085225"/>
     <w:multiLevelType w:val="hybridMultilevel"/>
     <w:tmpl w:val="545254D2"/>
@@ -22406,7 +28207,245 @@
       </w:pPr>
     </w:lvl>
   </w:abstractNum>
-  <w:abstractNum w:abstractNumId="12" w15:restartNumberingAfterBreak="0">
+  <w:abstractNum w:abstractNumId="16" w15:restartNumberingAfterBreak="0">
+    <w:nsid w:val="5D387011"/>
+    <w:multiLevelType w:val="hybridMultilevel"/>
+    <w:tmpl w:val="065EC8C8"/>
+    <w:lvl w:ilvl="0" w:tplc="0419000F">
+      <w:start w:val="1"/>
+      <w:numFmt w:val="decimal"/>
+      <w:lvlText w:val="%1."/>
+      <w:lvlJc w:val="left"/>
+      <w:pPr>
+        <w:ind w:left="720" w:hanging="360"/>
+      </w:pPr>
+      <w:rPr>
+        <w:rFonts w:hint="default"/>
+      </w:rPr>
+    </w:lvl>
+    <w:lvl w:ilvl="1" w:tplc="04190019" w:tentative="1">
+      <w:start w:val="1"/>
+      <w:numFmt w:val="lowerLetter"/>
+      <w:lvlText w:val="%2."/>
+      <w:lvlJc w:val="left"/>
+      <w:pPr>
+        <w:ind w:left="1440" w:hanging="360"/>
+      </w:pPr>
+    </w:lvl>
+    <w:lvl w:ilvl="2" w:tplc="0419001B" w:tentative="1">
+      <w:start w:val="1"/>
+      <w:numFmt w:val="lowerRoman"/>
+      <w:lvlText w:val="%3."/>
+      <w:lvlJc w:val="right"/>
+      <w:pPr>
+        <w:ind w:left="2160" w:hanging="180"/>
+      </w:pPr>
+    </w:lvl>
+    <w:lvl w:ilvl="3" w:tplc="0419000F" w:tentative="1">
+      <w:start w:val="1"/>
+      <w:numFmt w:val="decimal"/>
+      <w:lvlText w:val="%4."/>
+      <w:lvlJc w:val="left"/>
+      <w:pPr>
+        <w:ind w:left="2880" w:hanging="360"/>
+      </w:pPr>
+    </w:lvl>
+    <w:lvl w:ilvl="4" w:tplc="04190019" w:tentative="1">
+      <w:start w:val="1"/>
+      <w:numFmt w:val="lowerLetter"/>
+      <w:lvlText w:val="%5."/>
+      <w:lvlJc w:val="left"/>
+      <w:pPr>
+        <w:ind w:left="3600" w:hanging="360"/>
+      </w:pPr>
+    </w:lvl>
+    <w:lvl w:ilvl="5" w:tplc="0419001B" w:tentative="1">
+      <w:start w:val="1"/>
+      <w:numFmt w:val="lowerRoman"/>
+      <w:lvlText w:val="%6."/>
+      <w:lvlJc w:val="right"/>
+      <w:pPr>
+        <w:ind w:left="4320" w:hanging="180"/>
+      </w:pPr>
+    </w:lvl>
+    <w:lvl w:ilvl="6" w:tplc="0419000F" w:tentative="1">
+      <w:start w:val="1"/>
+      <w:numFmt w:val="decimal"/>
+      <w:lvlText w:val="%7."/>
+      <w:lvlJc w:val="left"/>
+      <w:pPr>
+        <w:ind w:left="5040" w:hanging="360"/>
+      </w:pPr>
+    </w:lvl>
+    <w:lvl w:ilvl="7" w:tplc="04190019" w:tentative="1">
+      <w:start w:val="1"/>
+      <w:numFmt w:val="lowerLetter"/>
+      <w:lvlText w:val="%8."/>
+      <w:lvlJc w:val="left"/>
+      <w:pPr>
+        <w:ind w:left="5760" w:hanging="360"/>
+      </w:pPr>
+    </w:lvl>
+    <w:lvl w:ilvl="8" w:tplc="0419001B" w:tentative="1">
+      <w:start w:val="1"/>
+      <w:numFmt w:val="lowerRoman"/>
+      <w:lvlText w:val="%9."/>
+      <w:lvlJc w:val="right"/>
+      <w:pPr>
+        <w:ind w:left="6480" w:hanging="180"/>
+      </w:pPr>
+    </w:lvl>
+  </w:abstractNum>
+  <w:abstractNum w:abstractNumId="17" w15:restartNumberingAfterBreak="0">
+    <w:nsid w:val="5F092F46"/>
+    <w:multiLevelType w:val="multilevel"/>
+    <w:tmpl w:val="AF189E1C"/>
+    <w:lvl w:ilvl="0">
+      <w:start w:val="1"/>
+      <w:numFmt w:val="bullet"/>
+      <w:lvlText w:val=""/>
+      <w:lvlJc w:val="left"/>
+      <w:pPr>
+        <w:tabs>
+          <w:tab w:val="num" w:pos="720"/>
+        </w:tabs>
+        <w:ind w:left="720" w:hanging="360"/>
+      </w:pPr>
+      <w:rPr>
+        <w:rFonts w:ascii="Symbol" w:hAnsi="Symbol" w:hint="default"/>
+        <w:sz w:val="20"/>
+      </w:rPr>
+    </w:lvl>
+    <w:lvl w:ilvl="1" w:tentative="1">
+      <w:start w:val="1"/>
+      <w:numFmt w:val="bullet"/>
+      <w:lvlText w:val="o"/>
+      <w:lvlJc w:val="left"/>
+      <w:pPr>
+        <w:tabs>
+          <w:tab w:val="num" w:pos="1440"/>
+        </w:tabs>
+        <w:ind w:left="1440" w:hanging="360"/>
+      </w:pPr>
+      <w:rPr>
+        <w:rFonts w:ascii="Courier New" w:hAnsi="Courier New" w:hint="default"/>
+        <w:sz w:val="20"/>
+      </w:rPr>
+    </w:lvl>
+    <w:lvl w:ilvl="2" w:tentative="1">
+      <w:start w:val="1"/>
+      <w:numFmt w:val="bullet"/>
+      <w:lvlText w:val=""/>
+      <w:lvlJc w:val="left"/>
+      <w:pPr>
+        <w:tabs>
+          <w:tab w:val="num" w:pos="2160"/>
+        </w:tabs>
+        <w:ind w:left="2160" w:hanging="360"/>
+      </w:pPr>
+      <w:rPr>
+        <w:rFonts w:ascii="Wingdings" w:hAnsi="Wingdings" w:hint="default"/>
+        <w:sz w:val="20"/>
+      </w:rPr>
+    </w:lvl>
+    <w:lvl w:ilvl="3" w:tentative="1">
+      <w:start w:val="1"/>
+      <w:numFmt w:val="bullet"/>
+      <w:lvlText w:val=""/>
+      <w:lvlJc w:val="left"/>
+      <w:pPr>
+        <w:tabs>
+          <w:tab w:val="num" w:pos="2880"/>
+        </w:tabs>
+        <w:ind w:left="2880" w:hanging="360"/>
+      </w:pPr>
+      <w:rPr>
+        <w:rFonts w:ascii="Wingdings" w:hAnsi="Wingdings" w:hint="default"/>
+        <w:sz w:val="20"/>
+      </w:rPr>
+    </w:lvl>
+    <w:lvl w:ilvl="4" w:tentative="1">
+      <w:start w:val="1"/>
+      <w:numFmt w:val="bullet"/>
+      <w:lvlText w:val=""/>
+      <w:lvlJc w:val="left"/>
+      <w:pPr>
+        <w:tabs>
+          <w:tab w:val="num" w:pos="3600"/>
+        </w:tabs>
+        <w:ind w:left="3600" w:hanging="360"/>
+      </w:pPr>
+      <w:rPr>
+        <w:rFonts w:ascii="Wingdings" w:hAnsi="Wingdings" w:hint="default"/>
+        <w:sz w:val="20"/>
+      </w:rPr>
+    </w:lvl>
+    <w:lvl w:ilvl="5" w:tentative="1">
+      <w:start w:val="1"/>
+      <w:numFmt w:val="bullet"/>
+      <w:lvlText w:val=""/>
+      <w:lvlJc w:val="left"/>
+      <w:pPr>
+        <w:tabs>
+          <w:tab w:val="num" w:pos="4320"/>
+        </w:tabs>
+        <w:ind w:left="4320" w:hanging="360"/>
+      </w:pPr>
+      <w:rPr>
+        <w:rFonts w:ascii="Wingdings" w:hAnsi="Wingdings" w:hint="default"/>
+        <w:sz w:val="20"/>
+      </w:rPr>
+    </w:lvl>
+    <w:lvl w:ilvl="6" w:tentative="1">
+      <w:start w:val="1"/>
+      <w:numFmt w:val="bullet"/>
+      <w:lvlText w:val=""/>
+      <w:lvlJc w:val="left"/>
+      <w:pPr>
+        <w:tabs>
+          <w:tab w:val="num" w:pos="5040"/>
+        </w:tabs>
+        <w:ind w:left="5040" w:hanging="360"/>
+      </w:pPr>
+      <w:rPr>
+        <w:rFonts w:ascii="Wingdings" w:hAnsi="Wingdings" w:hint="default"/>
+        <w:sz w:val="20"/>
+      </w:rPr>
+    </w:lvl>
+    <w:lvl w:ilvl="7" w:tentative="1">
+      <w:start w:val="1"/>
+      <w:numFmt w:val="bullet"/>
+      <w:lvlText w:val=""/>
+      <w:lvlJc w:val="left"/>
+      <w:pPr>
+        <w:tabs>
+          <w:tab w:val="num" w:pos="5760"/>
+        </w:tabs>
+        <w:ind w:left="5760" w:hanging="360"/>
+      </w:pPr>
+      <w:rPr>
+        <w:rFonts w:ascii="Wingdings" w:hAnsi="Wingdings" w:hint="default"/>
+        <w:sz w:val="20"/>
+      </w:rPr>
+    </w:lvl>
+    <w:lvl w:ilvl="8" w:tentative="1">
+      <w:start w:val="1"/>
+      <w:numFmt w:val="bullet"/>
+      <w:lvlText w:val=""/>
+      <w:lvlJc w:val="left"/>
+      <w:pPr>
+        <w:tabs>
+          <w:tab w:val="num" w:pos="6480"/>
+        </w:tabs>
+        <w:ind w:left="6480" w:hanging="360"/>
+      </w:pPr>
+      <w:rPr>
+        <w:rFonts w:ascii="Wingdings" w:hAnsi="Wingdings" w:hint="default"/>
+        <w:sz w:val="20"/>
+      </w:rPr>
+    </w:lvl>
+  </w:abstractNum>
+  <w:abstractNum w:abstractNumId="18" w15:restartNumberingAfterBreak="0">
     <w:nsid w:val="693D173B"/>
     <w:multiLevelType w:val="hybridMultilevel"/>
     <w:tmpl w:val="545254D2"/>
@@ -22492,7 +28531,7 @@
       </w:pPr>
     </w:lvl>
   </w:abstractNum>
-  <w:abstractNum w:abstractNumId="13" w15:restartNumberingAfterBreak="0">
+  <w:abstractNum w:abstractNumId="19" w15:restartNumberingAfterBreak="0">
     <w:nsid w:val="71785425"/>
     <w:multiLevelType w:val="hybridMultilevel"/>
     <w:tmpl w:val="545254D2"/>
@@ -22578,7 +28617,7 @@
       </w:pPr>
     </w:lvl>
   </w:abstractNum>
-  <w:abstractNum w:abstractNumId="14" w15:restartNumberingAfterBreak="0">
+  <w:abstractNum w:abstractNumId="20" w15:restartNumberingAfterBreak="0">
     <w:nsid w:val="727701C0"/>
     <w:multiLevelType w:val="hybridMultilevel"/>
     <w:tmpl w:val="545254D2"/>
@@ -22664,7 +28703,7 @@
       </w:pPr>
     </w:lvl>
   </w:abstractNum>
-  <w:abstractNum w:abstractNumId="15" w15:restartNumberingAfterBreak="0">
+  <w:abstractNum w:abstractNumId="21" w15:restartNumberingAfterBreak="0">
     <w:nsid w:val="772C2F51"/>
     <w:multiLevelType w:val="hybridMultilevel"/>
     <w:tmpl w:val="545254D2"/>
@@ -22750,7 +28789,7 @@
       </w:pPr>
     </w:lvl>
   </w:abstractNum>
-  <w:abstractNum w:abstractNumId="16" w15:restartNumberingAfterBreak="0">
+  <w:abstractNum w:abstractNumId="22" w15:restartNumberingAfterBreak="0">
     <w:nsid w:val="7C6758DD"/>
     <w:multiLevelType w:val="hybridMultilevel"/>
     <w:tmpl w:val="545254D2"/>
@@ -22836,7 +28875,7 @@
       </w:pPr>
     </w:lvl>
   </w:abstractNum>
-  <w:abstractNum w:abstractNumId="17" w15:restartNumberingAfterBreak="0">
+  <w:abstractNum w:abstractNumId="23" w15:restartNumberingAfterBreak="0">
     <w:nsid w:val="7CA476D3"/>
     <w:multiLevelType w:val="hybridMultilevel"/>
     <w:tmpl w:val="545254D2"/>
@@ -22922,7 +28961,7 @@
       </w:pPr>
     </w:lvl>
   </w:abstractNum>
-  <w:abstractNum w:abstractNumId="18" w15:restartNumberingAfterBreak="0">
+  <w:abstractNum w:abstractNumId="24" w15:restartNumberingAfterBreak="0">
     <w:nsid w:val="7EEA2CA1"/>
     <w:multiLevelType w:val="hybridMultilevel"/>
     <w:tmpl w:val="545254D2"/>
@@ -23012,7 +29051,7 @@
     <w:abstractNumId w:val="2"/>
   </w:num>
   <w:num w:numId="2">
-    <w:abstractNumId w:val="16"/>
+    <w:abstractNumId w:val="22"/>
   </w:num>
   <w:num w:numId="3">
     <w:abstractNumId w:val="3"/>
@@ -23021,40 +29060,40 @@
     <w:abstractNumId w:val="6"/>
   </w:num>
   <w:num w:numId="5">
-    <w:abstractNumId w:val="15"/>
+    <w:abstractNumId w:val="21"/>
   </w:num>
   <w:num w:numId="6">
     <w:abstractNumId w:val="4"/>
   </w:num>
   <w:num w:numId="7">
-    <w:abstractNumId w:val="17"/>
+    <w:abstractNumId w:val="23"/>
   </w:num>
   <w:num w:numId="8">
-    <w:abstractNumId w:val="12"/>
+    <w:abstractNumId w:val="18"/>
   </w:num>
   <w:num w:numId="9">
-    <w:abstractNumId w:val="13"/>
+    <w:abstractNumId w:val="19"/>
   </w:num>
   <w:num w:numId="10">
     <w:abstractNumId w:val="0"/>
   </w:num>
   <w:num w:numId="11">
+    <w:abstractNumId w:val="15"/>
+  </w:num>
+  <w:num w:numId="12">
+    <w:abstractNumId w:val="10"/>
+  </w:num>
+  <w:num w:numId="13">
+    <w:abstractNumId w:val="20"/>
+  </w:num>
+  <w:num w:numId="14">
     <w:abstractNumId w:val="11"/>
   </w:num>
-  <w:num w:numId="12">
-    <w:abstractNumId w:val="9"/>
-  </w:num>
-  <w:num w:numId="13">
-    <w:abstractNumId w:val="14"/>
-  </w:num>
-  <w:num w:numId="14">
-    <w:abstractNumId w:val="10"/>
-  </w:num>
   <w:num w:numId="15">
-    <w:abstractNumId w:val="18"/>
+    <w:abstractNumId w:val="24"/>
   </w:num>
   <w:num w:numId="16">
-    <w:abstractNumId w:val="8"/>
+    <w:abstractNumId w:val="9"/>
   </w:num>
   <w:num w:numId="17">
     <w:abstractNumId w:val="7"/>
@@ -23065,12 +29104,30 @@
   <w:num w:numId="19">
     <w:abstractNumId w:val="5"/>
   </w:num>
+  <w:num w:numId="20">
+    <w:abstractNumId w:val="8"/>
+  </w:num>
+  <w:num w:numId="21">
+    <w:abstractNumId w:val="17"/>
+  </w:num>
+  <w:num w:numId="22">
+    <w:abstractNumId w:val="14"/>
+  </w:num>
+  <w:num w:numId="23">
+    <w:abstractNumId w:val="13"/>
+  </w:num>
+  <w:num w:numId="24">
+    <w:abstractNumId w:val="12"/>
+  </w:num>
+  <w:num w:numId="25">
+    <w:abstractNumId w:val="16"/>
+  </w:num>
   <w:numIdMacAtCleanup w:val="19"/>
 </w:numbering>
 </file>
 
 <file path=word/styles.xml><?xml version="1.0" encoding="utf-8"?>
-<w:styles xmlns:mc="http://schemas.openxmlformats.org/markup-compatibility/2006" xmlns:r="http://schemas.openxmlformats.org/officeDocument/2006/relationships" xmlns:w="http://schemas.openxmlformats.org/wordprocessingml/2006/main" xmlns:w14="http://schemas.microsoft.com/office/word/2010/wordml" xmlns:w15="http://schemas.microsoft.com/office/word/2012/wordml" xmlns:w16cex="http://schemas.microsoft.com/office/word/2018/wordml/cex" xmlns:w16cid="http://schemas.microsoft.com/office/word/2016/wordml/cid" xmlns:w16="http://schemas.microsoft.com/office/word/2018/wordml" xmlns:w16sdtdh="http://schemas.microsoft.com/office/word/2020/wordml/sdtdatahash" xmlns:w16se="http://schemas.microsoft.com/office/word/2015/wordml/symex" mc:Ignorable="w14 w15 w16se w16cid w16 w16cex w16sdtdh">
+<w:styles xmlns:mc="http://schemas.openxmlformats.org/markup-compatibility/2006" xmlns:r="http://schemas.openxmlformats.org/officeDocument/2006/relationships" xmlns:w="http://schemas.openxmlformats.org/wordprocessingml/2006/main" xmlns:w14="http://schemas.microsoft.com/office/word/2010/wordml" xmlns:w15="http://schemas.microsoft.com/office/word/2012/wordml" xmlns:w16se="http://schemas.microsoft.com/office/word/2015/wordml/symex" mc:Ignorable="w14 w15 w16se">
   <w:docDefaults>
     <w:rPrDefault>
       <w:rPr>
@@ -23086,7 +29143,7 @@
       </w:pPr>
     </w:pPrDefault>
   </w:docDefaults>
-  <w:latentStyles w:defLockedState="0" w:defUIPriority="99" w:defSemiHidden="0" w:defUnhideWhenUsed="0" w:defQFormat="0" w:count="376">
+  <w:latentStyles w:defLockedState="0" w:defUIPriority="99" w:defSemiHidden="0" w:defUnhideWhenUsed="0" w:defQFormat="0" w:count="371">
     <w:lsdException w:name="Normal" w:uiPriority="0" w:qFormat="1"/>
     <w:lsdException w:name="heading 1" w:uiPriority="9" w:qFormat="1"/>
     <w:lsdException w:name="heading 2" w:semiHidden="1" w:uiPriority="9" w:unhideWhenUsed="1" w:qFormat="1"/>
@@ -23192,6 +29249,7 @@
     <w:lsdException w:name="HTML Sample" w:semiHidden="1" w:unhideWhenUsed="1"/>
     <w:lsdException w:name="HTML Typewriter" w:semiHidden="1" w:unhideWhenUsed="1"/>
     <w:lsdException w:name="HTML Variable" w:semiHidden="1" w:unhideWhenUsed="1"/>
+    <w:lsdException w:name="Normal Table" w:semiHidden="1" w:unhideWhenUsed="1"/>
     <w:lsdException w:name="annotation subject" w:semiHidden="1" w:unhideWhenUsed="1"/>
     <w:lsdException w:name="No List" w:semiHidden="1" w:unhideWhenUsed="1"/>
     <w:lsdException w:name="Outline List 1" w:semiHidden="1" w:unhideWhenUsed="1"/>
@@ -23234,8 +29292,11 @@
     <w:lsdException w:name="Table Contemporary" w:semiHidden="1" w:unhideWhenUsed="1"/>
     <w:lsdException w:name="Table Elegant" w:semiHidden="1" w:unhideWhenUsed="1"/>
     <w:lsdException w:name="Table Professional" w:semiHidden="1" w:unhideWhenUsed="1"/>
+    <w:lsdException w:name="Table Subtle 1" w:semiHidden="1" w:unhideWhenUsed="1"/>
     <w:lsdException w:name="Table Subtle 2" w:semiHidden="1" w:unhideWhenUsed="1"/>
     <w:lsdException w:name="Table Web 1" w:semiHidden="1" w:unhideWhenUsed="1"/>
+    <w:lsdException w:name="Table Web 2" w:semiHidden="1" w:unhideWhenUsed="1"/>
+    <w:lsdException w:name="Table Web 3" w:semiHidden="1" w:unhideWhenUsed="1"/>
     <w:lsdException w:name="Balloon Text" w:semiHidden="1" w:unhideWhenUsed="1"/>
     <w:lsdException w:name="Table Grid" w:uiPriority="39"/>
     <w:lsdException w:name="Table Theme" w:semiHidden="1" w:unhideWhenUsed="1"/>
@@ -23454,16 +29515,11 @@
     <w:lsdException w:name="List Table 5 Dark Accent 6" w:uiPriority="50"/>
     <w:lsdException w:name="List Table 6 Colorful Accent 6" w:uiPriority="51"/>
     <w:lsdException w:name="List Table 7 Colorful Accent 6" w:uiPriority="52"/>
-    <w:lsdException w:name="Mention" w:semiHidden="1" w:unhideWhenUsed="1"/>
-    <w:lsdException w:name="Smart Hyperlink" w:semiHidden="1" w:unhideWhenUsed="1"/>
-    <w:lsdException w:name="Hashtag" w:semiHidden="1" w:unhideWhenUsed="1"/>
-    <w:lsdException w:name="Unresolved Mention" w:semiHidden="1" w:unhideWhenUsed="1"/>
-    <w:lsdException w:name="Smart Link" w:semiHidden="1" w:unhideWhenUsed="1"/>
   </w:latentStyles>
   <w:style w:type="paragraph" w:default="1" w:styleId="a">
     <w:name w:val="Normal"/>
     <w:qFormat/>
-    <w:rsid w:val="00825C66"/>
+    <w:rsid w:val="00BC2AC2"/>
   </w:style>
   <w:style w:type="paragraph" w:styleId="1">
     <w:name w:val="heading 1"/>
@@ -24379,7 +30435,7 @@
 </file>
 
 <file path=customXml/itemProps1.xml><?xml version="1.0" encoding="utf-8"?>
-<ds:datastoreItem xmlns:ds="http://schemas.openxmlformats.org/officeDocument/2006/customXml" ds:itemID="{FA6D2CF2-58AE-408B-B2A8-EB0801C0081E}">
+<ds:datastoreItem xmlns:ds="http://schemas.openxmlformats.org/officeDocument/2006/customXml" ds:itemID="{119435A5-D227-4839-8321-471280009814}">
   <ds:schemaRefs>
     <ds:schemaRef ds:uri="http://schemas.openxmlformats.org/officeDocument/2006/bibliography"/>
   </ds:schemaRefs>

--- a/document/testcase.docx
+++ b/document/testcase.docx
@@ -77,7 +77,6 @@
                 <w:lang w:val="en-US" w:eastAsia="ru-RU"/>
               </w:rPr>
             </w:pPr>
-            <w:proofErr w:type="spellStart"/>
             <w:r>
               <w:rPr>
                 <w:rFonts w:ascii="Times New Roman" w:eastAsia="Microsoft YaHei" w:hAnsi="Times New Roman" w:cs="Times New Roman"/>
@@ -87,7 +86,6 @@
               </w:rPr>
               <w:t>FlowerShop</w:t>
             </w:r>
-            <w:proofErr w:type="spellEnd"/>
           </w:p>
         </w:tc>
       </w:tr>
@@ -398,6 +396,39 @@
               </w:rPr>
               <w:t>18.02.2026</w:t>
             </w:r>
+          </w:p>
+          <w:p>
+            <w:pPr>
+              <w:spacing w:after="0" w:line="256" w:lineRule="auto"/>
+              <w:rPr>
+                <w:rFonts w:ascii="Times New Roman" w:eastAsia="Microsoft YaHei" w:hAnsi="Times New Roman" w:cs="Times New Roman"/>
+                <w:sz w:val="24"/>
+                <w:szCs w:val="24"/>
+                <w:lang w:val="en-US" w:eastAsia="ru-RU"/>
+              </w:rPr>
+            </w:pPr>
+          </w:p>
+          <w:p>
+            <w:pPr>
+              <w:spacing w:after="0" w:line="256" w:lineRule="auto"/>
+              <w:rPr>
+                <w:rFonts w:ascii="Times New Roman" w:eastAsia="Microsoft YaHei" w:hAnsi="Times New Roman" w:cs="Times New Roman"/>
+                <w:sz w:val="24"/>
+                <w:szCs w:val="24"/>
+                <w:lang w:eastAsia="ru-RU"/>
+              </w:rPr>
+            </w:pPr>
+            <w:r>
+              <w:rPr>
+                <w:rFonts w:ascii="Times New Roman" w:eastAsia="Microsoft YaHei" w:hAnsi="Times New Roman" w:cs="Times New Roman"/>
+                <w:sz w:val="24"/>
+                <w:szCs w:val="24"/>
+                <w:lang w:eastAsia="ru-RU"/>
+              </w:rPr>
+              <w:t>24.02.2026</w:t>
+            </w:r>
+            <w:bookmarkStart w:id="0" w:name="_GoBack"/>
+            <w:bookmarkEnd w:id="0"/>
           </w:p>
         </w:tc>
       </w:tr>
@@ -451,7 +482,7 @@
                 <w:szCs w:val="24"/>
               </w:rPr>
             </w:pPr>
-            <w:bookmarkStart w:id="0" w:name="_Hlk222329355"/>
+            <w:bookmarkStart w:id="1" w:name="_Hlk222329355"/>
             <w:r>
               <w:rPr>
                 <w:rFonts w:ascii="Times New Roman" w:eastAsia="Microsoft YaHei" w:hAnsi="Times New Roman" w:cs="Times New Roman"/>
@@ -897,29 +928,7 @@
                 <w:szCs w:val="24"/>
                 <w:lang w:eastAsia="ru-RU"/>
               </w:rPr>
-              <w:t xml:space="preserve">Нажать на </w:t>
-            </w:r>
-            <w:proofErr w:type="spellStart"/>
-            <w:r>
-              <w:rPr>
-                <w:rFonts w:ascii="Times New Roman" w:eastAsia="Microsoft YaHei" w:hAnsi="Times New Roman" w:cs="Times New Roman"/>
-                <w:color w:val="FFFFFF" w:themeColor="background1"/>
-                <w:sz w:val="24"/>
-                <w:szCs w:val="24"/>
-                <w:lang w:eastAsia="ru-RU"/>
-              </w:rPr>
-              <w:t>textbox</w:t>
-            </w:r>
-            <w:proofErr w:type="spellEnd"/>
-            <w:r>
-              <w:rPr>
-                <w:rFonts w:ascii="Times New Roman" w:eastAsia="Microsoft YaHei" w:hAnsi="Times New Roman" w:cs="Times New Roman"/>
-                <w:color w:val="FFFFFF" w:themeColor="background1"/>
-                <w:sz w:val="24"/>
-                <w:szCs w:val="24"/>
-                <w:lang w:eastAsia="ru-RU"/>
-              </w:rPr>
-              <w:t xml:space="preserve"> ввода логина, заполнить его</w:t>
+              <w:t>Нажать на textbox ввода логина, заполнить его</w:t>
             </w:r>
           </w:p>
           <w:p>
@@ -946,29 +955,7 @@
                 <w:szCs w:val="24"/>
                 <w:lang w:eastAsia="ru-RU"/>
               </w:rPr>
-              <w:t xml:space="preserve">Нажать на </w:t>
-            </w:r>
-            <w:proofErr w:type="spellStart"/>
-            <w:r>
-              <w:rPr>
-                <w:rFonts w:ascii="Times New Roman" w:eastAsia="Microsoft YaHei" w:hAnsi="Times New Roman" w:cs="Times New Roman"/>
-                <w:color w:val="FFFFFF" w:themeColor="background1"/>
-                <w:sz w:val="24"/>
-                <w:szCs w:val="24"/>
-                <w:lang w:eastAsia="ru-RU"/>
-              </w:rPr>
-              <w:t>passwordbox</w:t>
-            </w:r>
-            <w:proofErr w:type="spellEnd"/>
-            <w:r>
-              <w:rPr>
-                <w:rFonts w:ascii="Times New Roman" w:eastAsia="Microsoft YaHei" w:hAnsi="Times New Roman" w:cs="Times New Roman"/>
-                <w:color w:val="FFFFFF" w:themeColor="background1"/>
-                <w:sz w:val="24"/>
-                <w:szCs w:val="24"/>
-                <w:lang w:eastAsia="ru-RU"/>
-              </w:rPr>
-              <w:t xml:space="preserve"> ввода пароля, заполнить его</w:t>
+              <w:t>Нажать на passwordbox ввода пароля, заполнить его</w:t>
             </w:r>
           </w:p>
           <w:p>
@@ -1141,19 +1128,8 @@
                 <w:lang w:eastAsia="ru-RU"/>
               </w:rPr>
               <w:tab/>
-            </w:r>
-            <w:proofErr w:type="spellStart"/>
-            <w:r>
-              <w:rPr>
-                <w:rFonts w:ascii="Times New Roman" w:eastAsia="Microsoft YaHei" w:hAnsi="Times New Roman" w:cs="Times New Roman"/>
-                <w:color w:val="FFFFFF" w:themeColor="background1"/>
-                <w:sz w:val="24"/>
-                <w:szCs w:val="24"/>
-                <w:lang w:eastAsia="ru-RU"/>
-              </w:rPr>
               <w:t>Textb</w:t>
             </w:r>
-            <w:proofErr w:type="spellEnd"/>
             <w:r>
               <w:rPr>
                 <w:rFonts w:ascii="Times New Roman" w:eastAsia="Microsoft YaHei" w:hAnsi="Times New Roman" w:cs="Times New Roman"/>
@@ -1172,20 +1148,8 @@
                 <w:szCs w:val="24"/>
                 <w:lang w:eastAsia="ru-RU"/>
               </w:rPr>
-              <w:t xml:space="preserve">: </w:t>
-            </w:r>
-            <w:proofErr w:type="spellStart"/>
-            <w:r>
-              <w:rPr>
-                <w:rFonts w:ascii="Times New Roman" w:eastAsia="Microsoft YaHei" w:hAnsi="Times New Roman" w:cs="Times New Roman"/>
-                <w:color w:val="FFFFFF" w:themeColor="background1"/>
-                <w:sz w:val="24"/>
-                <w:szCs w:val="24"/>
-                <w:lang w:eastAsia="ru-RU"/>
-              </w:rPr>
-              <w:t>admin</w:t>
-            </w:r>
-            <w:proofErr w:type="spellEnd"/>
+              <w:t>: admin</w:t>
+            </w:r>
             <w:r>
               <w:rPr>
                 <w:rFonts w:ascii="Times New Roman" w:eastAsia="Microsoft YaHei" w:hAnsi="Times New Roman" w:cs="Times New Roman"/>
@@ -1226,19 +1190,8 @@
                 <w:lang w:eastAsia="ru-RU"/>
               </w:rPr>
               <w:tab/>
-            </w:r>
-            <w:proofErr w:type="spellStart"/>
-            <w:r>
-              <w:rPr>
-                <w:rFonts w:ascii="Times New Roman" w:eastAsia="Microsoft YaHei" w:hAnsi="Times New Roman" w:cs="Times New Roman"/>
-                <w:color w:val="FFFFFF" w:themeColor="background1"/>
-                <w:sz w:val="24"/>
-                <w:szCs w:val="24"/>
-                <w:lang w:eastAsia="ru-RU"/>
-              </w:rPr>
               <w:t>Passwordb</w:t>
             </w:r>
-            <w:proofErr w:type="spellEnd"/>
             <w:r>
               <w:rPr>
                 <w:rFonts w:ascii="Times New Roman" w:eastAsia="Microsoft YaHei" w:hAnsi="Times New Roman" w:cs="Times New Roman"/>
@@ -1341,27 +1294,7 @@
                 <w:sz w:val="24"/>
                 <w:szCs w:val="24"/>
               </w:rPr>
-              <w:t>После нажатия кнопки входа в аккаунт с корректными данными (</w:t>
-            </w:r>
-            <w:proofErr w:type="spellStart"/>
-            <w:r>
-              <w:rPr>
-                <w:rFonts w:ascii="Times New Roman" w:hAnsi="Times New Roman" w:cs="Times New Roman"/>
-                <w:color w:val="FFFFFF" w:themeColor="background1"/>
-                <w:sz w:val="24"/>
-                <w:szCs w:val="24"/>
-              </w:rPr>
-              <w:t>admin</w:t>
-            </w:r>
-            <w:proofErr w:type="spellEnd"/>
-            <w:r>
-              <w:rPr>
-                <w:rFonts w:ascii="Times New Roman" w:hAnsi="Times New Roman" w:cs="Times New Roman"/>
-                <w:color w:val="FFFFFF" w:themeColor="background1"/>
-                <w:sz w:val="24"/>
-                <w:szCs w:val="24"/>
-              </w:rPr>
-              <w:t>/123) происходит успешная аутентификация. Пользователь перенаправляется на главную страницу или страницу, соответствующую его роли (например, на страницу "Список сотрудников"), получая доступ к защищенному функционалу приложения. На экране не появляются сообщения об ошибке.</w:t>
+              <w:t>После нажатия кнопки входа в аккаунт с корректными данными (admin/123) происходит успешная аутентификация. Пользователь перенаправляется на главную страницу или страницу, соответствующую его роли (например, на страницу "Список сотрудников"), получая доступ к защищенному функционалу приложения. На экране не появляются сообщения об ошибке.</w:t>
             </w:r>
           </w:p>
         </w:tc>
@@ -1437,29 +1370,7 @@
                 <w:szCs w:val="24"/>
                 <w:lang w:eastAsia="ru-RU"/>
               </w:rPr>
-              <w:t xml:space="preserve">После ввода данных </w:t>
-            </w:r>
-            <w:proofErr w:type="spellStart"/>
-            <w:r>
-              <w:rPr>
-                <w:rFonts w:ascii="Times New Roman" w:eastAsia="Microsoft YaHei" w:hAnsi="Times New Roman" w:cs="Times New Roman"/>
-                <w:color w:val="FFFFFF" w:themeColor="background1"/>
-                <w:sz w:val="24"/>
-                <w:szCs w:val="24"/>
-                <w:lang w:eastAsia="ru-RU"/>
-              </w:rPr>
-              <w:t>admin</w:t>
-            </w:r>
-            <w:proofErr w:type="spellEnd"/>
-            <w:r>
-              <w:rPr>
-                <w:rFonts w:ascii="Times New Roman" w:eastAsia="Microsoft YaHei" w:hAnsi="Times New Roman" w:cs="Times New Roman"/>
-                <w:color w:val="FFFFFF" w:themeColor="background1"/>
-                <w:sz w:val="24"/>
-                <w:szCs w:val="24"/>
-                <w:lang w:eastAsia="ru-RU"/>
-              </w:rPr>
-              <w:t>/123 и нажатия кнопки входа, система успешно аутентифицировала пользователя и произвела перенаправление на главную страницу приложения. Сообщений об ошибке не возникло.</w:t>
+              <w:t>После ввода данных admin/123 и нажатия кнопки входа, система успешно аутентифицировала пользователя и произвела перенаправление на главную страницу приложения. Сообщений об ошибке не возникло.</w:t>
             </w:r>
           </w:p>
         </w:tc>
@@ -1795,32 +1706,12 @@
                 <w:sz w:val="24"/>
                 <w:szCs w:val="24"/>
               </w:rPr>
-              <w:t xml:space="preserve">Позитивный сценарий с корректными данными </w:t>
-            </w:r>
-            <w:proofErr w:type="spellStart"/>
-            <w:r>
-              <w:rPr>
-                <w:rFonts w:ascii="Times New Roman" w:eastAsia="Microsoft YaHei" w:hAnsi="Times New Roman" w:cs="Times New Roman"/>
-                <w:color w:val="FFFFFF" w:themeColor="background1"/>
-                <w:sz w:val="24"/>
-                <w:szCs w:val="24"/>
-              </w:rPr>
-              <w:t>admin</w:t>
-            </w:r>
-            <w:proofErr w:type="spellEnd"/>
-            <w:r>
-              <w:rPr>
-                <w:rFonts w:ascii="Times New Roman" w:eastAsia="Microsoft YaHei" w:hAnsi="Times New Roman" w:cs="Times New Roman"/>
-                <w:color w:val="FFFFFF" w:themeColor="background1"/>
-                <w:sz w:val="24"/>
-                <w:szCs w:val="24"/>
-              </w:rPr>
-              <w:t>/123.</w:t>
+              <w:t>Позитивный сценарий с корректными данными admin/123.</w:t>
             </w:r>
           </w:p>
         </w:tc>
       </w:tr>
-      <w:bookmarkEnd w:id="0"/>
+      <w:bookmarkEnd w:id="1"/>
     </w:tbl>
     <w:p>
       <w:pPr>
@@ -2273,29 +2164,7 @@
                 <w:szCs w:val="24"/>
                 <w:lang w:eastAsia="ru-RU"/>
               </w:rPr>
-              <w:t xml:space="preserve">Оставить поле </w:t>
-            </w:r>
-            <w:proofErr w:type="spellStart"/>
-            <w:r>
-              <w:rPr>
-                <w:rFonts w:ascii="Times New Roman" w:eastAsia="Microsoft YaHei" w:hAnsi="Times New Roman" w:cs="Times New Roman"/>
-                <w:color w:val="FFFFFF" w:themeColor="background1"/>
-                <w:sz w:val="24"/>
-                <w:szCs w:val="24"/>
-                <w:lang w:eastAsia="ru-RU"/>
-              </w:rPr>
-              <w:t>Textbox</w:t>
-            </w:r>
-            <w:proofErr w:type="spellEnd"/>
-            <w:r>
-              <w:rPr>
-                <w:rFonts w:ascii="Times New Roman" w:eastAsia="Microsoft YaHei" w:hAnsi="Times New Roman" w:cs="Times New Roman"/>
-                <w:color w:val="FFFFFF" w:themeColor="background1"/>
-                <w:sz w:val="24"/>
-                <w:szCs w:val="24"/>
-                <w:lang w:eastAsia="ru-RU"/>
-              </w:rPr>
-              <w:t xml:space="preserve"> пустым.</w:t>
+              <w:t>Оставить поле Textbox пустым.</w:t>
             </w:r>
           </w:p>
           <w:p>
@@ -2322,29 +2191,7 @@
                 <w:szCs w:val="24"/>
                 <w:lang w:eastAsia="ru-RU"/>
               </w:rPr>
-              <w:t xml:space="preserve">Заполнить поле </w:t>
-            </w:r>
-            <w:proofErr w:type="spellStart"/>
-            <w:r>
-              <w:rPr>
-                <w:rFonts w:ascii="Times New Roman" w:eastAsia="Microsoft YaHei" w:hAnsi="Times New Roman" w:cs="Times New Roman"/>
-                <w:color w:val="FFFFFF" w:themeColor="background1"/>
-                <w:sz w:val="24"/>
-                <w:szCs w:val="24"/>
-                <w:lang w:eastAsia="ru-RU"/>
-              </w:rPr>
-              <w:t>Passwordbox</w:t>
-            </w:r>
-            <w:proofErr w:type="spellEnd"/>
-            <w:r>
-              <w:rPr>
-                <w:rFonts w:ascii="Times New Roman" w:eastAsia="Microsoft YaHei" w:hAnsi="Times New Roman" w:cs="Times New Roman"/>
-                <w:color w:val="FFFFFF" w:themeColor="background1"/>
-                <w:sz w:val="24"/>
-                <w:szCs w:val="24"/>
-                <w:lang w:eastAsia="ru-RU"/>
-              </w:rPr>
-              <w:t xml:space="preserve"> значением: 123.</w:t>
+              <w:t>Заполнить поле Passwordbox значением: 123.</w:t>
             </w:r>
           </w:p>
           <w:p>
@@ -2489,19 +2336,8 @@
                 <w:lang w:eastAsia="ru-RU"/>
               </w:rPr>
               <w:tab/>
-            </w:r>
-            <w:proofErr w:type="spellStart"/>
-            <w:r>
-              <w:rPr>
-                <w:rFonts w:ascii="Times New Roman" w:eastAsia="Microsoft YaHei" w:hAnsi="Times New Roman" w:cs="Times New Roman"/>
-                <w:color w:val="FFFFFF" w:themeColor="background1"/>
-                <w:sz w:val="24"/>
-                <w:szCs w:val="24"/>
-                <w:lang w:eastAsia="ru-RU"/>
-              </w:rPr>
               <w:t>Textb</w:t>
             </w:r>
-            <w:proofErr w:type="spellEnd"/>
             <w:r>
               <w:rPr>
                 <w:rFonts w:ascii="Times New Roman" w:eastAsia="Microsoft YaHei" w:hAnsi="Times New Roman" w:cs="Times New Roman"/>
@@ -2561,19 +2397,8 @@
                 <w:lang w:eastAsia="ru-RU"/>
               </w:rPr>
               <w:tab/>
-            </w:r>
-            <w:proofErr w:type="spellStart"/>
-            <w:r>
-              <w:rPr>
-                <w:rFonts w:ascii="Times New Roman" w:eastAsia="Microsoft YaHei" w:hAnsi="Times New Roman" w:cs="Times New Roman"/>
-                <w:color w:val="FFFFFF" w:themeColor="background1"/>
-                <w:sz w:val="24"/>
-                <w:szCs w:val="24"/>
-                <w:lang w:eastAsia="ru-RU"/>
-              </w:rPr>
               <w:t>Passwordb</w:t>
             </w:r>
-            <w:proofErr w:type="spellEnd"/>
             <w:r>
               <w:rPr>
                 <w:rFonts w:ascii="Times New Roman" w:eastAsia="Microsoft YaHei" w:hAnsi="Times New Roman" w:cs="Times New Roman"/>
@@ -2753,51 +2578,7 @@
                 <w:szCs w:val="24"/>
                 <w:lang w:eastAsia="ru-RU"/>
               </w:rPr>
-              <w:t xml:space="preserve">После ввода данных </w:t>
-            </w:r>
-            <w:proofErr w:type="spellStart"/>
-            <w:r>
-              <w:rPr>
-                <w:rFonts w:ascii="Times New Roman" w:eastAsia="Microsoft YaHei" w:hAnsi="Times New Roman" w:cs="Times New Roman"/>
-                <w:color w:val="FFFFFF" w:themeColor="background1"/>
-                <w:sz w:val="24"/>
-                <w:szCs w:val="24"/>
-                <w:lang w:eastAsia="ru-RU"/>
-              </w:rPr>
-              <w:t>admin</w:t>
-            </w:r>
-            <w:proofErr w:type="spellEnd"/>
-            <w:r>
-              <w:rPr>
-                <w:rFonts w:ascii="Times New Roman" w:eastAsia="Microsoft YaHei" w:hAnsi="Times New Roman" w:cs="Times New Roman"/>
-                <w:color w:val="FFFFFF" w:themeColor="background1"/>
-                <w:sz w:val="24"/>
-                <w:szCs w:val="24"/>
-                <w:lang w:eastAsia="ru-RU"/>
-              </w:rPr>
-              <w:t xml:space="preserve"> и нажатия кнопки входа, </w:t>
-            </w:r>
-            <w:proofErr w:type="spellStart"/>
-            <w:r>
-              <w:rPr>
-                <w:rFonts w:ascii="Times New Roman" w:eastAsia="Microsoft YaHei" w:hAnsi="Times New Roman" w:cs="Times New Roman"/>
-                <w:color w:val="FFFFFF" w:themeColor="background1"/>
-                <w:sz w:val="24"/>
-                <w:szCs w:val="24"/>
-                <w:lang w:eastAsia="ru-RU"/>
-              </w:rPr>
-              <w:t>cистема</w:t>
-            </w:r>
-            <w:proofErr w:type="spellEnd"/>
-            <w:r>
-              <w:rPr>
-                <w:rFonts w:ascii="Times New Roman" w:eastAsia="Microsoft YaHei" w:hAnsi="Times New Roman" w:cs="Times New Roman"/>
-                <w:color w:val="FFFFFF" w:themeColor="background1"/>
-                <w:sz w:val="24"/>
-                <w:szCs w:val="24"/>
-                <w:lang w:eastAsia="ru-RU"/>
-              </w:rPr>
-              <w:t xml:space="preserve"> НЕ производит аутентификацию и НЕ перенаправляет пользователя. На экране отображается информативное сообщение об ошибке: “Введите логин и пароль!”. Пользователь остается на странице авторизации.</w:t>
+              <w:t>После ввода данных admin и нажатия кнопки входа, cистема НЕ производит аутентификацию и НЕ перенаправляет пользователя. На экране отображается информативное сообщение об ошибке: “Введите логин и пароль!”. Пользователь остается на странице авторизации.</w:t>
             </w:r>
           </w:p>
         </w:tc>
@@ -3600,51 +3381,7 @@
                 <w:szCs w:val="24"/>
                 <w:lang w:eastAsia="ru-RU"/>
               </w:rPr>
-              <w:t xml:space="preserve">Заполнить поле </w:t>
-            </w:r>
-            <w:proofErr w:type="spellStart"/>
-            <w:r>
-              <w:rPr>
-                <w:rFonts w:ascii="Times New Roman" w:eastAsia="Microsoft YaHei" w:hAnsi="Times New Roman" w:cs="Times New Roman"/>
-                <w:color w:val="FFFFFF" w:themeColor="background1"/>
-                <w:sz w:val="24"/>
-                <w:szCs w:val="24"/>
-                <w:lang w:eastAsia="ru-RU"/>
-              </w:rPr>
-              <w:t>Textbox</w:t>
-            </w:r>
-            <w:proofErr w:type="spellEnd"/>
-            <w:r>
-              <w:rPr>
-                <w:rFonts w:ascii="Times New Roman" w:eastAsia="Microsoft YaHei" w:hAnsi="Times New Roman" w:cs="Times New Roman"/>
-                <w:color w:val="FFFFFF" w:themeColor="background1"/>
-                <w:sz w:val="24"/>
-                <w:szCs w:val="24"/>
-                <w:lang w:eastAsia="ru-RU"/>
-              </w:rPr>
-              <w:t xml:space="preserve"> (Логин) значением </w:t>
-            </w:r>
-            <w:proofErr w:type="spellStart"/>
-            <w:r>
-              <w:rPr>
-                <w:rFonts w:ascii="Times New Roman" w:eastAsia="Microsoft YaHei" w:hAnsi="Times New Roman" w:cs="Times New Roman"/>
-                <w:color w:val="FFFFFF" w:themeColor="background1"/>
-                <w:sz w:val="24"/>
-                <w:szCs w:val="24"/>
-                <w:lang w:eastAsia="ru-RU"/>
-              </w:rPr>
-              <w:t>admin</w:t>
-            </w:r>
-            <w:proofErr w:type="spellEnd"/>
-            <w:r>
-              <w:rPr>
-                <w:rFonts w:ascii="Times New Roman" w:eastAsia="Microsoft YaHei" w:hAnsi="Times New Roman" w:cs="Times New Roman"/>
-                <w:color w:val="FFFFFF" w:themeColor="background1"/>
-                <w:sz w:val="24"/>
-                <w:szCs w:val="24"/>
-                <w:lang w:eastAsia="ru-RU"/>
-              </w:rPr>
-              <w:t>.</w:t>
+              <w:t>Заполнить поле Textbox (Логин) значением admin.</w:t>
             </w:r>
           </w:p>
           <w:p>
@@ -3671,29 +3408,7 @@
                 <w:szCs w:val="24"/>
                 <w:lang w:eastAsia="ru-RU"/>
               </w:rPr>
-              <w:t xml:space="preserve">Оставить поле </w:t>
-            </w:r>
-            <w:proofErr w:type="spellStart"/>
-            <w:r>
-              <w:rPr>
-                <w:rFonts w:ascii="Times New Roman" w:eastAsia="Microsoft YaHei" w:hAnsi="Times New Roman" w:cs="Times New Roman"/>
-                <w:color w:val="FFFFFF" w:themeColor="background1"/>
-                <w:sz w:val="24"/>
-                <w:szCs w:val="24"/>
-                <w:lang w:eastAsia="ru-RU"/>
-              </w:rPr>
-              <w:t>Passwordbox</w:t>
-            </w:r>
-            <w:proofErr w:type="spellEnd"/>
-            <w:r>
-              <w:rPr>
-                <w:rFonts w:ascii="Times New Roman" w:eastAsia="Microsoft YaHei" w:hAnsi="Times New Roman" w:cs="Times New Roman"/>
-                <w:color w:val="FFFFFF" w:themeColor="background1"/>
-                <w:sz w:val="24"/>
-                <w:szCs w:val="24"/>
-                <w:lang w:eastAsia="ru-RU"/>
-              </w:rPr>
-              <w:t xml:space="preserve"> (Пароль) пустым.</w:t>
+              <w:t>Оставить поле Passwordbox (Пароль) пустым.</w:t>
             </w:r>
           </w:p>
           <w:p>
@@ -3761,6 +3476,7 @@
                 <w:sz w:val="24"/>
                 <w:szCs w:val="24"/>
               </w:rPr>
+              <w:lastRenderedPageBreak/>
               <w:t>Тестовые данные</w:t>
             </w:r>
           </w:p>
@@ -3824,49 +3540,15 @@
                 <w:lang w:eastAsia="ru-RU"/>
               </w:rPr>
             </w:pPr>
-            <w:proofErr w:type="spellStart"/>
-            <w:r>
-              <w:rPr>
-                <w:rFonts w:ascii="Times New Roman" w:eastAsia="Microsoft YaHei" w:hAnsi="Times New Roman" w:cs="Times New Roman"/>
-                <w:color w:val="FFFFFF" w:themeColor="background1"/>
-                <w:sz w:val="24"/>
-                <w:szCs w:val="24"/>
-                <w:lang w:eastAsia="ru-RU"/>
-              </w:rPr>
-              <w:t>Textbox</w:t>
-            </w:r>
-            <w:proofErr w:type="spellEnd"/>
-            <w:r>
-              <w:rPr>
-                <w:rFonts w:ascii="Times New Roman" w:eastAsia="Microsoft YaHei" w:hAnsi="Times New Roman" w:cs="Times New Roman"/>
-                <w:color w:val="FFFFFF" w:themeColor="background1"/>
-                <w:sz w:val="24"/>
-                <w:szCs w:val="24"/>
-                <w:lang w:eastAsia="ru-RU"/>
-              </w:rPr>
-              <w:t xml:space="preserve">: </w:t>
-            </w:r>
-            <w:proofErr w:type="spellStart"/>
-            <w:r>
-              <w:rPr>
-                <w:rFonts w:ascii="Times New Roman" w:eastAsia="Microsoft YaHei" w:hAnsi="Times New Roman" w:cs="Times New Roman"/>
-                <w:color w:val="FFFFFF" w:themeColor="background1"/>
-                <w:sz w:val="24"/>
-                <w:szCs w:val="24"/>
-                <w:lang w:eastAsia="ru-RU"/>
-              </w:rPr>
-              <w:t>admin</w:t>
-            </w:r>
-            <w:proofErr w:type="spellEnd"/>
-            <w:r>
-              <w:rPr>
-                <w:rFonts w:ascii="Times New Roman" w:eastAsia="Microsoft YaHei" w:hAnsi="Times New Roman" w:cs="Times New Roman"/>
-                <w:color w:val="FFFFFF" w:themeColor="background1"/>
-                <w:sz w:val="24"/>
-                <w:szCs w:val="24"/>
-                <w:lang w:eastAsia="ru-RU"/>
-              </w:rPr>
-              <w:t>;</w:t>
+            <w:r>
+              <w:rPr>
+                <w:rFonts w:ascii="Times New Roman" w:eastAsia="Microsoft YaHei" w:hAnsi="Times New Roman" w:cs="Times New Roman"/>
+                <w:color w:val="FFFFFF" w:themeColor="background1"/>
+                <w:sz w:val="24"/>
+                <w:szCs w:val="24"/>
+                <w:lang w:eastAsia="ru-RU"/>
+              </w:rPr>
+              <w:t>Textbox: admin;</w:t>
             </w:r>
           </w:p>
           <w:p>
@@ -3884,27 +3566,15 @@
                 <w:lang w:eastAsia="ru-RU"/>
               </w:rPr>
             </w:pPr>
-            <w:proofErr w:type="spellStart"/>
-            <w:r>
-              <w:rPr>
-                <w:rFonts w:ascii="Times New Roman" w:eastAsia="Microsoft YaHei" w:hAnsi="Times New Roman" w:cs="Times New Roman"/>
-                <w:color w:val="FFFFFF" w:themeColor="background1"/>
-                <w:sz w:val="24"/>
-                <w:szCs w:val="24"/>
-                <w:lang w:eastAsia="ru-RU"/>
-              </w:rPr>
-              <w:t>Passwordbox</w:t>
-            </w:r>
-            <w:proofErr w:type="spellEnd"/>
-            <w:r>
-              <w:rPr>
-                <w:rFonts w:ascii="Times New Roman" w:eastAsia="Microsoft YaHei" w:hAnsi="Times New Roman" w:cs="Times New Roman"/>
-                <w:color w:val="FFFFFF" w:themeColor="background1"/>
-                <w:sz w:val="24"/>
-                <w:szCs w:val="24"/>
-                <w:lang w:eastAsia="ru-RU"/>
-              </w:rPr>
-              <w:t>: [пусто];</w:t>
+            <w:r>
+              <w:rPr>
+                <w:rFonts w:ascii="Times New Roman" w:eastAsia="Microsoft YaHei" w:hAnsi="Times New Roman" w:cs="Times New Roman"/>
+                <w:color w:val="FFFFFF" w:themeColor="background1"/>
+                <w:sz w:val="24"/>
+                <w:szCs w:val="24"/>
+                <w:lang w:eastAsia="ru-RU"/>
+              </w:rPr>
+              <w:t>Passwordbox: [пусто];</w:t>
             </w:r>
           </w:p>
         </w:tc>
@@ -3945,7 +3615,6 @@
                 <w:sz w:val="24"/>
                 <w:szCs w:val="24"/>
               </w:rPr>
-              <w:lastRenderedPageBreak/>
               <w:t>Ожидаемый результат</w:t>
             </w:r>
           </w:p>
@@ -4056,29 +3725,7 @@
                 <w:szCs w:val="24"/>
                 <w:lang w:eastAsia="ru-RU"/>
               </w:rPr>
-              <w:t xml:space="preserve">После ввода логина </w:t>
-            </w:r>
-            <w:proofErr w:type="spellStart"/>
-            <w:r>
-              <w:rPr>
-                <w:rFonts w:ascii="Times New Roman" w:eastAsia="Microsoft YaHei" w:hAnsi="Times New Roman" w:cs="Times New Roman"/>
-                <w:color w:val="FFFFFF" w:themeColor="background1"/>
-                <w:sz w:val="24"/>
-                <w:szCs w:val="24"/>
-                <w:lang w:eastAsia="ru-RU"/>
-              </w:rPr>
-              <w:t>admin</w:t>
-            </w:r>
-            <w:proofErr w:type="spellEnd"/>
-            <w:r>
-              <w:rPr>
-                <w:rFonts w:ascii="Times New Roman" w:eastAsia="Microsoft YaHei" w:hAnsi="Times New Roman" w:cs="Times New Roman"/>
-                <w:color w:val="FFFFFF" w:themeColor="background1"/>
-                <w:sz w:val="24"/>
-                <w:szCs w:val="24"/>
-                <w:lang w:eastAsia="ru-RU"/>
-              </w:rPr>
-              <w:t xml:space="preserve"> и пустого пароля система НЕ произвела аутентификацию и НЕ перенаправила пользователя. На экране отобразилось информативное сообщение об ошибке: "Введите </w:t>
+              <w:t xml:space="preserve">После ввода логина admin и пустого пароля система НЕ произвела аутентификацию и НЕ перенаправила пользователя. На экране отобразилось информативное сообщение об ошибке: "Введите </w:t>
             </w:r>
             <w:r>
               <w:rPr>
@@ -4903,51 +4550,7 @@
                 <w:szCs w:val="24"/>
                 <w:lang w:eastAsia="ru-RU"/>
               </w:rPr>
-              <w:t xml:space="preserve">Заполнить поле </w:t>
-            </w:r>
-            <w:proofErr w:type="spellStart"/>
-            <w:r>
-              <w:rPr>
-                <w:rFonts w:ascii="Times New Roman" w:eastAsia="Microsoft YaHei" w:hAnsi="Times New Roman" w:cs="Times New Roman"/>
-                <w:color w:val="FFFFFF" w:themeColor="background1"/>
-                <w:sz w:val="24"/>
-                <w:szCs w:val="24"/>
-                <w:lang w:eastAsia="ru-RU"/>
-              </w:rPr>
-              <w:t>Textbox</w:t>
-            </w:r>
-            <w:proofErr w:type="spellEnd"/>
-            <w:r>
-              <w:rPr>
-                <w:rFonts w:ascii="Times New Roman" w:eastAsia="Microsoft YaHei" w:hAnsi="Times New Roman" w:cs="Times New Roman"/>
-                <w:color w:val="FFFFFF" w:themeColor="background1"/>
-                <w:sz w:val="24"/>
-                <w:szCs w:val="24"/>
-                <w:lang w:eastAsia="ru-RU"/>
-              </w:rPr>
-              <w:t xml:space="preserve"> (Логин) значением </w:t>
-            </w:r>
-            <w:proofErr w:type="spellStart"/>
-            <w:r>
-              <w:rPr>
-                <w:rFonts w:ascii="Times New Roman" w:eastAsia="Microsoft YaHei" w:hAnsi="Times New Roman" w:cs="Times New Roman"/>
-                <w:color w:val="FFFFFF" w:themeColor="background1"/>
-                <w:sz w:val="24"/>
-                <w:szCs w:val="24"/>
-                <w:lang w:eastAsia="ru-RU"/>
-              </w:rPr>
-              <w:t>admin</w:t>
-            </w:r>
-            <w:proofErr w:type="spellEnd"/>
-            <w:r>
-              <w:rPr>
-                <w:rFonts w:ascii="Times New Roman" w:eastAsia="Microsoft YaHei" w:hAnsi="Times New Roman" w:cs="Times New Roman"/>
-                <w:color w:val="FFFFFF" w:themeColor="background1"/>
-                <w:sz w:val="24"/>
-                <w:szCs w:val="24"/>
-                <w:lang w:eastAsia="ru-RU"/>
-              </w:rPr>
-              <w:t>.</w:t>
+              <w:t>Заполнить поле Textbox (Логин) значением admin.</w:t>
             </w:r>
           </w:p>
           <w:p>
@@ -4974,29 +4577,7 @@
                 <w:szCs w:val="24"/>
                 <w:lang w:eastAsia="ru-RU"/>
               </w:rPr>
-              <w:t xml:space="preserve">Заполнить поле </w:t>
-            </w:r>
-            <w:proofErr w:type="spellStart"/>
-            <w:r>
-              <w:rPr>
-                <w:rFonts w:ascii="Times New Roman" w:eastAsia="Microsoft YaHei" w:hAnsi="Times New Roman" w:cs="Times New Roman"/>
-                <w:color w:val="FFFFFF" w:themeColor="background1"/>
-                <w:sz w:val="24"/>
-                <w:szCs w:val="24"/>
-                <w:lang w:eastAsia="ru-RU"/>
-              </w:rPr>
-              <w:t>Passwordbox</w:t>
-            </w:r>
-            <w:proofErr w:type="spellEnd"/>
-            <w:r>
-              <w:rPr>
-                <w:rFonts w:ascii="Times New Roman" w:eastAsia="Microsoft YaHei" w:hAnsi="Times New Roman" w:cs="Times New Roman"/>
-                <w:color w:val="FFFFFF" w:themeColor="background1"/>
-                <w:sz w:val="24"/>
-                <w:szCs w:val="24"/>
-                <w:lang w:eastAsia="ru-RU"/>
-              </w:rPr>
-              <w:t xml:space="preserve"> (Пароль) некорректным значением.</w:t>
+              <w:t>Заполнить поле Passwordbox (Пароль) некорректным значением.</w:t>
             </w:r>
           </w:p>
           <w:p>
@@ -5127,49 +4708,15 @@
                 <w:lang w:eastAsia="ru-RU"/>
               </w:rPr>
             </w:pPr>
-            <w:proofErr w:type="spellStart"/>
-            <w:r>
-              <w:rPr>
-                <w:rFonts w:ascii="Times New Roman" w:eastAsia="Microsoft YaHei" w:hAnsi="Times New Roman" w:cs="Times New Roman"/>
-                <w:color w:val="FFFFFF" w:themeColor="background1"/>
-                <w:sz w:val="24"/>
-                <w:szCs w:val="24"/>
-                <w:lang w:eastAsia="ru-RU"/>
-              </w:rPr>
-              <w:t>Textbox</w:t>
-            </w:r>
-            <w:proofErr w:type="spellEnd"/>
-            <w:r>
-              <w:rPr>
-                <w:rFonts w:ascii="Times New Roman" w:eastAsia="Microsoft YaHei" w:hAnsi="Times New Roman" w:cs="Times New Roman"/>
-                <w:color w:val="FFFFFF" w:themeColor="background1"/>
-                <w:sz w:val="24"/>
-                <w:szCs w:val="24"/>
-                <w:lang w:eastAsia="ru-RU"/>
-              </w:rPr>
-              <w:t xml:space="preserve">: </w:t>
-            </w:r>
-            <w:proofErr w:type="spellStart"/>
-            <w:r>
-              <w:rPr>
-                <w:rFonts w:ascii="Times New Roman" w:eastAsia="Microsoft YaHei" w:hAnsi="Times New Roman" w:cs="Times New Roman"/>
-                <w:color w:val="FFFFFF" w:themeColor="background1"/>
-                <w:sz w:val="24"/>
-                <w:szCs w:val="24"/>
-                <w:lang w:eastAsia="ru-RU"/>
-              </w:rPr>
-              <w:t>admin</w:t>
-            </w:r>
-            <w:proofErr w:type="spellEnd"/>
-            <w:r>
-              <w:rPr>
-                <w:rFonts w:ascii="Times New Roman" w:eastAsia="Microsoft YaHei" w:hAnsi="Times New Roman" w:cs="Times New Roman"/>
-                <w:color w:val="FFFFFF" w:themeColor="background1"/>
-                <w:sz w:val="24"/>
-                <w:szCs w:val="24"/>
-                <w:lang w:eastAsia="ru-RU"/>
-              </w:rPr>
-              <w:t>;</w:t>
+            <w:r>
+              <w:rPr>
+                <w:rFonts w:ascii="Times New Roman" w:eastAsia="Microsoft YaHei" w:hAnsi="Times New Roman" w:cs="Times New Roman"/>
+                <w:color w:val="FFFFFF" w:themeColor="background1"/>
+                <w:sz w:val="24"/>
+                <w:szCs w:val="24"/>
+                <w:lang w:eastAsia="ru-RU"/>
+              </w:rPr>
+              <w:t>Textbox: admin;</w:t>
             </w:r>
           </w:p>
           <w:p>
@@ -5187,29 +4734,16 @@
                 <w:lang w:eastAsia="ru-RU"/>
               </w:rPr>
             </w:pPr>
-            <w:proofErr w:type="spellStart"/>
-            <w:r>
-              <w:rPr>
-                <w:rFonts w:ascii="Times New Roman" w:eastAsia="Microsoft YaHei" w:hAnsi="Times New Roman" w:cs="Times New Roman"/>
-                <w:color w:val="FFFFFF" w:themeColor="background1"/>
-                <w:sz w:val="24"/>
-                <w:szCs w:val="24"/>
-                <w:lang w:eastAsia="ru-RU"/>
-              </w:rPr>
-              <w:t>Passwordbox</w:t>
-            </w:r>
-            <w:proofErr w:type="spellEnd"/>
-            <w:r>
-              <w:rPr>
-                <w:rFonts w:ascii="Times New Roman" w:eastAsia="Microsoft YaHei" w:hAnsi="Times New Roman" w:cs="Times New Roman"/>
-                <w:color w:val="FFFFFF" w:themeColor="background1"/>
-                <w:sz w:val="24"/>
-                <w:szCs w:val="24"/>
-                <w:lang w:eastAsia="ru-RU"/>
-              </w:rPr>
-              <w:t xml:space="preserve">: </w:t>
-            </w:r>
-            <w:proofErr w:type="spellStart"/>
+            <w:r>
+              <w:rPr>
+                <w:rFonts w:ascii="Times New Roman" w:eastAsia="Microsoft YaHei" w:hAnsi="Times New Roman" w:cs="Times New Roman"/>
+                <w:color w:val="FFFFFF" w:themeColor="background1"/>
+                <w:sz w:val="24"/>
+                <w:szCs w:val="24"/>
+                <w:lang w:eastAsia="ru-RU"/>
+              </w:rPr>
+              <w:t xml:space="preserve">Passwordbox: </w:t>
+            </w:r>
             <w:r>
               <w:rPr>
                 <w:rFonts w:ascii="Times New Roman" w:eastAsia="Microsoft YaHei" w:hAnsi="Times New Roman" w:cs="Times New Roman"/>
@@ -5220,7 +4754,6 @@
               </w:rPr>
               <w:t>fsaffw</w:t>
             </w:r>
-            <w:proofErr w:type="spellEnd"/>
             <w:r>
               <w:rPr>
                 <w:rFonts w:ascii="Times New Roman" w:eastAsia="Microsoft YaHei" w:hAnsi="Times New Roman" w:cs="Times New Roman"/>
@@ -5380,29 +4913,18 @@
                 <w:szCs w:val="24"/>
                 <w:lang w:eastAsia="ru-RU"/>
               </w:rPr>
-              <w:t xml:space="preserve">После ввода логина </w:t>
-            </w:r>
-            <w:proofErr w:type="spellStart"/>
-            <w:r>
-              <w:rPr>
-                <w:rFonts w:ascii="Times New Roman" w:eastAsia="Microsoft YaHei" w:hAnsi="Times New Roman" w:cs="Times New Roman"/>
-                <w:color w:val="FFFFFF" w:themeColor="background1"/>
-                <w:sz w:val="24"/>
-                <w:szCs w:val="24"/>
-                <w:lang w:eastAsia="ru-RU"/>
-              </w:rPr>
-              <w:t>admin</w:t>
-            </w:r>
-            <w:proofErr w:type="spellEnd"/>
-            <w:r>
-              <w:rPr>
-                <w:rFonts w:ascii="Times New Roman" w:eastAsia="Microsoft YaHei" w:hAnsi="Times New Roman" w:cs="Times New Roman"/>
-                <w:color w:val="FFFFFF" w:themeColor="background1"/>
-                <w:sz w:val="24"/>
-                <w:szCs w:val="24"/>
-                <w:lang w:eastAsia="ru-RU"/>
-              </w:rPr>
-              <w:t xml:space="preserve"> и неверного пароля система НЕ произвела аутентификацию и НЕ перенаправила пользователя. На экране отобразилось информативное сообщение об ошибке: "Неверный логин или пароль!". Пользователь остался на странице авторизации.</w:t>
+              <w:t xml:space="preserve">После ввода логина admin и неверного пароля система НЕ произвела аутентификацию и НЕ перенаправила пользователя. На экране отобразилось информативное </w:t>
+            </w:r>
+            <w:r>
+              <w:rPr>
+                <w:rFonts w:ascii="Times New Roman" w:eastAsia="Microsoft YaHei" w:hAnsi="Times New Roman" w:cs="Times New Roman"/>
+                <w:color w:val="FFFFFF" w:themeColor="background1"/>
+                <w:sz w:val="24"/>
+                <w:szCs w:val="24"/>
+                <w:lang w:eastAsia="ru-RU"/>
+              </w:rPr>
+              <w:lastRenderedPageBreak/>
+              <w:t>сообщение об ошибке: "Неверный логин или пароль!". Пользователь остался на странице авторизации.</w:t>
             </w:r>
           </w:p>
         </w:tc>
@@ -5443,6 +4965,7 @@
                 <w:sz w:val="24"/>
                 <w:szCs w:val="24"/>
               </w:rPr>
+              <w:lastRenderedPageBreak/>
               <w:t>Статус</w:t>
             </w:r>
           </w:p>
@@ -5540,7 +5063,6 @@
                 <w:sz w:val="24"/>
                 <w:szCs w:val="24"/>
               </w:rPr>
-              <w:lastRenderedPageBreak/>
               <w:t>Предварительное условие</w:t>
             </w:r>
           </w:p>
@@ -5795,7 +5317,7 @@
                 <w:szCs w:val="24"/>
               </w:rPr>
             </w:pPr>
-            <w:bookmarkStart w:id="1" w:name="_Hlk222328625"/>
+            <w:bookmarkStart w:id="2" w:name="_Hlk222328625"/>
             <w:r>
               <w:rPr>
                 <w:rFonts w:ascii="Times New Roman" w:eastAsia="Microsoft YaHei" w:hAnsi="Times New Roman" w:cs="Times New Roman"/>
@@ -6189,29 +5711,7 @@
                 <w:szCs w:val="24"/>
                 <w:lang w:eastAsia="ru-RU"/>
               </w:rPr>
-              <w:t xml:space="preserve">Заполнить поле </w:t>
-            </w:r>
-            <w:proofErr w:type="spellStart"/>
-            <w:r>
-              <w:rPr>
-                <w:rFonts w:ascii="Times New Roman" w:eastAsia="Microsoft YaHei" w:hAnsi="Times New Roman" w:cs="Times New Roman"/>
-                <w:color w:val="FFFFFF" w:themeColor="background1"/>
-                <w:sz w:val="24"/>
-                <w:szCs w:val="24"/>
-                <w:lang w:eastAsia="ru-RU"/>
-              </w:rPr>
-              <w:t>Textbox</w:t>
-            </w:r>
-            <w:proofErr w:type="spellEnd"/>
-            <w:r>
-              <w:rPr>
-                <w:rFonts w:ascii="Times New Roman" w:eastAsia="Microsoft YaHei" w:hAnsi="Times New Roman" w:cs="Times New Roman"/>
-                <w:color w:val="FFFFFF" w:themeColor="background1"/>
-                <w:sz w:val="24"/>
-                <w:szCs w:val="24"/>
-                <w:lang w:eastAsia="ru-RU"/>
-              </w:rPr>
-              <w:t xml:space="preserve"> (Логин) некорректным значением.</w:t>
+              <w:t>Заполнить поле Textbox (Логин) некорректным значением.</w:t>
             </w:r>
           </w:p>
           <w:p>
@@ -6238,29 +5738,7 @@
                 <w:szCs w:val="24"/>
                 <w:lang w:eastAsia="ru-RU"/>
               </w:rPr>
-              <w:t xml:space="preserve">Заполнить поле </w:t>
-            </w:r>
-            <w:proofErr w:type="spellStart"/>
-            <w:r>
-              <w:rPr>
-                <w:rFonts w:ascii="Times New Roman" w:eastAsia="Microsoft YaHei" w:hAnsi="Times New Roman" w:cs="Times New Roman"/>
-                <w:color w:val="FFFFFF" w:themeColor="background1"/>
-                <w:sz w:val="24"/>
-                <w:szCs w:val="24"/>
-                <w:lang w:eastAsia="ru-RU"/>
-              </w:rPr>
-              <w:t>Passwordbox</w:t>
-            </w:r>
-            <w:proofErr w:type="spellEnd"/>
-            <w:r>
-              <w:rPr>
-                <w:rFonts w:ascii="Times New Roman" w:eastAsia="Microsoft YaHei" w:hAnsi="Times New Roman" w:cs="Times New Roman"/>
-                <w:color w:val="FFFFFF" w:themeColor="background1"/>
-                <w:sz w:val="24"/>
-                <w:szCs w:val="24"/>
-                <w:lang w:eastAsia="ru-RU"/>
-              </w:rPr>
-              <w:t xml:space="preserve"> (Пароль) значением 123.</w:t>
+              <w:t>Заполнить поле Passwordbox (Пароль) значением 123.</w:t>
             </w:r>
           </w:p>
           <w:p>
@@ -6391,27 +5869,15 @@
                 <w:lang w:eastAsia="ru-RU"/>
               </w:rPr>
             </w:pPr>
-            <w:proofErr w:type="spellStart"/>
-            <w:r>
-              <w:rPr>
-                <w:rFonts w:ascii="Times New Roman" w:eastAsia="Microsoft YaHei" w:hAnsi="Times New Roman" w:cs="Times New Roman"/>
-                <w:color w:val="FFFFFF" w:themeColor="background1"/>
-                <w:sz w:val="24"/>
-                <w:szCs w:val="24"/>
-                <w:lang w:eastAsia="ru-RU"/>
-              </w:rPr>
-              <w:t>Textbox</w:t>
-            </w:r>
-            <w:proofErr w:type="spellEnd"/>
-            <w:r>
-              <w:rPr>
-                <w:rFonts w:ascii="Times New Roman" w:eastAsia="Microsoft YaHei" w:hAnsi="Times New Roman" w:cs="Times New Roman"/>
-                <w:color w:val="FFFFFF" w:themeColor="background1"/>
-                <w:sz w:val="24"/>
-                <w:szCs w:val="24"/>
-                <w:lang w:eastAsia="ru-RU"/>
-              </w:rPr>
-              <w:t>:</w:t>
+            <w:r>
+              <w:rPr>
+                <w:rFonts w:ascii="Times New Roman" w:eastAsia="Microsoft YaHei" w:hAnsi="Times New Roman" w:cs="Times New Roman"/>
+                <w:color w:val="FFFFFF" w:themeColor="background1"/>
+                <w:sz w:val="24"/>
+                <w:szCs w:val="24"/>
+                <w:lang w:eastAsia="ru-RU"/>
+              </w:rPr>
+              <w:t>Textbox:</w:t>
             </w:r>
             <w:r>
               <w:rPr>
@@ -6421,20 +5887,8 @@
                 <w:szCs w:val="24"/>
                 <w:lang w:val="en-US" w:eastAsia="ru-RU"/>
               </w:rPr>
-              <w:t xml:space="preserve"> </w:t>
-            </w:r>
-            <w:proofErr w:type="spellStart"/>
-            <w:r>
-              <w:rPr>
-                <w:rFonts w:ascii="Times New Roman" w:eastAsia="Microsoft YaHei" w:hAnsi="Times New Roman" w:cs="Times New Roman"/>
-                <w:color w:val="FFFFFF" w:themeColor="background1"/>
-                <w:sz w:val="24"/>
-                <w:szCs w:val="24"/>
-                <w:lang w:val="en-US" w:eastAsia="ru-RU"/>
-              </w:rPr>
-              <w:t>afffafa</w:t>
-            </w:r>
-            <w:proofErr w:type="spellEnd"/>
+              <w:t xml:space="preserve"> afffafa</w:t>
+            </w:r>
             <w:r>
               <w:rPr>
                 <w:rFonts w:ascii="Times New Roman" w:eastAsia="Microsoft YaHei" w:hAnsi="Times New Roman" w:cs="Times New Roman"/>
@@ -6461,27 +5915,15 @@
                 <w:lang w:eastAsia="ru-RU"/>
               </w:rPr>
             </w:pPr>
-            <w:proofErr w:type="spellStart"/>
-            <w:r>
-              <w:rPr>
-                <w:rFonts w:ascii="Times New Roman" w:eastAsia="Microsoft YaHei" w:hAnsi="Times New Roman" w:cs="Times New Roman"/>
-                <w:color w:val="FFFFFF" w:themeColor="background1"/>
-                <w:sz w:val="24"/>
-                <w:szCs w:val="24"/>
-                <w:lang w:eastAsia="ru-RU"/>
-              </w:rPr>
-              <w:t>Passwordbox</w:t>
-            </w:r>
-            <w:proofErr w:type="spellEnd"/>
-            <w:r>
-              <w:rPr>
-                <w:rFonts w:ascii="Times New Roman" w:eastAsia="Microsoft YaHei" w:hAnsi="Times New Roman" w:cs="Times New Roman"/>
-                <w:color w:val="FFFFFF" w:themeColor="background1"/>
-                <w:sz w:val="24"/>
-                <w:szCs w:val="24"/>
-                <w:lang w:eastAsia="ru-RU"/>
-              </w:rPr>
-              <w:t>: 123;</w:t>
+            <w:r>
+              <w:rPr>
+                <w:rFonts w:ascii="Times New Roman" w:eastAsia="Microsoft YaHei" w:hAnsi="Times New Roman" w:cs="Times New Roman"/>
+                <w:color w:val="FFFFFF" w:themeColor="background1"/>
+                <w:sz w:val="24"/>
+                <w:szCs w:val="24"/>
+                <w:lang w:eastAsia="ru-RU"/>
+              </w:rPr>
+              <w:t>Passwordbox: 123;</w:t>
             </w:r>
           </w:p>
         </w:tc>
@@ -6962,7 +6404,7 @@
           </w:p>
         </w:tc>
       </w:tr>
-      <w:bookmarkEnd w:id="1"/>
+      <w:bookmarkEnd w:id="2"/>
     </w:tbl>
     <w:p>
       <w:pPr>
@@ -8455,29 +7897,7 @@
                 <w:szCs w:val="24"/>
                 <w:lang w:eastAsia="ru-RU"/>
               </w:rPr>
-              <w:t xml:space="preserve">Авторизоваться в системе с данными </w:t>
-            </w:r>
-            <w:proofErr w:type="spellStart"/>
-            <w:r>
-              <w:rPr>
-                <w:rFonts w:ascii="Times New Roman" w:eastAsia="Microsoft YaHei" w:hAnsi="Times New Roman" w:cs="Times New Roman"/>
-                <w:color w:val="FFFFFF" w:themeColor="background1"/>
-                <w:sz w:val="24"/>
-                <w:szCs w:val="24"/>
-                <w:lang w:eastAsia="ru-RU"/>
-              </w:rPr>
-              <w:t>admin</w:t>
-            </w:r>
-            <w:proofErr w:type="spellEnd"/>
-            <w:r>
-              <w:rPr>
-                <w:rFonts w:ascii="Times New Roman" w:eastAsia="Microsoft YaHei" w:hAnsi="Times New Roman" w:cs="Times New Roman"/>
-                <w:color w:val="FFFFFF" w:themeColor="background1"/>
-                <w:sz w:val="24"/>
-                <w:szCs w:val="24"/>
-                <w:lang w:eastAsia="ru-RU"/>
-              </w:rPr>
-              <w:t>/123.</w:t>
+              <w:t>Авторизоваться в системе с данными admin/123.</w:t>
             </w:r>
           </w:p>
           <w:p>
@@ -8677,19 +8097,8 @@
                 <w:lang w:eastAsia="ru-RU"/>
               </w:rPr>
               <w:tab/>
-            </w:r>
-            <w:proofErr w:type="spellStart"/>
-            <w:r>
-              <w:rPr>
-                <w:rFonts w:ascii="Times New Roman" w:eastAsia="Microsoft YaHei" w:hAnsi="Times New Roman" w:cs="Times New Roman"/>
-                <w:color w:val="FFFFFF" w:themeColor="background1"/>
-                <w:sz w:val="24"/>
-                <w:szCs w:val="24"/>
-                <w:lang w:eastAsia="ru-RU"/>
-              </w:rPr>
               <w:t>Textb</w:t>
             </w:r>
-            <w:proofErr w:type="spellEnd"/>
             <w:r>
               <w:rPr>
                 <w:rFonts w:ascii="Times New Roman" w:eastAsia="Microsoft YaHei" w:hAnsi="Times New Roman" w:cs="Times New Roman"/>
@@ -8708,29 +8117,7 @@
                 <w:szCs w:val="24"/>
                 <w:lang w:eastAsia="ru-RU"/>
               </w:rPr>
-              <w:t xml:space="preserve">: </w:t>
-            </w:r>
-            <w:proofErr w:type="spellStart"/>
-            <w:r>
-              <w:rPr>
-                <w:rFonts w:ascii="Times New Roman" w:eastAsia="Microsoft YaHei" w:hAnsi="Times New Roman" w:cs="Times New Roman"/>
-                <w:color w:val="FFFFFF" w:themeColor="background1"/>
-                <w:sz w:val="24"/>
-                <w:szCs w:val="24"/>
-                <w:lang w:eastAsia="ru-RU"/>
-              </w:rPr>
-              <w:t>admin</w:t>
-            </w:r>
-            <w:proofErr w:type="spellEnd"/>
-            <w:r>
-              <w:rPr>
-                <w:rFonts w:ascii="Times New Roman" w:eastAsia="Microsoft YaHei" w:hAnsi="Times New Roman" w:cs="Times New Roman"/>
-                <w:color w:val="FFFFFF" w:themeColor="background1"/>
-                <w:sz w:val="24"/>
-                <w:szCs w:val="24"/>
-                <w:lang w:eastAsia="ru-RU"/>
-              </w:rPr>
-              <w:t>;</w:t>
+              <w:t>: admin;</w:t>
             </w:r>
           </w:p>
           <w:p>
@@ -8762,19 +8149,8 @@
                 <w:lang w:eastAsia="ru-RU"/>
               </w:rPr>
               <w:tab/>
-            </w:r>
-            <w:proofErr w:type="spellStart"/>
-            <w:r>
-              <w:rPr>
-                <w:rFonts w:ascii="Times New Roman" w:eastAsia="Microsoft YaHei" w:hAnsi="Times New Roman" w:cs="Times New Roman"/>
-                <w:color w:val="FFFFFF" w:themeColor="background1"/>
-                <w:sz w:val="24"/>
-                <w:szCs w:val="24"/>
-                <w:lang w:eastAsia="ru-RU"/>
-              </w:rPr>
               <w:t>Passwordb</w:t>
             </w:r>
-            <w:proofErr w:type="spellEnd"/>
             <w:r>
               <w:rPr>
                 <w:rFonts w:ascii="Times New Roman" w:eastAsia="Microsoft YaHei" w:hAnsi="Times New Roman" w:cs="Times New Roman"/>
@@ -9762,29 +9138,7 @@
                 <w:szCs w:val="24"/>
                 <w:lang w:eastAsia="ru-RU"/>
               </w:rPr>
-              <w:t xml:space="preserve">Авторизоваться в системе с данными </w:t>
-            </w:r>
-            <w:proofErr w:type="spellStart"/>
-            <w:r>
-              <w:rPr>
-                <w:rFonts w:ascii="Times New Roman" w:eastAsia="Microsoft YaHei" w:hAnsi="Times New Roman" w:cs="Times New Roman"/>
-                <w:color w:val="FFFFFF" w:themeColor="background1"/>
-                <w:sz w:val="24"/>
-                <w:szCs w:val="24"/>
-                <w:lang w:eastAsia="ru-RU"/>
-              </w:rPr>
-              <w:t>admin</w:t>
-            </w:r>
-            <w:proofErr w:type="spellEnd"/>
-            <w:r>
-              <w:rPr>
-                <w:rFonts w:ascii="Times New Roman" w:eastAsia="Microsoft YaHei" w:hAnsi="Times New Roman" w:cs="Times New Roman"/>
-                <w:color w:val="FFFFFF" w:themeColor="background1"/>
-                <w:sz w:val="24"/>
-                <w:szCs w:val="24"/>
-                <w:lang w:eastAsia="ru-RU"/>
-              </w:rPr>
-              <w:t>/123.</w:t>
+              <w:t>Авторизоваться в системе с данными admin/123.</w:t>
             </w:r>
           </w:p>
           <w:p>
@@ -9930,19 +9284,8 @@
                 <w:lang w:eastAsia="ru-RU"/>
               </w:rPr>
               <w:tab/>
-            </w:r>
-            <w:proofErr w:type="spellStart"/>
-            <w:r>
-              <w:rPr>
-                <w:rFonts w:ascii="Times New Roman" w:eastAsia="Microsoft YaHei" w:hAnsi="Times New Roman" w:cs="Times New Roman"/>
-                <w:color w:val="FFFFFF" w:themeColor="background1"/>
-                <w:sz w:val="24"/>
-                <w:szCs w:val="24"/>
-                <w:lang w:eastAsia="ru-RU"/>
-              </w:rPr>
               <w:t>Textb</w:t>
             </w:r>
-            <w:proofErr w:type="spellEnd"/>
             <w:r>
               <w:rPr>
                 <w:rFonts w:ascii="Times New Roman" w:eastAsia="Microsoft YaHei" w:hAnsi="Times New Roman" w:cs="Times New Roman"/>
@@ -9961,29 +9304,7 @@
                 <w:szCs w:val="24"/>
                 <w:lang w:eastAsia="ru-RU"/>
               </w:rPr>
-              <w:t xml:space="preserve">: </w:t>
-            </w:r>
-            <w:proofErr w:type="spellStart"/>
-            <w:r>
-              <w:rPr>
-                <w:rFonts w:ascii="Times New Roman" w:eastAsia="Microsoft YaHei" w:hAnsi="Times New Roman" w:cs="Times New Roman"/>
-                <w:color w:val="FFFFFF" w:themeColor="background1"/>
-                <w:sz w:val="24"/>
-                <w:szCs w:val="24"/>
-                <w:lang w:eastAsia="ru-RU"/>
-              </w:rPr>
-              <w:t>admin</w:t>
-            </w:r>
-            <w:proofErr w:type="spellEnd"/>
-            <w:r>
-              <w:rPr>
-                <w:rFonts w:ascii="Times New Roman" w:eastAsia="Microsoft YaHei" w:hAnsi="Times New Roman" w:cs="Times New Roman"/>
-                <w:color w:val="FFFFFF" w:themeColor="background1"/>
-                <w:sz w:val="24"/>
-                <w:szCs w:val="24"/>
-                <w:lang w:eastAsia="ru-RU"/>
-              </w:rPr>
-              <w:t>;</w:t>
+              <w:t>: admin;</w:t>
             </w:r>
           </w:p>
           <w:p>
@@ -10015,19 +9336,8 @@
                 <w:lang w:eastAsia="ru-RU"/>
               </w:rPr>
               <w:tab/>
-            </w:r>
-            <w:proofErr w:type="spellStart"/>
-            <w:r>
-              <w:rPr>
-                <w:rFonts w:ascii="Times New Roman" w:eastAsia="Microsoft YaHei" w:hAnsi="Times New Roman" w:cs="Times New Roman"/>
-                <w:color w:val="FFFFFF" w:themeColor="background1"/>
-                <w:sz w:val="24"/>
-                <w:szCs w:val="24"/>
-                <w:lang w:eastAsia="ru-RU"/>
-              </w:rPr>
               <w:t>Passwordb</w:t>
             </w:r>
-            <w:proofErr w:type="spellEnd"/>
             <w:r>
               <w:rPr>
                 <w:rFonts w:ascii="Times New Roman" w:eastAsia="Microsoft YaHei" w:hAnsi="Times New Roman" w:cs="Times New Roman"/>
@@ -10997,29 +10307,7 @@
                 <w:szCs w:val="24"/>
                 <w:lang w:eastAsia="ru-RU"/>
               </w:rPr>
-              <w:t xml:space="preserve">Авторизоваться в системе с данными </w:t>
-            </w:r>
-            <w:proofErr w:type="spellStart"/>
-            <w:r>
-              <w:rPr>
-                <w:rFonts w:ascii="Times New Roman" w:eastAsia="Microsoft YaHei" w:hAnsi="Times New Roman" w:cs="Times New Roman"/>
-                <w:color w:val="FFFFFF" w:themeColor="background1"/>
-                <w:sz w:val="24"/>
-                <w:szCs w:val="24"/>
-                <w:lang w:eastAsia="ru-RU"/>
-              </w:rPr>
-              <w:t>admin</w:t>
-            </w:r>
-            <w:proofErr w:type="spellEnd"/>
-            <w:r>
-              <w:rPr>
-                <w:rFonts w:ascii="Times New Roman" w:eastAsia="Microsoft YaHei" w:hAnsi="Times New Roman" w:cs="Times New Roman"/>
-                <w:color w:val="FFFFFF" w:themeColor="background1"/>
-                <w:sz w:val="24"/>
-                <w:szCs w:val="24"/>
-                <w:lang w:eastAsia="ru-RU"/>
-              </w:rPr>
-              <w:t>/123.</w:t>
+              <w:t>Авторизоваться в системе с данными admin/123.</w:t>
             </w:r>
           </w:p>
           <w:p>
@@ -11165,19 +10453,8 @@
                 <w:lang w:eastAsia="ru-RU"/>
               </w:rPr>
               <w:tab/>
-            </w:r>
-            <w:proofErr w:type="spellStart"/>
-            <w:r>
-              <w:rPr>
-                <w:rFonts w:ascii="Times New Roman" w:eastAsia="Microsoft YaHei" w:hAnsi="Times New Roman" w:cs="Times New Roman"/>
-                <w:color w:val="FFFFFF" w:themeColor="background1"/>
-                <w:sz w:val="24"/>
-                <w:szCs w:val="24"/>
-                <w:lang w:eastAsia="ru-RU"/>
-              </w:rPr>
               <w:t>Textb</w:t>
             </w:r>
-            <w:proofErr w:type="spellEnd"/>
             <w:r>
               <w:rPr>
                 <w:rFonts w:ascii="Times New Roman" w:eastAsia="Microsoft YaHei" w:hAnsi="Times New Roman" w:cs="Times New Roman"/>
@@ -11196,29 +10473,7 @@
                 <w:szCs w:val="24"/>
                 <w:lang w:eastAsia="ru-RU"/>
               </w:rPr>
-              <w:t xml:space="preserve">: </w:t>
-            </w:r>
-            <w:proofErr w:type="spellStart"/>
-            <w:r>
-              <w:rPr>
-                <w:rFonts w:ascii="Times New Roman" w:eastAsia="Microsoft YaHei" w:hAnsi="Times New Roman" w:cs="Times New Roman"/>
-                <w:color w:val="FFFFFF" w:themeColor="background1"/>
-                <w:sz w:val="24"/>
-                <w:szCs w:val="24"/>
-                <w:lang w:eastAsia="ru-RU"/>
-              </w:rPr>
-              <w:t>admin</w:t>
-            </w:r>
-            <w:proofErr w:type="spellEnd"/>
-            <w:r>
-              <w:rPr>
-                <w:rFonts w:ascii="Times New Roman" w:eastAsia="Microsoft YaHei" w:hAnsi="Times New Roman" w:cs="Times New Roman"/>
-                <w:color w:val="FFFFFF" w:themeColor="background1"/>
-                <w:sz w:val="24"/>
-                <w:szCs w:val="24"/>
-                <w:lang w:eastAsia="ru-RU"/>
-              </w:rPr>
-              <w:t>;</w:t>
+              <w:t>: admin;</w:t>
             </w:r>
           </w:p>
           <w:p>
@@ -11250,19 +10505,8 @@
                 <w:lang w:eastAsia="ru-RU"/>
               </w:rPr>
               <w:tab/>
-            </w:r>
-            <w:proofErr w:type="spellStart"/>
-            <w:r>
-              <w:rPr>
-                <w:rFonts w:ascii="Times New Roman" w:eastAsia="Microsoft YaHei" w:hAnsi="Times New Roman" w:cs="Times New Roman"/>
-                <w:color w:val="FFFFFF" w:themeColor="background1"/>
-                <w:sz w:val="24"/>
-                <w:szCs w:val="24"/>
-                <w:lang w:eastAsia="ru-RU"/>
-              </w:rPr>
               <w:t>Passwordb</w:t>
             </w:r>
-            <w:proofErr w:type="spellEnd"/>
             <w:r>
               <w:rPr>
                 <w:rFonts w:ascii="Times New Roman" w:eastAsia="Microsoft YaHei" w:hAnsi="Times New Roman" w:cs="Times New Roman"/>
@@ -11803,7 +11047,7 @@
                 <w:szCs w:val="24"/>
               </w:rPr>
             </w:pPr>
-            <w:bookmarkStart w:id="2" w:name="_Hlk222330713"/>
+            <w:bookmarkStart w:id="3" w:name="_Hlk222330713"/>
             <w:r>
               <w:rPr>
                 <w:rFonts w:ascii="Times New Roman" w:eastAsia="Microsoft YaHei" w:hAnsi="Times New Roman" w:cs="Times New Roman"/>
@@ -12784,2099 +12028,6 @@
                 <w:szCs w:val="24"/>
               </w:rPr>
               <w:t>Проверка работы навигации. Функционал соответствует ожидаемому.</w:t>
-            </w:r>
-          </w:p>
-        </w:tc>
-      </w:tr>
-      <w:bookmarkEnd w:id="2"/>
-    </w:tbl>
-    <w:p>
-      <w:pPr>
-        <w:rPr>
-          <w:rFonts w:ascii="Times New Roman" w:hAnsi="Times New Roman" w:cs="Times New Roman"/>
-          <w:b/>
-          <w:bCs/>
-          <w:sz w:val="24"/>
-          <w:szCs w:val="24"/>
-        </w:rPr>
-      </w:pPr>
-    </w:p>
-    <w:tbl>
-      <w:tblPr>
-        <w:tblW w:w="9690" w:type="dxa"/>
-        <w:tblInd w:w="80" w:type="dxa"/>
-        <w:tblLayout w:type="fixed"/>
-        <w:tblLook w:val="04A0" w:firstRow="1" w:lastRow="0" w:firstColumn="1" w:lastColumn="0" w:noHBand="0" w:noVBand="1"/>
-      </w:tblPr>
-      <w:tblGrid>
-        <w:gridCol w:w="3134"/>
-        <w:gridCol w:w="6556"/>
-      </w:tblGrid>
-      <w:tr>
-        <w:trPr>
-          <w:trHeight w:val="499"/>
-        </w:trPr>
-        <w:tc>
-          <w:tcPr>
-            <w:tcW w:w="3134" w:type="dxa"/>
-            <w:tcBorders>
-              <w:top w:val="single" w:sz="4" w:space="0" w:color="70AD47" w:themeColor="accent6"/>
-              <w:left w:val="single" w:sz="4" w:space="0" w:color="70AD47" w:themeColor="accent6"/>
-              <w:bottom w:val="single" w:sz="4" w:space="0" w:color="FFFFFF"/>
-              <w:right w:val="single" w:sz="4" w:space="0" w:color="70AD47" w:themeColor="accent6"/>
-            </w:tcBorders>
-            <w:shd w:val="clear" w:color="auto" w:fill="ED7D31" w:themeFill="accent2"/>
-            <w:vAlign w:val="center"/>
-            <w:hideMark/>
-          </w:tcPr>
-          <w:p>
-            <w:pPr>
-              <w:spacing w:after="0" w:line="256" w:lineRule="auto"/>
-              <w:ind w:firstLine="180"/>
-              <w:jc w:val="right"/>
-              <w:rPr>
-                <w:rFonts w:ascii="Times New Roman" w:eastAsia="Microsoft YaHei" w:hAnsi="Times New Roman" w:cs="Times New Roman"/>
-                <w:b/>
-                <w:sz w:val="24"/>
-                <w:szCs w:val="24"/>
-                <w:lang w:val="en-US"/>
-              </w:rPr>
-            </w:pPr>
-            <w:r>
-              <w:rPr>
-                <w:rFonts w:ascii="Times New Roman" w:eastAsia="Microsoft YaHei" w:hAnsi="Times New Roman" w:cs="Times New Roman"/>
-                <w:b/>
-                <w:sz w:val="24"/>
-                <w:szCs w:val="24"/>
-              </w:rPr>
-              <w:t>Тестовый пример №</w:t>
-            </w:r>
-            <w:r>
-              <w:rPr>
-                <w:rFonts w:ascii="Times New Roman" w:eastAsia="Microsoft YaHei" w:hAnsi="Times New Roman" w:cs="Times New Roman"/>
-                <w:b/>
-                <w:sz w:val="24"/>
-                <w:szCs w:val="24"/>
-              </w:rPr>
-              <w:t>1</w:t>
-            </w:r>
-            <w:r>
-              <w:rPr>
-                <w:rFonts w:ascii="Times New Roman" w:eastAsia="Microsoft YaHei" w:hAnsi="Times New Roman" w:cs="Times New Roman"/>
-                <w:b/>
-                <w:sz w:val="24"/>
-                <w:szCs w:val="24"/>
-                <w:lang w:val="en-US"/>
-              </w:rPr>
-              <w:t>1</w:t>
-            </w:r>
-          </w:p>
-        </w:tc>
-        <w:tc>
-          <w:tcPr>
-            <w:tcW w:w="6556" w:type="dxa"/>
-            <w:tcBorders>
-              <w:top w:val="single" w:sz="4" w:space="0" w:color="70AD47" w:themeColor="accent6"/>
-              <w:left w:val="single" w:sz="4" w:space="0" w:color="70AD47" w:themeColor="accent6"/>
-              <w:bottom w:val="single" w:sz="4" w:space="0" w:color="70AD47" w:themeColor="accent6"/>
-              <w:right w:val="single" w:sz="4" w:space="0" w:color="70AD47" w:themeColor="accent6"/>
-            </w:tcBorders>
-            <w:shd w:val="clear" w:color="auto" w:fill="7B7B7B" w:themeFill="accent3" w:themeFillShade="BF"/>
-            <w:vAlign w:val="center"/>
-            <w:hideMark/>
-          </w:tcPr>
-          <w:p>
-            <w:pPr>
-              <w:spacing w:after="0" w:line="256" w:lineRule="auto"/>
-              <w:rPr>
-                <w:rFonts w:ascii="Times New Roman" w:eastAsia="Microsoft YaHei" w:hAnsi="Times New Roman" w:cs="Times New Roman"/>
-                <w:color w:val="FFFFFF" w:themeColor="background1"/>
-                <w:sz w:val="24"/>
-                <w:szCs w:val="24"/>
-                <w:lang w:val="en-US" w:eastAsia="ru-RU"/>
-              </w:rPr>
-            </w:pPr>
-            <w:r>
-              <w:rPr>
-                <w:rFonts w:ascii="Times New Roman" w:eastAsia="Microsoft YaHei" w:hAnsi="Times New Roman" w:cs="Times New Roman"/>
-                <w:color w:val="FFFFFF" w:themeColor="background1"/>
-                <w:sz w:val="24"/>
-                <w:szCs w:val="24"/>
-                <w:lang w:eastAsia="ru-RU"/>
-              </w:rPr>
-              <w:t xml:space="preserve">Тест </w:t>
-            </w:r>
-            <w:r>
-              <w:rPr>
-                <w:rFonts w:ascii="Times New Roman" w:eastAsia="Microsoft YaHei" w:hAnsi="Times New Roman" w:cs="Times New Roman"/>
-                <w:color w:val="FFFFFF" w:themeColor="background1"/>
-                <w:sz w:val="24"/>
-                <w:szCs w:val="24"/>
-                <w:lang w:eastAsia="ru-RU"/>
-              </w:rPr>
-              <w:t>каталога</w:t>
-            </w:r>
-            <w:r>
-              <w:rPr>
-                <w:rFonts w:ascii="Times New Roman" w:eastAsia="Microsoft YaHei" w:hAnsi="Times New Roman" w:cs="Times New Roman"/>
-                <w:color w:val="FFFFFF" w:themeColor="background1"/>
-                <w:sz w:val="24"/>
-                <w:szCs w:val="24"/>
-                <w:lang w:eastAsia="ru-RU"/>
-              </w:rPr>
-              <w:t xml:space="preserve"> №</w:t>
-            </w:r>
-            <w:r>
-              <w:rPr>
-                <w:rFonts w:ascii="Times New Roman" w:eastAsia="Microsoft YaHei" w:hAnsi="Times New Roman" w:cs="Times New Roman"/>
-                <w:color w:val="FFFFFF" w:themeColor="background1"/>
-                <w:sz w:val="24"/>
-                <w:szCs w:val="24"/>
-                <w:lang w:val="en-US" w:eastAsia="ru-RU"/>
-              </w:rPr>
-              <w:t>2</w:t>
-            </w:r>
-          </w:p>
-        </w:tc>
-      </w:tr>
-      <w:tr>
-        <w:trPr>
-          <w:trHeight w:val="499"/>
-        </w:trPr>
-        <w:tc>
-          <w:tcPr>
-            <w:tcW w:w="3134" w:type="dxa"/>
-            <w:tcBorders>
-              <w:top w:val="nil"/>
-              <w:left w:val="single" w:sz="4" w:space="0" w:color="70AD47" w:themeColor="accent6"/>
-              <w:bottom w:val="single" w:sz="4" w:space="0" w:color="FFFFFF"/>
-              <w:right w:val="single" w:sz="4" w:space="0" w:color="70AD47" w:themeColor="accent6"/>
-            </w:tcBorders>
-            <w:shd w:val="clear" w:color="auto" w:fill="0ADA0F"/>
-            <w:vAlign w:val="center"/>
-            <w:hideMark/>
-          </w:tcPr>
-          <w:p>
-            <w:pPr>
-              <w:spacing w:after="0" w:line="256" w:lineRule="auto"/>
-              <w:ind w:firstLine="180"/>
-              <w:jc w:val="right"/>
-              <w:rPr>
-                <w:rFonts w:ascii="Times New Roman" w:eastAsia="Microsoft YaHei" w:hAnsi="Times New Roman" w:cs="Times New Roman"/>
-                <w:b/>
-                <w:sz w:val="24"/>
-                <w:szCs w:val="24"/>
-              </w:rPr>
-            </w:pPr>
-            <w:r>
-              <w:rPr>
-                <w:rFonts w:ascii="Times New Roman" w:eastAsia="Microsoft YaHei" w:hAnsi="Times New Roman" w:cs="Times New Roman"/>
-                <w:b/>
-                <w:sz w:val="24"/>
-                <w:szCs w:val="24"/>
-              </w:rPr>
-              <w:t>Приоритет тестирования</w:t>
-            </w:r>
-          </w:p>
-        </w:tc>
-        <w:tc>
-          <w:tcPr>
-            <w:tcW w:w="6556" w:type="dxa"/>
-            <w:tcBorders>
-              <w:top w:val="single" w:sz="4" w:space="0" w:color="70AD47" w:themeColor="accent6"/>
-              <w:left w:val="single" w:sz="4" w:space="0" w:color="70AD47" w:themeColor="accent6"/>
-              <w:bottom w:val="single" w:sz="4" w:space="0" w:color="70AD47" w:themeColor="accent6"/>
-              <w:right w:val="single" w:sz="4" w:space="0" w:color="70AD47" w:themeColor="accent6"/>
-            </w:tcBorders>
-            <w:shd w:val="clear" w:color="auto" w:fill="7B7B7B" w:themeFill="accent3" w:themeFillShade="BF"/>
-            <w:vAlign w:val="center"/>
-            <w:hideMark/>
-          </w:tcPr>
-          <w:p>
-            <w:pPr>
-              <w:spacing w:after="0" w:line="256" w:lineRule="auto"/>
-              <w:rPr>
-                <w:rFonts w:ascii="Times New Roman" w:eastAsia="Microsoft YaHei" w:hAnsi="Times New Roman" w:cs="Times New Roman"/>
-                <w:color w:val="FFFFFF" w:themeColor="background1"/>
-                <w:sz w:val="24"/>
-                <w:szCs w:val="24"/>
-                <w:lang w:eastAsia="ru-RU"/>
-              </w:rPr>
-            </w:pPr>
-            <w:r>
-              <w:rPr>
-                <w:rFonts w:ascii="Times New Roman" w:eastAsia="Microsoft YaHei" w:hAnsi="Times New Roman" w:cs="Times New Roman"/>
-                <w:color w:val="FFFFFF" w:themeColor="background1"/>
-                <w:sz w:val="24"/>
-                <w:szCs w:val="24"/>
-                <w:lang w:eastAsia="ru-RU"/>
-              </w:rPr>
-              <w:t>Высокий</w:t>
-            </w:r>
-          </w:p>
-        </w:tc>
-      </w:tr>
-      <w:tr>
-        <w:trPr>
-          <w:trHeight w:val="499"/>
-        </w:trPr>
-        <w:tc>
-          <w:tcPr>
-            <w:tcW w:w="3134" w:type="dxa"/>
-            <w:tcBorders>
-              <w:top w:val="nil"/>
-              <w:left w:val="single" w:sz="4" w:space="0" w:color="70AD47" w:themeColor="accent6"/>
-              <w:bottom w:val="single" w:sz="4" w:space="0" w:color="FFFFFF"/>
-              <w:right w:val="single" w:sz="4" w:space="0" w:color="70AD47" w:themeColor="accent6"/>
-            </w:tcBorders>
-            <w:shd w:val="clear" w:color="auto" w:fill="0ADA0F"/>
-            <w:vAlign w:val="center"/>
-            <w:hideMark/>
-          </w:tcPr>
-          <w:p>
-            <w:pPr>
-              <w:spacing w:after="0" w:line="256" w:lineRule="auto"/>
-              <w:ind w:firstLine="180"/>
-              <w:jc w:val="right"/>
-              <w:rPr>
-                <w:rFonts w:ascii="Times New Roman" w:eastAsia="Microsoft YaHei" w:hAnsi="Times New Roman" w:cs="Times New Roman"/>
-                <w:b/>
-                <w:sz w:val="24"/>
-                <w:szCs w:val="24"/>
-              </w:rPr>
-            </w:pPr>
-            <w:r>
-              <w:rPr>
-                <w:rFonts w:ascii="Times New Roman" w:eastAsia="Microsoft YaHei" w:hAnsi="Times New Roman" w:cs="Times New Roman"/>
-                <w:b/>
-                <w:sz w:val="24"/>
-                <w:szCs w:val="24"/>
-              </w:rPr>
-              <w:t>Заголовок/название теста</w:t>
-            </w:r>
-          </w:p>
-        </w:tc>
-        <w:tc>
-          <w:tcPr>
-            <w:tcW w:w="6556" w:type="dxa"/>
-            <w:tcBorders>
-              <w:top w:val="single" w:sz="4" w:space="0" w:color="70AD47" w:themeColor="accent6"/>
-              <w:left w:val="single" w:sz="4" w:space="0" w:color="70AD47" w:themeColor="accent6"/>
-              <w:bottom w:val="single" w:sz="4" w:space="0" w:color="70AD47" w:themeColor="accent6"/>
-              <w:right w:val="single" w:sz="4" w:space="0" w:color="70AD47" w:themeColor="accent6"/>
-            </w:tcBorders>
-            <w:shd w:val="clear" w:color="auto" w:fill="7B7B7B" w:themeFill="accent3" w:themeFillShade="BF"/>
-            <w:vAlign w:val="center"/>
-            <w:hideMark/>
-          </w:tcPr>
-          <w:p>
-            <w:pPr>
-              <w:spacing w:after="0" w:line="256" w:lineRule="auto"/>
-              <w:rPr>
-                <w:rFonts w:ascii="Times New Roman" w:eastAsia="Microsoft YaHei" w:hAnsi="Times New Roman" w:cs="Times New Roman"/>
-                <w:color w:val="FFFFFF" w:themeColor="background1"/>
-                <w:sz w:val="24"/>
-                <w:szCs w:val="24"/>
-                <w:lang w:eastAsia="ru-RU"/>
-              </w:rPr>
-            </w:pPr>
-            <w:r>
-              <w:rPr>
-                <w:rFonts w:ascii="Times New Roman" w:eastAsia="Microsoft YaHei" w:hAnsi="Times New Roman" w:cs="Times New Roman"/>
-                <w:color w:val="FFFFFF" w:themeColor="background1"/>
-                <w:sz w:val="24"/>
-                <w:szCs w:val="24"/>
-                <w:lang w:eastAsia="ru-RU"/>
-              </w:rPr>
-              <w:t>Тестирование кнопки "О нас"</w:t>
-            </w:r>
-          </w:p>
-        </w:tc>
-      </w:tr>
-      <w:tr>
-        <w:trPr>
-          <w:trHeight w:val="499"/>
-        </w:trPr>
-        <w:tc>
-          <w:tcPr>
-            <w:tcW w:w="3134" w:type="dxa"/>
-            <w:tcBorders>
-              <w:top w:val="nil"/>
-              <w:left w:val="single" w:sz="4" w:space="0" w:color="70AD47" w:themeColor="accent6"/>
-              <w:bottom w:val="single" w:sz="4" w:space="0" w:color="FFFFFF"/>
-              <w:right w:val="single" w:sz="4" w:space="0" w:color="70AD47" w:themeColor="accent6"/>
-            </w:tcBorders>
-            <w:shd w:val="clear" w:color="auto" w:fill="0ADA0F"/>
-            <w:vAlign w:val="center"/>
-            <w:hideMark/>
-          </w:tcPr>
-          <w:p>
-            <w:pPr>
-              <w:spacing w:after="0" w:line="256" w:lineRule="auto"/>
-              <w:ind w:firstLine="180"/>
-              <w:jc w:val="right"/>
-              <w:rPr>
-                <w:rFonts w:ascii="Times New Roman" w:eastAsia="Microsoft YaHei" w:hAnsi="Times New Roman" w:cs="Times New Roman"/>
-                <w:b/>
-                <w:sz w:val="24"/>
-                <w:szCs w:val="24"/>
-              </w:rPr>
-            </w:pPr>
-            <w:r>
-              <w:rPr>
-                <w:rFonts w:ascii="Times New Roman" w:eastAsia="Microsoft YaHei" w:hAnsi="Times New Roman" w:cs="Times New Roman"/>
-                <w:b/>
-                <w:sz w:val="24"/>
-                <w:szCs w:val="24"/>
-              </w:rPr>
-              <w:t>Краткое изложение теста</w:t>
-            </w:r>
-          </w:p>
-        </w:tc>
-        <w:tc>
-          <w:tcPr>
-            <w:tcW w:w="6556" w:type="dxa"/>
-            <w:tcBorders>
-              <w:top w:val="single" w:sz="4" w:space="0" w:color="70AD47" w:themeColor="accent6"/>
-              <w:left w:val="single" w:sz="4" w:space="0" w:color="70AD47" w:themeColor="accent6"/>
-              <w:bottom w:val="single" w:sz="4" w:space="0" w:color="70AD47" w:themeColor="accent6"/>
-              <w:right w:val="single" w:sz="4" w:space="0" w:color="70AD47" w:themeColor="accent6"/>
-            </w:tcBorders>
-            <w:shd w:val="clear" w:color="auto" w:fill="7B7B7B" w:themeFill="accent3" w:themeFillShade="BF"/>
-            <w:vAlign w:val="center"/>
-            <w:hideMark/>
-          </w:tcPr>
-          <w:p>
-            <w:pPr>
-              <w:spacing w:after="0" w:line="256" w:lineRule="auto"/>
-              <w:rPr>
-                <w:rFonts w:ascii="Times New Roman" w:eastAsia="Microsoft YaHei" w:hAnsi="Times New Roman" w:cs="Times New Roman"/>
-                <w:color w:val="FFFFFF" w:themeColor="background1"/>
-                <w:sz w:val="24"/>
-                <w:szCs w:val="24"/>
-                <w:lang w:eastAsia="ru-RU"/>
-              </w:rPr>
-            </w:pPr>
-            <w:r>
-              <w:rPr>
-                <w:rFonts w:ascii="Times New Roman" w:eastAsia="Microsoft YaHei" w:hAnsi="Times New Roman" w:cs="Times New Roman"/>
-                <w:color w:val="FFFFFF" w:themeColor="background1"/>
-                <w:sz w:val="24"/>
-                <w:szCs w:val="24"/>
-                <w:lang w:eastAsia="ru-RU"/>
-              </w:rPr>
-              <w:t>Проверка перехода на страницу "О нас"</w:t>
-            </w:r>
-          </w:p>
-        </w:tc>
-      </w:tr>
-      <w:tr>
-        <w:trPr>
-          <w:trHeight w:val="499"/>
-        </w:trPr>
-        <w:tc>
-          <w:tcPr>
-            <w:tcW w:w="3134" w:type="dxa"/>
-            <w:tcBorders>
-              <w:top w:val="nil"/>
-              <w:left w:val="single" w:sz="4" w:space="0" w:color="70AD47" w:themeColor="accent6"/>
-              <w:bottom w:val="single" w:sz="4" w:space="0" w:color="FFFFFF"/>
-              <w:right w:val="single" w:sz="4" w:space="0" w:color="70AD47" w:themeColor="accent6"/>
-            </w:tcBorders>
-            <w:shd w:val="clear" w:color="auto" w:fill="0ADA0F"/>
-            <w:vAlign w:val="center"/>
-            <w:hideMark/>
-          </w:tcPr>
-          <w:p>
-            <w:pPr>
-              <w:spacing w:after="0" w:line="256" w:lineRule="auto"/>
-              <w:ind w:firstLine="180"/>
-              <w:jc w:val="right"/>
-              <w:rPr>
-                <w:rFonts w:ascii="Times New Roman" w:eastAsia="Microsoft YaHei" w:hAnsi="Times New Roman" w:cs="Times New Roman"/>
-                <w:b/>
-                <w:sz w:val="24"/>
-                <w:szCs w:val="24"/>
-              </w:rPr>
-            </w:pPr>
-            <w:r>
-              <w:rPr>
-                <w:rFonts w:ascii="Times New Roman" w:eastAsia="Microsoft YaHei" w:hAnsi="Times New Roman" w:cs="Times New Roman"/>
-                <w:b/>
-                <w:sz w:val="24"/>
-                <w:szCs w:val="24"/>
-              </w:rPr>
-              <w:t>Этапы теста</w:t>
-            </w:r>
-          </w:p>
-        </w:tc>
-        <w:tc>
-          <w:tcPr>
-            <w:tcW w:w="6556" w:type="dxa"/>
-            <w:tcBorders>
-              <w:top w:val="single" w:sz="4" w:space="0" w:color="70AD47" w:themeColor="accent6"/>
-              <w:left w:val="single" w:sz="4" w:space="0" w:color="70AD47" w:themeColor="accent6"/>
-              <w:bottom w:val="single" w:sz="4" w:space="0" w:color="70AD47" w:themeColor="accent6"/>
-              <w:right w:val="single" w:sz="4" w:space="0" w:color="70AD47" w:themeColor="accent6"/>
-            </w:tcBorders>
-            <w:shd w:val="clear" w:color="auto" w:fill="7B7B7B" w:themeFill="accent3" w:themeFillShade="BF"/>
-            <w:vAlign w:val="center"/>
-            <w:hideMark/>
-          </w:tcPr>
-          <w:p>
-            <w:pPr>
-              <w:numPr>
-                <w:ilvl w:val="0"/>
-                <w:numId w:val="12"/>
-              </w:numPr>
-              <w:spacing w:after="0" w:line="256" w:lineRule="auto"/>
-              <w:contextualSpacing/>
-              <w:rPr>
-                <w:rFonts w:ascii="Times New Roman" w:eastAsia="Microsoft YaHei" w:hAnsi="Times New Roman" w:cs="Times New Roman"/>
-                <w:color w:val="FFFFFF" w:themeColor="background1"/>
-                <w:sz w:val="24"/>
-                <w:szCs w:val="24"/>
-                <w:lang w:eastAsia="ru-RU"/>
-              </w:rPr>
-            </w:pPr>
-            <w:r>
-              <w:rPr>
-                <w:rFonts w:ascii="Times New Roman" w:eastAsia="Microsoft YaHei" w:hAnsi="Times New Roman" w:cs="Times New Roman"/>
-                <w:color w:val="FFFFFF" w:themeColor="background1"/>
-                <w:sz w:val="24"/>
-                <w:szCs w:val="24"/>
-                <w:lang w:eastAsia="ru-RU"/>
-              </w:rPr>
-              <w:t xml:space="preserve">Нажать на кнопку "О нас" </w:t>
-            </w:r>
-            <w:r>
-              <w:rPr>
-                <w:rFonts w:ascii="Times New Roman" w:eastAsia="Microsoft YaHei" w:hAnsi="Times New Roman" w:cs="Times New Roman"/>
-                <w:color w:val="FFFFFF" w:themeColor="background1"/>
-                <w:sz w:val="24"/>
-                <w:szCs w:val="24"/>
-                <w:lang w:eastAsia="ru-RU"/>
-              </w:rPr>
-              <w:t>на</w:t>
-            </w:r>
-            <w:r>
-              <w:rPr>
-                <w:rFonts w:ascii="Times New Roman" w:eastAsia="Microsoft YaHei" w:hAnsi="Times New Roman" w:cs="Times New Roman"/>
-                <w:color w:val="FFFFFF" w:themeColor="background1"/>
-                <w:sz w:val="24"/>
-                <w:szCs w:val="24"/>
-                <w:lang w:eastAsia="ru-RU"/>
-              </w:rPr>
-              <w:t xml:space="preserve"> верхней плашке.</w:t>
-            </w:r>
-          </w:p>
-        </w:tc>
-      </w:tr>
-      <w:tr>
-        <w:trPr>
-          <w:trHeight w:val="499"/>
-        </w:trPr>
-        <w:tc>
-          <w:tcPr>
-            <w:tcW w:w="3134" w:type="dxa"/>
-            <w:tcBorders>
-              <w:top w:val="nil"/>
-              <w:left w:val="single" w:sz="4" w:space="0" w:color="70AD47" w:themeColor="accent6"/>
-              <w:bottom w:val="single" w:sz="4" w:space="0" w:color="FFFFFF"/>
-              <w:right w:val="single" w:sz="4" w:space="0" w:color="70AD47" w:themeColor="accent6"/>
-            </w:tcBorders>
-            <w:shd w:val="clear" w:color="auto" w:fill="0ADA0F"/>
-            <w:vAlign w:val="center"/>
-            <w:hideMark/>
-          </w:tcPr>
-          <w:p>
-            <w:pPr>
-              <w:spacing w:after="0" w:line="256" w:lineRule="auto"/>
-              <w:ind w:firstLine="180"/>
-              <w:jc w:val="right"/>
-              <w:rPr>
-                <w:rFonts w:ascii="Times New Roman" w:eastAsia="Microsoft YaHei" w:hAnsi="Times New Roman" w:cs="Times New Roman"/>
-                <w:b/>
-                <w:sz w:val="24"/>
-                <w:szCs w:val="24"/>
-              </w:rPr>
-            </w:pPr>
-            <w:r>
-              <w:rPr>
-                <w:rFonts w:ascii="Times New Roman" w:eastAsia="Microsoft YaHei" w:hAnsi="Times New Roman" w:cs="Times New Roman"/>
-                <w:b/>
-                <w:sz w:val="24"/>
-                <w:szCs w:val="24"/>
-              </w:rPr>
-              <w:t>Тестовые данные</w:t>
-            </w:r>
-          </w:p>
-        </w:tc>
-        <w:tc>
-          <w:tcPr>
-            <w:tcW w:w="6556" w:type="dxa"/>
-            <w:tcBorders>
-              <w:top w:val="single" w:sz="4" w:space="0" w:color="70AD47" w:themeColor="accent6"/>
-              <w:left w:val="single" w:sz="4" w:space="0" w:color="70AD47" w:themeColor="accent6"/>
-              <w:bottom w:val="single" w:sz="4" w:space="0" w:color="70AD47" w:themeColor="accent6"/>
-              <w:right w:val="single" w:sz="4" w:space="0" w:color="70AD47" w:themeColor="accent6"/>
-            </w:tcBorders>
-            <w:shd w:val="clear" w:color="auto" w:fill="7B7B7B" w:themeFill="accent3" w:themeFillShade="BF"/>
-            <w:vAlign w:val="center"/>
-            <w:hideMark/>
-          </w:tcPr>
-          <w:p>
-            <w:pPr>
-              <w:spacing w:after="0" w:line="256" w:lineRule="auto"/>
-              <w:rPr>
-                <w:rFonts w:ascii="Times New Roman" w:eastAsia="Microsoft YaHei" w:hAnsi="Times New Roman" w:cs="Times New Roman"/>
-                <w:color w:val="FFFFFF" w:themeColor="background1"/>
-                <w:sz w:val="24"/>
-                <w:szCs w:val="24"/>
-                <w:lang w:val="en-US" w:eastAsia="ru-RU"/>
-              </w:rPr>
-            </w:pPr>
-            <w:r>
-              <w:rPr>
-                <w:rFonts w:ascii="Times New Roman" w:eastAsia="Microsoft YaHei" w:hAnsi="Times New Roman" w:cs="Times New Roman"/>
-                <w:color w:val="FFFFFF" w:themeColor="background1"/>
-                <w:sz w:val="24"/>
-                <w:szCs w:val="24"/>
-                <w:lang w:eastAsia="ru-RU"/>
-              </w:rPr>
-              <w:t xml:space="preserve">      </w:t>
-            </w:r>
-            <w:r>
-              <w:rPr>
-                <w:rFonts w:ascii="Times New Roman" w:eastAsia="Microsoft YaHei" w:hAnsi="Times New Roman" w:cs="Times New Roman"/>
-                <w:color w:val="FFFFFF" w:themeColor="background1"/>
-                <w:sz w:val="24"/>
-                <w:szCs w:val="24"/>
-                <w:lang w:eastAsia="ru-RU"/>
-              </w:rPr>
-              <w:t>•</w:t>
-            </w:r>
-            <w:r>
-              <w:rPr>
-                <w:rFonts w:ascii="Times New Roman" w:eastAsia="Microsoft YaHei" w:hAnsi="Times New Roman" w:cs="Times New Roman"/>
-                <w:color w:val="FFFFFF" w:themeColor="background1"/>
-                <w:sz w:val="24"/>
-                <w:szCs w:val="24"/>
-                <w:lang w:eastAsia="ru-RU"/>
-              </w:rPr>
-              <w:tab/>
-            </w:r>
-            <w:r>
-              <w:rPr>
-                <w:rFonts w:ascii="Times New Roman" w:eastAsia="Microsoft YaHei" w:hAnsi="Times New Roman" w:cs="Times New Roman"/>
-                <w:color w:val="FFFFFF" w:themeColor="background1"/>
-                <w:sz w:val="24"/>
-                <w:szCs w:val="24"/>
-                <w:lang w:eastAsia="ru-RU"/>
-              </w:rPr>
-              <w:t>Отсутствуют</w:t>
-            </w:r>
-          </w:p>
-        </w:tc>
-      </w:tr>
-      <w:tr>
-        <w:trPr>
-          <w:trHeight w:val="499"/>
-        </w:trPr>
-        <w:tc>
-          <w:tcPr>
-            <w:tcW w:w="3134" w:type="dxa"/>
-            <w:tcBorders>
-              <w:top w:val="nil"/>
-              <w:left w:val="single" w:sz="4" w:space="0" w:color="70AD47" w:themeColor="accent6"/>
-              <w:bottom w:val="single" w:sz="4" w:space="0" w:color="FFFFFF"/>
-              <w:right w:val="single" w:sz="4" w:space="0" w:color="70AD47" w:themeColor="accent6"/>
-            </w:tcBorders>
-            <w:shd w:val="clear" w:color="auto" w:fill="0ADA0F"/>
-            <w:vAlign w:val="center"/>
-            <w:hideMark/>
-          </w:tcPr>
-          <w:p>
-            <w:pPr>
-              <w:spacing w:after="0" w:line="256" w:lineRule="auto"/>
-              <w:ind w:firstLine="180"/>
-              <w:jc w:val="right"/>
-              <w:rPr>
-                <w:rFonts w:ascii="Times New Roman" w:eastAsia="Microsoft YaHei" w:hAnsi="Times New Roman" w:cs="Times New Roman"/>
-                <w:b/>
-                <w:sz w:val="24"/>
-                <w:szCs w:val="24"/>
-              </w:rPr>
-            </w:pPr>
-            <w:r>
-              <w:rPr>
-                <w:rFonts w:ascii="Times New Roman" w:eastAsia="Microsoft YaHei" w:hAnsi="Times New Roman" w:cs="Times New Roman"/>
-                <w:b/>
-                <w:sz w:val="24"/>
-                <w:szCs w:val="24"/>
-              </w:rPr>
-              <w:t>Ожидаемый результат</w:t>
-            </w:r>
-          </w:p>
-        </w:tc>
-        <w:tc>
-          <w:tcPr>
-            <w:tcW w:w="6556" w:type="dxa"/>
-            <w:tcBorders>
-              <w:top w:val="single" w:sz="4" w:space="0" w:color="70AD47" w:themeColor="accent6"/>
-              <w:left w:val="single" w:sz="4" w:space="0" w:color="70AD47" w:themeColor="accent6"/>
-              <w:bottom w:val="single" w:sz="4" w:space="0" w:color="70AD47" w:themeColor="accent6"/>
-              <w:right w:val="single" w:sz="4" w:space="0" w:color="70AD47" w:themeColor="accent6"/>
-            </w:tcBorders>
-            <w:shd w:val="clear" w:color="auto" w:fill="7B7B7B" w:themeFill="accent3" w:themeFillShade="BF"/>
-            <w:vAlign w:val="center"/>
-            <w:hideMark/>
-          </w:tcPr>
-          <w:p>
-            <w:pPr>
-              <w:spacing w:after="0" w:line="256" w:lineRule="auto"/>
-              <w:rPr>
-                <w:rFonts w:ascii="Times New Roman" w:hAnsi="Times New Roman" w:cs="Times New Roman"/>
-                <w:color w:val="FFFFFF" w:themeColor="background1"/>
-                <w:sz w:val="24"/>
-                <w:szCs w:val="24"/>
-              </w:rPr>
-            </w:pPr>
-            <w:r>
-              <w:rPr>
-                <w:rFonts w:ascii="Times New Roman" w:hAnsi="Times New Roman" w:cs="Times New Roman"/>
-                <w:color w:val="FFFFFF" w:themeColor="background1"/>
-                <w:sz w:val="24"/>
-                <w:szCs w:val="24"/>
-              </w:rPr>
-              <w:t>При нажатии на кнопку "О нас" происходит переход на страницу с информацией о магазине.</w:t>
-            </w:r>
-          </w:p>
-        </w:tc>
-      </w:tr>
-      <w:tr>
-        <w:trPr>
-          <w:trHeight w:val="499"/>
-        </w:trPr>
-        <w:tc>
-          <w:tcPr>
-            <w:tcW w:w="3134" w:type="dxa"/>
-            <w:tcBorders>
-              <w:top w:val="nil"/>
-              <w:left w:val="single" w:sz="4" w:space="0" w:color="70AD47" w:themeColor="accent6"/>
-              <w:bottom w:val="single" w:sz="4" w:space="0" w:color="FFFFFF"/>
-              <w:right w:val="single" w:sz="4" w:space="0" w:color="70AD47" w:themeColor="accent6"/>
-            </w:tcBorders>
-            <w:shd w:val="clear" w:color="auto" w:fill="0ADA0F"/>
-            <w:vAlign w:val="center"/>
-            <w:hideMark/>
-          </w:tcPr>
-          <w:p>
-            <w:pPr>
-              <w:spacing w:after="0" w:line="256" w:lineRule="auto"/>
-              <w:ind w:firstLine="180"/>
-              <w:jc w:val="right"/>
-              <w:rPr>
-                <w:rFonts w:ascii="Times New Roman" w:eastAsia="Microsoft YaHei" w:hAnsi="Times New Roman" w:cs="Times New Roman"/>
-                <w:b/>
-                <w:sz w:val="24"/>
-                <w:szCs w:val="24"/>
-              </w:rPr>
-            </w:pPr>
-            <w:r>
-              <w:rPr>
-                <w:rFonts w:ascii="Times New Roman" w:eastAsia="Microsoft YaHei" w:hAnsi="Times New Roman" w:cs="Times New Roman"/>
-                <w:b/>
-                <w:sz w:val="24"/>
-                <w:szCs w:val="24"/>
-              </w:rPr>
-              <w:t xml:space="preserve">Фактический результат </w:t>
-            </w:r>
-          </w:p>
-        </w:tc>
-        <w:tc>
-          <w:tcPr>
-            <w:tcW w:w="6556" w:type="dxa"/>
-            <w:tcBorders>
-              <w:top w:val="single" w:sz="4" w:space="0" w:color="70AD47" w:themeColor="accent6"/>
-              <w:left w:val="single" w:sz="4" w:space="0" w:color="70AD47" w:themeColor="accent6"/>
-              <w:bottom w:val="single" w:sz="4" w:space="0" w:color="70AD47" w:themeColor="accent6"/>
-              <w:right w:val="single" w:sz="4" w:space="0" w:color="70AD47" w:themeColor="accent6"/>
-            </w:tcBorders>
-            <w:shd w:val="clear" w:color="auto" w:fill="7B7B7B" w:themeFill="accent3" w:themeFillShade="BF"/>
-            <w:vAlign w:val="center"/>
-          </w:tcPr>
-          <w:p>
-            <w:pPr>
-              <w:rPr>
-                <w:rFonts w:ascii="Times New Roman" w:eastAsia="Microsoft YaHei" w:hAnsi="Times New Roman" w:cs="Times New Roman"/>
-                <w:color w:val="FFFFFF" w:themeColor="background1"/>
-                <w:sz w:val="24"/>
-                <w:szCs w:val="24"/>
-                <w:lang w:eastAsia="ru-RU"/>
-              </w:rPr>
-            </w:pPr>
-            <w:r>
-              <w:rPr>
-                <w:rFonts w:ascii="Times New Roman" w:eastAsia="Microsoft YaHei" w:hAnsi="Times New Roman" w:cs="Times New Roman"/>
-                <w:color w:val="FFFFFF" w:themeColor="background1"/>
-                <w:sz w:val="24"/>
-                <w:szCs w:val="24"/>
-                <w:lang w:eastAsia="ru-RU"/>
-              </w:rPr>
-              <w:t>При нажатии на кнопку "О нас" произошел переход на страницу с информацией о магазине.</w:t>
-            </w:r>
-          </w:p>
-        </w:tc>
-      </w:tr>
-      <w:tr>
-        <w:trPr>
-          <w:trHeight w:val="499"/>
-        </w:trPr>
-        <w:tc>
-          <w:tcPr>
-            <w:tcW w:w="3134" w:type="dxa"/>
-            <w:tcBorders>
-              <w:top w:val="nil"/>
-              <w:left w:val="single" w:sz="4" w:space="0" w:color="70AD47" w:themeColor="accent6"/>
-              <w:bottom w:val="single" w:sz="4" w:space="0" w:color="FFFFFF"/>
-              <w:right w:val="single" w:sz="4" w:space="0" w:color="70AD47" w:themeColor="accent6"/>
-            </w:tcBorders>
-            <w:shd w:val="clear" w:color="auto" w:fill="0ADA0F"/>
-            <w:vAlign w:val="center"/>
-            <w:hideMark/>
-          </w:tcPr>
-          <w:p>
-            <w:pPr>
-              <w:spacing w:after="0" w:line="256" w:lineRule="auto"/>
-              <w:ind w:firstLine="180"/>
-              <w:jc w:val="right"/>
-              <w:rPr>
-                <w:rFonts w:ascii="Times New Roman" w:eastAsia="Microsoft YaHei" w:hAnsi="Times New Roman" w:cs="Times New Roman"/>
-                <w:b/>
-                <w:sz w:val="24"/>
-                <w:szCs w:val="24"/>
-              </w:rPr>
-            </w:pPr>
-            <w:r>
-              <w:rPr>
-                <w:rFonts w:ascii="Times New Roman" w:eastAsia="Microsoft YaHei" w:hAnsi="Times New Roman" w:cs="Times New Roman"/>
-                <w:b/>
-                <w:sz w:val="24"/>
-                <w:szCs w:val="24"/>
-              </w:rPr>
-              <w:t>Статус</w:t>
-            </w:r>
-          </w:p>
-        </w:tc>
-        <w:tc>
-          <w:tcPr>
-            <w:tcW w:w="6556" w:type="dxa"/>
-            <w:tcBorders>
-              <w:top w:val="single" w:sz="4" w:space="0" w:color="70AD47" w:themeColor="accent6"/>
-              <w:left w:val="single" w:sz="4" w:space="0" w:color="70AD47" w:themeColor="accent6"/>
-              <w:bottom w:val="single" w:sz="4" w:space="0" w:color="70AD47" w:themeColor="accent6"/>
-              <w:right w:val="single" w:sz="4" w:space="0" w:color="70AD47" w:themeColor="accent6"/>
-            </w:tcBorders>
-            <w:shd w:val="clear" w:color="auto" w:fill="7B7B7B" w:themeFill="accent3" w:themeFillShade="BF"/>
-            <w:vAlign w:val="center"/>
-            <w:hideMark/>
-          </w:tcPr>
-          <w:p>
-            <w:pPr>
-              <w:spacing w:after="0" w:line="256" w:lineRule="auto"/>
-              <w:rPr>
-                <w:rFonts w:ascii="Times New Roman" w:eastAsia="Microsoft YaHei" w:hAnsi="Times New Roman" w:cs="Times New Roman"/>
-                <w:color w:val="FFFFFF" w:themeColor="background1"/>
-                <w:sz w:val="24"/>
-                <w:szCs w:val="24"/>
-                <w:lang w:eastAsia="ru-RU"/>
-              </w:rPr>
-            </w:pPr>
-            <w:r>
-              <w:rPr>
-                <w:rFonts w:ascii="Times New Roman" w:eastAsia="Microsoft YaHei" w:hAnsi="Times New Roman" w:cs="Times New Roman"/>
-                <w:color w:val="FFFF00"/>
-                <w:sz w:val="24"/>
-                <w:szCs w:val="24"/>
-                <w:lang w:eastAsia="ru-RU"/>
-              </w:rPr>
-              <w:t> Зачёт</w:t>
-            </w:r>
-          </w:p>
-        </w:tc>
-      </w:tr>
-      <w:tr>
-        <w:trPr>
-          <w:trHeight w:val="499"/>
-        </w:trPr>
-        <w:tc>
-          <w:tcPr>
-            <w:tcW w:w="3134" w:type="dxa"/>
-            <w:tcBorders>
-              <w:top w:val="nil"/>
-              <w:left w:val="single" w:sz="4" w:space="0" w:color="70AD47" w:themeColor="accent6"/>
-              <w:bottom w:val="single" w:sz="4" w:space="0" w:color="FFFFFF"/>
-              <w:right w:val="single" w:sz="4" w:space="0" w:color="70AD47" w:themeColor="accent6"/>
-            </w:tcBorders>
-            <w:shd w:val="clear" w:color="auto" w:fill="0ADA0F"/>
-            <w:vAlign w:val="center"/>
-            <w:hideMark/>
-          </w:tcPr>
-          <w:p>
-            <w:pPr>
-              <w:spacing w:after="0" w:line="256" w:lineRule="auto"/>
-              <w:ind w:firstLine="180"/>
-              <w:jc w:val="right"/>
-              <w:rPr>
-                <w:rFonts w:ascii="Times New Roman" w:eastAsia="Microsoft YaHei" w:hAnsi="Times New Roman" w:cs="Times New Roman"/>
-                <w:b/>
-                <w:sz w:val="24"/>
-                <w:szCs w:val="24"/>
-              </w:rPr>
-            </w:pPr>
-            <w:r>
-              <w:rPr>
-                <w:rFonts w:ascii="Times New Roman" w:eastAsia="Microsoft YaHei" w:hAnsi="Times New Roman" w:cs="Times New Roman"/>
-                <w:b/>
-                <w:sz w:val="24"/>
-                <w:szCs w:val="24"/>
-              </w:rPr>
-              <w:t>Предварительное условие</w:t>
-            </w:r>
-          </w:p>
-        </w:tc>
-        <w:tc>
-          <w:tcPr>
-            <w:tcW w:w="6556" w:type="dxa"/>
-            <w:tcBorders>
-              <w:top w:val="single" w:sz="4" w:space="0" w:color="70AD47" w:themeColor="accent6"/>
-              <w:left w:val="single" w:sz="4" w:space="0" w:color="70AD47" w:themeColor="accent6"/>
-              <w:bottom w:val="single" w:sz="4" w:space="0" w:color="70AD47" w:themeColor="accent6"/>
-              <w:right w:val="single" w:sz="4" w:space="0" w:color="70AD47" w:themeColor="accent6"/>
-            </w:tcBorders>
-            <w:shd w:val="clear" w:color="auto" w:fill="7B7B7B" w:themeFill="accent3" w:themeFillShade="BF"/>
-            <w:vAlign w:val="center"/>
-            <w:hideMark/>
-          </w:tcPr>
-          <w:p>
-            <w:pPr>
-              <w:spacing w:after="0" w:line="256" w:lineRule="auto"/>
-              <w:rPr>
-                <w:rFonts w:ascii="Times New Roman" w:eastAsia="Microsoft YaHei" w:hAnsi="Times New Roman" w:cs="Times New Roman"/>
-                <w:color w:val="FFFFFF" w:themeColor="background1"/>
-                <w:sz w:val="24"/>
-                <w:szCs w:val="24"/>
-                <w:lang w:eastAsia="ru-RU"/>
-              </w:rPr>
-            </w:pPr>
-            <w:r>
-              <w:rPr>
-                <w:rFonts w:ascii="Times New Roman" w:eastAsia="Microsoft YaHei" w:hAnsi="Times New Roman" w:cs="Times New Roman"/>
-                <w:color w:val="FFFFFF" w:themeColor="background1"/>
-                <w:sz w:val="24"/>
-                <w:szCs w:val="24"/>
-                <w:lang w:eastAsia="ru-RU"/>
-              </w:rPr>
-              <w:t>Пользователь авторизован и находится на странице каталога.</w:t>
-            </w:r>
-          </w:p>
-        </w:tc>
-      </w:tr>
-      <w:tr>
-        <w:trPr>
-          <w:trHeight w:val="499"/>
-        </w:trPr>
-        <w:tc>
-          <w:tcPr>
-            <w:tcW w:w="3134" w:type="dxa"/>
-            <w:tcBorders>
-              <w:top w:val="nil"/>
-              <w:left w:val="single" w:sz="4" w:space="0" w:color="70AD47" w:themeColor="accent6"/>
-              <w:bottom w:val="single" w:sz="4" w:space="0" w:color="FFFFFF"/>
-              <w:right w:val="single" w:sz="4" w:space="0" w:color="70AD47" w:themeColor="accent6"/>
-            </w:tcBorders>
-            <w:shd w:val="clear" w:color="auto" w:fill="0ADA0F"/>
-            <w:vAlign w:val="center"/>
-            <w:hideMark/>
-          </w:tcPr>
-          <w:p>
-            <w:pPr>
-              <w:spacing w:after="0" w:line="256" w:lineRule="auto"/>
-              <w:ind w:firstLine="180"/>
-              <w:jc w:val="right"/>
-              <w:rPr>
-                <w:rFonts w:ascii="Times New Roman" w:eastAsia="Microsoft YaHei" w:hAnsi="Times New Roman" w:cs="Times New Roman"/>
-                <w:b/>
-                <w:sz w:val="24"/>
-                <w:szCs w:val="24"/>
-              </w:rPr>
-            </w:pPr>
-            <w:r>
-              <w:rPr>
-                <w:rFonts w:ascii="Times New Roman" w:eastAsia="Microsoft YaHei" w:hAnsi="Times New Roman" w:cs="Times New Roman"/>
-                <w:b/>
-                <w:sz w:val="24"/>
-                <w:szCs w:val="24"/>
-              </w:rPr>
-              <w:t>Постусловие</w:t>
-            </w:r>
-          </w:p>
-        </w:tc>
-        <w:tc>
-          <w:tcPr>
-            <w:tcW w:w="6556" w:type="dxa"/>
-            <w:tcBorders>
-              <w:top w:val="single" w:sz="4" w:space="0" w:color="70AD47" w:themeColor="accent6"/>
-              <w:left w:val="single" w:sz="4" w:space="0" w:color="70AD47" w:themeColor="accent6"/>
-              <w:bottom w:val="single" w:sz="4" w:space="0" w:color="70AD47" w:themeColor="accent6"/>
-              <w:right w:val="single" w:sz="4" w:space="0" w:color="70AD47" w:themeColor="accent6"/>
-            </w:tcBorders>
-            <w:shd w:val="clear" w:color="auto" w:fill="7B7B7B" w:themeFill="accent3" w:themeFillShade="BF"/>
-            <w:vAlign w:val="center"/>
-            <w:hideMark/>
-          </w:tcPr>
-          <w:p>
-            <w:pPr>
-              <w:spacing w:after="0" w:line="256" w:lineRule="auto"/>
-              <w:rPr>
-                <w:rFonts w:ascii="Times New Roman" w:eastAsia="Microsoft YaHei" w:hAnsi="Times New Roman" w:cs="Times New Roman"/>
-                <w:color w:val="FFFFFF" w:themeColor="background1"/>
-                <w:sz w:val="24"/>
-                <w:szCs w:val="24"/>
-                <w:lang w:eastAsia="ru-RU"/>
-              </w:rPr>
-            </w:pPr>
-            <w:r>
-              <w:rPr>
-                <w:rFonts w:ascii="Times New Roman" w:eastAsia="Microsoft YaHei" w:hAnsi="Times New Roman" w:cs="Times New Roman"/>
-                <w:color w:val="FFFFFF" w:themeColor="background1"/>
-                <w:sz w:val="24"/>
-                <w:szCs w:val="24"/>
-                <w:lang w:eastAsia="ru-RU"/>
-              </w:rPr>
-              <w:t>Пользователь находится на странице "О нас".</w:t>
-            </w:r>
-          </w:p>
-        </w:tc>
-      </w:tr>
-      <w:tr>
-        <w:trPr>
-          <w:trHeight w:val="499"/>
-        </w:trPr>
-        <w:tc>
-          <w:tcPr>
-            <w:tcW w:w="3134" w:type="dxa"/>
-            <w:tcBorders>
-              <w:top w:val="nil"/>
-              <w:left w:val="single" w:sz="4" w:space="0" w:color="70AD47" w:themeColor="accent6"/>
-              <w:bottom w:val="single" w:sz="4" w:space="0" w:color="70AD47" w:themeColor="accent6"/>
-              <w:right w:val="single" w:sz="4" w:space="0" w:color="70AD47" w:themeColor="accent6"/>
-            </w:tcBorders>
-            <w:shd w:val="clear" w:color="auto" w:fill="0ADA0F"/>
-            <w:vAlign w:val="center"/>
-            <w:hideMark/>
-          </w:tcPr>
-          <w:p>
-            <w:pPr>
-              <w:spacing w:after="0" w:line="256" w:lineRule="auto"/>
-              <w:ind w:firstLine="180"/>
-              <w:jc w:val="right"/>
-              <w:rPr>
-                <w:rFonts w:ascii="Times New Roman" w:eastAsia="Microsoft YaHei" w:hAnsi="Times New Roman" w:cs="Times New Roman"/>
-                <w:b/>
-                <w:sz w:val="24"/>
-                <w:szCs w:val="24"/>
-              </w:rPr>
-            </w:pPr>
-            <w:r>
-              <w:rPr>
-                <w:rFonts w:ascii="Times New Roman" w:eastAsia="Microsoft YaHei" w:hAnsi="Times New Roman" w:cs="Times New Roman"/>
-                <w:b/>
-                <w:sz w:val="24"/>
-                <w:szCs w:val="24"/>
-              </w:rPr>
-              <w:t>Примечания/комментарии</w:t>
-            </w:r>
-          </w:p>
-        </w:tc>
-        <w:tc>
-          <w:tcPr>
-            <w:tcW w:w="6556" w:type="dxa"/>
-            <w:tcBorders>
-              <w:top w:val="single" w:sz="4" w:space="0" w:color="70AD47" w:themeColor="accent6"/>
-              <w:left w:val="single" w:sz="4" w:space="0" w:color="70AD47" w:themeColor="accent6"/>
-              <w:bottom w:val="single" w:sz="4" w:space="0" w:color="70AD47" w:themeColor="accent6"/>
-              <w:right w:val="single" w:sz="4" w:space="0" w:color="70AD47" w:themeColor="accent6"/>
-            </w:tcBorders>
-            <w:shd w:val="clear" w:color="auto" w:fill="7B7B7B" w:themeFill="accent3" w:themeFillShade="BF"/>
-            <w:vAlign w:val="center"/>
-            <w:hideMark/>
-          </w:tcPr>
-          <w:p>
-            <w:pPr>
-              <w:spacing w:after="0" w:line="256" w:lineRule="auto"/>
-              <w:rPr>
-                <w:rFonts w:ascii="Times New Roman" w:eastAsia="Microsoft YaHei" w:hAnsi="Times New Roman" w:cs="Times New Roman"/>
-                <w:color w:val="FFFFFF" w:themeColor="background1"/>
-                <w:sz w:val="24"/>
-                <w:szCs w:val="24"/>
-              </w:rPr>
-            </w:pPr>
-            <w:r>
-              <w:rPr>
-                <w:rFonts w:ascii="Times New Roman" w:eastAsia="Microsoft YaHei" w:hAnsi="Times New Roman" w:cs="Times New Roman"/>
-                <w:color w:val="FFFFFF" w:themeColor="background1"/>
-                <w:sz w:val="24"/>
-                <w:szCs w:val="24"/>
-              </w:rPr>
-              <w:t>Проверка работоспособности навигации.</w:t>
-            </w:r>
-          </w:p>
-        </w:tc>
-      </w:tr>
-    </w:tbl>
-    <w:p>
-      <w:pPr>
-        <w:rPr>
-          <w:rFonts w:ascii="Times New Roman" w:hAnsi="Times New Roman" w:cs="Times New Roman"/>
-          <w:b/>
-          <w:bCs/>
-          <w:sz w:val="24"/>
-          <w:szCs w:val="24"/>
-        </w:rPr>
-      </w:pPr>
-    </w:p>
-    <w:tbl>
-      <w:tblPr>
-        <w:tblW w:w="9690" w:type="dxa"/>
-        <w:tblInd w:w="80" w:type="dxa"/>
-        <w:tblLayout w:type="fixed"/>
-        <w:tblLook w:val="04A0" w:firstRow="1" w:lastRow="0" w:firstColumn="1" w:lastColumn="0" w:noHBand="0" w:noVBand="1"/>
-      </w:tblPr>
-      <w:tblGrid>
-        <w:gridCol w:w="3134"/>
-        <w:gridCol w:w="6556"/>
-      </w:tblGrid>
-      <w:tr>
-        <w:trPr>
-          <w:trHeight w:val="499"/>
-        </w:trPr>
-        <w:tc>
-          <w:tcPr>
-            <w:tcW w:w="3134" w:type="dxa"/>
-            <w:tcBorders>
-              <w:top w:val="single" w:sz="4" w:space="0" w:color="70AD47" w:themeColor="accent6"/>
-              <w:left w:val="single" w:sz="4" w:space="0" w:color="70AD47" w:themeColor="accent6"/>
-              <w:bottom w:val="single" w:sz="4" w:space="0" w:color="FFFFFF"/>
-              <w:right w:val="single" w:sz="4" w:space="0" w:color="70AD47" w:themeColor="accent6"/>
-            </w:tcBorders>
-            <w:shd w:val="clear" w:color="auto" w:fill="ED7D31" w:themeFill="accent2"/>
-            <w:vAlign w:val="center"/>
-            <w:hideMark/>
-          </w:tcPr>
-          <w:p>
-            <w:pPr>
-              <w:spacing w:after="0" w:line="256" w:lineRule="auto"/>
-              <w:ind w:firstLine="180"/>
-              <w:jc w:val="right"/>
-              <w:rPr>
-                <w:rFonts w:ascii="Times New Roman" w:eastAsia="Microsoft YaHei" w:hAnsi="Times New Roman" w:cs="Times New Roman"/>
-                <w:b/>
-                <w:sz w:val="24"/>
-                <w:szCs w:val="24"/>
-              </w:rPr>
-            </w:pPr>
-            <w:bookmarkStart w:id="3" w:name="_Hlk222331519"/>
-            <w:r>
-              <w:rPr>
-                <w:rFonts w:ascii="Times New Roman" w:eastAsia="Microsoft YaHei" w:hAnsi="Times New Roman" w:cs="Times New Roman"/>
-                <w:b/>
-                <w:sz w:val="24"/>
-                <w:szCs w:val="24"/>
-              </w:rPr>
-              <w:t>Тестовый пример №</w:t>
-            </w:r>
-            <w:r>
-              <w:rPr>
-                <w:rFonts w:ascii="Times New Roman" w:eastAsia="Microsoft YaHei" w:hAnsi="Times New Roman" w:cs="Times New Roman"/>
-                <w:b/>
-                <w:sz w:val="24"/>
-                <w:szCs w:val="24"/>
-              </w:rPr>
-              <w:t>12</w:t>
-            </w:r>
-          </w:p>
-        </w:tc>
-        <w:tc>
-          <w:tcPr>
-            <w:tcW w:w="6556" w:type="dxa"/>
-            <w:tcBorders>
-              <w:top w:val="single" w:sz="4" w:space="0" w:color="70AD47" w:themeColor="accent6"/>
-              <w:left w:val="single" w:sz="4" w:space="0" w:color="70AD47" w:themeColor="accent6"/>
-              <w:bottom w:val="single" w:sz="4" w:space="0" w:color="70AD47" w:themeColor="accent6"/>
-              <w:right w:val="single" w:sz="4" w:space="0" w:color="70AD47" w:themeColor="accent6"/>
-            </w:tcBorders>
-            <w:shd w:val="clear" w:color="auto" w:fill="7B7B7B" w:themeFill="accent3" w:themeFillShade="BF"/>
-            <w:vAlign w:val="center"/>
-            <w:hideMark/>
-          </w:tcPr>
-          <w:p>
-            <w:pPr>
-              <w:spacing w:after="0" w:line="256" w:lineRule="auto"/>
-              <w:rPr>
-                <w:rFonts w:ascii="Times New Roman" w:eastAsia="Microsoft YaHei" w:hAnsi="Times New Roman" w:cs="Times New Roman"/>
-                <w:color w:val="FFFFFF" w:themeColor="background1"/>
-                <w:sz w:val="24"/>
-                <w:szCs w:val="24"/>
-                <w:lang w:eastAsia="ru-RU"/>
-              </w:rPr>
-            </w:pPr>
-            <w:r>
-              <w:rPr>
-                <w:rFonts w:ascii="Times New Roman" w:eastAsia="Microsoft YaHei" w:hAnsi="Times New Roman" w:cs="Times New Roman"/>
-                <w:color w:val="FFFFFF" w:themeColor="background1"/>
-                <w:sz w:val="24"/>
-                <w:szCs w:val="24"/>
-                <w:lang w:eastAsia="ru-RU"/>
-              </w:rPr>
-              <w:t xml:space="preserve">Тест </w:t>
-            </w:r>
-            <w:r>
-              <w:rPr>
-                <w:rFonts w:ascii="Times New Roman" w:eastAsia="Microsoft YaHei" w:hAnsi="Times New Roman" w:cs="Times New Roman"/>
-                <w:color w:val="FFFFFF" w:themeColor="background1"/>
-                <w:sz w:val="24"/>
-                <w:szCs w:val="24"/>
-                <w:lang w:eastAsia="ru-RU"/>
-              </w:rPr>
-              <w:t>каталога</w:t>
-            </w:r>
-            <w:r>
-              <w:rPr>
-                <w:rFonts w:ascii="Times New Roman" w:eastAsia="Microsoft YaHei" w:hAnsi="Times New Roman" w:cs="Times New Roman"/>
-                <w:color w:val="FFFFFF" w:themeColor="background1"/>
-                <w:sz w:val="24"/>
-                <w:szCs w:val="24"/>
-                <w:lang w:eastAsia="ru-RU"/>
-              </w:rPr>
-              <w:t xml:space="preserve"> №</w:t>
-            </w:r>
-            <w:r>
-              <w:rPr>
-                <w:rFonts w:ascii="Times New Roman" w:eastAsia="Microsoft YaHei" w:hAnsi="Times New Roman" w:cs="Times New Roman"/>
-                <w:color w:val="FFFFFF" w:themeColor="background1"/>
-                <w:sz w:val="24"/>
-                <w:szCs w:val="24"/>
-                <w:lang w:eastAsia="ru-RU"/>
-              </w:rPr>
-              <w:t>3</w:t>
-            </w:r>
-          </w:p>
-        </w:tc>
-      </w:tr>
-      <w:tr>
-        <w:trPr>
-          <w:trHeight w:val="499"/>
-        </w:trPr>
-        <w:tc>
-          <w:tcPr>
-            <w:tcW w:w="3134" w:type="dxa"/>
-            <w:tcBorders>
-              <w:top w:val="nil"/>
-              <w:left w:val="single" w:sz="4" w:space="0" w:color="70AD47" w:themeColor="accent6"/>
-              <w:bottom w:val="single" w:sz="4" w:space="0" w:color="FFFFFF"/>
-              <w:right w:val="single" w:sz="4" w:space="0" w:color="70AD47" w:themeColor="accent6"/>
-            </w:tcBorders>
-            <w:shd w:val="clear" w:color="auto" w:fill="0ADA0F"/>
-            <w:vAlign w:val="center"/>
-            <w:hideMark/>
-          </w:tcPr>
-          <w:p>
-            <w:pPr>
-              <w:spacing w:after="0" w:line="256" w:lineRule="auto"/>
-              <w:ind w:firstLine="180"/>
-              <w:jc w:val="right"/>
-              <w:rPr>
-                <w:rFonts w:ascii="Times New Roman" w:eastAsia="Microsoft YaHei" w:hAnsi="Times New Roman" w:cs="Times New Roman"/>
-                <w:b/>
-                <w:sz w:val="24"/>
-                <w:szCs w:val="24"/>
-              </w:rPr>
-            </w:pPr>
-            <w:r>
-              <w:rPr>
-                <w:rFonts w:ascii="Times New Roman" w:eastAsia="Microsoft YaHei" w:hAnsi="Times New Roman" w:cs="Times New Roman"/>
-                <w:b/>
-                <w:sz w:val="24"/>
-                <w:szCs w:val="24"/>
-              </w:rPr>
-              <w:t>Приоритет тестирования</w:t>
-            </w:r>
-          </w:p>
-        </w:tc>
-        <w:tc>
-          <w:tcPr>
-            <w:tcW w:w="6556" w:type="dxa"/>
-            <w:tcBorders>
-              <w:top w:val="single" w:sz="4" w:space="0" w:color="70AD47" w:themeColor="accent6"/>
-              <w:left w:val="single" w:sz="4" w:space="0" w:color="70AD47" w:themeColor="accent6"/>
-              <w:bottom w:val="single" w:sz="4" w:space="0" w:color="70AD47" w:themeColor="accent6"/>
-              <w:right w:val="single" w:sz="4" w:space="0" w:color="70AD47" w:themeColor="accent6"/>
-            </w:tcBorders>
-            <w:shd w:val="clear" w:color="auto" w:fill="7B7B7B" w:themeFill="accent3" w:themeFillShade="BF"/>
-            <w:vAlign w:val="center"/>
-            <w:hideMark/>
-          </w:tcPr>
-          <w:p>
-            <w:pPr>
-              <w:spacing w:after="0" w:line="256" w:lineRule="auto"/>
-              <w:rPr>
-                <w:rFonts w:ascii="Times New Roman" w:eastAsia="Microsoft YaHei" w:hAnsi="Times New Roman" w:cs="Times New Roman"/>
-                <w:color w:val="FFFFFF" w:themeColor="background1"/>
-                <w:sz w:val="24"/>
-                <w:szCs w:val="24"/>
-                <w:lang w:eastAsia="ru-RU"/>
-              </w:rPr>
-            </w:pPr>
-            <w:r>
-              <w:rPr>
-                <w:rFonts w:ascii="Times New Roman" w:eastAsia="Microsoft YaHei" w:hAnsi="Times New Roman" w:cs="Times New Roman"/>
-                <w:color w:val="FFFFFF" w:themeColor="background1"/>
-                <w:sz w:val="24"/>
-                <w:szCs w:val="24"/>
-                <w:lang w:eastAsia="ru-RU"/>
-              </w:rPr>
-              <w:t>Высокий</w:t>
-            </w:r>
-          </w:p>
-        </w:tc>
-      </w:tr>
-      <w:tr>
-        <w:trPr>
-          <w:trHeight w:val="499"/>
-        </w:trPr>
-        <w:tc>
-          <w:tcPr>
-            <w:tcW w:w="3134" w:type="dxa"/>
-            <w:tcBorders>
-              <w:top w:val="nil"/>
-              <w:left w:val="single" w:sz="4" w:space="0" w:color="70AD47" w:themeColor="accent6"/>
-              <w:bottom w:val="single" w:sz="4" w:space="0" w:color="FFFFFF"/>
-              <w:right w:val="single" w:sz="4" w:space="0" w:color="70AD47" w:themeColor="accent6"/>
-            </w:tcBorders>
-            <w:shd w:val="clear" w:color="auto" w:fill="0ADA0F"/>
-            <w:vAlign w:val="center"/>
-            <w:hideMark/>
-          </w:tcPr>
-          <w:p>
-            <w:pPr>
-              <w:spacing w:after="0" w:line="256" w:lineRule="auto"/>
-              <w:ind w:firstLine="180"/>
-              <w:jc w:val="right"/>
-              <w:rPr>
-                <w:rFonts w:ascii="Times New Roman" w:eastAsia="Microsoft YaHei" w:hAnsi="Times New Roman" w:cs="Times New Roman"/>
-                <w:b/>
-                <w:sz w:val="24"/>
-                <w:szCs w:val="24"/>
-              </w:rPr>
-            </w:pPr>
-            <w:r>
-              <w:rPr>
-                <w:rFonts w:ascii="Times New Roman" w:eastAsia="Microsoft YaHei" w:hAnsi="Times New Roman" w:cs="Times New Roman"/>
-                <w:b/>
-                <w:sz w:val="24"/>
-                <w:szCs w:val="24"/>
-              </w:rPr>
-              <w:t>Заголовок/название теста</w:t>
-            </w:r>
-          </w:p>
-        </w:tc>
-        <w:tc>
-          <w:tcPr>
-            <w:tcW w:w="6556" w:type="dxa"/>
-            <w:tcBorders>
-              <w:top w:val="single" w:sz="4" w:space="0" w:color="70AD47" w:themeColor="accent6"/>
-              <w:left w:val="single" w:sz="4" w:space="0" w:color="70AD47" w:themeColor="accent6"/>
-              <w:bottom w:val="single" w:sz="4" w:space="0" w:color="70AD47" w:themeColor="accent6"/>
-              <w:right w:val="single" w:sz="4" w:space="0" w:color="70AD47" w:themeColor="accent6"/>
-            </w:tcBorders>
-            <w:shd w:val="clear" w:color="auto" w:fill="7B7B7B" w:themeFill="accent3" w:themeFillShade="BF"/>
-            <w:vAlign w:val="center"/>
-            <w:hideMark/>
-          </w:tcPr>
-          <w:p>
-            <w:pPr>
-              <w:spacing w:after="0" w:line="256" w:lineRule="auto"/>
-              <w:rPr>
-                <w:rFonts w:ascii="Times New Roman" w:eastAsia="Microsoft YaHei" w:hAnsi="Times New Roman" w:cs="Times New Roman"/>
-                <w:color w:val="FFFFFF" w:themeColor="background1"/>
-                <w:sz w:val="24"/>
-                <w:szCs w:val="24"/>
-                <w:lang w:eastAsia="ru-RU"/>
-              </w:rPr>
-            </w:pPr>
-            <w:r>
-              <w:rPr>
-                <w:rFonts w:ascii="Times New Roman" w:eastAsia="Microsoft YaHei" w:hAnsi="Times New Roman" w:cs="Times New Roman"/>
-                <w:color w:val="FFFFFF" w:themeColor="background1"/>
-                <w:sz w:val="24"/>
-                <w:szCs w:val="24"/>
-                <w:lang w:eastAsia="ru-RU"/>
-              </w:rPr>
-              <w:t>Тестирование кнопки "Корзина"</w:t>
-            </w:r>
-          </w:p>
-        </w:tc>
-      </w:tr>
-      <w:tr>
-        <w:trPr>
-          <w:trHeight w:val="499"/>
-        </w:trPr>
-        <w:tc>
-          <w:tcPr>
-            <w:tcW w:w="3134" w:type="dxa"/>
-            <w:tcBorders>
-              <w:top w:val="nil"/>
-              <w:left w:val="single" w:sz="4" w:space="0" w:color="70AD47" w:themeColor="accent6"/>
-              <w:bottom w:val="single" w:sz="4" w:space="0" w:color="FFFFFF"/>
-              <w:right w:val="single" w:sz="4" w:space="0" w:color="70AD47" w:themeColor="accent6"/>
-            </w:tcBorders>
-            <w:shd w:val="clear" w:color="auto" w:fill="0ADA0F"/>
-            <w:vAlign w:val="center"/>
-            <w:hideMark/>
-          </w:tcPr>
-          <w:p>
-            <w:pPr>
-              <w:spacing w:after="0" w:line="256" w:lineRule="auto"/>
-              <w:ind w:firstLine="180"/>
-              <w:jc w:val="right"/>
-              <w:rPr>
-                <w:rFonts w:ascii="Times New Roman" w:eastAsia="Microsoft YaHei" w:hAnsi="Times New Roman" w:cs="Times New Roman"/>
-                <w:b/>
-                <w:sz w:val="24"/>
-                <w:szCs w:val="24"/>
-              </w:rPr>
-            </w:pPr>
-            <w:r>
-              <w:rPr>
-                <w:rFonts w:ascii="Times New Roman" w:eastAsia="Microsoft YaHei" w:hAnsi="Times New Roman" w:cs="Times New Roman"/>
-                <w:b/>
-                <w:sz w:val="24"/>
-                <w:szCs w:val="24"/>
-              </w:rPr>
-              <w:t>Краткое изложение теста</w:t>
-            </w:r>
-          </w:p>
-        </w:tc>
-        <w:tc>
-          <w:tcPr>
-            <w:tcW w:w="6556" w:type="dxa"/>
-            <w:tcBorders>
-              <w:top w:val="single" w:sz="4" w:space="0" w:color="70AD47" w:themeColor="accent6"/>
-              <w:left w:val="single" w:sz="4" w:space="0" w:color="70AD47" w:themeColor="accent6"/>
-              <w:bottom w:val="single" w:sz="4" w:space="0" w:color="70AD47" w:themeColor="accent6"/>
-              <w:right w:val="single" w:sz="4" w:space="0" w:color="70AD47" w:themeColor="accent6"/>
-            </w:tcBorders>
-            <w:shd w:val="clear" w:color="auto" w:fill="7B7B7B" w:themeFill="accent3" w:themeFillShade="BF"/>
-            <w:vAlign w:val="center"/>
-            <w:hideMark/>
-          </w:tcPr>
-          <w:p>
-            <w:pPr>
-              <w:rPr>
-                <w:rFonts w:ascii="Times New Roman" w:eastAsia="Microsoft YaHei" w:hAnsi="Times New Roman" w:cs="Times New Roman"/>
-                <w:color w:val="FFFFFF" w:themeColor="background1"/>
-                <w:sz w:val="24"/>
-                <w:szCs w:val="24"/>
-                <w:lang w:eastAsia="ru-RU"/>
-              </w:rPr>
-            </w:pPr>
-            <w:r>
-              <w:rPr>
-                <w:rFonts w:ascii="Times New Roman" w:eastAsia="Microsoft YaHei" w:hAnsi="Times New Roman" w:cs="Times New Roman"/>
-                <w:color w:val="FFFFFF" w:themeColor="background1"/>
-                <w:sz w:val="24"/>
-                <w:szCs w:val="24"/>
-                <w:lang w:eastAsia="ru-RU"/>
-              </w:rPr>
-              <w:t>Проверка перехода в корзину</w:t>
-            </w:r>
-          </w:p>
-        </w:tc>
-      </w:tr>
-      <w:tr>
-        <w:trPr>
-          <w:trHeight w:val="499"/>
-        </w:trPr>
-        <w:tc>
-          <w:tcPr>
-            <w:tcW w:w="3134" w:type="dxa"/>
-            <w:tcBorders>
-              <w:top w:val="nil"/>
-              <w:left w:val="single" w:sz="4" w:space="0" w:color="70AD47" w:themeColor="accent6"/>
-              <w:bottom w:val="single" w:sz="4" w:space="0" w:color="FFFFFF"/>
-              <w:right w:val="single" w:sz="4" w:space="0" w:color="70AD47" w:themeColor="accent6"/>
-            </w:tcBorders>
-            <w:shd w:val="clear" w:color="auto" w:fill="0ADA0F"/>
-            <w:vAlign w:val="center"/>
-            <w:hideMark/>
-          </w:tcPr>
-          <w:p>
-            <w:pPr>
-              <w:spacing w:after="0" w:line="256" w:lineRule="auto"/>
-              <w:ind w:firstLine="180"/>
-              <w:jc w:val="right"/>
-              <w:rPr>
-                <w:rFonts w:ascii="Times New Roman" w:eastAsia="Microsoft YaHei" w:hAnsi="Times New Roman" w:cs="Times New Roman"/>
-                <w:b/>
-                <w:sz w:val="24"/>
-                <w:szCs w:val="24"/>
-              </w:rPr>
-            </w:pPr>
-            <w:r>
-              <w:rPr>
-                <w:rFonts w:ascii="Times New Roman" w:eastAsia="Microsoft YaHei" w:hAnsi="Times New Roman" w:cs="Times New Roman"/>
-                <w:b/>
-                <w:sz w:val="24"/>
-                <w:szCs w:val="24"/>
-              </w:rPr>
-              <w:t>Этапы теста</w:t>
-            </w:r>
-          </w:p>
-        </w:tc>
-        <w:tc>
-          <w:tcPr>
-            <w:tcW w:w="6556" w:type="dxa"/>
-            <w:tcBorders>
-              <w:top w:val="single" w:sz="4" w:space="0" w:color="70AD47" w:themeColor="accent6"/>
-              <w:left w:val="single" w:sz="4" w:space="0" w:color="70AD47" w:themeColor="accent6"/>
-              <w:bottom w:val="single" w:sz="4" w:space="0" w:color="70AD47" w:themeColor="accent6"/>
-              <w:right w:val="single" w:sz="4" w:space="0" w:color="70AD47" w:themeColor="accent6"/>
-            </w:tcBorders>
-            <w:shd w:val="clear" w:color="auto" w:fill="7B7B7B" w:themeFill="accent3" w:themeFillShade="BF"/>
-            <w:vAlign w:val="center"/>
-            <w:hideMark/>
-          </w:tcPr>
-          <w:p>
-            <w:pPr>
-              <w:numPr>
-                <w:ilvl w:val="0"/>
-                <w:numId w:val="13"/>
-              </w:numPr>
-              <w:spacing w:after="0" w:line="256" w:lineRule="auto"/>
-              <w:contextualSpacing/>
-              <w:rPr>
-                <w:rFonts w:ascii="Times New Roman" w:eastAsia="Microsoft YaHei" w:hAnsi="Times New Roman" w:cs="Times New Roman"/>
-                <w:color w:val="FFFFFF" w:themeColor="background1"/>
-                <w:sz w:val="24"/>
-                <w:szCs w:val="24"/>
-                <w:lang w:eastAsia="ru-RU"/>
-              </w:rPr>
-            </w:pPr>
-            <w:r>
-              <w:rPr>
-                <w:rFonts w:ascii="Times New Roman" w:eastAsia="Microsoft YaHei" w:hAnsi="Times New Roman" w:cs="Times New Roman"/>
-                <w:color w:val="FFFFFF" w:themeColor="background1"/>
-                <w:sz w:val="24"/>
-                <w:szCs w:val="24"/>
-                <w:lang w:eastAsia="ru-RU"/>
-              </w:rPr>
-              <w:t xml:space="preserve">Нажать на кнопку "Корзина" </w:t>
-            </w:r>
-            <w:r>
-              <w:rPr>
-                <w:rFonts w:ascii="Times New Roman" w:eastAsia="Microsoft YaHei" w:hAnsi="Times New Roman" w:cs="Times New Roman"/>
-                <w:color w:val="FFFFFF" w:themeColor="background1"/>
-                <w:sz w:val="24"/>
-                <w:szCs w:val="24"/>
-                <w:lang w:eastAsia="ru-RU"/>
-              </w:rPr>
-              <w:t>на</w:t>
-            </w:r>
-            <w:r>
-              <w:rPr>
-                <w:rFonts w:ascii="Times New Roman" w:eastAsia="Microsoft YaHei" w:hAnsi="Times New Roman" w:cs="Times New Roman"/>
-                <w:color w:val="FFFFFF" w:themeColor="background1"/>
-                <w:sz w:val="24"/>
-                <w:szCs w:val="24"/>
-                <w:lang w:eastAsia="ru-RU"/>
-              </w:rPr>
-              <w:t xml:space="preserve"> верхней плашке.</w:t>
-            </w:r>
-          </w:p>
-        </w:tc>
-      </w:tr>
-      <w:tr>
-        <w:trPr>
-          <w:trHeight w:val="499"/>
-        </w:trPr>
-        <w:tc>
-          <w:tcPr>
-            <w:tcW w:w="3134" w:type="dxa"/>
-            <w:tcBorders>
-              <w:top w:val="nil"/>
-              <w:left w:val="single" w:sz="4" w:space="0" w:color="70AD47" w:themeColor="accent6"/>
-              <w:bottom w:val="single" w:sz="4" w:space="0" w:color="FFFFFF"/>
-              <w:right w:val="single" w:sz="4" w:space="0" w:color="70AD47" w:themeColor="accent6"/>
-            </w:tcBorders>
-            <w:shd w:val="clear" w:color="auto" w:fill="0ADA0F"/>
-            <w:vAlign w:val="center"/>
-            <w:hideMark/>
-          </w:tcPr>
-          <w:p>
-            <w:pPr>
-              <w:spacing w:after="0" w:line="256" w:lineRule="auto"/>
-              <w:ind w:firstLine="180"/>
-              <w:jc w:val="right"/>
-              <w:rPr>
-                <w:rFonts w:ascii="Times New Roman" w:eastAsia="Microsoft YaHei" w:hAnsi="Times New Roman" w:cs="Times New Roman"/>
-                <w:b/>
-                <w:sz w:val="24"/>
-                <w:szCs w:val="24"/>
-              </w:rPr>
-            </w:pPr>
-            <w:r>
-              <w:rPr>
-                <w:rFonts w:ascii="Times New Roman" w:eastAsia="Microsoft YaHei" w:hAnsi="Times New Roman" w:cs="Times New Roman"/>
-                <w:b/>
-                <w:sz w:val="24"/>
-                <w:szCs w:val="24"/>
-              </w:rPr>
-              <w:t>Тестовые данные</w:t>
-            </w:r>
-          </w:p>
-        </w:tc>
-        <w:tc>
-          <w:tcPr>
-            <w:tcW w:w="6556" w:type="dxa"/>
-            <w:tcBorders>
-              <w:top w:val="single" w:sz="4" w:space="0" w:color="70AD47" w:themeColor="accent6"/>
-              <w:left w:val="single" w:sz="4" w:space="0" w:color="70AD47" w:themeColor="accent6"/>
-              <w:bottom w:val="single" w:sz="4" w:space="0" w:color="70AD47" w:themeColor="accent6"/>
-              <w:right w:val="single" w:sz="4" w:space="0" w:color="70AD47" w:themeColor="accent6"/>
-            </w:tcBorders>
-            <w:shd w:val="clear" w:color="auto" w:fill="7B7B7B" w:themeFill="accent3" w:themeFillShade="BF"/>
-            <w:vAlign w:val="center"/>
-            <w:hideMark/>
-          </w:tcPr>
-          <w:p>
-            <w:pPr>
-              <w:spacing w:after="0" w:line="256" w:lineRule="auto"/>
-              <w:rPr>
-                <w:rFonts w:ascii="Times New Roman" w:eastAsia="Microsoft YaHei" w:hAnsi="Times New Roman" w:cs="Times New Roman"/>
-                <w:color w:val="FFFFFF" w:themeColor="background1"/>
-                <w:sz w:val="24"/>
-                <w:szCs w:val="24"/>
-                <w:lang w:val="en-US" w:eastAsia="ru-RU"/>
-              </w:rPr>
-            </w:pPr>
-            <w:r>
-              <w:rPr>
-                <w:rFonts w:ascii="Times New Roman" w:eastAsia="Microsoft YaHei" w:hAnsi="Times New Roman" w:cs="Times New Roman"/>
-                <w:color w:val="FFFFFF" w:themeColor="background1"/>
-                <w:sz w:val="24"/>
-                <w:szCs w:val="24"/>
-                <w:lang w:eastAsia="ru-RU"/>
-              </w:rPr>
-              <w:t xml:space="preserve">      </w:t>
-            </w:r>
-            <w:r>
-              <w:rPr>
-                <w:rFonts w:ascii="Times New Roman" w:eastAsia="Microsoft YaHei" w:hAnsi="Times New Roman" w:cs="Times New Roman"/>
-                <w:color w:val="FFFFFF" w:themeColor="background1"/>
-                <w:sz w:val="24"/>
-                <w:szCs w:val="24"/>
-                <w:lang w:eastAsia="ru-RU"/>
-              </w:rPr>
-              <w:t>•</w:t>
-            </w:r>
-            <w:r>
-              <w:rPr>
-                <w:rFonts w:ascii="Times New Roman" w:eastAsia="Microsoft YaHei" w:hAnsi="Times New Roman" w:cs="Times New Roman"/>
-                <w:color w:val="FFFFFF" w:themeColor="background1"/>
-                <w:sz w:val="24"/>
-                <w:szCs w:val="24"/>
-                <w:lang w:eastAsia="ru-RU"/>
-              </w:rPr>
-              <w:tab/>
-            </w:r>
-            <w:r>
-              <w:rPr>
-                <w:rFonts w:ascii="Times New Roman" w:eastAsia="Microsoft YaHei" w:hAnsi="Times New Roman" w:cs="Times New Roman"/>
-                <w:color w:val="FFFFFF" w:themeColor="background1"/>
-                <w:sz w:val="24"/>
-                <w:szCs w:val="24"/>
-                <w:lang w:eastAsia="ru-RU"/>
-              </w:rPr>
-              <w:t>Отсутствуют</w:t>
-            </w:r>
-          </w:p>
-        </w:tc>
-      </w:tr>
-      <w:tr>
-        <w:trPr>
-          <w:trHeight w:val="499"/>
-        </w:trPr>
-        <w:tc>
-          <w:tcPr>
-            <w:tcW w:w="3134" w:type="dxa"/>
-            <w:tcBorders>
-              <w:top w:val="nil"/>
-              <w:left w:val="single" w:sz="4" w:space="0" w:color="70AD47" w:themeColor="accent6"/>
-              <w:bottom w:val="single" w:sz="4" w:space="0" w:color="FFFFFF"/>
-              <w:right w:val="single" w:sz="4" w:space="0" w:color="70AD47" w:themeColor="accent6"/>
-            </w:tcBorders>
-            <w:shd w:val="clear" w:color="auto" w:fill="0ADA0F"/>
-            <w:vAlign w:val="center"/>
-            <w:hideMark/>
-          </w:tcPr>
-          <w:p>
-            <w:pPr>
-              <w:spacing w:after="0" w:line="256" w:lineRule="auto"/>
-              <w:ind w:firstLine="180"/>
-              <w:jc w:val="right"/>
-              <w:rPr>
-                <w:rFonts w:ascii="Times New Roman" w:eastAsia="Microsoft YaHei" w:hAnsi="Times New Roman" w:cs="Times New Roman"/>
-                <w:b/>
-                <w:sz w:val="24"/>
-                <w:szCs w:val="24"/>
-              </w:rPr>
-            </w:pPr>
-            <w:r>
-              <w:rPr>
-                <w:rFonts w:ascii="Times New Roman" w:eastAsia="Microsoft YaHei" w:hAnsi="Times New Roman" w:cs="Times New Roman"/>
-                <w:b/>
-                <w:sz w:val="24"/>
-                <w:szCs w:val="24"/>
-              </w:rPr>
-              <w:t>Ожидаемый результат</w:t>
-            </w:r>
-          </w:p>
-        </w:tc>
-        <w:tc>
-          <w:tcPr>
-            <w:tcW w:w="6556" w:type="dxa"/>
-            <w:tcBorders>
-              <w:top w:val="single" w:sz="4" w:space="0" w:color="70AD47" w:themeColor="accent6"/>
-              <w:left w:val="single" w:sz="4" w:space="0" w:color="70AD47" w:themeColor="accent6"/>
-              <w:bottom w:val="single" w:sz="4" w:space="0" w:color="70AD47" w:themeColor="accent6"/>
-              <w:right w:val="single" w:sz="4" w:space="0" w:color="70AD47" w:themeColor="accent6"/>
-            </w:tcBorders>
-            <w:shd w:val="clear" w:color="auto" w:fill="7B7B7B" w:themeFill="accent3" w:themeFillShade="BF"/>
-            <w:vAlign w:val="center"/>
-            <w:hideMark/>
-          </w:tcPr>
-          <w:p>
-            <w:pPr>
-              <w:spacing w:after="0" w:line="256" w:lineRule="auto"/>
-              <w:rPr>
-                <w:rFonts w:ascii="Times New Roman" w:hAnsi="Times New Roman" w:cs="Times New Roman"/>
-                <w:color w:val="FFFFFF" w:themeColor="background1"/>
-                <w:sz w:val="24"/>
-                <w:szCs w:val="24"/>
-              </w:rPr>
-            </w:pPr>
-            <w:r>
-              <w:rPr>
-                <w:rFonts w:ascii="Times New Roman" w:hAnsi="Times New Roman" w:cs="Times New Roman"/>
-                <w:color w:val="FFFFFF" w:themeColor="background1"/>
-                <w:sz w:val="24"/>
-                <w:szCs w:val="24"/>
-              </w:rPr>
-              <w:t>При нажатии на кнопку "Корзина" происходит переход на страницу корзины.</w:t>
-            </w:r>
-          </w:p>
-        </w:tc>
-      </w:tr>
-      <w:tr>
-        <w:trPr>
-          <w:trHeight w:val="499"/>
-        </w:trPr>
-        <w:tc>
-          <w:tcPr>
-            <w:tcW w:w="3134" w:type="dxa"/>
-            <w:tcBorders>
-              <w:top w:val="nil"/>
-              <w:left w:val="single" w:sz="4" w:space="0" w:color="70AD47" w:themeColor="accent6"/>
-              <w:bottom w:val="single" w:sz="4" w:space="0" w:color="FFFFFF"/>
-              <w:right w:val="single" w:sz="4" w:space="0" w:color="70AD47" w:themeColor="accent6"/>
-            </w:tcBorders>
-            <w:shd w:val="clear" w:color="auto" w:fill="0ADA0F"/>
-            <w:vAlign w:val="center"/>
-            <w:hideMark/>
-          </w:tcPr>
-          <w:p>
-            <w:pPr>
-              <w:spacing w:after="0" w:line="256" w:lineRule="auto"/>
-              <w:ind w:firstLine="180"/>
-              <w:jc w:val="right"/>
-              <w:rPr>
-                <w:rFonts w:ascii="Times New Roman" w:eastAsia="Microsoft YaHei" w:hAnsi="Times New Roman" w:cs="Times New Roman"/>
-                <w:b/>
-                <w:sz w:val="24"/>
-                <w:szCs w:val="24"/>
-              </w:rPr>
-            </w:pPr>
-            <w:r>
-              <w:rPr>
-                <w:rFonts w:ascii="Times New Roman" w:eastAsia="Microsoft YaHei" w:hAnsi="Times New Roman" w:cs="Times New Roman"/>
-                <w:b/>
-                <w:sz w:val="24"/>
-                <w:szCs w:val="24"/>
-              </w:rPr>
-              <w:t xml:space="preserve">Фактический результат </w:t>
-            </w:r>
-          </w:p>
-        </w:tc>
-        <w:tc>
-          <w:tcPr>
-            <w:tcW w:w="6556" w:type="dxa"/>
-            <w:tcBorders>
-              <w:top w:val="single" w:sz="4" w:space="0" w:color="70AD47" w:themeColor="accent6"/>
-              <w:left w:val="single" w:sz="4" w:space="0" w:color="70AD47" w:themeColor="accent6"/>
-              <w:bottom w:val="single" w:sz="4" w:space="0" w:color="70AD47" w:themeColor="accent6"/>
-              <w:right w:val="single" w:sz="4" w:space="0" w:color="70AD47" w:themeColor="accent6"/>
-            </w:tcBorders>
-            <w:shd w:val="clear" w:color="auto" w:fill="7B7B7B" w:themeFill="accent3" w:themeFillShade="BF"/>
-            <w:vAlign w:val="center"/>
-          </w:tcPr>
-          <w:p>
-            <w:pPr>
-              <w:rPr>
-                <w:rFonts w:ascii="Times New Roman" w:eastAsia="Microsoft YaHei" w:hAnsi="Times New Roman" w:cs="Times New Roman"/>
-                <w:color w:val="FFFFFF" w:themeColor="background1"/>
-                <w:sz w:val="24"/>
-                <w:szCs w:val="24"/>
-                <w:lang w:eastAsia="ru-RU"/>
-              </w:rPr>
-            </w:pPr>
-            <w:r>
-              <w:rPr>
-                <w:rFonts w:ascii="Times New Roman" w:eastAsia="Microsoft YaHei" w:hAnsi="Times New Roman" w:cs="Times New Roman"/>
-                <w:color w:val="FFFFFF" w:themeColor="background1"/>
-                <w:sz w:val="24"/>
-                <w:szCs w:val="24"/>
-                <w:lang w:eastAsia="ru-RU"/>
-              </w:rPr>
-              <w:t>При нажатии на кнопку "Корзина" появилось информационное окно с надписью "Как-нибудь потом". Переход на страницу корзины не произошел.</w:t>
-            </w:r>
-          </w:p>
-        </w:tc>
-      </w:tr>
-      <w:tr>
-        <w:trPr>
-          <w:trHeight w:val="499"/>
-        </w:trPr>
-        <w:tc>
-          <w:tcPr>
-            <w:tcW w:w="3134" w:type="dxa"/>
-            <w:tcBorders>
-              <w:top w:val="nil"/>
-              <w:left w:val="single" w:sz="4" w:space="0" w:color="70AD47" w:themeColor="accent6"/>
-              <w:bottom w:val="single" w:sz="4" w:space="0" w:color="FFFFFF"/>
-              <w:right w:val="single" w:sz="4" w:space="0" w:color="70AD47" w:themeColor="accent6"/>
-            </w:tcBorders>
-            <w:shd w:val="clear" w:color="auto" w:fill="0ADA0F"/>
-            <w:vAlign w:val="center"/>
-            <w:hideMark/>
-          </w:tcPr>
-          <w:p>
-            <w:pPr>
-              <w:spacing w:after="0" w:line="256" w:lineRule="auto"/>
-              <w:ind w:firstLine="180"/>
-              <w:jc w:val="right"/>
-              <w:rPr>
-                <w:rFonts w:ascii="Times New Roman" w:eastAsia="Microsoft YaHei" w:hAnsi="Times New Roman" w:cs="Times New Roman"/>
-                <w:b/>
-                <w:sz w:val="24"/>
-                <w:szCs w:val="24"/>
-              </w:rPr>
-            </w:pPr>
-            <w:r>
-              <w:rPr>
-                <w:rFonts w:ascii="Times New Roman" w:eastAsia="Microsoft YaHei" w:hAnsi="Times New Roman" w:cs="Times New Roman"/>
-                <w:b/>
-                <w:sz w:val="24"/>
-                <w:szCs w:val="24"/>
-              </w:rPr>
-              <w:t>Статус</w:t>
-            </w:r>
-          </w:p>
-        </w:tc>
-        <w:tc>
-          <w:tcPr>
-            <w:tcW w:w="6556" w:type="dxa"/>
-            <w:tcBorders>
-              <w:top w:val="single" w:sz="4" w:space="0" w:color="70AD47" w:themeColor="accent6"/>
-              <w:left w:val="single" w:sz="4" w:space="0" w:color="70AD47" w:themeColor="accent6"/>
-              <w:bottom w:val="single" w:sz="4" w:space="0" w:color="70AD47" w:themeColor="accent6"/>
-              <w:right w:val="single" w:sz="4" w:space="0" w:color="70AD47" w:themeColor="accent6"/>
-            </w:tcBorders>
-            <w:shd w:val="clear" w:color="auto" w:fill="7B7B7B" w:themeFill="accent3" w:themeFillShade="BF"/>
-            <w:vAlign w:val="center"/>
-            <w:hideMark/>
-          </w:tcPr>
-          <w:p>
-            <w:pPr>
-              <w:spacing w:after="0" w:line="256" w:lineRule="auto"/>
-              <w:rPr>
-                <w:rFonts w:ascii="Times New Roman" w:eastAsia="Microsoft YaHei" w:hAnsi="Times New Roman" w:cs="Times New Roman"/>
-                <w:color w:val="FF0000"/>
-                <w:sz w:val="24"/>
-                <w:szCs w:val="24"/>
-                <w:lang w:eastAsia="ru-RU"/>
-              </w:rPr>
-            </w:pPr>
-            <w:r>
-              <w:rPr>
-                <w:rFonts w:ascii="Times New Roman" w:eastAsia="Microsoft YaHei" w:hAnsi="Times New Roman" w:cs="Times New Roman"/>
-                <w:color w:val="FF0000"/>
-                <w:sz w:val="24"/>
-                <w:szCs w:val="24"/>
-                <w:lang w:eastAsia="ru-RU"/>
-              </w:rPr>
-              <w:t> </w:t>
-            </w:r>
-            <w:r>
-              <w:rPr>
-                <w:rFonts w:ascii="Times New Roman" w:eastAsia="Microsoft YaHei" w:hAnsi="Times New Roman" w:cs="Times New Roman"/>
-                <w:color w:val="FF0000"/>
-                <w:sz w:val="24"/>
-                <w:szCs w:val="24"/>
-                <w:lang w:eastAsia="ru-RU"/>
-              </w:rPr>
-              <w:t>Брак</w:t>
-            </w:r>
-          </w:p>
-        </w:tc>
-      </w:tr>
-      <w:tr>
-        <w:trPr>
-          <w:trHeight w:val="499"/>
-        </w:trPr>
-        <w:tc>
-          <w:tcPr>
-            <w:tcW w:w="3134" w:type="dxa"/>
-            <w:tcBorders>
-              <w:top w:val="nil"/>
-              <w:left w:val="single" w:sz="4" w:space="0" w:color="70AD47" w:themeColor="accent6"/>
-              <w:bottom w:val="single" w:sz="4" w:space="0" w:color="FFFFFF"/>
-              <w:right w:val="single" w:sz="4" w:space="0" w:color="70AD47" w:themeColor="accent6"/>
-            </w:tcBorders>
-            <w:shd w:val="clear" w:color="auto" w:fill="0ADA0F"/>
-            <w:vAlign w:val="center"/>
-            <w:hideMark/>
-          </w:tcPr>
-          <w:p>
-            <w:pPr>
-              <w:spacing w:after="0" w:line="256" w:lineRule="auto"/>
-              <w:ind w:firstLine="180"/>
-              <w:jc w:val="right"/>
-              <w:rPr>
-                <w:rFonts w:ascii="Times New Roman" w:eastAsia="Microsoft YaHei" w:hAnsi="Times New Roman" w:cs="Times New Roman"/>
-                <w:b/>
-                <w:sz w:val="24"/>
-                <w:szCs w:val="24"/>
-              </w:rPr>
-            </w:pPr>
-            <w:r>
-              <w:rPr>
-                <w:rFonts w:ascii="Times New Roman" w:eastAsia="Microsoft YaHei" w:hAnsi="Times New Roman" w:cs="Times New Roman"/>
-                <w:b/>
-                <w:sz w:val="24"/>
-                <w:szCs w:val="24"/>
-              </w:rPr>
-              <w:t>Предварительное условие</w:t>
-            </w:r>
-          </w:p>
-        </w:tc>
-        <w:tc>
-          <w:tcPr>
-            <w:tcW w:w="6556" w:type="dxa"/>
-            <w:tcBorders>
-              <w:top w:val="single" w:sz="4" w:space="0" w:color="70AD47" w:themeColor="accent6"/>
-              <w:left w:val="single" w:sz="4" w:space="0" w:color="70AD47" w:themeColor="accent6"/>
-              <w:bottom w:val="single" w:sz="4" w:space="0" w:color="70AD47" w:themeColor="accent6"/>
-              <w:right w:val="single" w:sz="4" w:space="0" w:color="70AD47" w:themeColor="accent6"/>
-            </w:tcBorders>
-            <w:shd w:val="clear" w:color="auto" w:fill="7B7B7B" w:themeFill="accent3" w:themeFillShade="BF"/>
-            <w:vAlign w:val="center"/>
-            <w:hideMark/>
-          </w:tcPr>
-          <w:p>
-            <w:pPr>
-              <w:spacing w:after="0" w:line="256" w:lineRule="auto"/>
-              <w:rPr>
-                <w:rFonts w:ascii="Times New Roman" w:eastAsia="Microsoft YaHei" w:hAnsi="Times New Roman" w:cs="Times New Roman"/>
-                <w:color w:val="FFFFFF" w:themeColor="background1"/>
-                <w:sz w:val="24"/>
-                <w:szCs w:val="24"/>
-                <w:lang w:eastAsia="ru-RU"/>
-              </w:rPr>
-            </w:pPr>
-            <w:r>
-              <w:rPr>
-                <w:rFonts w:ascii="Times New Roman" w:eastAsia="Microsoft YaHei" w:hAnsi="Times New Roman" w:cs="Times New Roman"/>
-                <w:color w:val="FFFFFF" w:themeColor="background1"/>
-                <w:sz w:val="24"/>
-                <w:szCs w:val="24"/>
-                <w:lang w:eastAsia="ru-RU"/>
-              </w:rPr>
-              <w:t>Пользователь авторизован и находится на странице каталога.</w:t>
-            </w:r>
-          </w:p>
-        </w:tc>
-      </w:tr>
-      <w:tr>
-        <w:trPr>
-          <w:trHeight w:val="499"/>
-        </w:trPr>
-        <w:tc>
-          <w:tcPr>
-            <w:tcW w:w="3134" w:type="dxa"/>
-            <w:tcBorders>
-              <w:top w:val="nil"/>
-              <w:left w:val="single" w:sz="4" w:space="0" w:color="70AD47" w:themeColor="accent6"/>
-              <w:bottom w:val="single" w:sz="4" w:space="0" w:color="FFFFFF"/>
-              <w:right w:val="single" w:sz="4" w:space="0" w:color="70AD47" w:themeColor="accent6"/>
-            </w:tcBorders>
-            <w:shd w:val="clear" w:color="auto" w:fill="0ADA0F"/>
-            <w:vAlign w:val="center"/>
-            <w:hideMark/>
-          </w:tcPr>
-          <w:p>
-            <w:pPr>
-              <w:spacing w:after="0" w:line="256" w:lineRule="auto"/>
-              <w:ind w:firstLine="180"/>
-              <w:jc w:val="right"/>
-              <w:rPr>
-                <w:rFonts w:ascii="Times New Roman" w:eastAsia="Microsoft YaHei" w:hAnsi="Times New Roman" w:cs="Times New Roman"/>
-                <w:b/>
-                <w:sz w:val="24"/>
-                <w:szCs w:val="24"/>
-              </w:rPr>
-            </w:pPr>
-            <w:r>
-              <w:rPr>
-                <w:rFonts w:ascii="Times New Roman" w:eastAsia="Microsoft YaHei" w:hAnsi="Times New Roman" w:cs="Times New Roman"/>
-                <w:b/>
-                <w:sz w:val="24"/>
-                <w:szCs w:val="24"/>
-              </w:rPr>
-              <w:lastRenderedPageBreak/>
-              <w:t>Постусловие</w:t>
-            </w:r>
-          </w:p>
-        </w:tc>
-        <w:tc>
-          <w:tcPr>
-            <w:tcW w:w="6556" w:type="dxa"/>
-            <w:tcBorders>
-              <w:top w:val="single" w:sz="4" w:space="0" w:color="70AD47" w:themeColor="accent6"/>
-              <w:left w:val="single" w:sz="4" w:space="0" w:color="70AD47" w:themeColor="accent6"/>
-              <w:bottom w:val="single" w:sz="4" w:space="0" w:color="70AD47" w:themeColor="accent6"/>
-              <w:right w:val="single" w:sz="4" w:space="0" w:color="70AD47" w:themeColor="accent6"/>
-            </w:tcBorders>
-            <w:shd w:val="clear" w:color="auto" w:fill="7B7B7B" w:themeFill="accent3" w:themeFillShade="BF"/>
-            <w:vAlign w:val="center"/>
-            <w:hideMark/>
-          </w:tcPr>
-          <w:p>
-            <w:pPr>
-              <w:spacing w:after="0" w:line="256" w:lineRule="auto"/>
-              <w:rPr>
-                <w:rFonts w:ascii="Times New Roman" w:eastAsia="Microsoft YaHei" w:hAnsi="Times New Roman" w:cs="Times New Roman"/>
-                <w:color w:val="FFFFFF" w:themeColor="background1"/>
-                <w:sz w:val="24"/>
-                <w:szCs w:val="24"/>
-                <w:lang w:eastAsia="ru-RU"/>
-              </w:rPr>
-            </w:pPr>
-            <w:r>
-              <w:rPr>
-                <w:rFonts w:ascii="Times New Roman" w:eastAsia="Microsoft YaHei" w:hAnsi="Times New Roman" w:cs="Times New Roman"/>
-                <w:color w:val="FFFFFF" w:themeColor="background1"/>
-                <w:sz w:val="24"/>
-                <w:szCs w:val="24"/>
-                <w:lang w:eastAsia="ru-RU"/>
-              </w:rPr>
-              <w:t>Пользователь остается на странице каталога.</w:t>
-            </w:r>
-          </w:p>
-        </w:tc>
-      </w:tr>
-      <w:tr>
-        <w:trPr>
-          <w:trHeight w:val="499"/>
-        </w:trPr>
-        <w:tc>
-          <w:tcPr>
-            <w:tcW w:w="3134" w:type="dxa"/>
-            <w:tcBorders>
-              <w:top w:val="nil"/>
-              <w:left w:val="single" w:sz="4" w:space="0" w:color="70AD47" w:themeColor="accent6"/>
-              <w:bottom w:val="single" w:sz="4" w:space="0" w:color="70AD47" w:themeColor="accent6"/>
-              <w:right w:val="single" w:sz="4" w:space="0" w:color="70AD47" w:themeColor="accent6"/>
-            </w:tcBorders>
-            <w:shd w:val="clear" w:color="auto" w:fill="0ADA0F"/>
-            <w:vAlign w:val="center"/>
-            <w:hideMark/>
-          </w:tcPr>
-          <w:p>
-            <w:pPr>
-              <w:spacing w:after="0" w:line="256" w:lineRule="auto"/>
-              <w:ind w:firstLine="180"/>
-              <w:jc w:val="right"/>
-              <w:rPr>
-                <w:rFonts w:ascii="Times New Roman" w:eastAsia="Microsoft YaHei" w:hAnsi="Times New Roman" w:cs="Times New Roman"/>
-                <w:b/>
-                <w:sz w:val="24"/>
-                <w:szCs w:val="24"/>
-              </w:rPr>
-            </w:pPr>
-            <w:r>
-              <w:rPr>
-                <w:rFonts w:ascii="Times New Roman" w:eastAsia="Microsoft YaHei" w:hAnsi="Times New Roman" w:cs="Times New Roman"/>
-                <w:b/>
-                <w:sz w:val="24"/>
-                <w:szCs w:val="24"/>
-              </w:rPr>
-              <w:t>Примечания/комментарии</w:t>
-            </w:r>
-          </w:p>
-        </w:tc>
-        <w:tc>
-          <w:tcPr>
-            <w:tcW w:w="6556" w:type="dxa"/>
-            <w:tcBorders>
-              <w:top w:val="single" w:sz="4" w:space="0" w:color="70AD47" w:themeColor="accent6"/>
-              <w:left w:val="single" w:sz="4" w:space="0" w:color="70AD47" w:themeColor="accent6"/>
-              <w:bottom w:val="single" w:sz="4" w:space="0" w:color="70AD47" w:themeColor="accent6"/>
-              <w:right w:val="single" w:sz="4" w:space="0" w:color="70AD47" w:themeColor="accent6"/>
-            </w:tcBorders>
-            <w:shd w:val="clear" w:color="auto" w:fill="7B7B7B" w:themeFill="accent3" w:themeFillShade="BF"/>
-            <w:vAlign w:val="center"/>
-            <w:hideMark/>
-          </w:tcPr>
-          <w:p>
-            <w:pPr>
-              <w:spacing w:after="0" w:line="256" w:lineRule="auto"/>
-              <w:rPr>
-                <w:rFonts w:ascii="Times New Roman" w:eastAsia="Microsoft YaHei" w:hAnsi="Times New Roman" w:cs="Times New Roman"/>
-                <w:color w:val="FFFFFF" w:themeColor="background1"/>
-                <w:sz w:val="24"/>
-                <w:szCs w:val="24"/>
-              </w:rPr>
-            </w:pPr>
-            <w:r>
-              <w:rPr>
-                <w:rFonts w:ascii="Times New Roman" w:eastAsia="Microsoft YaHei" w:hAnsi="Times New Roman" w:cs="Times New Roman"/>
-                <w:color w:val="FFFFFF" w:themeColor="background1"/>
-                <w:sz w:val="24"/>
-                <w:szCs w:val="24"/>
-              </w:rPr>
-              <w:t>Функция корзины временно недоступна.</w:t>
             </w:r>
           </w:p>
         </w:tc>
@@ -14932,6 +12083,7 @@
                 <w:b/>
                 <w:sz w:val="24"/>
                 <w:szCs w:val="24"/>
+                <w:lang w:val="en-US"/>
               </w:rPr>
             </w:pPr>
             <w:r>
@@ -14950,7 +12102,17 @@
                 <w:sz w:val="24"/>
                 <w:szCs w:val="24"/>
               </w:rPr>
-              <w:t>13</w:t>
+              <w:t>1</w:t>
+            </w:r>
+            <w:r>
+              <w:rPr>
+                <w:rFonts w:ascii="Times New Roman" w:eastAsia="Microsoft YaHei" w:hAnsi="Times New Roman" w:cs="Times New Roman"/>
+                <w:b/>
+                <w:sz w:val="24"/>
+                <w:szCs w:val="24"/>
+                <w:lang w:val="en-US"/>
+              </w:rPr>
+              <w:t>1</w:t>
             </w:r>
           </w:p>
         </w:tc>
@@ -14975,7 +12137,7 @@
                 <w:color w:val="FFFFFF" w:themeColor="background1"/>
                 <w:sz w:val="24"/>
                 <w:szCs w:val="24"/>
-                <w:lang w:eastAsia="ru-RU"/>
+                <w:lang w:val="en-US" w:eastAsia="ru-RU"/>
               </w:rPr>
             </w:pPr>
             <w:r>
@@ -15014,9 +12176,9 @@
                 <w:color w:val="FFFFFF" w:themeColor="background1"/>
                 <w:sz w:val="24"/>
                 <w:szCs w:val="24"/>
-                <w:lang w:eastAsia="ru-RU"/>
-              </w:rPr>
-              <w:t>4</w:t>
+                <w:lang w:val="en-US" w:eastAsia="ru-RU"/>
+              </w:rPr>
+              <w:t>2</w:t>
             </w:r>
           </w:p>
         </w:tc>
@@ -15170,7 +12332,7 @@
                 <w:szCs w:val="24"/>
                 <w:lang w:eastAsia="ru-RU"/>
               </w:rPr>
-              <w:t>Тестирование перехода в профиль пользователя</w:t>
+              <w:t>Тестирование кнопки "О нас"</w:t>
             </w:r>
           </w:p>
         </w:tc>
@@ -15230,23 +12392,24 @@
           </w:tcPr>
           <w:p>
             <w:pPr>
-              <w:rPr>
-                <w:rFonts w:ascii="Times New Roman" w:eastAsia="Microsoft YaHei" w:hAnsi="Times New Roman" w:cs="Times New Roman"/>
-                <w:color w:val="FFFFFF" w:themeColor="background1"/>
-                <w:sz w:val="24"/>
-                <w:szCs w:val="24"/>
-                <w:lang w:eastAsia="ru-RU"/>
-              </w:rPr>
-            </w:pPr>
-            <w:r>
-              <w:rPr>
-                <w:rFonts w:ascii="Times New Roman" w:eastAsia="Microsoft YaHei" w:hAnsi="Times New Roman" w:cs="Times New Roman"/>
-                <w:color w:val="FFFFFF" w:themeColor="background1"/>
-                <w:sz w:val="24"/>
-                <w:szCs w:val="24"/>
-                <w:lang w:eastAsia="ru-RU"/>
-              </w:rPr>
-              <w:t>Проверка перехода в профиль при нажатии на соответствующую кнопку</w:t>
+              <w:spacing w:after="0" w:line="256" w:lineRule="auto"/>
+              <w:rPr>
+                <w:rFonts w:ascii="Times New Roman" w:eastAsia="Microsoft YaHei" w:hAnsi="Times New Roman" w:cs="Times New Roman"/>
+                <w:color w:val="FFFFFF" w:themeColor="background1"/>
+                <w:sz w:val="24"/>
+                <w:szCs w:val="24"/>
+                <w:lang w:eastAsia="ru-RU"/>
+              </w:rPr>
+            </w:pPr>
+            <w:r>
+              <w:rPr>
+                <w:rFonts w:ascii="Times New Roman" w:eastAsia="Microsoft YaHei" w:hAnsi="Times New Roman" w:cs="Times New Roman"/>
+                <w:color w:val="FFFFFF" w:themeColor="background1"/>
+                <w:sz w:val="24"/>
+                <w:szCs w:val="24"/>
+                <w:lang w:eastAsia="ru-RU"/>
+              </w:rPr>
+              <w:t>Проверка перехода на страницу "О нас"</w:t>
             </w:r>
           </w:p>
         </w:tc>
@@ -15308,7 +12471,7 @@
             <w:pPr>
               <w:numPr>
                 <w:ilvl w:val="0"/>
-                <w:numId w:val="14"/>
+                <w:numId w:val="12"/>
               </w:numPr>
               <w:spacing w:after="0" w:line="256" w:lineRule="auto"/>
               <w:contextualSpacing/>
@@ -15328,7 +12491,7 @@
                 <w:szCs w:val="24"/>
                 <w:lang w:eastAsia="ru-RU"/>
               </w:rPr>
-              <w:t xml:space="preserve">Нажать на кнопку перехода в профиль </w:t>
+              <w:t xml:space="preserve">Нажать на кнопку "О нас" </w:t>
             </w:r>
             <w:r>
               <w:rPr>
@@ -15515,6 +12678,7 @@
           </w:tcPr>
           <w:p>
             <w:pPr>
+              <w:spacing w:after="0" w:line="256" w:lineRule="auto"/>
               <w:rPr>
                 <w:rFonts w:ascii="Times New Roman" w:hAnsi="Times New Roman" w:cs="Times New Roman"/>
                 <w:color w:val="FFFFFF" w:themeColor="background1"/>
@@ -15529,7 +12693,7 @@
                 <w:sz w:val="24"/>
                 <w:szCs w:val="24"/>
               </w:rPr>
-              <w:t>При нажатии на кнопку перехода в профиль происходит переход на страницу профиля пользователя.</w:t>
+              <w:t>При нажатии на кнопку "О нас" происходит переход на страницу с информацией о магазине.</w:t>
             </w:r>
           </w:p>
         </w:tc>
@@ -15604,7 +12768,7 @@
                 <w:szCs w:val="24"/>
                 <w:lang w:eastAsia="ru-RU"/>
               </w:rPr>
-              <w:t>При нажатии на кнопку перехода в профиль появилось информационное окно с надписью "Как-нибудь потом". Переход в профиль не произошел.</w:t>
+              <w:t>При нажатии на кнопку "О нас" произошел переход на страницу с информацией о магазине.</w:t>
             </w:r>
           </w:p>
         </w:tc>
@@ -15667,31 +12831,21 @@
               <w:spacing w:after="0" w:line="256" w:lineRule="auto"/>
               <w:rPr>
                 <w:rFonts w:ascii="Times New Roman" w:eastAsia="Microsoft YaHei" w:hAnsi="Times New Roman" w:cs="Times New Roman"/>
-                <w:color w:val="FF0000"/>
-                <w:sz w:val="24"/>
-                <w:szCs w:val="24"/>
-                <w:lang w:eastAsia="ru-RU"/>
-              </w:rPr>
-            </w:pPr>
-            <w:r>
-              <w:rPr>
-                <w:rFonts w:ascii="Times New Roman" w:eastAsia="Microsoft YaHei" w:hAnsi="Times New Roman" w:cs="Times New Roman"/>
-                <w:color w:val="FF0000"/>
-                <w:sz w:val="24"/>
-                <w:szCs w:val="24"/>
-                <w:lang w:eastAsia="ru-RU"/>
-              </w:rPr>
-              <w:t> </w:t>
-            </w:r>
-            <w:r>
-              <w:rPr>
-                <w:rFonts w:ascii="Times New Roman" w:eastAsia="Microsoft YaHei" w:hAnsi="Times New Roman" w:cs="Times New Roman"/>
-                <w:color w:val="FF0000"/>
-                <w:sz w:val="24"/>
-                <w:szCs w:val="24"/>
-                <w:lang w:eastAsia="ru-RU"/>
-              </w:rPr>
-              <w:t>Брак</w:t>
+                <w:color w:val="FFFFFF" w:themeColor="background1"/>
+                <w:sz w:val="24"/>
+                <w:szCs w:val="24"/>
+                <w:lang w:eastAsia="ru-RU"/>
+              </w:rPr>
+            </w:pPr>
+            <w:r>
+              <w:rPr>
+                <w:rFonts w:ascii="Times New Roman" w:eastAsia="Microsoft YaHei" w:hAnsi="Times New Roman" w:cs="Times New Roman"/>
+                <w:color w:val="FFFF00"/>
+                <w:sz w:val="24"/>
+                <w:szCs w:val="24"/>
+                <w:lang w:eastAsia="ru-RU"/>
+              </w:rPr>
+              <w:t> Зачёт</w:t>
             </w:r>
           </w:p>
         </w:tc>
@@ -15845,7 +12999,7 @@
                 <w:szCs w:val="24"/>
                 <w:lang w:eastAsia="ru-RU"/>
               </w:rPr>
-              <w:t>Пользователь остается на странице каталога.</w:t>
+              <w:t>Пользователь находится на странице "О нас".</w:t>
             </w:r>
           </w:p>
         </w:tc>
@@ -15920,25 +13074,7 @@
                 <w:sz w:val="24"/>
                 <w:szCs w:val="24"/>
               </w:rPr>
-              <w:t xml:space="preserve">Функция </w:t>
-            </w:r>
-            <w:r>
-              <w:rPr>
-                <w:rFonts w:ascii="Times New Roman" w:eastAsia="Microsoft YaHei" w:hAnsi="Times New Roman" w:cs="Times New Roman"/>
-                <w:color w:val="FFFFFF" w:themeColor="background1"/>
-                <w:sz w:val="24"/>
-                <w:szCs w:val="24"/>
-              </w:rPr>
-              <w:t>профиля</w:t>
-            </w:r>
-            <w:r>
-              <w:rPr>
-                <w:rFonts w:ascii="Times New Roman" w:eastAsia="Microsoft YaHei" w:hAnsi="Times New Roman" w:cs="Times New Roman"/>
-                <w:color w:val="FFFFFF" w:themeColor="background1"/>
-                <w:sz w:val="24"/>
-                <w:szCs w:val="24"/>
-              </w:rPr>
-              <w:t xml:space="preserve"> временно недоступна.</w:t>
+              <w:t>Проверка работоспособности навигации.</w:t>
             </w:r>
           </w:p>
         </w:tc>
@@ -15995,6 +13131,7 @@
                 <w:szCs w:val="24"/>
               </w:rPr>
             </w:pPr>
+            <w:bookmarkStart w:id="4" w:name="_Hlk222331519"/>
             <w:r>
               <w:rPr>
                 <w:rFonts w:ascii="Times New Roman" w:eastAsia="Microsoft YaHei" w:hAnsi="Times New Roman" w:cs="Times New Roman"/>
@@ -16011,7 +13148,7 @@
                 <w:sz w:val="24"/>
                 <w:szCs w:val="24"/>
               </w:rPr>
-              <w:t>14</w:t>
+              <w:t>12</w:t>
             </w:r>
           </w:p>
         </w:tc>
@@ -16057,7 +13194,7 @@
                 <w:szCs w:val="24"/>
                 <w:lang w:eastAsia="ru-RU"/>
               </w:rPr>
-              <w:t>о нас</w:t>
+              <w:t>каталога</w:t>
             </w:r>
             <w:r>
               <w:rPr>
@@ -16077,7 +13214,7 @@
                 <w:szCs w:val="24"/>
                 <w:lang w:eastAsia="ru-RU"/>
               </w:rPr>
-              <w:t>1</w:t>
+              <w:t>3</w:t>
             </w:r>
           </w:p>
         </w:tc>
@@ -16231,7 +13368,7 @@
                 <w:szCs w:val="24"/>
                 <w:lang w:eastAsia="ru-RU"/>
               </w:rPr>
-              <w:t>Тестирование кнопки "Каталог" на странице "О нас"</w:t>
+              <w:t>Тестирование кнопки "Корзина"</w:t>
             </w:r>
           </w:p>
         </w:tc>
@@ -16307,7 +13444,7 @@
                 <w:szCs w:val="24"/>
                 <w:lang w:eastAsia="ru-RU"/>
               </w:rPr>
-              <w:t>Проверка перехода в каталог при нажатии на кнопку "Каталог" со страницы "О нас"</w:t>
+              <w:t>Проверка перехода в корзину</w:t>
             </w:r>
           </w:p>
         </w:tc>
@@ -16369,7 +13506,7 @@
             <w:pPr>
               <w:numPr>
                 <w:ilvl w:val="0"/>
-                <w:numId w:val="15"/>
+                <w:numId w:val="13"/>
               </w:numPr>
               <w:spacing w:after="0" w:line="256" w:lineRule="auto"/>
               <w:contextualSpacing/>
@@ -16389,7 +13526,7 @@
                 <w:szCs w:val="24"/>
                 <w:lang w:eastAsia="ru-RU"/>
               </w:rPr>
-              <w:t xml:space="preserve">Нажать на кнопку "Каталог" </w:t>
+              <w:t xml:space="preserve">Нажать на кнопку "Корзина" </w:t>
             </w:r>
             <w:r>
               <w:rPr>
@@ -16576,6 +13713,7 @@
           </w:tcPr>
           <w:p>
             <w:pPr>
+              <w:spacing w:after="0" w:line="256" w:lineRule="auto"/>
               <w:rPr>
                 <w:rFonts w:ascii="Times New Roman" w:hAnsi="Times New Roman" w:cs="Times New Roman"/>
                 <w:color w:val="FFFFFF" w:themeColor="background1"/>
@@ -16590,7 +13728,7 @@
                 <w:sz w:val="24"/>
                 <w:szCs w:val="24"/>
               </w:rPr>
-              <w:t>При нажатии на кнопку "Каталог" происходит переход на страницу каталога цветов.</w:t>
+              <w:t>При нажатии на кнопку "Корзина" происходит переход на страницу корзины.</w:t>
             </w:r>
           </w:p>
         </w:tc>
@@ -16631,7 +13769,6 @@
                 <w:sz w:val="24"/>
                 <w:szCs w:val="24"/>
               </w:rPr>
-              <w:lastRenderedPageBreak/>
               <w:t xml:space="preserve">Фактический результат </w:t>
             </w:r>
           </w:p>
@@ -16666,7 +13803,7 @@
                 <w:szCs w:val="24"/>
                 <w:lang w:eastAsia="ru-RU"/>
               </w:rPr>
-              <w:t>При нажатии на кнопку "Каталог" произошел переход на страницу каталога цветов.</w:t>
+              <w:t>При нажатии на кнопку "Корзина" появилось информационное окно с надписью "Как-нибудь потом". Переход на страницу корзины не произошел.</w:t>
             </w:r>
           </w:p>
         </w:tc>
@@ -16738,7 +13875,7 @@
             <w:r>
               <w:rPr>
                 <w:rFonts w:ascii="Times New Roman" w:eastAsia="Microsoft YaHei" w:hAnsi="Times New Roman" w:cs="Times New Roman"/>
-                <w:color w:val="FFFF00"/>
+                <w:color w:val="FF0000"/>
                 <w:sz w:val="24"/>
                 <w:szCs w:val="24"/>
                 <w:lang w:eastAsia="ru-RU"/>
@@ -16748,12 +13885,12 @@
             <w:r>
               <w:rPr>
                 <w:rFonts w:ascii="Times New Roman" w:eastAsia="Microsoft YaHei" w:hAnsi="Times New Roman" w:cs="Times New Roman"/>
-                <w:color w:val="FFFF00"/>
-                <w:sz w:val="24"/>
-                <w:szCs w:val="24"/>
-                <w:lang w:eastAsia="ru-RU"/>
-              </w:rPr>
-              <w:t>Зачёт</w:t>
+                <w:color w:val="FF0000"/>
+                <w:sz w:val="24"/>
+                <w:szCs w:val="24"/>
+                <w:lang w:eastAsia="ru-RU"/>
+              </w:rPr>
+              <w:t>Брак</w:t>
             </w:r>
           </w:p>
         </w:tc>
@@ -16830,7 +13967,7 @@
                 <w:szCs w:val="24"/>
                 <w:lang w:eastAsia="ru-RU"/>
               </w:rPr>
-              <w:t>Пользователь авторизован и находится на странице "О нас".</w:t>
+              <w:t>Пользователь авторизован и находится на странице каталога.</w:t>
             </w:r>
           </w:p>
         </w:tc>
@@ -16871,6 +14008,7 @@
                 <w:sz w:val="24"/>
                 <w:szCs w:val="24"/>
               </w:rPr>
+              <w:lastRenderedPageBreak/>
               <w:t>Постусловие</w:t>
             </w:r>
           </w:p>
@@ -16907,7 +14045,7 @@
                 <w:szCs w:val="24"/>
                 <w:lang w:eastAsia="ru-RU"/>
               </w:rPr>
-              <w:t>Пользователь перешел на страницу каталога.</w:t>
+              <w:t>Пользователь остается на странице каталога.</w:t>
             </w:r>
           </w:p>
         </w:tc>
@@ -16982,7 +14120,1069 @@
                 <w:sz w:val="24"/>
                 <w:szCs w:val="24"/>
               </w:rPr>
-              <w:t>Навигация работает корректно.</w:t>
+              <w:t>Функция корзины временно недоступна.</w:t>
+            </w:r>
+          </w:p>
+        </w:tc>
+      </w:tr>
+      <w:bookmarkEnd w:id="4"/>
+    </w:tbl>
+    <w:p>
+      <w:pPr>
+        <w:rPr>
+          <w:rFonts w:ascii="Times New Roman" w:hAnsi="Times New Roman" w:cs="Times New Roman"/>
+          <w:b/>
+          <w:bCs/>
+          <w:sz w:val="24"/>
+          <w:szCs w:val="24"/>
+        </w:rPr>
+      </w:pPr>
+    </w:p>
+    <w:tbl>
+      <w:tblPr>
+        <w:tblW w:w="9690" w:type="dxa"/>
+        <w:tblInd w:w="80" w:type="dxa"/>
+        <w:tblLayout w:type="fixed"/>
+        <w:tblLook w:val="04A0" w:firstRow="1" w:lastRow="0" w:firstColumn="1" w:lastColumn="0" w:noHBand="0" w:noVBand="1"/>
+      </w:tblPr>
+      <w:tblGrid>
+        <w:gridCol w:w="3134"/>
+        <w:gridCol w:w="6556"/>
+      </w:tblGrid>
+      <w:tr>
+        <w:trPr>
+          <w:trHeight w:val="499"/>
+        </w:trPr>
+        <w:tc>
+          <w:tcPr>
+            <w:tcW w:w="3134" w:type="dxa"/>
+            <w:tcBorders>
+              <w:top w:val="single" w:sz="4" w:space="0" w:color="70AD47" w:themeColor="accent6"/>
+              <w:left w:val="single" w:sz="4" w:space="0" w:color="70AD47" w:themeColor="accent6"/>
+              <w:bottom w:val="single" w:sz="4" w:space="0" w:color="FFFFFF"/>
+              <w:right w:val="single" w:sz="4" w:space="0" w:color="70AD47" w:themeColor="accent6"/>
+            </w:tcBorders>
+            <w:shd w:val="clear" w:color="auto" w:fill="ED7D31" w:themeFill="accent2"/>
+            <w:vAlign w:val="center"/>
+            <w:hideMark/>
+          </w:tcPr>
+          <w:p>
+            <w:pPr>
+              <w:spacing w:after="0" w:line="256" w:lineRule="auto"/>
+              <w:ind w:firstLine="180"/>
+              <w:jc w:val="right"/>
+              <w:rPr>
+                <w:rFonts w:ascii="Times New Roman" w:eastAsia="Microsoft YaHei" w:hAnsi="Times New Roman" w:cs="Times New Roman"/>
+                <w:b/>
+                <w:sz w:val="24"/>
+                <w:szCs w:val="24"/>
+              </w:rPr>
+            </w:pPr>
+            <w:r>
+              <w:rPr>
+                <w:rFonts w:ascii="Times New Roman" w:eastAsia="Microsoft YaHei" w:hAnsi="Times New Roman" w:cs="Times New Roman"/>
+                <w:b/>
+                <w:sz w:val="24"/>
+                <w:szCs w:val="24"/>
+              </w:rPr>
+              <w:t>Тестовый пример №</w:t>
+            </w:r>
+            <w:r>
+              <w:rPr>
+                <w:rFonts w:ascii="Times New Roman" w:eastAsia="Microsoft YaHei" w:hAnsi="Times New Roman" w:cs="Times New Roman"/>
+                <w:b/>
+                <w:sz w:val="24"/>
+                <w:szCs w:val="24"/>
+              </w:rPr>
+              <w:t>13</w:t>
+            </w:r>
+          </w:p>
+        </w:tc>
+        <w:tc>
+          <w:tcPr>
+            <w:tcW w:w="6556" w:type="dxa"/>
+            <w:tcBorders>
+              <w:top w:val="single" w:sz="4" w:space="0" w:color="70AD47" w:themeColor="accent6"/>
+              <w:left w:val="single" w:sz="4" w:space="0" w:color="70AD47" w:themeColor="accent6"/>
+              <w:bottom w:val="single" w:sz="4" w:space="0" w:color="70AD47" w:themeColor="accent6"/>
+              <w:right w:val="single" w:sz="4" w:space="0" w:color="70AD47" w:themeColor="accent6"/>
+            </w:tcBorders>
+            <w:shd w:val="clear" w:color="auto" w:fill="7B7B7B" w:themeFill="accent3" w:themeFillShade="BF"/>
+            <w:vAlign w:val="center"/>
+            <w:hideMark/>
+          </w:tcPr>
+          <w:p>
+            <w:pPr>
+              <w:spacing w:after="0" w:line="256" w:lineRule="auto"/>
+              <w:rPr>
+                <w:rFonts w:ascii="Times New Roman" w:eastAsia="Microsoft YaHei" w:hAnsi="Times New Roman" w:cs="Times New Roman"/>
+                <w:color w:val="FFFFFF" w:themeColor="background1"/>
+                <w:sz w:val="24"/>
+                <w:szCs w:val="24"/>
+                <w:lang w:eastAsia="ru-RU"/>
+              </w:rPr>
+            </w:pPr>
+            <w:r>
+              <w:rPr>
+                <w:rFonts w:ascii="Times New Roman" w:eastAsia="Microsoft YaHei" w:hAnsi="Times New Roman" w:cs="Times New Roman"/>
+                <w:color w:val="FFFFFF" w:themeColor="background1"/>
+                <w:sz w:val="24"/>
+                <w:szCs w:val="24"/>
+                <w:lang w:eastAsia="ru-RU"/>
+              </w:rPr>
+              <w:t xml:space="preserve">Тест </w:t>
+            </w:r>
+            <w:r>
+              <w:rPr>
+                <w:rFonts w:ascii="Times New Roman" w:eastAsia="Microsoft YaHei" w:hAnsi="Times New Roman" w:cs="Times New Roman"/>
+                <w:color w:val="FFFFFF" w:themeColor="background1"/>
+                <w:sz w:val="24"/>
+                <w:szCs w:val="24"/>
+                <w:lang w:eastAsia="ru-RU"/>
+              </w:rPr>
+              <w:t>каталога</w:t>
+            </w:r>
+            <w:r>
+              <w:rPr>
+                <w:rFonts w:ascii="Times New Roman" w:eastAsia="Microsoft YaHei" w:hAnsi="Times New Roman" w:cs="Times New Roman"/>
+                <w:color w:val="FFFFFF" w:themeColor="background1"/>
+                <w:sz w:val="24"/>
+                <w:szCs w:val="24"/>
+                <w:lang w:eastAsia="ru-RU"/>
+              </w:rPr>
+              <w:t xml:space="preserve"> №</w:t>
+            </w:r>
+            <w:r>
+              <w:rPr>
+                <w:rFonts w:ascii="Times New Roman" w:eastAsia="Microsoft YaHei" w:hAnsi="Times New Roman" w:cs="Times New Roman"/>
+                <w:color w:val="FFFFFF" w:themeColor="background1"/>
+                <w:sz w:val="24"/>
+                <w:szCs w:val="24"/>
+                <w:lang w:eastAsia="ru-RU"/>
+              </w:rPr>
+              <w:t>4</w:t>
+            </w:r>
+          </w:p>
+        </w:tc>
+      </w:tr>
+      <w:tr>
+        <w:trPr>
+          <w:trHeight w:val="499"/>
+        </w:trPr>
+        <w:tc>
+          <w:tcPr>
+            <w:tcW w:w="3134" w:type="dxa"/>
+            <w:tcBorders>
+              <w:top w:val="nil"/>
+              <w:left w:val="single" w:sz="4" w:space="0" w:color="70AD47" w:themeColor="accent6"/>
+              <w:bottom w:val="single" w:sz="4" w:space="0" w:color="FFFFFF"/>
+              <w:right w:val="single" w:sz="4" w:space="0" w:color="70AD47" w:themeColor="accent6"/>
+            </w:tcBorders>
+            <w:shd w:val="clear" w:color="auto" w:fill="0ADA0F"/>
+            <w:vAlign w:val="center"/>
+            <w:hideMark/>
+          </w:tcPr>
+          <w:p>
+            <w:pPr>
+              <w:spacing w:after="0" w:line="256" w:lineRule="auto"/>
+              <w:ind w:firstLine="180"/>
+              <w:jc w:val="right"/>
+              <w:rPr>
+                <w:rFonts w:ascii="Times New Roman" w:eastAsia="Microsoft YaHei" w:hAnsi="Times New Roman" w:cs="Times New Roman"/>
+                <w:b/>
+                <w:sz w:val="24"/>
+                <w:szCs w:val="24"/>
+              </w:rPr>
+            </w:pPr>
+            <w:r>
+              <w:rPr>
+                <w:rFonts w:ascii="Times New Roman" w:eastAsia="Microsoft YaHei" w:hAnsi="Times New Roman" w:cs="Times New Roman"/>
+                <w:b/>
+                <w:sz w:val="24"/>
+                <w:szCs w:val="24"/>
+              </w:rPr>
+              <w:t>Приоритет тестирования</w:t>
+            </w:r>
+          </w:p>
+        </w:tc>
+        <w:tc>
+          <w:tcPr>
+            <w:tcW w:w="6556" w:type="dxa"/>
+            <w:tcBorders>
+              <w:top w:val="single" w:sz="4" w:space="0" w:color="70AD47" w:themeColor="accent6"/>
+              <w:left w:val="single" w:sz="4" w:space="0" w:color="70AD47" w:themeColor="accent6"/>
+              <w:bottom w:val="single" w:sz="4" w:space="0" w:color="70AD47" w:themeColor="accent6"/>
+              <w:right w:val="single" w:sz="4" w:space="0" w:color="70AD47" w:themeColor="accent6"/>
+            </w:tcBorders>
+            <w:shd w:val="clear" w:color="auto" w:fill="7B7B7B" w:themeFill="accent3" w:themeFillShade="BF"/>
+            <w:vAlign w:val="center"/>
+            <w:hideMark/>
+          </w:tcPr>
+          <w:p>
+            <w:pPr>
+              <w:spacing w:after="0" w:line="256" w:lineRule="auto"/>
+              <w:rPr>
+                <w:rFonts w:ascii="Times New Roman" w:eastAsia="Microsoft YaHei" w:hAnsi="Times New Roman" w:cs="Times New Roman"/>
+                <w:color w:val="FFFFFF" w:themeColor="background1"/>
+                <w:sz w:val="24"/>
+                <w:szCs w:val="24"/>
+                <w:lang w:eastAsia="ru-RU"/>
+              </w:rPr>
+            </w:pPr>
+            <w:r>
+              <w:rPr>
+                <w:rFonts w:ascii="Times New Roman" w:eastAsia="Microsoft YaHei" w:hAnsi="Times New Roman" w:cs="Times New Roman"/>
+                <w:color w:val="FFFFFF" w:themeColor="background1"/>
+                <w:sz w:val="24"/>
+                <w:szCs w:val="24"/>
+                <w:lang w:eastAsia="ru-RU"/>
+              </w:rPr>
+              <w:t>Высокий</w:t>
+            </w:r>
+          </w:p>
+        </w:tc>
+      </w:tr>
+      <w:tr>
+        <w:trPr>
+          <w:trHeight w:val="499"/>
+        </w:trPr>
+        <w:tc>
+          <w:tcPr>
+            <w:tcW w:w="3134" w:type="dxa"/>
+            <w:tcBorders>
+              <w:top w:val="nil"/>
+              <w:left w:val="single" w:sz="4" w:space="0" w:color="70AD47" w:themeColor="accent6"/>
+              <w:bottom w:val="single" w:sz="4" w:space="0" w:color="FFFFFF"/>
+              <w:right w:val="single" w:sz="4" w:space="0" w:color="70AD47" w:themeColor="accent6"/>
+            </w:tcBorders>
+            <w:shd w:val="clear" w:color="auto" w:fill="0ADA0F"/>
+            <w:vAlign w:val="center"/>
+            <w:hideMark/>
+          </w:tcPr>
+          <w:p>
+            <w:pPr>
+              <w:spacing w:after="0" w:line="256" w:lineRule="auto"/>
+              <w:ind w:firstLine="180"/>
+              <w:jc w:val="right"/>
+              <w:rPr>
+                <w:rFonts w:ascii="Times New Roman" w:eastAsia="Microsoft YaHei" w:hAnsi="Times New Roman" w:cs="Times New Roman"/>
+                <w:b/>
+                <w:sz w:val="24"/>
+                <w:szCs w:val="24"/>
+              </w:rPr>
+            </w:pPr>
+            <w:r>
+              <w:rPr>
+                <w:rFonts w:ascii="Times New Roman" w:eastAsia="Microsoft YaHei" w:hAnsi="Times New Roman" w:cs="Times New Roman"/>
+                <w:b/>
+                <w:sz w:val="24"/>
+                <w:szCs w:val="24"/>
+              </w:rPr>
+              <w:t>Заголовок/название теста</w:t>
+            </w:r>
+          </w:p>
+        </w:tc>
+        <w:tc>
+          <w:tcPr>
+            <w:tcW w:w="6556" w:type="dxa"/>
+            <w:tcBorders>
+              <w:top w:val="single" w:sz="4" w:space="0" w:color="70AD47" w:themeColor="accent6"/>
+              <w:left w:val="single" w:sz="4" w:space="0" w:color="70AD47" w:themeColor="accent6"/>
+              <w:bottom w:val="single" w:sz="4" w:space="0" w:color="70AD47" w:themeColor="accent6"/>
+              <w:right w:val="single" w:sz="4" w:space="0" w:color="70AD47" w:themeColor="accent6"/>
+            </w:tcBorders>
+            <w:shd w:val="clear" w:color="auto" w:fill="7B7B7B" w:themeFill="accent3" w:themeFillShade="BF"/>
+            <w:vAlign w:val="center"/>
+            <w:hideMark/>
+          </w:tcPr>
+          <w:p>
+            <w:pPr>
+              <w:spacing w:after="0" w:line="256" w:lineRule="auto"/>
+              <w:rPr>
+                <w:rFonts w:ascii="Times New Roman" w:eastAsia="Microsoft YaHei" w:hAnsi="Times New Roman" w:cs="Times New Roman"/>
+                <w:color w:val="FFFFFF" w:themeColor="background1"/>
+                <w:sz w:val="24"/>
+                <w:szCs w:val="24"/>
+                <w:lang w:eastAsia="ru-RU"/>
+              </w:rPr>
+            </w:pPr>
+            <w:r>
+              <w:rPr>
+                <w:rFonts w:ascii="Times New Roman" w:eastAsia="Microsoft YaHei" w:hAnsi="Times New Roman" w:cs="Times New Roman"/>
+                <w:color w:val="FFFFFF" w:themeColor="background1"/>
+                <w:sz w:val="24"/>
+                <w:szCs w:val="24"/>
+                <w:lang w:eastAsia="ru-RU"/>
+              </w:rPr>
+              <w:t>Тестирование перехода в профиль пользователя</w:t>
+            </w:r>
+          </w:p>
+        </w:tc>
+      </w:tr>
+      <w:tr>
+        <w:trPr>
+          <w:trHeight w:val="499"/>
+        </w:trPr>
+        <w:tc>
+          <w:tcPr>
+            <w:tcW w:w="3134" w:type="dxa"/>
+            <w:tcBorders>
+              <w:top w:val="nil"/>
+              <w:left w:val="single" w:sz="4" w:space="0" w:color="70AD47" w:themeColor="accent6"/>
+              <w:bottom w:val="single" w:sz="4" w:space="0" w:color="FFFFFF"/>
+              <w:right w:val="single" w:sz="4" w:space="0" w:color="70AD47" w:themeColor="accent6"/>
+            </w:tcBorders>
+            <w:shd w:val="clear" w:color="auto" w:fill="0ADA0F"/>
+            <w:vAlign w:val="center"/>
+            <w:hideMark/>
+          </w:tcPr>
+          <w:p>
+            <w:pPr>
+              <w:spacing w:after="0" w:line="256" w:lineRule="auto"/>
+              <w:ind w:firstLine="180"/>
+              <w:jc w:val="right"/>
+              <w:rPr>
+                <w:rFonts w:ascii="Times New Roman" w:eastAsia="Microsoft YaHei" w:hAnsi="Times New Roman" w:cs="Times New Roman"/>
+                <w:b/>
+                <w:sz w:val="24"/>
+                <w:szCs w:val="24"/>
+              </w:rPr>
+            </w:pPr>
+            <w:r>
+              <w:rPr>
+                <w:rFonts w:ascii="Times New Roman" w:eastAsia="Microsoft YaHei" w:hAnsi="Times New Roman" w:cs="Times New Roman"/>
+                <w:b/>
+                <w:sz w:val="24"/>
+                <w:szCs w:val="24"/>
+              </w:rPr>
+              <w:t>Краткое изложение теста</w:t>
+            </w:r>
+          </w:p>
+        </w:tc>
+        <w:tc>
+          <w:tcPr>
+            <w:tcW w:w="6556" w:type="dxa"/>
+            <w:tcBorders>
+              <w:top w:val="single" w:sz="4" w:space="0" w:color="70AD47" w:themeColor="accent6"/>
+              <w:left w:val="single" w:sz="4" w:space="0" w:color="70AD47" w:themeColor="accent6"/>
+              <w:bottom w:val="single" w:sz="4" w:space="0" w:color="70AD47" w:themeColor="accent6"/>
+              <w:right w:val="single" w:sz="4" w:space="0" w:color="70AD47" w:themeColor="accent6"/>
+            </w:tcBorders>
+            <w:shd w:val="clear" w:color="auto" w:fill="7B7B7B" w:themeFill="accent3" w:themeFillShade="BF"/>
+            <w:vAlign w:val="center"/>
+            <w:hideMark/>
+          </w:tcPr>
+          <w:p>
+            <w:pPr>
+              <w:rPr>
+                <w:rFonts w:ascii="Times New Roman" w:eastAsia="Microsoft YaHei" w:hAnsi="Times New Roman" w:cs="Times New Roman"/>
+                <w:color w:val="FFFFFF" w:themeColor="background1"/>
+                <w:sz w:val="24"/>
+                <w:szCs w:val="24"/>
+                <w:lang w:eastAsia="ru-RU"/>
+              </w:rPr>
+            </w:pPr>
+            <w:r>
+              <w:rPr>
+                <w:rFonts w:ascii="Times New Roman" w:eastAsia="Microsoft YaHei" w:hAnsi="Times New Roman" w:cs="Times New Roman"/>
+                <w:color w:val="FFFFFF" w:themeColor="background1"/>
+                <w:sz w:val="24"/>
+                <w:szCs w:val="24"/>
+                <w:lang w:eastAsia="ru-RU"/>
+              </w:rPr>
+              <w:t>Проверка перехода в профиль при нажатии на соответствующую кнопку</w:t>
+            </w:r>
+          </w:p>
+        </w:tc>
+      </w:tr>
+      <w:tr>
+        <w:trPr>
+          <w:trHeight w:val="499"/>
+        </w:trPr>
+        <w:tc>
+          <w:tcPr>
+            <w:tcW w:w="3134" w:type="dxa"/>
+            <w:tcBorders>
+              <w:top w:val="nil"/>
+              <w:left w:val="single" w:sz="4" w:space="0" w:color="70AD47" w:themeColor="accent6"/>
+              <w:bottom w:val="single" w:sz="4" w:space="0" w:color="FFFFFF"/>
+              <w:right w:val="single" w:sz="4" w:space="0" w:color="70AD47" w:themeColor="accent6"/>
+            </w:tcBorders>
+            <w:shd w:val="clear" w:color="auto" w:fill="0ADA0F"/>
+            <w:vAlign w:val="center"/>
+            <w:hideMark/>
+          </w:tcPr>
+          <w:p>
+            <w:pPr>
+              <w:spacing w:after="0" w:line="256" w:lineRule="auto"/>
+              <w:ind w:firstLine="180"/>
+              <w:jc w:val="right"/>
+              <w:rPr>
+                <w:rFonts w:ascii="Times New Roman" w:eastAsia="Microsoft YaHei" w:hAnsi="Times New Roman" w:cs="Times New Roman"/>
+                <w:b/>
+                <w:sz w:val="24"/>
+                <w:szCs w:val="24"/>
+              </w:rPr>
+            </w:pPr>
+            <w:r>
+              <w:rPr>
+                <w:rFonts w:ascii="Times New Roman" w:eastAsia="Microsoft YaHei" w:hAnsi="Times New Roman" w:cs="Times New Roman"/>
+                <w:b/>
+                <w:sz w:val="24"/>
+                <w:szCs w:val="24"/>
+              </w:rPr>
+              <w:t>Этапы теста</w:t>
+            </w:r>
+          </w:p>
+        </w:tc>
+        <w:tc>
+          <w:tcPr>
+            <w:tcW w:w="6556" w:type="dxa"/>
+            <w:tcBorders>
+              <w:top w:val="single" w:sz="4" w:space="0" w:color="70AD47" w:themeColor="accent6"/>
+              <w:left w:val="single" w:sz="4" w:space="0" w:color="70AD47" w:themeColor="accent6"/>
+              <w:bottom w:val="single" w:sz="4" w:space="0" w:color="70AD47" w:themeColor="accent6"/>
+              <w:right w:val="single" w:sz="4" w:space="0" w:color="70AD47" w:themeColor="accent6"/>
+            </w:tcBorders>
+            <w:shd w:val="clear" w:color="auto" w:fill="7B7B7B" w:themeFill="accent3" w:themeFillShade="BF"/>
+            <w:vAlign w:val="center"/>
+            <w:hideMark/>
+          </w:tcPr>
+          <w:p>
+            <w:pPr>
+              <w:numPr>
+                <w:ilvl w:val="0"/>
+                <w:numId w:val="14"/>
+              </w:numPr>
+              <w:spacing w:after="0" w:line="256" w:lineRule="auto"/>
+              <w:contextualSpacing/>
+              <w:rPr>
+                <w:rFonts w:ascii="Times New Roman" w:eastAsia="Microsoft YaHei" w:hAnsi="Times New Roman" w:cs="Times New Roman"/>
+                <w:color w:val="FFFFFF" w:themeColor="background1"/>
+                <w:sz w:val="24"/>
+                <w:szCs w:val="24"/>
+                <w:lang w:eastAsia="ru-RU"/>
+              </w:rPr>
+            </w:pPr>
+            <w:r>
+              <w:rPr>
+                <w:rFonts w:ascii="Times New Roman" w:eastAsia="Microsoft YaHei" w:hAnsi="Times New Roman" w:cs="Times New Roman"/>
+                <w:color w:val="FFFFFF" w:themeColor="background1"/>
+                <w:sz w:val="24"/>
+                <w:szCs w:val="24"/>
+                <w:lang w:eastAsia="ru-RU"/>
+              </w:rPr>
+              <w:t xml:space="preserve">Нажать на кнопку перехода в профиль </w:t>
+            </w:r>
+            <w:r>
+              <w:rPr>
+                <w:rFonts w:ascii="Times New Roman" w:eastAsia="Microsoft YaHei" w:hAnsi="Times New Roman" w:cs="Times New Roman"/>
+                <w:color w:val="FFFFFF" w:themeColor="background1"/>
+                <w:sz w:val="24"/>
+                <w:szCs w:val="24"/>
+                <w:lang w:eastAsia="ru-RU"/>
+              </w:rPr>
+              <w:t>на</w:t>
+            </w:r>
+            <w:r>
+              <w:rPr>
+                <w:rFonts w:ascii="Times New Roman" w:eastAsia="Microsoft YaHei" w:hAnsi="Times New Roman" w:cs="Times New Roman"/>
+                <w:color w:val="FFFFFF" w:themeColor="background1"/>
+                <w:sz w:val="24"/>
+                <w:szCs w:val="24"/>
+                <w:lang w:eastAsia="ru-RU"/>
+              </w:rPr>
+              <w:t xml:space="preserve"> верхней плашке.</w:t>
+            </w:r>
+          </w:p>
+        </w:tc>
+      </w:tr>
+      <w:tr>
+        <w:trPr>
+          <w:trHeight w:val="499"/>
+        </w:trPr>
+        <w:tc>
+          <w:tcPr>
+            <w:tcW w:w="3134" w:type="dxa"/>
+            <w:tcBorders>
+              <w:top w:val="nil"/>
+              <w:left w:val="single" w:sz="4" w:space="0" w:color="70AD47" w:themeColor="accent6"/>
+              <w:bottom w:val="single" w:sz="4" w:space="0" w:color="FFFFFF"/>
+              <w:right w:val="single" w:sz="4" w:space="0" w:color="70AD47" w:themeColor="accent6"/>
+            </w:tcBorders>
+            <w:shd w:val="clear" w:color="auto" w:fill="0ADA0F"/>
+            <w:vAlign w:val="center"/>
+            <w:hideMark/>
+          </w:tcPr>
+          <w:p>
+            <w:pPr>
+              <w:spacing w:after="0" w:line="256" w:lineRule="auto"/>
+              <w:ind w:firstLine="180"/>
+              <w:jc w:val="right"/>
+              <w:rPr>
+                <w:rFonts w:ascii="Times New Roman" w:eastAsia="Microsoft YaHei" w:hAnsi="Times New Roman" w:cs="Times New Roman"/>
+                <w:b/>
+                <w:sz w:val="24"/>
+                <w:szCs w:val="24"/>
+              </w:rPr>
+            </w:pPr>
+            <w:r>
+              <w:rPr>
+                <w:rFonts w:ascii="Times New Roman" w:eastAsia="Microsoft YaHei" w:hAnsi="Times New Roman" w:cs="Times New Roman"/>
+                <w:b/>
+                <w:sz w:val="24"/>
+                <w:szCs w:val="24"/>
+              </w:rPr>
+              <w:t>Тестовые данные</w:t>
+            </w:r>
+          </w:p>
+        </w:tc>
+        <w:tc>
+          <w:tcPr>
+            <w:tcW w:w="6556" w:type="dxa"/>
+            <w:tcBorders>
+              <w:top w:val="single" w:sz="4" w:space="0" w:color="70AD47" w:themeColor="accent6"/>
+              <w:left w:val="single" w:sz="4" w:space="0" w:color="70AD47" w:themeColor="accent6"/>
+              <w:bottom w:val="single" w:sz="4" w:space="0" w:color="70AD47" w:themeColor="accent6"/>
+              <w:right w:val="single" w:sz="4" w:space="0" w:color="70AD47" w:themeColor="accent6"/>
+            </w:tcBorders>
+            <w:shd w:val="clear" w:color="auto" w:fill="7B7B7B" w:themeFill="accent3" w:themeFillShade="BF"/>
+            <w:vAlign w:val="center"/>
+            <w:hideMark/>
+          </w:tcPr>
+          <w:p>
+            <w:pPr>
+              <w:spacing w:after="0" w:line="256" w:lineRule="auto"/>
+              <w:rPr>
+                <w:rFonts w:ascii="Times New Roman" w:eastAsia="Microsoft YaHei" w:hAnsi="Times New Roman" w:cs="Times New Roman"/>
+                <w:color w:val="FFFFFF" w:themeColor="background1"/>
+                <w:sz w:val="24"/>
+                <w:szCs w:val="24"/>
+                <w:lang w:val="en-US" w:eastAsia="ru-RU"/>
+              </w:rPr>
+            </w:pPr>
+            <w:r>
+              <w:rPr>
+                <w:rFonts w:ascii="Times New Roman" w:eastAsia="Microsoft YaHei" w:hAnsi="Times New Roman" w:cs="Times New Roman"/>
+                <w:color w:val="FFFFFF" w:themeColor="background1"/>
+                <w:sz w:val="24"/>
+                <w:szCs w:val="24"/>
+                <w:lang w:eastAsia="ru-RU"/>
+              </w:rPr>
+              <w:t xml:space="preserve">      </w:t>
+            </w:r>
+            <w:r>
+              <w:rPr>
+                <w:rFonts w:ascii="Times New Roman" w:eastAsia="Microsoft YaHei" w:hAnsi="Times New Roman" w:cs="Times New Roman"/>
+                <w:color w:val="FFFFFF" w:themeColor="background1"/>
+                <w:sz w:val="24"/>
+                <w:szCs w:val="24"/>
+                <w:lang w:eastAsia="ru-RU"/>
+              </w:rPr>
+              <w:t>•</w:t>
+            </w:r>
+            <w:r>
+              <w:rPr>
+                <w:rFonts w:ascii="Times New Roman" w:eastAsia="Microsoft YaHei" w:hAnsi="Times New Roman" w:cs="Times New Roman"/>
+                <w:color w:val="FFFFFF" w:themeColor="background1"/>
+                <w:sz w:val="24"/>
+                <w:szCs w:val="24"/>
+                <w:lang w:eastAsia="ru-RU"/>
+              </w:rPr>
+              <w:tab/>
+            </w:r>
+            <w:r>
+              <w:rPr>
+                <w:rFonts w:ascii="Times New Roman" w:eastAsia="Microsoft YaHei" w:hAnsi="Times New Roman" w:cs="Times New Roman"/>
+                <w:color w:val="FFFFFF" w:themeColor="background1"/>
+                <w:sz w:val="24"/>
+                <w:szCs w:val="24"/>
+                <w:lang w:eastAsia="ru-RU"/>
+              </w:rPr>
+              <w:t>Отсутствуют</w:t>
+            </w:r>
+          </w:p>
+        </w:tc>
+      </w:tr>
+      <w:tr>
+        <w:trPr>
+          <w:trHeight w:val="499"/>
+        </w:trPr>
+        <w:tc>
+          <w:tcPr>
+            <w:tcW w:w="3134" w:type="dxa"/>
+            <w:tcBorders>
+              <w:top w:val="nil"/>
+              <w:left w:val="single" w:sz="4" w:space="0" w:color="70AD47" w:themeColor="accent6"/>
+              <w:bottom w:val="single" w:sz="4" w:space="0" w:color="FFFFFF"/>
+              <w:right w:val="single" w:sz="4" w:space="0" w:color="70AD47" w:themeColor="accent6"/>
+            </w:tcBorders>
+            <w:shd w:val="clear" w:color="auto" w:fill="0ADA0F"/>
+            <w:vAlign w:val="center"/>
+            <w:hideMark/>
+          </w:tcPr>
+          <w:p>
+            <w:pPr>
+              <w:spacing w:after="0" w:line="256" w:lineRule="auto"/>
+              <w:ind w:firstLine="180"/>
+              <w:jc w:val="right"/>
+              <w:rPr>
+                <w:rFonts w:ascii="Times New Roman" w:eastAsia="Microsoft YaHei" w:hAnsi="Times New Roman" w:cs="Times New Roman"/>
+                <w:b/>
+                <w:sz w:val="24"/>
+                <w:szCs w:val="24"/>
+              </w:rPr>
+            </w:pPr>
+            <w:r>
+              <w:rPr>
+                <w:rFonts w:ascii="Times New Roman" w:eastAsia="Microsoft YaHei" w:hAnsi="Times New Roman" w:cs="Times New Roman"/>
+                <w:b/>
+                <w:sz w:val="24"/>
+                <w:szCs w:val="24"/>
+              </w:rPr>
+              <w:t>Ожидаемый результат</w:t>
+            </w:r>
+          </w:p>
+        </w:tc>
+        <w:tc>
+          <w:tcPr>
+            <w:tcW w:w="6556" w:type="dxa"/>
+            <w:tcBorders>
+              <w:top w:val="single" w:sz="4" w:space="0" w:color="70AD47" w:themeColor="accent6"/>
+              <w:left w:val="single" w:sz="4" w:space="0" w:color="70AD47" w:themeColor="accent6"/>
+              <w:bottom w:val="single" w:sz="4" w:space="0" w:color="70AD47" w:themeColor="accent6"/>
+              <w:right w:val="single" w:sz="4" w:space="0" w:color="70AD47" w:themeColor="accent6"/>
+            </w:tcBorders>
+            <w:shd w:val="clear" w:color="auto" w:fill="7B7B7B" w:themeFill="accent3" w:themeFillShade="BF"/>
+            <w:vAlign w:val="center"/>
+            <w:hideMark/>
+          </w:tcPr>
+          <w:p>
+            <w:pPr>
+              <w:rPr>
+                <w:rFonts w:ascii="Times New Roman" w:hAnsi="Times New Roman" w:cs="Times New Roman"/>
+                <w:color w:val="FFFFFF" w:themeColor="background1"/>
+                <w:sz w:val="24"/>
+                <w:szCs w:val="24"/>
+              </w:rPr>
+            </w:pPr>
+            <w:r>
+              <w:rPr>
+                <w:rFonts w:ascii="Times New Roman" w:hAnsi="Times New Roman" w:cs="Times New Roman"/>
+                <w:color w:val="FFFFFF" w:themeColor="background1"/>
+                <w:sz w:val="24"/>
+                <w:szCs w:val="24"/>
+              </w:rPr>
+              <w:t>При нажатии на кнопку перехода в профиль происходит переход на страницу профиля пользователя.</w:t>
+            </w:r>
+          </w:p>
+        </w:tc>
+      </w:tr>
+      <w:tr>
+        <w:trPr>
+          <w:trHeight w:val="499"/>
+        </w:trPr>
+        <w:tc>
+          <w:tcPr>
+            <w:tcW w:w="3134" w:type="dxa"/>
+            <w:tcBorders>
+              <w:top w:val="nil"/>
+              <w:left w:val="single" w:sz="4" w:space="0" w:color="70AD47" w:themeColor="accent6"/>
+              <w:bottom w:val="single" w:sz="4" w:space="0" w:color="FFFFFF"/>
+              <w:right w:val="single" w:sz="4" w:space="0" w:color="70AD47" w:themeColor="accent6"/>
+            </w:tcBorders>
+            <w:shd w:val="clear" w:color="auto" w:fill="0ADA0F"/>
+            <w:vAlign w:val="center"/>
+            <w:hideMark/>
+          </w:tcPr>
+          <w:p>
+            <w:pPr>
+              <w:spacing w:after="0" w:line="256" w:lineRule="auto"/>
+              <w:ind w:firstLine="180"/>
+              <w:jc w:val="right"/>
+              <w:rPr>
+                <w:rFonts w:ascii="Times New Roman" w:eastAsia="Microsoft YaHei" w:hAnsi="Times New Roman" w:cs="Times New Roman"/>
+                <w:b/>
+                <w:sz w:val="24"/>
+                <w:szCs w:val="24"/>
+              </w:rPr>
+            </w:pPr>
+            <w:r>
+              <w:rPr>
+                <w:rFonts w:ascii="Times New Roman" w:eastAsia="Microsoft YaHei" w:hAnsi="Times New Roman" w:cs="Times New Roman"/>
+                <w:b/>
+                <w:sz w:val="24"/>
+                <w:szCs w:val="24"/>
+              </w:rPr>
+              <w:t xml:space="preserve">Фактический результат </w:t>
+            </w:r>
+          </w:p>
+        </w:tc>
+        <w:tc>
+          <w:tcPr>
+            <w:tcW w:w="6556" w:type="dxa"/>
+            <w:tcBorders>
+              <w:top w:val="single" w:sz="4" w:space="0" w:color="70AD47" w:themeColor="accent6"/>
+              <w:left w:val="single" w:sz="4" w:space="0" w:color="70AD47" w:themeColor="accent6"/>
+              <w:bottom w:val="single" w:sz="4" w:space="0" w:color="70AD47" w:themeColor="accent6"/>
+              <w:right w:val="single" w:sz="4" w:space="0" w:color="70AD47" w:themeColor="accent6"/>
+            </w:tcBorders>
+            <w:shd w:val="clear" w:color="auto" w:fill="7B7B7B" w:themeFill="accent3" w:themeFillShade="BF"/>
+            <w:vAlign w:val="center"/>
+          </w:tcPr>
+          <w:p>
+            <w:pPr>
+              <w:rPr>
+                <w:rFonts w:ascii="Times New Roman" w:eastAsia="Microsoft YaHei" w:hAnsi="Times New Roman" w:cs="Times New Roman"/>
+                <w:color w:val="FFFFFF" w:themeColor="background1"/>
+                <w:sz w:val="24"/>
+                <w:szCs w:val="24"/>
+                <w:lang w:eastAsia="ru-RU"/>
+              </w:rPr>
+            </w:pPr>
+            <w:r>
+              <w:rPr>
+                <w:rFonts w:ascii="Times New Roman" w:eastAsia="Microsoft YaHei" w:hAnsi="Times New Roman" w:cs="Times New Roman"/>
+                <w:color w:val="FFFFFF" w:themeColor="background1"/>
+                <w:sz w:val="24"/>
+                <w:szCs w:val="24"/>
+                <w:lang w:eastAsia="ru-RU"/>
+              </w:rPr>
+              <w:t>При нажатии на кнопку перехода в профиль появилось информационное окно с надписью "Как-нибудь потом". Переход в профиль не произошел.</w:t>
+            </w:r>
+          </w:p>
+        </w:tc>
+      </w:tr>
+      <w:tr>
+        <w:trPr>
+          <w:trHeight w:val="499"/>
+        </w:trPr>
+        <w:tc>
+          <w:tcPr>
+            <w:tcW w:w="3134" w:type="dxa"/>
+            <w:tcBorders>
+              <w:top w:val="nil"/>
+              <w:left w:val="single" w:sz="4" w:space="0" w:color="70AD47" w:themeColor="accent6"/>
+              <w:bottom w:val="single" w:sz="4" w:space="0" w:color="FFFFFF"/>
+              <w:right w:val="single" w:sz="4" w:space="0" w:color="70AD47" w:themeColor="accent6"/>
+            </w:tcBorders>
+            <w:shd w:val="clear" w:color="auto" w:fill="0ADA0F"/>
+            <w:vAlign w:val="center"/>
+            <w:hideMark/>
+          </w:tcPr>
+          <w:p>
+            <w:pPr>
+              <w:spacing w:after="0" w:line="256" w:lineRule="auto"/>
+              <w:ind w:firstLine="180"/>
+              <w:jc w:val="right"/>
+              <w:rPr>
+                <w:rFonts w:ascii="Times New Roman" w:eastAsia="Microsoft YaHei" w:hAnsi="Times New Roman" w:cs="Times New Roman"/>
+                <w:b/>
+                <w:sz w:val="24"/>
+                <w:szCs w:val="24"/>
+              </w:rPr>
+            </w:pPr>
+            <w:r>
+              <w:rPr>
+                <w:rFonts w:ascii="Times New Roman" w:eastAsia="Microsoft YaHei" w:hAnsi="Times New Roman" w:cs="Times New Roman"/>
+                <w:b/>
+                <w:sz w:val="24"/>
+                <w:szCs w:val="24"/>
+              </w:rPr>
+              <w:t>Статус</w:t>
+            </w:r>
+          </w:p>
+        </w:tc>
+        <w:tc>
+          <w:tcPr>
+            <w:tcW w:w="6556" w:type="dxa"/>
+            <w:tcBorders>
+              <w:top w:val="single" w:sz="4" w:space="0" w:color="70AD47" w:themeColor="accent6"/>
+              <w:left w:val="single" w:sz="4" w:space="0" w:color="70AD47" w:themeColor="accent6"/>
+              <w:bottom w:val="single" w:sz="4" w:space="0" w:color="70AD47" w:themeColor="accent6"/>
+              <w:right w:val="single" w:sz="4" w:space="0" w:color="70AD47" w:themeColor="accent6"/>
+            </w:tcBorders>
+            <w:shd w:val="clear" w:color="auto" w:fill="7B7B7B" w:themeFill="accent3" w:themeFillShade="BF"/>
+            <w:vAlign w:val="center"/>
+            <w:hideMark/>
+          </w:tcPr>
+          <w:p>
+            <w:pPr>
+              <w:spacing w:after="0" w:line="256" w:lineRule="auto"/>
+              <w:rPr>
+                <w:rFonts w:ascii="Times New Roman" w:eastAsia="Microsoft YaHei" w:hAnsi="Times New Roman" w:cs="Times New Roman"/>
+                <w:color w:val="FF0000"/>
+                <w:sz w:val="24"/>
+                <w:szCs w:val="24"/>
+                <w:lang w:eastAsia="ru-RU"/>
+              </w:rPr>
+            </w:pPr>
+            <w:r>
+              <w:rPr>
+                <w:rFonts w:ascii="Times New Roman" w:eastAsia="Microsoft YaHei" w:hAnsi="Times New Roman" w:cs="Times New Roman"/>
+                <w:color w:val="FF0000"/>
+                <w:sz w:val="24"/>
+                <w:szCs w:val="24"/>
+                <w:lang w:eastAsia="ru-RU"/>
+              </w:rPr>
+              <w:t> </w:t>
+            </w:r>
+            <w:r>
+              <w:rPr>
+                <w:rFonts w:ascii="Times New Roman" w:eastAsia="Microsoft YaHei" w:hAnsi="Times New Roman" w:cs="Times New Roman"/>
+                <w:color w:val="FF0000"/>
+                <w:sz w:val="24"/>
+                <w:szCs w:val="24"/>
+                <w:lang w:eastAsia="ru-RU"/>
+              </w:rPr>
+              <w:t>Брак</w:t>
+            </w:r>
+          </w:p>
+        </w:tc>
+      </w:tr>
+      <w:tr>
+        <w:trPr>
+          <w:trHeight w:val="499"/>
+        </w:trPr>
+        <w:tc>
+          <w:tcPr>
+            <w:tcW w:w="3134" w:type="dxa"/>
+            <w:tcBorders>
+              <w:top w:val="nil"/>
+              <w:left w:val="single" w:sz="4" w:space="0" w:color="70AD47" w:themeColor="accent6"/>
+              <w:bottom w:val="single" w:sz="4" w:space="0" w:color="FFFFFF"/>
+              <w:right w:val="single" w:sz="4" w:space="0" w:color="70AD47" w:themeColor="accent6"/>
+            </w:tcBorders>
+            <w:shd w:val="clear" w:color="auto" w:fill="0ADA0F"/>
+            <w:vAlign w:val="center"/>
+            <w:hideMark/>
+          </w:tcPr>
+          <w:p>
+            <w:pPr>
+              <w:spacing w:after="0" w:line="256" w:lineRule="auto"/>
+              <w:ind w:firstLine="180"/>
+              <w:jc w:val="right"/>
+              <w:rPr>
+                <w:rFonts w:ascii="Times New Roman" w:eastAsia="Microsoft YaHei" w:hAnsi="Times New Roman" w:cs="Times New Roman"/>
+                <w:b/>
+                <w:sz w:val="24"/>
+                <w:szCs w:val="24"/>
+              </w:rPr>
+            </w:pPr>
+            <w:r>
+              <w:rPr>
+                <w:rFonts w:ascii="Times New Roman" w:eastAsia="Microsoft YaHei" w:hAnsi="Times New Roman" w:cs="Times New Roman"/>
+                <w:b/>
+                <w:sz w:val="24"/>
+                <w:szCs w:val="24"/>
+              </w:rPr>
+              <w:t>Предварительное условие</w:t>
+            </w:r>
+          </w:p>
+        </w:tc>
+        <w:tc>
+          <w:tcPr>
+            <w:tcW w:w="6556" w:type="dxa"/>
+            <w:tcBorders>
+              <w:top w:val="single" w:sz="4" w:space="0" w:color="70AD47" w:themeColor="accent6"/>
+              <w:left w:val="single" w:sz="4" w:space="0" w:color="70AD47" w:themeColor="accent6"/>
+              <w:bottom w:val="single" w:sz="4" w:space="0" w:color="70AD47" w:themeColor="accent6"/>
+              <w:right w:val="single" w:sz="4" w:space="0" w:color="70AD47" w:themeColor="accent6"/>
+            </w:tcBorders>
+            <w:shd w:val="clear" w:color="auto" w:fill="7B7B7B" w:themeFill="accent3" w:themeFillShade="BF"/>
+            <w:vAlign w:val="center"/>
+            <w:hideMark/>
+          </w:tcPr>
+          <w:p>
+            <w:pPr>
+              <w:spacing w:after="0" w:line="256" w:lineRule="auto"/>
+              <w:rPr>
+                <w:rFonts w:ascii="Times New Roman" w:eastAsia="Microsoft YaHei" w:hAnsi="Times New Roman" w:cs="Times New Roman"/>
+                <w:color w:val="FFFFFF" w:themeColor="background1"/>
+                <w:sz w:val="24"/>
+                <w:szCs w:val="24"/>
+                <w:lang w:eastAsia="ru-RU"/>
+              </w:rPr>
+            </w:pPr>
+            <w:r>
+              <w:rPr>
+                <w:rFonts w:ascii="Times New Roman" w:eastAsia="Microsoft YaHei" w:hAnsi="Times New Roman" w:cs="Times New Roman"/>
+                <w:color w:val="FFFFFF" w:themeColor="background1"/>
+                <w:sz w:val="24"/>
+                <w:szCs w:val="24"/>
+                <w:lang w:eastAsia="ru-RU"/>
+              </w:rPr>
+              <w:t>Пользователь авторизован и находится на странице каталога.</w:t>
+            </w:r>
+          </w:p>
+        </w:tc>
+      </w:tr>
+      <w:tr>
+        <w:trPr>
+          <w:trHeight w:val="499"/>
+        </w:trPr>
+        <w:tc>
+          <w:tcPr>
+            <w:tcW w:w="3134" w:type="dxa"/>
+            <w:tcBorders>
+              <w:top w:val="nil"/>
+              <w:left w:val="single" w:sz="4" w:space="0" w:color="70AD47" w:themeColor="accent6"/>
+              <w:bottom w:val="single" w:sz="4" w:space="0" w:color="FFFFFF"/>
+              <w:right w:val="single" w:sz="4" w:space="0" w:color="70AD47" w:themeColor="accent6"/>
+            </w:tcBorders>
+            <w:shd w:val="clear" w:color="auto" w:fill="0ADA0F"/>
+            <w:vAlign w:val="center"/>
+            <w:hideMark/>
+          </w:tcPr>
+          <w:p>
+            <w:pPr>
+              <w:spacing w:after="0" w:line="256" w:lineRule="auto"/>
+              <w:ind w:firstLine="180"/>
+              <w:jc w:val="right"/>
+              <w:rPr>
+                <w:rFonts w:ascii="Times New Roman" w:eastAsia="Microsoft YaHei" w:hAnsi="Times New Roman" w:cs="Times New Roman"/>
+                <w:b/>
+                <w:sz w:val="24"/>
+                <w:szCs w:val="24"/>
+              </w:rPr>
+            </w:pPr>
+            <w:r>
+              <w:rPr>
+                <w:rFonts w:ascii="Times New Roman" w:eastAsia="Microsoft YaHei" w:hAnsi="Times New Roman" w:cs="Times New Roman"/>
+                <w:b/>
+                <w:sz w:val="24"/>
+                <w:szCs w:val="24"/>
+              </w:rPr>
+              <w:t>Постусловие</w:t>
+            </w:r>
+          </w:p>
+        </w:tc>
+        <w:tc>
+          <w:tcPr>
+            <w:tcW w:w="6556" w:type="dxa"/>
+            <w:tcBorders>
+              <w:top w:val="single" w:sz="4" w:space="0" w:color="70AD47" w:themeColor="accent6"/>
+              <w:left w:val="single" w:sz="4" w:space="0" w:color="70AD47" w:themeColor="accent6"/>
+              <w:bottom w:val="single" w:sz="4" w:space="0" w:color="70AD47" w:themeColor="accent6"/>
+              <w:right w:val="single" w:sz="4" w:space="0" w:color="70AD47" w:themeColor="accent6"/>
+            </w:tcBorders>
+            <w:shd w:val="clear" w:color="auto" w:fill="7B7B7B" w:themeFill="accent3" w:themeFillShade="BF"/>
+            <w:vAlign w:val="center"/>
+            <w:hideMark/>
+          </w:tcPr>
+          <w:p>
+            <w:pPr>
+              <w:spacing w:after="0" w:line="256" w:lineRule="auto"/>
+              <w:rPr>
+                <w:rFonts w:ascii="Times New Roman" w:eastAsia="Microsoft YaHei" w:hAnsi="Times New Roman" w:cs="Times New Roman"/>
+                <w:color w:val="FFFFFF" w:themeColor="background1"/>
+                <w:sz w:val="24"/>
+                <w:szCs w:val="24"/>
+                <w:lang w:eastAsia="ru-RU"/>
+              </w:rPr>
+            </w:pPr>
+            <w:r>
+              <w:rPr>
+                <w:rFonts w:ascii="Times New Roman" w:eastAsia="Microsoft YaHei" w:hAnsi="Times New Roman" w:cs="Times New Roman"/>
+                <w:color w:val="FFFFFF" w:themeColor="background1"/>
+                <w:sz w:val="24"/>
+                <w:szCs w:val="24"/>
+                <w:lang w:eastAsia="ru-RU"/>
+              </w:rPr>
+              <w:t>Пользователь остается на странице каталога.</w:t>
+            </w:r>
+          </w:p>
+        </w:tc>
+      </w:tr>
+      <w:tr>
+        <w:trPr>
+          <w:trHeight w:val="499"/>
+        </w:trPr>
+        <w:tc>
+          <w:tcPr>
+            <w:tcW w:w="3134" w:type="dxa"/>
+            <w:tcBorders>
+              <w:top w:val="nil"/>
+              <w:left w:val="single" w:sz="4" w:space="0" w:color="70AD47" w:themeColor="accent6"/>
+              <w:bottom w:val="single" w:sz="4" w:space="0" w:color="70AD47" w:themeColor="accent6"/>
+              <w:right w:val="single" w:sz="4" w:space="0" w:color="70AD47" w:themeColor="accent6"/>
+            </w:tcBorders>
+            <w:shd w:val="clear" w:color="auto" w:fill="0ADA0F"/>
+            <w:vAlign w:val="center"/>
+            <w:hideMark/>
+          </w:tcPr>
+          <w:p>
+            <w:pPr>
+              <w:spacing w:after="0" w:line="256" w:lineRule="auto"/>
+              <w:ind w:firstLine="180"/>
+              <w:jc w:val="right"/>
+              <w:rPr>
+                <w:rFonts w:ascii="Times New Roman" w:eastAsia="Microsoft YaHei" w:hAnsi="Times New Roman" w:cs="Times New Roman"/>
+                <w:b/>
+                <w:sz w:val="24"/>
+                <w:szCs w:val="24"/>
+              </w:rPr>
+            </w:pPr>
+            <w:r>
+              <w:rPr>
+                <w:rFonts w:ascii="Times New Roman" w:eastAsia="Microsoft YaHei" w:hAnsi="Times New Roman" w:cs="Times New Roman"/>
+                <w:b/>
+                <w:sz w:val="24"/>
+                <w:szCs w:val="24"/>
+              </w:rPr>
+              <w:t>Примечания/комментарии</w:t>
+            </w:r>
+          </w:p>
+        </w:tc>
+        <w:tc>
+          <w:tcPr>
+            <w:tcW w:w="6556" w:type="dxa"/>
+            <w:tcBorders>
+              <w:top w:val="single" w:sz="4" w:space="0" w:color="70AD47" w:themeColor="accent6"/>
+              <w:left w:val="single" w:sz="4" w:space="0" w:color="70AD47" w:themeColor="accent6"/>
+              <w:bottom w:val="single" w:sz="4" w:space="0" w:color="70AD47" w:themeColor="accent6"/>
+              <w:right w:val="single" w:sz="4" w:space="0" w:color="70AD47" w:themeColor="accent6"/>
+            </w:tcBorders>
+            <w:shd w:val="clear" w:color="auto" w:fill="7B7B7B" w:themeFill="accent3" w:themeFillShade="BF"/>
+            <w:vAlign w:val="center"/>
+            <w:hideMark/>
+          </w:tcPr>
+          <w:p>
+            <w:pPr>
+              <w:spacing w:after="0" w:line="256" w:lineRule="auto"/>
+              <w:rPr>
+                <w:rFonts w:ascii="Times New Roman" w:eastAsia="Microsoft YaHei" w:hAnsi="Times New Roman" w:cs="Times New Roman"/>
+                <w:color w:val="FFFFFF" w:themeColor="background1"/>
+                <w:sz w:val="24"/>
+                <w:szCs w:val="24"/>
+              </w:rPr>
+            </w:pPr>
+            <w:r>
+              <w:rPr>
+                <w:rFonts w:ascii="Times New Roman" w:eastAsia="Microsoft YaHei" w:hAnsi="Times New Roman" w:cs="Times New Roman"/>
+                <w:color w:val="FFFFFF" w:themeColor="background1"/>
+                <w:sz w:val="24"/>
+                <w:szCs w:val="24"/>
+              </w:rPr>
+              <w:t xml:space="preserve">Функция </w:t>
+            </w:r>
+            <w:r>
+              <w:rPr>
+                <w:rFonts w:ascii="Times New Roman" w:eastAsia="Microsoft YaHei" w:hAnsi="Times New Roman" w:cs="Times New Roman"/>
+                <w:color w:val="FFFFFF" w:themeColor="background1"/>
+                <w:sz w:val="24"/>
+                <w:szCs w:val="24"/>
+              </w:rPr>
+              <w:t>профиля</w:t>
+            </w:r>
+            <w:r>
+              <w:rPr>
+                <w:rFonts w:ascii="Times New Roman" w:eastAsia="Microsoft YaHei" w:hAnsi="Times New Roman" w:cs="Times New Roman"/>
+                <w:color w:val="FFFFFF" w:themeColor="background1"/>
+                <w:sz w:val="24"/>
+                <w:szCs w:val="24"/>
+              </w:rPr>
+              <w:t xml:space="preserve"> временно недоступна.</w:t>
             </w:r>
           </w:p>
         </w:tc>
@@ -17039,7 +15239,6 @@
                 <w:szCs w:val="24"/>
               </w:rPr>
             </w:pPr>
-            <w:bookmarkStart w:id="4" w:name="_Hlk222332050"/>
             <w:r>
               <w:rPr>
                 <w:rFonts w:ascii="Times New Roman" w:eastAsia="Microsoft YaHei" w:hAnsi="Times New Roman" w:cs="Times New Roman"/>
@@ -17056,7 +15255,7 @@
                 <w:sz w:val="24"/>
                 <w:szCs w:val="24"/>
               </w:rPr>
-              <w:t>15</w:t>
+              <w:t>14</w:t>
             </w:r>
           </w:p>
         </w:tc>
@@ -17122,7 +15321,7 @@
                 <w:szCs w:val="24"/>
                 <w:lang w:eastAsia="ru-RU"/>
               </w:rPr>
-              <w:t>2</w:t>
+              <w:t>1</w:t>
             </w:r>
           </w:p>
         </w:tc>
@@ -17199,7 +15398,7 @@
                 <w:szCs w:val="24"/>
                 <w:lang w:eastAsia="ru-RU"/>
               </w:rPr>
-              <w:t>Средний</w:t>
+              <w:t>Высокий</w:t>
             </w:r>
           </w:p>
         </w:tc>
@@ -17276,7 +15475,7 @@
                 <w:szCs w:val="24"/>
                 <w:lang w:eastAsia="ru-RU"/>
               </w:rPr>
-              <w:t>Тестирование кнопки "О нас" на странице "О нас"</w:t>
+              <w:t>Тестирование кнопки "Каталог" на странице "О нас"</w:t>
             </w:r>
           </w:p>
         </w:tc>
@@ -17352,7 +15551,7 @@
                 <w:szCs w:val="24"/>
                 <w:lang w:eastAsia="ru-RU"/>
               </w:rPr>
-              <w:t>Проверка работы кнопки "О нас" при нахождении на странице "О нас"</w:t>
+              <w:t>Проверка перехода в каталог при нажатии на кнопку "Каталог" со страницы "О нас"</w:t>
             </w:r>
           </w:p>
         </w:tc>
@@ -17414,7 +15613,7 @@
             <w:pPr>
               <w:numPr>
                 <w:ilvl w:val="0"/>
-                <w:numId w:val="16"/>
+                <w:numId w:val="15"/>
               </w:numPr>
               <w:spacing w:after="0" w:line="256" w:lineRule="auto"/>
               <w:contextualSpacing/>
@@ -17434,7 +15633,7 @@
                 <w:szCs w:val="24"/>
                 <w:lang w:eastAsia="ru-RU"/>
               </w:rPr>
-              <w:t xml:space="preserve">Нажать на кнопку "О нас" </w:t>
+              <w:t xml:space="preserve">Нажать на кнопку "Каталог" </w:t>
             </w:r>
             <w:r>
               <w:rPr>
@@ -17635,7 +15834,7 @@
                 <w:sz w:val="24"/>
                 <w:szCs w:val="24"/>
               </w:rPr>
-              <w:t>При нажатии на кнопку "О нас" пользователь остается на текущей странице.</w:t>
+              <w:t>При нажатии на кнопку "Каталог" происходит переход на страницу каталога цветов.</w:t>
             </w:r>
           </w:p>
         </w:tc>
@@ -17676,6 +15875,7 @@
                 <w:sz w:val="24"/>
                 <w:szCs w:val="24"/>
               </w:rPr>
+              <w:lastRenderedPageBreak/>
               <w:t xml:space="preserve">Фактический результат </w:t>
             </w:r>
           </w:p>
@@ -17710,7 +15910,7 @@
                 <w:szCs w:val="24"/>
                 <w:lang w:eastAsia="ru-RU"/>
               </w:rPr>
-              <w:t>При нажатии на кнопку "О нас" пользователь остался на странице "О нас".</w:t>
+              <w:t>При нажатии на кнопку "Каталог" произошел переход на страницу каталога цветов.</w:t>
             </w:r>
           </w:p>
         </w:tc>
@@ -17951,7 +16151,7 @@
                 <w:szCs w:val="24"/>
                 <w:lang w:eastAsia="ru-RU"/>
               </w:rPr>
-              <w:t>Пользователь остается на странице "О нас".</w:t>
+              <w:t>Пользователь перешел на страницу каталога.</w:t>
             </w:r>
           </w:p>
         </w:tc>
@@ -18026,12 +16226,1056 @@
                 <w:sz w:val="24"/>
                 <w:szCs w:val="24"/>
               </w:rPr>
+              <w:t>Навигация работает корректно.</w:t>
+            </w:r>
+          </w:p>
+        </w:tc>
+      </w:tr>
+    </w:tbl>
+    <w:p>
+      <w:pPr>
+        <w:rPr>
+          <w:rFonts w:ascii="Times New Roman" w:hAnsi="Times New Roman" w:cs="Times New Roman"/>
+          <w:b/>
+          <w:bCs/>
+          <w:sz w:val="24"/>
+          <w:szCs w:val="24"/>
+        </w:rPr>
+      </w:pPr>
+    </w:p>
+    <w:tbl>
+      <w:tblPr>
+        <w:tblW w:w="9690" w:type="dxa"/>
+        <w:tblInd w:w="80" w:type="dxa"/>
+        <w:tblLayout w:type="fixed"/>
+        <w:tblLook w:val="04A0" w:firstRow="1" w:lastRow="0" w:firstColumn="1" w:lastColumn="0" w:noHBand="0" w:noVBand="1"/>
+      </w:tblPr>
+      <w:tblGrid>
+        <w:gridCol w:w="3134"/>
+        <w:gridCol w:w="6556"/>
+      </w:tblGrid>
+      <w:tr>
+        <w:trPr>
+          <w:trHeight w:val="499"/>
+        </w:trPr>
+        <w:tc>
+          <w:tcPr>
+            <w:tcW w:w="3134" w:type="dxa"/>
+            <w:tcBorders>
+              <w:top w:val="single" w:sz="4" w:space="0" w:color="70AD47" w:themeColor="accent6"/>
+              <w:left w:val="single" w:sz="4" w:space="0" w:color="70AD47" w:themeColor="accent6"/>
+              <w:bottom w:val="single" w:sz="4" w:space="0" w:color="FFFFFF"/>
+              <w:right w:val="single" w:sz="4" w:space="0" w:color="70AD47" w:themeColor="accent6"/>
+            </w:tcBorders>
+            <w:shd w:val="clear" w:color="auto" w:fill="ED7D31" w:themeFill="accent2"/>
+            <w:vAlign w:val="center"/>
+            <w:hideMark/>
+          </w:tcPr>
+          <w:p>
+            <w:pPr>
+              <w:spacing w:after="0" w:line="256" w:lineRule="auto"/>
+              <w:ind w:firstLine="180"/>
+              <w:jc w:val="right"/>
+              <w:rPr>
+                <w:rFonts w:ascii="Times New Roman" w:eastAsia="Microsoft YaHei" w:hAnsi="Times New Roman" w:cs="Times New Roman"/>
+                <w:b/>
+                <w:sz w:val="24"/>
+                <w:szCs w:val="24"/>
+              </w:rPr>
+            </w:pPr>
+            <w:bookmarkStart w:id="5" w:name="_Hlk222332050"/>
+            <w:r>
+              <w:rPr>
+                <w:rFonts w:ascii="Times New Roman" w:eastAsia="Microsoft YaHei" w:hAnsi="Times New Roman" w:cs="Times New Roman"/>
+                <w:b/>
+                <w:sz w:val="24"/>
+                <w:szCs w:val="24"/>
+              </w:rPr>
+              <w:t>Тестовый пример №</w:t>
+            </w:r>
+            <w:r>
+              <w:rPr>
+                <w:rFonts w:ascii="Times New Roman" w:eastAsia="Microsoft YaHei" w:hAnsi="Times New Roman" w:cs="Times New Roman"/>
+                <w:b/>
+                <w:sz w:val="24"/>
+                <w:szCs w:val="24"/>
+              </w:rPr>
+              <w:t>15</w:t>
+            </w:r>
+          </w:p>
+        </w:tc>
+        <w:tc>
+          <w:tcPr>
+            <w:tcW w:w="6556" w:type="dxa"/>
+            <w:tcBorders>
+              <w:top w:val="single" w:sz="4" w:space="0" w:color="70AD47" w:themeColor="accent6"/>
+              <w:left w:val="single" w:sz="4" w:space="0" w:color="70AD47" w:themeColor="accent6"/>
+              <w:bottom w:val="single" w:sz="4" w:space="0" w:color="70AD47" w:themeColor="accent6"/>
+              <w:right w:val="single" w:sz="4" w:space="0" w:color="70AD47" w:themeColor="accent6"/>
+            </w:tcBorders>
+            <w:shd w:val="clear" w:color="auto" w:fill="7B7B7B" w:themeFill="accent3" w:themeFillShade="BF"/>
+            <w:vAlign w:val="center"/>
+            <w:hideMark/>
+          </w:tcPr>
+          <w:p>
+            <w:pPr>
+              <w:spacing w:after="0" w:line="256" w:lineRule="auto"/>
+              <w:rPr>
+                <w:rFonts w:ascii="Times New Roman" w:eastAsia="Microsoft YaHei" w:hAnsi="Times New Roman" w:cs="Times New Roman"/>
+                <w:color w:val="FFFFFF" w:themeColor="background1"/>
+                <w:sz w:val="24"/>
+                <w:szCs w:val="24"/>
+                <w:lang w:eastAsia="ru-RU"/>
+              </w:rPr>
+            </w:pPr>
+            <w:r>
+              <w:rPr>
+                <w:rFonts w:ascii="Times New Roman" w:eastAsia="Microsoft YaHei" w:hAnsi="Times New Roman" w:cs="Times New Roman"/>
+                <w:color w:val="FFFFFF" w:themeColor="background1"/>
+                <w:sz w:val="24"/>
+                <w:szCs w:val="24"/>
+                <w:lang w:eastAsia="ru-RU"/>
+              </w:rPr>
+              <w:t xml:space="preserve">Тест </w:t>
+            </w:r>
+            <w:r>
+              <w:rPr>
+                <w:rFonts w:ascii="Times New Roman" w:eastAsia="Microsoft YaHei" w:hAnsi="Times New Roman" w:cs="Times New Roman"/>
+                <w:color w:val="FFFFFF" w:themeColor="background1"/>
+                <w:sz w:val="24"/>
+                <w:szCs w:val="24"/>
+                <w:lang w:eastAsia="ru-RU"/>
+              </w:rPr>
+              <w:t>о нас</w:t>
+            </w:r>
+            <w:r>
+              <w:rPr>
+                <w:rFonts w:ascii="Times New Roman" w:eastAsia="Microsoft YaHei" w:hAnsi="Times New Roman" w:cs="Times New Roman"/>
+                <w:color w:val="FFFFFF" w:themeColor="background1"/>
+                <w:sz w:val="24"/>
+                <w:szCs w:val="24"/>
+                <w:lang w:eastAsia="ru-RU"/>
+              </w:rPr>
+              <w:t xml:space="preserve"> №</w:t>
+            </w:r>
+            <w:r>
+              <w:rPr>
+                <w:rFonts w:ascii="Times New Roman" w:eastAsia="Microsoft YaHei" w:hAnsi="Times New Roman" w:cs="Times New Roman"/>
+                <w:color w:val="FFFFFF" w:themeColor="background1"/>
+                <w:sz w:val="24"/>
+                <w:szCs w:val="24"/>
+                <w:lang w:eastAsia="ru-RU"/>
+              </w:rPr>
+              <w:t>2</w:t>
+            </w:r>
+          </w:p>
+        </w:tc>
+      </w:tr>
+      <w:tr>
+        <w:trPr>
+          <w:trHeight w:val="499"/>
+        </w:trPr>
+        <w:tc>
+          <w:tcPr>
+            <w:tcW w:w="3134" w:type="dxa"/>
+            <w:tcBorders>
+              <w:top w:val="nil"/>
+              <w:left w:val="single" w:sz="4" w:space="0" w:color="70AD47" w:themeColor="accent6"/>
+              <w:bottom w:val="single" w:sz="4" w:space="0" w:color="FFFFFF"/>
+              <w:right w:val="single" w:sz="4" w:space="0" w:color="70AD47" w:themeColor="accent6"/>
+            </w:tcBorders>
+            <w:shd w:val="clear" w:color="auto" w:fill="0ADA0F"/>
+            <w:vAlign w:val="center"/>
+            <w:hideMark/>
+          </w:tcPr>
+          <w:p>
+            <w:pPr>
+              <w:spacing w:after="0" w:line="256" w:lineRule="auto"/>
+              <w:ind w:firstLine="180"/>
+              <w:jc w:val="right"/>
+              <w:rPr>
+                <w:rFonts w:ascii="Times New Roman" w:eastAsia="Microsoft YaHei" w:hAnsi="Times New Roman" w:cs="Times New Roman"/>
+                <w:b/>
+                <w:sz w:val="24"/>
+                <w:szCs w:val="24"/>
+              </w:rPr>
+            </w:pPr>
+            <w:r>
+              <w:rPr>
+                <w:rFonts w:ascii="Times New Roman" w:eastAsia="Microsoft YaHei" w:hAnsi="Times New Roman" w:cs="Times New Roman"/>
+                <w:b/>
+                <w:sz w:val="24"/>
+                <w:szCs w:val="24"/>
+              </w:rPr>
+              <w:t>Приоритет тестирования</w:t>
+            </w:r>
+          </w:p>
+        </w:tc>
+        <w:tc>
+          <w:tcPr>
+            <w:tcW w:w="6556" w:type="dxa"/>
+            <w:tcBorders>
+              <w:top w:val="single" w:sz="4" w:space="0" w:color="70AD47" w:themeColor="accent6"/>
+              <w:left w:val="single" w:sz="4" w:space="0" w:color="70AD47" w:themeColor="accent6"/>
+              <w:bottom w:val="single" w:sz="4" w:space="0" w:color="70AD47" w:themeColor="accent6"/>
+              <w:right w:val="single" w:sz="4" w:space="0" w:color="70AD47" w:themeColor="accent6"/>
+            </w:tcBorders>
+            <w:shd w:val="clear" w:color="auto" w:fill="7B7B7B" w:themeFill="accent3" w:themeFillShade="BF"/>
+            <w:vAlign w:val="center"/>
+            <w:hideMark/>
+          </w:tcPr>
+          <w:p>
+            <w:pPr>
+              <w:spacing w:after="0" w:line="256" w:lineRule="auto"/>
+              <w:rPr>
+                <w:rFonts w:ascii="Times New Roman" w:eastAsia="Microsoft YaHei" w:hAnsi="Times New Roman" w:cs="Times New Roman"/>
+                <w:color w:val="FFFFFF" w:themeColor="background1"/>
+                <w:sz w:val="24"/>
+                <w:szCs w:val="24"/>
+                <w:lang w:eastAsia="ru-RU"/>
+              </w:rPr>
+            </w:pPr>
+            <w:r>
+              <w:rPr>
+                <w:rFonts w:ascii="Times New Roman" w:eastAsia="Microsoft YaHei" w:hAnsi="Times New Roman" w:cs="Times New Roman"/>
+                <w:color w:val="FFFFFF" w:themeColor="background1"/>
+                <w:sz w:val="24"/>
+                <w:szCs w:val="24"/>
+                <w:lang w:eastAsia="ru-RU"/>
+              </w:rPr>
+              <w:t>Средний</w:t>
+            </w:r>
+          </w:p>
+        </w:tc>
+      </w:tr>
+      <w:tr>
+        <w:trPr>
+          <w:trHeight w:val="499"/>
+        </w:trPr>
+        <w:tc>
+          <w:tcPr>
+            <w:tcW w:w="3134" w:type="dxa"/>
+            <w:tcBorders>
+              <w:top w:val="nil"/>
+              <w:left w:val="single" w:sz="4" w:space="0" w:color="70AD47" w:themeColor="accent6"/>
+              <w:bottom w:val="single" w:sz="4" w:space="0" w:color="FFFFFF"/>
+              <w:right w:val="single" w:sz="4" w:space="0" w:color="70AD47" w:themeColor="accent6"/>
+            </w:tcBorders>
+            <w:shd w:val="clear" w:color="auto" w:fill="0ADA0F"/>
+            <w:vAlign w:val="center"/>
+            <w:hideMark/>
+          </w:tcPr>
+          <w:p>
+            <w:pPr>
+              <w:spacing w:after="0" w:line="256" w:lineRule="auto"/>
+              <w:ind w:firstLine="180"/>
+              <w:jc w:val="right"/>
+              <w:rPr>
+                <w:rFonts w:ascii="Times New Roman" w:eastAsia="Microsoft YaHei" w:hAnsi="Times New Roman" w:cs="Times New Roman"/>
+                <w:b/>
+                <w:sz w:val="24"/>
+                <w:szCs w:val="24"/>
+              </w:rPr>
+            </w:pPr>
+            <w:r>
+              <w:rPr>
+                <w:rFonts w:ascii="Times New Roman" w:eastAsia="Microsoft YaHei" w:hAnsi="Times New Roman" w:cs="Times New Roman"/>
+                <w:b/>
+                <w:sz w:val="24"/>
+                <w:szCs w:val="24"/>
+              </w:rPr>
+              <w:t>Заголовок/название теста</w:t>
+            </w:r>
+          </w:p>
+        </w:tc>
+        <w:tc>
+          <w:tcPr>
+            <w:tcW w:w="6556" w:type="dxa"/>
+            <w:tcBorders>
+              <w:top w:val="single" w:sz="4" w:space="0" w:color="70AD47" w:themeColor="accent6"/>
+              <w:left w:val="single" w:sz="4" w:space="0" w:color="70AD47" w:themeColor="accent6"/>
+              <w:bottom w:val="single" w:sz="4" w:space="0" w:color="70AD47" w:themeColor="accent6"/>
+              <w:right w:val="single" w:sz="4" w:space="0" w:color="70AD47" w:themeColor="accent6"/>
+            </w:tcBorders>
+            <w:shd w:val="clear" w:color="auto" w:fill="7B7B7B" w:themeFill="accent3" w:themeFillShade="BF"/>
+            <w:vAlign w:val="center"/>
+            <w:hideMark/>
+          </w:tcPr>
+          <w:p>
+            <w:pPr>
+              <w:spacing w:after="0" w:line="256" w:lineRule="auto"/>
+              <w:rPr>
+                <w:rFonts w:ascii="Times New Roman" w:eastAsia="Microsoft YaHei" w:hAnsi="Times New Roman" w:cs="Times New Roman"/>
+                <w:color w:val="FFFFFF" w:themeColor="background1"/>
+                <w:sz w:val="24"/>
+                <w:szCs w:val="24"/>
+                <w:lang w:eastAsia="ru-RU"/>
+              </w:rPr>
+            </w:pPr>
+            <w:r>
+              <w:rPr>
+                <w:rFonts w:ascii="Times New Roman" w:eastAsia="Microsoft YaHei" w:hAnsi="Times New Roman" w:cs="Times New Roman"/>
+                <w:color w:val="FFFFFF" w:themeColor="background1"/>
+                <w:sz w:val="24"/>
+                <w:szCs w:val="24"/>
+                <w:lang w:eastAsia="ru-RU"/>
+              </w:rPr>
+              <w:t>Тестирование кнопки "О нас" на странице "О нас"</w:t>
+            </w:r>
+          </w:p>
+        </w:tc>
+      </w:tr>
+      <w:tr>
+        <w:trPr>
+          <w:trHeight w:val="499"/>
+        </w:trPr>
+        <w:tc>
+          <w:tcPr>
+            <w:tcW w:w="3134" w:type="dxa"/>
+            <w:tcBorders>
+              <w:top w:val="nil"/>
+              <w:left w:val="single" w:sz="4" w:space="0" w:color="70AD47" w:themeColor="accent6"/>
+              <w:bottom w:val="single" w:sz="4" w:space="0" w:color="FFFFFF"/>
+              <w:right w:val="single" w:sz="4" w:space="0" w:color="70AD47" w:themeColor="accent6"/>
+            </w:tcBorders>
+            <w:shd w:val="clear" w:color="auto" w:fill="0ADA0F"/>
+            <w:vAlign w:val="center"/>
+            <w:hideMark/>
+          </w:tcPr>
+          <w:p>
+            <w:pPr>
+              <w:spacing w:after="0" w:line="256" w:lineRule="auto"/>
+              <w:ind w:firstLine="180"/>
+              <w:jc w:val="right"/>
+              <w:rPr>
+                <w:rFonts w:ascii="Times New Roman" w:eastAsia="Microsoft YaHei" w:hAnsi="Times New Roman" w:cs="Times New Roman"/>
+                <w:b/>
+                <w:sz w:val="24"/>
+                <w:szCs w:val="24"/>
+              </w:rPr>
+            </w:pPr>
+            <w:r>
+              <w:rPr>
+                <w:rFonts w:ascii="Times New Roman" w:eastAsia="Microsoft YaHei" w:hAnsi="Times New Roman" w:cs="Times New Roman"/>
+                <w:b/>
+                <w:sz w:val="24"/>
+                <w:szCs w:val="24"/>
+              </w:rPr>
+              <w:t>Краткое изложение теста</w:t>
+            </w:r>
+          </w:p>
+        </w:tc>
+        <w:tc>
+          <w:tcPr>
+            <w:tcW w:w="6556" w:type="dxa"/>
+            <w:tcBorders>
+              <w:top w:val="single" w:sz="4" w:space="0" w:color="70AD47" w:themeColor="accent6"/>
+              <w:left w:val="single" w:sz="4" w:space="0" w:color="70AD47" w:themeColor="accent6"/>
+              <w:bottom w:val="single" w:sz="4" w:space="0" w:color="70AD47" w:themeColor="accent6"/>
+              <w:right w:val="single" w:sz="4" w:space="0" w:color="70AD47" w:themeColor="accent6"/>
+            </w:tcBorders>
+            <w:shd w:val="clear" w:color="auto" w:fill="7B7B7B" w:themeFill="accent3" w:themeFillShade="BF"/>
+            <w:vAlign w:val="center"/>
+            <w:hideMark/>
+          </w:tcPr>
+          <w:p>
+            <w:pPr>
+              <w:rPr>
+                <w:rFonts w:ascii="Times New Roman" w:eastAsia="Microsoft YaHei" w:hAnsi="Times New Roman" w:cs="Times New Roman"/>
+                <w:color w:val="FFFFFF" w:themeColor="background1"/>
+                <w:sz w:val="24"/>
+                <w:szCs w:val="24"/>
+                <w:lang w:eastAsia="ru-RU"/>
+              </w:rPr>
+            </w:pPr>
+            <w:r>
+              <w:rPr>
+                <w:rFonts w:ascii="Times New Roman" w:eastAsia="Microsoft YaHei" w:hAnsi="Times New Roman" w:cs="Times New Roman"/>
+                <w:color w:val="FFFFFF" w:themeColor="background1"/>
+                <w:sz w:val="24"/>
+                <w:szCs w:val="24"/>
+                <w:lang w:eastAsia="ru-RU"/>
+              </w:rPr>
+              <w:t>Проверка работы кнопки "О нас" при нахождении на странице "О нас"</w:t>
+            </w:r>
+          </w:p>
+        </w:tc>
+      </w:tr>
+      <w:tr>
+        <w:trPr>
+          <w:trHeight w:val="499"/>
+        </w:trPr>
+        <w:tc>
+          <w:tcPr>
+            <w:tcW w:w="3134" w:type="dxa"/>
+            <w:tcBorders>
+              <w:top w:val="nil"/>
+              <w:left w:val="single" w:sz="4" w:space="0" w:color="70AD47" w:themeColor="accent6"/>
+              <w:bottom w:val="single" w:sz="4" w:space="0" w:color="FFFFFF"/>
+              <w:right w:val="single" w:sz="4" w:space="0" w:color="70AD47" w:themeColor="accent6"/>
+            </w:tcBorders>
+            <w:shd w:val="clear" w:color="auto" w:fill="0ADA0F"/>
+            <w:vAlign w:val="center"/>
+            <w:hideMark/>
+          </w:tcPr>
+          <w:p>
+            <w:pPr>
+              <w:spacing w:after="0" w:line="256" w:lineRule="auto"/>
+              <w:ind w:firstLine="180"/>
+              <w:jc w:val="right"/>
+              <w:rPr>
+                <w:rFonts w:ascii="Times New Roman" w:eastAsia="Microsoft YaHei" w:hAnsi="Times New Roman" w:cs="Times New Roman"/>
+                <w:b/>
+                <w:sz w:val="24"/>
+                <w:szCs w:val="24"/>
+              </w:rPr>
+            </w:pPr>
+            <w:r>
+              <w:rPr>
+                <w:rFonts w:ascii="Times New Roman" w:eastAsia="Microsoft YaHei" w:hAnsi="Times New Roman" w:cs="Times New Roman"/>
+                <w:b/>
+                <w:sz w:val="24"/>
+                <w:szCs w:val="24"/>
+              </w:rPr>
+              <w:t>Этапы теста</w:t>
+            </w:r>
+          </w:p>
+        </w:tc>
+        <w:tc>
+          <w:tcPr>
+            <w:tcW w:w="6556" w:type="dxa"/>
+            <w:tcBorders>
+              <w:top w:val="single" w:sz="4" w:space="0" w:color="70AD47" w:themeColor="accent6"/>
+              <w:left w:val="single" w:sz="4" w:space="0" w:color="70AD47" w:themeColor="accent6"/>
+              <w:bottom w:val="single" w:sz="4" w:space="0" w:color="70AD47" w:themeColor="accent6"/>
+              <w:right w:val="single" w:sz="4" w:space="0" w:color="70AD47" w:themeColor="accent6"/>
+            </w:tcBorders>
+            <w:shd w:val="clear" w:color="auto" w:fill="7B7B7B" w:themeFill="accent3" w:themeFillShade="BF"/>
+            <w:vAlign w:val="center"/>
+            <w:hideMark/>
+          </w:tcPr>
+          <w:p>
+            <w:pPr>
+              <w:numPr>
+                <w:ilvl w:val="0"/>
+                <w:numId w:val="16"/>
+              </w:numPr>
+              <w:spacing w:after="0" w:line="256" w:lineRule="auto"/>
+              <w:contextualSpacing/>
+              <w:rPr>
+                <w:rFonts w:ascii="Times New Roman" w:eastAsia="Microsoft YaHei" w:hAnsi="Times New Roman" w:cs="Times New Roman"/>
+                <w:color w:val="FFFFFF" w:themeColor="background1"/>
+                <w:sz w:val="24"/>
+                <w:szCs w:val="24"/>
+                <w:lang w:eastAsia="ru-RU"/>
+              </w:rPr>
+            </w:pPr>
+            <w:r>
+              <w:rPr>
+                <w:rFonts w:ascii="Times New Roman" w:eastAsia="Microsoft YaHei" w:hAnsi="Times New Roman" w:cs="Times New Roman"/>
+                <w:color w:val="FFFFFF" w:themeColor="background1"/>
+                <w:sz w:val="24"/>
+                <w:szCs w:val="24"/>
+                <w:lang w:eastAsia="ru-RU"/>
+              </w:rPr>
+              <w:t xml:space="preserve">Нажать на кнопку "О нас" </w:t>
+            </w:r>
+            <w:r>
+              <w:rPr>
+                <w:rFonts w:ascii="Times New Roman" w:eastAsia="Microsoft YaHei" w:hAnsi="Times New Roman" w:cs="Times New Roman"/>
+                <w:color w:val="FFFFFF" w:themeColor="background1"/>
+                <w:sz w:val="24"/>
+                <w:szCs w:val="24"/>
+                <w:lang w:eastAsia="ru-RU"/>
+              </w:rPr>
+              <w:t>на</w:t>
+            </w:r>
+            <w:r>
+              <w:rPr>
+                <w:rFonts w:ascii="Times New Roman" w:eastAsia="Microsoft YaHei" w:hAnsi="Times New Roman" w:cs="Times New Roman"/>
+                <w:color w:val="FFFFFF" w:themeColor="background1"/>
+                <w:sz w:val="24"/>
+                <w:szCs w:val="24"/>
+                <w:lang w:eastAsia="ru-RU"/>
+              </w:rPr>
+              <w:t xml:space="preserve"> верхней плашке.</w:t>
+            </w:r>
+          </w:p>
+        </w:tc>
+      </w:tr>
+      <w:tr>
+        <w:trPr>
+          <w:trHeight w:val="499"/>
+        </w:trPr>
+        <w:tc>
+          <w:tcPr>
+            <w:tcW w:w="3134" w:type="dxa"/>
+            <w:tcBorders>
+              <w:top w:val="nil"/>
+              <w:left w:val="single" w:sz="4" w:space="0" w:color="70AD47" w:themeColor="accent6"/>
+              <w:bottom w:val="single" w:sz="4" w:space="0" w:color="FFFFFF"/>
+              <w:right w:val="single" w:sz="4" w:space="0" w:color="70AD47" w:themeColor="accent6"/>
+            </w:tcBorders>
+            <w:shd w:val="clear" w:color="auto" w:fill="0ADA0F"/>
+            <w:vAlign w:val="center"/>
+            <w:hideMark/>
+          </w:tcPr>
+          <w:p>
+            <w:pPr>
+              <w:spacing w:after="0" w:line="256" w:lineRule="auto"/>
+              <w:ind w:firstLine="180"/>
+              <w:jc w:val="right"/>
+              <w:rPr>
+                <w:rFonts w:ascii="Times New Roman" w:eastAsia="Microsoft YaHei" w:hAnsi="Times New Roman" w:cs="Times New Roman"/>
+                <w:b/>
+                <w:sz w:val="24"/>
+                <w:szCs w:val="24"/>
+              </w:rPr>
+            </w:pPr>
+            <w:r>
+              <w:rPr>
+                <w:rFonts w:ascii="Times New Roman" w:eastAsia="Microsoft YaHei" w:hAnsi="Times New Roman" w:cs="Times New Roman"/>
+                <w:b/>
+                <w:sz w:val="24"/>
+                <w:szCs w:val="24"/>
+              </w:rPr>
+              <w:t>Тестовые данные</w:t>
+            </w:r>
+          </w:p>
+        </w:tc>
+        <w:tc>
+          <w:tcPr>
+            <w:tcW w:w="6556" w:type="dxa"/>
+            <w:tcBorders>
+              <w:top w:val="single" w:sz="4" w:space="0" w:color="70AD47" w:themeColor="accent6"/>
+              <w:left w:val="single" w:sz="4" w:space="0" w:color="70AD47" w:themeColor="accent6"/>
+              <w:bottom w:val="single" w:sz="4" w:space="0" w:color="70AD47" w:themeColor="accent6"/>
+              <w:right w:val="single" w:sz="4" w:space="0" w:color="70AD47" w:themeColor="accent6"/>
+            </w:tcBorders>
+            <w:shd w:val="clear" w:color="auto" w:fill="7B7B7B" w:themeFill="accent3" w:themeFillShade="BF"/>
+            <w:vAlign w:val="center"/>
+            <w:hideMark/>
+          </w:tcPr>
+          <w:p>
+            <w:pPr>
+              <w:spacing w:after="0" w:line="256" w:lineRule="auto"/>
+              <w:rPr>
+                <w:rFonts w:ascii="Times New Roman" w:eastAsia="Microsoft YaHei" w:hAnsi="Times New Roman" w:cs="Times New Roman"/>
+                <w:color w:val="FFFFFF" w:themeColor="background1"/>
+                <w:sz w:val="24"/>
+                <w:szCs w:val="24"/>
+                <w:lang w:val="en-US" w:eastAsia="ru-RU"/>
+              </w:rPr>
+            </w:pPr>
+            <w:r>
+              <w:rPr>
+                <w:rFonts w:ascii="Times New Roman" w:eastAsia="Microsoft YaHei" w:hAnsi="Times New Roman" w:cs="Times New Roman"/>
+                <w:color w:val="FFFFFF" w:themeColor="background1"/>
+                <w:sz w:val="24"/>
+                <w:szCs w:val="24"/>
+                <w:lang w:eastAsia="ru-RU"/>
+              </w:rPr>
+              <w:t xml:space="preserve">      </w:t>
+            </w:r>
+            <w:r>
+              <w:rPr>
+                <w:rFonts w:ascii="Times New Roman" w:eastAsia="Microsoft YaHei" w:hAnsi="Times New Roman" w:cs="Times New Roman"/>
+                <w:color w:val="FFFFFF" w:themeColor="background1"/>
+                <w:sz w:val="24"/>
+                <w:szCs w:val="24"/>
+                <w:lang w:eastAsia="ru-RU"/>
+              </w:rPr>
+              <w:t>•</w:t>
+            </w:r>
+            <w:r>
+              <w:rPr>
+                <w:rFonts w:ascii="Times New Roman" w:eastAsia="Microsoft YaHei" w:hAnsi="Times New Roman" w:cs="Times New Roman"/>
+                <w:color w:val="FFFFFF" w:themeColor="background1"/>
+                <w:sz w:val="24"/>
+                <w:szCs w:val="24"/>
+                <w:lang w:eastAsia="ru-RU"/>
+              </w:rPr>
+              <w:tab/>
+            </w:r>
+            <w:r>
+              <w:rPr>
+                <w:rFonts w:ascii="Times New Roman" w:eastAsia="Microsoft YaHei" w:hAnsi="Times New Roman" w:cs="Times New Roman"/>
+                <w:color w:val="FFFFFF" w:themeColor="background1"/>
+                <w:sz w:val="24"/>
+                <w:szCs w:val="24"/>
+                <w:lang w:eastAsia="ru-RU"/>
+              </w:rPr>
+              <w:t>Отсутствуют</w:t>
+            </w:r>
+          </w:p>
+        </w:tc>
+      </w:tr>
+      <w:tr>
+        <w:trPr>
+          <w:trHeight w:val="499"/>
+        </w:trPr>
+        <w:tc>
+          <w:tcPr>
+            <w:tcW w:w="3134" w:type="dxa"/>
+            <w:tcBorders>
+              <w:top w:val="nil"/>
+              <w:left w:val="single" w:sz="4" w:space="0" w:color="70AD47" w:themeColor="accent6"/>
+              <w:bottom w:val="single" w:sz="4" w:space="0" w:color="FFFFFF"/>
+              <w:right w:val="single" w:sz="4" w:space="0" w:color="70AD47" w:themeColor="accent6"/>
+            </w:tcBorders>
+            <w:shd w:val="clear" w:color="auto" w:fill="0ADA0F"/>
+            <w:vAlign w:val="center"/>
+            <w:hideMark/>
+          </w:tcPr>
+          <w:p>
+            <w:pPr>
+              <w:spacing w:after="0" w:line="256" w:lineRule="auto"/>
+              <w:ind w:firstLine="180"/>
+              <w:jc w:val="right"/>
+              <w:rPr>
+                <w:rFonts w:ascii="Times New Roman" w:eastAsia="Microsoft YaHei" w:hAnsi="Times New Roman" w:cs="Times New Roman"/>
+                <w:b/>
+                <w:sz w:val="24"/>
+                <w:szCs w:val="24"/>
+              </w:rPr>
+            </w:pPr>
+            <w:r>
+              <w:rPr>
+                <w:rFonts w:ascii="Times New Roman" w:eastAsia="Microsoft YaHei" w:hAnsi="Times New Roman" w:cs="Times New Roman"/>
+                <w:b/>
+                <w:sz w:val="24"/>
+                <w:szCs w:val="24"/>
+              </w:rPr>
+              <w:t>Ожидаемый результат</w:t>
+            </w:r>
+          </w:p>
+        </w:tc>
+        <w:tc>
+          <w:tcPr>
+            <w:tcW w:w="6556" w:type="dxa"/>
+            <w:tcBorders>
+              <w:top w:val="single" w:sz="4" w:space="0" w:color="70AD47" w:themeColor="accent6"/>
+              <w:left w:val="single" w:sz="4" w:space="0" w:color="70AD47" w:themeColor="accent6"/>
+              <w:bottom w:val="single" w:sz="4" w:space="0" w:color="70AD47" w:themeColor="accent6"/>
+              <w:right w:val="single" w:sz="4" w:space="0" w:color="70AD47" w:themeColor="accent6"/>
+            </w:tcBorders>
+            <w:shd w:val="clear" w:color="auto" w:fill="7B7B7B" w:themeFill="accent3" w:themeFillShade="BF"/>
+            <w:vAlign w:val="center"/>
+            <w:hideMark/>
+          </w:tcPr>
+          <w:p>
+            <w:pPr>
+              <w:rPr>
+                <w:rFonts w:ascii="Times New Roman" w:hAnsi="Times New Roman" w:cs="Times New Roman"/>
+                <w:color w:val="FFFFFF" w:themeColor="background1"/>
+                <w:sz w:val="24"/>
+                <w:szCs w:val="24"/>
+              </w:rPr>
+            </w:pPr>
+            <w:r>
+              <w:rPr>
+                <w:rFonts w:ascii="Times New Roman" w:hAnsi="Times New Roman" w:cs="Times New Roman"/>
+                <w:color w:val="FFFFFF" w:themeColor="background1"/>
+                <w:sz w:val="24"/>
+                <w:szCs w:val="24"/>
+              </w:rPr>
+              <w:t>При нажатии на кнопку "О нас" пользователь остается на текущей странице.</w:t>
+            </w:r>
+          </w:p>
+        </w:tc>
+      </w:tr>
+      <w:tr>
+        <w:trPr>
+          <w:trHeight w:val="499"/>
+        </w:trPr>
+        <w:tc>
+          <w:tcPr>
+            <w:tcW w:w="3134" w:type="dxa"/>
+            <w:tcBorders>
+              <w:top w:val="nil"/>
+              <w:left w:val="single" w:sz="4" w:space="0" w:color="70AD47" w:themeColor="accent6"/>
+              <w:bottom w:val="single" w:sz="4" w:space="0" w:color="FFFFFF"/>
+              <w:right w:val="single" w:sz="4" w:space="0" w:color="70AD47" w:themeColor="accent6"/>
+            </w:tcBorders>
+            <w:shd w:val="clear" w:color="auto" w:fill="0ADA0F"/>
+            <w:vAlign w:val="center"/>
+            <w:hideMark/>
+          </w:tcPr>
+          <w:p>
+            <w:pPr>
+              <w:spacing w:after="0" w:line="256" w:lineRule="auto"/>
+              <w:ind w:firstLine="180"/>
+              <w:jc w:val="right"/>
+              <w:rPr>
+                <w:rFonts w:ascii="Times New Roman" w:eastAsia="Microsoft YaHei" w:hAnsi="Times New Roman" w:cs="Times New Roman"/>
+                <w:b/>
+                <w:sz w:val="24"/>
+                <w:szCs w:val="24"/>
+              </w:rPr>
+            </w:pPr>
+            <w:r>
+              <w:rPr>
+                <w:rFonts w:ascii="Times New Roman" w:eastAsia="Microsoft YaHei" w:hAnsi="Times New Roman" w:cs="Times New Roman"/>
+                <w:b/>
+                <w:sz w:val="24"/>
+                <w:szCs w:val="24"/>
+              </w:rPr>
+              <w:t xml:space="preserve">Фактический результат </w:t>
+            </w:r>
+          </w:p>
+        </w:tc>
+        <w:tc>
+          <w:tcPr>
+            <w:tcW w:w="6556" w:type="dxa"/>
+            <w:tcBorders>
+              <w:top w:val="single" w:sz="4" w:space="0" w:color="70AD47" w:themeColor="accent6"/>
+              <w:left w:val="single" w:sz="4" w:space="0" w:color="70AD47" w:themeColor="accent6"/>
+              <w:bottom w:val="single" w:sz="4" w:space="0" w:color="70AD47" w:themeColor="accent6"/>
+              <w:right w:val="single" w:sz="4" w:space="0" w:color="70AD47" w:themeColor="accent6"/>
+            </w:tcBorders>
+            <w:shd w:val="clear" w:color="auto" w:fill="7B7B7B" w:themeFill="accent3" w:themeFillShade="BF"/>
+            <w:vAlign w:val="center"/>
+          </w:tcPr>
+          <w:p>
+            <w:pPr>
+              <w:rPr>
+                <w:rFonts w:ascii="Times New Roman" w:eastAsia="Microsoft YaHei" w:hAnsi="Times New Roman" w:cs="Times New Roman"/>
+                <w:color w:val="FFFFFF" w:themeColor="background1"/>
+                <w:sz w:val="24"/>
+                <w:szCs w:val="24"/>
+                <w:lang w:eastAsia="ru-RU"/>
+              </w:rPr>
+            </w:pPr>
+            <w:r>
+              <w:rPr>
+                <w:rFonts w:ascii="Times New Roman" w:eastAsia="Microsoft YaHei" w:hAnsi="Times New Roman" w:cs="Times New Roman"/>
+                <w:color w:val="FFFFFF" w:themeColor="background1"/>
+                <w:sz w:val="24"/>
+                <w:szCs w:val="24"/>
+                <w:lang w:eastAsia="ru-RU"/>
+              </w:rPr>
+              <w:t>При нажатии на кнопку "О нас" пользователь остался на странице "О нас".</w:t>
+            </w:r>
+          </w:p>
+        </w:tc>
+      </w:tr>
+      <w:tr>
+        <w:trPr>
+          <w:trHeight w:val="499"/>
+        </w:trPr>
+        <w:tc>
+          <w:tcPr>
+            <w:tcW w:w="3134" w:type="dxa"/>
+            <w:tcBorders>
+              <w:top w:val="nil"/>
+              <w:left w:val="single" w:sz="4" w:space="0" w:color="70AD47" w:themeColor="accent6"/>
+              <w:bottom w:val="single" w:sz="4" w:space="0" w:color="FFFFFF"/>
+              <w:right w:val="single" w:sz="4" w:space="0" w:color="70AD47" w:themeColor="accent6"/>
+            </w:tcBorders>
+            <w:shd w:val="clear" w:color="auto" w:fill="0ADA0F"/>
+            <w:vAlign w:val="center"/>
+            <w:hideMark/>
+          </w:tcPr>
+          <w:p>
+            <w:pPr>
+              <w:spacing w:after="0" w:line="256" w:lineRule="auto"/>
+              <w:ind w:firstLine="180"/>
+              <w:jc w:val="right"/>
+              <w:rPr>
+                <w:rFonts w:ascii="Times New Roman" w:eastAsia="Microsoft YaHei" w:hAnsi="Times New Roman" w:cs="Times New Roman"/>
+                <w:b/>
+                <w:sz w:val="24"/>
+                <w:szCs w:val="24"/>
+              </w:rPr>
+            </w:pPr>
+            <w:r>
+              <w:rPr>
+                <w:rFonts w:ascii="Times New Roman" w:eastAsia="Microsoft YaHei" w:hAnsi="Times New Roman" w:cs="Times New Roman"/>
+                <w:b/>
+                <w:sz w:val="24"/>
+                <w:szCs w:val="24"/>
+              </w:rPr>
+              <w:t>Статус</w:t>
+            </w:r>
+          </w:p>
+        </w:tc>
+        <w:tc>
+          <w:tcPr>
+            <w:tcW w:w="6556" w:type="dxa"/>
+            <w:tcBorders>
+              <w:top w:val="single" w:sz="4" w:space="0" w:color="70AD47" w:themeColor="accent6"/>
+              <w:left w:val="single" w:sz="4" w:space="0" w:color="70AD47" w:themeColor="accent6"/>
+              <w:bottom w:val="single" w:sz="4" w:space="0" w:color="70AD47" w:themeColor="accent6"/>
+              <w:right w:val="single" w:sz="4" w:space="0" w:color="70AD47" w:themeColor="accent6"/>
+            </w:tcBorders>
+            <w:shd w:val="clear" w:color="auto" w:fill="7B7B7B" w:themeFill="accent3" w:themeFillShade="BF"/>
+            <w:vAlign w:val="center"/>
+            <w:hideMark/>
+          </w:tcPr>
+          <w:p>
+            <w:pPr>
+              <w:spacing w:after="0" w:line="256" w:lineRule="auto"/>
+              <w:rPr>
+                <w:rFonts w:ascii="Times New Roman" w:eastAsia="Microsoft YaHei" w:hAnsi="Times New Roman" w:cs="Times New Roman"/>
+                <w:color w:val="FF0000"/>
+                <w:sz w:val="24"/>
+                <w:szCs w:val="24"/>
+                <w:lang w:eastAsia="ru-RU"/>
+              </w:rPr>
+            </w:pPr>
+            <w:r>
+              <w:rPr>
+                <w:rFonts w:ascii="Times New Roman" w:eastAsia="Microsoft YaHei" w:hAnsi="Times New Roman" w:cs="Times New Roman"/>
+                <w:color w:val="FFFF00"/>
+                <w:sz w:val="24"/>
+                <w:szCs w:val="24"/>
+                <w:lang w:eastAsia="ru-RU"/>
+              </w:rPr>
+              <w:t> </w:t>
+            </w:r>
+            <w:r>
+              <w:rPr>
+                <w:rFonts w:ascii="Times New Roman" w:eastAsia="Microsoft YaHei" w:hAnsi="Times New Roman" w:cs="Times New Roman"/>
+                <w:color w:val="FFFF00"/>
+                <w:sz w:val="24"/>
+                <w:szCs w:val="24"/>
+                <w:lang w:eastAsia="ru-RU"/>
+              </w:rPr>
+              <w:t>Зачёт</w:t>
+            </w:r>
+          </w:p>
+        </w:tc>
+      </w:tr>
+      <w:tr>
+        <w:trPr>
+          <w:trHeight w:val="499"/>
+        </w:trPr>
+        <w:tc>
+          <w:tcPr>
+            <w:tcW w:w="3134" w:type="dxa"/>
+            <w:tcBorders>
+              <w:top w:val="nil"/>
+              <w:left w:val="single" w:sz="4" w:space="0" w:color="70AD47" w:themeColor="accent6"/>
+              <w:bottom w:val="single" w:sz="4" w:space="0" w:color="FFFFFF"/>
+              <w:right w:val="single" w:sz="4" w:space="0" w:color="70AD47" w:themeColor="accent6"/>
+            </w:tcBorders>
+            <w:shd w:val="clear" w:color="auto" w:fill="0ADA0F"/>
+            <w:vAlign w:val="center"/>
+            <w:hideMark/>
+          </w:tcPr>
+          <w:p>
+            <w:pPr>
+              <w:spacing w:after="0" w:line="256" w:lineRule="auto"/>
+              <w:ind w:firstLine="180"/>
+              <w:jc w:val="right"/>
+              <w:rPr>
+                <w:rFonts w:ascii="Times New Roman" w:eastAsia="Microsoft YaHei" w:hAnsi="Times New Roman" w:cs="Times New Roman"/>
+                <w:b/>
+                <w:sz w:val="24"/>
+                <w:szCs w:val="24"/>
+              </w:rPr>
+            </w:pPr>
+            <w:r>
+              <w:rPr>
+                <w:rFonts w:ascii="Times New Roman" w:eastAsia="Microsoft YaHei" w:hAnsi="Times New Roman" w:cs="Times New Roman"/>
+                <w:b/>
+                <w:sz w:val="24"/>
+                <w:szCs w:val="24"/>
+              </w:rPr>
+              <w:t>Предварительное условие</w:t>
+            </w:r>
+          </w:p>
+        </w:tc>
+        <w:tc>
+          <w:tcPr>
+            <w:tcW w:w="6556" w:type="dxa"/>
+            <w:tcBorders>
+              <w:top w:val="single" w:sz="4" w:space="0" w:color="70AD47" w:themeColor="accent6"/>
+              <w:left w:val="single" w:sz="4" w:space="0" w:color="70AD47" w:themeColor="accent6"/>
+              <w:bottom w:val="single" w:sz="4" w:space="0" w:color="70AD47" w:themeColor="accent6"/>
+              <w:right w:val="single" w:sz="4" w:space="0" w:color="70AD47" w:themeColor="accent6"/>
+            </w:tcBorders>
+            <w:shd w:val="clear" w:color="auto" w:fill="7B7B7B" w:themeFill="accent3" w:themeFillShade="BF"/>
+            <w:vAlign w:val="center"/>
+            <w:hideMark/>
+          </w:tcPr>
+          <w:p>
+            <w:pPr>
+              <w:spacing w:after="0" w:line="256" w:lineRule="auto"/>
+              <w:rPr>
+                <w:rFonts w:ascii="Times New Roman" w:eastAsia="Microsoft YaHei" w:hAnsi="Times New Roman" w:cs="Times New Roman"/>
+                <w:color w:val="FFFFFF" w:themeColor="background1"/>
+                <w:sz w:val="24"/>
+                <w:szCs w:val="24"/>
+                <w:lang w:eastAsia="ru-RU"/>
+              </w:rPr>
+            </w:pPr>
+            <w:r>
+              <w:rPr>
+                <w:rFonts w:ascii="Times New Roman" w:eastAsia="Microsoft YaHei" w:hAnsi="Times New Roman" w:cs="Times New Roman"/>
+                <w:color w:val="FFFFFF" w:themeColor="background1"/>
+                <w:sz w:val="24"/>
+                <w:szCs w:val="24"/>
+                <w:lang w:eastAsia="ru-RU"/>
+              </w:rPr>
+              <w:t>Пользователь авторизован и находится на странице "О нас".</w:t>
+            </w:r>
+          </w:p>
+        </w:tc>
+      </w:tr>
+      <w:tr>
+        <w:trPr>
+          <w:trHeight w:val="499"/>
+        </w:trPr>
+        <w:tc>
+          <w:tcPr>
+            <w:tcW w:w="3134" w:type="dxa"/>
+            <w:tcBorders>
+              <w:top w:val="nil"/>
+              <w:left w:val="single" w:sz="4" w:space="0" w:color="70AD47" w:themeColor="accent6"/>
+              <w:bottom w:val="single" w:sz="4" w:space="0" w:color="FFFFFF"/>
+              <w:right w:val="single" w:sz="4" w:space="0" w:color="70AD47" w:themeColor="accent6"/>
+            </w:tcBorders>
+            <w:shd w:val="clear" w:color="auto" w:fill="0ADA0F"/>
+            <w:vAlign w:val="center"/>
+            <w:hideMark/>
+          </w:tcPr>
+          <w:p>
+            <w:pPr>
+              <w:spacing w:after="0" w:line="256" w:lineRule="auto"/>
+              <w:ind w:firstLine="180"/>
+              <w:jc w:val="right"/>
+              <w:rPr>
+                <w:rFonts w:ascii="Times New Roman" w:eastAsia="Microsoft YaHei" w:hAnsi="Times New Roman" w:cs="Times New Roman"/>
+                <w:b/>
+                <w:sz w:val="24"/>
+                <w:szCs w:val="24"/>
+              </w:rPr>
+            </w:pPr>
+            <w:r>
+              <w:rPr>
+                <w:rFonts w:ascii="Times New Roman" w:eastAsia="Microsoft YaHei" w:hAnsi="Times New Roman" w:cs="Times New Roman"/>
+                <w:b/>
+                <w:sz w:val="24"/>
+                <w:szCs w:val="24"/>
+              </w:rPr>
+              <w:t>Постусловие</w:t>
+            </w:r>
+          </w:p>
+        </w:tc>
+        <w:tc>
+          <w:tcPr>
+            <w:tcW w:w="6556" w:type="dxa"/>
+            <w:tcBorders>
+              <w:top w:val="single" w:sz="4" w:space="0" w:color="70AD47" w:themeColor="accent6"/>
+              <w:left w:val="single" w:sz="4" w:space="0" w:color="70AD47" w:themeColor="accent6"/>
+              <w:bottom w:val="single" w:sz="4" w:space="0" w:color="70AD47" w:themeColor="accent6"/>
+              <w:right w:val="single" w:sz="4" w:space="0" w:color="70AD47" w:themeColor="accent6"/>
+            </w:tcBorders>
+            <w:shd w:val="clear" w:color="auto" w:fill="7B7B7B" w:themeFill="accent3" w:themeFillShade="BF"/>
+            <w:vAlign w:val="center"/>
+            <w:hideMark/>
+          </w:tcPr>
+          <w:p>
+            <w:pPr>
+              <w:spacing w:after="0" w:line="256" w:lineRule="auto"/>
+              <w:rPr>
+                <w:rFonts w:ascii="Times New Roman" w:eastAsia="Microsoft YaHei" w:hAnsi="Times New Roman" w:cs="Times New Roman"/>
+                <w:color w:val="FFFFFF" w:themeColor="background1"/>
+                <w:sz w:val="24"/>
+                <w:szCs w:val="24"/>
+                <w:lang w:eastAsia="ru-RU"/>
+              </w:rPr>
+            </w:pPr>
+            <w:r>
+              <w:rPr>
+                <w:rFonts w:ascii="Times New Roman" w:eastAsia="Microsoft YaHei" w:hAnsi="Times New Roman" w:cs="Times New Roman"/>
+                <w:color w:val="FFFFFF" w:themeColor="background1"/>
+                <w:sz w:val="24"/>
+                <w:szCs w:val="24"/>
+                <w:lang w:eastAsia="ru-RU"/>
+              </w:rPr>
+              <w:t>Пользователь остается на странице "О нас".</w:t>
+            </w:r>
+          </w:p>
+        </w:tc>
+      </w:tr>
+      <w:tr>
+        <w:trPr>
+          <w:trHeight w:val="499"/>
+        </w:trPr>
+        <w:tc>
+          <w:tcPr>
+            <w:tcW w:w="3134" w:type="dxa"/>
+            <w:tcBorders>
+              <w:top w:val="nil"/>
+              <w:left w:val="single" w:sz="4" w:space="0" w:color="70AD47" w:themeColor="accent6"/>
+              <w:bottom w:val="single" w:sz="4" w:space="0" w:color="70AD47" w:themeColor="accent6"/>
+              <w:right w:val="single" w:sz="4" w:space="0" w:color="70AD47" w:themeColor="accent6"/>
+            </w:tcBorders>
+            <w:shd w:val="clear" w:color="auto" w:fill="0ADA0F"/>
+            <w:vAlign w:val="center"/>
+            <w:hideMark/>
+          </w:tcPr>
+          <w:p>
+            <w:pPr>
+              <w:spacing w:after="0" w:line="256" w:lineRule="auto"/>
+              <w:ind w:firstLine="180"/>
+              <w:jc w:val="right"/>
+              <w:rPr>
+                <w:rFonts w:ascii="Times New Roman" w:eastAsia="Microsoft YaHei" w:hAnsi="Times New Roman" w:cs="Times New Roman"/>
+                <w:b/>
+                <w:sz w:val="24"/>
+                <w:szCs w:val="24"/>
+              </w:rPr>
+            </w:pPr>
+            <w:r>
+              <w:rPr>
+                <w:rFonts w:ascii="Times New Roman" w:eastAsia="Microsoft YaHei" w:hAnsi="Times New Roman" w:cs="Times New Roman"/>
+                <w:b/>
+                <w:sz w:val="24"/>
+                <w:szCs w:val="24"/>
+              </w:rPr>
+              <w:t>Примечания/комментарии</w:t>
+            </w:r>
+          </w:p>
+        </w:tc>
+        <w:tc>
+          <w:tcPr>
+            <w:tcW w:w="6556" w:type="dxa"/>
+            <w:tcBorders>
+              <w:top w:val="single" w:sz="4" w:space="0" w:color="70AD47" w:themeColor="accent6"/>
+              <w:left w:val="single" w:sz="4" w:space="0" w:color="70AD47" w:themeColor="accent6"/>
+              <w:bottom w:val="single" w:sz="4" w:space="0" w:color="70AD47" w:themeColor="accent6"/>
+              <w:right w:val="single" w:sz="4" w:space="0" w:color="70AD47" w:themeColor="accent6"/>
+            </w:tcBorders>
+            <w:shd w:val="clear" w:color="auto" w:fill="7B7B7B" w:themeFill="accent3" w:themeFillShade="BF"/>
+            <w:vAlign w:val="center"/>
+            <w:hideMark/>
+          </w:tcPr>
+          <w:p>
+            <w:pPr>
+              <w:spacing w:after="0" w:line="256" w:lineRule="auto"/>
+              <w:rPr>
+                <w:rFonts w:ascii="Times New Roman" w:eastAsia="Microsoft YaHei" w:hAnsi="Times New Roman" w:cs="Times New Roman"/>
+                <w:color w:val="FFFFFF" w:themeColor="background1"/>
+                <w:sz w:val="24"/>
+                <w:szCs w:val="24"/>
+              </w:rPr>
+            </w:pPr>
+            <w:r>
+              <w:rPr>
+                <w:rFonts w:ascii="Times New Roman" w:eastAsia="Microsoft YaHei" w:hAnsi="Times New Roman" w:cs="Times New Roman"/>
+                <w:color w:val="FFFFFF" w:themeColor="background1"/>
+                <w:sz w:val="24"/>
+                <w:szCs w:val="24"/>
+              </w:rPr>
               <w:t>Проверка работы навигации.</w:t>
             </w:r>
           </w:p>
         </w:tc>
       </w:tr>
-      <w:bookmarkEnd w:id="4"/>
+      <w:bookmarkEnd w:id="5"/>
     </w:tbl>
     <w:p>
       <w:pPr>
@@ -21680,29 +20924,7 @@
                 <w:szCs w:val="24"/>
                 <w:lang w:eastAsia="ru-RU"/>
               </w:rPr>
-              <w:t xml:space="preserve">Нажать на </w:t>
-            </w:r>
-            <w:proofErr w:type="spellStart"/>
-            <w:r>
-              <w:rPr>
-                <w:rFonts w:ascii="Times New Roman" w:eastAsia="Microsoft YaHei" w:hAnsi="Times New Roman" w:cs="Times New Roman"/>
-                <w:color w:val="FFFFFF" w:themeColor="background1"/>
-                <w:sz w:val="24"/>
-                <w:szCs w:val="24"/>
-                <w:lang w:eastAsia="ru-RU"/>
-              </w:rPr>
-              <w:t>textbox</w:t>
-            </w:r>
-            <w:proofErr w:type="spellEnd"/>
-            <w:r>
-              <w:rPr>
-                <w:rFonts w:ascii="Times New Roman" w:eastAsia="Microsoft YaHei" w:hAnsi="Times New Roman" w:cs="Times New Roman"/>
-                <w:color w:val="FFFFFF" w:themeColor="background1"/>
-                <w:sz w:val="24"/>
-                <w:szCs w:val="24"/>
-                <w:lang w:eastAsia="ru-RU"/>
-              </w:rPr>
-              <w:t xml:space="preserve"> ввода логина, заполнить его.</w:t>
+              <w:t>Нажать на textbox ввода логина, заполнить его.</w:t>
             </w:r>
           </w:p>
           <w:p>
@@ -21729,29 +20951,7 @@
                 <w:szCs w:val="24"/>
                 <w:lang w:eastAsia="ru-RU"/>
               </w:rPr>
-              <w:t xml:space="preserve">Нажать на </w:t>
-            </w:r>
-            <w:proofErr w:type="spellStart"/>
-            <w:r>
-              <w:rPr>
-                <w:rFonts w:ascii="Times New Roman" w:eastAsia="Microsoft YaHei" w:hAnsi="Times New Roman" w:cs="Times New Roman"/>
-                <w:color w:val="FFFFFF" w:themeColor="background1"/>
-                <w:sz w:val="24"/>
-                <w:szCs w:val="24"/>
-                <w:lang w:eastAsia="ru-RU"/>
-              </w:rPr>
-              <w:t>passwordbox</w:t>
-            </w:r>
-            <w:proofErr w:type="spellEnd"/>
-            <w:r>
-              <w:rPr>
-                <w:rFonts w:ascii="Times New Roman" w:eastAsia="Microsoft YaHei" w:hAnsi="Times New Roman" w:cs="Times New Roman"/>
-                <w:color w:val="FFFFFF" w:themeColor="background1"/>
-                <w:sz w:val="24"/>
-                <w:szCs w:val="24"/>
-                <w:lang w:eastAsia="ru-RU"/>
-              </w:rPr>
-              <w:t xml:space="preserve"> ввода пароля, заполнить его.</w:t>
+              <w:t>Нажать на passwordbox ввода пароля, заполнить его.</w:t>
             </w:r>
           </w:p>
           <w:p>
@@ -21878,49 +21078,15 @@
                 <w:lang w:eastAsia="ru-RU"/>
               </w:rPr>
             </w:pPr>
-            <w:proofErr w:type="spellStart"/>
-            <w:r>
-              <w:rPr>
-                <w:rFonts w:ascii="Times New Roman" w:eastAsia="Microsoft YaHei" w:hAnsi="Times New Roman" w:cs="Times New Roman"/>
-                <w:color w:val="FFFFFF" w:themeColor="background1"/>
-                <w:sz w:val="24"/>
-                <w:szCs w:val="24"/>
-                <w:lang w:eastAsia="ru-RU"/>
-              </w:rPr>
-              <w:t>Textbox</w:t>
-            </w:r>
-            <w:proofErr w:type="spellEnd"/>
-            <w:r>
-              <w:rPr>
-                <w:rFonts w:ascii="Times New Roman" w:eastAsia="Microsoft YaHei" w:hAnsi="Times New Roman" w:cs="Times New Roman"/>
-                <w:color w:val="FFFFFF" w:themeColor="background1"/>
-                <w:sz w:val="24"/>
-                <w:szCs w:val="24"/>
-                <w:lang w:eastAsia="ru-RU"/>
-              </w:rPr>
-              <w:t xml:space="preserve">: </w:t>
-            </w:r>
-            <w:proofErr w:type="spellStart"/>
-            <w:r>
-              <w:rPr>
-                <w:rFonts w:ascii="Times New Roman" w:eastAsia="Microsoft YaHei" w:hAnsi="Times New Roman" w:cs="Times New Roman"/>
-                <w:color w:val="FFFFFF" w:themeColor="background1"/>
-                <w:sz w:val="24"/>
-                <w:szCs w:val="24"/>
-                <w:lang w:eastAsia="ru-RU"/>
-              </w:rPr>
-              <w:t>client</w:t>
-            </w:r>
-            <w:proofErr w:type="spellEnd"/>
-            <w:r>
-              <w:rPr>
-                <w:rFonts w:ascii="Times New Roman" w:eastAsia="Microsoft YaHei" w:hAnsi="Times New Roman" w:cs="Times New Roman"/>
-                <w:color w:val="FFFFFF" w:themeColor="background1"/>
-                <w:sz w:val="24"/>
-                <w:szCs w:val="24"/>
-                <w:lang w:eastAsia="ru-RU"/>
-              </w:rPr>
-              <w:t>;</w:t>
+            <w:r>
+              <w:rPr>
+                <w:rFonts w:ascii="Times New Roman" w:eastAsia="Microsoft YaHei" w:hAnsi="Times New Roman" w:cs="Times New Roman"/>
+                <w:color w:val="FFFFFF" w:themeColor="background1"/>
+                <w:sz w:val="24"/>
+                <w:szCs w:val="24"/>
+                <w:lang w:eastAsia="ru-RU"/>
+              </w:rPr>
+              <w:t>Textbox: client;</w:t>
             </w:r>
           </w:p>
           <w:p>
@@ -21938,27 +21104,15 @@
                 <w:lang w:eastAsia="ru-RU"/>
               </w:rPr>
             </w:pPr>
-            <w:proofErr w:type="spellStart"/>
-            <w:r>
-              <w:rPr>
-                <w:rFonts w:ascii="Times New Roman" w:eastAsia="Microsoft YaHei" w:hAnsi="Times New Roman" w:cs="Times New Roman"/>
-                <w:color w:val="FFFFFF" w:themeColor="background1"/>
-                <w:sz w:val="24"/>
-                <w:szCs w:val="24"/>
-                <w:lang w:eastAsia="ru-RU"/>
-              </w:rPr>
-              <w:t>Passwordbox</w:t>
-            </w:r>
-            <w:proofErr w:type="spellEnd"/>
-            <w:r>
-              <w:rPr>
-                <w:rFonts w:ascii="Times New Roman" w:eastAsia="Microsoft YaHei" w:hAnsi="Times New Roman" w:cs="Times New Roman"/>
-                <w:color w:val="FFFFFF" w:themeColor="background1"/>
-                <w:sz w:val="24"/>
-                <w:szCs w:val="24"/>
-                <w:lang w:eastAsia="ru-RU"/>
-              </w:rPr>
-              <w:t>: 123.</w:t>
+            <w:r>
+              <w:rPr>
+                <w:rFonts w:ascii="Times New Roman" w:eastAsia="Microsoft YaHei" w:hAnsi="Times New Roman" w:cs="Times New Roman"/>
+                <w:color w:val="FFFFFF" w:themeColor="background1"/>
+                <w:sz w:val="24"/>
+                <w:szCs w:val="24"/>
+                <w:lang w:eastAsia="ru-RU"/>
+              </w:rPr>
+              <w:t>Passwordbox: 123.</w:t>
             </w:r>
           </w:p>
           <w:p>
@@ -22044,27 +21198,7 @@
                 <w:sz w:val="24"/>
                 <w:szCs w:val="24"/>
               </w:rPr>
-              <w:t xml:space="preserve">После успешной авторизации открывается окно с приветствием "Добро пожаловать, </w:t>
-            </w:r>
-            <w:proofErr w:type="spellStart"/>
-            <w:r>
-              <w:rPr>
-                <w:rFonts w:ascii="Times New Roman" w:hAnsi="Times New Roman" w:cs="Times New Roman"/>
-                <w:color w:val="FFFFFF" w:themeColor="background1"/>
-                <w:sz w:val="24"/>
-                <w:szCs w:val="24"/>
-              </w:rPr>
-              <w:t>client</w:t>
-            </w:r>
-            <w:proofErr w:type="spellEnd"/>
-            <w:r>
-              <w:rPr>
-                <w:rFonts w:ascii="Times New Roman" w:hAnsi="Times New Roman" w:cs="Times New Roman"/>
-                <w:color w:val="FFFFFF" w:themeColor="background1"/>
-                <w:sz w:val="24"/>
-                <w:szCs w:val="24"/>
-              </w:rPr>
-              <w:t>!" и отображаются две кнопки: "Каталог цветов" и "Выйти".</w:t>
+              <w:t>После успешной авторизации открывается окно с приветствием "Добро пожаловать, client!" и отображаются две кнопки: "Каталог цветов" и "Выйти".</w:t>
             </w:r>
           </w:p>
         </w:tc>
@@ -22140,29 +21274,7 @@
                 <w:szCs w:val="24"/>
                 <w:lang w:eastAsia="ru-RU"/>
               </w:rPr>
-              <w:t xml:space="preserve">После успешной авторизации открылось окно с приветствием "Добро пожаловать, </w:t>
-            </w:r>
-            <w:proofErr w:type="spellStart"/>
-            <w:r>
-              <w:rPr>
-                <w:rFonts w:ascii="Times New Roman" w:eastAsia="Microsoft YaHei" w:hAnsi="Times New Roman" w:cs="Times New Roman"/>
-                <w:color w:val="FFFFFF" w:themeColor="background1"/>
-                <w:sz w:val="24"/>
-                <w:szCs w:val="24"/>
-                <w:lang w:eastAsia="ru-RU"/>
-              </w:rPr>
-              <w:t>client</w:t>
-            </w:r>
-            <w:proofErr w:type="spellEnd"/>
-            <w:r>
-              <w:rPr>
-                <w:rFonts w:ascii="Times New Roman" w:eastAsia="Microsoft YaHei" w:hAnsi="Times New Roman" w:cs="Times New Roman"/>
-                <w:color w:val="FFFFFF" w:themeColor="background1"/>
-                <w:sz w:val="24"/>
-                <w:szCs w:val="24"/>
-                <w:lang w:eastAsia="ru-RU"/>
-              </w:rPr>
-              <w:t>!" и отобразились две кнопки: "Каталог цветов" и "Выйти".</w:t>
+              <w:t>После успешной авторизации открылось окно с приветствием "Добро пожаловать, client!" и отобразились две кнопки: "Каталог цветов" и "Выйти".</w:t>
             </w:r>
           </w:p>
         </w:tc>
@@ -22889,29 +22001,7 @@
                 <w:szCs w:val="24"/>
                 <w:lang w:eastAsia="ru-RU"/>
               </w:rPr>
-              <w:t xml:space="preserve">Нажать на </w:t>
-            </w:r>
-            <w:proofErr w:type="spellStart"/>
-            <w:r>
-              <w:rPr>
-                <w:rFonts w:ascii="Times New Roman" w:eastAsia="Microsoft YaHei" w:hAnsi="Times New Roman" w:cs="Times New Roman"/>
-                <w:color w:val="FFFFFF" w:themeColor="background1"/>
-                <w:sz w:val="24"/>
-                <w:szCs w:val="24"/>
-                <w:lang w:eastAsia="ru-RU"/>
-              </w:rPr>
-              <w:t>textbox</w:t>
-            </w:r>
-            <w:proofErr w:type="spellEnd"/>
-            <w:r>
-              <w:rPr>
-                <w:rFonts w:ascii="Times New Roman" w:eastAsia="Microsoft YaHei" w:hAnsi="Times New Roman" w:cs="Times New Roman"/>
-                <w:color w:val="FFFFFF" w:themeColor="background1"/>
-                <w:sz w:val="24"/>
-                <w:szCs w:val="24"/>
-                <w:lang w:eastAsia="ru-RU"/>
-              </w:rPr>
-              <w:t xml:space="preserve"> ввода логина, заполнить его.</w:t>
+              <w:t>Нажать на textbox ввода логина, заполнить его.</w:t>
             </w:r>
           </w:p>
           <w:p>
@@ -22938,29 +22028,7 @@
                 <w:szCs w:val="24"/>
                 <w:lang w:eastAsia="ru-RU"/>
               </w:rPr>
-              <w:t xml:space="preserve">Нажать на </w:t>
-            </w:r>
-            <w:proofErr w:type="spellStart"/>
-            <w:r>
-              <w:rPr>
-                <w:rFonts w:ascii="Times New Roman" w:eastAsia="Microsoft YaHei" w:hAnsi="Times New Roman" w:cs="Times New Roman"/>
-                <w:color w:val="FFFFFF" w:themeColor="background1"/>
-                <w:sz w:val="24"/>
-                <w:szCs w:val="24"/>
-                <w:lang w:eastAsia="ru-RU"/>
-              </w:rPr>
-              <w:t>passwordbox</w:t>
-            </w:r>
-            <w:proofErr w:type="spellEnd"/>
-            <w:r>
-              <w:rPr>
-                <w:rFonts w:ascii="Times New Roman" w:eastAsia="Microsoft YaHei" w:hAnsi="Times New Roman" w:cs="Times New Roman"/>
-                <w:color w:val="FFFFFF" w:themeColor="background1"/>
-                <w:sz w:val="24"/>
-                <w:szCs w:val="24"/>
-                <w:lang w:eastAsia="ru-RU"/>
-              </w:rPr>
-              <w:t xml:space="preserve"> ввода пароля, заполнить его.</w:t>
+              <w:t>Нажать на passwordbox ввода пароля, заполнить его.</w:t>
             </w:r>
           </w:p>
           <w:p>
@@ -23087,49 +22155,15 @@
                 <w:lang w:eastAsia="ru-RU"/>
               </w:rPr>
             </w:pPr>
-            <w:proofErr w:type="spellStart"/>
-            <w:r>
-              <w:rPr>
-                <w:rFonts w:ascii="Times New Roman" w:eastAsia="Microsoft YaHei" w:hAnsi="Times New Roman" w:cs="Times New Roman"/>
-                <w:color w:val="FFFFFF" w:themeColor="background1"/>
-                <w:sz w:val="24"/>
-                <w:szCs w:val="24"/>
-                <w:lang w:eastAsia="ru-RU"/>
-              </w:rPr>
-              <w:t>Textbox</w:t>
-            </w:r>
-            <w:proofErr w:type="spellEnd"/>
-            <w:r>
-              <w:rPr>
-                <w:rFonts w:ascii="Times New Roman" w:eastAsia="Microsoft YaHei" w:hAnsi="Times New Roman" w:cs="Times New Roman"/>
-                <w:color w:val="FFFFFF" w:themeColor="background1"/>
-                <w:sz w:val="24"/>
-                <w:szCs w:val="24"/>
-                <w:lang w:eastAsia="ru-RU"/>
-              </w:rPr>
-              <w:t xml:space="preserve">: </w:t>
-            </w:r>
-            <w:proofErr w:type="spellStart"/>
-            <w:r>
-              <w:rPr>
-                <w:rFonts w:ascii="Times New Roman" w:eastAsia="Microsoft YaHei" w:hAnsi="Times New Roman" w:cs="Times New Roman"/>
-                <w:color w:val="FFFFFF" w:themeColor="background1"/>
-                <w:sz w:val="24"/>
-                <w:szCs w:val="24"/>
-                <w:lang w:eastAsia="ru-RU"/>
-              </w:rPr>
-              <w:t>client</w:t>
-            </w:r>
-            <w:proofErr w:type="spellEnd"/>
-            <w:r>
-              <w:rPr>
-                <w:rFonts w:ascii="Times New Roman" w:eastAsia="Microsoft YaHei" w:hAnsi="Times New Roman" w:cs="Times New Roman"/>
-                <w:color w:val="FFFFFF" w:themeColor="background1"/>
-                <w:sz w:val="24"/>
-                <w:szCs w:val="24"/>
-                <w:lang w:eastAsia="ru-RU"/>
-              </w:rPr>
-              <w:t>;</w:t>
+            <w:r>
+              <w:rPr>
+                <w:rFonts w:ascii="Times New Roman" w:eastAsia="Microsoft YaHei" w:hAnsi="Times New Roman" w:cs="Times New Roman"/>
+                <w:color w:val="FFFFFF" w:themeColor="background1"/>
+                <w:sz w:val="24"/>
+                <w:szCs w:val="24"/>
+                <w:lang w:eastAsia="ru-RU"/>
+              </w:rPr>
+              <w:t>Textbox: client;</w:t>
             </w:r>
           </w:p>
           <w:p>
@@ -23147,27 +22181,15 @@
                 <w:lang w:eastAsia="ru-RU"/>
               </w:rPr>
             </w:pPr>
-            <w:proofErr w:type="spellStart"/>
-            <w:r>
-              <w:rPr>
-                <w:rFonts w:ascii="Times New Roman" w:eastAsia="Microsoft YaHei" w:hAnsi="Times New Roman" w:cs="Times New Roman"/>
-                <w:color w:val="FFFFFF" w:themeColor="background1"/>
-                <w:sz w:val="24"/>
-                <w:szCs w:val="24"/>
-                <w:lang w:eastAsia="ru-RU"/>
-              </w:rPr>
-              <w:t>Passwordbox</w:t>
-            </w:r>
-            <w:proofErr w:type="spellEnd"/>
-            <w:r>
-              <w:rPr>
-                <w:rFonts w:ascii="Times New Roman" w:eastAsia="Microsoft YaHei" w:hAnsi="Times New Roman" w:cs="Times New Roman"/>
-                <w:color w:val="FFFFFF" w:themeColor="background1"/>
-                <w:sz w:val="24"/>
-                <w:szCs w:val="24"/>
-                <w:lang w:eastAsia="ru-RU"/>
-              </w:rPr>
-              <w:t>: 123.</w:t>
+            <w:r>
+              <w:rPr>
+                <w:rFonts w:ascii="Times New Roman" w:eastAsia="Microsoft YaHei" w:hAnsi="Times New Roman" w:cs="Times New Roman"/>
+                <w:color w:val="FFFFFF" w:themeColor="background1"/>
+                <w:sz w:val="24"/>
+                <w:szCs w:val="24"/>
+                <w:lang w:eastAsia="ru-RU"/>
+              </w:rPr>
+              <w:t>Passwordbox: 123.</w:t>
             </w:r>
           </w:p>
           <w:p>
@@ -23253,27 +22275,7 @@
                 <w:sz w:val="24"/>
                 <w:szCs w:val="24"/>
               </w:rPr>
-              <w:t xml:space="preserve">После успешной авторизации открывается окно с приветствием "Добро пожаловать, </w:t>
-            </w:r>
-            <w:proofErr w:type="spellStart"/>
-            <w:r>
-              <w:rPr>
-                <w:rFonts w:ascii="Times New Roman" w:hAnsi="Times New Roman" w:cs="Times New Roman"/>
-                <w:color w:val="FFFFFF" w:themeColor="background1"/>
-                <w:sz w:val="24"/>
-                <w:szCs w:val="24"/>
-              </w:rPr>
-              <w:t>client</w:t>
-            </w:r>
-            <w:proofErr w:type="spellEnd"/>
-            <w:r>
-              <w:rPr>
-                <w:rFonts w:ascii="Times New Roman" w:hAnsi="Times New Roman" w:cs="Times New Roman"/>
-                <w:color w:val="FFFFFF" w:themeColor="background1"/>
-                <w:sz w:val="24"/>
-                <w:szCs w:val="24"/>
-              </w:rPr>
-              <w:t>!" и отображаются две кнопки: "Каталог цветов" и "Выйти".</w:t>
+              <w:t>После успешной авторизации открывается окно с приветствием "Добро пожаловать, client!" и отображаются две кнопки: "Каталог цветов" и "Выйти".</w:t>
             </w:r>
           </w:p>
         </w:tc>
@@ -23348,29 +22350,7 @@
                 <w:szCs w:val="24"/>
                 <w:lang w:eastAsia="ru-RU"/>
               </w:rPr>
-              <w:t xml:space="preserve">После успешной авторизации открылось окно с приветствием "Добро пожаловать, </w:t>
-            </w:r>
-            <w:proofErr w:type="spellStart"/>
-            <w:r>
-              <w:rPr>
-                <w:rFonts w:ascii="Times New Roman" w:eastAsia="Microsoft YaHei" w:hAnsi="Times New Roman" w:cs="Times New Roman"/>
-                <w:color w:val="FFFFFF" w:themeColor="background1"/>
-                <w:sz w:val="24"/>
-                <w:szCs w:val="24"/>
-                <w:lang w:eastAsia="ru-RU"/>
-              </w:rPr>
-              <w:t>client</w:t>
-            </w:r>
-            <w:proofErr w:type="spellEnd"/>
-            <w:r>
-              <w:rPr>
-                <w:rFonts w:ascii="Times New Roman" w:eastAsia="Microsoft YaHei" w:hAnsi="Times New Roman" w:cs="Times New Roman"/>
-                <w:color w:val="FFFFFF" w:themeColor="background1"/>
-                <w:sz w:val="24"/>
-                <w:szCs w:val="24"/>
-                <w:lang w:eastAsia="ru-RU"/>
-              </w:rPr>
-              <w:t>!" и отобразились две кнопки: "Каталог цветов" и "Выйти".</w:t>
+              <w:t>После успешной авторизации открылось окно с приветствием "Добро пожаловать, client!" и отобразились две кнопки: "Каталог цветов" и "Выйти".</w:t>
             </w:r>
           </w:p>
         </w:tc>
@@ -24130,29 +23110,7 @@
                 <w:szCs w:val="24"/>
                 <w:lang w:eastAsia="ru-RU"/>
               </w:rPr>
-              <w:t xml:space="preserve">Авторизоваться в системе с данными </w:t>
-            </w:r>
-            <w:proofErr w:type="spellStart"/>
-            <w:r>
-              <w:rPr>
-                <w:rFonts w:ascii="Times New Roman" w:eastAsia="Microsoft YaHei" w:hAnsi="Times New Roman" w:cs="Times New Roman"/>
-                <w:color w:val="FFFFFF" w:themeColor="background1"/>
-                <w:sz w:val="24"/>
-                <w:szCs w:val="24"/>
-                <w:lang w:eastAsia="ru-RU"/>
-              </w:rPr>
-              <w:t>admin</w:t>
-            </w:r>
-            <w:proofErr w:type="spellEnd"/>
-            <w:r>
-              <w:rPr>
-                <w:rFonts w:ascii="Times New Roman" w:eastAsia="Microsoft YaHei" w:hAnsi="Times New Roman" w:cs="Times New Roman"/>
-                <w:color w:val="FFFFFF" w:themeColor="background1"/>
-                <w:sz w:val="24"/>
-                <w:szCs w:val="24"/>
-                <w:lang w:eastAsia="ru-RU"/>
-              </w:rPr>
-              <w:t>/123.</w:t>
+              <w:t>Авторизоваться в системе с данными admin/123.</w:t>
             </w:r>
           </w:p>
           <w:p>
@@ -24287,29 +23245,7 @@
                 <w:szCs w:val="24"/>
                 <w:lang w:eastAsia="ru-RU"/>
               </w:rPr>
-              <w:t xml:space="preserve">Логин: </w:t>
-            </w:r>
-            <w:proofErr w:type="spellStart"/>
-            <w:r>
-              <w:rPr>
-                <w:rFonts w:ascii="Times New Roman" w:eastAsia="Microsoft YaHei" w:hAnsi="Times New Roman" w:cs="Times New Roman"/>
-                <w:color w:val="FFFFFF" w:themeColor="background1"/>
-                <w:sz w:val="24"/>
-                <w:szCs w:val="24"/>
-                <w:lang w:eastAsia="ru-RU"/>
-              </w:rPr>
-              <w:t>admin</w:t>
-            </w:r>
-            <w:proofErr w:type="spellEnd"/>
-            <w:r>
-              <w:rPr>
-                <w:rFonts w:ascii="Times New Roman" w:eastAsia="Microsoft YaHei" w:hAnsi="Times New Roman" w:cs="Times New Roman"/>
-                <w:color w:val="FFFFFF" w:themeColor="background1"/>
-                <w:sz w:val="24"/>
-                <w:szCs w:val="24"/>
-                <w:lang w:eastAsia="ru-RU"/>
-              </w:rPr>
-              <w:t>;</w:t>
+              <w:t>Логин: admin;</w:t>
             </w:r>
           </w:p>
           <w:p>
@@ -26097,17 +25033,7 @@
                 <w:szCs w:val="24"/>
                 <w:lang w:eastAsia="ru-RU"/>
               </w:rPr>
-              <w:t>Проверка отображения информационного сообщения при нажатии на кнопку "Клиенты"</w:t>
-            </w:r>
-            <w:r>
-              <w:rPr>
-                <w:rFonts w:ascii="Times New Roman" w:eastAsia="Microsoft YaHei" w:hAnsi="Times New Roman" w:cs="Times New Roman"/>
-                <w:color w:val="FFFFFF" w:themeColor="background1"/>
-                <w:sz w:val="24"/>
-                <w:szCs w:val="24"/>
-                <w:lang w:eastAsia="ru-RU"/>
-              </w:rPr>
-              <w:t>"</w:t>
+              <w:t>Проверка отображения информационного сообщения при нажатии на кнопку "Клиенты""</w:t>
             </w:r>
           </w:p>
         </w:tc>
@@ -26750,8 +25676,6 @@
           <w:szCs w:val="24"/>
         </w:rPr>
       </w:pPr>
-      <w:bookmarkStart w:id="5" w:name="_GoBack"/>
-      <w:bookmarkEnd w:id="5"/>
     </w:p>
     <w:sectPr>
       <w:pgSz w:w="11906" w:h="16838"/>
@@ -29727,6 +28651,7 @@
   <w:style w:type="character" w:default="1" w:styleId="a0">
     <w:name w:val="Default Paragraph Font"/>
     <w:uiPriority w:val="1"/>
+    <w:semiHidden/>
     <w:unhideWhenUsed/>
   </w:style>
   <w:style w:type="table" w:default="1" w:styleId="a1">
@@ -30435,7 +29360,7 @@
 </file>
 
 <file path=customXml/itemProps1.xml><?xml version="1.0" encoding="utf-8"?>
-<ds:datastoreItem xmlns:ds="http://schemas.openxmlformats.org/officeDocument/2006/customXml" ds:itemID="{119435A5-D227-4839-8321-471280009814}">
+<ds:datastoreItem xmlns:ds="http://schemas.openxmlformats.org/officeDocument/2006/customXml" ds:itemID="{7FC8C6A8-D74D-4FDD-BFDA-AAA07C8A6517}">
   <ds:schemaRefs>
     <ds:schemaRef ds:uri="http://schemas.openxmlformats.org/officeDocument/2006/bibliography"/>
   </ds:schemaRefs>

--- a/document/testcase.docx
+++ b/document/testcase.docx
@@ -1,6 +1,6 @@
 
 <file path=word/document.xml><?xml version="1.0" encoding="utf-8"?>
-<w:document xmlns:wpc="http://schemas.microsoft.com/office/word/2010/wordprocessingCanvas" xmlns:cx="http://schemas.microsoft.com/office/drawing/2014/chartex" xmlns:cx1="http://schemas.microsoft.com/office/drawing/2015/9/8/chartex" xmlns:mc="http://schemas.openxmlformats.org/markup-compatibility/2006" xmlns:o="urn:schemas-microsoft-com:office:office" xmlns:r="http://schemas.openxmlformats.org/officeDocument/2006/relationships" xmlns:m="http://schemas.openxmlformats.org/officeDocument/2006/math" xmlns:v="urn:schemas-microsoft-com:vml" xmlns:wp14="http://schemas.microsoft.com/office/word/2010/wordprocessingDrawing" xmlns:wp="http://schemas.openxmlformats.org/drawingml/2006/wordprocessingDrawing" xmlns:w10="urn:schemas-microsoft-com:office:word" xmlns:w="http://schemas.openxmlformats.org/wordprocessingml/2006/main" xmlns:w14="http://schemas.microsoft.com/office/word/2010/wordml" xmlns:w15="http://schemas.microsoft.com/office/word/2012/wordml" xmlns:w16se="http://schemas.microsoft.com/office/word/2015/wordml/symex" xmlns:wpg="http://schemas.microsoft.com/office/word/2010/wordprocessingGroup" xmlns:wpi="http://schemas.microsoft.com/office/word/2010/wordprocessingInk" xmlns:wne="http://schemas.microsoft.com/office/word/2006/wordml" xmlns:wps="http://schemas.microsoft.com/office/word/2010/wordprocessingShape" mc:Ignorable="w14 w15 w16se wp14">
+<w:document xmlns:wpc="http://schemas.microsoft.com/office/word/2010/wordprocessingCanvas" xmlns:cx="http://schemas.microsoft.com/office/drawing/2014/chartex" xmlns:mc="http://schemas.openxmlformats.org/markup-compatibility/2006" xmlns:o="urn:schemas-microsoft-com:office:office" xmlns:r="http://schemas.openxmlformats.org/officeDocument/2006/relationships" xmlns:m="http://schemas.openxmlformats.org/officeDocument/2006/math" xmlns:v="urn:schemas-microsoft-com:vml" xmlns:wp14="http://schemas.microsoft.com/office/word/2010/wordprocessingDrawing" xmlns:wp="http://schemas.openxmlformats.org/drawingml/2006/wordprocessingDrawing" xmlns:w10="urn:schemas-microsoft-com:office:word" xmlns:w="http://schemas.openxmlformats.org/wordprocessingml/2006/main" xmlns:w14="http://schemas.microsoft.com/office/word/2010/wordml" xmlns:w15="http://schemas.microsoft.com/office/word/2012/wordml" xmlns:w16se="http://schemas.microsoft.com/office/word/2015/wordml/symex" xmlns:wpg="http://schemas.microsoft.com/office/word/2010/wordprocessingGroup" xmlns:wpi="http://schemas.microsoft.com/office/word/2010/wordprocessingInk" xmlns:wne="http://schemas.microsoft.com/office/word/2006/wordml" xmlns:wps="http://schemas.microsoft.com/office/word/2010/wordprocessingShape" mc:Ignorable="w14 w15 w16se wp14">
   <w:body>
     <w:tbl>
       <w:tblPr>
@@ -77,6 +77,7 @@
                 <w:lang w:val="en-US" w:eastAsia="ru-RU"/>
               </w:rPr>
             </w:pPr>
+            <w:proofErr w:type="spellStart"/>
             <w:r>
               <w:rPr>
                 <w:rFonts w:ascii="Times New Roman" w:eastAsia="Microsoft YaHei" w:hAnsi="Times New Roman" w:cs="Times New Roman"/>
@@ -86,6 +87,7 @@
               </w:rPr>
               <w:t>FlowerShop</w:t>
             </w:r>
+            <w:proofErr w:type="spellEnd"/>
           </w:p>
         </w:tc>
       </w:tr>
@@ -426,6 +428,37 @@
                 <w:lang w:eastAsia="ru-RU"/>
               </w:rPr>
               <w:t>24.02.2026</w:t>
+            </w:r>
+          </w:p>
+          <w:p>
+            <w:pPr>
+              <w:spacing w:after="0" w:line="256" w:lineRule="auto"/>
+              <w:rPr>
+                <w:rFonts w:ascii="Times New Roman" w:eastAsia="Microsoft YaHei" w:hAnsi="Times New Roman" w:cs="Times New Roman"/>
+                <w:sz w:val="24"/>
+                <w:szCs w:val="24"/>
+                <w:lang w:eastAsia="ru-RU"/>
+              </w:rPr>
+            </w:pPr>
+          </w:p>
+          <w:p>
+            <w:pPr>
+              <w:spacing w:after="0" w:line="256" w:lineRule="auto"/>
+              <w:rPr>
+                <w:rFonts w:ascii="Times New Roman" w:eastAsia="Microsoft YaHei" w:hAnsi="Times New Roman" w:cs="Times New Roman"/>
+                <w:sz w:val="24"/>
+                <w:szCs w:val="24"/>
+                <w:lang w:eastAsia="ru-RU"/>
+              </w:rPr>
+            </w:pPr>
+            <w:r>
+              <w:rPr>
+                <w:rFonts w:ascii="Times New Roman" w:eastAsia="Microsoft YaHei" w:hAnsi="Times New Roman" w:cs="Times New Roman"/>
+                <w:sz w:val="24"/>
+                <w:szCs w:val="24"/>
+                <w:lang w:eastAsia="ru-RU"/>
+              </w:rPr>
+              <w:t>25.02.2026</w:t>
             </w:r>
             <w:bookmarkStart w:id="0" w:name="_GoBack"/>
             <w:bookmarkEnd w:id="0"/>
@@ -928,7 +961,29 @@
                 <w:szCs w:val="24"/>
                 <w:lang w:eastAsia="ru-RU"/>
               </w:rPr>
-              <w:t>Нажать на textbox ввода логина, заполнить его</w:t>
+              <w:t xml:space="preserve">Нажать на </w:t>
+            </w:r>
+            <w:proofErr w:type="spellStart"/>
+            <w:r>
+              <w:rPr>
+                <w:rFonts w:ascii="Times New Roman" w:eastAsia="Microsoft YaHei" w:hAnsi="Times New Roman" w:cs="Times New Roman"/>
+                <w:color w:val="FFFFFF" w:themeColor="background1"/>
+                <w:sz w:val="24"/>
+                <w:szCs w:val="24"/>
+                <w:lang w:eastAsia="ru-RU"/>
+              </w:rPr>
+              <w:t>textbox</w:t>
+            </w:r>
+            <w:proofErr w:type="spellEnd"/>
+            <w:r>
+              <w:rPr>
+                <w:rFonts w:ascii="Times New Roman" w:eastAsia="Microsoft YaHei" w:hAnsi="Times New Roman" w:cs="Times New Roman"/>
+                <w:color w:val="FFFFFF" w:themeColor="background1"/>
+                <w:sz w:val="24"/>
+                <w:szCs w:val="24"/>
+                <w:lang w:eastAsia="ru-RU"/>
+              </w:rPr>
+              <w:t xml:space="preserve"> ввода логина, заполнить его</w:t>
             </w:r>
           </w:p>
           <w:p>
@@ -955,7 +1010,29 @@
                 <w:szCs w:val="24"/>
                 <w:lang w:eastAsia="ru-RU"/>
               </w:rPr>
-              <w:t>Нажать на passwordbox ввода пароля, заполнить его</w:t>
+              <w:t xml:space="preserve">Нажать на </w:t>
+            </w:r>
+            <w:proofErr w:type="spellStart"/>
+            <w:r>
+              <w:rPr>
+                <w:rFonts w:ascii="Times New Roman" w:eastAsia="Microsoft YaHei" w:hAnsi="Times New Roman" w:cs="Times New Roman"/>
+                <w:color w:val="FFFFFF" w:themeColor="background1"/>
+                <w:sz w:val="24"/>
+                <w:szCs w:val="24"/>
+                <w:lang w:eastAsia="ru-RU"/>
+              </w:rPr>
+              <w:t>passwordbox</w:t>
+            </w:r>
+            <w:proofErr w:type="spellEnd"/>
+            <w:r>
+              <w:rPr>
+                <w:rFonts w:ascii="Times New Roman" w:eastAsia="Microsoft YaHei" w:hAnsi="Times New Roman" w:cs="Times New Roman"/>
+                <w:color w:val="FFFFFF" w:themeColor="background1"/>
+                <w:sz w:val="24"/>
+                <w:szCs w:val="24"/>
+                <w:lang w:eastAsia="ru-RU"/>
+              </w:rPr>
+              <w:t xml:space="preserve"> ввода пароля, заполнить его</w:t>
             </w:r>
           </w:p>
           <w:p>
@@ -1128,8 +1205,19 @@
                 <w:lang w:eastAsia="ru-RU"/>
               </w:rPr>
               <w:tab/>
+            </w:r>
+            <w:proofErr w:type="spellStart"/>
+            <w:r>
+              <w:rPr>
+                <w:rFonts w:ascii="Times New Roman" w:eastAsia="Microsoft YaHei" w:hAnsi="Times New Roman" w:cs="Times New Roman"/>
+                <w:color w:val="FFFFFF" w:themeColor="background1"/>
+                <w:sz w:val="24"/>
+                <w:szCs w:val="24"/>
+                <w:lang w:eastAsia="ru-RU"/>
+              </w:rPr>
               <w:t>Textb</w:t>
             </w:r>
+            <w:proofErr w:type="spellEnd"/>
             <w:r>
               <w:rPr>
                 <w:rFonts w:ascii="Times New Roman" w:eastAsia="Microsoft YaHei" w:hAnsi="Times New Roman" w:cs="Times New Roman"/>
@@ -1148,8 +1236,20 @@
                 <w:szCs w:val="24"/>
                 <w:lang w:eastAsia="ru-RU"/>
               </w:rPr>
-              <w:t>: admin</w:t>
-            </w:r>
+              <w:t xml:space="preserve">: </w:t>
+            </w:r>
+            <w:proofErr w:type="spellStart"/>
+            <w:r>
+              <w:rPr>
+                <w:rFonts w:ascii="Times New Roman" w:eastAsia="Microsoft YaHei" w:hAnsi="Times New Roman" w:cs="Times New Roman"/>
+                <w:color w:val="FFFFFF" w:themeColor="background1"/>
+                <w:sz w:val="24"/>
+                <w:szCs w:val="24"/>
+                <w:lang w:eastAsia="ru-RU"/>
+              </w:rPr>
+              <w:t>admin</w:t>
+            </w:r>
+            <w:proofErr w:type="spellEnd"/>
             <w:r>
               <w:rPr>
                 <w:rFonts w:ascii="Times New Roman" w:eastAsia="Microsoft YaHei" w:hAnsi="Times New Roman" w:cs="Times New Roman"/>
@@ -1190,8 +1290,19 @@
                 <w:lang w:eastAsia="ru-RU"/>
               </w:rPr>
               <w:tab/>
+            </w:r>
+            <w:proofErr w:type="spellStart"/>
+            <w:r>
+              <w:rPr>
+                <w:rFonts w:ascii="Times New Roman" w:eastAsia="Microsoft YaHei" w:hAnsi="Times New Roman" w:cs="Times New Roman"/>
+                <w:color w:val="FFFFFF" w:themeColor="background1"/>
+                <w:sz w:val="24"/>
+                <w:szCs w:val="24"/>
+                <w:lang w:eastAsia="ru-RU"/>
+              </w:rPr>
               <w:t>Passwordb</w:t>
             </w:r>
+            <w:proofErr w:type="spellEnd"/>
             <w:r>
               <w:rPr>
                 <w:rFonts w:ascii="Times New Roman" w:eastAsia="Microsoft YaHei" w:hAnsi="Times New Roman" w:cs="Times New Roman"/>
@@ -1294,7 +1405,27 @@
                 <w:sz w:val="24"/>
                 <w:szCs w:val="24"/>
               </w:rPr>
-              <w:t>После нажатия кнопки входа в аккаунт с корректными данными (admin/123) происходит успешная аутентификация. Пользователь перенаправляется на главную страницу или страницу, соответствующую его роли (например, на страницу "Список сотрудников"), получая доступ к защищенному функционалу приложения. На экране не появляются сообщения об ошибке.</w:t>
+              <w:t>После нажатия кнопки входа в аккаунт с корректными данными (</w:t>
+            </w:r>
+            <w:proofErr w:type="spellStart"/>
+            <w:r>
+              <w:rPr>
+                <w:rFonts w:ascii="Times New Roman" w:hAnsi="Times New Roman" w:cs="Times New Roman"/>
+                <w:color w:val="FFFFFF" w:themeColor="background1"/>
+                <w:sz w:val="24"/>
+                <w:szCs w:val="24"/>
+              </w:rPr>
+              <w:t>admin</w:t>
+            </w:r>
+            <w:proofErr w:type="spellEnd"/>
+            <w:r>
+              <w:rPr>
+                <w:rFonts w:ascii="Times New Roman" w:hAnsi="Times New Roman" w:cs="Times New Roman"/>
+                <w:color w:val="FFFFFF" w:themeColor="background1"/>
+                <w:sz w:val="24"/>
+                <w:szCs w:val="24"/>
+              </w:rPr>
+              <w:t>/123) происходит успешная аутентификация. Пользователь перенаправляется на главную страницу или страницу, соответствующую его роли (например, на страницу "Список сотрудников"), получая доступ к защищенному функционалу приложения. На экране не появляются сообщения об ошибке.</w:t>
             </w:r>
           </w:p>
         </w:tc>
@@ -1370,7 +1501,29 @@
                 <w:szCs w:val="24"/>
                 <w:lang w:eastAsia="ru-RU"/>
               </w:rPr>
-              <w:t>После ввода данных admin/123 и нажатия кнопки входа, система успешно аутентифицировала пользователя и произвела перенаправление на главную страницу приложения. Сообщений об ошибке не возникло.</w:t>
+              <w:t xml:space="preserve">После ввода данных </w:t>
+            </w:r>
+            <w:proofErr w:type="spellStart"/>
+            <w:r>
+              <w:rPr>
+                <w:rFonts w:ascii="Times New Roman" w:eastAsia="Microsoft YaHei" w:hAnsi="Times New Roman" w:cs="Times New Roman"/>
+                <w:color w:val="FFFFFF" w:themeColor="background1"/>
+                <w:sz w:val="24"/>
+                <w:szCs w:val="24"/>
+                <w:lang w:eastAsia="ru-RU"/>
+              </w:rPr>
+              <w:t>admin</w:t>
+            </w:r>
+            <w:proofErr w:type="spellEnd"/>
+            <w:r>
+              <w:rPr>
+                <w:rFonts w:ascii="Times New Roman" w:eastAsia="Microsoft YaHei" w:hAnsi="Times New Roman" w:cs="Times New Roman"/>
+                <w:color w:val="FFFFFF" w:themeColor="background1"/>
+                <w:sz w:val="24"/>
+                <w:szCs w:val="24"/>
+                <w:lang w:eastAsia="ru-RU"/>
+              </w:rPr>
+              <w:t>/123 и нажатия кнопки входа, система успешно аутентифицировала пользователя и произвела перенаправление на главную страницу приложения. Сообщений об ошибке не возникло.</w:t>
             </w:r>
           </w:p>
         </w:tc>
@@ -1672,6 +1825,7 @@
                 <w:sz w:val="24"/>
                 <w:szCs w:val="24"/>
               </w:rPr>
+              <w:lastRenderedPageBreak/>
               <w:t>Примечания/комментарии</w:t>
             </w:r>
           </w:p>
@@ -1706,7 +1860,27 @@
                 <w:sz w:val="24"/>
                 <w:szCs w:val="24"/>
               </w:rPr>
-              <w:t>Позитивный сценарий с корректными данными admin/123.</w:t>
+              <w:t xml:space="preserve">Позитивный сценарий с корректными данными </w:t>
+            </w:r>
+            <w:proofErr w:type="spellStart"/>
+            <w:r>
+              <w:rPr>
+                <w:rFonts w:ascii="Times New Roman" w:eastAsia="Microsoft YaHei" w:hAnsi="Times New Roman" w:cs="Times New Roman"/>
+                <w:color w:val="FFFFFF" w:themeColor="background1"/>
+                <w:sz w:val="24"/>
+                <w:szCs w:val="24"/>
+              </w:rPr>
+              <w:t>admin</w:t>
+            </w:r>
+            <w:proofErr w:type="spellEnd"/>
+            <w:r>
+              <w:rPr>
+                <w:rFonts w:ascii="Times New Roman" w:eastAsia="Microsoft YaHei" w:hAnsi="Times New Roman" w:cs="Times New Roman"/>
+                <w:color w:val="FFFFFF" w:themeColor="background1"/>
+                <w:sz w:val="24"/>
+                <w:szCs w:val="24"/>
+              </w:rPr>
+              <w:t>/123.</w:t>
             </w:r>
           </w:p>
         </w:tc>
@@ -2164,7 +2338,29 @@
                 <w:szCs w:val="24"/>
                 <w:lang w:eastAsia="ru-RU"/>
               </w:rPr>
-              <w:t>Оставить поле Textbox пустым.</w:t>
+              <w:t xml:space="preserve">Оставить поле </w:t>
+            </w:r>
+            <w:proofErr w:type="spellStart"/>
+            <w:r>
+              <w:rPr>
+                <w:rFonts w:ascii="Times New Roman" w:eastAsia="Microsoft YaHei" w:hAnsi="Times New Roman" w:cs="Times New Roman"/>
+                <w:color w:val="FFFFFF" w:themeColor="background1"/>
+                <w:sz w:val="24"/>
+                <w:szCs w:val="24"/>
+                <w:lang w:eastAsia="ru-RU"/>
+              </w:rPr>
+              <w:t>Textbox</w:t>
+            </w:r>
+            <w:proofErr w:type="spellEnd"/>
+            <w:r>
+              <w:rPr>
+                <w:rFonts w:ascii="Times New Roman" w:eastAsia="Microsoft YaHei" w:hAnsi="Times New Roman" w:cs="Times New Roman"/>
+                <w:color w:val="FFFFFF" w:themeColor="background1"/>
+                <w:sz w:val="24"/>
+                <w:szCs w:val="24"/>
+                <w:lang w:eastAsia="ru-RU"/>
+              </w:rPr>
+              <w:t xml:space="preserve"> пустым.</w:t>
             </w:r>
           </w:p>
           <w:p>
@@ -2191,7 +2387,29 @@
                 <w:szCs w:val="24"/>
                 <w:lang w:eastAsia="ru-RU"/>
               </w:rPr>
-              <w:t>Заполнить поле Passwordbox значением: 123.</w:t>
+              <w:t xml:space="preserve">Заполнить поле </w:t>
+            </w:r>
+            <w:proofErr w:type="spellStart"/>
+            <w:r>
+              <w:rPr>
+                <w:rFonts w:ascii="Times New Roman" w:eastAsia="Microsoft YaHei" w:hAnsi="Times New Roman" w:cs="Times New Roman"/>
+                <w:color w:val="FFFFFF" w:themeColor="background1"/>
+                <w:sz w:val="24"/>
+                <w:szCs w:val="24"/>
+                <w:lang w:eastAsia="ru-RU"/>
+              </w:rPr>
+              <w:t>Passwordbox</w:t>
+            </w:r>
+            <w:proofErr w:type="spellEnd"/>
+            <w:r>
+              <w:rPr>
+                <w:rFonts w:ascii="Times New Roman" w:eastAsia="Microsoft YaHei" w:hAnsi="Times New Roman" w:cs="Times New Roman"/>
+                <w:color w:val="FFFFFF" w:themeColor="background1"/>
+                <w:sz w:val="24"/>
+                <w:szCs w:val="24"/>
+                <w:lang w:eastAsia="ru-RU"/>
+              </w:rPr>
+              <w:t xml:space="preserve"> значением: 123.</w:t>
             </w:r>
           </w:p>
           <w:p>
@@ -2336,8 +2554,19 @@
                 <w:lang w:eastAsia="ru-RU"/>
               </w:rPr>
               <w:tab/>
+            </w:r>
+            <w:proofErr w:type="spellStart"/>
+            <w:r>
+              <w:rPr>
+                <w:rFonts w:ascii="Times New Roman" w:eastAsia="Microsoft YaHei" w:hAnsi="Times New Roman" w:cs="Times New Roman"/>
+                <w:color w:val="FFFFFF" w:themeColor="background1"/>
+                <w:sz w:val="24"/>
+                <w:szCs w:val="24"/>
+                <w:lang w:eastAsia="ru-RU"/>
+              </w:rPr>
               <w:t>Textb</w:t>
             </w:r>
+            <w:proofErr w:type="spellEnd"/>
             <w:r>
               <w:rPr>
                 <w:rFonts w:ascii="Times New Roman" w:eastAsia="Microsoft YaHei" w:hAnsi="Times New Roman" w:cs="Times New Roman"/>
@@ -2397,8 +2626,19 @@
                 <w:lang w:eastAsia="ru-RU"/>
               </w:rPr>
               <w:tab/>
+            </w:r>
+            <w:proofErr w:type="spellStart"/>
+            <w:r>
+              <w:rPr>
+                <w:rFonts w:ascii="Times New Roman" w:eastAsia="Microsoft YaHei" w:hAnsi="Times New Roman" w:cs="Times New Roman"/>
+                <w:color w:val="FFFFFF" w:themeColor="background1"/>
+                <w:sz w:val="24"/>
+                <w:szCs w:val="24"/>
+                <w:lang w:eastAsia="ru-RU"/>
+              </w:rPr>
               <w:t>Passwordb</w:t>
             </w:r>
+            <w:proofErr w:type="spellEnd"/>
             <w:r>
               <w:rPr>
                 <w:rFonts w:ascii="Times New Roman" w:eastAsia="Microsoft YaHei" w:hAnsi="Times New Roman" w:cs="Times New Roman"/>
@@ -2578,7 +2818,51 @@
                 <w:szCs w:val="24"/>
                 <w:lang w:eastAsia="ru-RU"/>
               </w:rPr>
-              <w:t>После ввода данных admin и нажатия кнопки входа, cистема НЕ производит аутентификацию и НЕ перенаправляет пользователя. На экране отображается информативное сообщение об ошибке: “Введите логин и пароль!”. Пользователь остается на странице авторизации.</w:t>
+              <w:t xml:space="preserve">После ввода данных </w:t>
+            </w:r>
+            <w:proofErr w:type="spellStart"/>
+            <w:r>
+              <w:rPr>
+                <w:rFonts w:ascii="Times New Roman" w:eastAsia="Microsoft YaHei" w:hAnsi="Times New Roman" w:cs="Times New Roman"/>
+                <w:color w:val="FFFFFF" w:themeColor="background1"/>
+                <w:sz w:val="24"/>
+                <w:szCs w:val="24"/>
+                <w:lang w:eastAsia="ru-RU"/>
+              </w:rPr>
+              <w:t>admin</w:t>
+            </w:r>
+            <w:proofErr w:type="spellEnd"/>
+            <w:r>
+              <w:rPr>
+                <w:rFonts w:ascii="Times New Roman" w:eastAsia="Microsoft YaHei" w:hAnsi="Times New Roman" w:cs="Times New Roman"/>
+                <w:color w:val="FFFFFF" w:themeColor="background1"/>
+                <w:sz w:val="24"/>
+                <w:szCs w:val="24"/>
+                <w:lang w:eastAsia="ru-RU"/>
+              </w:rPr>
+              <w:t xml:space="preserve"> и нажатия кнопки входа, </w:t>
+            </w:r>
+            <w:proofErr w:type="spellStart"/>
+            <w:r>
+              <w:rPr>
+                <w:rFonts w:ascii="Times New Roman" w:eastAsia="Microsoft YaHei" w:hAnsi="Times New Roman" w:cs="Times New Roman"/>
+                <w:color w:val="FFFFFF" w:themeColor="background1"/>
+                <w:sz w:val="24"/>
+                <w:szCs w:val="24"/>
+                <w:lang w:eastAsia="ru-RU"/>
+              </w:rPr>
+              <w:t>cистема</w:t>
+            </w:r>
+            <w:proofErr w:type="spellEnd"/>
+            <w:r>
+              <w:rPr>
+                <w:rFonts w:ascii="Times New Roman" w:eastAsia="Microsoft YaHei" w:hAnsi="Times New Roman" w:cs="Times New Roman"/>
+                <w:color w:val="FFFFFF" w:themeColor="background1"/>
+                <w:sz w:val="24"/>
+                <w:szCs w:val="24"/>
+                <w:lang w:eastAsia="ru-RU"/>
+              </w:rPr>
+              <w:t xml:space="preserve"> НЕ производит аутентификацию и НЕ перенаправляет пользователя. На экране отображается информативное сообщение об ошибке: “Введите логин и пароль!”. Пользователь остается на странице авторизации.</w:t>
             </w:r>
           </w:p>
         </w:tc>
@@ -3381,7 +3665,51 @@
                 <w:szCs w:val="24"/>
                 <w:lang w:eastAsia="ru-RU"/>
               </w:rPr>
-              <w:t>Заполнить поле Textbox (Логин) значением admin.</w:t>
+              <w:t xml:space="preserve">Заполнить поле </w:t>
+            </w:r>
+            <w:proofErr w:type="spellStart"/>
+            <w:r>
+              <w:rPr>
+                <w:rFonts w:ascii="Times New Roman" w:eastAsia="Microsoft YaHei" w:hAnsi="Times New Roman" w:cs="Times New Roman"/>
+                <w:color w:val="FFFFFF" w:themeColor="background1"/>
+                <w:sz w:val="24"/>
+                <w:szCs w:val="24"/>
+                <w:lang w:eastAsia="ru-RU"/>
+              </w:rPr>
+              <w:t>Textbox</w:t>
+            </w:r>
+            <w:proofErr w:type="spellEnd"/>
+            <w:r>
+              <w:rPr>
+                <w:rFonts w:ascii="Times New Roman" w:eastAsia="Microsoft YaHei" w:hAnsi="Times New Roman" w:cs="Times New Roman"/>
+                <w:color w:val="FFFFFF" w:themeColor="background1"/>
+                <w:sz w:val="24"/>
+                <w:szCs w:val="24"/>
+                <w:lang w:eastAsia="ru-RU"/>
+              </w:rPr>
+              <w:t xml:space="preserve"> (Логин) значением </w:t>
+            </w:r>
+            <w:proofErr w:type="spellStart"/>
+            <w:r>
+              <w:rPr>
+                <w:rFonts w:ascii="Times New Roman" w:eastAsia="Microsoft YaHei" w:hAnsi="Times New Roman" w:cs="Times New Roman"/>
+                <w:color w:val="FFFFFF" w:themeColor="background1"/>
+                <w:sz w:val="24"/>
+                <w:szCs w:val="24"/>
+                <w:lang w:eastAsia="ru-RU"/>
+              </w:rPr>
+              <w:t>admin</w:t>
+            </w:r>
+            <w:proofErr w:type="spellEnd"/>
+            <w:r>
+              <w:rPr>
+                <w:rFonts w:ascii="Times New Roman" w:eastAsia="Microsoft YaHei" w:hAnsi="Times New Roman" w:cs="Times New Roman"/>
+                <w:color w:val="FFFFFF" w:themeColor="background1"/>
+                <w:sz w:val="24"/>
+                <w:szCs w:val="24"/>
+                <w:lang w:eastAsia="ru-RU"/>
+              </w:rPr>
+              <w:t>.</w:t>
             </w:r>
           </w:p>
           <w:p>
@@ -3408,7 +3736,30 @@
                 <w:szCs w:val="24"/>
                 <w:lang w:eastAsia="ru-RU"/>
               </w:rPr>
-              <w:t>Оставить поле Passwordbox (Пароль) пустым.</w:t>
+              <w:lastRenderedPageBreak/>
+              <w:t xml:space="preserve">Оставить поле </w:t>
+            </w:r>
+            <w:proofErr w:type="spellStart"/>
+            <w:r>
+              <w:rPr>
+                <w:rFonts w:ascii="Times New Roman" w:eastAsia="Microsoft YaHei" w:hAnsi="Times New Roman" w:cs="Times New Roman"/>
+                <w:color w:val="FFFFFF" w:themeColor="background1"/>
+                <w:sz w:val="24"/>
+                <w:szCs w:val="24"/>
+                <w:lang w:eastAsia="ru-RU"/>
+              </w:rPr>
+              <w:t>Passwordbox</w:t>
+            </w:r>
+            <w:proofErr w:type="spellEnd"/>
+            <w:r>
+              <w:rPr>
+                <w:rFonts w:ascii="Times New Roman" w:eastAsia="Microsoft YaHei" w:hAnsi="Times New Roman" w:cs="Times New Roman"/>
+                <w:color w:val="FFFFFF" w:themeColor="background1"/>
+                <w:sz w:val="24"/>
+                <w:szCs w:val="24"/>
+                <w:lang w:eastAsia="ru-RU"/>
+              </w:rPr>
+              <w:t xml:space="preserve"> (Пароль) пустым.</w:t>
             </w:r>
           </w:p>
           <w:p>
@@ -3540,15 +3891,49 @@
                 <w:lang w:eastAsia="ru-RU"/>
               </w:rPr>
             </w:pPr>
-            <w:r>
-              <w:rPr>
-                <w:rFonts w:ascii="Times New Roman" w:eastAsia="Microsoft YaHei" w:hAnsi="Times New Roman" w:cs="Times New Roman"/>
-                <w:color w:val="FFFFFF" w:themeColor="background1"/>
-                <w:sz w:val="24"/>
-                <w:szCs w:val="24"/>
-                <w:lang w:eastAsia="ru-RU"/>
-              </w:rPr>
-              <w:t>Textbox: admin;</w:t>
+            <w:proofErr w:type="spellStart"/>
+            <w:r>
+              <w:rPr>
+                <w:rFonts w:ascii="Times New Roman" w:eastAsia="Microsoft YaHei" w:hAnsi="Times New Roman" w:cs="Times New Roman"/>
+                <w:color w:val="FFFFFF" w:themeColor="background1"/>
+                <w:sz w:val="24"/>
+                <w:szCs w:val="24"/>
+                <w:lang w:eastAsia="ru-RU"/>
+              </w:rPr>
+              <w:t>Textbox</w:t>
+            </w:r>
+            <w:proofErr w:type="spellEnd"/>
+            <w:r>
+              <w:rPr>
+                <w:rFonts w:ascii="Times New Roman" w:eastAsia="Microsoft YaHei" w:hAnsi="Times New Roman" w:cs="Times New Roman"/>
+                <w:color w:val="FFFFFF" w:themeColor="background1"/>
+                <w:sz w:val="24"/>
+                <w:szCs w:val="24"/>
+                <w:lang w:eastAsia="ru-RU"/>
+              </w:rPr>
+              <w:t xml:space="preserve">: </w:t>
+            </w:r>
+            <w:proofErr w:type="spellStart"/>
+            <w:r>
+              <w:rPr>
+                <w:rFonts w:ascii="Times New Roman" w:eastAsia="Microsoft YaHei" w:hAnsi="Times New Roman" w:cs="Times New Roman"/>
+                <w:color w:val="FFFFFF" w:themeColor="background1"/>
+                <w:sz w:val="24"/>
+                <w:szCs w:val="24"/>
+                <w:lang w:eastAsia="ru-RU"/>
+              </w:rPr>
+              <w:t>admin</w:t>
+            </w:r>
+            <w:proofErr w:type="spellEnd"/>
+            <w:r>
+              <w:rPr>
+                <w:rFonts w:ascii="Times New Roman" w:eastAsia="Microsoft YaHei" w:hAnsi="Times New Roman" w:cs="Times New Roman"/>
+                <w:color w:val="FFFFFF" w:themeColor="background1"/>
+                <w:sz w:val="24"/>
+                <w:szCs w:val="24"/>
+                <w:lang w:eastAsia="ru-RU"/>
+              </w:rPr>
+              <w:t>;</w:t>
             </w:r>
           </w:p>
           <w:p>
@@ -3566,15 +3951,27 @@
                 <w:lang w:eastAsia="ru-RU"/>
               </w:rPr>
             </w:pPr>
-            <w:r>
-              <w:rPr>
-                <w:rFonts w:ascii="Times New Roman" w:eastAsia="Microsoft YaHei" w:hAnsi="Times New Roman" w:cs="Times New Roman"/>
-                <w:color w:val="FFFFFF" w:themeColor="background1"/>
-                <w:sz w:val="24"/>
-                <w:szCs w:val="24"/>
-                <w:lang w:eastAsia="ru-RU"/>
-              </w:rPr>
-              <w:t>Passwordbox: [пусто];</w:t>
+            <w:proofErr w:type="spellStart"/>
+            <w:r>
+              <w:rPr>
+                <w:rFonts w:ascii="Times New Roman" w:eastAsia="Microsoft YaHei" w:hAnsi="Times New Roman" w:cs="Times New Roman"/>
+                <w:color w:val="FFFFFF" w:themeColor="background1"/>
+                <w:sz w:val="24"/>
+                <w:szCs w:val="24"/>
+                <w:lang w:eastAsia="ru-RU"/>
+              </w:rPr>
+              <w:t>Passwordbox</w:t>
+            </w:r>
+            <w:proofErr w:type="spellEnd"/>
+            <w:r>
+              <w:rPr>
+                <w:rFonts w:ascii="Times New Roman" w:eastAsia="Microsoft YaHei" w:hAnsi="Times New Roman" w:cs="Times New Roman"/>
+                <w:color w:val="FFFFFF" w:themeColor="background1"/>
+                <w:sz w:val="24"/>
+                <w:szCs w:val="24"/>
+                <w:lang w:eastAsia="ru-RU"/>
+              </w:rPr>
+              <w:t>: [пусто];</w:t>
             </w:r>
           </w:p>
         </w:tc>
@@ -3725,7 +4122,29 @@
                 <w:szCs w:val="24"/>
                 <w:lang w:eastAsia="ru-RU"/>
               </w:rPr>
-              <w:t xml:space="preserve">После ввода логина admin и пустого пароля система НЕ произвела аутентификацию и НЕ перенаправила пользователя. На экране отобразилось информативное сообщение об ошибке: "Введите </w:t>
+              <w:t xml:space="preserve">После ввода логина </w:t>
+            </w:r>
+            <w:proofErr w:type="spellStart"/>
+            <w:r>
+              <w:rPr>
+                <w:rFonts w:ascii="Times New Roman" w:eastAsia="Microsoft YaHei" w:hAnsi="Times New Roman" w:cs="Times New Roman"/>
+                <w:color w:val="FFFFFF" w:themeColor="background1"/>
+                <w:sz w:val="24"/>
+                <w:szCs w:val="24"/>
+                <w:lang w:eastAsia="ru-RU"/>
+              </w:rPr>
+              <w:t>admin</w:t>
+            </w:r>
+            <w:proofErr w:type="spellEnd"/>
+            <w:r>
+              <w:rPr>
+                <w:rFonts w:ascii="Times New Roman" w:eastAsia="Microsoft YaHei" w:hAnsi="Times New Roman" w:cs="Times New Roman"/>
+                <w:color w:val="FFFFFF" w:themeColor="background1"/>
+                <w:sz w:val="24"/>
+                <w:szCs w:val="24"/>
+                <w:lang w:eastAsia="ru-RU"/>
+              </w:rPr>
+              <w:t xml:space="preserve"> и пустого пароля система НЕ произвела аутентификацию и НЕ перенаправила пользователя. На экране отобразилось информативное сообщение об ошибке: "Введите </w:t>
             </w:r>
             <w:r>
               <w:rPr>
@@ -4550,7 +4969,51 @@
                 <w:szCs w:val="24"/>
                 <w:lang w:eastAsia="ru-RU"/>
               </w:rPr>
-              <w:t>Заполнить поле Textbox (Логин) значением admin.</w:t>
+              <w:t xml:space="preserve">Заполнить поле </w:t>
+            </w:r>
+            <w:proofErr w:type="spellStart"/>
+            <w:r>
+              <w:rPr>
+                <w:rFonts w:ascii="Times New Roman" w:eastAsia="Microsoft YaHei" w:hAnsi="Times New Roman" w:cs="Times New Roman"/>
+                <w:color w:val="FFFFFF" w:themeColor="background1"/>
+                <w:sz w:val="24"/>
+                <w:szCs w:val="24"/>
+                <w:lang w:eastAsia="ru-RU"/>
+              </w:rPr>
+              <w:t>Textbox</w:t>
+            </w:r>
+            <w:proofErr w:type="spellEnd"/>
+            <w:r>
+              <w:rPr>
+                <w:rFonts w:ascii="Times New Roman" w:eastAsia="Microsoft YaHei" w:hAnsi="Times New Roman" w:cs="Times New Roman"/>
+                <w:color w:val="FFFFFF" w:themeColor="background1"/>
+                <w:sz w:val="24"/>
+                <w:szCs w:val="24"/>
+                <w:lang w:eastAsia="ru-RU"/>
+              </w:rPr>
+              <w:t xml:space="preserve"> (Логин) значением </w:t>
+            </w:r>
+            <w:proofErr w:type="spellStart"/>
+            <w:r>
+              <w:rPr>
+                <w:rFonts w:ascii="Times New Roman" w:eastAsia="Microsoft YaHei" w:hAnsi="Times New Roman" w:cs="Times New Roman"/>
+                <w:color w:val="FFFFFF" w:themeColor="background1"/>
+                <w:sz w:val="24"/>
+                <w:szCs w:val="24"/>
+                <w:lang w:eastAsia="ru-RU"/>
+              </w:rPr>
+              <w:t>admin</w:t>
+            </w:r>
+            <w:proofErr w:type="spellEnd"/>
+            <w:r>
+              <w:rPr>
+                <w:rFonts w:ascii="Times New Roman" w:eastAsia="Microsoft YaHei" w:hAnsi="Times New Roman" w:cs="Times New Roman"/>
+                <w:color w:val="FFFFFF" w:themeColor="background1"/>
+                <w:sz w:val="24"/>
+                <w:szCs w:val="24"/>
+                <w:lang w:eastAsia="ru-RU"/>
+              </w:rPr>
+              <w:t>.</w:t>
             </w:r>
           </w:p>
           <w:p>
@@ -4577,7 +5040,29 @@
                 <w:szCs w:val="24"/>
                 <w:lang w:eastAsia="ru-RU"/>
               </w:rPr>
-              <w:t>Заполнить поле Passwordbox (Пароль) некорректным значением.</w:t>
+              <w:t xml:space="preserve">Заполнить поле </w:t>
+            </w:r>
+            <w:proofErr w:type="spellStart"/>
+            <w:r>
+              <w:rPr>
+                <w:rFonts w:ascii="Times New Roman" w:eastAsia="Microsoft YaHei" w:hAnsi="Times New Roman" w:cs="Times New Roman"/>
+                <w:color w:val="FFFFFF" w:themeColor="background1"/>
+                <w:sz w:val="24"/>
+                <w:szCs w:val="24"/>
+                <w:lang w:eastAsia="ru-RU"/>
+              </w:rPr>
+              <w:t>Passwordbox</w:t>
+            </w:r>
+            <w:proofErr w:type="spellEnd"/>
+            <w:r>
+              <w:rPr>
+                <w:rFonts w:ascii="Times New Roman" w:eastAsia="Microsoft YaHei" w:hAnsi="Times New Roman" w:cs="Times New Roman"/>
+                <w:color w:val="FFFFFF" w:themeColor="background1"/>
+                <w:sz w:val="24"/>
+                <w:szCs w:val="24"/>
+                <w:lang w:eastAsia="ru-RU"/>
+              </w:rPr>
+              <w:t xml:space="preserve"> (Пароль) некорректным значением.</w:t>
             </w:r>
           </w:p>
           <w:p>
@@ -4708,15 +5193,49 @@
                 <w:lang w:eastAsia="ru-RU"/>
               </w:rPr>
             </w:pPr>
-            <w:r>
-              <w:rPr>
-                <w:rFonts w:ascii="Times New Roman" w:eastAsia="Microsoft YaHei" w:hAnsi="Times New Roman" w:cs="Times New Roman"/>
-                <w:color w:val="FFFFFF" w:themeColor="background1"/>
-                <w:sz w:val="24"/>
-                <w:szCs w:val="24"/>
-                <w:lang w:eastAsia="ru-RU"/>
-              </w:rPr>
-              <w:t>Textbox: admin;</w:t>
+            <w:proofErr w:type="spellStart"/>
+            <w:r>
+              <w:rPr>
+                <w:rFonts w:ascii="Times New Roman" w:eastAsia="Microsoft YaHei" w:hAnsi="Times New Roman" w:cs="Times New Roman"/>
+                <w:color w:val="FFFFFF" w:themeColor="background1"/>
+                <w:sz w:val="24"/>
+                <w:szCs w:val="24"/>
+                <w:lang w:eastAsia="ru-RU"/>
+              </w:rPr>
+              <w:t>Textbox</w:t>
+            </w:r>
+            <w:proofErr w:type="spellEnd"/>
+            <w:r>
+              <w:rPr>
+                <w:rFonts w:ascii="Times New Roman" w:eastAsia="Microsoft YaHei" w:hAnsi="Times New Roman" w:cs="Times New Roman"/>
+                <w:color w:val="FFFFFF" w:themeColor="background1"/>
+                <w:sz w:val="24"/>
+                <w:szCs w:val="24"/>
+                <w:lang w:eastAsia="ru-RU"/>
+              </w:rPr>
+              <w:t xml:space="preserve">: </w:t>
+            </w:r>
+            <w:proofErr w:type="spellStart"/>
+            <w:r>
+              <w:rPr>
+                <w:rFonts w:ascii="Times New Roman" w:eastAsia="Microsoft YaHei" w:hAnsi="Times New Roman" w:cs="Times New Roman"/>
+                <w:color w:val="FFFFFF" w:themeColor="background1"/>
+                <w:sz w:val="24"/>
+                <w:szCs w:val="24"/>
+                <w:lang w:eastAsia="ru-RU"/>
+              </w:rPr>
+              <w:t>admin</w:t>
+            </w:r>
+            <w:proofErr w:type="spellEnd"/>
+            <w:r>
+              <w:rPr>
+                <w:rFonts w:ascii="Times New Roman" w:eastAsia="Microsoft YaHei" w:hAnsi="Times New Roman" w:cs="Times New Roman"/>
+                <w:color w:val="FFFFFF" w:themeColor="background1"/>
+                <w:sz w:val="24"/>
+                <w:szCs w:val="24"/>
+                <w:lang w:eastAsia="ru-RU"/>
+              </w:rPr>
+              <w:t>;</w:t>
             </w:r>
           </w:p>
           <w:p>
@@ -4734,16 +5253,29 @@
                 <w:lang w:eastAsia="ru-RU"/>
               </w:rPr>
             </w:pPr>
-            <w:r>
-              <w:rPr>
-                <w:rFonts w:ascii="Times New Roman" w:eastAsia="Microsoft YaHei" w:hAnsi="Times New Roman" w:cs="Times New Roman"/>
-                <w:color w:val="FFFFFF" w:themeColor="background1"/>
-                <w:sz w:val="24"/>
-                <w:szCs w:val="24"/>
-                <w:lang w:eastAsia="ru-RU"/>
-              </w:rPr>
-              <w:t xml:space="preserve">Passwordbox: </w:t>
-            </w:r>
+            <w:proofErr w:type="spellStart"/>
+            <w:r>
+              <w:rPr>
+                <w:rFonts w:ascii="Times New Roman" w:eastAsia="Microsoft YaHei" w:hAnsi="Times New Roman" w:cs="Times New Roman"/>
+                <w:color w:val="FFFFFF" w:themeColor="background1"/>
+                <w:sz w:val="24"/>
+                <w:szCs w:val="24"/>
+                <w:lang w:eastAsia="ru-RU"/>
+              </w:rPr>
+              <w:t>Passwordbox</w:t>
+            </w:r>
+            <w:proofErr w:type="spellEnd"/>
+            <w:r>
+              <w:rPr>
+                <w:rFonts w:ascii="Times New Roman" w:eastAsia="Microsoft YaHei" w:hAnsi="Times New Roman" w:cs="Times New Roman"/>
+                <w:color w:val="FFFFFF" w:themeColor="background1"/>
+                <w:sz w:val="24"/>
+                <w:szCs w:val="24"/>
+                <w:lang w:eastAsia="ru-RU"/>
+              </w:rPr>
+              <w:t xml:space="preserve">: </w:t>
+            </w:r>
+            <w:proofErr w:type="spellStart"/>
             <w:r>
               <w:rPr>
                 <w:rFonts w:ascii="Times New Roman" w:eastAsia="Microsoft YaHei" w:hAnsi="Times New Roman" w:cs="Times New Roman"/>
@@ -4754,6 +5286,7 @@
               </w:rPr>
               <w:t>fsaffw</w:t>
             </w:r>
+            <w:proofErr w:type="spellEnd"/>
             <w:r>
               <w:rPr>
                 <w:rFonts w:ascii="Times New Roman" w:eastAsia="Microsoft YaHei" w:hAnsi="Times New Roman" w:cs="Times New Roman"/>
@@ -4913,7 +5446,29 @@
                 <w:szCs w:val="24"/>
                 <w:lang w:eastAsia="ru-RU"/>
               </w:rPr>
-              <w:t xml:space="preserve">После ввода логина admin и неверного пароля система НЕ произвела аутентификацию и НЕ перенаправила пользователя. На экране отобразилось информативное </w:t>
+              <w:t xml:space="preserve">После ввода логина </w:t>
+            </w:r>
+            <w:proofErr w:type="spellStart"/>
+            <w:r>
+              <w:rPr>
+                <w:rFonts w:ascii="Times New Roman" w:eastAsia="Microsoft YaHei" w:hAnsi="Times New Roman" w:cs="Times New Roman"/>
+                <w:color w:val="FFFFFF" w:themeColor="background1"/>
+                <w:sz w:val="24"/>
+                <w:szCs w:val="24"/>
+                <w:lang w:eastAsia="ru-RU"/>
+              </w:rPr>
+              <w:t>admin</w:t>
+            </w:r>
+            <w:proofErr w:type="spellEnd"/>
+            <w:r>
+              <w:rPr>
+                <w:rFonts w:ascii="Times New Roman" w:eastAsia="Microsoft YaHei" w:hAnsi="Times New Roman" w:cs="Times New Roman"/>
+                <w:color w:val="FFFFFF" w:themeColor="background1"/>
+                <w:sz w:val="24"/>
+                <w:szCs w:val="24"/>
+                <w:lang w:eastAsia="ru-RU"/>
+              </w:rPr>
+              <w:t xml:space="preserve"> и неверного пароля система НЕ произвела аутентификацию и НЕ перенаправила </w:t>
             </w:r>
             <w:r>
               <w:rPr>
@@ -4924,7 +5479,7 @@
                 <w:lang w:eastAsia="ru-RU"/>
               </w:rPr>
               <w:lastRenderedPageBreak/>
-              <w:t>сообщение об ошибке: "Неверный логин или пароль!". Пользователь остался на странице авторизации.</w:t>
+              <w:t>пользователя. На экране отобразилось информативное сообщение об ошибке: "Неверный логин или пароль!". Пользователь остался на странице авторизации.</w:t>
             </w:r>
           </w:p>
         </w:tc>
@@ -5711,7 +6266,29 @@
                 <w:szCs w:val="24"/>
                 <w:lang w:eastAsia="ru-RU"/>
               </w:rPr>
-              <w:t>Заполнить поле Textbox (Логин) некорректным значением.</w:t>
+              <w:t xml:space="preserve">Заполнить поле </w:t>
+            </w:r>
+            <w:proofErr w:type="spellStart"/>
+            <w:r>
+              <w:rPr>
+                <w:rFonts w:ascii="Times New Roman" w:eastAsia="Microsoft YaHei" w:hAnsi="Times New Roman" w:cs="Times New Roman"/>
+                <w:color w:val="FFFFFF" w:themeColor="background1"/>
+                <w:sz w:val="24"/>
+                <w:szCs w:val="24"/>
+                <w:lang w:eastAsia="ru-RU"/>
+              </w:rPr>
+              <w:t>Textbox</w:t>
+            </w:r>
+            <w:proofErr w:type="spellEnd"/>
+            <w:r>
+              <w:rPr>
+                <w:rFonts w:ascii="Times New Roman" w:eastAsia="Microsoft YaHei" w:hAnsi="Times New Roman" w:cs="Times New Roman"/>
+                <w:color w:val="FFFFFF" w:themeColor="background1"/>
+                <w:sz w:val="24"/>
+                <w:szCs w:val="24"/>
+                <w:lang w:eastAsia="ru-RU"/>
+              </w:rPr>
+              <w:t xml:space="preserve"> (Логин) некорректным значением.</w:t>
             </w:r>
           </w:p>
           <w:p>
@@ -5738,7 +6315,29 @@
                 <w:szCs w:val="24"/>
                 <w:lang w:eastAsia="ru-RU"/>
               </w:rPr>
-              <w:t>Заполнить поле Passwordbox (Пароль) значением 123.</w:t>
+              <w:t xml:space="preserve">Заполнить поле </w:t>
+            </w:r>
+            <w:proofErr w:type="spellStart"/>
+            <w:r>
+              <w:rPr>
+                <w:rFonts w:ascii="Times New Roman" w:eastAsia="Microsoft YaHei" w:hAnsi="Times New Roman" w:cs="Times New Roman"/>
+                <w:color w:val="FFFFFF" w:themeColor="background1"/>
+                <w:sz w:val="24"/>
+                <w:szCs w:val="24"/>
+                <w:lang w:eastAsia="ru-RU"/>
+              </w:rPr>
+              <w:t>Passwordbox</w:t>
+            </w:r>
+            <w:proofErr w:type="spellEnd"/>
+            <w:r>
+              <w:rPr>
+                <w:rFonts w:ascii="Times New Roman" w:eastAsia="Microsoft YaHei" w:hAnsi="Times New Roman" w:cs="Times New Roman"/>
+                <w:color w:val="FFFFFF" w:themeColor="background1"/>
+                <w:sz w:val="24"/>
+                <w:szCs w:val="24"/>
+                <w:lang w:eastAsia="ru-RU"/>
+              </w:rPr>
+              <w:t xml:space="preserve"> (Пароль) значением 123.</w:t>
             </w:r>
           </w:p>
           <w:p>
@@ -5869,15 +6468,27 @@
                 <w:lang w:eastAsia="ru-RU"/>
               </w:rPr>
             </w:pPr>
-            <w:r>
-              <w:rPr>
-                <w:rFonts w:ascii="Times New Roman" w:eastAsia="Microsoft YaHei" w:hAnsi="Times New Roman" w:cs="Times New Roman"/>
-                <w:color w:val="FFFFFF" w:themeColor="background1"/>
-                <w:sz w:val="24"/>
-                <w:szCs w:val="24"/>
-                <w:lang w:eastAsia="ru-RU"/>
-              </w:rPr>
-              <w:t>Textbox:</w:t>
+            <w:proofErr w:type="spellStart"/>
+            <w:r>
+              <w:rPr>
+                <w:rFonts w:ascii="Times New Roman" w:eastAsia="Microsoft YaHei" w:hAnsi="Times New Roman" w:cs="Times New Roman"/>
+                <w:color w:val="FFFFFF" w:themeColor="background1"/>
+                <w:sz w:val="24"/>
+                <w:szCs w:val="24"/>
+                <w:lang w:eastAsia="ru-RU"/>
+              </w:rPr>
+              <w:t>Textbox</w:t>
+            </w:r>
+            <w:proofErr w:type="spellEnd"/>
+            <w:r>
+              <w:rPr>
+                <w:rFonts w:ascii="Times New Roman" w:eastAsia="Microsoft YaHei" w:hAnsi="Times New Roman" w:cs="Times New Roman"/>
+                <w:color w:val="FFFFFF" w:themeColor="background1"/>
+                <w:sz w:val="24"/>
+                <w:szCs w:val="24"/>
+                <w:lang w:eastAsia="ru-RU"/>
+              </w:rPr>
+              <w:t>:</w:t>
             </w:r>
             <w:r>
               <w:rPr>
@@ -5887,8 +6498,20 @@
                 <w:szCs w:val="24"/>
                 <w:lang w:val="en-US" w:eastAsia="ru-RU"/>
               </w:rPr>
-              <w:t xml:space="preserve"> afffafa</w:t>
-            </w:r>
+              <w:t xml:space="preserve"> </w:t>
+            </w:r>
+            <w:proofErr w:type="spellStart"/>
+            <w:r>
+              <w:rPr>
+                <w:rFonts w:ascii="Times New Roman" w:eastAsia="Microsoft YaHei" w:hAnsi="Times New Roman" w:cs="Times New Roman"/>
+                <w:color w:val="FFFFFF" w:themeColor="background1"/>
+                <w:sz w:val="24"/>
+                <w:szCs w:val="24"/>
+                <w:lang w:val="en-US" w:eastAsia="ru-RU"/>
+              </w:rPr>
+              <w:t>afffafa</w:t>
+            </w:r>
+            <w:proofErr w:type="spellEnd"/>
             <w:r>
               <w:rPr>
                 <w:rFonts w:ascii="Times New Roman" w:eastAsia="Microsoft YaHei" w:hAnsi="Times New Roman" w:cs="Times New Roman"/>
@@ -5915,15 +6538,27 @@
                 <w:lang w:eastAsia="ru-RU"/>
               </w:rPr>
             </w:pPr>
-            <w:r>
-              <w:rPr>
-                <w:rFonts w:ascii="Times New Roman" w:eastAsia="Microsoft YaHei" w:hAnsi="Times New Roman" w:cs="Times New Roman"/>
-                <w:color w:val="FFFFFF" w:themeColor="background1"/>
-                <w:sz w:val="24"/>
-                <w:szCs w:val="24"/>
-                <w:lang w:eastAsia="ru-RU"/>
-              </w:rPr>
-              <w:t>Passwordbox: 123;</w:t>
+            <w:proofErr w:type="spellStart"/>
+            <w:r>
+              <w:rPr>
+                <w:rFonts w:ascii="Times New Roman" w:eastAsia="Microsoft YaHei" w:hAnsi="Times New Roman" w:cs="Times New Roman"/>
+                <w:color w:val="FFFFFF" w:themeColor="background1"/>
+                <w:sz w:val="24"/>
+                <w:szCs w:val="24"/>
+                <w:lang w:eastAsia="ru-RU"/>
+              </w:rPr>
+              <w:t>Passwordbox</w:t>
+            </w:r>
+            <w:proofErr w:type="spellEnd"/>
+            <w:r>
+              <w:rPr>
+                <w:rFonts w:ascii="Times New Roman" w:eastAsia="Microsoft YaHei" w:hAnsi="Times New Roman" w:cs="Times New Roman"/>
+                <w:color w:val="FFFFFF" w:themeColor="background1"/>
+                <w:sz w:val="24"/>
+                <w:szCs w:val="24"/>
+                <w:lang w:eastAsia="ru-RU"/>
+              </w:rPr>
+              <w:t>: 123;</w:t>
             </w:r>
           </w:p>
         </w:tc>
@@ -6365,6 +7000,7 @@
                 <w:sz w:val="24"/>
                 <w:szCs w:val="24"/>
               </w:rPr>
+              <w:lastRenderedPageBreak/>
               <w:t>Примечания/комментарии</w:t>
             </w:r>
           </w:p>
@@ -7113,7 +7749,29 @@
                 <w:szCs w:val="24"/>
                 <w:lang w:eastAsia="ru-RU"/>
               </w:rPr>
-              <w:t>При нажатии на кнопку "Новый пользователь" система отобразила информационное окно с надписью "Регистрация временно недоступна". Переход к форме регистрации невозможен.</w:t>
+              <w:t xml:space="preserve">При нажатии на кнопку "Новый пользователь" система отобразила информационное окно с </w:t>
+            </w:r>
+            <w:proofErr w:type="gramStart"/>
+            <w:r>
+              <w:rPr>
+                <w:rFonts w:ascii="Times New Roman" w:eastAsia="Microsoft YaHei" w:hAnsi="Times New Roman" w:cs="Times New Roman"/>
+                <w:color w:val="FFFFFF" w:themeColor="background1"/>
+                <w:sz w:val="24"/>
+                <w:szCs w:val="24"/>
+                <w:lang w:eastAsia="ru-RU"/>
+              </w:rPr>
+              <w:t>надписью</w:t>
+            </w:r>
+            <w:proofErr w:type="gramEnd"/>
+            <w:r>
+              <w:rPr>
+                <w:rFonts w:ascii="Times New Roman" w:eastAsia="Microsoft YaHei" w:hAnsi="Times New Roman" w:cs="Times New Roman"/>
+                <w:color w:val="FFFFFF" w:themeColor="background1"/>
+                <w:sz w:val="24"/>
+                <w:szCs w:val="24"/>
+                <w:lang w:eastAsia="ru-RU"/>
+              </w:rPr>
+              <w:t xml:space="preserve"> "Регистрация временно недоступна". Переход к форме регистрации невозможен.</w:t>
             </w:r>
           </w:p>
         </w:tc>
@@ -7897,7 +8555,29 @@
                 <w:szCs w:val="24"/>
                 <w:lang w:eastAsia="ru-RU"/>
               </w:rPr>
-              <w:t>Авторизоваться в системе с данными admin/123.</w:t>
+              <w:t xml:space="preserve">Авторизоваться в системе с данными </w:t>
+            </w:r>
+            <w:proofErr w:type="spellStart"/>
+            <w:r>
+              <w:rPr>
+                <w:rFonts w:ascii="Times New Roman" w:eastAsia="Microsoft YaHei" w:hAnsi="Times New Roman" w:cs="Times New Roman"/>
+                <w:color w:val="FFFFFF" w:themeColor="background1"/>
+                <w:sz w:val="24"/>
+                <w:szCs w:val="24"/>
+                <w:lang w:eastAsia="ru-RU"/>
+              </w:rPr>
+              <w:t>admin</w:t>
+            </w:r>
+            <w:proofErr w:type="spellEnd"/>
+            <w:r>
+              <w:rPr>
+                <w:rFonts w:ascii="Times New Roman" w:eastAsia="Microsoft YaHei" w:hAnsi="Times New Roman" w:cs="Times New Roman"/>
+                <w:color w:val="FFFFFF" w:themeColor="background1"/>
+                <w:sz w:val="24"/>
+                <w:szCs w:val="24"/>
+                <w:lang w:eastAsia="ru-RU"/>
+              </w:rPr>
+              <w:t>/123.</w:t>
             </w:r>
           </w:p>
           <w:p>
@@ -8097,8 +8777,19 @@
                 <w:lang w:eastAsia="ru-RU"/>
               </w:rPr>
               <w:tab/>
+            </w:r>
+            <w:proofErr w:type="spellStart"/>
+            <w:r>
+              <w:rPr>
+                <w:rFonts w:ascii="Times New Roman" w:eastAsia="Microsoft YaHei" w:hAnsi="Times New Roman" w:cs="Times New Roman"/>
+                <w:color w:val="FFFFFF" w:themeColor="background1"/>
+                <w:sz w:val="24"/>
+                <w:szCs w:val="24"/>
+                <w:lang w:eastAsia="ru-RU"/>
+              </w:rPr>
               <w:t>Textb</w:t>
             </w:r>
+            <w:proofErr w:type="spellEnd"/>
             <w:r>
               <w:rPr>
                 <w:rFonts w:ascii="Times New Roman" w:eastAsia="Microsoft YaHei" w:hAnsi="Times New Roman" w:cs="Times New Roman"/>
@@ -8117,7 +8808,29 @@
                 <w:szCs w:val="24"/>
                 <w:lang w:eastAsia="ru-RU"/>
               </w:rPr>
-              <w:t>: admin;</w:t>
+              <w:t xml:space="preserve">: </w:t>
+            </w:r>
+            <w:proofErr w:type="spellStart"/>
+            <w:r>
+              <w:rPr>
+                <w:rFonts w:ascii="Times New Roman" w:eastAsia="Microsoft YaHei" w:hAnsi="Times New Roman" w:cs="Times New Roman"/>
+                <w:color w:val="FFFFFF" w:themeColor="background1"/>
+                <w:sz w:val="24"/>
+                <w:szCs w:val="24"/>
+                <w:lang w:eastAsia="ru-RU"/>
+              </w:rPr>
+              <w:t>admin</w:t>
+            </w:r>
+            <w:proofErr w:type="spellEnd"/>
+            <w:r>
+              <w:rPr>
+                <w:rFonts w:ascii="Times New Roman" w:eastAsia="Microsoft YaHei" w:hAnsi="Times New Roman" w:cs="Times New Roman"/>
+                <w:color w:val="FFFFFF" w:themeColor="background1"/>
+                <w:sz w:val="24"/>
+                <w:szCs w:val="24"/>
+                <w:lang w:eastAsia="ru-RU"/>
+              </w:rPr>
+              <w:t>;</w:t>
             </w:r>
           </w:p>
           <w:p>
@@ -8149,8 +8862,19 @@
                 <w:lang w:eastAsia="ru-RU"/>
               </w:rPr>
               <w:tab/>
+            </w:r>
+            <w:proofErr w:type="spellStart"/>
+            <w:r>
+              <w:rPr>
+                <w:rFonts w:ascii="Times New Roman" w:eastAsia="Microsoft YaHei" w:hAnsi="Times New Roman" w:cs="Times New Roman"/>
+                <w:color w:val="FFFFFF" w:themeColor="background1"/>
+                <w:sz w:val="24"/>
+                <w:szCs w:val="24"/>
+                <w:lang w:eastAsia="ru-RU"/>
+              </w:rPr>
               <w:t>Passwordb</w:t>
             </w:r>
+            <w:proofErr w:type="spellEnd"/>
             <w:r>
               <w:rPr>
                 <w:rFonts w:ascii="Times New Roman" w:eastAsia="Microsoft YaHei" w:hAnsi="Times New Roman" w:cs="Times New Roman"/>
@@ -9138,7 +9862,29 @@
                 <w:szCs w:val="24"/>
                 <w:lang w:eastAsia="ru-RU"/>
               </w:rPr>
-              <w:t>Авторизоваться в системе с данными admin/123.</w:t>
+              <w:t xml:space="preserve">Авторизоваться в системе с данными </w:t>
+            </w:r>
+            <w:proofErr w:type="spellStart"/>
+            <w:r>
+              <w:rPr>
+                <w:rFonts w:ascii="Times New Roman" w:eastAsia="Microsoft YaHei" w:hAnsi="Times New Roman" w:cs="Times New Roman"/>
+                <w:color w:val="FFFFFF" w:themeColor="background1"/>
+                <w:sz w:val="24"/>
+                <w:szCs w:val="24"/>
+                <w:lang w:eastAsia="ru-RU"/>
+              </w:rPr>
+              <w:t>admin</w:t>
+            </w:r>
+            <w:proofErr w:type="spellEnd"/>
+            <w:r>
+              <w:rPr>
+                <w:rFonts w:ascii="Times New Roman" w:eastAsia="Microsoft YaHei" w:hAnsi="Times New Roman" w:cs="Times New Roman"/>
+                <w:color w:val="FFFFFF" w:themeColor="background1"/>
+                <w:sz w:val="24"/>
+                <w:szCs w:val="24"/>
+                <w:lang w:eastAsia="ru-RU"/>
+              </w:rPr>
+              <w:t>/123.</w:t>
             </w:r>
           </w:p>
           <w:p>
@@ -9284,8 +10030,19 @@
                 <w:lang w:eastAsia="ru-RU"/>
               </w:rPr>
               <w:tab/>
+            </w:r>
+            <w:proofErr w:type="spellStart"/>
+            <w:r>
+              <w:rPr>
+                <w:rFonts w:ascii="Times New Roman" w:eastAsia="Microsoft YaHei" w:hAnsi="Times New Roman" w:cs="Times New Roman"/>
+                <w:color w:val="FFFFFF" w:themeColor="background1"/>
+                <w:sz w:val="24"/>
+                <w:szCs w:val="24"/>
+                <w:lang w:eastAsia="ru-RU"/>
+              </w:rPr>
               <w:t>Textb</w:t>
             </w:r>
+            <w:proofErr w:type="spellEnd"/>
             <w:r>
               <w:rPr>
                 <w:rFonts w:ascii="Times New Roman" w:eastAsia="Microsoft YaHei" w:hAnsi="Times New Roman" w:cs="Times New Roman"/>
@@ -9304,7 +10061,29 @@
                 <w:szCs w:val="24"/>
                 <w:lang w:eastAsia="ru-RU"/>
               </w:rPr>
-              <w:t>: admin;</w:t>
+              <w:t xml:space="preserve">: </w:t>
+            </w:r>
+            <w:proofErr w:type="spellStart"/>
+            <w:r>
+              <w:rPr>
+                <w:rFonts w:ascii="Times New Roman" w:eastAsia="Microsoft YaHei" w:hAnsi="Times New Roman" w:cs="Times New Roman"/>
+                <w:color w:val="FFFFFF" w:themeColor="background1"/>
+                <w:sz w:val="24"/>
+                <w:szCs w:val="24"/>
+                <w:lang w:eastAsia="ru-RU"/>
+              </w:rPr>
+              <w:t>admin</w:t>
+            </w:r>
+            <w:proofErr w:type="spellEnd"/>
+            <w:r>
+              <w:rPr>
+                <w:rFonts w:ascii="Times New Roman" w:eastAsia="Microsoft YaHei" w:hAnsi="Times New Roman" w:cs="Times New Roman"/>
+                <w:color w:val="FFFFFF" w:themeColor="background1"/>
+                <w:sz w:val="24"/>
+                <w:szCs w:val="24"/>
+                <w:lang w:eastAsia="ru-RU"/>
+              </w:rPr>
+              <w:t>;</w:t>
             </w:r>
           </w:p>
           <w:p>
@@ -9336,8 +10115,19 @@
                 <w:lang w:eastAsia="ru-RU"/>
               </w:rPr>
               <w:tab/>
+            </w:r>
+            <w:proofErr w:type="spellStart"/>
+            <w:r>
+              <w:rPr>
+                <w:rFonts w:ascii="Times New Roman" w:eastAsia="Microsoft YaHei" w:hAnsi="Times New Roman" w:cs="Times New Roman"/>
+                <w:color w:val="FFFFFF" w:themeColor="background1"/>
+                <w:sz w:val="24"/>
+                <w:szCs w:val="24"/>
+                <w:lang w:eastAsia="ru-RU"/>
+              </w:rPr>
               <w:t>Passwordb</w:t>
             </w:r>
+            <w:proofErr w:type="spellEnd"/>
             <w:r>
               <w:rPr>
                 <w:rFonts w:ascii="Times New Roman" w:eastAsia="Microsoft YaHei" w:hAnsi="Times New Roman" w:cs="Times New Roman"/>
@@ -10307,7 +11097,29 @@
                 <w:szCs w:val="24"/>
                 <w:lang w:eastAsia="ru-RU"/>
               </w:rPr>
-              <w:t>Авторизоваться в системе с данными admin/123.</w:t>
+              <w:t xml:space="preserve">Авторизоваться в системе с данными </w:t>
+            </w:r>
+            <w:proofErr w:type="spellStart"/>
+            <w:r>
+              <w:rPr>
+                <w:rFonts w:ascii="Times New Roman" w:eastAsia="Microsoft YaHei" w:hAnsi="Times New Roman" w:cs="Times New Roman"/>
+                <w:color w:val="FFFFFF" w:themeColor="background1"/>
+                <w:sz w:val="24"/>
+                <w:szCs w:val="24"/>
+                <w:lang w:eastAsia="ru-RU"/>
+              </w:rPr>
+              <w:t>admin</w:t>
+            </w:r>
+            <w:proofErr w:type="spellEnd"/>
+            <w:r>
+              <w:rPr>
+                <w:rFonts w:ascii="Times New Roman" w:eastAsia="Microsoft YaHei" w:hAnsi="Times New Roman" w:cs="Times New Roman"/>
+                <w:color w:val="FFFFFF" w:themeColor="background1"/>
+                <w:sz w:val="24"/>
+                <w:szCs w:val="24"/>
+                <w:lang w:eastAsia="ru-RU"/>
+              </w:rPr>
+              <w:t>/123.</w:t>
             </w:r>
           </w:p>
           <w:p>
@@ -10453,8 +11265,19 @@
                 <w:lang w:eastAsia="ru-RU"/>
               </w:rPr>
               <w:tab/>
+            </w:r>
+            <w:proofErr w:type="spellStart"/>
+            <w:r>
+              <w:rPr>
+                <w:rFonts w:ascii="Times New Roman" w:eastAsia="Microsoft YaHei" w:hAnsi="Times New Roman" w:cs="Times New Roman"/>
+                <w:color w:val="FFFFFF" w:themeColor="background1"/>
+                <w:sz w:val="24"/>
+                <w:szCs w:val="24"/>
+                <w:lang w:eastAsia="ru-RU"/>
+              </w:rPr>
               <w:t>Textb</w:t>
             </w:r>
+            <w:proofErr w:type="spellEnd"/>
             <w:r>
               <w:rPr>
                 <w:rFonts w:ascii="Times New Roman" w:eastAsia="Microsoft YaHei" w:hAnsi="Times New Roman" w:cs="Times New Roman"/>
@@ -10473,7 +11296,29 @@
                 <w:szCs w:val="24"/>
                 <w:lang w:eastAsia="ru-RU"/>
               </w:rPr>
-              <w:t>: admin;</w:t>
+              <w:t xml:space="preserve">: </w:t>
+            </w:r>
+            <w:proofErr w:type="spellStart"/>
+            <w:r>
+              <w:rPr>
+                <w:rFonts w:ascii="Times New Roman" w:eastAsia="Microsoft YaHei" w:hAnsi="Times New Roman" w:cs="Times New Roman"/>
+                <w:color w:val="FFFFFF" w:themeColor="background1"/>
+                <w:sz w:val="24"/>
+                <w:szCs w:val="24"/>
+                <w:lang w:eastAsia="ru-RU"/>
+              </w:rPr>
+              <w:t>admin</w:t>
+            </w:r>
+            <w:proofErr w:type="spellEnd"/>
+            <w:r>
+              <w:rPr>
+                <w:rFonts w:ascii="Times New Roman" w:eastAsia="Microsoft YaHei" w:hAnsi="Times New Roman" w:cs="Times New Roman"/>
+                <w:color w:val="FFFFFF" w:themeColor="background1"/>
+                <w:sz w:val="24"/>
+                <w:szCs w:val="24"/>
+                <w:lang w:eastAsia="ru-RU"/>
+              </w:rPr>
+              <w:t>;</w:t>
             </w:r>
           </w:p>
           <w:p>
@@ -10505,8 +11350,19 @@
                 <w:lang w:eastAsia="ru-RU"/>
               </w:rPr>
               <w:tab/>
+            </w:r>
+            <w:proofErr w:type="spellStart"/>
+            <w:r>
+              <w:rPr>
+                <w:rFonts w:ascii="Times New Roman" w:eastAsia="Microsoft YaHei" w:hAnsi="Times New Roman" w:cs="Times New Roman"/>
+                <w:color w:val="FFFFFF" w:themeColor="background1"/>
+                <w:sz w:val="24"/>
+                <w:szCs w:val="24"/>
+                <w:lang w:eastAsia="ru-RU"/>
+              </w:rPr>
               <w:t>Passwordb</w:t>
             </w:r>
+            <w:proofErr w:type="spellEnd"/>
             <w:r>
               <w:rPr>
                 <w:rFonts w:ascii="Times New Roman" w:eastAsia="Microsoft YaHei" w:hAnsi="Times New Roman" w:cs="Times New Roman"/>
@@ -13803,7 +14659,29 @@
                 <w:szCs w:val="24"/>
                 <w:lang w:eastAsia="ru-RU"/>
               </w:rPr>
-              <w:t>При нажатии на кнопку "Корзина" появилось информационное окно с надписью "Как-нибудь потом". Переход на страницу корзины не произошел.</w:t>
+              <w:t xml:space="preserve">При нажатии на кнопку "Корзина" появилось информационное окно с </w:t>
+            </w:r>
+            <w:proofErr w:type="gramStart"/>
+            <w:r>
+              <w:rPr>
+                <w:rFonts w:ascii="Times New Roman" w:eastAsia="Microsoft YaHei" w:hAnsi="Times New Roman" w:cs="Times New Roman"/>
+                <w:color w:val="FFFFFF" w:themeColor="background1"/>
+                <w:sz w:val="24"/>
+                <w:szCs w:val="24"/>
+                <w:lang w:eastAsia="ru-RU"/>
+              </w:rPr>
+              <w:t>надписью</w:t>
+            </w:r>
+            <w:proofErr w:type="gramEnd"/>
+            <w:r>
+              <w:rPr>
+                <w:rFonts w:ascii="Times New Roman" w:eastAsia="Microsoft YaHei" w:hAnsi="Times New Roman" w:cs="Times New Roman"/>
+                <w:color w:val="FFFFFF" w:themeColor="background1"/>
+                <w:sz w:val="24"/>
+                <w:szCs w:val="24"/>
+                <w:lang w:eastAsia="ru-RU"/>
+              </w:rPr>
+              <w:t xml:space="preserve"> "Как-нибудь потом". Переход на страницу корзины не произошел.</w:t>
             </w:r>
           </w:p>
         </w:tc>
@@ -14848,7 +15726,29 @@
                 <w:szCs w:val="24"/>
                 <w:lang w:eastAsia="ru-RU"/>
               </w:rPr>
-              <w:t>При нажатии на кнопку перехода в профиль появилось информационное окно с надписью "Как-нибудь потом". Переход в профиль не произошел.</w:t>
+              <w:t xml:space="preserve">При нажатии на кнопку перехода в профиль появилось информационное окно с </w:t>
+            </w:r>
+            <w:proofErr w:type="gramStart"/>
+            <w:r>
+              <w:rPr>
+                <w:rFonts w:ascii="Times New Roman" w:eastAsia="Microsoft YaHei" w:hAnsi="Times New Roman" w:cs="Times New Roman"/>
+                <w:color w:val="FFFFFF" w:themeColor="background1"/>
+                <w:sz w:val="24"/>
+                <w:szCs w:val="24"/>
+                <w:lang w:eastAsia="ru-RU"/>
+              </w:rPr>
+              <w:t>надписью</w:t>
+            </w:r>
+            <w:proofErr w:type="gramEnd"/>
+            <w:r>
+              <w:rPr>
+                <w:rFonts w:ascii="Times New Roman" w:eastAsia="Microsoft YaHei" w:hAnsi="Times New Roman" w:cs="Times New Roman"/>
+                <w:color w:val="FFFFFF" w:themeColor="background1"/>
+                <w:sz w:val="24"/>
+                <w:szCs w:val="24"/>
+                <w:lang w:eastAsia="ru-RU"/>
+              </w:rPr>
+              <w:t xml:space="preserve"> "Как-нибудь потом". Переход в профиль не произошел.</w:t>
             </w:r>
           </w:p>
         </w:tc>
@@ -17999,7 +18899,29 @@
                 <w:szCs w:val="24"/>
                 <w:lang w:eastAsia="ru-RU"/>
               </w:rPr>
-              <w:t>При нажатии на кнопку "Корзина" появилось информационное окно с надписью "Как-нибудь потом". Переход на страницу корзины не произошел.</w:t>
+              <w:t xml:space="preserve">При нажатии на кнопку "Корзина" появилось информационное окно с </w:t>
+            </w:r>
+            <w:proofErr w:type="gramStart"/>
+            <w:r>
+              <w:rPr>
+                <w:rFonts w:ascii="Times New Roman" w:eastAsia="Microsoft YaHei" w:hAnsi="Times New Roman" w:cs="Times New Roman"/>
+                <w:color w:val="FFFFFF" w:themeColor="background1"/>
+                <w:sz w:val="24"/>
+                <w:szCs w:val="24"/>
+                <w:lang w:eastAsia="ru-RU"/>
+              </w:rPr>
+              <w:t>надписью</w:t>
+            </w:r>
+            <w:proofErr w:type="gramEnd"/>
+            <w:r>
+              <w:rPr>
+                <w:rFonts w:ascii="Times New Roman" w:eastAsia="Microsoft YaHei" w:hAnsi="Times New Roman" w:cs="Times New Roman"/>
+                <w:color w:val="FFFFFF" w:themeColor="background1"/>
+                <w:sz w:val="24"/>
+                <w:szCs w:val="24"/>
+                <w:lang w:eastAsia="ru-RU"/>
+              </w:rPr>
+              <w:t xml:space="preserve"> "Как-нибудь потом". Переход на страницу корзины не произошел.</w:t>
             </w:r>
           </w:p>
         </w:tc>
@@ -19032,7 +19954,29 @@
                 <w:szCs w:val="24"/>
                 <w:lang w:eastAsia="ru-RU"/>
               </w:rPr>
-              <w:t>При нажатии на кнопку перехода в профиль появилось информационное окно с надписью "Как-нибудь потом". Переход в профиль не произошел.</w:t>
+              <w:t xml:space="preserve">При нажатии на кнопку перехода в профиль появилось информационное окно с </w:t>
+            </w:r>
+            <w:proofErr w:type="gramStart"/>
+            <w:r>
+              <w:rPr>
+                <w:rFonts w:ascii="Times New Roman" w:eastAsia="Microsoft YaHei" w:hAnsi="Times New Roman" w:cs="Times New Roman"/>
+                <w:color w:val="FFFFFF" w:themeColor="background1"/>
+                <w:sz w:val="24"/>
+                <w:szCs w:val="24"/>
+                <w:lang w:eastAsia="ru-RU"/>
+              </w:rPr>
+              <w:t>надписью</w:t>
+            </w:r>
+            <w:proofErr w:type="gramEnd"/>
+            <w:r>
+              <w:rPr>
+                <w:rFonts w:ascii="Times New Roman" w:eastAsia="Microsoft YaHei" w:hAnsi="Times New Roman" w:cs="Times New Roman"/>
+                <w:color w:val="FFFFFF" w:themeColor="background1"/>
+                <w:sz w:val="24"/>
+                <w:szCs w:val="24"/>
+                <w:lang w:eastAsia="ru-RU"/>
+              </w:rPr>
+              <w:t xml:space="preserve"> "Как-нибудь потом". Переход в профиль не произошел.</w:t>
             </w:r>
           </w:p>
         </w:tc>
@@ -20924,7 +21868,29 @@
                 <w:szCs w:val="24"/>
                 <w:lang w:eastAsia="ru-RU"/>
               </w:rPr>
-              <w:t>Нажать на textbox ввода логина, заполнить его.</w:t>
+              <w:t xml:space="preserve">Нажать на </w:t>
+            </w:r>
+            <w:proofErr w:type="spellStart"/>
+            <w:r>
+              <w:rPr>
+                <w:rFonts w:ascii="Times New Roman" w:eastAsia="Microsoft YaHei" w:hAnsi="Times New Roman" w:cs="Times New Roman"/>
+                <w:color w:val="FFFFFF" w:themeColor="background1"/>
+                <w:sz w:val="24"/>
+                <w:szCs w:val="24"/>
+                <w:lang w:eastAsia="ru-RU"/>
+              </w:rPr>
+              <w:t>textbox</w:t>
+            </w:r>
+            <w:proofErr w:type="spellEnd"/>
+            <w:r>
+              <w:rPr>
+                <w:rFonts w:ascii="Times New Roman" w:eastAsia="Microsoft YaHei" w:hAnsi="Times New Roman" w:cs="Times New Roman"/>
+                <w:color w:val="FFFFFF" w:themeColor="background1"/>
+                <w:sz w:val="24"/>
+                <w:szCs w:val="24"/>
+                <w:lang w:eastAsia="ru-RU"/>
+              </w:rPr>
+              <w:t xml:space="preserve"> ввода логина, заполнить его.</w:t>
             </w:r>
           </w:p>
           <w:p>
@@ -20951,7 +21917,29 @@
                 <w:szCs w:val="24"/>
                 <w:lang w:eastAsia="ru-RU"/>
               </w:rPr>
-              <w:t>Нажать на passwordbox ввода пароля, заполнить его.</w:t>
+              <w:t xml:space="preserve">Нажать на </w:t>
+            </w:r>
+            <w:proofErr w:type="spellStart"/>
+            <w:r>
+              <w:rPr>
+                <w:rFonts w:ascii="Times New Roman" w:eastAsia="Microsoft YaHei" w:hAnsi="Times New Roman" w:cs="Times New Roman"/>
+                <w:color w:val="FFFFFF" w:themeColor="background1"/>
+                <w:sz w:val="24"/>
+                <w:szCs w:val="24"/>
+                <w:lang w:eastAsia="ru-RU"/>
+              </w:rPr>
+              <w:t>passwordbox</w:t>
+            </w:r>
+            <w:proofErr w:type="spellEnd"/>
+            <w:r>
+              <w:rPr>
+                <w:rFonts w:ascii="Times New Roman" w:eastAsia="Microsoft YaHei" w:hAnsi="Times New Roman" w:cs="Times New Roman"/>
+                <w:color w:val="FFFFFF" w:themeColor="background1"/>
+                <w:sz w:val="24"/>
+                <w:szCs w:val="24"/>
+                <w:lang w:eastAsia="ru-RU"/>
+              </w:rPr>
+              <w:t xml:space="preserve"> ввода пароля, заполнить его.</w:t>
             </w:r>
           </w:p>
           <w:p>
@@ -21078,15 +22066,49 @@
                 <w:lang w:eastAsia="ru-RU"/>
               </w:rPr>
             </w:pPr>
-            <w:r>
-              <w:rPr>
-                <w:rFonts w:ascii="Times New Roman" w:eastAsia="Microsoft YaHei" w:hAnsi="Times New Roman" w:cs="Times New Roman"/>
-                <w:color w:val="FFFFFF" w:themeColor="background1"/>
-                <w:sz w:val="24"/>
-                <w:szCs w:val="24"/>
-                <w:lang w:eastAsia="ru-RU"/>
-              </w:rPr>
-              <w:t>Textbox: client;</w:t>
+            <w:proofErr w:type="spellStart"/>
+            <w:r>
+              <w:rPr>
+                <w:rFonts w:ascii="Times New Roman" w:eastAsia="Microsoft YaHei" w:hAnsi="Times New Roman" w:cs="Times New Roman"/>
+                <w:color w:val="FFFFFF" w:themeColor="background1"/>
+                <w:sz w:val="24"/>
+                <w:szCs w:val="24"/>
+                <w:lang w:eastAsia="ru-RU"/>
+              </w:rPr>
+              <w:t>Textbox</w:t>
+            </w:r>
+            <w:proofErr w:type="spellEnd"/>
+            <w:r>
+              <w:rPr>
+                <w:rFonts w:ascii="Times New Roman" w:eastAsia="Microsoft YaHei" w:hAnsi="Times New Roman" w:cs="Times New Roman"/>
+                <w:color w:val="FFFFFF" w:themeColor="background1"/>
+                <w:sz w:val="24"/>
+                <w:szCs w:val="24"/>
+                <w:lang w:eastAsia="ru-RU"/>
+              </w:rPr>
+              <w:t xml:space="preserve">: </w:t>
+            </w:r>
+            <w:proofErr w:type="spellStart"/>
+            <w:r>
+              <w:rPr>
+                <w:rFonts w:ascii="Times New Roman" w:eastAsia="Microsoft YaHei" w:hAnsi="Times New Roman" w:cs="Times New Roman"/>
+                <w:color w:val="FFFFFF" w:themeColor="background1"/>
+                <w:sz w:val="24"/>
+                <w:szCs w:val="24"/>
+                <w:lang w:eastAsia="ru-RU"/>
+              </w:rPr>
+              <w:t>client</w:t>
+            </w:r>
+            <w:proofErr w:type="spellEnd"/>
+            <w:r>
+              <w:rPr>
+                <w:rFonts w:ascii="Times New Roman" w:eastAsia="Microsoft YaHei" w:hAnsi="Times New Roman" w:cs="Times New Roman"/>
+                <w:color w:val="FFFFFF" w:themeColor="background1"/>
+                <w:sz w:val="24"/>
+                <w:szCs w:val="24"/>
+                <w:lang w:eastAsia="ru-RU"/>
+              </w:rPr>
+              <w:t>;</w:t>
             </w:r>
           </w:p>
           <w:p>
@@ -21104,15 +22126,27 @@
                 <w:lang w:eastAsia="ru-RU"/>
               </w:rPr>
             </w:pPr>
-            <w:r>
-              <w:rPr>
-                <w:rFonts w:ascii="Times New Roman" w:eastAsia="Microsoft YaHei" w:hAnsi="Times New Roman" w:cs="Times New Roman"/>
-                <w:color w:val="FFFFFF" w:themeColor="background1"/>
-                <w:sz w:val="24"/>
-                <w:szCs w:val="24"/>
-                <w:lang w:eastAsia="ru-RU"/>
-              </w:rPr>
-              <w:t>Passwordbox: 123.</w:t>
+            <w:proofErr w:type="spellStart"/>
+            <w:r>
+              <w:rPr>
+                <w:rFonts w:ascii="Times New Roman" w:eastAsia="Microsoft YaHei" w:hAnsi="Times New Roman" w:cs="Times New Roman"/>
+                <w:color w:val="FFFFFF" w:themeColor="background1"/>
+                <w:sz w:val="24"/>
+                <w:szCs w:val="24"/>
+                <w:lang w:eastAsia="ru-RU"/>
+              </w:rPr>
+              <w:t>Passwordbox</w:t>
+            </w:r>
+            <w:proofErr w:type="spellEnd"/>
+            <w:r>
+              <w:rPr>
+                <w:rFonts w:ascii="Times New Roman" w:eastAsia="Microsoft YaHei" w:hAnsi="Times New Roman" w:cs="Times New Roman"/>
+                <w:color w:val="FFFFFF" w:themeColor="background1"/>
+                <w:sz w:val="24"/>
+                <w:szCs w:val="24"/>
+                <w:lang w:eastAsia="ru-RU"/>
+              </w:rPr>
+              <w:t>: 123.</w:t>
             </w:r>
           </w:p>
           <w:p>
@@ -21198,7 +22232,27 @@
                 <w:sz w:val="24"/>
                 <w:szCs w:val="24"/>
               </w:rPr>
-              <w:t>После успешной авторизации открывается окно с приветствием "Добро пожаловать, client!" и отображаются две кнопки: "Каталог цветов" и "Выйти".</w:t>
+              <w:t xml:space="preserve">После успешной авторизации открывается окно с приветствием "Добро пожаловать, </w:t>
+            </w:r>
+            <w:proofErr w:type="spellStart"/>
+            <w:r>
+              <w:rPr>
+                <w:rFonts w:ascii="Times New Roman" w:hAnsi="Times New Roman" w:cs="Times New Roman"/>
+                <w:color w:val="FFFFFF" w:themeColor="background1"/>
+                <w:sz w:val="24"/>
+                <w:szCs w:val="24"/>
+              </w:rPr>
+              <w:t>client</w:t>
+            </w:r>
+            <w:proofErr w:type="spellEnd"/>
+            <w:r>
+              <w:rPr>
+                <w:rFonts w:ascii="Times New Roman" w:hAnsi="Times New Roman" w:cs="Times New Roman"/>
+                <w:color w:val="FFFFFF" w:themeColor="background1"/>
+                <w:sz w:val="24"/>
+                <w:szCs w:val="24"/>
+              </w:rPr>
+              <w:t>!" и отображаются две кнопки: "Каталог цветов" и "Выйти".</w:t>
             </w:r>
           </w:p>
         </w:tc>
@@ -21274,7 +22328,29 @@
                 <w:szCs w:val="24"/>
                 <w:lang w:eastAsia="ru-RU"/>
               </w:rPr>
-              <w:t>После успешной авторизации открылось окно с приветствием "Добро пожаловать, client!" и отобразились две кнопки: "Каталог цветов" и "Выйти".</w:t>
+              <w:t xml:space="preserve">После успешной авторизации открылось окно с приветствием "Добро пожаловать, </w:t>
+            </w:r>
+            <w:proofErr w:type="spellStart"/>
+            <w:r>
+              <w:rPr>
+                <w:rFonts w:ascii="Times New Roman" w:eastAsia="Microsoft YaHei" w:hAnsi="Times New Roman" w:cs="Times New Roman"/>
+                <w:color w:val="FFFFFF" w:themeColor="background1"/>
+                <w:sz w:val="24"/>
+                <w:szCs w:val="24"/>
+                <w:lang w:eastAsia="ru-RU"/>
+              </w:rPr>
+              <w:t>client</w:t>
+            </w:r>
+            <w:proofErr w:type="spellEnd"/>
+            <w:r>
+              <w:rPr>
+                <w:rFonts w:ascii="Times New Roman" w:eastAsia="Microsoft YaHei" w:hAnsi="Times New Roman" w:cs="Times New Roman"/>
+                <w:color w:val="FFFFFF" w:themeColor="background1"/>
+                <w:sz w:val="24"/>
+                <w:szCs w:val="24"/>
+                <w:lang w:eastAsia="ru-RU"/>
+              </w:rPr>
+              <w:t>!" и отобразились две кнопки: "Каталог цветов" и "Выйти".</w:t>
             </w:r>
           </w:p>
         </w:tc>
@@ -22001,7 +23077,29 @@
                 <w:szCs w:val="24"/>
                 <w:lang w:eastAsia="ru-RU"/>
               </w:rPr>
-              <w:t>Нажать на textbox ввода логина, заполнить его.</w:t>
+              <w:t xml:space="preserve">Нажать на </w:t>
+            </w:r>
+            <w:proofErr w:type="spellStart"/>
+            <w:r>
+              <w:rPr>
+                <w:rFonts w:ascii="Times New Roman" w:eastAsia="Microsoft YaHei" w:hAnsi="Times New Roman" w:cs="Times New Roman"/>
+                <w:color w:val="FFFFFF" w:themeColor="background1"/>
+                <w:sz w:val="24"/>
+                <w:szCs w:val="24"/>
+                <w:lang w:eastAsia="ru-RU"/>
+              </w:rPr>
+              <w:t>textbox</w:t>
+            </w:r>
+            <w:proofErr w:type="spellEnd"/>
+            <w:r>
+              <w:rPr>
+                <w:rFonts w:ascii="Times New Roman" w:eastAsia="Microsoft YaHei" w:hAnsi="Times New Roman" w:cs="Times New Roman"/>
+                <w:color w:val="FFFFFF" w:themeColor="background1"/>
+                <w:sz w:val="24"/>
+                <w:szCs w:val="24"/>
+                <w:lang w:eastAsia="ru-RU"/>
+              </w:rPr>
+              <w:t xml:space="preserve"> ввода логина, заполнить его.</w:t>
             </w:r>
           </w:p>
           <w:p>
@@ -22028,7 +23126,29 @@
                 <w:szCs w:val="24"/>
                 <w:lang w:eastAsia="ru-RU"/>
               </w:rPr>
-              <w:t>Нажать на passwordbox ввода пароля, заполнить его.</w:t>
+              <w:t xml:space="preserve">Нажать на </w:t>
+            </w:r>
+            <w:proofErr w:type="spellStart"/>
+            <w:r>
+              <w:rPr>
+                <w:rFonts w:ascii="Times New Roman" w:eastAsia="Microsoft YaHei" w:hAnsi="Times New Roman" w:cs="Times New Roman"/>
+                <w:color w:val="FFFFFF" w:themeColor="background1"/>
+                <w:sz w:val="24"/>
+                <w:szCs w:val="24"/>
+                <w:lang w:eastAsia="ru-RU"/>
+              </w:rPr>
+              <w:t>passwordbox</w:t>
+            </w:r>
+            <w:proofErr w:type="spellEnd"/>
+            <w:r>
+              <w:rPr>
+                <w:rFonts w:ascii="Times New Roman" w:eastAsia="Microsoft YaHei" w:hAnsi="Times New Roman" w:cs="Times New Roman"/>
+                <w:color w:val="FFFFFF" w:themeColor="background1"/>
+                <w:sz w:val="24"/>
+                <w:szCs w:val="24"/>
+                <w:lang w:eastAsia="ru-RU"/>
+              </w:rPr>
+              <w:t xml:space="preserve"> ввода пароля, заполнить его.</w:t>
             </w:r>
           </w:p>
           <w:p>
@@ -22155,15 +23275,49 @@
                 <w:lang w:eastAsia="ru-RU"/>
               </w:rPr>
             </w:pPr>
-            <w:r>
-              <w:rPr>
-                <w:rFonts w:ascii="Times New Roman" w:eastAsia="Microsoft YaHei" w:hAnsi="Times New Roman" w:cs="Times New Roman"/>
-                <w:color w:val="FFFFFF" w:themeColor="background1"/>
-                <w:sz w:val="24"/>
-                <w:szCs w:val="24"/>
-                <w:lang w:eastAsia="ru-RU"/>
-              </w:rPr>
-              <w:t>Textbox: client;</w:t>
+            <w:proofErr w:type="spellStart"/>
+            <w:r>
+              <w:rPr>
+                <w:rFonts w:ascii="Times New Roman" w:eastAsia="Microsoft YaHei" w:hAnsi="Times New Roman" w:cs="Times New Roman"/>
+                <w:color w:val="FFFFFF" w:themeColor="background1"/>
+                <w:sz w:val="24"/>
+                <w:szCs w:val="24"/>
+                <w:lang w:eastAsia="ru-RU"/>
+              </w:rPr>
+              <w:t>Textbox</w:t>
+            </w:r>
+            <w:proofErr w:type="spellEnd"/>
+            <w:r>
+              <w:rPr>
+                <w:rFonts w:ascii="Times New Roman" w:eastAsia="Microsoft YaHei" w:hAnsi="Times New Roman" w:cs="Times New Roman"/>
+                <w:color w:val="FFFFFF" w:themeColor="background1"/>
+                <w:sz w:val="24"/>
+                <w:szCs w:val="24"/>
+                <w:lang w:eastAsia="ru-RU"/>
+              </w:rPr>
+              <w:t xml:space="preserve">: </w:t>
+            </w:r>
+            <w:proofErr w:type="spellStart"/>
+            <w:r>
+              <w:rPr>
+                <w:rFonts w:ascii="Times New Roman" w:eastAsia="Microsoft YaHei" w:hAnsi="Times New Roman" w:cs="Times New Roman"/>
+                <w:color w:val="FFFFFF" w:themeColor="background1"/>
+                <w:sz w:val="24"/>
+                <w:szCs w:val="24"/>
+                <w:lang w:eastAsia="ru-RU"/>
+              </w:rPr>
+              <w:t>client</w:t>
+            </w:r>
+            <w:proofErr w:type="spellEnd"/>
+            <w:r>
+              <w:rPr>
+                <w:rFonts w:ascii="Times New Roman" w:eastAsia="Microsoft YaHei" w:hAnsi="Times New Roman" w:cs="Times New Roman"/>
+                <w:color w:val="FFFFFF" w:themeColor="background1"/>
+                <w:sz w:val="24"/>
+                <w:szCs w:val="24"/>
+                <w:lang w:eastAsia="ru-RU"/>
+              </w:rPr>
+              <w:t>;</w:t>
             </w:r>
           </w:p>
           <w:p>
@@ -22181,15 +23335,27 @@
                 <w:lang w:eastAsia="ru-RU"/>
               </w:rPr>
             </w:pPr>
-            <w:r>
-              <w:rPr>
-                <w:rFonts w:ascii="Times New Roman" w:eastAsia="Microsoft YaHei" w:hAnsi="Times New Roman" w:cs="Times New Roman"/>
-                <w:color w:val="FFFFFF" w:themeColor="background1"/>
-                <w:sz w:val="24"/>
-                <w:szCs w:val="24"/>
-                <w:lang w:eastAsia="ru-RU"/>
-              </w:rPr>
-              <w:t>Passwordbox: 123.</w:t>
+            <w:proofErr w:type="spellStart"/>
+            <w:r>
+              <w:rPr>
+                <w:rFonts w:ascii="Times New Roman" w:eastAsia="Microsoft YaHei" w:hAnsi="Times New Roman" w:cs="Times New Roman"/>
+                <w:color w:val="FFFFFF" w:themeColor="background1"/>
+                <w:sz w:val="24"/>
+                <w:szCs w:val="24"/>
+                <w:lang w:eastAsia="ru-RU"/>
+              </w:rPr>
+              <w:t>Passwordbox</w:t>
+            </w:r>
+            <w:proofErr w:type="spellEnd"/>
+            <w:r>
+              <w:rPr>
+                <w:rFonts w:ascii="Times New Roman" w:eastAsia="Microsoft YaHei" w:hAnsi="Times New Roman" w:cs="Times New Roman"/>
+                <w:color w:val="FFFFFF" w:themeColor="background1"/>
+                <w:sz w:val="24"/>
+                <w:szCs w:val="24"/>
+                <w:lang w:eastAsia="ru-RU"/>
+              </w:rPr>
+              <w:t>: 123.</w:t>
             </w:r>
           </w:p>
           <w:p>
@@ -22275,7 +23441,27 @@
                 <w:sz w:val="24"/>
                 <w:szCs w:val="24"/>
               </w:rPr>
-              <w:t>После успешной авторизации открывается окно с приветствием "Добро пожаловать, client!" и отображаются две кнопки: "Каталог цветов" и "Выйти".</w:t>
+              <w:t xml:space="preserve">После успешной авторизации открывается окно с приветствием "Добро пожаловать, </w:t>
+            </w:r>
+            <w:proofErr w:type="spellStart"/>
+            <w:r>
+              <w:rPr>
+                <w:rFonts w:ascii="Times New Roman" w:hAnsi="Times New Roman" w:cs="Times New Roman"/>
+                <w:color w:val="FFFFFF" w:themeColor="background1"/>
+                <w:sz w:val="24"/>
+                <w:szCs w:val="24"/>
+              </w:rPr>
+              <w:t>client</w:t>
+            </w:r>
+            <w:proofErr w:type="spellEnd"/>
+            <w:r>
+              <w:rPr>
+                <w:rFonts w:ascii="Times New Roman" w:hAnsi="Times New Roman" w:cs="Times New Roman"/>
+                <w:color w:val="FFFFFF" w:themeColor="background1"/>
+                <w:sz w:val="24"/>
+                <w:szCs w:val="24"/>
+              </w:rPr>
+              <w:t>!" и отображаются две кнопки: "Каталог цветов" и "Выйти".</w:t>
             </w:r>
           </w:p>
         </w:tc>
@@ -22350,7 +23536,29 @@
                 <w:szCs w:val="24"/>
                 <w:lang w:eastAsia="ru-RU"/>
               </w:rPr>
-              <w:t>После успешной авторизации открылось окно с приветствием "Добро пожаловать, client!" и отобразились две кнопки: "Каталог цветов" и "Выйти".</w:t>
+              <w:t xml:space="preserve">После успешной авторизации открылось окно с приветствием "Добро пожаловать, </w:t>
+            </w:r>
+            <w:proofErr w:type="spellStart"/>
+            <w:r>
+              <w:rPr>
+                <w:rFonts w:ascii="Times New Roman" w:eastAsia="Microsoft YaHei" w:hAnsi="Times New Roman" w:cs="Times New Roman"/>
+                <w:color w:val="FFFFFF" w:themeColor="background1"/>
+                <w:sz w:val="24"/>
+                <w:szCs w:val="24"/>
+                <w:lang w:eastAsia="ru-RU"/>
+              </w:rPr>
+              <w:t>client</w:t>
+            </w:r>
+            <w:proofErr w:type="spellEnd"/>
+            <w:r>
+              <w:rPr>
+                <w:rFonts w:ascii="Times New Roman" w:eastAsia="Microsoft YaHei" w:hAnsi="Times New Roman" w:cs="Times New Roman"/>
+                <w:color w:val="FFFFFF" w:themeColor="background1"/>
+                <w:sz w:val="24"/>
+                <w:szCs w:val="24"/>
+                <w:lang w:eastAsia="ru-RU"/>
+              </w:rPr>
+              <w:t>!" и отобразились две кнопки: "Каталог цветов" и "Выйти".</w:t>
             </w:r>
           </w:p>
         </w:tc>
@@ -22798,7 +24006,17 @@
                 <w:szCs w:val="24"/>
                 <w:lang w:eastAsia="ru-RU"/>
               </w:rPr>
-              <w:t>Тест_админ_панель_1</w:t>
+              <w:t>Тест админ панели №</w:t>
+            </w:r>
+            <w:r>
+              <w:rPr>
+                <w:rFonts w:ascii="Times New Roman" w:eastAsia="Microsoft YaHei" w:hAnsi="Times New Roman" w:cs="Times New Roman"/>
+                <w:color w:val="FFFFFF" w:themeColor="background1"/>
+                <w:sz w:val="24"/>
+                <w:szCs w:val="24"/>
+                <w:lang w:eastAsia="ru-RU"/>
+              </w:rPr>
+              <w:t>1</w:t>
             </w:r>
           </w:p>
         </w:tc>
@@ -23110,7 +24328,29 @@
                 <w:szCs w:val="24"/>
                 <w:lang w:eastAsia="ru-RU"/>
               </w:rPr>
-              <w:t>Авторизоваться в системе с данными admin/123.</w:t>
+              <w:t xml:space="preserve">Авторизоваться в системе с данными </w:t>
+            </w:r>
+            <w:proofErr w:type="spellStart"/>
+            <w:r>
+              <w:rPr>
+                <w:rFonts w:ascii="Times New Roman" w:eastAsia="Microsoft YaHei" w:hAnsi="Times New Roman" w:cs="Times New Roman"/>
+                <w:color w:val="FFFFFF" w:themeColor="background1"/>
+                <w:sz w:val="24"/>
+                <w:szCs w:val="24"/>
+                <w:lang w:eastAsia="ru-RU"/>
+              </w:rPr>
+              <w:t>admin</w:t>
+            </w:r>
+            <w:proofErr w:type="spellEnd"/>
+            <w:r>
+              <w:rPr>
+                <w:rFonts w:ascii="Times New Roman" w:eastAsia="Microsoft YaHei" w:hAnsi="Times New Roman" w:cs="Times New Roman"/>
+                <w:color w:val="FFFFFF" w:themeColor="background1"/>
+                <w:sz w:val="24"/>
+                <w:szCs w:val="24"/>
+                <w:lang w:eastAsia="ru-RU"/>
+              </w:rPr>
+              <w:t>/123.</w:t>
             </w:r>
           </w:p>
           <w:p>
@@ -23245,7 +24485,29 @@
                 <w:szCs w:val="24"/>
                 <w:lang w:eastAsia="ru-RU"/>
               </w:rPr>
-              <w:t>Логин: admin;</w:t>
+              <w:t xml:space="preserve">Логин: </w:t>
+            </w:r>
+            <w:proofErr w:type="spellStart"/>
+            <w:r>
+              <w:rPr>
+                <w:rFonts w:ascii="Times New Roman" w:eastAsia="Microsoft YaHei" w:hAnsi="Times New Roman" w:cs="Times New Roman"/>
+                <w:color w:val="FFFFFF" w:themeColor="background1"/>
+                <w:sz w:val="24"/>
+                <w:szCs w:val="24"/>
+                <w:lang w:eastAsia="ru-RU"/>
+              </w:rPr>
+              <w:t>admin</w:t>
+            </w:r>
+            <w:proofErr w:type="spellEnd"/>
+            <w:r>
+              <w:rPr>
+                <w:rFonts w:ascii="Times New Roman" w:eastAsia="Microsoft YaHei" w:hAnsi="Times New Roman" w:cs="Times New Roman"/>
+                <w:color w:val="FFFFFF" w:themeColor="background1"/>
+                <w:sz w:val="24"/>
+                <w:szCs w:val="24"/>
+                <w:lang w:eastAsia="ru-RU"/>
+              </w:rPr>
+              <w:t>;</w:t>
             </w:r>
           </w:p>
           <w:p>
@@ -23835,7 +25097,17 @@
                 <w:szCs w:val="24"/>
                 <w:lang w:eastAsia="ru-RU"/>
               </w:rPr>
-              <w:t>Тест_админ_панель_2</w:t>
+              <w:t>Тест админ панели №</w:t>
+            </w:r>
+            <w:r>
+              <w:rPr>
+                <w:rFonts w:ascii="Times New Roman" w:eastAsia="Microsoft YaHei" w:hAnsi="Times New Roman" w:cs="Times New Roman"/>
+                <w:color w:val="FFFFFF" w:themeColor="background1"/>
+                <w:sz w:val="24"/>
+                <w:szCs w:val="24"/>
+                <w:lang w:eastAsia="ru-RU"/>
+              </w:rPr>
+              <w:t>2</w:t>
             </w:r>
           </w:p>
         </w:tc>
@@ -24803,7 +26075,17 @@
                 <w:szCs w:val="24"/>
                 <w:lang w:eastAsia="ru-RU"/>
               </w:rPr>
-              <w:t>Тест_админ_панель_3</w:t>
+              <w:t>Тест админ панели №</w:t>
+            </w:r>
+            <w:r>
+              <w:rPr>
+                <w:rFonts w:ascii="Times New Roman" w:eastAsia="Microsoft YaHei" w:hAnsi="Times New Roman" w:cs="Times New Roman"/>
+                <w:color w:val="FFFFFF" w:themeColor="background1"/>
+                <w:sz w:val="24"/>
+                <w:szCs w:val="24"/>
+                <w:lang w:eastAsia="ru-RU"/>
+              </w:rPr>
+              <w:t>3</w:t>
             </w:r>
           </w:p>
         </w:tc>
@@ -25666,6 +26948,6763 @@
         </w:tc>
       </w:tr>
     </w:tbl>
+    <w:p>
+      <w:pPr>
+        <w:rPr>
+          <w:rFonts w:ascii="Times New Roman" w:hAnsi="Times New Roman" w:cs="Times New Roman"/>
+          <w:b/>
+          <w:bCs/>
+          <w:sz w:val="24"/>
+          <w:szCs w:val="24"/>
+        </w:rPr>
+      </w:pPr>
+    </w:p>
+    <w:tbl>
+      <w:tblPr>
+        <w:tblW w:w="9690" w:type="dxa"/>
+        <w:tblInd w:w="80" w:type="dxa"/>
+        <w:tblLayout w:type="fixed"/>
+        <w:tblLook w:val="04A0" w:firstRow="1" w:lastRow="0" w:firstColumn="1" w:lastColumn="0" w:noHBand="0" w:noVBand="1"/>
+      </w:tblPr>
+      <w:tblGrid>
+        <w:gridCol w:w="3134"/>
+        <w:gridCol w:w="6556"/>
+      </w:tblGrid>
+      <w:tr>
+        <w:trPr>
+          <w:trHeight w:val="499"/>
+        </w:trPr>
+        <w:tc>
+          <w:tcPr>
+            <w:tcW w:w="3134" w:type="dxa"/>
+            <w:tcBorders>
+              <w:top w:val="single" w:sz="4" w:space="0" w:color="70AD47" w:themeColor="accent6"/>
+              <w:left w:val="single" w:sz="4" w:space="0" w:color="70AD47" w:themeColor="accent6"/>
+              <w:bottom w:val="single" w:sz="4" w:space="0" w:color="FFFFFF"/>
+              <w:right w:val="single" w:sz="4" w:space="0" w:color="70AD47" w:themeColor="accent6"/>
+            </w:tcBorders>
+            <w:shd w:val="clear" w:color="auto" w:fill="ED7D31" w:themeFill="accent2"/>
+            <w:vAlign w:val="center"/>
+            <w:hideMark/>
+          </w:tcPr>
+          <w:p>
+            <w:pPr>
+              <w:spacing w:after="0" w:line="256" w:lineRule="auto"/>
+              <w:ind w:firstLine="180"/>
+              <w:jc w:val="right"/>
+              <w:rPr>
+                <w:rFonts w:ascii="Times New Roman" w:eastAsia="Microsoft YaHei" w:hAnsi="Times New Roman" w:cs="Times New Roman"/>
+                <w:b/>
+                <w:sz w:val="24"/>
+                <w:szCs w:val="24"/>
+              </w:rPr>
+            </w:pPr>
+            <w:r>
+              <w:rPr>
+                <w:rFonts w:ascii="Times New Roman" w:eastAsia="Microsoft YaHei" w:hAnsi="Times New Roman" w:cs="Times New Roman"/>
+                <w:b/>
+                <w:sz w:val="24"/>
+                <w:szCs w:val="24"/>
+              </w:rPr>
+              <w:t>Тестовый пример №</w:t>
+            </w:r>
+            <w:r>
+              <w:rPr>
+                <w:rFonts w:ascii="Times New Roman" w:eastAsia="Microsoft YaHei" w:hAnsi="Times New Roman" w:cs="Times New Roman"/>
+                <w:b/>
+                <w:sz w:val="24"/>
+                <w:szCs w:val="24"/>
+              </w:rPr>
+              <w:t>24</w:t>
+            </w:r>
+          </w:p>
+        </w:tc>
+        <w:tc>
+          <w:tcPr>
+            <w:tcW w:w="6556" w:type="dxa"/>
+            <w:tcBorders>
+              <w:top w:val="single" w:sz="4" w:space="0" w:color="70AD47" w:themeColor="accent6"/>
+              <w:left w:val="single" w:sz="4" w:space="0" w:color="70AD47" w:themeColor="accent6"/>
+              <w:bottom w:val="single" w:sz="4" w:space="0" w:color="70AD47" w:themeColor="accent6"/>
+              <w:right w:val="single" w:sz="4" w:space="0" w:color="70AD47" w:themeColor="accent6"/>
+            </w:tcBorders>
+            <w:shd w:val="clear" w:color="auto" w:fill="7B7B7B" w:themeFill="accent3" w:themeFillShade="BF"/>
+            <w:vAlign w:val="center"/>
+            <w:hideMark/>
+          </w:tcPr>
+          <w:p>
+            <w:pPr>
+              <w:spacing w:after="0" w:line="256" w:lineRule="auto"/>
+              <w:rPr>
+                <w:rFonts w:ascii="Times New Roman" w:eastAsia="Microsoft YaHei" w:hAnsi="Times New Roman" w:cs="Times New Roman"/>
+                <w:color w:val="FFFFFF" w:themeColor="background1"/>
+                <w:sz w:val="24"/>
+                <w:szCs w:val="24"/>
+                <w:lang w:eastAsia="ru-RU"/>
+              </w:rPr>
+            </w:pPr>
+            <w:r>
+              <w:rPr>
+                <w:rFonts w:ascii="Times New Roman" w:eastAsia="Microsoft YaHei" w:hAnsi="Times New Roman" w:cs="Times New Roman"/>
+                <w:color w:val="FFFFFF" w:themeColor="background1"/>
+                <w:sz w:val="24"/>
+                <w:szCs w:val="24"/>
+                <w:lang w:eastAsia="ru-RU"/>
+              </w:rPr>
+              <w:t>Тест поиска №1</w:t>
+            </w:r>
+          </w:p>
+        </w:tc>
+      </w:tr>
+      <w:tr>
+        <w:trPr>
+          <w:trHeight w:val="499"/>
+        </w:trPr>
+        <w:tc>
+          <w:tcPr>
+            <w:tcW w:w="3134" w:type="dxa"/>
+            <w:tcBorders>
+              <w:top w:val="nil"/>
+              <w:left w:val="single" w:sz="4" w:space="0" w:color="70AD47" w:themeColor="accent6"/>
+              <w:bottom w:val="single" w:sz="4" w:space="0" w:color="FFFFFF"/>
+              <w:right w:val="single" w:sz="4" w:space="0" w:color="70AD47" w:themeColor="accent6"/>
+            </w:tcBorders>
+            <w:shd w:val="clear" w:color="auto" w:fill="0ADA0F"/>
+            <w:vAlign w:val="center"/>
+            <w:hideMark/>
+          </w:tcPr>
+          <w:p>
+            <w:pPr>
+              <w:spacing w:after="0" w:line="256" w:lineRule="auto"/>
+              <w:ind w:firstLine="180"/>
+              <w:jc w:val="right"/>
+              <w:rPr>
+                <w:rFonts w:ascii="Times New Roman" w:eastAsia="Microsoft YaHei" w:hAnsi="Times New Roman" w:cs="Times New Roman"/>
+                <w:b/>
+                <w:sz w:val="24"/>
+                <w:szCs w:val="24"/>
+              </w:rPr>
+            </w:pPr>
+            <w:r>
+              <w:rPr>
+                <w:rFonts w:ascii="Times New Roman" w:eastAsia="Microsoft YaHei" w:hAnsi="Times New Roman" w:cs="Times New Roman"/>
+                <w:b/>
+                <w:sz w:val="24"/>
+                <w:szCs w:val="24"/>
+              </w:rPr>
+              <w:t>Приоритет тестирования</w:t>
+            </w:r>
+          </w:p>
+        </w:tc>
+        <w:tc>
+          <w:tcPr>
+            <w:tcW w:w="6556" w:type="dxa"/>
+            <w:tcBorders>
+              <w:top w:val="single" w:sz="4" w:space="0" w:color="70AD47" w:themeColor="accent6"/>
+              <w:left w:val="single" w:sz="4" w:space="0" w:color="70AD47" w:themeColor="accent6"/>
+              <w:bottom w:val="single" w:sz="4" w:space="0" w:color="70AD47" w:themeColor="accent6"/>
+              <w:right w:val="single" w:sz="4" w:space="0" w:color="70AD47" w:themeColor="accent6"/>
+            </w:tcBorders>
+            <w:shd w:val="clear" w:color="auto" w:fill="7B7B7B" w:themeFill="accent3" w:themeFillShade="BF"/>
+            <w:vAlign w:val="center"/>
+            <w:hideMark/>
+          </w:tcPr>
+          <w:p>
+            <w:pPr>
+              <w:spacing w:after="0" w:line="256" w:lineRule="auto"/>
+              <w:rPr>
+                <w:rFonts w:ascii="Times New Roman" w:eastAsia="Microsoft YaHei" w:hAnsi="Times New Roman" w:cs="Times New Roman"/>
+                <w:color w:val="FFFFFF" w:themeColor="background1"/>
+                <w:sz w:val="24"/>
+                <w:szCs w:val="24"/>
+                <w:lang w:eastAsia="ru-RU"/>
+              </w:rPr>
+            </w:pPr>
+            <w:r>
+              <w:rPr>
+                <w:rFonts w:ascii="Times New Roman" w:eastAsia="Microsoft YaHei" w:hAnsi="Times New Roman" w:cs="Times New Roman"/>
+                <w:color w:val="FFFFFF" w:themeColor="background1"/>
+                <w:sz w:val="24"/>
+                <w:szCs w:val="24"/>
+                <w:lang w:eastAsia="ru-RU"/>
+              </w:rPr>
+              <w:t>Высокий</w:t>
+            </w:r>
+          </w:p>
+        </w:tc>
+      </w:tr>
+      <w:tr>
+        <w:trPr>
+          <w:trHeight w:val="499"/>
+        </w:trPr>
+        <w:tc>
+          <w:tcPr>
+            <w:tcW w:w="3134" w:type="dxa"/>
+            <w:tcBorders>
+              <w:top w:val="nil"/>
+              <w:left w:val="single" w:sz="4" w:space="0" w:color="70AD47" w:themeColor="accent6"/>
+              <w:bottom w:val="single" w:sz="4" w:space="0" w:color="FFFFFF"/>
+              <w:right w:val="single" w:sz="4" w:space="0" w:color="70AD47" w:themeColor="accent6"/>
+            </w:tcBorders>
+            <w:shd w:val="clear" w:color="auto" w:fill="0ADA0F"/>
+            <w:vAlign w:val="center"/>
+            <w:hideMark/>
+          </w:tcPr>
+          <w:p>
+            <w:pPr>
+              <w:spacing w:after="0" w:line="256" w:lineRule="auto"/>
+              <w:ind w:firstLine="180"/>
+              <w:jc w:val="right"/>
+              <w:rPr>
+                <w:rFonts w:ascii="Times New Roman" w:eastAsia="Microsoft YaHei" w:hAnsi="Times New Roman" w:cs="Times New Roman"/>
+                <w:b/>
+                <w:sz w:val="24"/>
+                <w:szCs w:val="24"/>
+              </w:rPr>
+            </w:pPr>
+            <w:r>
+              <w:rPr>
+                <w:rFonts w:ascii="Times New Roman" w:eastAsia="Microsoft YaHei" w:hAnsi="Times New Roman" w:cs="Times New Roman"/>
+                <w:b/>
+                <w:sz w:val="24"/>
+                <w:szCs w:val="24"/>
+              </w:rPr>
+              <w:t>Заголовок/название теста</w:t>
+            </w:r>
+          </w:p>
+        </w:tc>
+        <w:tc>
+          <w:tcPr>
+            <w:tcW w:w="6556" w:type="dxa"/>
+            <w:tcBorders>
+              <w:top w:val="single" w:sz="4" w:space="0" w:color="70AD47" w:themeColor="accent6"/>
+              <w:left w:val="single" w:sz="4" w:space="0" w:color="70AD47" w:themeColor="accent6"/>
+              <w:bottom w:val="single" w:sz="4" w:space="0" w:color="70AD47" w:themeColor="accent6"/>
+              <w:right w:val="single" w:sz="4" w:space="0" w:color="70AD47" w:themeColor="accent6"/>
+            </w:tcBorders>
+            <w:shd w:val="clear" w:color="auto" w:fill="7B7B7B" w:themeFill="accent3" w:themeFillShade="BF"/>
+            <w:vAlign w:val="center"/>
+            <w:hideMark/>
+          </w:tcPr>
+          <w:p>
+            <w:pPr>
+              <w:spacing w:after="0" w:line="256" w:lineRule="auto"/>
+              <w:rPr>
+                <w:rFonts w:ascii="Times New Roman" w:eastAsia="Microsoft YaHei" w:hAnsi="Times New Roman" w:cs="Times New Roman"/>
+                <w:color w:val="FFFFFF" w:themeColor="background1"/>
+                <w:sz w:val="24"/>
+                <w:szCs w:val="24"/>
+                <w:lang w:eastAsia="ru-RU"/>
+              </w:rPr>
+            </w:pPr>
+            <w:r>
+              <w:rPr>
+                <w:rFonts w:ascii="Times New Roman" w:eastAsia="Microsoft YaHei" w:hAnsi="Times New Roman" w:cs="Times New Roman"/>
+                <w:color w:val="FFFFFF" w:themeColor="background1"/>
+                <w:sz w:val="24"/>
+                <w:szCs w:val="24"/>
+                <w:lang w:eastAsia="ru-RU"/>
+              </w:rPr>
+              <w:t>Тестирование поиска товаров по названию</w:t>
+            </w:r>
+          </w:p>
+        </w:tc>
+      </w:tr>
+      <w:tr>
+        <w:trPr>
+          <w:trHeight w:val="499"/>
+        </w:trPr>
+        <w:tc>
+          <w:tcPr>
+            <w:tcW w:w="3134" w:type="dxa"/>
+            <w:tcBorders>
+              <w:top w:val="nil"/>
+              <w:left w:val="single" w:sz="4" w:space="0" w:color="70AD47" w:themeColor="accent6"/>
+              <w:bottom w:val="single" w:sz="4" w:space="0" w:color="FFFFFF"/>
+              <w:right w:val="single" w:sz="4" w:space="0" w:color="70AD47" w:themeColor="accent6"/>
+            </w:tcBorders>
+            <w:shd w:val="clear" w:color="auto" w:fill="0ADA0F"/>
+            <w:vAlign w:val="center"/>
+            <w:hideMark/>
+          </w:tcPr>
+          <w:p>
+            <w:pPr>
+              <w:spacing w:after="0" w:line="256" w:lineRule="auto"/>
+              <w:ind w:firstLine="180"/>
+              <w:jc w:val="right"/>
+              <w:rPr>
+                <w:rFonts w:ascii="Times New Roman" w:eastAsia="Microsoft YaHei" w:hAnsi="Times New Roman" w:cs="Times New Roman"/>
+                <w:b/>
+                <w:sz w:val="24"/>
+                <w:szCs w:val="24"/>
+              </w:rPr>
+            </w:pPr>
+            <w:r>
+              <w:rPr>
+                <w:rFonts w:ascii="Times New Roman" w:eastAsia="Microsoft YaHei" w:hAnsi="Times New Roman" w:cs="Times New Roman"/>
+                <w:b/>
+                <w:sz w:val="24"/>
+                <w:szCs w:val="24"/>
+              </w:rPr>
+              <w:t>Краткое изложение теста</w:t>
+            </w:r>
+          </w:p>
+        </w:tc>
+        <w:tc>
+          <w:tcPr>
+            <w:tcW w:w="6556" w:type="dxa"/>
+            <w:tcBorders>
+              <w:top w:val="single" w:sz="4" w:space="0" w:color="70AD47" w:themeColor="accent6"/>
+              <w:left w:val="single" w:sz="4" w:space="0" w:color="70AD47" w:themeColor="accent6"/>
+              <w:bottom w:val="single" w:sz="4" w:space="0" w:color="70AD47" w:themeColor="accent6"/>
+              <w:right w:val="single" w:sz="4" w:space="0" w:color="70AD47" w:themeColor="accent6"/>
+            </w:tcBorders>
+            <w:shd w:val="clear" w:color="auto" w:fill="7B7B7B" w:themeFill="accent3" w:themeFillShade="BF"/>
+            <w:vAlign w:val="center"/>
+            <w:hideMark/>
+          </w:tcPr>
+          <w:p>
+            <w:pPr>
+              <w:rPr>
+                <w:rFonts w:ascii="Times New Roman" w:eastAsia="Microsoft YaHei" w:hAnsi="Times New Roman" w:cs="Times New Roman"/>
+                <w:color w:val="FFFFFF" w:themeColor="background1"/>
+                <w:sz w:val="24"/>
+                <w:szCs w:val="24"/>
+                <w:lang w:eastAsia="ru-RU"/>
+              </w:rPr>
+            </w:pPr>
+            <w:r>
+              <w:rPr>
+                <w:rFonts w:ascii="Times New Roman" w:eastAsia="Microsoft YaHei" w:hAnsi="Times New Roman" w:cs="Times New Roman"/>
+                <w:color w:val="FFFFFF" w:themeColor="background1"/>
+                <w:sz w:val="24"/>
+                <w:szCs w:val="24"/>
+                <w:lang w:eastAsia="ru-RU"/>
+              </w:rPr>
+              <w:t>Проверка работы строки поиска в каталоге цветов</w:t>
+            </w:r>
+          </w:p>
+        </w:tc>
+      </w:tr>
+      <w:tr>
+        <w:trPr>
+          <w:trHeight w:val="499"/>
+        </w:trPr>
+        <w:tc>
+          <w:tcPr>
+            <w:tcW w:w="3134" w:type="dxa"/>
+            <w:tcBorders>
+              <w:top w:val="nil"/>
+              <w:left w:val="single" w:sz="4" w:space="0" w:color="70AD47" w:themeColor="accent6"/>
+              <w:bottom w:val="single" w:sz="4" w:space="0" w:color="FFFFFF"/>
+              <w:right w:val="single" w:sz="4" w:space="0" w:color="70AD47" w:themeColor="accent6"/>
+            </w:tcBorders>
+            <w:shd w:val="clear" w:color="auto" w:fill="0ADA0F"/>
+            <w:vAlign w:val="center"/>
+            <w:hideMark/>
+          </w:tcPr>
+          <w:p>
+            <w:pPr>
+              <w:spacing w:after="0" w:line="256" w:lineRule="auto"/>
+              <w:ind w:firstLine="180"/>
+              <w:jc w:val="right"/>
+              <w:rPr>
+                <w:rFonts w:ascii="Times New Roman" w:eastAsia="Microsoft YaHei" w:hAnsi="Times New Roman" w:cs="Times New Roman"/>
+                <w:b/>
+                <w:sz w:val="24"/>
+                <w:szCs w:val="24"/>
+              </w:rPr>
+            </w:pPr>
+            <w:r>
+              <w:rPr>
+                <w:rFonts w:ascii="Times New Roman" w:eastAsia="Microsoft YaHei" w:hAnsi="Times New Roman" w:cs="Times New Roman"/>
+                <w:b/>
+                <w:sz w:val="24"/>
+                <w:szCs w:val="24"/>
+              </w:rPr>
+              <w:t>Этапы теста</w:t>
+            </w:r>
+          </w:p>
+        </w:tc>
+        <w:tc>
+          <w:tcPr>
+            <w:tcW w:w="6556" w:type="dxa"/>
+            <w:tcBorders>
+              <w:top w:val="single" w:sz="4" w:space="0" w:color="70AD47" w:themeColor="accent6"/>
+              <w:left w:val="single" w:sz="4" w:space="0" w:color="70AD47" w:themeColor="accent6"/>
+              <w:bottom w:val="single" w:sz="4" w:space="0" w:color="70AD47" w:themeColor="accent6"/>
+              <w:right w:val="single" w:sz="4" w:space="0" w:color="70AD47" w:themeColor="accent6"/>
+            </w:tcBorders>
+            <w:shd w:val="clear" w:color="auto" w:fill="7B7B7B" w:themeFill="accent3" w:themeFillShade="BF"/>
+            <w:vAlign w:val="center"/>
+            <w:hideMark/>
+          </w:tcPr>
+          <w:p>
+            <w:pPr>
+              <w:pStyle w:val="a3"/>
+              <w:numPr>
+                <w:ilvl w:val="0"/>
+                <w:numId w:val="26"/>
+              </w:numPr>
+              <w:spacing w:after="0" w:line="256" w:lineRule="auto"/>
+              <w:rPr>
+                <w:rFonts w:ascii="Times New Roman" w:eastAsia="Microsoft YaHei" w:hAnsi="Times New Roman" w:cs="Times New Roman"/>
+                <w:color w:val="FFFFFF" w:themeColor="background1"/>
+                <w:sz w:val="24"/>
+                <w:szCs w:val="24"/>
+                <w:lang w:eastAsia="ru-RU"/>
+              </w:rPr>
+            </w:pPr>
+            <w:r>
+              <w:rPr>
+                <w:rFonts w:ascii="Times New Roman" w:eastAsia="Microsoft YaHei" w:hAnsi="Times New Roman" w:cs="Times New Roman"/>
+                <w:color w:val="FFFFFF" w:themeColor="background1"/>
+                <w:sz w:val="24"/>
+                <w:szCs w:val="24"/>
+                <w:lang w:eastAsia="ru-RU"/>
+              </w:rPr>
+              <w:t>Авторизоваться в системе (</w:t>
+            </w:r>
+            <w:proofErr w:type="spellStart"/>
+            <w:r>
+              <w:rPr>
+                <w:rFonts w:ascii="Times New Roman" w:eastAsia="Microsoft YaHei" w:hAnsi="Times New Roman" w:cs="Times New Roman"/>
+                <w:color w:val="FFFFFF" w:themeColor="background1"/>
+                <w:sz w:val="24"/>
+                <w:szCs w:val="24"/>
+                <w:lang w:eastAsia="ru-RU"/>
+              </w:rPr>
+              <w:t>admin</w:t>
+            </w:r>
+            <w:proofErr w:type="spellEnd"/>
+            <w:r>
+              <w:rPr>
+                <w:rFonts w:ascii="Times New Roman" w:eastAsia="Microsoft YaHei" w:hAnsi="Times New Roman" w:cs="Times New Roman"/>
+                <w:color w:val="FFFFFF" w:themeColor="background1"/>
+                <w:sz w:val="24"/>
+                <w:szCs w:val="24"/>
+                <w:lang w:eastAsia="ru-RU"/>
+              </w:rPr>
+              <w:t xml:space="preserve">/123 или </w:t>
+            </w:r>
+            <w:proofErr w:type="spellStart"/>
+            <w:r>
+              <w:rPr>
+                <w:rFonts w:ascii="Times New Roman" w:eastAsia="Microsoft YaHei" w:hAnsi="Times New Roman" w:cs="Times New Roman"/>
+                <w:color w:val="FFFFFF" w:themeColor="background1"/>
+                <w:sz w:val="24"/>
+                <w:szCs w:val="24"/>
+                <w:lang w:eastAsia="ru-RU"/>
+              </w:rPr>
+              <w:t>client</w:t>
+            </w:r>
+            <w:proofErr w:type="spellEnd"/>
+            <w:r>
+              <w:rPr>
+                <w:rFonts w:ascii="Times New Roman" w:eastAsia="Microsoft YaHei" w:hAnsi="Times New Roman" w:cs="Times New Roman"/>
+                <w:color w:val="FFFFFF" w:themeColor="background1"/>
+                <w:sz w:val="24"/>
+                <w:szCs w:val="24"/>
+                <w:lang w:eastAsia="ru-RU"/>
+              </w:rPr>
+              <w:t>/123).</w:t>
+            </w:r>
+          </w:p>
+          <w:p>
+            <w:pPr>
+              <w:pStyle w:val="a3"/>
+              <w:numPr>
+                <w:ilvl w:val="0"/>
+                <w:numId w:val="26"/>
+              </w:numPr>
+              <w:spacing w:after="0" w:line="256" w:lineRule="auto"/>
+              <w:rPr>
+                <w:rFonts w:ascii="Times New Roman" w:eastAsia="Microsoft YaHei" w:hAnsi="Times New Roman" w:cs="Times New Roman"/>
+                <w:color w:val="FFFFFF" w:themeColor="background1"/>
+                <w:sz w:val="24"/>
+                <w:szCs w:val="24"/>
+                <w:lang w:eastAsia="ru-RU"/>
+              </w:rPr>
+            </w:pPr>
+            <w:r>
+              <w:rPr>
+                <w:rFonts w:ascii="Times New Roman" w:eastAsia="Microsoft YaHei" w:hAnsi="Times New Roman" w:cs="Times New Roman"/>
+                <w:color w:val="FFFFFF" w:themeColor="background1"/>
+                <w:sz w:val="24"/>
+                <w:szCs w:val="24"/>
+                <w:lang w:eastAsia="ru-RU"/>
+              </w:rPr>
+              <w:t>Перейти в "Каталог цветов".</w:t>
+            </w:r>
+          </w:p>
+          <w:p>
+            <w:pPr>
+              <w:pStyle w:val="a3"/>
+              <w:numPr>
+                <w:ilvl w:val="0"/>
+                <w:numId w:val="26"/>
+              </w:numPr>
+              <w:spacing w:after="0" w:line="256" w:lineRule="auto"/>
+              <w:rPr>
+                <w:rFonts w:ascii="Times New Roman" w:eastAsia="Microsoft YaHei" w:hAnsi="Times New Roman" w:cs="Times New Roman"/>
+                <w:color w:val="FFFFFF" w:themeColor="background1"/>
+                <w:sz w:val="24"/>
+                <w:szCs w:val="24"/>
+                <w:lang w:eastAsia="ru-RU"/>
+              </w:rPr>
+            </w:pPr>
+            <w:r>
+              <w:rPr>
+                <w:rFonts w:ascii="Times New Roman" w:eastAsia="Microsoft YaHei" w:hAnsi="Times New Roman" w:cs="Times New Roman"/>
+                <w:color w:val="FFFFFF" w:themeColor="background1"/>
+                <w:sz w:val="24"/>
+                <w:szCs w:val="24"/>
+                <w:lang w:eastAsia="ru-RU"/>
+              </w:rPr>
+              <w:t>Ввести в строку поиска название существующего цветка.</w:t>
+            </w:r>
+          </w:p>
+          <w:p>
+            <w:pPr>
+              <w:pStyle w:val="a3"/>
+              <w:numPr>
+                <w:ilvl w:val="0"/>
+                <w:numId w:val="26"/>
+              </w:numPr>
+              <w:spacing w:after="0" w:line="256" w:lineRule="auto"/>
+              <w:rPr>
+                <w:rFonts w:ascii="Times New Roman" w:eastAsia="Microsoft YaHei" w:hAnsi="Times New Roman" w:cs="Times New Roman"/>
+                <w:color w:val="FFFFFF" w:themeColor="background1"/>
+                <w:sz w:val="24"/>
+                <w:szCs w:val="24"/>
+                <w:lang w:eastAsia="ru-RU"/>
+              </w:rPr>
+            </w:pPr>
+            <w:r>
+              <w:rPr>
+                <w:rFonts w:ascii="Times New Roman" w:eastAsia="Microsoft YaHei" w:hAnsi="Times New Roman" w:cs="Times New Roman"/>
+                <w:color w:val="FFFFFF" w:themeColor="background1"/>
+                <w:sz w:val="24"/>
+                <w:szCs w:val="24"/>
+                <w:lang w:eastAsia="ru-RU"/>
+              </w:rPr>
+              <w:t xml:space="preserve">Нажать </w:t>
+            </w:r>
+            <w:proofErr w:type="spellStart"/>
+            <w:r>
+              <w:rPr>
+                <w:rFonts w:ascii="Times New Roman" w:eastAsia="Microsoft YaHei" w:hAnsi="Times New Roman" w:cs="Times New Roman"/>
+                <w:color w:val="FFFFFF" w:themeColor="background1"/>
+                <w:sz w:val="24"/>
+                <w:szCs w:val="24"/>
+                <w:lang w:eastAsia="ru-RU"/>
+              </w:rPr>
+              <w:t>Enter</w:t>
+            </w:r>
+            <w:proofErr w:type="spellEnd"/>
+            <w:r>
+              <w:rPr>
+                <w:rFonts w:ascii="Times New Roman" w:eastAsia="Microsoft YaHei" w:hAnsi="Times New Roman" w:cs="Times New Roman"/>
+                <w:color w:val="FFFFFF" w:themeColor="background1"/>
+                <w:sz w:val="24"/>
+                <w:szCs w:val="24"/>
+                <w:lang w:eastAsia="ru-RU"/>
+              </w:rPr>
+              <w:t xml:space="preserve"> или кнопку поиска.</w:t>
+            </w:r>
+          </w:p>
+        </w:tc>
+      </w:tr>
+      <w:tr>
+        <w:trPr>
+          <w:trHeight w:val="499"/>
+        </w:trPr>
+        <w:tc>
+          <w:tcPr>
+            <w:tcW w:w="3134" w:type="dxa"/>
+            <w:tcBorders>
+              <w:top w:val="nil"/>
+              <w:left w:val="single" w:sz="4" w:space="0" w:color="70AD47" w:themeColor="accent6"/>
+              <w:bottom w:val="single" w:sz="4" w:space="0" w:color="FFFFFF"/>
+              <w:right w:val="single" w:sz="4" w:space="0" w:color="70AD47" w:themeColor="accent6"/>
+            </w:tcBorders>
+            <w:shd w:val="clear" w:color="auto" w:fill="0ADA0F"/>
+            <w:vAlign w:val="center"/>
+            <w:hideMark/>
+          </w:tcPr>
+          <w:p>
+            <w:pPr>
+              <w:spacing w:after="0" w:line="256" w:lineRule="auto"/>
+              <w:ind w:firstLine="180"/>
+              <w:jc w:val="right"/>
+              <w:rPr>
+                <w:rFonts w:ascii="Times New Roman" w:eastAsia="Microsoft YaHei" w:hAnsi="Times New Roman" w:cs="Times New Roman"/>
+                <w:b/>
+                <w:sz w:val="24"/>
+                <w:szCs w:val="24"/>
+              </w:rPr>
+            </w:pPr>
+            <w:r>
+              <w:rPr>
+                <w:rFonts w:ascii="Times New Roman" w:eastAsia="Microsoft YaHei" w:hAnsi="Times New Roman" w:cs="Times New Roman"/>
+                <w:b/>
+                <w:sz w:val="24"/>
+                <w:szCs w:val="24"/>
+              </w:rPr>
+              <w:t>Тестовые данные</w:t>
+            </w:r>
+          </w:p>
+        </w:tc>
+        <w:tc>
+          <w:tcPr>
+            <w:tcW w:w="6556" w:type="dxa"/>
+            <w:tcBorders>
+              <w:top w:val="single" w:sz="4" w:space="0" w:color="70AD47" w:themeColor="accent6"/>
+              <w:left w:val="single" w:sz="4" w:space="0" w:color="70AD47" w:themeColor="accent6"/>
+              <w:bottom w:val="single" w:sz="4" w:space="0" w:color="70AD47" w:themeColor="accent6"/>
+              <w:right w:val="single" w:sz="4" w:space="0" w:color="70AD47" w:themeColor="accent6"/>
+            </w:tcBorders>
+            <w:shd w:val="clear" w:color="auto" w:fill="7B7B7B" w:themeFill="accent3" w:themeFillShade="BF"/>
+            <w:vAlign w:val="center"/>
+            <w:hideMark/>
+          </w:tcPr>
+          <w:p>
+            <w:pPr>
+              <w:numPr>
+                <w:ilvl w:val="0"/>
+                <w:numId w:val="21"/>
+              </w:numPr>
+              <w:spacing w:after="0" w:line="256" w:lineRule="auto"/>
+              <w:rPr>
+                <w:rFonts w:ascii="Times New Roman" w:eastAsia="Microsoft YaHei" w:hAnsi="Times New Roman" w:cs="Times New Roman"/>
+                <w:color w:val="FFFFFF" w:themeColor="background1"/>
+                <w:sz w:val="24"/>
+                <w:szCs w:val="24"/>
+                <w:lang w:val="en-US" w:eastAsia="ru-RU"/>
+              </w:rPr>
+            </w:pPr>
+            <w:r>
+              <w:rPr>
+                <w:rFonts w:ascii="Times New Roman" w:eastAsia="Microsoft YaHei" w:hAnsi="Times New Roman" w:cs="Times New Roman"/>
+                <w:color w:val="FFFFFF" w:themeColor="background1"/>
+                <w:sz w:val="24"/>
+                <w:szCs w:val="24"/>
+                <w:lang w:eastAsia="ru-RU"/>
+              </w:rPr>
+              <w:t>Роза</w:t>
+            </w:r>
+          </w:p>
+        </w:tc>
+      </w:tr>
+      <w:tr>
+        <w:trPr>
+          <w:trHeight w:val="499"/>
+        </w:trPr>
+        <w:tc>
+          <w:tcPr>
+            <w:tcW w:w="3134" w:type="dxa"/>
+            <w:tcBorders>
+              <w:top w:val="nil"/>
+              <w:left w:val="single" w:sz="4" w:space="0" w:color="70AD47" w:themeColor="accent6"/>
+              <w:bottom w:val="single" w:sz="4" w:space="0" w:color="FFFFFF"/>
+              <w:right w:val="single" w:sz="4" w:space="0" w:color="70AD47" w:themeColor="accent6"/>
+            </w:tcBorders>
+            <w:shd w:val="clear" w:color="auto" w:fill="0ADA0F"/>
+            <w:vAlign w:val="center"/>
+            <w:hideMark/>
+          </w:tcPr>
+          <w:p>
+            <w:pPr>
+              <w:spacing w:after="0" w:line="256" w:lineRule="auto"/>
+              <w:ind w:firstLine="180"/>
+              <w:jc w:val="right"/>
+              <w:rPr>
+                <w:rFonts w:ascii="Times New Roman" w:eastAsia="Microsoft YaHei" w:hAnsi="Times New Roman" w:cs="Times New Roman"/>
+                <w:b/>
+                <w:sz w:val="24"/>
+                <w:szCs w:val="24"/>
+              </w:rPr>
+            </w:pPr>
+            <w:r>
+              <w:rPr>
+                <w:rFonts w:ascii="Times New Roman" w:eastAsia="Microsoft YaHei" w:hAnsi="Times New Roman" w:cs="Times New Roman"/>
+                <w:b/>
+                <w:sz w:val="24"/>
+                <w:szCs w:val="24"/>
+              </w:rPr>
+              <w:lastRenderedPageBreak/>
+              <w:t>Ожидаемый результат</w:t>
+            </w:r>
+          </w:p>
+        </w:tc>
+        <w:tc>
+          <w:tcPr>
+            <w:tcW w:w="6556" w:type="dxa"/>
+            <w:tcBorders>
+              <w:top w:val="single" w:sz="4" w:space="0" w:color="70AD47" w:themeColor="accent6"/>
+              <w:left w:val="single" w:sz="4" w:space="0" w:color="70AD47" w:themeColor="accent6"/>
+              <w:bottom w:val="single" w:sz="4" w:space="0" w:color="70AD47" w:themeColor="accent6"/>
+              <w:right w:val="single" w:sz="4" w:space="0" w:color="70AD47" w:themeColor="accent6"/>
+            </w:tcBorders>
+            <w:shd w:val="clear" w:color="auto" w:fill="7B7B7B" w:themeFill="accent3" w:themeFillShade="BF"/>
+            <w:vAlign w:val="center"/>
+            <w:hideMark/>
+          </w:tcPr>
+          <w:p>
+            <w:pPr>
+              <w:rPr>
+                <w:rFonts w:ascii="Times New Roman" w:hAnsi="Times New Roman" w:cs="Times New Roman"/>
+                <w:color w:val="FFFFFF" w:themeColor="background1"/>
+                <w:sz w:val="24"/>
+                <w:szCs w:val="24"/>
+              </w:rPr>
+            </w:pPr>
+            <w:r>
+              <w:rPr>
+                <w:rFonts w:ascii="Times New Roman" w:hAnsi="Times New Roman" w:cs="Times New Roman"/>
+                <w:color w:val="FFFFFF" w:themeColor="background1"/>
+                <w:sz w:val="24"/>
+                <w:szCs w:val="24"/>
+              </w:rPr>
+              <w:t>В каталоге отображаются только товары, содержащие в названии "Роза".</w:t>
+            </w:r>
+          </w:p>
+        </w:tc>
+      </w:tr>
+      <w:tr>
+        <w:trPr>
+          <w:trHeight w:val="499"/>
+        </w:trPr>
+        <w:tc>
+          <w:tcPr>
+            <w:tcW w:w="3134" w:type="dxa"/>
+            <w:tcBorders>
+              <w:top w:val="nil"/>
+              <w:left w:val="single" w:sz="4" w:space="0" w:color="70AD47" w:themeColor="accent6"/>
+              <w:bottom w:val="single" w:sz="4" w:space="0" w:color="FFFFFF"/>
+              <w:right w:val="single" w:sz="4" w:space="0" w:color="70AD47" w:themeColor="accent6"/>
+            </w:tcBorders>
+            <w:shd w:val="clear" w:color="auto" w:fill="0ADA0F"/>
+            <w:vAlign w:val="center"/>
+            <w:hideMark/>
+          </w:tcPr>
+          <w:p>
+            <w:pPr>
+              <w:spacing w:after="0" w:line="256" w:lineRule="auto"/>
+              <w:ind w:firstLine="180"/>
+              <w:jc w:val="right"/>
+              <w:rPr>
+                <w:rFonts w:ascii="Times New Roman" w:eastAsia="Microsoft YaHei" w:hAnsi="Times New Roman" w:cs="Times New Roman"/>
+                <w:b/>
+                <w:sz w:val="24"/>
+                <w:szCs w:val="24"/>
+              </w:rPr>
+            </w:pPr>
+            <w:r>
+              <w:rPr>
+                <w:rFonts w:ascii="Times New Roman" w:eastAsia="Microsoft YaHei" w:hAnsi="Times New Roman" w:cs="Times New Roman"/>
+                <w:b/>
+                <w:sz w:val="24"/>
+                <w:szCs w:val="24"/>
+              </w:rPr>
+              <w:t xml:space="preserve">Фактический результат </w:t>
+            </w:r>
+          </w:p>
+        </w:tc>
+        <w:tc>
+          <w:tcPr>
+            <w:tcW w:w="6556" w:type="dxa"/>
+            <w:tcBorders>
+              <w:top w:val="single" w:sz="4" w:space="0" w:color="70AD47" w:themeColor="accent6"/>
+              <w:left w:val="single" w:sz="4" w:space="0" w:color="70AD47" w:themeColor="accent6"/>
+              <w:bottom w:val="single" w:sz="4" w:space="0" w:color="70AD47" w:themeColor="accent6"/>
+              <w:right w:val="single" w:sz="4" w:space="0" w:color="70AD47" w:themeColor="accent6"/>
+            </w:tcBorders>
+            <w:shd w:val="clear" w:color="auto" w:fill="7B7B7B" w:themeFill="accent3" w:themeFillShade="BF"/>
+            <w:vAlign w:val="center"/>
+          </w:tcPr>
+          <w:p>
+            <w:pPr>
+              <w:rPr>
+                <w:rFonts w:ascii="Times New Roman" w:eastAsia="Microsoft YaHei" w:hAnsi="Times New Roman" w:cs="Times New Roman"/>
+                <w:color w:val="FFFFFF" w:themeColor="background1"/>
+                <w:sz w:val="24"/>
+                <w:szCs w:val="24"/>
+                <w:lang w:eastAsia="ru-RU"/>
+              </w:rPr>
+            </w:pPr>
+            <w:r>
+              <w:rPr>
+                <w:rFonts w:ascii="Times New Roman" w:eastAsia="Microsoft YaHei" w:hAnsi="Times New Roman" w:cs="Times New Roman"/>
+                <w:color w:val="FFFFFF" w:themeColor="background1"/>
+                <w:sz w:val="24"/>
+                <w:szCs w:val="24"/>
+                <w:lang w:eastAsia="ru-RU"/>
+              </w:rPr>
+              <w:t>Функционал ещё не реализован (задача 14 в разработке).</w:t>
+            </w:r>
+          </w:p>
+        </w:tc>
+      </w:tr>
+      <w:tr>
+        <w:trPr>
+          <w:trHeight w:val="499"/>
+        </w:trPr>
+        <w:tc>
+          <w:tcPr>
+            <w:tcW w:w="3134" w:type="dxa"/>
+            <w:tcBorders>
+              <w:top w:val="nil"/>
+              <w:left w:val="single" w:sz="4" w:space="0" w:color="70AD47" w:themeColor="accent6"/>
+              <w:bottom w:val="single" w:sz="4" w:space="0" w:color="FFFFFF"/>
+              <w:right w:val="single" w:sz="4" w:space="0" w:color="70AD47" w:themeColor="accent6"/>
+            </w:tcBorders>
+            <w:shd w:val="clear" w:color="auto" w:fill="0ADA0F"/>
+            <w:vAlign w:val="center"/>
+            <w:hideMark/>
+          </w:tcPr>
+          <w:p>
+            <w:pPr>
+              <w:spacing w:after="0" w:line="256" w:lineRule="auto"/>
+              <w:ind w:firstLine="180"/>
+              <w:jc w:val="right"/>
+              <w:rPr>
+                <w:rFonts w:ascii="Times New Roman" w:eastAsia="Microsoft YaHei" w:hAnsi="Times New Roman" w:cs="Times New Roman"/>
+                <w:b/>
+                <w:sz w:val="24"/>
+                <w:szCs w:val="24"/>
+              </w:rPr>
+            </w:pPr>
+            <w:r>
+              <w:rPr>
+                <w:rFonts w:ascii="Times New Roman" w:eastAsia="Microsoft YaHei" w:hAnsi="Times New Roman" w:cs="Times New Roman"/>
+                <w:b/>
+                <w:sz w:val="24"/>
+                <w:szCs w:val="24"/>
+              </w:rPr>
+              <w:t>Статус</w:t>
+            </w:r>
+          </w:p>
+        </w:tc>
+        <w:tc>
+          <w:tcPr>
+            <w:tcW w:w="6556" w:type="dxa"/>
+            <w:tcBorders>
+              <w:top w:val="single" w:sz="4" w:space="0" w:color="70AD47" w:themeColor="accent6"/>
+              <w:left w:val="single" w:sz="4" w:space="0" w:color="70AD47" w:themeColor="accent6"/>
+              <w:bottom w:val="single" w:sz="4" w:space="0" w:color="70AD47" w:themeColor="accent6"/>
+              <w:right w:val="single" w:sz="4" w:space="0" w:color="70AD47" w:themeColor="accent6"/>
+            </w:tcBorders>
+            <w:shd w:val="clear" w:color="auto" w:fill="7B7B7B" w:themeFill="accent3" w:themeFillShade="BF"/>
+            <w:vAlign w:val="center"/>
+            <w:hideMark/>
+          </w:tcPr>
+          <w:p>
+            <w:pPr>
+              <w:spacing w:after="0" w:line="256" w:lineRule="auto"/>
+              <w:rPr>
+                <w:rFonts w:ascii="Times New Roman" w:eastAsia="Microsoft YaHei" w:hAnsi="Times New Roman" w:cs="Times New Roman"/>
+                <w:color w:val="FF0000"/>
+                <w:sz w:val="24"/>
+                <w:szCs w:val="24"/>
+                <w:lang w:eastAsia="ru-RU"/>
+              </w:rPr>
+            </w:pPr>
+            <w:r>
+              <w:rPr>
+                <w:rFonts w:ascii="Times New Roman" w:eastAsia="Microsoft YaHei" w:hAnsi="Times New Roman" w:cs="Times New Roman"/>
+                <w:color w:val="FF0000"/>
+                <w:sz w:val="24"/>
+                <w:szCs w:val="24"/>
+                <w:lang w:eastAsia="ru-RU"/>
+              </w:rPr>
+              <w:t>Брак</w:t>
+            </w:r>
+          </w:p>
+        </w:tc>
+      </w:tr>
+      <w:tr>
+        <w:trPr>
+          <w:trHeight w:val="499"/>
+        </w:trPr>
+        <w:tc>
+          <w:tcPr>
+            <w:tcW w:w="3134" w:type="dxa"/>
+            <w:tcBorders>
+              <w:top w:val="nil"/>
+              <w:left w:val="single" w:sz="4" w:space="0" w:color="70AD47" w:themeColor="accent6"/>
+              <w:bottom w:val="single" w:sz="4" w:space="0" w:color="FFFFFF"/>
+              <w:right w:val="single" w:sz="4" w:space="0" w:color="70AD47" w:themeColor="accent6"/>
+            </w:tcBorders>
+            <w:shd w:val="clear" w:color="auto" w:fill="0ADA0F"/>
+            <w:vAlign w:val="center"/>
+            <w:hideMark/>
+          </w:tcPr>
+          <w:p>
+            <w:pPr>
+              <w:spacing w:after="0" w:line="256" w:lineRule="auto"/>
+              <w:ind w:firstLine="180"/>
+              <w:jc w:val="right"/>
+              <w:rPr>
+                <w:rFonts w:ascii="Times New Roman" w:eastAsia="Microsoft YaHei" w:hAnsi="Times New Roman" w:cs="Times New Roman"/>
+                <w:b/>
+                <w:sz w:val="24"/>
+                <w:szCs w:val="24"/>
+              </w:rPr>
+            </w:pPr>
+            <w:r>
+              <w:rPr>
+                <w:rFonts w:ascii="Times New Roman" w:eastAsia="Microsoft YaHei" w:hAnsi="Times New Roman" w:cs="Times New Roman"/>
+                <w:b/>
+                <w:sz w:val="24"/>
+                <w:szCs w:val="24"/>
+              </w:rPr>
+              <w:t>Предварительное условие</w:t>
+            </w:r>
+          </w:p>
+        </w:tc>
+        <w:tc>
+          <w:tcPr>
+            <w:tcW w:w="6556" w:type="dxa"/>
+            <w:tcBorders>
+              <w:top w:val="single" w:sz="4" w:space="0" w:color="70AD47" w:themeColor="accent6"/>
+              <w:left w:val="single" w:sz="4" w:space="0" w:color="70AD47" w:themeColor="accent6"/>
+              <w:bottom w:val="single" w:sz="4" w:space="0" w:color="70AD47" w:themeColor="accent6"/>
+              <w:right w:val="single" w:sz="4" w:space="0" w:color="70AD47" w:themeColor="accent6"/>
+            </w:tcBorders>
+            <w:shd w:val="clear" w:color="auto" w:fill="7B7B7B" w:themeFill="accent3" w:themeFillShade="BF"/>
+            <w:vAlign w:val="center"/>
+            <w:hideMark/>
+          </w:tcPr>
+          <w:p>
+            <w:pPr>
+              <w:spacing w:after="0" w:line="256" w:lineRule="auto"/>
+              <w:rPr>
+                <w:rFonts w:ascii="Times New Roman" w:eastAsia="Microsoft YaHei" w:hAnsi="Times New Roman" w:cs="Times New Roman"/>
+                <w:color w:val="FFFFFF" w:themeColor="background1"/>
+                <w:sz w:val="24"/>
+                <w:szCs w:val="24"/>
+                <w:lang w:eastAsia="ru-RU"/>
+              </w:rPr>
+            </w:pPr>
+            <w:r>
+              <w:rPr>
+                <w:rFonts w:ascii="Times New Roman" w:eastAsia="Microsoft YaHei" w:hAnsi="Times New Roman" w:cs="Times New Roman"/>
+                <w:color w:val="FFFFFF" w:themeColor="background1"/>
+                <w:sz w:val="24"/>
+                <w:szCs w:val="24"/>
+                <w:lang w:eastAsia="ru-RU"/>
+              </w:rPr>
+              <w:t>В базе данных есть товары с названием, содержащим "Роза".</w:t>
+            </w:r>
+          </w:p>
+        </w:tc>
+      </w:tr>
+      <w:tr>
+        <w:trPr>
+          <w:trHeight w:val="499"/>
+        </w:trPr>
+        <w:tc>
+          <w:tcPr>
+            <w:tcW w:w="3134" w:type="dxa"/>
+            <w:tcBorders>
+              <w:top w:val="nil"/>
+              <w:left w:val="single" w:sz="4" w:space="0" w:color="70AD47" w:themeColor="accent6"/>
+              <w:bottom w:val="single" w:sz="4" w:space="0" w:color="FFFFFF"/>
+              <w:right w:val="single" w:sz="4" w:space="0" w:color="70AD47" w:themeColor="accent6"/>
+            </w:tcBorders>
+            <w:shd w:val="clear" w:color="auto" w:fill="0ADA0F"/>
+            <w:vAlign w:val="center"/>
+            <w:hideMark/>
+          </w:tcPr>
+          <w:p>
+            <w:pPr>
+              <w:spacing w:after="0" w:line="256" w:lineRule="auto"/>
+              <w:ind w:firstLine="180"/>
+              <w:jc w:val="right"/>
+              <w:rPr>
+                <w:rFonts w:ascii="Times New Roman" w:eastAsia="Microsoft YaHei" w:hAnsi="Times New Roman" w:cs="Times New Roman"/>
+                <w:b/>
+                <w:sz w:val="24"/>
+                <w:szCs w:val="24"/>
+              </w:rPr>
+            </w:pPr>
+            <w:r>
+              <w:rPr>
+                <w:rFonts w:ascii="Times New Roman" w:eastAsia="Microsoft YaHei" w:hAnsi="Times New Roman" w:cs="Times New Roman"/>
+                <w:b/>
+                <w:sz w:val="24"/>
+                <w:szCs w:val="24"/>
+              </w:rPr>
+              <w:t>Постусловие</w:t>
+            </w:r>
+          </w:p>
+        </w:tc>
+        <w:tc>
+          <w:tcPr>
+            <w:tcW w:w="6556" w:type="dxa"/>
+            <w:tcBorders>
+              <w:top w:val="single" w:sz="4" w:space="0" w:color="70AD47" w:themeColor="accent6"/>
+              <w:left w:val="single" w:sz="4" w:space="0" w:color="70AD47" w:themeColor="accent6"/>
+              <w:bottom w:val="single" w:sz="4" w:space="0" w:color="70AD47" w:themeColor="accent6"/>
+              <w:right w:val="single" w:sz="4" w:space="0" w:color="70AD47" w:themeColor="accent6"/>
+            </w:tcBorders>
+            <w:shd w:val="clear" w:color="auto" w:fill="7B7B7B" w:themeFill="accent3" w:themeFillShade="BF"/>
+            <w:vAlign w:val="center"/>
+            <w:hideMark/>
+          </w:tcPr>
+          <w:p>
+            <w:pPr>
+              <w:spacing w:after="0" w:line="256" w:lineRule="auto"/>
+              <w:rPr>
+                <w:rFonts w:ascii="Times New Roman" w:eastAsia="Microsoft YaHei" w:hAnsi="Times New Roman" w:cs="Times New Roman"/>
+                <w:color w:val="FFFFFF" w:themeColor="background1"/>
+                <w:sz w:val="24"/>
+                <w:szCs w:val="24"/>
+                <w:lang w:eastAsia="ru-RU"/>
+              </w:rPr>
+            </w:pPr>
+            <w:r>
+              <w:rPr>
+                <w:rFonts w:ascii="Times New Roman" w:eastAsia="Microsoft YaHei" w:hAnsi="Times New Roman" w:cs="Times New Roman"/>
+                <w:color w:val="FFFFFF" w:themeColor="background1"/>
+                <w:sz w:val="24"/>
+                <w:szCs w:val="24"/>
+                <w:lang w:eastAsia="ru-RU"/>
+              </w:rPr>
+              <w:t>Пользователь не видит изменений</w:t>
+            </w:r>
+            <w:r>
+              <w:rPr>
+                <w:rFonts w:ascii="Times New Roman" w:eastAsia="Microsoft YaHei" w:hAnsi="Times New Roman" w:cs="Times New Roman"/>
+                <w:color w:val="FFFFFF" w:themeColor="background1"/>
+                <w:sz w:val="24"/>
+                <w:szCs w:val="24"/>
+                <w:lang w:eastAsia="ru-RU"/>
+              </w:rPr>
+              <w:t>.</w:t>
+            </w:r>
+          </w:p>
+        </w:tc>
+      </w:tr>
+      <w:tr>
+        <w:trPr>
+          <w:trHeight w:val="499"/>
+        </w:trPr>
+        <w:tc>
+          <w:tcPr>
+            <w:tcW w:w="3134" w:type="dxa"/>
+            <w:tcBorders>
+              <w:top w:val="nil"/>
+              <w:left w:val="single" w:sz="4" w:space="0" w:color="70AD47" w:themeColor="accent6"/>
+              <w:bottom w:val="single" w:sz="4" w:space="0" w:color="70AD47" w:themeColor="accent6"/>
+              <w:right w:val="single" w:sz="4" w:space="0" w:color="70AD47" w:themeColor="accent6"/>
+            </w:tcBorders>
+            <w:shd w:val="clear" w:color="auto" w:fill="0ADA0F"/>
+            <w:vAlign w:val="center"/>
+            <w:hideMark/>
+          </w:tcPr>
+          <w:p>
+            <w:pPr>
+              <w:spacing w:after="0" w:line="256" w:lineRule="auto"/>
+              <w:ind w:firstLine="180"/>
+              <w:jc w:val="right"/>
+              <w:rPr>
+                <w:rFonts w:ascii="Times New Roman" w:eastAsia="Microsoft YaHei" w:hAnsi="Times New Roman" w:cs="Times New Roman"/>
+                <w:b/>
+                <w:sz w:val="24"/>
+                <w:szCs w:val="24"/>
+              </w:rPr>
+            </w:pPr>
+            <w:r>
+              <w:rPr>
+                <w:rFonts w:ascii="Times New Roman" w:eastAsia="Microsoft YaHei" w:hAnsi="Times New Roman" w:cs="Times New Roman"/>
+                <w:b/>
+                <w:sz w:val="24"/>
+                <w:szCs w:val="24"/>
+              </w:rPr>
+              <w:t>Примечания/комментарии</w:t>
+            </w:r>
+          </w:p>
+        </w:tc>
+        <w:tc>
+          <w:tcPr>
+            <w:tcW w:w="6556" w:type="dxa"/>
+            <w:tcBorders>
+              <w:top w:val="single" w:sz="4" w:space="0" w:color="70AD47" w:themeColor="accent6"/>
+              <w:left w:val="single" w:sz="4" w:space="0" w:color="70AD47" w:themeColor="accent6"/>
+              <w:bottom w:val="single" w:sz="4" w:space="0" w:color="70AD47" w:themeColor="accent6"/>
+              <w:right w:val="single" w:sz="4" w:space="0" w:color="70AD47" w:themeColor="accent6"/>
+            </w:tcBorders>
+            <w:shd w:val="clear" w:color="auto" w:fill="7B7B7B" w:themeFill="accent3" w:themeFillShade="BF"/>
+            <w:vAlign w:val="center"/>
+            <w:hideMark/>
+          </w:tcPr>
+          <w:p>
+            <w:pPr>
+              <w:spacing w:after="0" w:line="256" w:lineRule="auto"/>
+              <w:rPr>
+                <w:rFonts w:ascii="Times New Roman" w:eastAsia="Microsoft YaHei" w:hAnsi="Times New Roman" w:cs="Times New Roman"/>
+                <w:color w:val="FFFFFF" w:themeColor="background1"/>
+                <w:sz w:val="24"/>
+                <w:szCs w:val="24"/>
+              </w:rPr>
+            </w:pPr>
+            <w:r>
+              <w:rPr>
+                <w:rFonts w:ascii="Times New Roman" w:eastAsia="Microsoft YaHei" w:hAnsi="Times New Roman" w:cs="Times New Roman"/>
+                <w:color w:val="FFFFFF" w:themeColor="background1"/>
+                <w:sz w:val="24"/>
+                <w:szCs w:val="24"/>
+              </w:rPr>
+              <w:t>Функционал поиска</w:t>
+            </w:r>
+            <w:r>
+              <w:rPr>
+                <w:rFonts w:ascii="Times New Roman" w:eastAsia="Microsoft YaHei" w:hAnsi="Times New Roman" w:cs="Times New Roman"/>
+                <w:color w:val="FFFFFF" w:themeColor="background1"/>
+                <w:sz w:val="24"/>
+                <w:szCs w:val="24"/>
+              </w:rPr>
+              <w:t xml:space="preserve"> находится в разработке.</w:t>
+            </w:r>
+          </w:p>
+        </w:tc>
+      </w:tr>
+    </w:tbl>
+    <w:p>
+      <w:pPr>
+        <w:rPr>
+          <w:rFonts w:ascii="Times New Roman" w:hAnsi="Times New Roman" w:cs="Times New Roman"/>
+          <w:b/>
+          <w:bCs/>
+          <w:sz w:val="24"/>
+          <w:szCs w:val="24"/>
+        </w:rPr>
+      </w:pPr>
+    </w:p>
+    <w:tbl>
+      <w:tblPr>
+        <w:tblW w:w="9690" w:type="dxa"/>
+        <w:tblInd w:w="80" w:type="dxa"/>
+        <w:tblLayout w:type="fixed"/>
+        <w:tblLook w:val="04A0" w:firstRow="1" w:lastRow="0" w:firstColumn="1" w:lastColumn="0" w:noHBand="0" w:noVBand="1"/>
+      </w:tblPr>
+      <w:tblGrid>
+        <w:gridCol w:w="3134"/>
+        <w:gridCol w:w="6556"/>
+      </w:tblGrid>
+      <w:tr>
+        <w:trPr>
+          <w:trHeight w:val="499"/>
+        </w:trPr>
+        <w:tc>
+          <w:tcPr>
+            <w:tcW w:w="3134" w:type="dxa"/>
+            <w:tcBorders>
+              <w:top w:val="single" w:sz="4" w:space="0" w:color="70AD47" w:themeColor="accent6"/>
+              <w:left w:val="single" w:sz="4" w:space="0" w:color="70AD47" w:themeColor="accent6"/>
+              <w:bottom w:val="single" w:sz="4" w:space="0" w:color="FFFFFF"/>
+              <w:right w:val="single" w:sz="4" w:space="0" w:color="70AD47" w:themeColor="accent6"/>
+            </w:tcBorders>
+            <w:shd w:val="clear" w:color="auto" w:fill="ED7D31" w:themeFill="accent2"/>
+            <w:vAlign w:val="center"/>
+            <w:hideMark/>
+          </w:tcPr>
+          <w:p>
+            <w:pPr>
+              <w:spacing w:after="0" w:line="256" w:lineRule="auto"/>
+              <w:ind w:firstLine="180"/>
+              <w:jc w:val="right"/>
+              <w:rPr>
+                <w:rFonts w:ascii="Times New Roman" w:eastAsia="Microsoft YaHei" w:hAnsi="Times New Roman" w:cs="Times New Roman"/>
+                <w:b/>
+                <w:sz w:val="24"/>
+                <w:szCs w:val="24"/>
+              </w:rPr>
+            </w:pPr>
+            <w:r>
+              <w:rPr>
+                <w:rFonts w:ascii="Times New Roman" w:eastAsia="Microsoft YaHei" w:hAnsi="Times New Roman" w:cs="Times New Roman"/>
+                <w:b/>
+                <w:sz w:val="24"/>
+                <w:szCs w:val="24"/>
+              </w:rPr>
+              <w:t>Тестовый пример №</w:t>
+            </w:r>
+            <w:r>
+              <w:rPr>
+                <w:rFonts w:ascii="Times New Roman" w:eastAsia="Microsoft YaHei" w:hAnsi="Times New Roman" w:cs="Times New Roman"/>
+                <w:b/>
+                <w:sz w:val="24"/>
+                <w:szCs w:val="24"/>
+              </w:rPr>
+              <w:t>25</w:t>
+            </w:r>
+          </w:p>
+        </w:tc>
+        <w:tc>
+          <w:tcPr>
+            <w:tcW w:w="6556" w:type="dxa"/>
+            <w:tcBorders>
+              <w:top w:val="single" w:sz="4" w:space="0" w:color="70AD47" w:themeColor="accent6"/>
+              <w:left w:val="single" w:sz="4" w:space="0" w:color="70AD47" w:themeColor="accent6"/>
+              <w:bottom w:val="single" w:sz="4" w:space="0" w:color="70AD47" w:themeColor="accent6"/>
+              <w:right w:val="single" w:sz="4" w:space="0" w:color="70AD47" w:themeColor="accent6"/>
+            </w:tcBorders>
+            <w:shd w:val="clear" w:color="auto" w:fill="7B7B7B" w:themeFill="accent3" w:themeFillShade="BF"/>
+            <w:vAlign w:val="center"/>
+            <w:hideMark/>
+          </w:tcPr>
+          <w:p>
+            <w:pPr>
+              <w:spacing w:after="0" w:line="256" w:lineRule="auto"/>
+              <w:rPr>
+                <w:rFonts w:ascii="Times New Roman" w:eastAsia="Microsoft YaHei" w:hAnsi="Times New Roman" w:cs="Times New Roman"/>
+                <w:color w:val="FFFFFF" w:themeColor="background1"/>
+                <w:sz w:val="24"/>
+                <w:szCs w:val="24"/>
+                <w:lang w:eastAsia="ru-RU"/>
+              </w:rPr>
+            </w:pPr>
+            <w:r>
+              <w:rPr>
+                <w:rFonts w:ascii="Times New Roman" w:eastAsia="Microsoft YaHei" w:hAnsi="Times New Roman" w:cs="Times New Roman"/>
+                <w:color w:val="FFFFFF" w:themeColor="background1"/>
+                <w:sz w:val="24"/>
+                <w:szCs w:val="24"/>
+                <w:lang w:eastAsia="ru-RU"/>
+              </w:rPr>
+              <w:t>Тест сортировки</w:t>
+            </w:r>
+            <w:r>
+              <w:rPr>
+                <w:rFonts w:ascii="Times New Roman" w:eastAsia="Microsoft YaHei" w:hAnsi="Times New Roman" w:cs="Times New Roman"/>
+                <w:color w:val="FFFFFF" w:themeColor="background1"/>
+                <w:sz w:val="24"/>
+                <w:szCs w:val="24"/>
+                <w:lang w:eastAsia="ru-RU"/>
+              </w:rPr>
+              <w:t xml:space="preserve"> №1</w:t>
+            </w:r>
+          </w:p>
+        </w:tc>
+      </w:tr>
+      <w:tr>
+        <w:trPr>
+          <w:trHeight w:val="499"/>
+        </w:trPr>
+        <w:tc>
+          <w:tcPr>
+            <w:tcW w:w="3134" w:type="dxa"/>
+            <w:tcBorders>
+              <w:top w:val="nil"/>
+              <w:left w:val="single" w:sz="4" w:space="0" w:color="70AD47" w:themeColor="accent6"/>
+              <w:bottom w:val="single" w:sz="4" w:space="0" w:color="FFFFFF"/>
+              <w:right w:val="single" w:sz="4" w:space="0" w:color="70AD47" w:themeColor="accent6"/>
+            </w:tcBorders>
+            <w:shd w:val="clear" w:color="auto" w:fill="0ADA0F"/>
+            <w:vAlign w:val="center"/>
+            <w:hideMark/>
+          </w:tcPr>
+          <w:p>
+            <w:pPr>
+              <w:spacing w:after="0" w:line="256" w:lineRule="auto"/>
+              <w:ind w:firstLine="180"/>
+              <w:jc w:val="right"/>
+              <w:rPr>
+                <w:rFonts w:ascii="Times New Roman" w:eastAsia="Microsoft YaHei" w:hAnsi="Times New Roman" w:cs="Times New Roman"/>
+                <w:b/>
+                <w:sz w:val="24"/>
+                <w:szCs w:val="24"/>
+              </w:rPr>
+            </w:pPr>
+            <w:r>
+              <w:rPr>
+                <w:rFonts w:ascii="Times New Roman" w:eastAsia="Microsoft YaHei" w:hAnsi="Times New Roman" w:cs="Times New Roman"/>
+                <w:b/>
+                <w:sz w:val="24"/>
+                <w:szCs w:val="24"/>
+              </w:rPr>
+              <w:t>Приоритет тестирования</w:t>
+            </w:r>
+          </w:p>
+        </w:tc>
+        <w:tc>
+          <w:tcPr>
+            <w:tcW w:w="6556" w:type="dxa"/>
+            <w:tcBorders>
+              <w:top w:val="single" w:sz="4" w:space="0" w:color="70AD47" w:themeColor="accent6"/>
+              <w:left w:val="single" w:sz="4" w:space="0" w:color="70AD47" w:themeColor="accent6"/>
+              <w:bottom w:val="single" w:sz="4" w:space="0" w:color="70AD47" w:themeColor="accent6"/>
+              <w:right w:val="single" w:sz="4" w:space="0" w:color="70AD47" w:themeColor="accent6"/>
+            </w:tcBorders>
+            <w:shd w:val="clear" w:color="auto" w:fill="7B7B7B" w:themeFill="accent3" w:themeFillShade="BF"/>
+            <w:vAlign w:val="center"/>
+            <w:hideMark/>
+          </w:tcPr>
+          <w:p>
+            <w:pPr>
+              <w:spacing w:after="0" w:line="256" w:lineRule="auto"/>
+              <w:rPr>
+                <w:rFonts w:ascii="Times New Roman" w:eastAsia="Microsoft YaHei" w:hAnsi="Times New Roman" w:cs="Times New Roman"/>
+                <w:color w:val="FFFFFF" w:themeColor="background1"/>
+                <w:sz w:val="24"/>
+                <w:szCs w:val="24"/>
+                <w:lang w:eastAsia="ru-RU"/>
+              </w:rPr>
+            </w:pPr>
+            <w:r>
+              <w:rPr>
+                <w:rFonts w:ascii="Times New Roman" w:eastAsia="Microsoft YaHei" w:hAnsi="Times New Roman" w:cs="Times New Roman"/>
+                <w:color w:val="FFFFFF" w:themeColor="background1"/>
+                <w:sz w:val="24"/>
+                <w:szCs w:val="24"/>
+                <w:lang w:eastAsia="ru-RU"/>
+              </w:rPr>
+              <w:t>Средний</w:t>
+            </w:r>
+          </w:p>
+        </w:tc>
+      </w:tr>
+      <w:tr>
+        <w:trPr>
+          <w:trHeight w:val="499"/>
+        </w:trPr>
+        <w:tc>
+          <w:tcPr>
+            <w:tcW w:w="3134" w:type="dxa"/>
+            <w:tcBorders>
+              <w:top w:val="nil"/>
+              <w:left w:val="single" w:sz="4" w:space="0" w:color="70AD47" w:themeColor="accent6"/>
+              <w:bottom w:val="single" w:sz="4" w:space="0" w:color="FFFFFF"/>
+              <w:right w:val="single" w:sz="4" w:space="0" w:color="70AD47" w:themeColor="accent6"/>
+            </w:tcBorders>
+            <w:shd w:val="clear" w:color="auto" w:fill="0ADA0F"/>
+            <w:vAlign w:val="center"/>
+            <w:hideMark/>
+          </w:tcPr>
+          <w:p>
+            <w:pPr>
+              <w:spacing w:after="0" w:line="256" w:lineRule="auto"/>
+              <w:ind w:firstLine="180"/>
+              <w:jc w:val="right"/>
+              <w:rPr>
+                <w:rFonts w:ascii="Times New Roman" w:eastAsia="Microsoft YaHei" w:hAnsi="Times New Roman" w:cs="Times New Roman"/>
+                <w:b/>
+                <w:sz w:val="24"/>
+                <w:szCs w:val="24"/>
+              </w:rPr>
+            </w:pPr>
+            <w:r>
+              <w:rPr>
+                <w:rFonts w:ascii="Times New Roman" w:eastAsia="Microsoft YaHei" w:hAnsi="Times New Roman" w:cs="Times New Roman"/>
+                <w:b/>
+                <w:sz w:val="24"/>
+                <w:szCs w:val="24"/>
+              </w:rPr>
+              <w:t>Заголовок/название теста</w:t>
+            </w:r>
+          </w:p>
+        </w:tc>
+        <w:tc>
+          <w:tcPr>
+            <w:tcW w:w="6556" w:type="dxa"/>
+            <w:tcBorders>
+              <w:top w:val="single" w:sz="4" w:space="0" w:color="70AD47" w:themeColor="accent6"/>
+              <w:left w:val="single" w:sz="4" w:space="0" w:color="70AD47" w:themeColor="accent6"/>
+              <w:bottom w:val="single" w:sz="4" w:space="0" w:color="70AD47" w:themeColor="accent6"/>
+              <w:right w:val="single" w:sz="4" w:space="0" w:color="70AD47" w:themeColor="accent6"/>
+            </w:tcBorders>
+            <w:shd w:val="clear" w:color="auto" w:fill="7B7B7B" w:themeFill="accent3" w:themeFillShade="BF"/>
+            <w:vAlign w:val="center"/>
+            <w:hideMark/>
+          </w:tcPr>
+          <w:p>
+            <w:pPr>
+              <w:spacing w:after="0" w:line="256" w:lineRule="auto"/>
+              <w:rPr>
+                <w:rFonts w:ascii="Times New Roman" w:eastAsia="Microsoft YaHei" w:hAnsi="Times New Roman" w:cs="Times New Roman"/>
+                <w:color w:val="FFFFFF" w:themeColor="background1"/>
+                <w:sz w:val="24"/>
+                <w:szCs w:val="24"/>
+                <w:lang w:eastAsia="ru-RU"/>
+              </w:rPr>
+            </w:pPr>
+            <w:r>
+              <w:rPr>
+                <w:rFonts w:ascii="Times New Roman" w:eastAsia="Microsoft YaHei" w:hAnsi="Times New Roman" w:cs="Times New Roman"/>
+                <w:color w:val="FFFFFF" w:themeColor="background1"/>
+                <w:sz w:val="24"/>
+                <w:szCs w:val="24"/>
+                <w:lang w:eastAsia="ru-RU"/>
+              </w:rPr>
+              <w:t>Тестирование сортировки товаров по цене</w:t>
+            </w:r>
+          </w:p>
+        </w:tc>
+      </w:tr>
+      <w:tr>
+        <w:trPr>
+          <w:trHeight w:val="499"/>
+        </w:trPr>
+        <w:tc>
+          <w:tcPr>
+            <w:tcW w:w="3134" w:type="dxa"/>
+            <w:tcBorders>
+              <w:top w:val="nil"/>
+              <w:left w:val="single" w:sz="4" w:space="0" w:color="70AD47" w:themeColor="accent6"/>
+              <w:bottom w:val="single" w:sz="4" w:space="0" w:color="FFFFFF"/>
+              <w:right w:val="single" w:sz="4" w:space="0" w:color="70AD47" w:themeColor="accent6"/>
+            </w:tcBorders>
+            <w:shd w:val="clear" w:color="auto" w:fill="0ADA0F"/>
+            <w:vAlign w:val="center"/>
+            <w:hideMark/>
+          </w:tcPr>
+          <w:p>
+            <w:pPr>
+              <w:spacing w:after="0" w:line="256" w:lineRule="auto"/>
+              <w:ind w:firstLine="180"/>
+              <w:jc w:val="right"/>
+              <w:rPr>
+                <w:rFonts w:ascii="Times New Roman" w:eastAsia="Microsoft YaHei" w:hAnsi="Times New Roman" w:cs="Times New Roman"/>
+                <w:b/>
+                <w:sz w:val="24"/>
+                <w:szCs w:val="24"/>
+              </w:rPr>
+            </w:pPr>
+            <w:r>
+              <w:rPr>
+                <w:rFonts w:ascii="Times New Roman" w:eastAsia="Microsoft YaHei" w:hAnsi="Times New Roman" w:cs="Times New Roman"/>
+                <w:b/>
+                <w:sz w:val="24"/>
+                <w:szCs w:val="24"/>
+              </w:rPr>
+              <w:t>Краткое изложение теста</w:t>
+            </w:r>
+          </w:p>
+        </w:tc>
+        <w:tc>
+          <w:tcPr>
+            <w:tcW w:w="6556" w:type="dxa"/>
+            <w:tcBorders>
+              <w:top w:val="single" w:sz="4" w:space="0" w:color="70AD47" w:themeColor="accent6"/>
+              <w:left w:val="single" w:sz="4" w:space="0" w:color="70AD47" w:themeColor="accent6"/>
+              <w:bottom w:val="single" w:sz="4" w:space="0" w:color="70AD47" w:themeColor="accent6"/>
+              <w:right w:val="single" w:sz="4" w:space="0" w:color="70AD47" w:themeColor="accent6"/>
+            </w:tcBorders>
+            <w:shd w:val="clear" w:color="auto" w:fill="7B7B7B" w:themeFill="accent3" w:themeFillShade="BF"/>
+            <w:vAlign w:val="center"/>
+            <w:hideMark/>
+          </w:tcPr>
+          <w:p>
+            <w:pPr>
+              <w:rPr>
+                <w:rFonts w:ascii="Times New Roman" w:eastAsia="Microsoft YaHei" w:hAnsi="Times New Roman" w:cs="Times New Roman"/>
+                <w:color w:val="FFFFFF" w:themeColor="background1"/>
+                <w:sz w:val="24"/>
+                <w:szCs w:val="24"/>
+                <w:lang w:eastAsia="ru-RU"/>
+              </w:rPr>
+            </w:pPr>
+            <w:r>
+              <w:rPr>
+                <w:rFonts w:ascii="Times New Roman" w:eastAsia="Microsoft YaHei" w:hAnsi="Times New Roman" w:cs="Times New Roman"/>
+                <w:color w:val="FFFFFF" w:themeColor="background1"/>
+                <w:sz w:val="24"/>
+                <w:szCs w:val="24"/>
+                <w:lang w:eastAsia="ru-RU"/>
+              </w:rPr>
+              <w:t>Проверка возможности сортировки каталога по возрастанию и убыванию цены</w:t>
+            </w:r>
+          </w:p>
+        </w:tc>
+      </w:tr>
+      <w:tr>
+        <w:trPr>
+          <w:trHeight w:val="499"/>
+        </w:trPr>
+        <w:tc>
+          <w:tcPr>
+            <w:tcW w:w="3134" w:type="dxa"/>
+            <w:tcBorders>
+              <w:top w:val="nil"/>
+              <w:left w:val="single" w:sz="4" w:space="0" w:color="70AD47" w:themeColor="accent6"/>
+              <w:bottom w:val="single" w:sz="4" w:space="0" w:color="FFFFFF"/>
+              <w:right w:val="single" w:sz="4" w:space="0" w:color="70AD47" w:themeColor="accent6"/>
+            </w:tcBorders>
+            <w:shd w:val="clear" w:color="auto" w:fill="0ADA0F"/>
+            <w:vAlign w:val="center"/>
+            <w:hideMark/>
+          </w:tcPr>
+          <w:p>
+            <w:pPr>
+              <w:spacing w:after="0" w:line="256" w:lineRule="auto"/>
+              <w:ind w:firstLine="180"/>
+              <w:jc w:val="right"/>
+              <w:rPr>
+                <w:rFonts w:ascii="Times New Roman" w:eastAsia="Microsoft YaHei" w:hAnsi="Times New Roman" w:cs="Times New Roman"/>
+                <w:b/>
+                <w:sz w:val="24"/>
+                <w:szCs w:val="24"/>
+              </w:rPr>
+            </w:pPr>
+            <w:r>
+              <w:rPr>
+                <w:rFonts w:ascii="Times New Roman" w:eastAsia="Microsoft YaHei" w:hAnsi="Times New Roman" w:cs="Times New Roman"/>
+                <w:b/>
+                <w:sz w:val="24"/>
+                <w:szCs w:val="24"/>
+              </w:rPr>
+              <w:t>Этапы теста</w:t>
+            </w:r>
+          </w:p>
+        </w:tc>
+        <w:tc>
+          <w:tcPr>
+            <w:tcW w:w="6556" w:type="dxa"/>
+            <w:tcBorders>
+              <w:top w:val="single" w:sz="4" w:space="0" w:color="70AD47" w:themeColor="accent6"/>
+              <w:left w:val="single" w:sz="4" w:space="0" w:color="70AD47" w:themeColor="accent6"/>
+              <w:bottom w:val="single" w:sz="4" w:space="0" w:color="70AD47" w:themeColor="accent6"/>
+              <w:right w:val="single" w:sz="4" w:space="0" w:color="70AD47" w:themeColor="accent6"/>
+            </w:tcBorders>
+            <w:shd w:val="clear" w:color="auto" w:fill="7B7B7B" w:themeFill="accent3" w:themeFillShade="BF"/>
+            <w:vAlign w:val="center"/>
+            <w:hideMark/>
+          </w:tcPr>
+          <w:p>
+            <w:pPr>
+              <w:pStyle w:val="a3"/>
+              <w:numPr>
+                <w:ilvl w:val="0"/>
+                <w:numId w:val="27"/>
+              </w:numPr>
+              <w:spacing w:after="0" w:line="256" w:lineRule="auto"/>
+              <w:rPr>
+                <w:rFonts w:ascii="Times New Roman" w:eastAsia="Microsoft YaHei" w:hAnsi="Times New Roman" w:cs="Times New Roman"/>
+                <w:color w:val="FFFFFF" w:themeColor="background1"/>
+                <w:sz w:val="24"/>
+                <w:szCs w:val="24"/>
+                <w:lang w:eastAsia="ru-RU"/>
+              </w:rPr>
+            </w:pPr>
+            <w:r>
+              <w:rPr>
+                <w:rFonts w:ascii="Times New Roman" w:eastAsia="Microsoft YaHei" w:hAnsi="Times New Roman" w:cs="Times New Roman"/>
+                <w:color w:val="FFFFFF" w:themeColor="background1"/>
+                <w:sz w:val="24"/>
+                <w:szCs w:val="24"/>
+                <w:lang w:eastAsia="ru-RU"/>
+              </w:rPr>
+              <w:t>Авторизоваться в системе (</w:t>
+            </w:r>
+            <w:proofErr w:type="spellStart"/>
+            <w:r>
+              <w:rPr>
+                <w:rFonts w:ascii="Times New Roman" w:eastAsia="Microsoft YaHei" w:hAnsi="Times New Roman" w:cs="Times New Roman"/>
+                <w:color w:val="FFFFFF" w:themeColor="background1"/>
+                <w:sz w:val="24"/>
+                <w:szCs w:val="24"/>
+                <w:lang w:eastAsia="ru-RU"/>
+              </w:rPr>
+              <w:t>admin</w:t>
+            </w:r>
+            <w:proofErr w:type="spellEnd"/>
+            <w:r>
+              <w:rPr>
+                <w:rFonts w:ascii="Times New Roman" w:eastAsia="Microsoft YaHei" w:hAnsi="Times New Roman" w:cs="Times New Roman"/>
+                <w:color w:val="FFFFFF" w:themeColor="background1"/>
+                <w:sz w:val="24"/>
+                <w:szCs w:val="24"/>
+                <w:lang w:eastAsia="ru-RU"/>
+              </w:rPr>
+              <w:t xml:space="preserve">/123 или </w:t>
+            </w:r>
+            <w:proofErr w:type="spellStart"/>
+            <w:r>
+              <w:rPr>
+                <w:rFonts w:ascii="Times New Roman" w:eastAsia="Microsoft YaHei" w:hAnsi="Times New Roman" w:cs="Times New Roman"/>
+                <w:color w:val="FFFFFF" w:themeColor="background1"/>
+                <w:sz w:val="24"/>
+                <w:szCs w:val="24"/>
+                <w:lang w:eastAsia="ru-RU"/>
+              </w:rPr>
+              <w:t>client</w:t>
+            </w:r>
+            <w:proofErr w:type="spellEnd"/>
+            <w:r>
+              <w:rPr>
+                <w:rFonts w:ascii="Times New Roman" w:eastAsia="Microsoft YaHei" w:hAnsi="Times New Roman" w:cs="Times New Roman"/>
+                <w:color w:val="FFFFFF" w:themeColor="background1"/>
+                <w:sz w:val="24"/>
+                <w:szCs w:val="24"/>
+                <w:lang w:eastAsia="ru-RU"/>
+              </w:rPr>
+              <w:t>/123).</w:t>
+            </w:r>
+          </w:p>
+          <w:p>
+            <w:pPr>
+              <w:pStyle w:val="a3"/>
+              <w:numPr>
+                <w:ilvl w:val="0"/>
+                <w:numId w:val="27"/>
+              </w:numPr>
+              <w:spacing w:after="0" w:line="256" w:lineRule="auto"/>
+              <w:rPr>
+                <w:rFonts w:ascii="Times New Roman" w:eastAsia="Microsoft YaHei" w:hAnsi="Times New Roman" w:cs="Times New Roman"/>
+                <w:color w:val="FFFFFF" w:themeColor="background1"/>
+                <w:sz w:val="24"/>
+                <w:szCs w:val="24"/>
+                <w:lang w:eastAsia="ru-RU"/>
+              </w:rPr>
+            </w:pPr>
+            <w:r>
+              <w:rPr>
+                <w:rFonts w:ascii="Times New Roman" w:eastAsia="Microsoft YaHei" w:hAnsi="Times New Roman" w:cs="Times New Roman"/>
+                <w:color w:val="FFFFFF" w:themeColor="background1"/>
+                <w:sz w:val="24"/>
+                <w:szCs w:val="24"/>
+                <w:lang w:eastAsia="ru-RU"/>
+              </w:rPr>
+              <w:t>Перейти в "Каталог цветов".</w:t>
+            </w:r>
+          </w:p>
+          <w:p>
+            <w:pPr>
+              <w:pStyle w:val="a3"/>
+              <w:numPr>
+                <w:ilvl w:val="0"/>
+                <w:numId w:val="27"/>
+              </w:numPr>
+              <w:spacing w:after="0" w:line="256" w:lineRule="auto"/>
+              <w:rPr>
+                <w:rFonts w:ascii="Times New Roman" w:eastAsia="Microsoft YaHei" w:hAnsi="Times New Roman" w:cs="Times New Roman"/>
+                <w:color w:val="FFFFFF" w:themeColor="background1"/>
+                <w:sz w:val="24"/>
+                <w:szCs w:val="24"/>
+                <w:lang w:eastAsia="ru-RU"/>
+              </w:rPr>
+            </w:pPr>
+            <w:r>
+              <w:rPr>
+                <w:rFonts w:ascii="Times New Roman" w:eastAsia="Microsoft YaHei" w:hAnsi="Times New Roman" w:cs="Times New Roman"/>
+                <w:color w:val="FFFFFF" w:themeColor="background1"/>
+                <w:sz w:val="24"/>
+                <w:szCs w:val="24"/>
+                <w:lang w:eastAsia="ru-RU"/>
+              </w:rPr>
+              <w:t>Выбрать сортировку "По возрастанию цены".</w:t>
+            </w:r>
+          </w:p>
+          <w:p>
+            <w:pPr>
+              <w:pStyle w:val="a3"/>
+              <w:numPr>
+                <w:ilvl w:val="0"/>
+                <w:numId w:val="27"/>
+              </w:numPr>
+              <w:spacing w:after="0" w:line="256" w:lineRule="auto"/>
+              <w:rPr>
+                <w:rFonts w:ascii="Times New Roman" w:eastAsia="Microsoft YaHei" w:hAnsi="Times New Roman" w:cs="Times New Roman"/>
+                <w:color w:val="FFFFFF" w:themeColor="background1"/>
+                <w:sz w:val="24"/>
+                <w:szCs w:val="24"/>
+                <w:lang w:eastAsia="ru-RU"/>
+              </w:rPr>
+            </w:pPr>
+            <w:r>
+              <w:rPr>
+                <w:rFonts w:ascii="Times New Roman" w:eastAsia="Microsoft YaHei" w:hAnsi="Times New Roman" w:cs="Times New Roman"/>
+                <w:color w:val="FFFFFF" w:themeColor="background1"/>
+                <w:sz w:val="24"/>
+                <w:szCs w:val="24"/>
+                <w:lang w:eastAsia="ru-RU"/>
+              </w:rPr>
+              <w:t>Выбрать сортировку "По убыванию цены".</w:t>
+            </w:r>
+          </w:p>
+        </w:tc>
+      </w:tr>
+      <w:tr>
+        <w:trPr>
+          <w:trHeight w:val="499"/>
+        </w:trPr>
+        <w:tc>
+          <w:tcPr>
+            <w:tcW w:w="3134" w:type="dxa"/>
+            <w:tcBorders>
+              <w:top w:val="nil"/>
+              <w:left w:val="single" w:sz="4" w:space="0" w:color="70AD47" w:themeColor="accent6"/>
+              <w:bottom w:val="single" w:sz="4" w:space="0" w:color="FFFFFF"/>
+              <w:right w:val="single" w:sz="4" w:space="0" w:color="70AD47" w:themeColor="accent6"/>
+            </w:tcBorders>
+            <w:shd w:val="clear" w:color="auto" w:fill="0ADA0F"/>
+            <w:vAlign w:val="center"/>
+            <w:hideMark/>
+          </w:tcPr>
+          <w:p>
+            <w:pPr>
+              <w:spacing w:after="0" w:line="256" w:lineRule="auto"/>
+              <w:ind w:firstLine="180"/>
+              <w:jc w:val="right"/>
+              <w:rPr>
+                <w:rFonts w:ascii="Times New Roman" w:eastAsia="Microsoft YaHei" w:hAnsi="Times New Roman" w:cs="Times New Roman"/>
+                <w:b/>
+                <w:sz w:val="24"/>
+                <w:szCs w:val="24"/>
+              </w:rPr>
+            </w:pPr>
+            <w:r>
+              <w:rPr>
+                <w:rFonts w:ascii="Times New Roman" w:eastAsia="Microsoft YaHei" w:hAnsi="Times New Roman" w:cs="Times New Roman"/>
+                <w:b/>
+                <w:sz w:val="24"/>
+                <w:szCs w:val="24"/>
+              </w:rPr>
+              <w:t>Тестовые данные</w:t>
+            </w:r>
+          </w:p>
+        </w:tc>
+        <w:tc>
+          <w:tcPr>
+            <w:tcW w:w="6556" w:type="dxa"/>
+            <w:tcBorders>
+              <w:top w:val="single" w:sz="4" w:space="0" w:color="70AD47" w:themeColor="accent6"/>
+              <w:left w:val="single" w:sz="4" w:space="0" w:color="70AD47" w:themeColor="accent6"/>
+              <w:bottom w:val="single" w:sz="4" w:space="0" w:color="70AD47" w:themeColor="accent6"/>
+              <w:right w:val="single" w:sz="4" w:space="0" w:color="70AD47" w:themeColor="accent6"/>
+            </w:tcBorders>
+            <w:shd w:val="clear" w:color="auto" w:fill="7B7B7B" w:themeFill="accent3" w:themeFillShade="BF"/>
+            <w:vAlign w:val="center"/>
+            <w:hideMark/>
+          </w:tcPr>
+          <w:p>
+            <w:pPr>
+              <w:numPr>
+                <w:ilvl w:val="0"/>
+                <w:numId w:val="21"/>
+              </w:numPr>
+              <w:spacing w:after="0" w:line="256" w:lineRule="auto"/>
+              <w:rPr>
+                <w:rFonts w:ascii="Times New Roman" w:eastAsia="Microsoft YaHei" w:hAnsi="Times New Roman" w:cs="Times New Roman"/>
+                <w:color w:val="FFFFFF" w:themeColor="background1"/>
+                <w:sz w:val="24"/>
+                <w:szCs w:val="24"/>
+                <w:lang w:val="en-US" w:eastAsia="ru-RU"/>
+              </w:rPr>
+            </w:pPr>
+            <w:r>
+              <w:rPr>
+                <w:rFonts w:ascii="Times New Roman" w:eastAsia="Microsoft YaHei" w:hAnsi="Times New Roman" w:cs="Times New Roman"/>
+                <w:color w:val="FFFFFF" w:themeColor="background1"/>
+                <w:sz w:val="24"/>
+                <w:szCs w:val="24"/>
+                <w:lang w:eastAsia="ru-RU"/>
+              </w:rPr>
+              <w:t>Отсутствуют</w:t>
+            </w:r>
+          </w:p>
+        </w:tc>
+      </w:tr>
+      <w:tr>
+        <w:trPr>
+          <w:trHeight w:val="499"/>
+        </w:trPr>
+        <w:tc>
+          <w:tcPr>
+            <w:tcW w:w="3134" w:type="dxa"/>
+            <w:tcBorders>
+              <w:top w:val="nil"/>
+              <w:left w:val="single" w:sz="4" w:space="0" w:color="70AD47" w:themeColor="accent6"/>
+              <w:bottom w:val="single" w:sz="4" w:space="0" w:color="FFFFFF"/>
+              <w:right w:val="single" w:sz="4" w:space="0" w:color="70AD47" w:themeColor="accent6"/>
+            </w:tcBorders>
+            <w:shd w:val="clear" w:color="auto" w:fill="0ADA0F"/>
+            <w:vAlign w:val="center"/>
+            <w:hideMark/>
+          </w:tcPr>
+          <w:p>
+            <w:pPr>
+              <w:spacing w:after="0" w:line="256" w:lineRule="auto"/>
+              <w:ind w:firstLine="180"/>
+              <w:jc w:val="right"/>
+              <w:rPr>
+                <w:rFonts w:ascii="Times New Roman" w:eastAsia="Microsoft YaHei" w:hAnsi="Times New Roman" w:cs="Times New Roman"/>
+                <w:b/>
+                <w:sz w:val="24"/>
+                <w:szCs w:val="24"/>
+              </w:rPr>
+            </w:pPr>
+            <w:r>
+              <w:rPr>
+                <w:rFonts w:ascii="Times New Roman" w:eastAsia="Microsoft YaHei" w:hAnsi="Times New Roman" w:cs="Times New Roman"/>
+                <w:b/>
+                <w:sz w:val="24"/>
+                <w:szCs w:val="24"/>
+              </w:rPr>
+              <w:t>Ожидаемый результат</w:t>
+            </w:r>
+          </w:p>
+        </w:tc>
+        <w:tc>
+          <w:tcPr>
+            <w:tcW w:w="6556" w:type="dxa"/>
+            <w:tcBorders>
+              <w:top w:val="single" w:sz="4" w:space="0" w:color="70AD47" w:themeColor="accent6"/>
+              <w:left w:val="single" w:sz="4" w:space="0" w:color="70AD47" w:themeColor="accent6"/>
+              <w:bottom w:val="single" w:sz="4" w:space="0" w:color="70AD47" w:themeColor="accent6"/>
+              <w:right w:val="single" w:sz="4" w:space="0" w:color="70AD47" w:themeColor="accent6"/>
+            </w:tcBorders>
+            <w:shd w:val="clear" w:color="auto" w:fill="7B7B7B" w:themeFill="accent3" w:themeFillShade="BF"/>
+            <w:vAlign w:val="center"/>
+            <w:hideMark/>
+          </w:tcPr>
+          <w:p>
+            <w:pPr>
+              <w:rPr>
+                <w:rFonts w:ascii="Times New Roman" w:hAnsi="Times New Roman" w:cs="Times New Roman"/>
+                <w:color w:val="FFFFFF" w:themeColor="background1"/>
+                <w:sz w:val="24"/>
+                <w:szCs w:val="24"/>
+              </w:rPr>
+            </w:pPr>
+            <w:r>
+              <w:rPr>
+                <w:rFonts w:ascii="Times New Roman" w:hAnsi="Times New Roman" w:cs="Times New Roman"/>
+                <w:color w:val="FFFFFF" w:themeColor="background1"/>
+                <w:sz w:val="24"/>
+                <w:szCs w:val="24"/>
+              </w:rPr>
+              <w:t>При сортировке по возрастанию первым отображается самый дешёвый товар. При сортировке по убыванию — самый дорогой.</w:t>
+            </w:r>
+          </w:p>
+        </w:tc>
+      </w:tr>
+      <w:tr>
+        <w:trPr>
+          <w:trHeight w:val="499"/>
+        </w:trPr>
+        <w:tc>
+          <w:tcPr>
+            <w:tcW w:w="3134" w:type="dxa"/>
+            <w:tcBorders>
+              <w:top w:val="nil"/>
+              <w:left w:val="single" w:sz="4" w:space="0" w:color="70AD47" w:themeColor="accent6"/>
+              <w:bottom w:val="single" w:sz="4" w:space="0" w:color="FFFFFF"/>
+              <w:right w:val="single" w:sz="4" w:space="0" w:color="70AD47" w:themeColor="accent6"/>
+            </w:tcBorders>
+            <w:shd w:val="clear" w:color="auto" w:fill="0ADA0F"/>
+            <w:vAlign w:val="center"/>
+            <w:hideMark/>
+          </w:tcPr>
+          <w:p>
+            <w:pPr>
+              <w:spacing w:after="0" w:line="256" w:lineRule="auto"/>
+              <w:ind w:firstLine="180"/>
+              <w:jc w:val="right"/>
+              <w:rPr>
+                <w:rFonts w:ascii="Times New Roman" w:eastAsia="Microsoft YaHei" w:hAnsi="Times New Roman" w:cs="Times New Roman"/>
+                <w:b/>
+                <w:sz w:val="24"/>
+                <w:szCs w:val="24"/>
+              </w:rPr>
+            </w:pPr>
+            <w:r>
+              <w:rPr>
+                <w:rFonts w:ascii="Times New Roman" w:eastAsia="Microsoft YaHei" w:hAnsi="Times New Roman" w:cs="Times New Roman"/>
+                <w:b/>
+                <w:sz w:val="24"/>
+                <w:szCs w:val="24"/>
+              </w:rPr>
+              <w:t xml:space="preserve">Фактический результат </w:t>
+            </w:r>
+          </w:p>
+        </w:tc>
+        <w:tc>
+          <w:tcPr>
+            <w:tcW w:w="6556" w:type="dxa"/>
+            <w:tcBorders>
+              <w:top w:val="single" w:sz="4" w:space="0" w:color="70AD47" w:themeColor="accent6"/>
+              <w:left w:val="single" w:sz="4" w:space="0" w:color="70AD47" w:themeColor="accent6"/>
+              <w:bottom w:val="single" w:sz="4" w:space="0" w:color="70AD47" w:themeColor="accent6"/>
+              <w:right w:val="single" w:sz="4" w:space="0" w:color="70AD47" w:themeColor="accent6"/>
+            </w:tcBorders>
+            <w:shd w:val="clear" w:color="auto" w:fill="7B7B7B" w:themeFill="accent3" w:themeFillShade="BF"/>
+            <w:vAlign w:val="center"/>
+          </w:tcPr>
+          <w:p>
+            <w:pPr>
+              <w:rPr>
+                <w:rFonts w:ascii="Times New Roman" w:eastAsia="Microsoft YaHei" w:hAnsi="Times New Roman" w:cs="Times New Roman"/>
+                <w:color w:val="FFFFFF" w:themeColor="background1"/>
+                <w:sz w:val="24"/>
+                <w:szCs w:val="24"/>
+                <w:lang w:eastAsia="ru-RU"/>
+              </w:rPr>
+            </w:pPr>
+            <w:r>
+              <w:rPr>
+                <w:rFonts w:ascii="Times New Roman" w:eastAsia="Microsoft YaHei" w:hAnsi="Times New Roman" w:cs="Times New Roman"/>
+                <w:color w:val="FFFFFF" w:themeColor="background1"/>
+                <w:sz w:val="24"/>
+                <w:szCs w:val="24"/>
+                <w:lang w:eastAsia="ru-RU"/>
+              </w:rPr>
+              <w:t>Функционал ещё не реализован (задача 14 в разработке).</w:t>
+            </w:r>
+          </w:p>
+        </w:tc>
+      </w:tr>
+      <w:tr>
+        <w:trPr>
+          <w:trHeight w:val="499"/>
+        </w:trPr>
+        <w:tc>
+          <w:tcPr>
+            <w:tcW w:w="3134" w:type="dxa"/>
+            <w:tcBorders>
+              <w:top w:val="nil"/>
+              <w:left w:val="single" w:sz="4" w:space="0" w:color="70AD47" w:themeColor="accent6"/>
+              <w:bottom w:val="single" w:sz="4" w:space="0" w:color="FFFFFF"/>
+              <w:right w:val="single" w:sz="4" w:space="0" w:color="70AD47" w:themeColor="accent6"/>
+            </w:tcBorders>
+            <w:shd w:val="clear" w:color="auto" w:fill="0ADA0F"/>
+            <w:vAlign w:val="center"/>
+            <w:hideMark/>
+          </w:tcPr>
+          <w:p>
+            <w:pPr>
+              <w:spacing w:after="0" w:line="256" w:lineRule="auto"/>
+              <w:ind w:firstLine="180"/>
+              <w:jc w:val="right"/>
+              <w:rPr>
+                <w:rFonts w:ascii="Times New Roman" w:eastAsia="Microsoft YaHei" w:hAnsi="Times New Roman" w:cs="Times New Roman"/>
+                <w:b/>
+                <w:sz w:val="24"/>
+                <w:szCs w:val="24"/>
+              </w:rPr>
+            </w:pPr>
+            <w:r>
+              <w:rPr>
+                <w:rFonts w:ascii="Times New Roman" w:eastAsia="Microsoft YaHei" w:hAnsi="Times New Roman" w:cs="Times New Roman"/>
+                <w:b/>
+                <w:sz w:val="24"/>
+                <w:szCs w:val="24"/>
+              </w:rPr>
+              <w:t>Статус</w:t>
+            </w:r>
+          </w:p>
+        </w:tc>
+        <w:tc>
+          <w:tcPr>
+            <w:tcW w:w="6556" w:type="dxa"/>
+            <w:tcBorders>
+              <w:top w:val="single" w:sz="4" w:space="0" w:color="70AD47" w:themeColor="accent6"/>
+              <w:left w:val="single" w:sz="4" w:space="0" w:color="70AD47" w:themeColor="accent6"/>
+              <w:bottom w:val="single" w:sz="4" w:space="0" w:color="70AD47" w:themeColor="accent6"/>
+              <w:right w:val="single" w:sz="4" w:space="0" w:color="70AD47" w:themeColor="accent6"/>
+            </w:tcBorders>
+            <w:shd w:val="clear" w:color="auto" w:fill="7B7B7B" w:themeFill="accent3" w:themeFillShade="BF"/>
+            <w:vAlign w:val="center"/>
+            <w:hideMark/>
+          </w:tcPr>
+          <w:p>
+            <w:pPr>
+              <w:spacing w:after="0" w:line="256" w:lineRule="auto"/>
+              <w:rPr>
+                <w:rFonts w:ascii="Times New Roman" w:eastAsia="Microsoft YaHei" w:hAnsi="Times New Roman" w:cs="Times New Roman"/>
+                <w:color w:val="FF0000"/>
+                <w:sz w:val="24"/>
+                <w:szCs w:val="24"/>
+                <w:lang w:eastAsia="ru-RU"/>
+              </w:rPr>
+            </w:pPr>
+            <w:r>
+              <w:rPr>
+                <w:rFonts w:ascii="Times New Roman" w:eastAsia="Microsoft YaHei" w:hAnsi="Times New Roman" w:cs="Times New Roman"/>
+                <w:color w:val="FF0000"/>
+                <w:sz w:val="24"/>
+                <w:szCs w:val="24"/>
+                <w:lang w:eastAsia="ru-RU"/>
+              </w:rPr>
+              <w:t>Брак</w:t>
+            </w:r>
+          </w:p>
+        </w:tc>
+      </w:tr>
+      <w:tr>
+        <w:trPr>
+          <w:trHeight w:val="499"/>
+        </w:trPr>
+        <w:tc>
+          <w:tcPr>
+            <w:tcW w:w="3134" w:type="dxa"/>
+            <w:tcBorders>
+              <w:top w:val="nil"/>
+              <w:left w:val="single" w:sz="4" w:space="0" w:color="70AD47" w:themeColor="accent6"/>
+              <w:bottom w:val="single" w:sz="4" w:space="0" w:color="FFFFFF"/>
+              <w:right w:val="single" w:sz="4" w:space="0" w:color="70AD47" w:themeColor="accent6"/>
+            </w:tcBorders>
+            <w:shd w:val="clear" w:color="auto" w:fill="0ADA0F"/>
+            <w:vAlign w:val="center"/>
+            <w:hideMark/>
+          </w:tcPr>
+          <w:p>
+            <w:pPr>
+              <w:spacing w:after="0" w:line="256" w:lineRule="auto"/>
+              <w:ind w:firstLine="180"/>
+              <w:jc w:val="right"/>
+              <w:rPr>
+                <w:rFonts w:ascii="Times New Roman" w:eastAsia="Microsoft YaHei" w:hAnsi="Times New Roman" w:cs="Times New Roman"/>
+                <w:b/>
+                <w:sz w:val="24"/>
+                <w:szCs w:val="24"/>
+              </w:rPr>
+            </w:pPr>
+            <w:r>
+              <w:rPr>
+                <w:rFonts w:ascii="Times New Roman" w:eastAsia="Microsoft YaHei" w:hAnsi="Times New Roman" w:cs="Times New Roman"/>
+                <w:b/>
+                <w:sz w:val="24"/>
+                <w:szCs w:val="24"/>
+              </w:rPr>
+              <w:t>Предварительное условие</w:t>
+            </w:r>
+          </w:p>
+        </w:tc>
+        <w:tc>
+          <w:tcPr>
+            <w:tcW w:w="6556" w:type="dxa"/>
+            <w:tcBorders>
+              <w:top w:val="single" w:sz="4" w:space="0" w:color="70AD47" w:themeColor="accent6"/>
+              <w:left w:val="single" w:sz="4" w:space="0" w:color="70AD47" w:themeColor="accent6"/>
+              <w:bottom w:val="single" w:sz="4" w:space="0" w:color="70AD47" w:themeColor="accent6"/>
+              <w:right w:val="single" w:sz="4" w:space="0" w:color="70AD47" w:themeColor="accent6"/>
+            </w:tcBorders>
+            <w:shd w:val="clear" w:color="auto" w:fill="7B7B7B" w:themeFill="accent3" w:themeFillShade="BF"/>
+            <w:vAlign w:val="center"/>
+            <w:hideMark/>
+          </w:tcPr>
+          <w:p>
+            <w:pPr>
+              <w:spacing w:after="0" w:line="256" w:lineRule="auto"/>
+              <w:rPr>
+                <w:rFonts w:ascii="Times New Roman" w:eastAsia="Microsoft YaHei" w:hAnsi="Times New Roman" w:cs="Times New Roman"/>
+                <w:color w:val="FFFFFF" w:themeColor="background1"/>
+                <w:sz w:val="24"/>
+                <w:szCs w:val="24"/>
+                <w:lang w:eastAsia="ru-RU"/>
+              </w:rPr>
+            </w:pPr>
+            <w:r>
+              <w:rPr>
+                <w:rFonts w:ascii="Times New Roman" w:eastAsia="Microsoft YaHei" w:hAnsi="Times New Roman" w:cs="Times New Roman"/>
+                <w:color w:val="FFFFFF" w:themeColor="background1"/>
+                <w:sz w:val="24"/>
+                <w:szCs w:val="24"/>
+                <w:lang w:eastAsia="ru-RU"/>
+              </w:rPr>
+              <w:t>В каталоге есть товары с разными ценами</w:t>
+            </w:r>
+            <w:r>
+              <w:rPr>
+                <w:rFonts w:ascii="Times New Roman" w:eastAsia="Microsoft YaHei" w:hAnsi="Times New Roman" w:cs="Times New Roman"/>
+                <w:color w:val="FFFFFF" w:themeColor="background1"/>
+                <w:sz w:val="24"/>
+                <w:szCs w:val="24"/>
+                <w:lang w:eastAsia="ru-RU"/>
+              </w:rPr>
+              <w:t>.</w:t>
+            </w:r>
+          </w:p>
+        </w:tc>
+      </w:tr>
+      <w:tr>
+        <w:trPr>
+          <w:trHeight w:val="499"/>
+        </w:trPr>
+        <w:tc>
+          <w:tcPr>
+            <w:tcW w:w="3134" w:type="dxa"/>
+            <w:tcBorders>
+              <w:top w:val="nil"/>
+              <w:left w:val="single" w:sz="4" w:space="0" w:color="70AD47" w:themeColor="accent6"/>
+              <w:bottom w:val="single" w:sz="4" w:space="0" w:color="FFFFFF"/>
+              <w:right w:val="single" w:sz="4" w:space="0" w:color="70AD47" w:themeColor="accent6"/>
+            </w:tcBorders>
+            <w:shd w:val="clear" w:color="auto" w:fill="0ADA0F"/>
+            <w:vAlign w:val="center"/>
+            <w:hideMark/>
+          </w:tcPr>
+          <w:p>
+            <w:pPr>
+              <w:spacing w:after="0" w:line="256" w:lineRule="auto"/>
+              <w:ind w:firstLine="180"/>
+              <w:jc w:val="right"/>
+              <w:rPr>
+                <w:rFonts w:ascii="Times New Roman" w:eastAsia="Microsoft YaHei" w:hAnsi="Times New Roman" w:cs="Times New Roman"/>
+                <w:b/>
+                <w:sz w:val="24"/>
+                <w:szCs w:val="24"/>
+              </w:rPr>
+            </w:pPr>
+            <w:r>
+              <w:rPr>
+                <w:rFonts w:ascii="Times New Roman" w:eastAsia="Microsoft YaHei" w:hAnsi="Times New Roman" w:cs="Times New Roman"/>
+                <w:b/>
+                <w:sz w:val="24"/>
+                <w:szCs w:val="24"/>
+              </w:rPr>
+              <w:t>Постусловие</w:t>
+            </w:r>
+          </w:p>
+        </w:tc>
+        <w:tc>
+          <w:tcPr>
+            <w:tcW w:w="6556" w:type="dxa"/>
+            <w:tcBorders>
+              <w:top w:val="single" w:sz="4" w:space="0" w:color="70AD47" w:themeColor="accent6"/>
+              <w:left w:val="single" w:sz="4" w:space="0" w:color="70AD47" w:themeColor="accent6"/>
+              <w:bottom w:val="single" w:sz="4" w:space="0" w:color="70AD47" w:themeColor="accent6"/>
+              <w:right w:val="single" w:sz="4" w:space="0" w:color="70AD47" w:themeColor="accent6"/>
+            </w:tcBorders>
+            <w:shd w:val="clear" w:color="auto" w:fill="7B7B7B" w:themeFill="accent3" w:themeFillShade="BF"/>
+            <w:vAlign w:val="center"/>
+            <w:hideMark/>
+          </w:tcPr>
+          <w:p>
+            <w:pPr>
+              <w:spacing w:after="0" w:line="256" w:lineRule="auto"/>
+              <w:rPr>
+                <w:rFonts w:ascii="Times New Roman" w:eastAsia="Microsoft YaHei" w:hAnsi="Times New Roman" w:cs="Times New Roman"/>
+                <w:color w:val="FFFFFF" w:themeColor="background1"/>
+                <w:sz w:val="24"/>
+                <w:szCs w:val="24"/>
+                <w:lang w:eastAsia="ru-RU"/>
+              </w:rPr>
+            </w:pPr>
+            <w:r>
+              <w:rPr>
+                <w:rFonts w:ascii="Times New Roman" w:eastAsia="Microsoft YaHei" w:hAnsi="Times New Roman" w:cs="Times New Roman"/>
+                <w:color w:val="FFFFFF" w:themeColor="background1"/>
+                <w:sz w:val="24"/>
+                <w:szCs w:val="24"/>
+                <w:lang w:eastAsia="ru-RU"/>
+              </w:rPr>
+              <w:t>Пользователь не видит изменений.</w:t>
+            </w:r>
+          </w:p>
+        </w:tc>
+      </w:tr>
+      <w:tr>
+        <w:trPr>
+          <w:trHeight w:val="499"/>
+        </w:trPr>
+        <w:tc>
+          <w:tcPr>
+            <w:tcW w:w="3134" w:type="dxa"/>
+            <w:tcBorders>
+              <w:top w:val="nil"/>
+              <w:left w:val="single" w:sz="4" w:space="0" w:color="70AD47" w:themeColor="accent6"/>
+              <w:bottom w:val="single" w:sz="4" w:space="0" w:color="70AD47" w:themeColor="accent6"/>
+              <w:right w:val="single" w:sz="4" w:space="0" w:color="70AD47" w:themeColor="accent6"/>
+            </w:tcBorders>
+            <w:shd w:val="clear" w:color="auto" w:fill="0ADA0F"/>
+            <w:vAlign w:val="center"/>
+            <w:hideMark/>
+          </w:tcPr>
+          <w:p>
+            <w:pPr>
+              <w:spacing w:after="0" w:line="256" w:lineRule="auto"/>
+              <w:ind w:firstLine="180"/>
+              <w:jc w:val="right"/>
+              <w:rPr>
+                <w:rFonts w:ascii="Times New Roman" w:eastAsia="Microsoft YaHei" w:hAnsi="Times New Roman" w:cs="Times New Roman"/>
+                <w:b/>
+                <w:sz w:val="24"/>
+                <w:szCs w:val="24"/>
+              </w:rPr>
+            </w:pPr>
+            <w:r>
+              <w:rPr>
+                <w:rFonts w:ascii="Times New Roman" w:eastAsia="Microsoft YaHei" w:hAnsi="Times New Roman" w:cs="Times New Roman"/>
+                <w:b/>
+                <w:sz w:val="24"/>
+                <w:szCs w:val="24"/>
+              </w:rPr>
+              <w:t>Примечания/комментарии</w:t>
+            </w:r>
+          </w:p>
+        </w:tc>
+        <w:tc>
+          <w:tcPr>
+            <w:tcW w:w="6556" w:type="dxa"/>
+            <w:tcBorders>
+              <w:top w:val="single" w:sz="4" w:space="0" w:color="70AD47" w:themeColor="accent6"/>
+              <w:left w:val="single" w:sz="4" w:space="0" w:color="70AD47" w:themeColor="accent6"/>
+              <w:bottom w:val="single" w:sz="4" w:space="0" w:color="70AD47" w:themeColor="accent6"/>
+              <w:right w:val="single" w:sz="4" w:space="0" w:color="70AD47" w:themeColor="accent6"/>
+            </w:tcBorders>
+            <w:shd w:val="clear" w:color="auto" w:fill="7B7B7B" w:themeFill="accent3" w:themeFillShade="BF"/>
+            <w:vAlign w:val="center"/>
+            <w:hideMark/>
+          </w:tcPr>
+          <w:p>
+            <w:pPr>
+              <w:spacing w:after="0" w:line="256" w:lineRule="auto"/>
+              <w:rPr>
+                <w:rFonts w:ascii="Times New Roman" w:eastAsia="Microsoft YaHei" w:hAnsi="Times New Roman" w:cs="Times New Roman"/>
+                <w:color w:val="FFFFFF" w:themeColor="background1"/>
+                <w:sz w:val="24"/>
+                <w:szCs w:val="24"/>
+              </w:rPr>
+            </w:pPr>
+            <w:r>
+              <w:rPr>
+                <w:rFonts w:ascii="Times New Roman" w:eastAsia="Microsoft YaHei" w:hAnsi="Times New Roman" w:cs="Times New Roman"/>
+                <w:color w:val="FFFFFF" w:themeColor="background1"/>
+                <w:sz w:val="24"/>
+                <w:szCs w:val="24"/>
+              </w:rPr>
+              <w:t>Функционал</w:t>
+            </w:r>
+            <w:r>
+              <w:rPr>
+                <w:rFonts w:ascii="Times New Roman" w:eastAsia="Microsoft YaHei" w:hAnsi="Times New Roman" w:cs="Times New Roman"/>
+                <w:color w:val="FFFFFF" w:themeColor="background1"/>
+                <w:sz w:val="24"/>
+                <w:szCs w:val="24"/>
+              </w:rPr>
+              <w:t xml:space="preserve"> находится в разработке.</w:t>
+            </w:r>
+          </w:p>
+        </w:tc>
+      </w:tr>
+    </w:tbl>
+    <w:p>
+      <w:pPr>
+        <w:rPr>
+          <w:rFonts w:ascii="Times New Roman" w:hAnsi="Times New Roman" w:cs="Times New Roman"/>
+          <w:b/>
+          <w:bCs/>
+          <w:sz w:val="24"/>
+          <w:szCs w:val="24"/>
+        </w:rPr>
+      </w:pPr>
+    </w:p>
+    <w:tbl>
+      <w:tblPr>
+        <w:tblW w:w="9690" w:type="dxa"/>
+        <w:tblInd w:w="80" w:type="dxa"/>
+        <w:tblLayout w:type="fixed"/>
+        <w:tblLook w:val="04A0" w:firstRow="1" w:lastRow="0" w:firstColumn="1" w:lastColumn="0" w:noHBand="0" w:noVBand="1"/>
+      </w:tblPr>
+      <w:tblGrid>
+        <w:gridCol w:w="3134"/>
+        <w:gridCol w:w="6556"/>
+      </w:tblGrid>
+      <w:tr>
+        <w:trPr>
+          <w:trHeight w:val="499"/>
+        </w:trPr>
+        <w:tc>
+          <w:tcPr>
+            <w:tcW w:w="3134" w:type="dxa"/>
+            <w:tcBorders>
+              <w:top w:val="single" w:sz="4" w:space="0" w:color="70AD47" w:themeColor="accent6"/>
+              <w:left w:val="single" w:sz="4" w:space="0" w:color="70AD47" w:themeColor="accent6"/>
+              <w:bottom w:val="single" w:sz="4" w:space="0" w:color="FFFFFF"/>
+              <w:right w:val="single" w:sz="4" w:space="0" w:color="70AD47" w:themeColor="accent6"/>
+            </w:tcBorders>
+            <w:shd w:val="clear" w:color="auto" w:fill="ED7D31" w:themeFill="accent2"/>
+            <w:vAlign w:val="center"/>
+            <w:hideMark/>
+          </w:tcPr>
+          <w:p>
+            <w:pPr>
+              <w:spacing w:after="0" w:line="256" w:lineRule="auto"/>
+              <w:ind w:firstLine="180"/>
+              <w:jc w:val="right"/>
+              <w:rPr>
+                <w:rFonts w:ascii="Times New Roman" w:eastAsia="Microsoft YaHei" w:hAnsi="Times New Roman" w:cs="Times New Roman"/>
+                <w:b/>
+                <w:sz w:val="24"/>
+                <w:szCs w:val="24"/>
+              </w:rPr>
+            </w:pPr>
+            <w:r>
+              <w:rPr>
+                <w:rFonts w:ascii="Times New Roman" w:eastAsia="Microsoft YaHei" w:hAnsi="Times New Roman" w:cs="Times New Roman"/>
+                <w:b/>
+                <w:sz w:val="24"/>
+                <w:szCs w:val="24"/>
+              </w:rPr>
+              <w:t>Тестовый пример №</w:t>
+            </w:r>
+            <w:r>
+              <w:rPr>
+                <w:rFonts w:ascii="Times New Roman" w:eastAsia="Microsoft YaHei" w:hAnsi="Times New Roman" w:cs="Times New Roman"/>
+                <w:b/>
+                <w:sz w:val="24"/>
+                <w:szCs w:val="24"/>
+              </w:rPr>
+              <w:t>26</w:t>
+            </w:r>
+          </w:p>
+        </w:tc>
+        <w:tc>
+          <w:tcPr>
+            <w:tcW w:w="6556" w:type="dxa"/>
+            <w:tcBorders>
+              <w:top w:val="single" w:sz="4" w:space="0" w:color="70AD47" w:themeColor="accent6"/>
+              <w:left w:val="single" w:sz="4" w:space="0" w:color="70AD47" w:themeColor="accent6"/>
+              <w:bottom w:val="single" w:sz="4" w:space="0" w:color="70AD47" w:themeColor="accent6"/>
+              <w:right w:val="single" w:sz="4" w:space="0" w:color="70AD47" w:themeColor="accent6"/>
+            </w:tcBorders>
+            <w:shd w:val="clear" w:color="auto" w:fill="7B7B7B" w:themeFill="accent3" w:themeFillShade="BF"/>
+            <w:vAlign w:val="center"/>
+            <w:hideMark/>
+          </w:tcPr>
+          <w:p>
+            <w:pPr>
+              <w:spacing w:after="0" w:line="256" w:lineRule="auto"/>
+              <w:rPr>
+                <w:rFonts w:ascii="Times New Roman" w:eastAsia="Microsoft YaHei" w:hAnsi="Times New Roman" w:cs="Times New Roman"/>
+                <w:color w:val="FFFFFF" w:themeColor="background1"/>
+                <w:sz w:val="24"/>
+                <w:szCs w:val="24"/>
+                <w:lang w:eastAsia="ru-RU"/>
+              </w:rPr>
+            </w:pPr>
+            <w:r>
+              <w:rPr>
+                <w:rFonts w:ascii="Times New Roman" w:eastAsia="Microsoft YaHei" w:hAnsi="Times New Roman" w:cs="Times New Roman"/>
+                <w:color w:val="FFFFFF" w:themeColor="background1"/>
+                <w:sz w:val="24"/>
+                <w:szCs w:val="24"/>
+                <w:lang w:eastAsia="ru-RU"/>
+              </w:rPr>
+              <w:t>Тест фильтрации</w:t>
+            </w:r>
+            <w:r>
+              <w:rPr>
+                <w:rFonts w:ascii="Times New Roman" w:eastAsia="Microsoft YaHei" w:hAnsi="Times New Roman" w:cs="Times New Roman"/>
+                <w:color w:val="FFFFFF" w:themeColor="background1"/>
+                <w:sz w:val="24"/>
+                <w:szCs w:val="24"/>
+                <w:lang w:eastAsia="ru-RU"/>
+              </w:rPr>
+              <w:t xml:space="preserve"> №1</w:t>
+            </w:r>
+          </w:p>
+        </w:tc>
+      </w:tr>
+      <w:tr>
+        <w:trPr>
+          <w:trHeight w:val="499"/>
+        </w:trPr>
+        <w:tc>
+          <w:tcPr>
+            <w:tcW w:w="3134" w:type="dxa"/>
+            <w:tcBorders>
+              <w:top w:val="nil"/>
+              <w:left w:val="single" w:sz="4" w:space="0" w:color="70AD47" w:themeColor="accent6"/>
+              <w:bottom w:val="single" w:sz="4" w:space="0" w:color="FFFFFF"/>
+              <w:right w:val="single" w:sz="4" w:space="0" w:color="70AD47" w:themeColor="accent6"/>
+            </w:tcBorders>
+            <w:shd w:val="clear" w:color="auto" w:fill="0ADA0F"/>
+            <w:vAlign w:val="center"/>
+            <w:hideMark/>
+          </w:tcPr>
+          <w:p>
+            <w:pPr>
+              <w:spacing w:after="0" w:line="256" w:lineRule="auto"/>
+              <w:ind w:firstLine="180"/>
+              <w:jc w:val="right"/>
+              <w:rPr>
+                <w:rFonts w:ascii="Times New Roman" w:eastAsia="Microsoft YaHei" w:hAnsi="Times New Roman" w:cs="Times New Roman"/>
+                <w:b/>
+                <w:sz w:val="24"/>
+                <w:szCs w:val="24"/>
+              </w:rPr>
+            </w:pPr>
+            <w:r>
+              <w:rPr>
+                <w:rFonts w:ascii="Times New Roman" w:eastAsia="Microsoft YaHei" w:hAnsi="Times New Roman" w:cs="Times New Roman"/>
+                <w:b/>
+                <w:sz w:val="24"/>
+                <w:szCs w:val="24"/>
+              </w:rPr>
+              <w:t>Приоритет тестирования</w:t>
+            </w:r>
+          </w:p>
+        </w:tc>
+        <w:tc>
+          <w:tcPr>
+            <w:tcW w:w="6556" w:type="dxa"/>
+            <w:tcBorders>
+              <w:top w:val="single" w:sz="4" w:space="0" w:color="70AD47" w:themeColor="accent6"/>
+              <w:left w:val="single" w:sz="4" w:space="0" w:color="70AD47" w:themeColor="accent6"/>
+              <w:bottom w:val="single" w:sz="4" w:space="0" w:color="70AD47" w:themeColor="accent6"/>
+              <w:right w:val="single" w:sz="4" w:space="0" w:color="70AD47" w:themeColor="accent6"/>
+            </w:tcBorders>
+            <w:shd w:val="clear" w:color="auto" w:fill="7B7B7B" w:themeFill="accent3" w:themeFillShade="BF"/>
+            <w:vAlign w:val="center"/>
+            <w:hideMark/>
+          </w:tcPr>
+          <w:p>
+            <w:pPr>
+              <w:spacing w:after="0" w:line="256" w:lineRule="auto"/>
+              <w:rPr>
+                <w:rFonts w:ascii="Times New Roman" w:eastAsia="Microsoft YaHei" w:hAnsi="Times New Roman" w:cs="Times New Roman"/>
+                <w:color w:val="FFFFFF" w:themeColor="background1"/>
+                <w:sz w:val="24"/>
+                <w:szCs w:val="24"/>
+                <w:lang w:eastAsia="ru-RU"/>
+              </w:rPr>
+            </w:pPr>
+            <w:r>
+              <w:rPr>
+                <w:rFonts w:ascii="Times New Roman" w:eastAsia="Microsoft YaHei" w:hAnsi="Times New Roman" w:cs="Times New Roman"/>
+                <w:color w:val="FFFFFF" w:themeColor="background1"/>
+                <w:sz w:val="24"/>
+                <w:szCs w:val="24"/>
+                <w:lang w:eastAsia="ru-RU"/>
+              </w:rPr>
+              <w:t>Средний</w:t>
+            </w:r>
+          </w:p>
+        </w:tc>
+      </w:tr>
+      <w:tr>
+        <w:trPr>
+          <w:trHeight w:val="499"/>
+        </w:trPr>
+        <w:tc>
+          <w:tcPr>
+            <w:tcW w:w="3134" w:type="dxa"/>
+            <w:tcBorders>
+              <w:top w:val="nil"/>
+              <w:left w:val="single" w:sz="4" w:space="0" w:color="70AD47" w:themeColor="accent6"/>
+              <w:bottom w:val="single" w:sz="4" w:space="0" w:color="FFFFFF"/>
+              <w:right w:val="single" w:sz="4" w:space="0" w:color="70AD47" w:themeColor="accent6"/>
+            </w:tcBorders>
+            <w:shd w:val="clear" w:color="auto" w:fill="0ADA0F"/>
+            <w:vAlign w:val="center"/>
+            <w:hideMark/>
+          </w:tcPr>
+          <w:p>
+            <w:pPr>
+              <w:spacing w:after="0" w:line="256" w:lineRule="auto"/>
+              <w:ind w:firstLine="180"/>
+              <w:jc w:val="right"/>
+              <w:rPr>
+                <w:rFonts w:ascii="Times New Roman" w:eastAsia="Microsoft YaHei" w:hAnsi="Times New Roman" w:cs="Times New Roman"/>
+                <w:b/>
+                <w:sz w:val="24"/>
+                <w:szCs w:val="24"/>
+              </w:rPr>
+            </w:pPr>
+            <w:r>
+              <w:rPr>
+                <w:rFonts w:ascii="Times New Roman" w:eastAsia="Microsoft YaHei" w:hAnsi="Times New Roman" w:cs="Times New Roman"/>
+                <w:b/>
+                <w:sz w:val="24"/>
+                <w:szCs w:val="24"/>
+              </w:rPr>
+              <w:t>Заголовок/название теста</w:t>
+            </w:r>
+          </w:p>
+        </w:tc>
+        <w:tc>
+          <w:tcPr>
+            <w:tcW w:w="6556" w:type="dxa"/>
+            <w:tcBorders>
+              <w:top w:val="single" w:sz="4" w:space="0" w:color="70AD47" w:themeColor="accent6"/>
+              <w:left w:val="single" w:sz="4" w:space="0" w:color="70AD47" w:themeColor="accent6"/>
+              <w:bottom w:val="single" w:sz="4" w:space="0" w:color="70AD47" w:themeColor="accent6"/>
+              <w:right w:val="single" w:sz="4" w:space="0" w:color="70AD47" w:themeColor="accent6"/>
+            </w:tcBorders>
+            <w:shd w:val="clear" w:color="auto" w:fill="7B7B7B" w:themeFill="accent3" w:themeFillShade="BF"/>
+            <w:vAlign w:val="center"/>
+            <w:hideMark/>
+          </w:tcPr>
+          <w:p>
+            <w:pPr>
+              <w:spacing w:after="0" w:line="256" w:lineRule="auto"/>
+              <w:rPr>
+                <w:rFonts w:ascii="Times New Roman" w:eastAsia="Microsoft YaHei" w:hAnsi="Times New Roman" w:cs="Times New Roman"/>
+                <w:color w:val="FFFFFF" w:themeColor="background1"/>
+                <w:sz w:val="24"/>
+                <w:szCs w:val="24"/>
+                <w:lang w:eastAsia="ru-RU"/>
+              </w:rPr>
+            </w:pPr>
+            <w:r>
+              <w:rPr>
+                <w:rFonts w:ascii="Times New Roman" w:eastAsia="Microsoft YaHei" w:hAnsi="Times New Roman" w:cs="Times New Roman"/>
+                <w:color w:val="FFFFFF" w:themeColor="background1"/>
+                <w:sz w:val="24"/>
+                <w:szCs w:val="24"/>
+                <w:lang w:eastAsia="ru-RU"/>
+              </w:rPr>
+              <w:t>Тестирование фильтрации товаров по категории</w:t>
+            </w:r>
+          </w:p>
+        </w:tc>
+      </w:tr>
+      <w:tr>
+        <w:trPr>
+          <w:trHeight w:val="499"/>
+        </w:trPr>
+        <w:tc>
+          <w:tcPr>
+            <w:tcW w:w="3134" w:type="dxa"/>
+            <w:tcBorders>
+              <w:top w:val="nil"/>
+              <w:left w:val="single" w:sz="4" w:space="0" w:color="70AD47" w:themeColor="accent6"/>
+              <w:bottom w:val="single" w:sz="4" w:space="0" w:color="FFFFFF"/>
+              <w:right w:val="single" w:sz="4" w:space="0" w:color="70AD47" w:themeColor="accent6"/>
+            </w:tcBorders>
+            <w:shd w:val="clear" w:color="auto" w:fill="0ADA0F"/>
+            <w:vAlign w:val="center"/>
+            <w:hideMark/>
+          </w:tcPr>
+          <w:p>
+            <w:pPr>
+              <w:spacing w:after="0" w:line="256" w:lineRule="auto"/>
+              <w:ind w:firstLine="180"/>
+              <w:jc w:val="right"/>
+              <w:rPr>
+                <w:rFonts w:ascii="Times New Roman" w:eastAsia="Microsoft YaHei" w:hAnsi="Times New Roman" w:cs="Times New Roman"/>
+                <w:b/>
+                <w:sz w:val="24"/>
+                <w:szCs w:val="24"/>
+              </w:rPr>
+            </w:pPr>
+            <w:r>
+              <w:rPr>
+                <w:rFonts w:ascii="Times New Roman" w:eastAsia="Microsoft YaHei" w:hAnsi="Times New Roman" w:cs="Times New Roman"/>
+                <w:b/>
+                <w:sz w:val="24"/>
+                <w:szCs w:val="24"/>
+              </w:rPr>
+              <w:lastRenderedPageBreak/>
+              <w:t>Краткое изложение теста</w:t>
+            </w:r>
+          </w:p>
+        </w:tc>
+        <w:tc>
+          <w:tcPr>
+            <w:tcW w:w="6556" w:type="dxa"/>
+            <w:tcBorders>
+              <w:top w:val="single" w:sz="4" w:space="0" w:color="70AD47" w:themeColor="accent6"/>
+              <w:left w:val="single" w:sz="4" w:space="0" w:color="70AD47" w:themeColor="accent6"/>
+              <w:bottom w:val="single" w:sz="4" w:space="0" w:color="70AD47" w:themeColor="accent6"/>
+              <w:right w:val="single" w:sz="4" w:space="0" w:color="70AD47" w:themeColor="accent6"/>
+            </w:tcBorders>
+            <w:shd w:val="clear" w:color="auto" w:fill="7B7B7B" w:themeFill="accent3" w:themeFillShade="BF"/>
+            <w:vAlign w:val="center"/>
+            <w:hideMark/>
+          </w:tcPr>
+          <w:p>
+            <w:pPr>
+              <w:rPr>
+                <w:rFonts w:ascii="Times New Roman" w:eastAsia="Microsoft YaHei" w:hAnsi="Times New Roman" w:cs="Times New Roman"/>
+                <w:color w:val="FFFFFF" w:themeColor="background1"/>
+                <w:sz w:val="24"/>
+                <w:szCs w:val="24"/>
+                <w:lang w:eastAsia="ru-RU"/>
+              </w:rPr>
+            </w:pPr>
+            <w:r>
+              <w:rPr>
+                <w:rFonts w:ascii="Times New Roman" w:eastAsia="Microsoft YaHei" w:hAnsi="Times New Roman" w:cs="Times New Roman"/>
+                <w:color w:val="FFFFFF" w:themeColor="background1"/>
+                <w:sz w:val="24"/>
+                <w:szCs w:val="24"/>
+                <w:lang w:eastAsia="ru-RU"/>
+              </w:rPr>
+              <w:t>Проверка фильтрации цветов по типу (розы, тюльпаны и т.д.)</w:t>
+            </w:r>
+          </w:p>
+        </w:tc>
+      </w:tr>
+      <w:tr>
+        <w:trPr>
+          <w:trHeight w:val="499"/>
+        </w:trPr>
+        <w:tc>
+          <w:tcPr>
+            <w:tcW w:w="3134" w:type="dxa"/>
+            <w:tcBorders>
+              <w:top w:val="nil"/>
+              <w:left w:val="single" w:sz="4" w:space="0" w:color="70AD47" w:themeColor="accent6"/>
+              <w:bottom w:val="single" w:sz="4" w:space="0" w:color="FFFFFF"/>
+              <w:right w:val="single" w:sz="4" w:space="0" w:color="70AD47" w:themeColor="accent6"/>
+            </w:tcBorders>
+            <w:shd w:val="clear" w:color="auto" w:fill="0ADA0F"/>
+            <w:vAlign w:val="center"/>
+            <w:hideMark/>
+          </w:tcPr>
+          <w:p>
+            <w:pPr>
+              <w:spacing w:after="0" w:line="256" w:lineRule="auto"/>
+              <w:ind w:firstLine="180"/>
+              <w:jc w:val="right"/>
+              <w:rPr>
+                <w:rFonts w:ascii="Times New Roman" w:eastAsia="Microsoft YaHei" w:hAnsi="Times New Roman" w:cs="Times New Roman"/>
+                <w:b/>
+                <w:sz w:val="24"/>
+                <w:szCs w:val="24"/>
+              </w:rPr>
+            </w:pPr>
+            <w:r>
+              <w:rPr>
+                <w:rFonts w:ascii="Times New Roman" w:eastAsia="Microsoft YaHei" w:hAnsi="Times New Roman" w:cs="Times New Roman"/>
+                <w:b/>
+                <w:sz w:val="24"/>
+                <w:szCs w:val="24"/>
+              </w:rPr>
+              <w:t>Этапы теста</w:t>
+            </w:r>
+          </w:p>
+        </w:tc>
+        <w:tc>
+          <w:tcPr>
+            <w:tcW w:w="6556" w:type="dxa"/>
+            <w:tcBorders>
+              <w:top w:val="single" w:sz="4" w:space="0" w:color="70AD47" w:themeColor="accent6"/>
+              <w:left w:val="single" w:sz="4" w:space="0" w:color="70AD47" w:themeColor="accent6"/>
+              <w:bottom w:val="single" w:sz="4" w:space="0" w:color="70AD47" w:themeColor="accent6"/>
+              <w:right w:val="single" w:sz="4" w:space="0" w:color="70AD47" w:themeColor="accent6"/>
+            </w:tcBorders>
+            <w:shd w:val="clear" w:color="auto" w:fill="7B7B7B" w:themeFill="accent3" w:themeFillShade="BF"/>
+            <w:vAlign w:val="center"/>
+            <w:hideMark/>
+          </w:tcPr>
+          <w:p>
+            <w:pPr>
+              <w:pStyle w:val="a3"/>
+              <w:numPr>
+                <w:ilvl w:val="0"/>
+                <w:numId w:val="29"/>
+              </w:numPr>
+              <w:spacing w:after="0" w:line="256" w:lineRule="auto"/>
+              <w:rPr>
+                <w:rFonts w:ascii="Times New Roman" w:eastAsia="Microsoft YaHei" w:hAnsi="Times New Roman" w:cs="Times New Roman"/>
+                <w:color w:val="FFFFFF" w:themeColor="background1"/>
+                <w:sz w:val="24"/>
+                <w:szCs w:val="24"/>
+                <w:lang w:eastAsia="ru-RU"/>
+              </w:rPr>
+            </w:pPr>
+            <w:r>
+              <w:rPr>
+                <w:rFonts w:ascii="Times New Roman" w:eastAsia="Microsoft YaHei" w:hAnsi="Times New Roman" w:cs="Times New Roman"/>
+                <w:color w:val="FFFFFF" w:themeColor="background1"/>
+                <w:sz w:val="24"/>
+                <w:szCs w:val="24"/>
+                <w:lang w:eastAsia="ru-RU"/>
+              </w:rPr>
+              <w:t>Авторизоваться в системе (</w:t>
+            </w:r>
+            <w:proofErr w:type="spellStart"/>
+            <w:r>
+              <w:rPr>
+                <w:rFonts w:ascii="Times New Roman" w:eastAsia="Microsoft YaHei" w:hAnsi="Times New Roman" w:cs="Times New Roman"/>
+                <w:color w:val="FFFFFF" w:themeColor="background1"/>
+                <w:sz w:val="24"/>
+                <w:szCs w:val="24"/>
+                <w:lang w:eastAsia="ru-RU"/>
+              </w:rPr>
+              <w:t>admin</w:t>
+            </w:r>
+            <w:proofErr w:type="spellEnd"/>
+            <w:r>
+              <w:rPr>
+                <w:rFonts w:ascii="Times New Roman" w:eastAsia="Microsoft YaHei" w:hAnsi="Times New Roman" w:cs="Times New Roman"/>
+                <w:color w:val="FFFFFF" w:themeColor="background1"/>
+                <w:sz w:val="24"/>
+                <w:szCs w:val="24"/>
+                <w:lang w:eastAsia="ru-RU"/>
+              </w:rPr>
+              <w:t xml:space="preserve">/123 или </w:t>
+            </w:r>
+            <w:proofErr w:type="spellStart"/>
+            <w:r>
+              <w:rPr>
+                <w:rFonts w:ascii="Times New Roman" w:eastAsia="Microsoft YaHei" w:hAnsi="Times New Roman" w:cs="Times New Roman"/>
+                <w:color w:val="FFFFFF" w:themeColor="background1"/>
+                <w:sz w:val="24"/>
+                <w:szCs w:val="24"/>
+                <w:lang w:eastAsia="ru-RU"/>
+              </w:rPr>
+              <w:t>client</w:t>
+            </w:r>
+            <w:proofErr w:type="spellEnd"/>
+            <w:r>
+              <w:rPr>
+                <w:rFonts w:ascii="Times New Roman" w:eastAsia="Microsoft YaHei" w:hAnsi="Times New Roman" w:cs="Times New Roman"/>
+                <w:color w:val="FFFFFF" w:themeColor="background1"/>
+                <w:sz w:val="24"/>
+                <w:szCs w:val="24"/>
+                <w:lang w:eastAsia="ru-RU"/>
+              </w:rPr>
+              <w:t>/123).</w:t>
+            </w:r>
+          </w:p>
+          <w:p>
+            <w:pPr>
+              <w:pStyle w:val="a3"/>
+              <w:numPr>
+                <w:ilvl w:val="0"/>
+                <w:numId w:val="29"/>
+              </w:numPr>
+              <w:spacing w:after="0" w:line="256" w:lineRule="auto"/>
+              <w:rPr>
+                <w:rFonts w:ascii="Times New Roman" w:eastAsia="Microsoft YaHei" w:hAnsi="Times New Roman" w:cs="Times New Roman"/>
+                <w:color w:val="FFFFFF" w:themeColor="background1"/>
+                <w:sz w:val="24"/>
+                <w:szCs w:val="24"/>
+                <w:lang w:eastAsia="ru-RU"/>
+              </w:rPr>
+            </w:pPr>
+            <w:r>
+              <w:rPr>
+                <w:rFonts w:ascii="Times New Roman" w:eastAsia="Microsoft YaHei" w:hAnsi="Times New Roman" w:cs="Times New Roman"/>
+                <w:color w:val="FFFFFF" w:themeColor="background1"/>
+                <w:sz w:val="24"/>
+                <w:szCs w:val="24"/>
+                <w:lang w:eastAsia="ru-RU"/>
+              </w:rPr>
+              <w:t>Перейти в "Каталог цветов".</w:t>
+            </w:r>
+          </w:p>
+          <w:p>
+            <w:pPr>
+              <w:pStyle w:val="a3"/>
+              <w:numPr>
+                <w:ilvl w:val="0"/>
+                <w:numId w:val="29"/>
+              </w:numPr>
+              <w:spacing w:after="0" w:line="256" w:lineRule="auto"/>
+              <w:rPr>
+                <w:rFonts w:ascii="Times New Roman" w:eastAsia="Microsoft YaHei" w:hAnsi="Times New Roman" w:cs="Times New Roman"/>
+                <w:color w:val="FFFFFF" w:themeColor="background1"/>
+                <w:sz w:val="24"/>
+                <w:szCs w:val="24"/>
+                <w:lang w:eastAsia="ru-RU"/>
+              </w:rPr>
+            </w:pPr>
+            <w:r>
+              <w:rPr>
+                <w:rFonts w:ascii="Times New Roman" w:eastAsia="Microsoft YaHei" w:hAnsi="Times New Roman" w:cs="Times New Roman"/>
+                <w:color w:val="FFFFFF" w:themeColor="background1"/>
+                <w:sz w:val="24"/>
+                <w:szCs w:val="24"/>
+                <w:lang w:eastAsia="ru-RU"/>
+              </w:rPr>
+              <w:t>Выбрать фильтр "Розы".</w:t>
+            </w:r>
+          </w:p>
+        </w:tc>
+      </w:tr>
+      <w:tr>
+        <w:trPr>
+          <w:trHeight w:val="499"/>
+        </w:trPr>
+        <w:tc>
+          <w:tcPr>
+            <w:tcW w:w="3134" w:type="dxa"/>
+            <w:tcBorders>
+              <w:top w:val="nil"/>
+              <w:left w:val="single" w:sz="4" w:space="0" w:color="70AD47" w:themeColor="accent6"/>
+              <w:bottom w:val="single" w:sz="4" w:space="0" w:color="FFFFFF"/>
+              <w:right w:val="single" w:sz="4" w:space="0" w:color="70AD47" w:themeColor="accent6"/>
+            </w:tcBorders>
+            <w:shd w:val="clear" w:color="auto" w:fill="0ADA0F"/>
+            <w:vAlign w:val="center"/>
+            <w:hideMark/>
+          </w:tcPr>
+          <w:p>
+            <w:pPr>
+              <w:spacing w:after="0" w:line="256" w:lineRule="auto"/>
+              <w:ind w:firstLine="180"/>
+              <w:jc w:val="right"/>
+              <w:rPr>
+                <w:rFonts w:ascii="Times New Roman" w:eastAsia="Microsoft YaHei" w:hAnsi="Times New Roman" w:cs="Times New Roman"/>
+                <w:b/>
+                <w:sz w:val="24"/>
+                <w:szCs w:val="24"/>
+              </w:rPr>
+            </w:pPr>
+            <w:r>
+              <w:rPr>
+                <w:rFonts w:ascii="Times New Roman" w:eastAsia="Microsoft YaHei" w:hAnsi="Times New Roman" w:cs="Times New Roman"/>
+                <w:b/>
+                <w:sz w:val="24"/>
+                <w:szCs w:val="24"/>
+              </w:rPr>
+              <w:t>Тестовые данные</w:t>
+            </w:r>
+          </w:p>
+        </w:tc>
+        <w:tc>
+          <w:tcPr>
+            <w:tcW w:w="6556" w:type="dxa"/>
+            <w:tcBorders>
+              <w:top w:val="single" w:sz="4" w:space="0" w:color="70AD47" w:themeColor="accent6"/>
+              <w:left w:val="single" w:sz="4" w:space="0" w:color="70AD47" w:themeColor="accent6"/>
+              <w:bottom w:val="single" w:sz="4" w:space="0" w:color="70AD47" w:themeColor="accent6"/>
+              <w:right w:val="single" w:sz="4" w:space="0" w:color="70AD47" w:themeColor="accent6"/>
+            </w:tcBorders>
+            <w:shd w:val="clear" w:color="auto" w:fill="7B7B7B" w:themeFill="accent3" w:themeFillShade="BF"/>
+            <w:vAlign w:val="center"/>
+            <w:hideMark/>
+          </w:tcPr>
+          <w:p>
+            <w:pPr>
+              <w:numPr>
+                <w:ilvl w:val="0"/>
+                <w:numId w:val="21"/>
+              </w:numPr>
+              <w:spacing w:after="0" w:line="256" w:lineRule="auto"/>
+              <w:rPr>
+                <w:rFonts w:ascii="Times New Roman" w:eastAsia="Microsoft YaHei" w:hAnsi="Times New Roman" w:cs="Times New Roman"/>
+                <w:color w:val="FFFFFF" w:themeColor="background1"/>
+                <w:sz w:val="24"/>
+                <w:szCs w:val="24"/>
+                <w:lang w:val="en-US" w:eastAsia="ru-RU"/>
+              </w:rPr>
+            </w:pPr>
+            <w:r>
+              <w:rPr>
+                <w:rFonts w:ascii="Times New Roman" w:eastAsia="Microsoft YaHei" w:hAnsi="Times New Roman" w:cs="Times New Roman"/>
+                <w:color w:val="FFFFFF" w:themeColor="background1"/>
+                <w:sz w:val="24"/>
+                <w:szCs w:val="24"/>
+                <w:lang w:eastAsia="ru-RU"/>
+              </w:rPr>
+              <w:t>Категория "Розы"</w:t>
+            </w:r>
+          </w:p>
+        </w:tc>
+      </w:tr>
+      <w:tr>
+        <w:trPr>
+          <w:trHeight w:val="499"/>
+        </w:trPr>
+        <w:tc>
+          <w:tcPr>
+            <w:tcW w:w="3134" w:type="dxa"/>
+            <w:tcBorders>
+              <w:top w:val="nil"/>
+              <w:left w:val="single" w:sz="4" w:space="0" w:color="70AD47" w:themeColor="accent6"/>
+              <w:bottom w:val="single" w:sz="4" w:space="0" w:color="FFFFFF"/>
+              <w:right w:val="single" w:sz="4" w:space="0" w:color="70AD47" w:themeColor="accent6"/>
+            </w:tcBorders>
+            <w:shd w:val="clear" w:color="auto" w:fill="0ADA0F"/>
+            <w:vAlign w:val="center"/>
+            <w:hideMark/>
+          </w:tcPr>
+          <w:p>
+            <w:pPr>
+              <w:spacing w:after="0" w:line="256" w:lineRule="auto"/>
+              <w:ind w:firstLine="180"/>
+              <w:jc w:val="right"/>
+              <w:rPr>
+                <w:rFonts w:ascii="Times New Roman" w:eastAsia="Microsoft YaHei" w:hAnsi="Times New Roman" w:cs="Times New Roman"/>
+                <w:b/>
+                <w:sz w:val="24"/>
+                <w:szCs w:val="24"/>
+              </w:rPr>
+            </w:pPr>
+            <w:r>
+              <w:rPr>
+                <w:rFonts w:ascii="Times New Roman" w:eastAsia="Microsoft YaHei" w:hAnsi="Times New Roman" w:cs="Times New Roman"/>
+                <w:b/>
+                <w:sz w:val="24"/>
+                <w:szCs w:val="24"/>
+              </w:rPr>
+              <w:t>Ожидаемый результат</w:t>
+            </w:r>
+          </w:p>
+        </w:tc>
+        <w:tc>
+          <w:tcPr>
+            <w:tcW w:w="6556" w:type="dxa"/>
+            <w:tcBorders>
+              <w:top w:val="single" w:sz="4" w:space="0" w:color="70AD47" w:themeColor="accent6"/>
+              <w:left w:val="single" w:sz="4" w:space="0" w:color="70AD47" w:themeColor="accent6"/>
+              <w:bottom w:val="single" w:sz="4" w:space="0" w:color="70AD47" w:themeColor="accent6"/>
+              <w:right w:val="single" w:sz="4" w:space="0" w:color="70AD47" w:themeColor="accent6"/>
+            </w:tcBorders>
+            <w:shd w:val="clear" w:color="auto" w:fill="7B7B7B" w:themeFill="accent3" w:themeFillShade="BF"/>
+            <w:vAlign w:val="center"/>
+            <w:hideMark/>
+          </w:tcPr>
+          <w:p>
+            <w:pPr>
+              <w:rPr>
+                <w:rFonts w:ascii="Times New Roman" w:hAnsi="Times New Roman" w:cs="Times New Roman"/>
+                <w:color w:val="FFFFFF" w:themeColor="background1"/>
+                <w:sz w:val="24"/>
+                <w:szCs w:val="24"/>
+              </w:rPr>
+            </w:pPr>
+            <w:r>
+              <w:rPr>
+                <w:rFonts w:ascii="Times New Roman" w:hAnsi="Times New Roman" w:cs="Times New Roman"/>
+                <w:color w:val="FFFFFF" w:themeColor="background1"/>
+                <w:sz w:val="24"/>
+                <w:szCs w:val="24"/>
+              </w:rPr>
+              <w:t>В каталоге отображаются только розы.</w:t>
+            </w:r>
+          </w:p>
+        </w:tc>
+      </w:tr>
+      <w:tr>
+        <w:trPr>
+          <w:trHeight w:val="499"/>
+        </w:trPr>
+        <w:tc>
+          <w:tcPr>
+            <w:tcW w:w="3134" w:type="dxa"/>
+            <w:tcBorders>
+              <w:top w:val="nil"/>
+              <w:left w:val="single" w:sz="4" w:space="0" w:color="70AD47" w:themeColor="accent6"/>
+              <w:bottom w:val="single" w:sz="4" w:space="0" w:color="FFFFFF"/>
+              <w:right w:val="single" w:sz="4" w:space="0" w:color="70AD47" w:themeColor="accent6"/>
+            </w:tcBorders>
+            <w:shd w:val="clear" w:color="auto" w:fill="0ADA0F"/>
+            <w:vAlign w:val="center"/>
+            <w:hideMark/>
+          </w:tcPr>
+          <w:p>
+            <w:pPr>
+              <w:spacing w:after="0" w:line="256" w:lineRule="auto"/>
+              <w:ind w:firstLine="180"/>
+              <w:jc w:val="right"/>
+              <w:rPr>
+                <w:rFonts w:ascii="Times New Roman" w:eastAsia="Microsoft YaHei" w:hAnsi="Times New Roman" w:cs="Times New Roman"/>
+                <w:b/>
+                <w:sz w:val="24"/>
+                <w:szCs w:val="24"/>
+              </w:rPr>
+            </w:pPr>
+            <w:r>
+              <w:rPr>
+                <w:rFonts w:ascii="Times New Roman" w:eastAsia="Microsoft YaHei" w:hAnsi="Times New Roman" w:cs="Times New Roman"/>
+                <w:b/>
+                <w:sz w:val="24"/>
+                <w:szCs w:val="24"/>
+              </w:rPr>
+              <w:t xml:space="preserve">Фактический результат </w:t>
+            </w:r>
+          </w:p>
+        </w:tc>
+        <w:tc>
+          <w:tcPr>
+            <w:tcW w:w="6556" w:type="dxa"/>
+            <w:tcBorders>
+              <w:top w:val="single" w:sz="4" w:space="0" w:color="70AD47" w:themeColor="accent6"/>
+              <w:left w:val="single" w:sz="4" w:space="0" w:color="70AD47" w:themeColor="accent6"/>
+              <w:bottom w:val="single" w:sz="4" w:space="0" w:color="70AD47" w:themeColor="accent6"/>
+              <w:right w:val="single" w:sz="4" w:space="0" w:color="70AD47" w:themeColor="accent6"/>
+            </w:tcBorders>
+            <w:shd w:val="clear" w:color="auto" w:fill="7B7B7B" w:themeFill="accent3" w:themeFillShade="BF"/>
+            <w:vAlign w:val="center"/>
+          </w:tcPr>
+          <w:p>
+            <w:pPr>
+              <w:rPr>
+                <w:rFonts w:ascii="Times New Roman" w:eastAsia="Microsoft YaHei" w:hAnsi="Times New Roman" w:cs="Times New Roman"/>
+                <w:color w:val="FFFFFF" w:themeColor="background1"/>
+                <w:sz w:val="24"/>
+                <w:szCs w:val="24"/>
+                <w:lang w:eastAsia="ru-RU"/>
+              </w:rPr>
+            </w:pPr>
+            <w:r>
+              <w:rPr>
+                <w:rFonts w:ascii="Times New Roman" w:eastAsia="Microsoft YaHei" w:hAnsi="Times New Roman" w:cs="Times New Roman"/>
+                <w:color w:val="FFFFFF" w:themeColor="background1"/>
+                <w:sz w:val="24"/>
+                <w:szCs w:val="24"/>
+                <w:lang w:eastAsia="ru-RU"/>
+              </w:rPr>
+              <w:t>Функционал ещё не реализован (задача 14 в разработке).</w:t>
+            </w:r>
+          </w:p>
+        </w:tc>
+      </w:tr>
+      <w:tr>
+        <w:trPr>
+          <w:trHeight w:val="499"/>
+        </w:trPr>
+        <w:tc>
+          <w:tcPr>
+            <w:tcW w:w="3134" w:type="dxa"/>
+            <w:tcBorders>
+              <w:top w:val="nil"/>
+              <w:left w:val="single" w:sz="4" w:space="0" w:color="70AD47" w:themeColor="accent6"/>
+              <w:bottom w:val="single" w:sz="4" w:space="0" w:color="FFFFFF"/>
+              <w:right w:val="single" w:sz="4" w:space="0" w:color="70AD47" w:themeColor="accent6"/>
+            </w:tcBorders>
+            <w:shd w:val="clear" w:color="auto" w:fill="0ADA0F"/>
+            <w:vAlign w:val="center"/>
+            <w:hideMark/>
+          </w:tcPr>
+          <w:p>
+            <w:pPr>
+              <w:spacing w:after="0" w:line="256" w:lineRule="auto"/>
+              <w:ind w:firstLine="180"/>
+              <w:jc w:val="right"/>
+              <w:rPr>
+                <w:rFonts w:ascii="Times New Roman" w:eastAsia="Microsoft YaHei" w:hAnsi="Times New Roman" w:cs="Times New Roman"/>
+                <w:b/>
+                <w:sz w:val="24"/>
+                <w:szCs w:val="24"/>
+              </w:rPr>
+            </w:pPr>
+            <w:r>
+              <w:rPr>
+                <w:rFonts w:ascii="Times New Roman" w:eastAsia="Microsoft YaHei" w:hAnsi="Times New Roman" w:cs="Times New Roman"/>
+                <w:b/>
+                <w:sz w:val="24"/>
+                <w:szCs w:val="24"/>
+              </w:rPr>
+              <w:t>Статус</w:t>
+            </w:r>
+          </w:p>
+        </w:tc>
+        <w:tc>
+          <w:tcPr>
+            <w:tcW w:w="6556" w:type="dxa"/>
+            <w:tcBorders>
+              <w:top w:val="single" w:sz="4" w:space="0" w:color="70AD47" w:themeColor="accent6"/>
+              <w:left w:val="single" w:sz="4" w:space="0" w:color="70AD47" w:themeColor="accent6"/>
+              <w:bottom w:val="single" w:sz="4" w:space="0" w:color="70AD47" w:themeColor="accent6"/>
+              <w:right w:val="single" w:sz="4" w:space="0" w:color="70AD47" w:themeColor="accent6"/>
+            </w:tcBorders>
+            <w:shd w:val="clear" w:color="auto" w:fill="7B7B7B" w:themeFill="accent3" w:themeFillShade="BF"/>
+            <w:vAlign w:val="center"/>
+            <w:hideMark/>
+          </w:tcPr>
+          <w:p>
+            <w:pPr>
+              <w:spacing w:after="0" w:line="256" w:lineRule="auto"/>
+              <w:rPr>
+                <w:rFonts w:ascii="Times New Roman" w:eastAsia="Microsoft YaHei" w:hAnsi="Times New Roman" w:cs="Times New Roman"/>
+                <w:color w:val="FF0000"/>
+                <w:sz w:val="24"/>
+                <w:szCs w:val="24"/>
+                <w:lang w:eastAsia="ru-RU"/>
+              </w:rPr>
+            </w:pPr>
+            <w:r>
+              <w:rPr>
+                <w:rFonts w:ascii="Times New Roman" w:eastAsia="Microsoft YaHei" w:hAnsi="Times New Roman" w:cs="Times New Roman"/>
+                <w:color w:val="FF0000"/>
+                <w:sz w:val="24"/>
+                <w:szCs w:val="24"/>
+                <w:lang w:eastAsia="ru-RU"/>
+              </w:rPr>
+              <w:t>Брак</w:t>
+            </w:r>
+          </w:p>
+        </w:tc>
+      </w:tr>
+      <w:tr>
+        <w:trPr>
+          <w:trHeight w:val="499"/>
+        </w:trPr>
+        <w:tc>
+          <w:tcPr>
+            <w:tcW w:w="3134" w:type="dxa"/>
+            <w:tcBorders>
+              <w:top w:val="nil"/>
+              <w:left w:val="single" w:sz="4" w:space="0" w:color="70AD47" w:themeColor="accent6"/>
+              <w:bottom w:val="single" w:sz="4" w:space="0" w:color="FFFFFF"/>
+              <w:right w:val="single" w:sz="4" w:space="0" w:color="70AD47" w:themeColor="accent6"/>
+            </w:tcBorders>
+            <w:shd w:val="clear" w:color="auto" w:fill="0ADA0F"/>
+            <w:vAlign w:val="center"/>
+            <w:hideMark/>
+          </w:tcPr>
+          <w:p>
+            <w:pPr>
+              <w:spacing w:after="0" w:line="256" w:lineRule="auto"/>
+              <w:ind w:firstLine="180"/>
+              <w:jc w:val="right"/>
+              <w:rPr>
+                <w:rFonts w:ascii="Times New Roman" w:eastAsia="Microsoft YaHei" w:hAnsi="Times New Roman" w:cs="Times New Roman"/>
+                <w:b/>
+                <w:sz w:val="24"/>
+                <w:szCs w:val="24"/>
+              </w:rPr>
+            </w:pPr>
+            <w:r>
+              <w:rPr>
+                <w:rFonts w:ascii="Times New Roman" w:eastAsia="Microsoft YaHei" w:hAnsi="Times New Roman" w:cs="Times New Roman"/>
+                <w:b/>
+                <w:sz w:val="24"/>
+                <w:szCs w:val="24"/>
+              </w:rPr>
+              <w:t>Предварительное условие</w:t>
+            </w:r>
+          </w:p>
+        </w:tc>
+        <w:tc>
+          <w:tcPr>
+            <w:tcW w:w="6556" w:type="dxa"/>
+            <w:tcBorders>
+              <w:top w:val="single" w:sz="4" w:space="0" w:color="70AD47" w:themeColor="accent6"/>
+              <w:left w:val="single" w:sz="4" w:space="0" w:color="70AD47" w:themeColor="accent6"/>
+              <w:bottom w:val="single" w:sz="4" w:space="0" w:color="70AD47" w:themeColor="accent6"/>
+              <w:right w:val="single" w:sz="4" w:space="0" w:color="70AD47" w:themeColor="accent6"/>
+            </w:tcBorders>
+            <w:shd w:val="clear" w:color="auto" w:fill="7B7B7B" w:themeFill="accent3" w:themeFillShade="BF"/>
+            <w:vAlign w:val="center"/>
+            <w:hideMark/>
+          </w:tcPr>
+          <w:p>
+            <w:pPr>
+              <w:spacing w:after="0" w:line="256" w:lineRule="auto"/>
+              <w:rPr>
+                <w:rFonts w:ascii="Times New Roman" w:eastAsia="Microsoft YaHei" w:hAnsi="Times New Roman" w:cs="Times New Roman"/>
+                <w:color w:val="FFFFFF" w:themeColor="background1"/>
+                <w:sz w:val="24"/>
+                <w:szCs w:val="24"/>
+                <w:lang w:eastAsia="ru-RU"/>
+              </w:rPr>
+            </w:pPr>
+            <w:r>
+              <w:rPr>
+                <w:rFonts w:ascii="Times New Roman" w:eastAsia="Microsoft YaHei" w:hAnsi="Times New Roman" w:cs="Times New Roman"/>
+                <w:color w:val="FFFFFF" w:themeColor="background1"/>
+                <w:sz w:val="24"/>
+                <w:szCs w:val="24"/>
+                <w:lang w:eastAsia="ru-RU"/>
+              </w:rPr>
+              <w:t>Товары имеют категории.</w:t>
+            </w:r>
+          </w:p>
+        </w:tc>
+      </w:tr>
+      <w:tr>
+        <w:trPr>
+          <w:trHeight w:val="499"/>
+        </w:trPr>
+        <w:tc>
+          <w:tcPr>
+            <w:tcW w:w="3134" w:type="dxa"/>
+            <w:tcBorders>
+              <w:top w:val="nil"/>
+              <w:left w:val="single" w:sz="4" w:space="0" w:color="70AD47" w:themeColor="accent6"/>
+              <w:bottom w:val="single" w:sz="4" w:space="0" w:color="FFFFFF"/>
+              <w:right w:val="single" w:sz="4" w:space="0" w:color="70AD47" w:themeColor="accent6"/>
+            </w:tcBorders>
+            <w:shd w:val="clear" w:color="auto" w:fill="0ADA0F"/>
+            <w:vAlign w:val="center"/>
+            <w:hideMark/>
+          </w:tcPr>
+          <w:p>
+            <w:pPr>
+              <w:spacing w:after="0" w:line="256" w:lineRule="auto"/>
+              <w:ind w:firstLine="180"/>
+              <w:jc w:val="right"/>
+              <w:rPr>
+                <w:rFonts w:ascii="Times New Roman" w:eastAsia="Microsoft YaHei" w:hAnsi="Times New Roman" w:cs="Times New Roman"/>
+                <w:b/>
+                <w:sz w:val="24"/>
+                <w:szCs w:val="24"/>
+              </w:rPr>
+            </w:pPr>
+            <w:r>
+              <w:rPr>
+                <w:rFonts w:ascii="Times New Roman" w:eastAsia="Microsoft YaHei" w:hAnsi="Times New Roman" w:cs="Times New Roman"/>
+                <w:b/>
+                <w:sz w:val="24"/>
+                <w:szCs w:val="24"/>
+              </w:rPr>
+              <w:t>Постусловие</w:t>
+            </w:r>
+          </w:p>
+        </w:tc>
+        <w:tc>
+          <w:tcPr>
+            <w:tcW w:w="6556" w:type="dxa"/>
+            <w:tcBorders>
+              <w:top w:val="single" w:sz="4" w:space="0" w:color="70AD47" w:themeColor="accent6"/>
+              <w:left w:val="single" w:sz="4" w:space="0" w:color="70AD47" w:themeColor="accent6"/>
+              <w:bottom w:val="single" w:sz="4" w:space="0" w:color="70AD47" w:themeColor="accent6"/>
+              <w:right w:val="single" w:sz="4" w:space="0" w:color="70AD47" w:themeColor="accent6"/>
+            </w:tcBorders>
+            <w:shd w:val="clear" w:color="auto" w:fill="7B7B7B" w:themeFill="accent3" w:themeFillShade="BF"/>
+            <w:vAlign w:val="center"/>
+            <w:hideMark/>
+          </w:tcPr>
+          <w:p>
+            <w:pPr>
+              <w:spacing w:after="0" w:line="256" w:lineRule="auto"/>
+              <w:rPr>
+                <w:rFonts w:ascii="Times New Roman" w:eastAsia="Microsoft YaHei" w:hAnsi="Times New Roman" w:cs="Times New Roman"/>
+                <w:color w:val="FFFFFF" w:themeColor="background1"/>
+                <w:sz w:val="24"/>
+                <w:szCs w:val="24"/>
+                <w:lang w:eastAsia="ru-RU"/>
+              </w:rPr>
+            </w:pPr>
+            <w:r>
+              <w:rPr>
+                <w:rFonts w:ascii="Times New Roman" w:eastAsia="Microsoft YaHei" w:hAnsi="Times New Roman" w:cs="Times New Roman"/>
+                <w:color w:val="FFFFFF" w:themeColor="background1"/>
+                <w:sz w:val="24"/>
+                <w:szCs w:val="24"/>
+                <w:lang w:eastAsia="ru-RU"/>
+              </w:rPr>
+              <w:t>Пользователь не видит изменений.</w:t>
+            </w:r>
+          </w:p>
+        </w:tc>
+      </w:tr>
+      <w:tr>
+        <w:trPr>
+          <w:trHeight w:val="499"/>
+        </w:trPr>
+        <w:tc>
+          <w:tcPr>
+            <w:tcW w:w="3134" w:type="dxa"/>
+            <w:tcBorders>
+              <w:top w:val="nil"/>
+              <w:left w:val="single" w:sz="4" w:space="0" w:color="70AD47" w:themeColor="accent6"/>
+              <w:bottom w:val="single" w:sz="4" w:space="0" w:color="70AD47" w:themeColor="accent6"/>
+              <w:right w:val="single" w:sz="4" w:space="0" w:color="70AD47" w:themeColor="accent6"/>
+            </w:tcBorders>
+            <w:shd w:val="clear" w:color="auto" w:fill="0ADA0F"/>
+            <w:vAlign w:val="center"/>
+            <w:hideMark/>
+          </w:tcPr>
+          <w:p>
+            <w:pPr>
+              <w:spacing w:after="0" w:line="256" w:lineRule="auto"/>
+              <w:ind w:firstLine="180"/>
+              <w:jc w:val="right"/>
+              <w:rPr>
+                <w:rFonts w:ascii="Times New Roman" w:eastAsia="Microsoft YaHei" w:hAnsi="Times New Roman" w:cs="Times New Roman"/>
+                <w:b/>
+                <w:sz w:val="24"/>
+                <w:szCs w:val="24"/>
+              </w:rPr>
+            </w:pPr>
+            <w:r>
+              <w:rPr>
+                <w:rFonts w:ascii="Times New Roman" w:eastAsia="Microsoft YaHei" w:hAnsi="Times New Roman" w:cs="Times New Roman"/>
+                <w:b/>
+                <w:sz w:val="24"/>
+                <w:szCs w:val="24"/>
+              </w:rPr>
+              <w:t>Примечания/комментарии</w:t>
+            </w:r>
+          </w:p>
+        </w:tc>
+        <w:tc>
+          <w:tcPr>
+            <w:tcW w:w="6556" w:type="dxa"/>
+            <w:tcBorders>
+              <w:top w:val="single" w:sz="4" w:space="0" w:color="70AD47" w:themeColor="accent6"/>
+              <w:left w:val="single" w:sz="4" w:space="0" w:color="70AD47" w:themeColor="accent6"/>
+              <w:bottom w:val="single" w:sz="4" w:space="0" w:color="70AD47" w:themeColor="accent6"/>
+              <w:right w:val="single" w:sz="4" w:space="0" w:color="70AD47" w:themeColor="accent6"/>
+            </w:tcBorders>
+            <w:shd w:val="clear" w:color="auto" w:fill="7B7B7B" w:themeFill="accent3" w:themeFillShade="BF"/>
+            <w:vAlign w:val="center"/>
+            <w:hideMark/>
+          </w:tcPr>
+          <w:p>
+            <w:pPr>
+              <w:spacing w:after="0" w:line="256" w:lineRule="auto"/>
+              <w:rPr>
+                <w:rFonts w:ascii="Times New Roman" w:eastAsia="Microsoft YaHei" w:hAnsi="Times New Roman" w:cs="Times New Roman"/>
+                <w:color w:val="FFFFFF" w:themeColor="background1"/>
+                <w:sz w:val="24"/>
+                <w:szCs w:val="24"/>
+              </w:rPr>
+            </w:pPr>
+            <w:r>
+              <w:rPr>
+                <w:rFonts w:ascii="Times New Roman" w:eastAsia="Microsoft YaHei" w:hAnsi="Times New Roman" w:cs="Times New Roman"/>
+                <w:color w:val="FFFFFF" w:themeColor="background1"/>
+                <w:sz w:val="24"/>
+                <w:szCs w:val="24"/>
+              </w:rPr>
+              <w:t>Фильтрация будет доступна после выполнения задачи 14.</w:t>
+            </w:r>
+          </w:p>
+        </w:tc>
+      </w:tr>
+    </w:tbl>
+    <w:p>
+      <w:pPr>
+        <w:rPr>
+          <w:rFonts w:ascii="Times New Roman" w:hAnsi="Times New Roman" w:cs="Times New Roman"/>
+          <w:b/>
+          <w:bCs/>
+          <w:sz w:val="24"/>
+          <w:szCs w:val="24"/>
+        </w:rPr>
+      </w:pPr>
+    </w:p>
+    <w:tbl>
+      <w:tblPr>
+        <w:tblW w:w="9690" w:type="dxa"/>
+        <w:tblInd w:w="80" w:type="dxa"/>
+        <w:tblLayout w:type="fixed"/>
+        <w:tblLook w:val="04A0" w:firstRow="1" w:lastRow="0" w:firstColumn="1" w:lastColumn="0" w:noHBand="0" w:noVBand="1"/>
+      </w:tblPr>
+      <w:tblGrid>
+        <w:gridCol w:w="3134"/>
+        <w:gridCol w:w="6556"/>
+      </w:tblGrid>
+      <w:tr>
+        <w:trPr>
+          <w:trHeight w:val="499"/>
+        </w:trPr>
+        <w:tc>
+          <w:tcPr>
+            <w:tcW w:w="3134" w:type="dxa"/>
+            <w:tcBorders>
+              <w:top w:val="single" w:sz="4" w:space="0" w:color="70AD47" w:themeColor="accent6"/>
+              <w:left w:val="single" w:sz="4" w:space="0" w:color="70AD47" w:themeColor="accent6"/>
+              <w:bottom w:val="single" w:sz="4" w:space="0" w:color="FFFFFF"/>
+              <w:right w:val="single" w:sz="4" w:space="0" w:color="70AD47" w:themeColor="accent6"/>
+            </w:tcBorders>
+            <w:shd w:val="clear" w:color="auto" w:fill="ED7D31" w:themeFill="accent2"/>
+            <w:vAlign w:val="center"/>
+            <w:hideMark/>
+          </w:tcPr>
+          <w:p>
+            <w:pPr>
+              <w:spacing w:after="0" w:line="256" w:lineRule="auto"/>
+              <w:ind w:firstLine="180"/>
+              <w:jc w:val="right"/>
+              <w:rPr>
+                <w:rFonts w:ascii="Times New Roman" w:eastAsia="Microsoft YaHei" w:hAnsi="Times New Roman" w:cs="Times New Roman"/>
+                <w:b/>
+                <w:sz w:val="24"/>
+                <w:szCs w:val="24"/>
+              </w:rPr>
+            </w:pPr>
+            <w:r>
+              <w:rPr>
+                <w:rFonts w:ascii="Times New Roman" w:eastAsia="Microsoft YaHei" w:hAnsi="Times New Roman" w:cs="Times New Roman"/>
+                <w:b/>
+                <w:sz w:val="24"/>
+                <w:szCs w:val="24"/>
+              </w:rPr>
+              <w:t>Тестовый пример №</w:t>
+            </w:r>
+            <w:r>
+              <w:rPr>
+                <w:rFonts w:ascii="Times New Roman" w:eastAsia="Microsoft YaHei" w:hAnsi="Times New Roman" w:cs="Times New Roman"/>
+                <w:b/>
+                <w:sz w:val="24"/>
+                <w:szCs w:val="24"/>
+              </w:rPr>
+              <w:t>27</w:t>
+            </w:r>
+          </w:p>
+        </w:tc>
+        <w:tc>
+          <w:tcPr>
+            <w:tcW w:w="6556" w:type="dxa"/>
+            <w:tcBorders>
+              <w:top w:val="single" w:sz="4" w:space="0" w:color="70AD47" w:themeColor="accent6"/>
+              <w:left w:val="single" w:sz="4" w:space="0" w:color="70AD47" w:themeColor="accent6"/>
+              <w:bottom w:val="single" w:sz="4" w:space="0" w:color="70AD47" w:themeColor="accent6"/>
+              <w:right w:val="single" w:sz="4" w:space="0" w:color="70AD47" w:themeColor="accent6"/>
+            </w:tcBorders>
+            <w:shd w:val="clear" w:color="auto" w:fill="7B7B7B" w:themeFill="accent3" w:themeFillShade="BF"/>
+            <w:vAlign w:val="center"/>
+            <w:hideMark/>
+          </w:tcPr>
+          <w:p>
+            <w:pPr>
+              <w:spacing w:after="0" w:line="256" w:lineRule="auto"/>
+              <w:rPr>
+                <w:rFonts w:ascii="Times New Roman" w:eastAsia="Microsoft YaHei" w:hAnsi="Times New Roman" w:cs="Times New Roman"/>
+                <w:color w:val="FFFFFF" w:themeColor="background1"/>
+                <w:sz w:val="24"/>
+                <w:szCs w:val="24"/>
+                <w:lang w:eastAsia="ru-RU"/>
+              </w:rPr>
+            </w:pPr>
+            <w:r>
+              <w:rPr>
+                <w:rFonts w:ascii="Times New Roman" w:eastAsia="Microsoft YaHei" w:hAnsi="Times New Roman" w:cs="Times New Roman"/>
+                <w:color w:val="FFFFFF" w:themeColor="background1"/>
+                <w:sz w:val="24"/>
+                <w:szCs w:val="24"/>
+                <w:lang w:eastAsia="ru-RU"/>
+              </w:rPr>
+              <w:t xml:space="preserve">Тест редактирования данных </w:t>
+            </w:r>
+            <w:r>
+              <w:rPr>
+                <w:rFonts w:ascii="Times New Roman" w:eastAsia="Microsoft YaHei" w:hAnsi="Times New Roman" w:cs="Times New Roman"/>
+                <w:color w:val="FFFFFF" w:themeColor="background1"/>
+                <w:sz w:val="24"/>
+                <w:szCs w:val="24"/>
+                <w:lang w:eastAsia="ru-RU"/>
+              </w:rPr>
+              <w:t>№1</w:t>
+            </w:r>
+          </w:p>
+        </w:tc>
+      </w:tr>
+      <w:tr>
+        <w:trPr>
+          <w:trHeight w:val="499"/>
+        </w:trPr>
+        <w:tc>
+          <w:tcPr>
+            <w:tcW w:w="3134" w:type="dxa"/>
+            <w:tcBorders>
+              <w:top w:val="nil"/>
+              <w:left w:val="single" w:sz="4" w:space="0" w:color="70AD47" w:themeColor="accent6"/>
+              <w:bottom w:val="single" w:sz="4" w:space="0" w:color="FFFFFF"/>
+              <w:right w:val="single" w:sz="4" w:space="0" w:color="70AD47" w:themeColor="accent6"/>
+            </w:tcBorders>
+            <w:shd w:val="clear" w:color="auto" w:fill="0ADA0F"/>
+            <w:vAlign w:val="center"/>
+            <w:hideMark/>
+          </w:tcPr>
+          <w:p>
+            <w:pPr>
+              <w:spacing w:after="0" w:line="256" w:lineRule="auto"/>
+              <w:ind w:firstLine="180"/>
+              <w:jc w:val="right"/>
+              <w:rPr>
+                <w:rFonts w:ascii="Times New Roman" w:eastAsia="Microsoft YaHei" w:hAnsi="Times New Roman" w:cs="Times New Roman"/>
+                <w:b/>
+                <w:sz w:val="24"/>
+                <w:szCs w:val="24"/>
+              </w:rPr>
+            </w:pPr>
+            <w:r>
+              <w:rPr>
+                <w:rFonts w:ascii="Times New Roman" w:eastAsia="Microsoft YaHei" w:hAnsi="Times New Roman" w:cs="Times New Roman"/>
+                <w:b/>
+                <w:sz w:val="24"/>
+                <w:szCs w:val="24"/>
+              </w:rPr>
+              <w:t>Приоритет тестирования</w:t>
+            </w:r>
+          </w:p>
+        </w:tc>
+        <w:tc>
+          <w:tcPr>
+            <w:tcW w:w="6556" w:type="dxa"/>
+            <w:tcBorders>
+              <w:top w:val="single" w:sz="4" w:space="0" w:color="70AD47" w:themeColor="accent6"/>
+              <w:left w:val="single" w:sz="4" w:space="0" w:color="70AD47" w:themeColor="accent6"/>
+              <w:bottom w:val="single" w:sz="4" w:space="0" w:color="70AD47" w:themeColor="accent6"/>
+              <w:right w:val="single" w:sz="4" w:space="0" w:color="70AD47" w:themeColor="accent6"/>
+            </w:tcBorders>
+            <w:shd w:val="clear" w:color="auto" w:fill="7B7B7B" w:themeFill="accent3" w:themeFillShade="BF"/>
+            <w:vAlign w:val="center"/>
+            <w:hideMark/>
+          </w:tcPr>
+          <w:p>
+            <w:pPr>
+              <w:spacing w:after="0" w:line="256" w:lineRule="auto"/>
+              <w:rPr>
+                <w:rFonts w:ascii="Times New Roman" w:eastAsia="Microsoft YaHei" w:hAnsi="Times New Roman" w:cs="Times New Roman"/>
+                <w:color w:val="FFFFFF" w:themeColor="background1"/>
+                <w:sz w:val="24"/>
+                <w:szCs w:val="24"/>
+                <w:lang w:eastAsia="ru-RU"/>
+              </w:rPr>
+            </w:pPr>
+            <w:r>
+              <w:rPr>
+                <w:rFonts w:ascii="Times New Roman" w:eastAsia="Microsoft YaHei" w:hAnsi="Times New Roman" w:cs="Times New Roman"/>
+                <w:color w:val="FFFFFF" w:themeColor="background1"/>
+                <w:sz w:val="24"/>
+                <w:szCs w:val="24"/>
+                <w:lang w:eastAsia="ru-RU"/>
+              </w:rPr>
+              <w:t>Высокий</w:t>
+            </w:r>
+          </w:p>
+        </w:tc>
+      </w:tr>
+      <w:tr>
+        <w:trPr>
+          <w:trHeight w:val="499"/>
+        </w:trPr>
+        <w:tc>
+          <w:tcPr>
+            <w:tcW w:w="3134" w:type="dxa"/>
+            <w:tcBorders>
+              <w:top w:val="nil"/>
+              <w:left w:val="single" w:sz="4" w:space="0" w:color="70AD47" w:themeColor="accent6"/>
+              <w:bottom w:val="single" w:sz="4" w:space="0" w:color="FFFFFF"/>
+              <w:right w:val="single" w:sz="4" w:space="0" w:color="70AD47" w:themeColor="accent6"/>
+            </w:tcBorders>
+            <w:shd w:val="clear" w:color="auto" w:fill="0ADA0F"/>
+            <w:vAlign w:val="center"/>
+            <w:hideMark/>
+          </w:tcPr>
+          <w:p>
+            <w:pPr>
+              <w:spacing w:after="0" w:line="256" w:lineRule="auto"/>
+              <w:ind w:firstLine="180"/>
+              <w:jc w:val="right"/>
+              <w:rPr>
+                <w:rFonts w:ascii="Times New Roman" w:eastAsia="Microsoft YaHei" w:hAnsi="Times New Roman" w:cs="Times New Roman"/>
+                <w:b/>
+                <w:sz w:val="24"/>
+                <w:szCs w:val="24"/>
+              </w:rPr>
+            </w:pPr>
+            <w:r>
+              <w:rPr>
+                <w:rFonts w:ascii="Times New Roman" w:eastAsia="Microsoft YaHei" w:hAnsi="Times New Roman" w:cs="Times New Roman"/>
+                <w:b/>
+                <w:sz w:val="24"/>
+                <w:szCs w:val="24"/>
+              </w:rPr>
+              <w:t>Заголовок/название теста</w:t>
+            </w:r>
+          </w:p>
+        </w:tc>
+        <w:tc>
+          <w:tcPr>
+            <w:tcW w:w="6556" w:type="dxa"/>
+            <w:tcBorders>
+              <w:top w:val="single" w:sz="4" w:space="0" w:color="70AD47" w:themeColor="accent6"/>
+              <w:left w:val="single" w:sz="4" w:space="0" w:color="70AD47" w:themeColor="accent6"/>
+              <w:bottom w:val="single" w:sz="4" w:space="0" w:color="70AD47" w:themeColor="accent6"/>
+              <w:right w:val="single" w:sz="4" w:space="0" w:color="70AD47" w:themeColor="accent6"/>
+            </w:tcBorders>
+            <w:shd w:val="clear" w:color="auto" w:fill="7B7B7B" w:themeFill="accent3" w:themeFillShade="BF"/>
+            <w:vAlign w:val="center"/>
+            <w:hideMark/>
+          </w:tcPr>
+          <w:p>
+            <w:pPr>
+              <w:spacing w:after="0" w:line="256" w:lineRule="auto"/>
+              <w:rPr>
+                <w:rFonts w:ascii="Times New Roman" w:eastAsia="Microsoft YaHei" w:hAnsi="Times New Roman" w:cs="Times New Roman"/>
+                <w:color w:val="FFFFFF" w:themeColor="background1"/>
+                <w:sz w:val="24"/>
+                <w:szCs w:val="24"/>
+                <w:lang w:eastAsia="ru-RU"/>
+              </w:rPr>
+            </w:pPr>
+            <w:r>
+              <w:rPr>
+                <w:rFonts w:ascii="Times New Roman" w:eastAsia="Microsoft YaHei" w:hAnsi="Times New Roman" w:cs="Times New Roman"/>
+                <w:color w:val="FFFFFF" w:themeColor="background1"/>
+                <w:sz w:val="24"/>
+                <w:szCs w:val="24"/>
+                <w:lang w:eastAsia="ru-RU"/>
+              </w:rPr>
+              <w:t>Тестирование редактирования товара</w:t>
+            </w:r>
+          </w:p>
+        </w:tc>
+      </w:tr>
+      <w:tr>
+        <w:trPr>
+          <w:trHeight w:val="499"/>
+        </w:trPr>
+        <w:tc>
+          <w:tcPr>
+            <w:tcW w:w="3134" w:type="dxa"/>
+            <w:tcBorders>
+              <w:top w:val="nil"/>
+              <w:left w:val="single" w:sz="4" w:space="0" w:color="70AD47" w:themeColor="accent6"/>
+              <w:bottom w:val="single" w:sz="4" w:space="0" w:color="FFFFFF"/>
+              <w:right w:val="single" w:sz="4" w:space="0" w:color="70AD47" w:themeColor="accent6"/>
+            </w:tcBorders>
+            <w:shd w:val="clear" w:color="auto" w:fill="0ADA0F"/>
+            <w:vAlign w:val="center"/>
+            <w:hideMark/>
+          </w:tcPr>
+          <w:p>
+            <w:pPr>
+              <w:spacing w:after="0" w:line="256" w:lineRule="auto"/>
+              <w:ind w:firstLine="180"/>
+              <w:jc w:val="right"/>
+              <w:rPr>
+                <w:rFonts w:ascii="Times New Roman" w:eastAsia="Microsoft YaHei" w:hAnsi="Times New Roman" w:cs="Times New Roman"/>
+                <w:b/>
+                <w:sz w:val="24"/>
+                <w:szCs w:val="24"/>
+              </w:rPr>
+            </w:pPr>
+            <w:r>
+              <w:rPr>
+                <w:rFonts w:ascii="Times New Roman" w:eastAsia="Microsoft YaHei" w:hAnsi="Times New Roman" w:cs="Times New Roman"/>
+                <w:b/>
+                <w:sz w:val="24"/>
+                <w:szCs w:val="24"/>
+              </w:rPr>
+              <w:t>Краткое изложение теста</w:t>
+            </w:r>
+          </w:p>
+        </w:tc>
+        <w:tc>
+          <w:tcPr>
+            <w:tcW w:w="6556" w:type="dxa"/>
+            <w:tcBorders>
+              <w:top w:val="single" w:sz="4" w:space="0" w:color="70AD47" w:themeColor="accent6"/>
+              <w:left w:val="single" w:sz="4" w:space="0" w:color="70AD47" w:themeColor="accent6"/>
+              <w:bottom w:val="single" w:sz="4" w:space="0" w:color="70AD47" w:themeColor="accent6"/>
+              <w:right w:val="single" w:sz="4" w:space="0" w:color="70AD47" w:themeColor="accent6"/>
+            </w:tcBorders>
+            <w:shd w:val="clear" w:color="auto" w:fill="7B7B7B" w:themeFill="accent3" w:themeFillShade="BF"/>
+            <w:vAlign w:val="center"/>
+            <w:hideMark/>
+          </w:tcPr>
+          <w:p>
+            <w:pPr>
+              <w:rPr>
+                <w:rFonts w:ascii="Times New Roman" w:eastAsia="Microsoft YaHei" w:hAnsi="Times New Roman" w:cs="Times New Roman"/>
+                <w:color w:val="FFFFFF" w:themeColor="background1"/>
+                <w:sz w:val="24"/>
+                <w:szCs w:val="24"/>
+                <w:lang w:eastAsia="ru-RU"/>
+              </w:rPr>
+            </w:pPr>
+            <w:r>
+              <w:rPr>
+                <w:rFonts w:ascii="Times New Roman" w:eastAsia="Microsoft YaHei" w:hAnsi="Times New Roman" w:cs="Times New Roman"/>
+                <w:color w:val="FFFFFF" w:themeColor="background1"/>
+                <w:sz w:val="24"/>
+                <w:szCs w:val="24"/>
+                <w:lang w:eastAsia="ru-RU"/>
+              </w:rPr>
+              <w:t>Проверка возможности изменить данные существующего товара</w:t>
+            </w:r>
+          </w:p>
+        </w:tc>
+      </w:tr>
+      <w:tr>
+        <w:trPr>
+          <w:trHeight w:val="499"/>
+        </w:trPr>
+        <w:tc>
+          <w:tcPr>
+            <w:tcW w:w="3134" w:type="dxa"/>
+            <w:tcBorders>
+              <w:top w:val="nil"/>
+              <w:left w:val="single" w:sz="4" w:space="0" w:color="70AD47" w:themeColor="accent6"/>
+              <w:bottom w:val="single" w:sz="4" w:space="0" w:color="FFFFFF"/>
+              <w:right w:val="single" w:sz="4" w:space="0" w:color="70AD47" w:themeColor="accent6"/>
+            </w:tcBorders>
+            <w:shd w:val="clear" w:color="auto" w:fill="0ADA0F"/>
+            <w:vAlign w:val="center"/>
+            <w:hideMark/>
+          </w:tcPr>
+          <w:p>
+            <w:pPr>
+              <w:spacing w:after="0" w:line="256" w:lineRule="auto"/>
+              <w:ind w:firstLine="180"/>
+              <w:jc w:val="right"/>
+              <w:rPr>
+                <w:rFonts w:ascii="Times New Roman" w:eastAsia="Microsoft YaHei" w:hAnsi="Times New Roman" w:cs="Times New Roman"/>
+                <w:b/>
+                <w:sz w:val="24"/>
+                <w:szCs w:val="24"/>
+              </w:rPr>
+            </w:pPr>
+            <w:r>
+              <w:rPr>
+                <w:rFonts w:ascii="Times New Roman" w:eastAsia="Microsoft YaHei" w:hAnsi="Times New Roman" w:cs="Times New Roman"/>
+                <w:b/>
+                <w:sz w:val="24"/>
+                <w:szCs w:val="24"/>
+              </w:rPr>
+              <w:t>Этапы теста</w:t>
+            </w:r>
+          </w:p>
+        </w:tc>
+        <w:tc>
+          <w:tcPr>
+            <w:tcW w:w="6556" w:type="dxa"/>
+            <w:tcBorders>
+              <w:top w:val="single" w:sz="4" w:space="0" w:color="70AD47" w:themeColor="accent6"/>
+              <w:left w:val="single" w:sz="4" w:space="0" w:color="70AD47" w:themeColor="accent6"/>
+              <w:bottom w:val="single" w:sz="4" w:space="0" w:color="70AD47" w:themeColor="accent6"/>
+              <w:right w:val="single" w:sz="4" w:space="0" w:color="70AD47" w:themeColor="accent6"/>
+            </w:tcBorders>
+            <w:shd w:val="clear" w:color="auto" w:fill="7B7B7B" w:themeFill="accent3" w:themeFillShade="BF"/>
+            <w:vAlign w:val="center"/>
+            <w:hideMark/>
+          </w:tcPr>
+          <w:p>
+            <w:pPr>
+              <w:pStyle w:val="a3"/>
+              <w:numPr>
+                <w:ilvl w:val="0"/>
+                <w:numId w:val="30"/>
+              </w:numPr>
+              <w:spacing w:after="0" w:line="256" w:lineRule="auto"/>
+              <w:rPr>
+                <w:rFonts w:ascii="Times New Roman" w:eastAsia="Microsoft YaHei" w:hAnsi="Times New Roman" w:cs="Times New Roman"/>
+                <w:color w:val="FFFFFF" w:themeColor="background1"/>
+                <w:sz w:val="24"/>
+                <w:szCs w:val="24"/>
+                <w:lang w:eastAsia="ru-RU"/>
+              </w:rPr>
+            </w:pPr>
+            <w:r>
+              <w:rPr>
+                <w:rFonts w:ascii="Times New Roman" w:eastAsia="Microsoft YaHei" w:hAnsi="Times New Roman" w:cs="Times New Roman"/>
+                <w:color w:val="FFFFFF" w:themeColor="background1"/>
+                <w:sz w:val="24"/>
+                <w:szCs w:val="24"/>
+                <w:lang w:eastAsia="ru-RU"/>
+              </w:rPr>
+              <w:t>Авторизоваться как администратор.</w:t>
+            </w:r>
+          </w:p>
+          <w:p>
+            <w:pPr>
+              <w:pStyle w:val="a3"/>
+              <w:numPr>
+                <w:ilvl w:val="0"/>
+                <w:numId w:val="30"/>
+              </w:numPr>
+              <w:spacing w:after="0" w:line="256" w:lineRule="auto"/>
+              <w:rPr>
+                <w:rFonts w:ascii="Times New Roman" w:eastAsia="Microsoft YaHei" w:hAnsi="Times New Roman" w:cs="Times New Roman"/>
+                <w:color w:val="FFFFFF" w:themeColor="background1"/>
+                <w:sz w:val="24"/>
+                <w:szCs w:val="24"/>
+                <w:lang w:eastAsia="ru-RU"/>
+              </w:rPr>
+            </w:pPr>
+            <w:r>
+              <w:rPr>
+                <w:rFonts w:ascii="Times New Roman" w:eastAsia="Microsoft YaHei" w:hAnsi="Times New Roman" w:cs="Times New Roman"/>
+                <w:color w:val="FFFFFF" w:themeColor="background1"/>
+                <w:sz w:val="24"/>
+                <w:szCs w:val="24"/>
+                <w:lang w:eastAsia="ru-RU"/>
+              </w:rPr>
+              <w:t>Перейти в "Каталог цветов".</w:t>
+            </w:r>
+          </w:p>
+          <w:p>
+            <w:pPr>
+              <w:pStyle w:val="a3"/>
+              <w:numPr>
+                <w:ilvl w:val="0"/>
+                <w:numId w:val="30"/>
+              </w:numPr>
+              <w:spacing w:after="0" w:line="256" w:lineRule="auto"/>
+              <w:rPr>
+                <w:rFonts w:ascii="Times New Roman" w:eastAsia="Microsoft YaHei" w:hAnsi="Times New Roman" w:cs="Times New Roman"/>
+                <w:color w:val="FFFFFF" w:themeColor="background1"/>
+                <w:sz w:val="24"/>
+                <w:szCs w:val="24"/>
+                <w:lang w:eastAsia="ru-RU"/>
+              </w:rPr>
+            </w:pPr>
+            <w:r>
+              <w:rPr>
+                <w:rFonts w:ascii="Times New Roman" w:eastAsia="Microsoft YaHei" w:hAnsi="Times New Roman" w:cs="Times New Roman"/>
+                <w:color w:val="FFFFFF" w:themeColor="background1"/>
+                <w:sz w:val="24"/>
+                <w:szCs w:val="24"/>
+                <w:lang w:eastAsia="ru-RU"/>
+              </w:rPr>
+              <w:t>Выбрать товар и нажать "Редактировать".</w:t>
+            </w:r>
+          </w:p>
+          <w:p>
+            <w:pPr>
+              <w:pStyle w:val="a3"/>
+              <w:numPr>
+                <w:ilvl w:val="0"/>
+                <w:numId w:val="30"/>
+              </w:numPr>
+              <w:spacing w:after="0" w:line="256" w:lineRule="auto"/>
+              <w:rPr>
+                <w:rFonts w:ascii="Times New Roman" w:eastAsia="Microsoft YaHei" w:hAnsi="Times New Roman" w:cs="Times New Roman"/>
+                <w:color w:val="FFFFFF" w:themeColor="background1"/>
+                <w:sz w:val="24"/>
+                <w:szCs w:val="24"/>
+                <w:lang w:eastAsia="ru-RU"/>
+              </w:rPr>
+            </w:pPr>
+            <w:r>
+              <w:rPr>
+                <w:rFonts w:ascii="Times New Roman" w:eastAsia="Microsoft YaHei" w:hAnsi="Times New Roman" w:cs="Times New Roman"/>
+                <w:color w:val="FFFFFF" w:themeColor="background1"/>
+                <w:sz w:val="24"/>
+                <w:szCs w:val="24"/>
+                <w:lang w:eastAsia="ru-RU"/>
+              </w:rPr>
+              <w:t>Изменить название, цену или описание.</w:t>
+            </w:r>
+          </w:p>
+          <w:p>
+            <w:pPr>
+              <w:pStyle w:val="a3"/>
+              <w:numPr>
+                <w:ilvl w:val="0"/>
+                <w:numId w:val="30"/>
+              </w:numPr>
+              <w:spacing w:after="0" w:line="256" w:lineRule="auto"/>
+              <w:rPr>
+                <w:rFonts w:ascii="Times New Roman" w:eastAsia="Microsoft YaHei" w:hAnsi="Times New Roman" w:cs="Times New Roman"/>
+                <w:color w:val="FFFFFF" w:themeColor="background1"/>
+                <w:sz w:val="24"/>
+                <w:szCs w:val="24"/>
+                <w:lang w:eastAsia="ru-RU"/>
+              </w:rPr>
+            </w:pPr>
+            <w:r>
+              <w:rPr>
+                <w:rFonts w:ascii="Times New Roman" w:eastAsia="Microsoft YaHei" w:hAnsi="Times New Roman" w:cs="Times New Roman"/>
+                <w:color w:val="FFFFFF" w:themeColor="background1"/>
+                <w:sz w:val="24"/>
+                <w:szCs w:val="24"/>
+                <w:lang w:eastAsia="ru-RU"/>
+              </w:rPr>
+              <w:t>Сохранить изменения.</w:t>
+            </w:r>
+          </w:p>
+        </w:tc>
+      </w:tr>
+      <w:tr>
+        <w:trPr>
+          <w:trHeight w:val="499"/>
+        </w:trPr>
+        <w:tc>
+          <w:tcPr>
+            <w:tcW w:w="3134" w:type="dxa"/>
+            <w:tcBorders>
+              <w:top w:val="nil"/>
+              <w:left w:val="single" w:sz="4" w:space="0" w:color="70AD47" w:themeColor="accent6"/>
+              <w:bottom w:val="single" w:sz="4" w:space="0" w:color="FFFFFF"/>
+              <w:right w:val="single" w:sz="4" w:space="0" w:color="70AD47" w:themeColor="accent6"/>
+            </w:tcBorders>
+            <w:shd w:val="clear" w:color="auto" w:fill="0ADA0F"/>
+            <w:vAlign w:val="center"/>
+            <w:hideMark/>
+          </w:tcPr>
+          <w:p>
+            <w:pPr>
+              <w:spacing w:after="0" w:line="256" w:lineRule="auto"/>
+              <w:ind w:firstLine="180"/>
+              <w:jc w:val="right"/>
+              <w:rPr>
+                <w:rFonts w:ascii="Times New Roman" w:eastAsia="Microsoft YaHei" w:hAnsi="Times New Roman" w:cs="Times New Roman"/>
+                <w:b/>
+                <w:sz w:val="24"/>
+                <w:szCs w:val="24"/>
+              </w:rPr>
+            </w:pPr>
+            <w:r>
+              <w:rPr>
+                <w:rFonts w:ascii="Times New Roman" w:eastAsia="Microsoft YaHei" w:hAnsi="Times New Roman" w:cs="Times New Roman"/>
+                <w:b/>
+                <w:sz w:val="24"/>
+                <w:szCs w:val="24"/>
+              </w:rPr>
+              <w:t>Тестовые данные</w:t>
+            </w:r>
+          </w:p>
+        </w:tc>
+        <w:tc>
+          <w:tcPr>
+            <w:tcW w:w="6556" w:type="dxa"/>
+            <w:tcBorders>
+              <w:top w:val="single" w:sz="4" w:space="0" w:color="70AD47" w:themeColor="accent6"/>
+              <w:left w:val="single" w:sz="4" w:space="0" w:color="70AD47" w:themeColor="accent6"/>
+              <w:bottom w:val="single" w:sz="4" w:space="0" w:color="70AD47" w:themeColor="accent6"/>
+              <w:right w:val="single" w:sz="4" w:space="0" w:color="70AD47" w:themeColor="accent6"/>
+            </w:tcBorders>
+            <w:shd w:val="clear" w:color="auto" w:fill="7B7B7B" w:themeFill="accent3" w:themeFillShade="BF"/>
+            <w:vAlign w:val="center"/>
+            <w:hideMark/>
+          </w:tcPr>
+          <w:p>
+            <w:pPr>
+              <w:numPr>
+                <w:ilvl w:val="0"/>
+                <w:numId w:val="21"/>
+              </w:numPr>
+              <w:spacing w:after="0" w:line="256" w:lineRule="auto"/>
+              <w:rPr>
+                <w:rFonts w:ascii="Times New Roman" w:eastAsia="Microsoft YaHei" w:hAnsi="Times New Roman" w:cs="Times New Roman"/>
+                <w:color w:val="FFFFFF" w:themeColor="background1"/>
+                <w:sz w:val="24"/>
+                <w:szCs w:val="24"/>
+                <w:lang w:eastAsia="ru-RU"/>
+              </w:rPr>
+            </w:pPr>
+            <w:r>
+              <w:rPr>
+                <w:rFonts w:ascii="Times New Roman" w:eastAsia="Microsoft YaHei" w:hAnsi="Times New Roman" w:cs="Times New Roman"/>
+                <w:color w:val="FFFFFF" w:themeColor="background1"/>
+                <w:sz w:val="24"/>
+                <w:szCs w:val="24"/>
+                <w:lang w:eastAsia="ru-RU"/>
+              </w:rPr>
+              <w:t>Новое назван</w:t>
+            </w:r>
+            <w:r>
+              <w:rPr>
+                <w:rFonts w:ascii="Times New Roman" w:eastAsia="Microsoft YaHei" w:hAnsi="Times New Roman" w:cs="Times New Roman"/>
+                <w:color w:val="FFFFFF" w:themeColor="background1"/>
+                <w:sz w:val="24"/>
+                <w:szCs w:val="24"/>
+                <w:lang w:eastAsia="ru-RU"/>
+              </w:rPr>
+              <w:t>ие: "Роза красная</w:t>
+            </w:r>
+            <w:r>
+              <w:rPr>
+                <w:rFonts w:ascii="Times New Roman" w:eastAsia="Microsoft YaHei" w:hAnsi="Times New Roman" w:cs="Times New Roman"/>
+                <w:color w:val="FFFFFF" w:themeColor="background1"/>
+                <w:sz w:val="24"/>
+                <w:szCs w:val="24"/>
+                <w:lang w:eastAsia="ru-RU"/>
+              </w:rPr>
+              <w:t>"</w:t>
+            </w:r>
+          </w:p>
+          <w:p>
+            <w:pPr>
+              <w:numPr>
+                <w:ilvl w:val="0"/>
+                <w:numId w:val="21"/>
+              </w:numPr>
+              <w:spacing w:after="0" w:line="256" w:lineRule="auto"/>
+              <w:rPr>
+                <w:rFonts w:ascii="Times New Roman" w:eastAsia="Microsoft YaHei" w:hAnsi="Times New Roman" w:cs="Times New Roman"/>
+                <w:color w:val="FFFFFF" w:themeColor="background1"/>
+                <w:sz w:val="24"/>
+                <w:szCs w:val="24"/>
+                <w:lang w:val="en-US" w:eastAsia="ru-RU"/>
+              </w:rPr>
+            </w:pPr>
+            <w:r>
+              <w:rPr>
+                <w:rFonts w:ascii="Times New Roman" w:eastAsia="Microsoft YaHei" w:hAnsi="Times New Roman" w:cs="Times New Roman"/>
+                <w:color w:val="FFFFFF" w:themeColor="background1"/>
+                <w:sz w:val="24"/>
+                <w:szCs w:val="24"/>
+                <w:lang w:eastAsia="ru-RU"/>
+              </w:rPr>
+              <w:t>Новая цена: 150</w:t>
+            </w:r>
+          </w:p>
+        </w:tc>
+      </w:tr>
+      <w:tr>
+        <w:trPr>
+          <w:trHeight w:val="499"/>
+        </w:trPr>
+        <w:tc>
+          <w:tcPr>
+            <w:tcW w:w="3134" w:type="dxa"/>
+            <w:tcBorders>
+              <w:top w:val="nil"/>
+              <w:left w:val="single" w:sz="4" w:space="0" w:color="70AD47" w:themeColor="accent6"/>
+              <w:bottom w:val="single" w:sz="4" w:space="0" w:color="FFFFFF"/>
+              <w:right w:val="single" w:sz="4" w:space="0" w:color="70AD47" w:themeColor="accent6"/>
+            </w:tcBorders>
+            <w:shd w:val="clear" w:color="auto" w:fill="0ADA0F"/>
+            <w:vAlign w:val="center"/>
+            <w:hideMark/>
+          </w:tcPr>
+          <w:p>
+            <w:pPr>
+              <w:spacing w:after="0" w:line="256" w:lineRule="auto"/>
+              <w:ind w:firstLine="180"/>
+              <w:jc w:val="right"/>
+              <w:rPr>
+                <w:rFonts w:ascii="Times New Roman" w:eastAsia="Microsoft YaHei" w:hAnsi="Times New Roman" w:cs="Times New Roman"/>
+                <w:b/>
+                <w:sz w:val="24"/>
+                <w:szCs w:val="24"/>
+              </w:rPr>
+            </w:pPr>
+            <w:r>
+              <w:rPr>
+                <w:rFonts w:ascii="Times New Roman" w:eastAsia="Microsoft YaHei" w:hAnsi="Times New Roman" w:cs="Times New Roman"/>
+                <w:b/>
+                <w:sz w:val="24"/>
+                <w:szCs w:val="24"/>
+              </w:rPr>
+              <w:t>Ожидаемый результат</w:t>
+            </w:r>
+          </w:p>
+        </w:tc>
+        <w:tc>
+          <w:tcPr>
+            <w:tcW w:w="6556" w:type="dxa"/>
+            <w:tcBorders>
+              <w:top w:val="single" w:sz="4" w:space="0" w:color="70AD47" w:themeColor="accent6"/>
+              <w:left w:val="single" w:sz="4" w:space="0" w:color="70AD47" w:themeColor="accent6"/>
+              <w:bottom w:val="single" w:sz="4" w:space="0" w:color="70AD47" w:themeColor="accent6"/>
+              <w:right w:val="single" w:sz="4" w:space="0" w:color="70AD47" w:themeColor="accent6"/>
+            </w:tcBorders>
+            <w:shd w:val="clear" w:color="auto" w:fill="7B7B7B" w:themeFill="accent3" w:themeFillShade="BF"/>
+            <w:vAlign w:val="center"/>
+            <w:hideMark/>
+          </w:tcPr>
+          <w:p>
+            <w:pPr>
+              <w:rPr>
+                <w:rFonts w:ascii="Times New Roman" w:hAnsi="Times New Roman" w:cs="Times New Roman"/>
+                <w:color w:val="FFFFFF" w:themeColor="background1"/>
+                <w:sz w:val="24"/>
+                <w:szCs w:val="24"/>
+              </w:rPr>
+            </w:pPr>
+            <w:r>
+              <w:rPr>
+                <w:rFonts w:ascii="Times New Roman" w:hAnsi="Times New Roman" w:cs="Times New Roman"/>
+                <w:color w:val="FFFFFF" w:themeColor="background1"/>
+                <w:sz w:val="24"/>
+                <w:szCs w:val="24"/>
+              </w:rPr>
+              <w:t>Данные товара обновляются, изменения отображаются в каталоге.</w:t>
+            </w:r>
+          </w:p>
+        </w:tc>
+      </w:tr>
+      <w:tr>
+        <w:trPr>
+          <w:trHeight w:val="499"/>
+        </w:trPr>
+        <w:tc>
+          <w:tcPr>
+            <w:tcW w:w="3134" w:type="dxa"/>
+            <w:tcBorders>
+              <w:top w:val="nil"/>
+              <w:left w:val="single" w:sz="4" w:space="0" w:color="70AD47" w:themeColor="accent6"/>
+              <w:bottom w:val="single" w:sz="4" w:space="0" w:color="FFFFFF"/>
+              <w:right w:val="single" w:sz="4" w:space="0" w:color="70AD47" w:themeColor="accent6"/>
+            </w:tcBorders>
+            <w:shd w:val="clear" w:color="auto" w:fill="0ADA0F"/>
+            <w:vAlign w:val="center"/>
+            <w:hideMark/>
+          </w:tcPr>
+          <w:p>
+            <w:pPr>
+              <w:spacing w:after="0" w:line="256" w:lineRule="auto"/>
+              <w:ind w:firstLine="180"/>
+              <w:jc w:val="right"/>
+              <w:rPr>
+                <w:rFonts w:ascii="Times New Roman" w:eastAsia="Microsoft YaHei" w:hAnsi="Times New Roman" w:cs="Times New Roman"/>
+                <w:b/>
+                <w:sz w:val="24"/>
+                <w:szCs w:val="24"/>
+              </w:rPr>
+            </w:pPr>
+            <w:r>
+              <w:rPr>
+                <w:rFonts w:ascii="Times New Roman" w:eastAsia="Microsoft YaHei" w:hAnsi="Times New Roman" w:cs="Times New Roman"/>
+                <w:b/>
+                <w:sz w:val="24"/>
+                <w:szCs w:val="24"/>
+              </w:rPr>
+              <w:t xml:space="preserve">Фактический результат </w:t>
+            </w:r>
+          </w:p>
+        </w:tc>
+        <w:tc>
+          <w:tcPr>
+            <w:tcW w:w="6556" w:type="dxa"/>
+            <w:tcBorders>
+              <w:top w:val="single" w:sz="4" w:space="0" w:color="70AD47" w:themeColor="accent6"/>
+              <w:left w:val="single" w:sz="4" w:space="0" w:color="70AD47" w:themeColor="accent6"/>
+              <w:bottom w:val="single" w:sz="4" w:space="0" w:color="70AD47" w:themeColor="accent6"/>
+              <w:right w:val="single" w:sz="4" w:space="0" w:color="70AD47" w:themeColor="accent6"/>
+            </w:tcBorders>
+            <w:shd w:val="clear" w:color="auto" w:fill="7B7B7B" w:themeFill="accent3" w:themeFillShade="BF"/>
+            <w:vAlign w:val="center"/>
+          </w:tcPr>
+          <w:p>
+            <w:pPr>
+              <w:rPr>
+                <w:rFonts w:ascii="Times New Roman" w:eastAsia="Microsoft YaHei" w:hAnsi="Times New Roman" w:cs="Times New Roman"/>
+                <w:color w:val="FFFFFF" w:themeColor="background1"/>
+                <w:sz w:val="24"/>
+                <w:szCs w:val="24"/>
+                <w:lang w:eastAsia="ru-RU"/>
+              </w:rPr>
+            </w:pPr>
+            <w:r>
+              <w:rPr>
+                <w:rFonts w:ascii="Times New Roman" w:eastAsia="Microsoft YaHei" w:hAnsi="Times New Roman" w:cs="Times New Roman"/>
+                <w:color w:val="FFFFFF" w:themeColor="background1"/>
+                <w:sz w:val="24"/>
+                <w:szCs w:val="24"/>
+                <w:lang w:eastAsia="ru-RU"/>
+              </w:rPr>
+              <w:t>Функционал ещё не ре</w:t>
+            </w:r>
+            <w:r>
+              <w:rPr>
+                <w:rFonts w:ascii="Times New Roman" w:eastAsia="Microsoft YaHei" w:hAnsi="Times New Roman" w:cs="Times New Roman"/>
+                <w:color w:val="FFFFFF" w:themeColor="background1"/>
+                <w:sz w:val="24"/>
+                <w:szCs w:val="24"/>
+                <w:lang w:eastAsia="ru-RU"/>
+              </w:rPr>
+              <w:t>ализован</w:t>
+            </w:r>
+            <w:r>
+              <w:rPr>
+                <w:rFonts w:ascii="Times New Roman" w:eastAsia="Microsoft YaHei" w:hAnsi="Times New Roman" w:cs="Times New Roman"/>
+                <w:color w:val="FFFFFF" w:themeColor="background1"/>
+                <w:sz w:val="24"/>
+                <w:szCs w:val="24"/>
+                <w:lang w:eastAsia="ru-RU"/>
+              </w:rPr>
+              <w:t>.</w:t>
+            </w:r>
+          </w:p>
+        </w:tc>
+      </w:tr>
+      <w:tr>
+        <w:trPr>
+          <w:trHeight w:val="499"/>
+        </w:trPr>
+        <w:tc>
+          <w:tcPr>
+            <w:tcW w:w="3134" w:type="dxa"/>
+            <w:tcBorders>
+              <w:top w:val="nil"/>
+              <w:left w:val="single" w:sz="4" w:space="0" w:color="70AD47" w:themeColor="accent6"/>
+              <w:bottom w:val="single" w:sz="4" w:space="0" w:color="FFFFFF"/>
+              <w:right w:val="single" w:sz="4" w:space="0" w:color="70AD47" w:themeColor="accent6"/>
+            </w:tcBorders>
+            <w:shd w:val="clear" w:color="auto" w:fill="0ADA0F"/>
+            <w:vAlign w:val="center"/>
+            <w:hideMark/>
+          </w:tcPr>
+          <w:p>
+            <w:pPr>
+              <w:spacing w:after="0" w:line="256" w:lineRule="auto"/>
+              <w:ind w:firstLine="180"/>
+              <w:jc w:val="right"/>
+              <w:rPr>
+                <w:rFonts w:ascii="Times New Roman" w:eastAsia="Microsoft YaHei" w:hAnsi="Times New Roman" w:cs="Times New Roman"/>
+                <w:b/>
+                <w:sz w:val="24"/>
+                <w:szCs w:val="24"/>
+              </w:rPr>
+            </w:pPr>
+            <w:r>
+              <w:rPr>
+                <w:rFonts w:ascii="Times New Roman" w:eastAsia="Microsoft YaHei" w:hAnsi="Times New Roman" w:cs="Times New Roman"/>
+                <w:b/>
+                <w:sz w:val="24"/>
+                <w:szCs w:val="24"/>
+              </w:rPr>
+              <w:t>Статус</w:t>
+            </w:r>
+          </w:p>
+        </w:tc>
+        <w:tc>
+          <w:tcPr>
+            <w:tcW w:w="6556" w:type="dxa"/>
+            <w:tcBorders>
+              <w:top w:val="single" w:sz="4" w:space="0" w:color="70AD47" w:themeColor="accent6"/>
+              <w:left w:val="single" w:sz="4" w:space="0" w:color="70AD47" w:themeColor="accent6"/>
+              <w:bottom w:val="single" w:sz="4" w:space="0" w:color="70AD47" w:themeColor="accent6"/>
+              <w:right w:val="single" w:sz="4" w:space="0" w:color="70AD47" w:themeColor="accent6"/>
+            </w:tcBorders>
+            <w:shd w:val="clear" w:color="auto" w:fill="7B7B7B" w:themeFill="accent3" w:themeFillShade="BF"/>
+            <w:vAlign w:val="center"/>
+            <w:hideMark/>
+          </w:tcPr>
+          <w:p>
+            <w:pPr>
+              <w:spacing w:after="0" w:line="256" w:lineRule="auto"/>
+              <w:rPr>
+                <w:rFonts w:ascii="Times New Roman" w:eastAsia="Microsoft YaHei" w:hAnsi="Times New Roman" w:cs="Times New Roman"/>
+                <w:color w:val="FF0000"/>
+                <w:sz w:val="24"/>
+                <w:szCs w:val="24"/>
+                <w:lang w:eastAsia="ru-RU"/>
+              </w:rPr>
+            </w:pPr>
+            <w:r>
+              <w:rPr>
+                <w:rFonts w:ascii="Times New Roman" w:eastAsia="Microsoft YaHei" w:hAnsi="Times New Roman" w:cs="Times New Roman"/>
+                <w:color w:val="FF0000"/>
+                <w:sz w:val="24"/>
+                <w:szCs w:val="24"/>
+                <w:lang w:eastAsia="ru-RU"/>
+              </w:rPr>
+              <w:t>Брак</w:t>
+            </w:r>
+          </w:p>
+        </w:tc>
+      </w:tr>
+      <w:tr>
+        <w:trPr>
+          <w:trHeight w:val="499"/>
+        </w:trPr>
+        <w:tc>
+          <w:tcPr>
+            <w:tcW w:w="3134" w:type="dxa"/>
+            <w:tcBorders>
+              <w:top w:val="nil"/>
+              <w:left w:val="single" w:sz="4" w:space="0" w:color="70AD47" w:themeColor="accent6"/>
+              <w:bottom w:val="single" w:sz="4" w:space="0" w:color="FFFFFF"/>
+              <w:right w:val="single" w:sz="4" w:space="0" w:color="70AD47" w:themeColor="accent6"/>
+            </w:tcBorders>
+            <w:shd w:val="clear" w:color="auto" w:fill="0ADA0F"/>
+            <w:vAlign w:val="center"/>
+            <w:hideMark/>
+          </w:tcPr>
+          <w:p>
+            <w:pPr>
+              <w:spacing w:after="0" w:line="256" w:lineRule="auto"/>
+              <w:ind w:firstLine="180"/>
+              <w:jc w:val="right"/>
+              <w:rPr>
+                <w:rFonts w:ascii="Times New Roman" w:eastAsia="Microsoft YaHei" w:hAnsi="Times New Roman" w:cs="Times New Roman"/>
+                <w:b/>
+                <w:sz w:val="24"/>
+                <w:szCs w:val="24"/>
+              </w:rPr>
+            </w:pPr>
+            <w:r>
+              <w:rPr>
+                <w:rFonts w:ascii="Times New Roman" w:eastAsia="Microsoft YaHei" w:hAnsi="Times New Roman" w:cs="Times New Roman"/>
+                <w:b/>
+                <w:sz w:val="24"/>
+                <w:szCs w:val="24"/>
+              </w:rPr>
+              <w:t>Предварительное условие</w:t>
+            </w:r>
+          </w:p>
+        </w:tc>
+        <w:tc>
+          <w:tcPr>
+            <w:tcW w:w="6556" w:type="dxa"/>
+            <w:tcBorders>
+              <w:top w:val="single" w:sz="4" w:space="0" w:color="70AD47" w:themeColor="accent6"/>
+              <w:left w:val="single" w:sz="4" w:space="0" w:color="70AD47" w:themeColor="accent6"/>
+              <w:bottom w:val="single" w:sz="4" w:space="0" w:color="70AD47" w:themeColor="accent6"/>
+              <w:right w:val="single" w:sz="4" w:space="0" w:color="70AD47" w:themeColor="accent6"/>
+            </w:tcBorders>
+            <w:shd w:val="clear" w:color="auto" w:fill="7B7B7B" w:themeFill="accent3" w:themeFillShade="BF"/>
+            <w:vAlign w:val="center"/>
+            <w:hideMark/>
+          </w:tcPr>
+          <w:p>
+            <w:pPr>
+              <w:spacing w:after="0" w:line="256" w:lineRule="auto"/>
+              <w:rPr>
+                <w:rFonts w:ascii="Times New Roman" w:eastAsia="Microsoft YaHei" w:hAnsi="Times New Roman" w:cs="Times New Roman"/>
+                <w:color w:val="FFFFFF" w:themeColor="background1"/>
+                <w:sz w:val="24"/>
+                <w:szCs w:val="24"/>
+                <w:lang w:eastAsia="ru-RU"/>
+              </w:rPr>
+            </w:pPr>
+            <w:r>
+              <w:rPr>
+                <w:rFonts w:ascii="Times New Roman" w:eastAsia="Microsoft YaHei" w:hAnsi="Times New Roman" w:cs="Times New Roman"/>
+                <w:color w:val="FFFFFF" w:themeColor="background1"/>
+                <w:sz w:val="24"/>
+                <w:szCs w:val="24"/>
+                <w:lang w:eastAsia="ru-RU"/>
+              </w:rPr>
+              <w:t>Пользователь админ, есть товар для редактирования.</w:t>
+            </w:r>
+          </w:p>
+        </w:tc>
+      </w:tr>
+      <w:tr>
+        <w:trPr>
+          <w:trHeight w:val="499"/>
+        </w:trPr>
+        <w:tc>
+          <w:tcPr>
+            <w:tcW w:w="3134" w:type="dxa"/>
+            <w:tcBorders>
+              <w:top w:val="nil"/>
+              <w:left w:val="single" w:sz="4" w:space="0" w:color="70AD47" w:themeColor="accent6"/>
+              <w:bottom w:val="single" w:sz="4" w:space="0" w:color="FFFFFF"/>
+              <w:right w:val="single" w:sz="4" w:space="0" w:color="70AD47" w:themeColor="accent6"/>
+            </w:tcBorders>
+            <w:shd w:val="clear" w:color="auto" w:fill="0ADA0F"/>
+            <w:vAlign w:val="center"/>
+            <w:hideMark/>
+          </w:tcPr>
+          <w:p>
+            <w:pPr>
+              <w:spacing w:after="0" w:line="256" w:lineRule="auto"/>
+              <w:ind w:firstLine="180"/>
+              <w:jc w:val="right"/>
+              <w:rPr>
+                <w:rFonts w:ascii="Times New Roman" w:eastAsia="Microsoft YaHei" w:hAnsi="Times New Roman" w:cs="Times New Roman"/>
+                <w:b/>
+                <w:sz w:val="24"/>
+                <w:szCs w:val="24"/>
+              </w:rPr>
+            </w:pPr>
+            <w:r>
+              <w:rPr>
+                <w:rFonts w:ascii="Times New Roman" w:eastAsia="Microsoft YaHei" w:hAnsi="Times New Roman" w:cs="Times New Roman"/>
+                <w:b/>
+                <w:sz w:val="24"/>
+                <w:szCs w:val="24"/>
+              </w:rPr>
+              <w:t>Постусловие</w:t>
+            </w:r>
+          </w:p>
+        </w:tc>
+        <w:tc>
+          <w:tcPr>
+            <w:tcW w:w="6556" w:type="dxa"/>
+            <w:tcBorders>
+              <w:top w:val="single" w:sz="4" w:space="0" w:color="70AD47" w:themeColor="accent6"/>
+              <w:left w:val="single" w:sz="4" w:space="0" w:color="70AD47" w:themeColor="accent6"/>
+              <w:bottom w:val="single" w:sz="4" w:space="0" w:color="70AD47" w:themeColor="accent6"/>
+              <w:right w:val="single" w:sz="4" w:space="0" w:color="70AD47" w:themeColor="accent6"/>
+            </w:tcBorders>
+            <w:shd w:val="clear" w:color="auto" w:fill="7B7B7B" w:themeFill="accent3" w:themeFillShade="BF"/>
+            <w:vAlign w:val="center"/>
+            <w:hideMark/>
+          </w:tcPr>
+          <w:p>
+            <w:pPr>
+              <w:spacing w:after="0" w:line="256" w:lineRule="auto"/>
+              <w:rPr>
+                <w:rFonts w:ascii="Times New Roman" w:eastAsia="Microsoft YaHei" w:hAnsi="Times New Roman" w:cs="Times New Roman"/>
+                <w:color w:val="FFFFFF" w:themeColor="background1"/>
+                <w:sz w:val="24"/>
+                <w:szCs w:val="24"/>
+                <w:lang w:eastAsia="ru-RU"/>
+              </w:rPr>
+            </w:pPr>
+            <w:r>
+              <w:rPr>
+                <w:rFonts w:ascii="Times New Roman" w:eastAsia="Microsoft YaHei" w:hAnsi="Times New Roman" w:cs="Times New Roman"/>
+                <w:color w:val="FFFFFF" w:themeColor="background1"/>
+                <w:sz w:val="24"/>
+                <w:szCs w:val="24"/>
+                <w:lang w:eastAsia="ru-RU"/>
+              </w:rPr>
+              <w:t>Пользователь не видит изменений.</w:t>
+            </w:r>
+          </w:p>
+        </w:tc>
+      </w:tr>
+      <w:tr>
+        <w:trPr>
+          <w:trHeight w:val="499"/>
+        </w:trPr>
+        <w:tc>
+          <w:tcPr>
+            <w:tcW w:w="3134" w:type="dxa"/>
+            <w:tcBorders>
+              <w:top w:val="nil"/>
+              <w:left w:val="single" w:sz="4" w:space="0" w:color="70AD47" w:themeColor="accent6"/>
+              <w:bottom w:val="single" w:sz="4" w:space="0" w:color="70AD47" w:themeColor="accent6"/>
+              <w:right w:val="single" w:sz="4" w:space="0" w:color="70AD47" w:themeColor="accent6"/>
+            </w:tcBorders>
+            <w:shd w:val="clear" w:color="auto" w:fill="0ADA0F"/>
+            <w:vAlign w:val="center"/>
+            <w:hideMark/>
+          </w:tcPr>
+          <w:p>
+            <w:pPr>
+              <w:spacing w:after="0" w:line="256" w:lineRule="auto"/>
+              <w:ind w:firstLine="180"/>
+              <w:jc w:val="right"/>
+              <w:rPr>
+                <w:rFonts w:ascii="Times New Roman" w:eastAsia="Microsoft YaHei" w:hAnsi="Times New Roman" w:cs="Times New Roman"/>
+                <w:b/>
+                <w:sz w:val="24"/>
+                <w:szCs w:val="24"/>
+              </w:rPr>
+            </w:pPr>
+            <w:r>
+              <w:rPr>
+                <w:rFonts w:ascii="Times New Roman" w:eastAsia="Microsoft YaHei" w:hAnsi="Times New Roman" w:cs="Times New Roman"/>
+                <w:b/>
+                <w:sz w:val="24"/>
+                <w:szCs w:val="24"/>
+              </w:rPr>
+              <w:t>Примечания/комментарии</w:t>
+            </w:r>
+          </w:p>
+        </w:tc>
+        <w:tc>
+          <w:tcPr>
+            <w:tcW w:w="6556" w:type="dxa"/>
+            <w:tcBorders>
+              <w:top w:val="single" w:sz="4" w:space="0" w:color="70AD47" w:themeColor="accent6"/>
+              <w:left w:val="single" w:sz="4" w:space="0" w:color="70AD47" w:themeColor="accent6"/>
+              <w:bottom w:val="single" w:sz="4" w:space="0" w:color="70AD47" w:themeColor="accent6"/>
+              <w:right w:val="single" w:sz="4" w:space="0" w:color="70AD47" w:themeColor="accent6"/>
+            </w:tcBorders>
+            <w:shd w:val="clear" w:color="auto" w:fill="7B7B7B" w:themeFill="accent3" w:themeFillShade="BF"/>
+            <w:vAlign w:val="center"/>
+            <w:hideMark/>
+          </w:tcPr>
+          <w:p>
+            <w:pPr>
+              <w:spacing w:after="0" w:line="256" w:lineRule="auto"/>
+              <w:rPr>
+                <w:rFonts w:ascii="Times New Roman" w:eastAsia="Microsoft YaHei" w:hAnsi="Times New Roman" w:cs="Times New Roman"/>
+                <w:color w:val="FFFFFF" w:themeColor="background1"/>
+                <w:sz w:val="24"/>
+                <w:szCs w:val="24"/>
+              </w:rPr>
+            </w:pPr>
+            <w:r>
+              <w:rPr>
+                <w:rFonts w:ascii="Times New Roman" w:eastAsia="Microsoft YaHei" w:hAnsi="Times New Roman" w:cs="Times New Roman"/>
+                <w:color w:val="FFFFFF" w:themeColor="background1"/>
+                <w:sz w:val="24"/>
+                <w:szCs w:val="24"/>
+              </w:rPr>
+              <w:t>Ждём выполнения задачи 17.</w:t>
+            </w:r>
+          </w:p>
+        </w:tc>
+      </w:tr>
+    </w:tbl>
+    <w:p>
+      <w:pPr>
+        <w:rPr>
+          <w:rFonts w:ascii="Times New Roman" w:hAnsi="Times New Roman" w:cs="Times New Roman"/>
+          <w:b/>
+          <w:bCs/>
+          <w:sz w:val="24"/>
+          <w:szCs w:val="24"/>
+        </w:rPr>
+      </w:pPr>
+    </w:p>
+    <w:tbl>
+      <w:tblPr>
+        <w:tblW w:w="9690" w:type="dxa"/>
+        <w:tblInd w:w="80" w:type="dxa"/>
+        <w:tblLayout w:type="fixed"/>
+        <w:tblLook w:val="04A0" w:firstRow="1" w:lastRow="0" w:firstColumn="1" w:lastColumn="0" w:noHBand="0" w:noVBand="1"/>
+      </w:tblPr>
+      <w:tblGrid>
+        <w:gridCol w:w="3134"/>
+        <w:gridCol w:w="6556"/>
+      </w:tblGrid>
+      <w:tr>
+        <w:trPr>
+          <w:trHeight w:val="499"/>
+        </w:trPr>
+        <w:tc>
+          <w:tcPr>
+            <w:tcW w:w="3134" w:type="dxa"/>
+            <w:tcBorders>
+              <w:top w:val="single" w:sz="4" w:space="0" w:color="70AD47" w:themeColor="accent6"/>
+              <w:left w:val="single" w:sz="4" w:space="0" w:color="70AD47" w:themeColor="accent6"/>
+              <w:bottom w:val="single" w:sz="4" w:space="0" w:color="FFFFFF"/>
+              <w:right w:val="single" w:sz="4" w:space="0" w:color="70AD47" w:themeColor="accent6"/>
+            </w:tcBorders>
+            <w:shd w:val="clear" w:color="auto" w:fill="ED7D31" w:themeFill="accent2"/>
+            <w:vAlign w:val="center"/>
+            <w:hideMark/>
+          </w:tcPr>
+          <w:p>
+            <w:pPr>
+              <w:spacing w:after="0" w:line="256" w:lineRule="auto"/>
+              <w:ind w:firstLine="180"/>
+              <w:jc w:val="right"/>
+              <w:rPr>
+                <w:rFonts w:ascii="Times New Roman" w:eastAsia="Microsoft YaHei" w:hAnsi="Times New Roman" w:cs="Times New Roman"/>
+                <w:b/>
+                <w:sz w:val="24"/>
+                <w:szCs w:val="24"/>
+              </w:rPr>
+            </w:pPr>
+            <w:r>
+              <w:rPr>
+                <w:rFonts w:ascii="Times New Roman" w:eastAsia="Microsoft YaHei" w:hAnsi="Times New Roman" w:cs="Times New Roman"/>
+                <w:b/>
+                <w:sz w:val="24"/>
+                <w:szCs w:val="24"/>
+              </w:rPr>
+              <w:lastRenderedPageBreak/>
+              <w:t>Тестовый пример №</w:t>
+            </w:r>
+            <w:r>
+              <w:rPr>
+                <w:rFonts w:ascii="Times New Roman" w:eastAsia="Microsoft YaHei" w:hAnsi="Times New Roman" w:cs="Times New Roman"/>
+                <w:b/>
+                <w:sz w:val="24"/>
+                <w:szCs w:val="24"/>
+              </w:rPr>
+              <w:t>28</w:t>
+            </w:r>
+          </w:p>
+        </w:tc>
+        <w:tc>
+          <w:tcPr>
+            <w:tcW w:w="6556" w:type="dxa"/>
+            <w:tcBorders>
+              <w:top w:val="single" w:sz="4" w:space="0" w:color="70AD47" w:themeColor="accent6"/>
+              <w:left w:val="single" w:sz="4" w:space="0" w:color="70AD47" w:themeColor="accent6"/>
+              <w:bottom w:val="single" w:sz="4" w:space="0" w:color="70AD47" w:themeColor="accent6"/>
+              <w:right w:val="single" w:sz="4" w:space="0" w:color="70AD47" w:themeColor="accent6"/>
+            </w:tcBorders>
+            <w:shd w:val="clear" w:color="auto" w:fill="7B7B7B" w:themeFill="accent3" w:themeFillShade="BF"/>
+            <w:vAlign w:val="center"/>
+            <w:hideMark/>
+          </w:tcPr>
+          <w:p>
+            <w:pPr>
+              <w:spacing w:after="0" w:line="256" w:lineRule="auto"/>
+              <w:rPr>
+                <w:rFonts w:ascii="Times New Roman" w:eastAsia="Microsoft YaHei" w:hAnsi="Times New Roman" w:cs="Times New Roman"/>
+                <w:color w:val="FFFFFF" w:themeColor="background1"/>
+                <w:sz w:val="24"/>
+                <w:szCs w:val="24"/>
+                <w:lang w:eastAsia="ru-RU"/>
+              </w:rPr>
+            </w:pPr>
+            <w:r>
+              <w:rPr>
+                <w:rFonts w:ascii="Times New Roman" w:eastAsia="Microsoft YaHei" w:hAnsi="Times New Roman" w:cs="Times New Roman"/>
+                <w:color w:val="FFFFFF" w:themeColor="background1"/>
+                <w:sz w:val="24"/>
+                <w:szCs w:val="24"/>
+                <w:lang w:eastAsia="ru-RU"/>
+              </w:rPr>
+              <w:t xml:space="preserve">Тест </w:t>
+            </w:r>
+            <w:r>
+              <w:rPr>
+                <w:rFonts w:ascii="Times New Roman" w:eastAsia="Microsoft YaHei" w:hAnsi="Times New Roman" w:cs="Times New Roman"/>
+                <w:color w:val="FFFFFF" w:themeColor="background1"/>
+                <w:sz w:val="24"/>
+                <w:szCs w:val="24"/>
+                <w:lang w:eastAsia="ru-RU"/>
+              </w:rPr>
+              <w:t xml:space="preserve">ввода данных о клиентах </w:t>
+            </w:r>
+            <w:r>
+              <w:rPr>
+                <w:rFonts w:ascii="Times New Roman" w:eastAsia="Microsoft YaHei" w:hAnsi="Times New Roman" w:cs="Times New Roman"/>
+                <w:color w:val="FFFFFF" w:themeColor="background1"/>
+                <w:sz w:val="24"/>
+                <w:szCs w:val="24"/>
+                <w:lang w:eastAsia="ru-RU"/>
+              </w:rPr>
+              <w:t>№1</w:t>
+            </w:r>
+          </w:p>
+        </w:tc>
+      </w:tr>
+      <w:tr>
+        <w:trPr>
+          <w:trHeight w:val="499"/>
+        </w:trPr>
+        <w:tc>
+          <w:tcPr>
+            <w:tcW w:w="3134" w:type="dxa"/>
+            <w:tcBorders>
+              <w:top w:val="nil"/>
+              <w:left w:val="single" w:sz="4" w:space="0" w:color="70AD47" w:themeColor="accent6"/>
+              <w:bottom w:val="single" w:sz="4" w:space="0" w:color="FFFFFF"/>
+              <w:right w:val="single" w:sz="4" w:space="0" w:color="70AD47" w:themeColor="accent6"/>
+            </w:tcBorders>
+            <w:shd w:val="clear" w:color="auto" w:fill="0ADA0F"/>
+            <w:vAlign w:val="center"/>
+            <w:hideMark/>
+          </w:tcPr>
+          <w:p>
+            <w:pPr>
+              <w:spacing w:after="0" w:line="256" w:lineRule="auto"/>
+              <w:ind w:firstLine="180"/>
+              <w:jc w:val="right"/>
+              <w:rPr>
+                <w:rFonts w:ascii="Times New Roman" w:eastAsia="Microsoft YaHei" w:hAnsi="Times New Roman" w:cs="Times New Roman"/>
+                <w:b/>
+                <w:sz w:val="24"/>
+                <w:szCs w:val="24"/>
+              </w:rPr>
+            </w:pPr>
+            <w:r>
+              <w:rPr>
+                <w:rFonts w:ascii="Times New Roman" w:eastAsia="Microsoft YaHei" w:hAnsi="Times New Roman" w:cs="Times New Roman"/>
+                <w:b/>
+                <w:sz w:val="24"/>
+                <w:szCs w:val="24"/>
+              </w:rPr>
+              <w:t>Приоритет тестирования</w:t>
+            </w:r>
+          </w:p>
+        </w:tc>
+        <w:tc>
+          <w:tcPr>
+            <w:tcW w:w="6556" w:type="dxa"/>
+            <w:tcBorders>
+              <w:top w:val="single" w:sz="4" w:space="0" w:color="70AD47" w:themeColor="accent6"/>
+              <w:left w:val="single" w:sz="4" w:space="0" w:color="70AD47" w:themeColor="accent6"/>
+              <w:bottom w:val="single" w:sz="4" w:space="0" w:color="70AD47" w:themeColor="accent6"/>
+              <w:right w:val="single" w:sz="4" w:space="0" w:color="70AD47" w:themeColor="accent6"/>
+            </w:tcBorders>
+            <w:shd w:val="clear" w:color="auto" w:fill="7B7B7B" w:themeFill="accent3" w:themeFillShade="BF"/>
+            <w:vAlign w:val="center"/>
+            <w:hideMark/>
+          </w:tcPr>
+          <w:p>
+            <w:pPr>
+              <w:spacing w:after="0" w:line="256" w:lineRule="auto"/>
+              <w:rPr>
+                <w:rFonts w:ascii="Times New Roman" w:eastAsia="Microsoft YaHei" w:hAnsi="Times New Roman" w:cs="Times New Roman"/>
+                <w:color w:val="FFFFFF" w:themeColor="background1"/>
+                <w:sz w:val="24"/>
+                <w:szCs w:val="24"/>
+                <w:lang w:eastAsia="ru-RU"/>
+              </w:rPr>
+            </w:pPr>
+            <w:r>
+              <w:rPr>
+                <w:rFonts w:ascii="Times New Roman" w:eastAsia="Microsoft YaHei" w:hAnsi="Times New Roman" w:cs="Times New Roman"/>
+                <w:color w:val="FFFFFF" w:themeColor="background1"/>
+                <w:sz w:val="24"/>
+                <w:szCs w:val="24"/>
+                <w:lang w:eastAsia="ru-RU"/>
+              </w:rPr>
+              <w:t>Высокий</w:t>
+            </w:r>
+          </w:p>
+        </w:tc>
+      </w:tr>
+      <w:tr>
+        <w:trPr>
+          <w:trHeight w:val="499"/>
+        </w:trPr>
+        <w:tc>
+          <w:tcPr>
+            <w:tcW w:w="3134" w:type="dxa"/>
+            <w:tcBorders>
+              <w:top w:val="nil"/>
+              <w:left w:val="single" w:sz="4" w:space="0" w:color="70AD47" w:themeColor="accent6"/>
+              <w:bottom w:val="single" w:sz="4" w:space="0" w:color="FFFFFF"/>
+              <w:right w:val="single" w:sz="4" w:space="0" w:color="70AD47" w:themeColor="accent6"/>
+            </w:tcBorders>
+            <w:shd w:val="clear" w:color="auto" w:fill="0ADA0F"/>
+            <w:vAlign w:val="center"/>
+            <w:hideMark/>
+          </w:tcPr>
+          <w:p>
+            <w:pPr>
+              <w:spacing w:after="0" w:line="256" w:lineRule="auto"/>
+              <w:ind w:firstLine="180"/>
+              <w:jc w:val="right"/>
+              <w:rPr>
+                <w:rFonts w:ascii="Times New Roman" w:eastAsia="Microsoft YaHei" w:hAnsi="Times New Roman" w:cs="Times New Roman"/>
+                <w:b/>
+                <w:sz w:val="24"/>
+                <w:szCs w:val="24"/>
+              </w:rPr>
+            </w:pPr>
+            <w:r>
+              <w:rPr>
+                <w:rFonts w:ascii="Times New Roman" w:eastAsia="Microsoft YaHei" w:hAnsi="Times New Roman" w:cs="Times New Roman"/>
+                <w:b/>
+                <w:sz w:val="24"/>
+                <w:szCs w:val="24"/>
+              </w:rPr>
+              <w:t>Заголовок/название теста</w:t>
+            </w:r>
+          </w:p>
+        </w:tc>
+        <w:tc>
+          <w:tcPr>
+            <w:tcW w:w="6556" w:type="dxa"/>
+            <w:tcBorders>
+              <w:top w:val="single" w:sz="4" w:space="0" w:color="70AD47" w:themeColor="accent6"/>
+              <w:left w:val="single" w:sz="4" w:space="0" w:color="70AD47" w:themeColor="accent6"/>
+              <w:bottom w:val="single" w:sz="4" w:space="0" w:color="70AD47" w:themeColor="accent6"/>
+              <w:right w:val="single" w:sz="4" w:space="0" w:color="70AD47" w:themeColor="accent6"/>
+            </w:tcBorders>
+            <w:shd w:val="clear" w:color="auto" w:fill="7B7B7B" w:themeFill="accent3" w:themeFillShade="BF"/>
+            <w:vAlign w:val="center"/>
+            <w:hideMark/>
+          </w:tcPr>
+          <w:p>
+            <w:pPr>
+              <w:spacing w:after="0" w:line="256" w:lineRule="auto"/>
+              <w:rPr>
+                <w:rFonts w:ascii="Times New Roman" w:eastAsia="Microsoft YaHei" w:hAnsi="Times New Roman" w:cs="Times New Roman"/>
+                <w:color w:val="FFFFFF" w:themeColor="background1"/>
+                <w:sz w:val="24"/>
+                <w:szCs w:val="24"/>
+                <w:lang w:eastAsia="ru-RU"/>
+              </w:rPr>
+            </w:pPr>
+            <w:r>
+              <w:rPr>
+                <w:rFonts w:ascii="Times New Roman" w:eastAsia="Microsoft YaHei" w:hAnsi="Times New Roman" w:cs="Times New Roman"/>
+                <w:color w:val="FFFFFF" w:themeColor="background1"/>
+                <w:sz w:val="24"/>
+                <w:szCs w:val="24"/>
+                <w:lang w:eastAsia="ru-RU"/>
+              </w:rPr>
+              <w:t>Тестирование добавления нового клиента</w:t>
+            </w:r>
+          </w:p>
+        </w:tc>
+      </w:tr>
+      <w:tr>
+        <w:trPr>
+          <w:trHeight w:val="499"/>
+        </w:trPr>
+        <w:tc>
+          <w:tcPr>
+            <w:tcW w:w="3134" w:type="dxa"/>
+            <w:tcBorders>
+              <w:top w:val="nil"/>
+              <w:left w:val="single" w:sz="4" w:space="0" w:color="70AD47" w:themeColor="accent6"/>
+              <w:bottom w:val="single" w:sz="4" w:space="0" w:color="FFFFFF"/>
+              <w:right w:val="single" w:sz="4" w:space="0" w:color="70AD47" w:themeColor="accent6"/>
+            </w:tcBorders>
+            <w:shd w:val="clear" w:color="auto" w:fill="0ADA0F"/>
+            <w:vAlign w:val="center"/>
+            <w:hideMark/>
+          </w:tcPr>
+          <w:p>
+            <w:pPr>
+              <w:spacing w:after="0" w:line="256" w:lineRule="auto"/>
+              <w:ind w:firstLine="180"/>
+              <w:jc w:val="right"/>
+              <w:rPr>
+                <w:rFonts w:ascii="Times New Roman" w:eastAsia="Microsoft YaHei" w:hAnsi="Times New Roman" w:cs="Times New Roman"/>
+                <w:b/>
+                <w:sz w:val="24"/>
+                <w:szCs w:val="24"/>
+              </w:rPr>
+            </w:pPr>
+            <w:r>
+              <w:rPr>
+                <w:rFonts w:ascii="Times New Roman" w:eastAsia="Microsoft YaHei" w:hAnsi="Times New Roman" w:cs="Times New Roman"/>
+                <w:b/>
+                <w:sz w:val="24"/>
+                <w:szCs w:val="24"/>
+              </w:rPr>
+              <w:t>Краткое изложение теста</w:t>
+            </w:r>
+          </w:p>
+        </w:tc>
+        <w:tc>
+          <w:tcPr>
+            <w:tcW w:w="6556" w:type="dxa"/>
+            <w:tcBorders>
+              <w:top w:val="single" w:sz="4" w:space="0" w:color="70AD47" w:themeColor="accent6"/>
+              <w:left w:val="single" w:sz="4" w:space="0" w:color="70AD47" w:themeColor="accent6"/>
+              <w:bottom w:val="single" w:sz="4" w:space="0" w:color="70AD47" w:themeColor="accent6"/>
+              <w:right w:val="single" w:sz="4" w:space="0" w:color="70AD47" w:themeColor="accent6"/>
+            </w:tcBorders>
+            <w:shd w:val="clear" w:color="auto" w:fill="7B7B7B" w:themeFill="accent3" w:themeFillShade="BF"/>
+            <w:vAlign w:val="center"/>
+            <w:hideMark/>
+          </w:tcPr>
+          <w:p>
+            <w:pPr>
+              <w:rPr>
+                <w:rFonts w:ascii="Times New Roman" w:eastAsia="Microsoft YaHei" w:hAnsi="Times New Roman" w:cs="Times New Roman"/>
+                <w:color w:val="FFFFFF" w:themeColor="background1"/>
+                <w:sz w:val="24"/>
+                <w:szCs w:val="24"/>
+                <w:lang w:eastAsia="ru-RU"/>
+              </w:rPr>
+            </w:pPr>
+            <w:r>
+              <w:rPr>
+                <w:rFonts w:ascii="Times New Roman" w:eastAsia="Microsoft YaHei" w:hAnsi="Times New Roman" w:cs="Times New Roman"/>
+                <w:color w:val="FFFFFF" w:themeColor="background1"/>
+                <w:sz w:val="24"/>
+                <w:szCs w:val="24"/>
+                <w:lang w:eastAsia="ru-RU"/>
+              </w:rPr>
+              <w:t xml:space="preserve">Проверка возможности создать запись о клиенте (ФИО, телефон, </w:t>
+            </w:r>
+            <w:proofErr w:type="spellStart"/>
+            <w:r>
+              <w:rPr>
+                <w:rFonts w:ascii="Times New Roman" w:eastAsia="Microsoft YaHei" w:hAnsi="Times New Roman" w:cs="Times New Roman"/>
+                <w:color w:val="FFFFFF" w:themeColor="background1"/>
+                <w:sz w:val="24"/>
+                <w:szCs w:val="24"/>
+                <w:lang w:eastAsia="ru-RU"/>
+              </w:rPr>
+              <w:t>email</w:t>
+            </w:r>
+            <w:proofErr w:type="spellEnd"/>
+            <w:r>
+              <w:rPr>
+                <w:rFonts w:ascii="Times New Roman" w:eastAsia="Microsoft YaHei" w:hAnsi="Times New Roman" w:cs="Times New Roman"/>
+                <w:color w:val="FFFFFF" w:themeColor="background1"/>
+                <w:sz w:val="24"/>
+                <w:szCs w:val="24"/>
+                <w:lang w:eastAsia="ru-RU"/>
+              </w:rPr>
+              <w:t>)</w:t>
+            </w:r>
+          </w:p>
+        </w:tc>
+      </w:tr>
+      <w:tr>
+        <w:trPr>
+          <w:trHeight w:val="499"/>
+        </w:trPr>
+        <w:tc>
+          <w:tcPr>
+            <w:tcW w:w="3134" w:type="dxa"/>
+            <w:tcBorders>
+              <w:top w:val="nil"/>
+              <w:left w:val="single" w:sz="4" w:space="0" w:color="70AD47" w:themeColor="accent6"/>
+              <w:bottom w:val="single" w:sz="4" w:space="0" w:color="FFFFFF"/>
+              <w:right w:val="single" w:sz="4" w:space="0" w:color="70AD47" w:themeColor="accent6"/>
+            </w:tcBorders>
+            <w:shd w:val="clear" w:color="auto" w:fill="0ADA0F"/>
+            <w:vAlign w:val="center"/>
+            <w:hideMark/>
+          </w:tcPr>
+          <w:p>
+            <w:pPr>
+              <w:spacing w:after="0" w:line="256" w:lineRule="auto"/>
+              <w:ind w:firstLine="180"/>
+              <w:jc w:val="right"/>
+              <w:rPr>
+                <w:rFonts w:ascii="Times New Roman" w:eastAsia="Microsoft YaHei" w:hAnsi="Times New Roman" w:cs="Times New Roman"/>
+                <w:b/>
+                <w:sz w:val="24"/>
+                <w:szCs w:val="24"/>
+              </w:rPr>
+            </w:pPr>
+            <w:r>
+              <w:rPr>
+                <w:rFonts w:ascii="Times New Roman" w:eastAsia="Microsoft YaHei" w:hAnsi="Times New Roman" w:cs="Times New Roman"/>
+                <w:b/>
+                <w:sz w:val="24"/>
+                <w:szCs w:val="24"/>
+              </w:rPr>
+              <w:t>Этапы теста</w:t>
+            </w:r>
+          </w:p>
+        </w:tc>
+        <w:tc>
+          <w:tcPr>
+            <w:tcW w:w="6556" w:type="dxa"/>
+            <w:tcBorders>
+              <w:top w:val="single" w:sz="4" w:space="0" w:color="70AD47" w:themeColor="accent6"/>
+              <w:left w:val="single" w:sz="4" w:space="0" w:color="70AD47" w:themeColor="accent6"/>
+              <w:bottom w:val="single" w:sz="4" w:space="0" w:color="70AD47" w:themeColor="accent6"/>
+              <w:right w:val="single" w:sz="4" w:space="0" w:color="70AD47" w:themeColor="accent6"/>
+            </w:tcBorders>
+            <w:shd w:val="clear" w:color="auto" w:fill="7B7B7B" w:themeFill="accent3" w:themeFillShade="BF"/>
+            <w:vAlign w:val="center"/>
+            <w:hideMark/>
+          </w:tcPr>
+          <w:p>
+            <w:pPr>
+              <w:pStyle w:val="a3"/>
+              <w:numPr>
+                <w:ilvl w:val="0"/>
+                <w:numId w:val="31"/>
+              </w:numPr>
+              <w:spacing w:after="0" w:line="256" w:lineRule="auto"/>
+              <w:rPr>
+                <w:rFonts w:ascii="Times New Roman" w:eastAsia="Microsoft YaHei" w:hAnsi="Times New Roman" w:cs="Times New Roman"/>
+                <w:color w:val="FFFFFF" w:themeColor="background1"/>
+                <w:sz w:val="24"/>
+                <w:szCs w:val="24"/>
+                <w:lang w:eastAsia="ru-RU"/>
+              </w:rPr>
+            </w:pPr>
+            <w:r>
+              <w:rPr>
+                <w:rFonts w:ascii="Times New Roman" w:eastAsia="Microsoft YaHei" w:hAnsi="Times New Roman" w:cs="Times New Roman"/>
+                <w:color w:val="FFFFFF" w:themeColor="background1"/>
+                <w:sz w:val="24"/>
+                <w:szCs w:val="24"/>
+                <w:lang w:eastAsia="ru-RU"/>
+              </w:rPr>
+              <w:t>Авторизоваться как администратор.</w:t>
+            </w:r>
+          </w:p>
+          <w:p>
+            <w:pPr>
+              <w:pStyle w:val="a3"/>
+              <w:numPr>
+                <w:ilvl w:val="0"/>
+                <w:numId w:val="31"/>
+              </w:numPr>
+              <w:spacing w:after="0" w:line="256" w:lineRule="auto"/>
+              <w:rPr>
+                <w:rFonts w:ascii="Times New Roman" w:eastAsia="Microsoft YaHei" w:hAnsi="Times New Roman" w:cs="Times New Roman"/>
+                <w:color w:val="FFFFFF" w:themeColor="background1"/>
+                <w:sz w:val="24"/>
+                <w:szCs w:val="24"/>
+                <w:lang w:eastAsia="ru-RU"/>
+              </w:rPr>
+            </w:pPr>
+            <w:r>
+              <w:rPr>
+                <w:rFonts w:ascii="Times New Roman" w:eastAsia="Microsoft YaHei" w:hAnsi="Times New Roman" w:cs="Times New Roman"/>
+                <w:color w:val="FFFFFF" w:themeColor="background1"/>
+                <w:sz w:val="24"/>
+                <w:szCs w:val="24"/>
+                <w:lang w:eastAsia="ru-RU"/>
+              </w:rPr>
+              <w:t>Перейти в раздел "Клиенты".</w:t>
+            </w:r>
+          </w:p>
+          <w:p>
+            <w:pPr>
+              <w:pStyle w:val="a3"/>
+              <w:numPr>
+                <w:ilvl w:val="0"/>
+                <w:numId w:val="31"/>
+              </w:numPr>
+              <w:spacing w:after="0" w:line="256" w:lineRule="auto"/>
+              <w:rPr>
+                <w:rFonts w:ascii="Times New Roman" w:eastAsia="Microsoft YaHei" w:hAnsi="Times New Roman" w:cs="Times New Roman"/>
+                <w:color w:val="FFFFFF" w:themeColor="background1"/>
+                <w:sz w:val="24"/>
+                <w:szCs w:val="24"/>
+                <w:lang w:eastAsia="ru-RU"/>
+              </w:rPr>
+            </w:pPr>
+            <w:r>
+              <w:rPr>
+                <w:rFonts w:ascii="Times New Roman" w:eastAsia="Microsoft YaHei" w:hAnsi="Times New Roman" w:cs="Times New Roman"/>
+                <w:color w:val="FFFFFF" w:themeColor="background1"/>
+                <w:sz w:val="24"/>
+                <w:szCs w:val="24"/>
+                <w:lang w:eastAsia="ru-RU"/>
+              </w:rPr>
+              <w:t>Нажать "Добавить клиента".</w:t>
+            </w:r>
+          </w:p>
+          <w:p>
+            <w:pPr>
+              <w:pStyle w:val="a3"/>
+              <w:numPr>
+                <w:ilvl w:val="0"/>
+                <w:numId w:val="31"/>
+              </w:numPr>
+              <w:spacing w:after="0" w:line="256" w:lineRule="auto"/>
+              <w:rPr>
+                <w:rFonts w:ascii="Times New Roman" w:eastAsia="Microsoft YaHei" w:hAnsi="Times New Roman" w:cs="Times New Roman"/>
+                <w:color w:val="FFFFFF" w:themeColor="background1"/>
+                <w:sz w:val="24"/>
+                <w:szCs w:val="24"/>
+                <w:lang w:eastAsia="ru-RU"/>
+              </w:rPr>
+            </w:pPr>
+            <w:r>
+              <w:rPr>
+                <w:rFonts w:ascii="Times New Roman" w:eastAsia="Microsoft YaHei" w:hAnsi="Times New Roman" w:cs="Times New Roman"/>
+                <w:color w:val="FFFFFF" w:themeColor="background1"/>
+                <w:sz w:val="24"/>
+                <w:szCs w:val="24"/>
+                <w:lang w:eastAsia="ru-RU"/>
+              </w:rPr>
+              <w:t xml:space="preserve">Заполнить поля: ФИО, телефон, </w:t>
+            </w:r>
+            <w:proofErr w:type="spellStart"/>
+            <w:r>
+              <w:rPr>
+                <w:rFonts w:ascii="Times New Roman" w:eastAsia="Microsoft YaHei" w:hAnsi="Times New Roman" w:cs="Times New Roman"/>
+                <w:color w:val="FFFFFF" w:themeColor="background1"/>
+                <w:sz w:val="24"/>
+                <w:szCs w:val="24"/>
+                <w:lang w:eastAsia="ru-RU"/>
+              </w:rPr>
+              <w:t>email</w:t>
+            </w:r>
+            <w:proofErr w:type="spellEnd"/>
+            <w:r>
+              <w:rPr>
+                <w:rFonts w:ascii="Times New Roman" w:eastAsia="Microsoft YaHei" w:hAnsi="Times New Roman" w:cs="Times New Roman"/>
+                <w:color w:val="FFFFFF" w:themeColor="background1"/>
+                <w:sz w:val="24"/>
+                <w:szCs w:val="24"/>
+                <w:lang w:eastAsia="ru-RU"/>
+              </w:rPr>
+              <w:t>.</w:t>
+            </w:r>
+          </w:p>
+          <w:p>
+            <w:pPr>
+              <w:pStyle w:val="a3"/>
+              <w:numPr>
+                <w:ilvl w:val="0"/>
+                <w:numId w:val="31"/>
+              </w:numPr>
+              <w:spacing w:after="0" w:line="256" w:lineRule="auto"/>
+              <w:rPr>
+                <w:rFonts w:ascii="Times New Roman" w:eastAsia="Microsoft YaHei" w:hAnsi="Times New Roman" w:cs="Times New Roman"/>
+                <w:color w:val="FFFFFF" w:themeColor="background1"/>
+                <w:sz w:val="24"/>
+                <w:szCs w:val="24"/>
+                <w:lang w:eastAsia="ru-RU"/>
+              </w:rPr>
+            </w:pPr>
+            <w:r>
+              <w:rPr>
+                <w:rFonts w:ascii="Times New Roman" w:eastAsia="Microsoft YaHei" w:hAnsi="Times New Roman" w:cs="Times New Roman"/>
+                <w:color w:val="FFFFFF" w:themeColor="background1"/>
+                <w:sz w:val="24"/>
+                <w:szCs w:val="24"/>
+                <w:lang w:eastAsia="ru-RU"/>
+              </w:rPr>
+              <w:t>Нажать "Сохранить".</w:t>
+            </w:r>
+          </w:p>
+        </w:tc>
+      </w:tr>
+      <w:tr>
+        <w:trPr>
+          <w:trHeight w:val="499"/>
+        </w:trPr>
+        <w:tc>
+          <w:tcPr>
+            <w:tcW w:w="3134" w:type="dxa"/>
+            <w:tcBorders>
+              <w:top w:val="nil"/>
+              <w:left w:val="single" w:sz="4" w:space="0" w:color="70AD47" w:themeColor="accent6"/>
+              <w:bottom w:val="single" w:sz="4" w:space="0" w:color="FFFFFF"/>
+              <w:right w:val="single" w:sz="4" w:space="0" w:color="70AD47" w:themeColor="accent6"/>
+            </w:tcBorders>
+            <w:shd w:val="clear" w:color="auto" w:fill="0ADA0F"/>
+            <w:vAlign w:val="center"/>
+            <w:hideMark/>
+          </w:tcPr>
+          <w:p>
+            <w:pPr>
+              <w:spacing w:after="0" w:line="256" w:lineRule="auto"/>
+              <w:ind w:firstLine="180"/>
+              <w:jc w:val="right"/>
+              <w:rPr>
+                <w:rFonts w:ascii="Times New Roman" w:eastAsia="Microsoft YaHei" w:hAnsi="Times New Roman" w:cs="Times New Roman"/>
+                <w:b/>
+                <w:sz w:val="24"/>
+                <w:szCs w:val="24"/>
+              </w:rPr>
+            </w:pPr>
+            <w:r>
+              <w:rPr>
+                <w:rFonts w:ascii="Times New Roman" w:eastAsia="Microsoft YaHei" w:hAnsi="Times New Roman" w:cs="Times New Roman"/>
+                <w:b/>
+                <w:sz w:val="24"/>
+                <w:szCs w:val="24"/>
+              </w:rPr>
+              <w:t>Тестовые данные</w:t>
+            </w:r>
+          </w:p>
+        </w:tc>
+        <w:tc>
+          <w:tcPr>
+            <w:tcW w:w="6556" w:type="dxa"/>
+            <w:tcBorders>
+              <w:top w:val="single" w:sz="4" w:space="0" w:color="70AD47" w:themeColor="accent6"/>
+              <w:left w:val="single" w:sz="4" w:space="0" w:color="70AD47" w:themeColor="accent6"/>
+              <w:bottom w:val="single" w:sz="4" w:space="0" w:color="70AD47" w:themeColor="accent6"/>
+              <w:right w:val="single" w:sz="4" w:space="0" w:color="70AD47" w:themeColor="accent6"/>
+            </w:tcBorders>
+            <w:shd w:val="clear" w:color="auto" w:fill="7B7B7B" w:themeFill="accent3" w:themeFillShade="BF"/>
+            <w:vAlign w:val="center"/>
+            <w:hideMark/>
+          </w:tcPr>
+          <w:p>
+            <w:pPr>
+              <w:numPr>
+                <w:ilvl w:val="0"/>
+                <w:numId w:val="21"/>
+              </w:numPr>
+              <w:spacing w:after="0" w:line="256" w:lineRule="auto"/>
+              <w:rPr>
+                <w:rFonts w:ascii="Times New Roman" w:eastAsia="Microsoft YaHei" w:hAnsi="Times New Roman" w:cs="Times New Roman"/>
+                <w:color w:val="FFFFFF" w:themeColor="background1"/>
+                <w:sz w:val="24"/>
+                <w:szCs w:val="24"/>
+                <w:lang w:eastAsia="ru-RU"/>
+              </w:rPr>
+            </w:pPr>
+            <w:r>
+              <w:rPr>
+                <w:rFonts w:ascii="Times New Roman" w:eastAsia="Microsoft YaHei" w:hAnsi="Times New Roman" w:cs="Times New Roman"/>
+                <w:color w:val="FFFFFF" w:themeColor="background1"/>
+                <w:sz w:val="24"/>
+                <w:szCs w:val="24"/>
+                <w:lang w:eastAsia="ru-RU"/>
+              </w:rPr>
+              <w:t>ФИО: Иванов Иван Иванович</w:t>
+            </w:r>
+          </w:p>
+          <w:p>
+            <w:pPr>
+              <w:numPr>
+                <w:ilvl w:val="0"/>
+                <w:numId w:val="21"/>
+              </w:numPr>
+              <w:spacing w:after="0" w:line="256" w:lineRule="auto"/>
+              <w:rPr>
+                <w:rFonts w:ascii="Times New Roman" w:eastAsia="Microsoft YaHei" w:hAnsi="Times New Roman" w:cs="Times New Roman"/>
+                <w:color w:val="FFFFFF" w:themeColor="background1"/>
+                <w:sz w:val="24"/>
+                <w:szCs w:val="24"/>
+                <w:lang w:eastAsia="ru-RU"/>
+              </w:rPr>
+            </w:pPr>
+            <w:r>
+              <w:rPr>
+                <w:rFonts w:ascii="Times New Roman" w:eastAsia="Microsoft YaHei" w:hAnsi="Times New Roman" w:cs="Times New Roman"/>
+                <w:color w:val="FFFFFF" w:themeColor="background1"/>
+                <w:sz w:val="24"/>
+                <w:szCs w:val="24"/>
+                <w:lang w:eastAsia="ru-RU"/>
+              </w:rPr>
+              <w:t>Телефон: +7 (951) 123-45-67</w:t>
+            </w:r>
+          </w:p>
+          <w:p>
+            <w:pPr>
+              <w:numPr>
+                <w:ilvl w:val="0"/>
+                <w:numId w:val="21"/>
+              </w:numPr>
+              <w:spacing w:after="0" w:line="256" w:lineRule="auto"/>
+              <w:rPr>
+                <w:rFonts w:ascii="Times New Roman" w:eastAsia="Microsoft YaHei" w:hAnsi="Times New Roman" w:cs="Times New Roman"/>
+                <w:color w:val="FFFFFF" w:themeColor="background1"/>
+                <w:sz w:val="24"/>
+                <w:szCs w:val="24"/>
+                <w:lang w:val="en-US" w:eastAsia="ru-RU"/>
+              </w:rPr>
+            </w:pPr>
+            <w:proofErr w:type="spellStart"/>
+            <w:r>
+              <w:rPr>
+                <w:rFonts w:ascii="Times New Roman" w:eastAsia="Microsoft YaHei" w:hAnsi="Times New Roman" w:cs="Times New Roman"/>
+                <w:color w:val="FFFFFF" w:themeColor="background1"/>
+                <w:sz w:val="24"/>
+                <w:szCs w:val="24"/>
+                <w:lang w:eastAsia="ru-RU"/>
+              </w:rPr>
+              <w:t>Email</w:t>
+            </w:r>
+            <w:proofErr w:type="spellEnd"/>
+            <w:r>
+              <w:rPr>
+                <w:rFonts w:ascii="Times New Roman" w:eastAsia="Microsoft YaHei" w:hAnsi="Times New Roman" w:cs="Times New Roman"/>
+                <w:color w:val="FFFFFF" w:themeColor="background1"/>
+                <w:sz w:val="24"/>
+                <w:szCs w:val="24"/>
+                <w:lang w:eastAsia="ru-RU"/>
+              </w:rPr>
+              <w:t>: ivanov@mail.ru</w:t>
+            </w:r>
+          </w:p>
+        </w:tc>
+      </w:tr>
+      <w:tr>
+        <w:trPr>
+          <w:trHeight w:val="499"/>
+        </w:trPr>
+        <w:tc>
+          <w:tcPr>
+            <w:tcW w:w="3134" w:type="dxa"/>
+            <w:tcBorders>
+              <w:top w:val="nil"/>
+              <w:left w:val="single" w:sz="4" w:space="0" w:color="70AD47" w:themeColor="accent6"/>
+              <w:bottom w:val="single" w:sz="4" w:space="0" w:color="FFFFFF"/>
+              <w:right w:val="single" w:sz="4" w:space="0" w:color="70AD47" w:themeColor="accent6"/>
+            </w:tcBorders>
+            <w:shd w:val="clear" w:color="auto" w:fill="0ADA0F"/>
+            <w:vAlign w:val="center"/>
+            <w:hideMark/>
+          </w:tcPr>
+          <w:p>
+            <w:pPr>
+              <w:spacing w:after="0" w:line="256" w:lineRule="auto"/>
+              <w:ind w:firstLine="180"/>
+              <w:jc w:val="right"/>
+              <w:rPr>
+                <w:rFonts w:ascii="Times New Roman" w:eastAsia="Microsoft YaHei" w:hAnsi="Times New Roman" w:cs="Times New Roman"/>
+                <w:b/>
+                <w:sz w:val="24"/>
+                <w:szCs w:val="24"/>
+              </w:rPr>
+            </w:pPr>
+            <w:r>
+              <w:rPr>
+                <w:rFonts w:ascii="Times New Roman" w:eastAsia="Microsoft YaHei" w:hAnsi="Times New Roman" w:cs="Times New Roman"/>
+                <w:b/>
+                <w:sz w:val="24"/>
+                <w:szCs w:val="24"/>
+              </w:rPr>
+              <w:t>Ожидаемый результат</w:t>
+            </w:r>
+          </w:p>
+        </w:tc>
+        <w:tc>
+          <w:tcPr>
+            <w:tcW w:w="6556" w:type="dxa"/>
+            <w:tcBorders>
+              <w:top w:val="single" w:sz="4" w:space="0" w:color="70AD47" w:themeColor="accent6"/>
+              <w:left w:val="single" w:sz="4" w:space="0" w:color="70AD47" w:themeColor="accent6"/>
+              <w:bottom w:val="single" w:sz="4" w:space="0" w:color="70AD47" w:themeColor="accent6"/>
+              <w:right w:val="single" w:sz="4" w:space="0" w:color="70AD47" w:themeColor="accent6"/>
+            </w:tcBorders>
+            <w:shd w:val="clear" w:color="auto" w:fill="7B7B7B" w:themeFill="accent3" w:themeFillShade="BF"/>
+            <w:vAlign w:val="center"/>
+            <w:hideMark/>
+          </w:tcPr>
+          <w:p>
+            <w:pPr>
+              <w:rPr>
+                <w:rFonts w:ascii="Times New Roman" w:hAnsi="Times New Roman" w:cs="Times New Roman"/>
+                <w:color w:val="FFFFFF" w:themeColor="background1"/>
+                <w:sz w:val="24"/>
+                <w:szCs w:val="24"/>
+              </w:rPr>
+            </w:pPr>
+            <w:r>
+              <w:rPr>
+                <w:rFonts w:ascii="Times New Roman" w:hAnsi="Times New Roman" w:cs="Times New Roman"/>
+                <w:color w:val="FFFFFF" w:themeColor="background1"/>
+                <w:sz w:val="24"/>
+                <w:szCs w:val="24"/>
+              </w:rPr>
+              <w:t>Новый клиент появляется в списке клиентов.</w:t>
+            </w:r>
+            <w:r>
+              <w:rPr>
+                <w:rFonts w:ascii="Times New Roman" w:hAnsi="Times New Roman" w:cs="Times New Roman"/>
+                <w:color w:val="FFFFFF" w:themeColor="background1"/>
+                <w:sz w:val="24"/>
+                <w:szCs w:val="24"/>
+              </w:rPr>
+              <w:t>.</w:t>
+            </w:r>
+          </w:p>
+        </w:tc>
+      </w:tr>
+      <w:tr>
+        <w:trPr>
+          <w:trHeight w:val="499"/>
+        </w:trPr>
+        <w:tc>
+          <w:tcPr>
+            <w:tcW w:w="3134" w:type="dxa"/>
+            <w:tcBorders>
+              <w:top w:val="nil"/>
+              <w:left w:val="single" w:sz="4" w:space="0" w:color="70AD47" w:themeColor="accent6"/>
+              <w:bottom w:val="single" w:sz="4" w:space="0" w:color="FFFFFF"/>
+              <w:right w:val="single" w:sz="4" w:space="0" w:color="70AD47" w:themeColor="accent6"/>
+            </w:tcBorders>
+            <w:shd w:val="clear" w:color="auto" w:fill="0ADA0F"/>
+            <w:vAlign w:val="center"/>
+            <w:hideMark/>
+          </w:tcPr>
+          <w:p>
+            <w:pPr>
+              <w:spacing w:after="0" w:line="256" w:lineRule="auto"/>
+              <w:ind w:firstLine="180"/>
+              <w:jc w:val="right"/>
+              <w:rPr>
+                <w:rFonts w:ascii="Times New Roman" w:eastAsia="Microsoft YaHei" w:hAnsi="Times New Roman" w:cs="Times New Roman"/>
+                <w:b/>
+                <w:sz w:val="24"/>
+                <w:szCs w:val="24"/>
+              </w:rPr>
+            </w:pPr>
+            <w:r>
+              <w:rPr>
+                <w:rFonts w:ascii="Times New Roman" w:eastAsia="Microsoft YaHei" w:hAnsi="Times New Roman" w:cs="Times New Roman"/>
+                <w:b/>
+                <w:sz w:val="24"/>
+                <w:szCs w:val="24"/>
+              </w:rPr>
+              <w:t xml:space="preserve">Фактический результат </w:t>
+            </w:r>
+          </w:p>
+        </w:tc>
+        <w:tc>
+          <w:tcPr>
+            <w:tcW w:w="6556" w:type="dxa"/>
+            <w:tcBorders>
+              <w:top w:val="single" w:sz="4" w:space="0" w:color="70AD47" w:themeColor="accent6"/>
+              <w:left w:val="single" w:sz="4" w:space="0" w:color="70AD47" w:themeColor="accent6"/>
+              <w:bottom w:val="single" w:sz="4" w:space="0" w:color="70AD47" w:themeColor="accent6"/>
+              <w:right w:val="single" w:sz="4" w:space="0" w:color="70AD47" w:themeColor="accent6"/>
+            </w:tcBorders>
+            <w:shd w:val="clear" w:color="auto" w:fill="7B7B7B" w:themeFill="accent3" w:themeFillShade="BF"/>
+            <w:vAlign w:val="center"/>
+          </w:tcPr>
+          <w:p>
+            <w:pPr>
+              <w:rPr>
+                <w:rFonts w:ascii="Times New Roman" w:eastAsia="Microsoft YaHei" w:hAnsi="Times New Roman" w:cs="Times New Roman"/>
+                <w:color w:val="FFFFFF" w:themeColor="background1"/>
+                <w:sz w:val="24"/>
+                <w:szCs w:val="24"/>
+                <w:lang w:eastAsia="ru-RU"/>
+              </w:rPr>
+            </w:pPr>
+            <w:r>
+              <w:rPr>
+                <w:rFonts w:ascii="Times New Roman" w:eastAsia="Microsoft YaHei" w:hAnsi="Times New Roman" w:cs="Times New Roman"/>
+                <w:color w:val="FFFFFF" w:themeColor="background1"/>
+                <w:sz w:val="24"/>
+                <w:szCs w:val="24"/>
+                <w:lang w:eastAsia="ru-RU"/>
+              </w:rPr>
+              <w:t>Функционал ещё не реализован</w:t>
+            </w:r>
+            <w:r>
+              <w:rPr>
+                <w:rFonts w:ascii="Times New Roman" w:eastAsia="Microsoft YaHei" w:hAnsi="Times New Roman" w:cs="Times New Roman"/>
+                <w:color w:val="FFFFFF" w:themeColor="background1"/>
+                <w:sz w:val="24"/>
+                <w:szCs w:val="24"/>
+                <w:lang w:eastAsia="ru-RU"/>
+              </w:rPr>
+              <w:t>.</w:t>
+            </w:r>
+          </w:p>
+        </w:tc>
+      </w:tr>
+      <w:tr>
+        <w:trPr>
+          <w:trHeight w:val="499"/>
+        </w:trPr>
+        <w:tc>
+          <w:tcPr>
+            <w:tcW w:w="3134" w:type="dxa"/>
+            <w:tcBorders>
+              <w:top w:val="nil"/>
+              <w:left w:val="single" w:sz="4" w:space="0" w:color="70AD47" w:themeColor="accent6"/>
+              <w:bottom w:val="single" w:sz="4" w:space="0" w:color="FFFFFF"/>
+              <w:right w:val="single" w:sz="4" w:space="0" w:color="70AD47" w:themeColor="accent6"/>
+            </w:tcBorders>
+            <w:shd w:val="clear" w:color="auto" w:fill="0ADA0F"/>
+            <w:vAlign w:val="center"/>
+            <w:hideMark/>
+          </w:tcPr>
+          <w:p>
+            <w:pPr>
+              <w:spacing w:after="0" w:line="256" w:lineRule="auto"/>
+              <w:ind w:firstLine="180"/>
+              <w:jc w:val="right"/>
+              <w:rPr>
+                <w:rFonts w:ascii="Times New Roman" w:eastAsia="Microsoft YaHei" w:hAnsi="Times New Roman" w:cs="Times New Roman"/>
+                <w:b/>
+                <w:sz w:val="24"/>
+                <w:szCs w:val="24"/>
+              </w:rPr>
+            </w:pPr>
+            <w:r>
+              <w:rPr>
+                <w:rFonts w:ascii="Times New Roman" w:eastAsia="Microsoft YaHei" w:hAnsi="Times New Roman" w:cs="Times New Roman"/>
+                <w:b/>
+                <w:sz w:val="24"/>
+                <w:szCs w:val="24"/>
+              </w:rPr>
+              <w:t>Статус</w:t>
+            </w:r>
+          </w:p>
+        </w:tc>
+        <w:tc>
+          <w:tcPr>
+            <w:tcW w:w="6556" w:type="dxa"/>
+            <w:tcBorders>
+              <w:top w:val="single" w:sz="4" w:space="0" w:color="70AD47" w:themeColor="accent6"/>
+              <w:left w:val="single" w:sz="4" w:space="0" w:color="70AD47" w:themeColor="accent6"/>
+              <w:bottom w:val="single" w:sz="4" w:space="0" w:color="70AD47" w:themeColor="accent6"/>
+              <w:right w:val="single" w:sz="4" w:space="0" w:color="70AD47" w:themeColor="accent6"/>
+            </w:tcBorders>
+            <w:shd w:val="clear" w:color="auto" w:fill="7B7B7B" w:themeFill="accent3" w:themeFillShade="BF"/>
+            <w:vAlign w:val="center"/>
+            <w:hideMark/>
+          </w:tcPr>
+          <w:p>
+            <w:pPr>
+              <w:spacing w:after="0" w:line="256" w:lineRule="auto"/>
+              <w:rPr>
+                <w:rFonts w:ascii="Times New Roman" w:eastAsia="Microsoft YaHei" w:hAnsi="Times New Roman" w:cs="Times New Roman"/>
+                <w:color w:val="FF0000"/>
+                <w:sz w:val="24"/>
+                <w:szCs w:val="24"/>
+                <w:lang w:eastAsia="ru-RU"/>
+              </w:rPr>
+            </w:pPr>
+            <w:r>
+              <w:rPr>
+                <w:rFonts w:ascii="Times New Roman" w:eastAsia="Microsoft YaHei" w:hAnsi="Times New Roman" w:cs="Times New Roman"/>
+                <w:color w:val="FF0000"/>
+                <w:sz w:val="24"/>
+                <w:szCs w:val="24"/>
+                <w:lang w:eastAsia="ru-RU"/>
+              </w:rPr>
+              <w:t>Брак</w:t>
+            </w:r>
+          </w:p>
+        </w:tc>
+      </w:tr>
+      <w:tr>
+        <w:trPr>
+          <w:trHeight w:val="499"/>
+        </w:trPr>
+        <w:tc>
+          <w:tcPr>
+            <w:tcW w:w="3134" w:type="dxa"/>
+            <w:tcBorders>
+              <w:top w:val="nil"/>
+              <w:left w:val="single" w:sz="4" w:space="0" w:color="70AD47" w:themeColor="accent6"/>
+              <w:bottom w:val="single" w:sz="4" w:space="0" w:color="FFFFFF"/>
+              <w:right w:val="single" w:sz="4" w:space="0" w:color="70AD47" w:themeColor="accent6"/>
+            </w:tcBorders>
+            <w:shd w:val="clear" w:color="auto" w:fill="0ADA0F"/>
+            <w:vAlign w:val="center"/>
+            <w:hideMark/>
+          </w:tcPr>
+          <w:p>
+            <w:pPr>
+              <w:spacing w:after="0" w:line="256" w:lineRule="auto"/>
+              <w:ind w:firstLine="180"/>
+              <w:jc w:val="right"/>
+              <w:rPr>
+                <w:rFonts w:ascii="Times New Roman" w:eastAsia="Microsoft YaHei" w:hAnsi="Times New Roman" w:cs="Times New Roman"/>
+                <w:b/>
+                <w:sz w:val="24"/>
+                <w:szCs w:val="24"/>
+              </w:rPr>
+            </w:pPr>
+            <w:r>
+              <w:rPr>
+                <w:rFonts w:ascii="Times New Roman" w:eastAsia="Microsoft YaHei" w:hAnsi="Times New Roman" w:cs="Times New Roman"/>
+                <w:b/>
+                <w:sz w:val="24"/>
+                <w:szCs w:val="24"/>
+              </w:rPr>
+              <w:t>Предварительное условие</w:t>
+            </w:r>
+          </w:p>
+        </w:tc>
+        <w:tc>
+          <w:tcPr>
+            <w:tcW w:w="6556" w:type="dxa"/>
+            <w:tcBorders>
+              <w:top w:val="single" w:sz="4" w:space="0" w:color="70AD47" w:themeColor="accent6"/>
+              <w:left w:val="single" w:sz="4" w:space="0" w:color="70AD47" w:themeColor="accent6"/>
+              <w:bottom w:val="single" w:sz="4" w:space="0" w:color="70AD47" w:themeColor="accent6"/>
+              <w:right w:val="single" w:sz="4" w:space="0" w:color="70AD47" w:themeColor="accent6"/>
+            </w:tcBorders>
+            <w:shd w:val="clear" w:color="auto" w:fill="7B7B7B" w:themeFill="accent3" w:themeFillShade="BF"/>
+            <w:vAlign w:val="center"/>
+            <w:hideMark/>
+          </w:tcPr>
+          <w:p>
+            <w:pPr>
+              <w:spacing w:after="0" w:line="256" w:lineRule="auto"/>
+              <w:rPr>
+                <w:rFonts w:ascii="Times New Roman" w:eastAsia="Microsoft YaHei" w:hAnsi="Times New Roman" w:cs="Times New Roman"/>
+                <w:color w:val="FFFFFF" w:themeColor="background1"/>
+                <w:sz w:val="24"/>
+                <w:szCs w:val="24"/>
+                <w:lang w:eastAsia="ru-RU"/>
+              </w:rPr>
+            </w:pPr>
+            <w:r>
+              <w:rPr>
+                <w:rFonts w:ascii="Times New Roman" w:eastAsia="Microsoft YaHei" w:hAnsi="Times New Roman" w:cs="Times New Roman"/>
+                <w:color w:val="FFFFFF" w:themeColor="background1"/>
+                <w:sz w:val="24"/>
+                <w:szCs w:val="24"/>
+                <w:lang w:eastAsia="ru-RU"/>
+              </w:rPr>
+              <w:t>Пользователь админ</w:t>
+            </w:r>
+            <w:r>
+              <w:rPr>
+                <w:rFonts w:ascii="Times New Roman" w:eastAsia="Microsoft YaHei" w:hAnsi="Times New Roman" w:cs="Times New Roman"/>
+                <w:color w:val="FFFFFF" w:themeColor="background1"/>
+                <w:sz w:val="24"/>
+                <w:szCs w:val="24"/>
+                <w:lang w:eastAsia="ru-RU"/>
+              </w:rPr>
+              <w:t>.</w:t>
+            </w:r>
+          </w:p>
+        </w:tc>
+      </w:tr>
+      <w:tr>
+        <w:trPr>
+          <w:trHeight w:val="499"/>
+        </w:trPr>
+        <w:tc>
+          <w:tcPr>
+            <w:tcW w:w="3134" w:type="dxa"/>
+            <w:tcBorders>
+              <w:top w:val="nil"/>
+              <w:left w:val="single" w:sz="4" w:space="0" w:color="70AD47" w:themeColor="accent6"/>
+              <w:bottom w:val="single" w:sz="4" w:space="0" w:color="FFFFFF"/>
+              <w:right w:val="single" w:sz="4" w:space="0" w:color="70AD47" w:themeColor="accent6"/>
+            </w:tcBorders>
+            <w:shd w:val="clear" w:color="auto" w:fill="0ADA0F"/>
+            <w:vAlign w:val="center"/>
+            <w:hideMark/>
+          </w:tcPr>
+          <w:p>
+            <w:pPr>
+              <w:spacing w:after="0" w:line="256" w:lineRule="auto"/>
+              <w:ind w:firstLine="180"/>
+              <w:jc w:val="right"/>
+              <w:rPr>
+                <w:rFonts w:ascii="Times New Roman" w:eastAsia="Microsoft YaHei" w:hAnsi="Times New Roman" w:cs="Times New Roman"/>
+                <w:b/>
+                <w:sz w:val="24"/>
+                <w:szCs w:val="24"/>
+              </w:rPr>
+            </w:pPr>
+            <w:r>
+              <w:rPr>
+                <w:rFonts w:ascii="Times New Roman" w:eastAsia="Microsoft YaHei" w:hAnsi="Times New Roman" w:cs="Times New Roman"/>
+                <w:b/>
+                <w:sz w:val="24"/>
+                <w:szCs w:val="24"/>
+              </w:rPr>
+              <w:t>Постусловие</w:t>
+            </w:r>
+          </w:p>
+        </w:tc>
+        <w:tc>
+          <w:tcPr>
+            <w:tcW w:w="6556" w:type="dxa"/>
+            <w:tcBorders>
+              <w:top w:val="single" w:sz="4" w:space="0" w:color="70AD47" w:themeColor="accent6"/>
+              <w:left w:val="single" w:sz="4" w:space="0" w:color="70AD47" w:themeColor="accent6"/>
+              <w:bottom w:val="single" w:sz="4" w:space="0" w:color="70AD47" w:themeColor="accent6"/>
+              <w:right w:val="single" w:sz="4" w:space="0" w:color="70AD47" w:themeColor="accent6"/>
+            </w:tcBorders>
+            <w:shd w:val="clear" w:color="auto" w:fill="7B7B7B" w:themeFill="accent3" w:themeFillShade="BF"/>
+            <w:vAlign w:val="center"/>
+            <w:hideMark/>
+          </w:tcPr>
+          <w:p>
+            <w:pPr>
+              <w:spacing w:after="0" w:line="256" w:lineRule="auto"/>
+              <w:rPr>
+                <w:rFonts w:ascii="Times New Roman" w:eastAsia="Microsoft YaHei" w:hAnsi="Times New Roman" w:cs="Times New Roman"/>
+                <w:color w:val="FFFFFF" w:themeColor="background1"/>
+                <w:sz w:val="24"/>
+                <w:szCs w:val="24"/>
+                <w:lang w:eastAsia="ru-RU"/>
+              </w:rPr>
+            </w:pPr>
+            <w:r>
+              <w:rPr>
+                <w:rFonts w:ascii="Times New Roman" w:eastAsia="Microsoft YaHei" w:hAnsi="Times New Roman" w:cs="Times New Roman"/>
+                <w:color w:val="FFFFFF" w:themeColor="background1"/>
+                <w:sz w:val="24"/>
+                <w:szCs w:val="24"/>
+                <w:lang w:eastAsia="ru-RU"/>
+              </w:rPr>
+              <w:t>Пользователь не видит изменений.</w:t>
+            </w:r>
+          </w:p>
+        </w:tc>
+      </w:tr>
+      <w:tr>
+        <w:trPr>
+          <w:trHeight w:val="499"/>
+        </w:trPr>
+        <w:tc>
+          <w:tcPr>
+            <w:tcW w:w="3134" w:type="dxa"/>
+            <w:tcBorders>
+              <w:top w:val="nil"/>
+              <w:left w:val="single" w:sz="4" w:space="0" w:color="70AD47" w:themeColor="accent6"/>
+              <w:bottom w:val="single" w:sz="4" w:space="0" w:color="70AD47" w:themeColor="accent6"/>
+              <w:right w:val="single" w:sz="4" w:space="0" w:color="70AD47" w:themeColor="accent6"/>
+            </w:tcBorders>
+            <w:shd w:val="clear" w:color="auto" w:fill="0ADA0F"/>
+            <w:vAlign w:val="center"/>
+            <w:hideMark/>
+          </w:tcPr>
+          <w:p>
+            <w:pPr>
+              <w:spacing w:after="0" w:line="256" w:lineRule="auto"/>
+              <w:ind w:firstLine="180"/>
+              <w:jc w:val="right"/>
+              <w:rPr>
+                <w:rFonts w:ascii="Times New Roman" w:eastAsia="Microsoft YaHei" w:hAnsi="Times New Roman" w:cs="Times New Roman"/>
+                <w:b/>
+                <w:sz w:val="24"/>
+                <w:szCs w:val="24"/>
+              </w:rPr>
+            </w:pPr>
+            <w:r>
+              <w:rPr>
+                <w:rFonts w:ascii="Times New Roman" w:eastAsia="Microsoft YaHei" w:hAnsi="Times New Roman" w:cs="Times New Roman"/>
+                <w:b/>
+                <w:sz w:val="24"/>
+                <w:szCs w:val="24"/>
+              </w:rPr>
+              <w:t>Примечания/комментарии</w:t>
+            </w:r>
+          </w:p>
+        </w:tc>
+        <w:tc>
+          <w:tcPr>
+            <w:tcW w:w="6556" w:type="dxa"/>
+            <w:tcBorders>
+              <w:top w:val="single" w:sz="4" w:space="0" w:color="70AD47" w:themeColor="accent6"/>
+              <w:left w:val="single" w:sz="4" w:space="0" w:color="70AD47" w:themeColor="accent6"/>
+              <w:bottom w:val="single" w:sz="4" w:space="0" w:color="70AD47" w:themeColor="accent6"/>
+              <w:right w:val="single" w:sz="4" w:space="0" w:color="70AD47" w:themeColor="accent6"/>
+            </w:tcBorders>
+            <w:shd w:val="clear" w:color="auto" w:fill="7B7B7B" w:themeFill="accent3" w:themeFillShade="BF"/>
+            <w:vAlign w:val="center"/>
+            <w:hideMark/>
+          </w:tcPr>
+          <w:p>
+            <w:pPr>
+              <w:spacing w:after="0" w:line="256" w:lineRule="auto"/>
+              <w:rPr>
+                <w:rFonts w:ascii="Times New Roman" w:eastAsia="Microsoft YaHei" w:hAnsi="Times New Roman" w:cs="Times New Roman"/>
+                <w:color w:val="FFFFFF" w:themeColor="background1"/>
+                <w:sz w:val="24"/>
+                <w:szCs w:val="24"/>
+              </w:rPr>
+            </w:pPr>
+            <w:r>
+              <w:rPr>
+                <w:rFonts w:ascii="Times New Roman" w:eastAsia="Microsoft YaHei" w:hAnsi="Times New Roman" w:cs="Times New Roman"/>
+                <w:color w:val="FFFFFF" w:themeColor="background1"/>
+                <w:sz w:val="24"/>
+                <w:szCs w:val="24"/>
+              </w:rPr>
+              <w:t>Ждём выполнения задачи 18</w:t>
+            </w:r>
+            <w:r>
+              <w:rPr>
+                <w:rFonts w:ascii="Times New Roman" w:eastAsia="Microsoft YaHei" w:hAnsi="Times New Roman" w:cs="Times New Roman"/>
+                <w:color w:val="FFFFFF" w:themeColor="background1"/>
+                <w:sz w:val="24"/>
+                <w:szCs w:val="24"/>
+              </w:rPr>
+              <w:t>.</w:t>
+            </w:r>
+          </w:p>
+        </w:tc>
+      </w:tr>
+    </w:tbl>
+    <w:p>
+      <w:pPr>
+        <w:rPr>
+          <w:rFonts w:ascii="Times New Roman" w:hAnsi="Times New Roman" w:cs="Times New Roman"/>
+          <w:b/>
+          <w:bCs/>
+          <w:sz w:val="24"/>
+          <w:szCs w:val="24"/>
+        </w:rPr>
+      </w:pPr>
+    </w:p>
+    <w:tbl>
+      <w:tblPr>
+        <w:tblW w:w="9690" w:type="dxa"/>
+        <w:tblInd w:w="80" w:type="dxa"/>
+        <w:tblLayout w:type="fixed"/>
+        <w:tblLook w:val="04A0" w:firstRow="1" w:lastRow="0" w:firstColumn="1" w:lastColumn="0" w:noHBand="0" w:noVBand="1"/>
+      </w:tblPr>
+      <w:tblGrid>
+        <w:gridCol w:w="3134"/>
+        <w:gridCol w:w="6556"/>
+      </w:tblGrid>
+      <w:tr>
+        <w:trPr>
+          <w:trHeight w:val="499"/>
+        </w:trPr>
+        <w:tc>
+          <w:tcPr>
+            <w:tcW w:w="3134" w:type="dxa"/>
+            <w:tcBorders>
+              <w:top w:val="single" w:sz="4" w:space="0" w:color="70AD47" w:themeColor="accent6"/>
+              <w:left w:val="single" w:sz="4" w:space="0" w:color="70AD47" w:themeColor="accent6"/>
+              <w:bottom w:val="single" w:sz="4" w:space="0" w:color="FFFFFF"/>
+              <w:right w:val="single" w:sz="4" w:space="0" w:color="70AD47" w:themeColor="accent6"/>
+            </w:tcBorders>
+            <w:shd w:val="clear" w:color="auto" w:fill="ED7D31" w:themeFill="accent2"/>
+            <w:vAlign w:val="center"/>
+            <w:hideMark/>
+          </w:tcPr>
+          <w:p>
+            <w:pPr>
+              <w:spacing w:after="0" w:line="256" w:lineRule="auto"/>
+              <w:ind w:firstLine="180"/>
+              <w:jc w:val="right"/>
+              <w:rPr>
+                <w:rFonts w:ascii="Times New Roman" w:eastAsia="Microsoft YaHei" w:hAnsi="Times New Roman" w:cs="Times New Roman"/>
+                <w:b/>
+                <w:sz w:val="24"/>
+                <w:szCs w:val="24"/>
+              </w:rPr>
+            </w:pPr>
+            <w:r>
+              <w:rPr>
+                <w:rFonts w:ascii="Times New Roman" w:eastAsia="Microsoft YaHei" w:hAnsi="Times New Roman" w:cs="Times New Roman"/>
+                <w:b/>
+                <w:sz w:val="24"/>
+                <w:szCs w:val="24"/>
+              </w:rPr>
+              <w:t>Тестовый пример №</w:t>
+            </w:r>
+            <w:r>
+              <w:rPr>
+                <w:rFonts w:ascii="Times New Roman" w:eastAsia="Microsoft YaHei" w:hAnsi="Times New Roman" w:cs="Times New Roman"/>
+                <w:b/>
+                <w:sz w:val="24"/>
+                <w:szCs w:val="24"/>
+              </w:rPr>
+              <w:t>29</w:t>
+            </w:r>
+          </w:p>
+        </w:tc>
+        <w:tc>
+          <w:tcPr>
+            <w:tcW w:w="6556" w:type="dxa"/>
+            <w:tcBorders>
+              <w:top w:val="single" w:sz="4" w:space="0" w:color="70AD47" w:themeColor="accent6"/>
+              <w:left w:val="single" w:sz="4" w:space="0" w:color="70AD47" w:themeColor="accent6"/>
+              <w:bottom w:val="single" w:sz="4" w:space="0" w:color="70AD47" w:themeColor="accent6"/>
+              <w:right w:val="single" w:sz="4" w:space="0" w:color="70AD47" w:themeColor="accent6"/>
+            </w:tcBorders>
+            <w:shd w:val="clear" w:color="auto" w:fill="7B7B7B" w:themeFill="accent3" w:themeFillShade="BF"/>
+            <w:vAlign w:val="center"/>
+            <w:hideMark/>
+          </w:tcPr>
+          <w:p>
+            <w:pPr>
+              <w:spacing w:after="0" w:line="256" w:lineRule="auto"/>
+              <w:rPr>
+                <w:rFonts w:ascii="Times New Roman" w:eastAsia="Microsoft YaHei" w:hAnsi="Times New Roman" w:cs="Times New Roman"/>
+                <w:color w:val="FFFFFF" w:themeColor="background1"/>
+                <w:sz w:val="24"/>
+                <w:szCs w:val="24"/>
+                <w:lang w:eastAsia="ru-RU"/>
+              </w:rPr>
+            </w:pPr>
+            <w:r>
+              <w:rPr>
+                <w:rFonts w:ascii="Times New Roman" w:eastAsia="Microsoft YaHei" w:hAnsi="Times New Roman" w:cs="Times New Roman"/>
+                <w:color w:val="FFFFFF" w:themeColor="background1"/>
+                <w:sz w:val="24"/>
+                <w:szCs w:val="24"/>
+                <w:lang w:eastAsia="ru-RU"/>
+              </w:rPr>
+              <w:t>Тест вывода данных о клиентах</w:t>
+            </w:r>
+            <w:r>
+              <w:rPr>
+                <w:rFonts w:ascii="Times New Roman" w:eastAsia="Microsoft YaHei" w:hAnsi="Times New Roman" w:cs="Times New Roman"/>
+                <w:color w:val="FFFFFF" w:themeColor="background1"/>
+                <w:sz w:val="24"/>
+                <w:szCs w:val="24"/>
+                <w:lang w:eastAsia="ru-RU"/>
+              </w:rPr>
+              <w:t xml:space="preserve"> №1</w:t>
+            </w:r>
+          </w:p>
+        </w:tc>
+      </w:tr>
+      <w:tr>
+        <w:trPr>
+          <w:trHeight w:val="499"/>
+        </w:trPr>
+        <w:tc>
+          <w:tcPr>
+            <w:tcW w:w="3134" w:type="dxa"/>
+            <w:tcBorders>
+              <w:top w:val="nil"/>
+              <w:left w:val="single" w:sz="4" w:space="0" w:color="70AD47" w:themeColor="accent6"/>
+              <w:bottom w:val="single" w:sz="4" w:space="0" w:color="FFFFFF"/>
+              <w:right w:val="single" w:sz="4" w:space="0" w:color="70AD47" w:themeColor="accent6"/>
+            </w:tcBorders>
+            <w:shd w:val="clear" w:color="auto" w:fill="0ADA0F"/>
+            <w:vAlign w:val="center"/>
+            <w:hideMark/>
+          </w:tcPr>
+          <w:p>
+            <w:pPr>
+              <w:spacing w:after="0" w:line="256" w:lineRule="auto"/>
+              <w:ind w:firstLine="180"/>
+              <w:jc w:val="right"/>
+              <w:rPr>
+                <w:rFonts w:ascii="Times New Roman" w:eastAsia="Microsoft YaHei" w:hAnsi="Times New Roman" w:cs="Times New Roman"/>
+                <w:b/>
+                <w:sz w:val="24"/>
+                <w:szCs w:val="24"/>
+              </w:rPr>
+            </w:pPr>
+            <w:r>
+              <w:rPr>
+                <w:rFonts w:ascii="Times New Roman" w:eastAsia="Microsoft YaHei" w:hAnsi="Times New Roman" w:cs="Times New Roman"/>
+                <w:b/>
+                <w:sz w:val="24"/>
+                <w:szCs w:val="24"/>
+              </w:rPr>
+              <w:t>Приоритет тестирования</w:t>
+            </w:r>
+          </w:p>
+        </w:tc>
+        <w:tc>
+          <w:tcPr>
+            <w:tcW w:w="6556" w:type="dxa"/>
+            <w:tcBorders>
+              <w:top w:val="single" w:sz="4" w:space="0" w:color="70AD47" w:themeColor="accent6"/>
+              <w:left w:val="single" w:sz="4" w:space="0" w:color="70AD47" w:themeColor="accent6"/>
+              <w:bottom w:val="single" w:sz="4" w:space="0" w:color="70AD47" w:themeColor="accent6"/>
+              <w:right w:val="single" w:sz="4" w:space="0" w:color="70AD47" w:themeColor="accent6"/>
+            </w:tcBorders>
+            <w:shd w:val="clear" w:color="auto" w:fill="7B7B7B" w:themeFill="accent3" w:themeFillShade="BF"/>
+            <w:vAlign w:val="center"/>
+            <w:hideMark/>
+          </w:tcPr>
+          <w:p>
+            <w:pPr>
+              <w:spacing w:after="0" w:line="256" w:lineRule="auto"/>
+              <w:rPr>
+                <w:rFonts w:ascii="Times New Roman" w:eastAsia="Microsoft YaHei" w:hAnsi="Times New Roman" w:cs="Times New Roman"/>
+                <w:color w:val="FFFFFF" w:themeColor="background1"/>
+                <w:sz w:val="24"/>
+                <w:szCs w:val="24"/>
+                <w:lang w:eastAsia="ru-RU"/>
+              </w:rPr>
+            </w:pPr>
+            <w:r>
+              <w:rPr>
+                <w:rFonts w:ascii="Times New Roman" w:eastAsia="Microsoft YaHei" w:hAnsi="Times New Roman" w:cs="Times New Roman"/>
+                <w:color w:val="FFFFFF" w:themeColor="background1"/>
+                <w:sz w:val="24"/>
+                <w:szCs w:val="24"/>
+                <w:lang w:eastAsia="ru-RU"/>
+              </w:rPr>
+              <w:t>Высокий</w:t>
+            </w:r>
+          </w:p>
+        </w:tc>
+      </w:tr>
+      <w:tr>
+        <w:trPr>
+          <w:trHeight w:val="499"/>
+        </w:trPr>
+        <w:tc>
+          <w:tcPr>
+            <w:tcW w:w="3134" w:type="dxa"/>
+            <w:tcBorders>
+              <w:top w:val="nil"/>
+              <w:left w:val="single" w:sz="4" w:space="0" w:color="70AD47" w:themeColor="accent6"/>
+              <w:bottom w:val="single" w:sz="4" w:space="0" w:color="FFFFFF"/>
+              <w:right w:val="single" w:sz="4" w:space="0" w:color="70AD47" w:themeColor="accent6"/>
+            </w:tcBorders>
+            <w:shd w:val="clear" w:color="auto" w:fill="0ADA0F"/>
+            <w:vAlign w:val="center"/>
+            <w:hideMark/>
+          </w:tcPr>
+          <w:p>
+            <w:pPr>
+              <w:spacing w:after="0" w:line="256" w:lineRule="auto"/>
+              <w:ind w:firstLine="180"/>
+              <w:jc w:val="right"/>
+              <w:rPr>
+                <w:rFonts w:ascii="Times New Roman" w:eastAsia="Microsoft YaHei" w:hAnsi="Times New Roman" w:cs="Times New Roman"/>
+                <w:b/>
+                <w:sz w:val="24"/>
+                <w:szCs w:val="24"/>
+              </w:rPr>
+            </w:pPr>
+            <w:r>
+              <w:rPr>
+                <w:rFonts w:ascii="Times New Roman" w:eastAsia="Microsoft YaHei" w:hAnsi="Times New Roman" w:cs="Times New Roman"/>
+                <w:b/>
+                <w:sz w:val="24"/>
+                <w:szCs w:val="24"/>
+              </w:rPr>
+              <w:t>Заголовок/название теста</w:t>
+            </w:r>
+          </w:p>
+        </w:tc>
+        <w:tc>
+          <w:tcPr>
+            <w:tcW w:w="6556" w:type="dxa"/>
+            <w:tcBorders>
+              <w:top w:val="single" w:sz="4" w:space="0" w:color="70AD47" w:themeColor="accent6"/>
+              <w:left w:val="single" w:sz="4" w:space="0" w:color="70AD47" w:themeColor="accent6"/>
+              <w:bottom w:val="single" w:sz="4" w:space="0" w:color="70AD47" w:themeColor="accent6"/>
+              <w:right w:val="single" w:sz="4" w:space="0" w:color="70AD47" w:themeColor="accent6"/>
+            </w:tcBorders>
+            <w:shd w:val="clear" w:color="auto" w:fill="7B7B7B" w:themeFill="accent3" w:themeFillShade="BF"/>
+            <w:vAlign w:val="center"/>
+            <w:hideMark/>
+          </w:tcPr>
+          <w:p>
+            <w:pPr>
+              <w:spacing w:after="0" w:line="256" w:lineRule="auto"/>
+              <w:rPr>
+                <w:rFonts w:ascii="Times New Roman" w:eastAsia="Microsoft YaHei" w:hAnsi="Times New Roman" w:cs="Times New Roman"/>
+                <w:color w:val="FFFFFF" w:themeColor="background1"/>
+                <w:sz w:val="24"/>
+                <w:szCs w:val="24"/>
+                <w:lang w:eastAsia="ru-RU"/>
+              </w:rPr>
+            </w:pPr>
+            <w:r>
+              <w:rPr>
+                <w:rFonts w:ascii="Times New Roman" w:eastAsia="Microsoft YaHei" w:hAnsi="Times New Roman" w:cs="Times New Roman"/>
+                <w:color w:val="FFFFFF" w:themeColor="background1"/>
+                <w:sz w:val="24"/>
+                <w:szCs w:val="24"/>
+                <w:lang w:eastAsia="ru-RU"/>
+              </w:rPr>
+              <w:t>Тестирование просмотра списка клиентов</w:t>
+            </w:r>
+          </w:p>
+        </w:tc>
+      </w:tr>
+      <w:tr>
+        <w:trPr>
+          <w:trHeight w:val="499"/>
+        </w:trPr>
+        <w:tc>
+          <w:tcPr>
+            <w:tcW w:w="3134" w:type="dxa"/>
+            <w:tcBorders>
+              <w:top w:val="nil"/>
+              <w:left w:val="single" w:sz="4" w:space="0" w:color="70AD47" w:themeColor="accent6"/>
+              <w:bottom w:val="single" w:sz="4" w:space="0" w:color="FFFFFF"/>
+              <w:right w:val="single" w:sz="4" w:space="0" w:color="70AD47" w:themeColor="accent6"/>
+            </w:tcBorders>
+            <w:shd w:val="clear" w:color="auto" w:fill="0ADA0F"/>
+            <w:vAlign w:val="center"/>
+            <w:hideMark/>
+          </w:tcPr>
+          <w:p>
+            <w:pPr>
+              <w:spacing w:after="0" w:line="256" w:lineRule="auto"/>
+              <w:ind w:firstLine="180"/>
+              <w:jc w:val="right"/>
+              <w:rPr>
+                <w:rFonts w:ascii="Times New Roman" w:eastAsia="Microsoft YaHei" w:hAnsi="Times New Roman" w:cs="Times New Roman"/>
+                <w:b/>
+                <w:sz w:val="24"/>
+                <w:szCs w:val="24"/>
+              </w:rPr>
+            </w:pPr>
+            <w:r>
+              <w:rPr>
+                <w:rFonts w:ascii="Times New Roman" w:eastAsia="Microsoft YaHei" w:hAnsi="Times New Roman" w:cs="Times New Roman"/>
+                <w:b/>
+                <w:sz w:val="24"/>
+                <w:szCs w:val="24"/>
+              </w:rPr>
+              <w:t>Краткое изложение теста</w:t>
+            </w:r>
+          </w:p>
+        </w:tc>
+        <w:tc>
+          <w:tcPr>
+            <w:tcW w:w="6556" w:type="dxa"/>
+            <w:tcBorders>
+              <w:top w:val="single" w:sz="4" w:space="0" w:color="70AD47" w:themeColor="accent6"/>
+              <w:left w:val="single" w:sz="4" w:space="0" w:color="70AD47" w:themeColor="accent6"/>
+              <w:bottom w:val="single" w:sz="4" w:space="0" w:color="70AD47" w:themeColor="accent6"/>
+              <w:right w:val="single" w:sz="4" w:space="0" w:color="70AD47" w:themeColor="accent6"/>
+            </w:tcBorders>
+            <w:shd w:val="clear" w:color="auto" w:fill="7B7B7B" w:themeFill="accent3" w:themeFillShade="BF"/>
+            <w:vAlign w:val="center"/>
+            <w:hideMark/>
+          </w:tcPr>
+          <w:p>
+            <w:pPr>
+              <w:rPr>
+                <w:rFonts w:ascii="Times New Roman" w:eastAsia="Microsoft YaHei" w:hAnsi="Times New Roman" w:cs="Times New Roman"/>
+                <w:color w:val="FFFFFF" w:themeColor="background1"/>
+                <w:sz w:val="24"/>
+                <w:szCs w:val="24"/>
+                <w:lang w:eastAsia="ru-RU"/>
+              </w:rPr>
+            </w:pPr>
+            <w:r>
+              <w:rPr>
+                <w:rFonts w:ascii="Times New Roman" w:eastAsia="Microsoft YaHei" w:hAnsi="Times New Roman" w:cs="Times New Roman"/>
+                <w:color w:val="FFFFFF" w:themeColor="background1"/>
+                <w:sz w:val="24"/>
+                <w:szCs w:val="24"/>
+                <w:lang w:eastAsia="ru-RU"/>
+              </w:rPr>
+              <w:t>Проверка отображения списка зарегистрированных клиентов</w:t>
+            </w:r>
+          </w:p>
+        </w:tc>
+      </w:tr>
+      <w:tr>
+        <w:trPr>
+          <w:trHeight w:val="499"/>
+        </w:trPr>
+        <w:tc>
+          <w:tcPr>
+            <w:tcW w:w="3134" w:type="dxa"/>
+            <w:tcBorders>
+              <w:top w:val="nil"/>
+              <w:left w:val="single" w:sz="4" w:space="0" w:color="70AD47" w:themeColor="accent6"/>
+              <w:bottom w:val="single" w:sz="4" w:space="0" w:color="FFFFFF"/>
+              <w:right w:val="single" w:sz="4" w:space="0" w:color="70AD47" w:themeColor="accent6"/>
+            </w:tcBorders>
+            <w:shd w:val="clear" w:color="auto" w:fill="0ADA0F"/>
+            <w:vAlign w:val="center"/>
+            <w:hideMark/>
+          </w:tcPr>
+          <w:p>
+            <w:pPr>
+              <w:spacing w:after="0" w:line="256" w:lineRule="auto"/>
+              <w:ind w:firstLine="180"/>
+              <w:jc w:val="right"/>
+              <w:rPr>
+                <w:rFonts w:ascii="Times New Roman" w:eastAsia="Microsoft YaHei" w:hAnsi="Times New Roman" w:cs="Times New Roman"/>
+                <w:b/>
+                <w:sz w:val="24"/>
+                <w:szCs w:val="24"/>
+              </w:rPr>
+            </w:pPr>
+            <w:r>
+              <w:rPr>
+                <w:rFonts w:ascii="Times New Roman" w:eastAsia="Microsoft YaHei" w:hAnsi="Times New Roman" w:cs="Times New Roman"/>
+                <w:b/>
+                <w:sz w:val="24"/>
+                <w:szCs w:val="24"/>
+              </w:rPr>
+              <w:t>Этапы теста</w:t>
+            </w:r>
+          </w:p>
+        </w:tc>
+        <w:tc>
+          <w:tcPr>
+            <w:tcW w:w="6556" w:type="dxa"/>
+            <w:tcBorders>
+              <w:top w:val="single" w:sz="4" w:space="0" w:color="70AD47" w:themeColor="accent6"/>
+              <w:left w:val="single" w:sz="4" w:space="0" w:color="70AD47" w:themeColor="accent6"/>
+              <w:bottom w:val="single" w:sz="4" w:space="0" w:color="70AD47" w:themeColor="accent6"/>
+              <w:right w:val="single" w:sz="4" w:space="0" w:color="70AD47" w:themeColor="accent6"/>
+            </w:tcBorders>
+            <w:shd w:val="clear" w:color="auto" w:fill="7B7B7B" w:themeFill="accent3" w:themeFillShade="BF"/>
+            <w:vAlign w:val="center"/>
+            <w:hideMark/>
+          </w:tcPr>
+          <w:p>
+            <w:pPr>
+              <w:pStyle w:val="a3"/>
+              <w:numPr>
+                <w:ilvl w:val="0"/>
+                <w:numId w:val="32"/>
+              </w:numPr>
+              <w:spacing w:after="0" w:line="256" w:lineRule="auto"/>
+              <w:rPr>
+                <w:rFonts w:ascii="Times New Roman" w:eastAsia="Microsoft YaHei" w:hAnsi="Times New Roman" w:cs="Times New Roman"/>
+                <w:color w:val="FFFFFF" w:themeColor="background1"/>
+                <w:sz w:val="24"/>
+                <w:szCs w:val="24"/>
+                <w:lang w:eastAsia="ru-RU"/>
+              </w:rPr>
+            </w:pPr>
+            <w:r>
+              <w:rPr>
+                <w:rFonts w:ascii="Times New Roman" w:eastAsia="Microsoft YaHei" w:hAnsi="Times New Roman" w:cs="Times New Roman"/>
+                <w:color w:val="FFFFFF" w:themeColor="background1"/>
+                <w:sz w:val="24"/>
+                <w:szCs w:val="24"/>
+                <w:lang w:eastAsia="ru-RU"/>
+              </w:rPr>
+              <w:t>Авторизоваться как администратор.</w:t>
+            </w:r>
+          </w:p>
+          <w:p>
+            <w:pPr>
+              <w:pStyle w:val="a3"/>
+              <w:numPr>
+                <w:ilvl w:val="0"/>
+                <w:numId w:val="32"/>
+              </w:numPr>
+              <w:spacing w:after="0" w:line="256" w:lineRule="auto"/>
+              <w:rPr>
+                <w:rFonts w:ascii="Times New Roman" w:eastAsia="Microsoft YaHei" w:hAnsi="Times New Roman" w:cs="Times New Roman"/>
+                <w:color w:val="FFFFFF" w:themeColor="background1"/>
+                <w:sz w:val="24"/>
+                <w:szCs w:val="24"/>
+                <w:lang w:eastAsia="ru-RU"/>
+              </w:rPr>
+            </w:pPr>
+            <w:r>
+              <w:rPr>
+                <w:rFonts w:ascii="Times New Roman" w:eastAsia="Microsoft YaHei" w:hAnsi="Times New Roman" w:cs="Times New Roman"/>
+                <w:color w:val="FFFFFF" w:themeColor="background1"/>
+                <w:sz w:val="24"/>
+                <w:szCs w:val="24"/>
+                <w:lang w:eastAsia="ru-RU"/>
+              </w:rPr>
+              <w:t>Перейти в раздел "Клиенты".</w:t>
+            </w:r>
+          </w:p>
+          <w:p>
+            <w:pPr>
+              <w:pStyle w:val="a3"/>
+              <w:numPr>
+                <w:ilvl w:val="0"/>
+                <w:numId w:val="32"/>
+              </w:numPr>
+              <w:spacing w:after="0" w:line="256" w:lineRule="auto"/>
+              <w:rPr>
+                <w:rFonts w:ascii="Times New Roman" w:eastAsia="Microsoft YaHei" w:hAnsi="Times New Roman" w:cs="Times New Roman"/>
+                <w:color w:val="FFFFFF" w:themeColor="background1"/>
+                <w:sz w:val="24"/>
+                <w:szCs w:val="24"/>
+                <w:lang w:eastAsia="ru-RU"/>
+              </w:rPr>
+            </w:pPr>
+            <w:r>
+              <w:rPr>
+                <w:rFonts w:ascii="Times New Roman" w:eastAsia="Microsoft YaHei" w:hAnsi="Times New Roman" w:cs="Times New Roman"/>
+                <w:color w:val="FFFFFF" w:themeColor="background1"/>
+                <w:sz w:val="24"/>
+                <w:szCs w:val="24"/>
+                <w:lang w:eastAsia="ru-RU"/>
+              </w:rPr>
+              <w:t>Просмотреть список клиентов.</w:t>
+            </w:r>
+          </w:p>
+        </w:tc>
+      </w:tr>
+      <w:tr>
+        <w:trPr>
+          <w:trHeight w:val="499"/>
+        </w:trPr>
+        <w:tc>
+          <w:tcPr>
+            <w:tcW w:w="3134" w:type="dxa"/>
+            <w:tcBorders>
+              <w:top w:val="nil"/>
+              <w:left w:val="single" w:sz="4" w:space="0" w:color="70AD47" w:themeColor="accent6"/>
+              <w:bottom w:val="single" w:sz="4" w:space="0" w:color="FFFFFF"/>
+              <w:right w:val="single" w:sz="4" w:space="0" w:color="70AD47" w:themeColor="accent6"/>
+            </w:tcBorders>
+            <w:shd w:val="clear" w:color="auto" w:fill="0ADA0F"/>
+            <w:vAlign w:val="center"/>
+            <w:hideMark/>
+          </w:tcPr>
+          <w:p>
+            <w:pPr>
+              <w:spacing w:after="0" w:line="256" w:lineRule="auto"/>
+              <w:ind w:firstLine="180"/>
+              <w:jc w:val="right"/>
+              <w:rPr>
+                <w:rFonts w:ascii="Times New Roman" w:eastAsia="Microsoft YaHei" w:hAnsi="Times New Roman" w:cs="Times New Roman"/>
+                <w:b/>
+                <w:sz w:val="24"/>
+                <w:szCs w:val="24"/>
+              </w:rPr>
+            </w:pPr>
+            <w:r>
+              <w:rPr>
+                <w:rFonts w:ascii="Times New Roman" w:eastAsia="Microsoft YaHei" w:hAnsi="Times New Roman" w:cs="Times New Roman"/>
+                <w:b/>
+                <w:sz w:val="24"/>
+                <w:szCs w:val="24"/>
+              </w:rPr>
+              <w:t>Тестовые данные</w:t>
+            </w:r>
+          </w:p>
+        </w:tc>
+        <w:tc>
+          <w:tcPr>
+            <w:tcW w:w="6556" w:type="dxa"/>
+            <w:tcBorders>
+              <w:top w:val="single" w:sz="4" w:space="0" w:color="70AD47" w:themeColor="accent6"/>
+              <w:left w:val="single" w:sz="4" w:space="0" w:color="70AD47" w:themeColor="accent6"/>
+              <w:bottom w:val="single" w:sz="4" w:space="0" w:color="70AD47" w:themeColor="accent6"/>
+              <w:right w:val="single" w:sz="4" w:space="0" w:color="70AD47" w:themeColor="accent6"/>
+            </w:tcBorders>
+            <w:shd w:val="clear" w:color="auto" w:fill="7B7B7B" w:themeFill="accent3" w:themeFillShade="BF"/>
+            <w:vAlign w:val="center"/>
+            <w:hideMark/>
+          </w:tcPr>
+          <w:p>
+            <w:pPr>
+              <w:numPr>
+                <w:ilvl w:val="0"/>
+                <w:numId w:val="21"/>
+              </w:numPr>
+              <w:spacing w:after="0" w:line="256" w:lineRule="auto"/>
+              <w:rPr>
+                <w:rFonts w:ascii="Times New Roman" w:eastAsia="Microsoft YaHei" w:hAnsi="Times New Roman" w:cs="Times New Roman"/>
+                <w:color w:val="FFFFFF" w:themeColor="background1"/>
+                <w:sz w:val="24"/>
+                <w:szCs w:val="24"/>
+                <w:lang w:eastAsia="ru-RU"/>
+              </w:rPr>
+            </w:pPr>
+            <w:r>
+              <w:rPr>
+                <w:rFonts w:ascii="Times New Roman" w:eastAsia="Microsoft YaHei" w:hAnsi="Times New Roman" w:cs="Times New Roman"/>
+                <w:color w:val="FFFFFF" w:themeColor="background1"/>
+                <w:sz w:val="24"/>
+                <w:szCs w:val="24"/>
+                <w:lang w:eastAsia="ru-RU"/>
+              </w:rPr>
+              <w:t>Отсутствуют</w:t>
+            </w:r>
+          </w:p>
+        </w:tc>
+      </w:tr>
+      <w:tr>
+        <w:trPr>
+          <w:trHeight w:val="499"/>
+        </w:trPr>
+        <w:tc>
+          <w:tcPr>
+            <w:tcW w:w="3134" w:type="dxa"/>
+            <w:tcBorders>
+              <w:top w:val="nil"/>
+              <w:left w:val="single" w:sz="4" w:space="0" w:color="70AD47" w:themeColor="accent6"/>
+              <w:bottom w:val="single" w:sz="4" w:space="0" w:color="FFFFFF"/>
+              <w:right w:val="single" w:sz="4" w:space="0" w:color="70AD47" w:themeColor="accent6"/>
+            </w:tcBorders>
+            <w:shd w:val="clear" w:color="auto" w:fill="0ADA0F"/>
+            <w:vAlign w:val="center"/>
+            <w:hideMark/>
+          </w:tcPr>
+          <w:p>
+            <w:pPr>
+              <w:spacing w:after="0" w:line="256" w:lineRule="auto"/>
+              <w:ind w:firstLine="180"/>
+              <w:jc w:val="right"/>
+              <w:rPr>
+                <w:rFonts w:ascii="Times New Roman" w:eastAsia="Microsoft YaHei" w:hAnsi="Times New Roman" w:cs="Times New Roman"/>
+                <w:b/>
+                <w:sz w:val="24"/>
+                <w:szCs w:val="24"/>
+              </w:rPr>
+            </w:pPr>
+            <w:r>
+              <w:rPr>
+                <w:rFonts w:ascii="Times New Roman" w:eastAsia="Microsoft YaHei" w:hAnsi="Times New Roman" w:cs="Times New Roman"/>
+                <w:b/>
+                <w:sz w:val="24"/>
+                <w:szCs w:val="24"/>
+              </w:rPr>
+              <w:t>Ожидаемый результат</w:t>
+            </w:r>
+          </w:p>
+        </w:tc>
+        <w:tc>
+          <w:tcPr>
+            <w:tcW w:w="6556" w:type="dxa"/>
+            <w:tcBorders>
+              <w:top w:val="single" w:sz="4" w:space="0" w:color="70AD47" w:themeColor="accent6"/>
+              <w:left w:val="single" w:sz="4" w:space="0" w:color="70AD47" w:themeColor="accent6"/>
+              <w:bottom w:val="single" w:sz="4" w:space="0" w:color="70AD47" w:themeColor="accent6"/>
+              <w:right w:val="single" w:sz="4" w:space="0" w:color="70AD47" w:themeColor="accent6"/>
+            </w:tcBorders>
+            <w:shd w:val="clear" w:color="auto" w:fill="7B7B7B" w:themeFill="accent3" w:themeFillShade="BF"/>
+            <w:vAlign w:val="center"/>
+            <w:hideMark/>
+          </w:tcPr>
+          <w:p>
+            <w:pPr>
+              <w:rPr>
+                <w:rFonts w:ascii="Times New Roman" w:hAnsi="Times New Roman" w:cs="Times New Roman"/>
+                <w:color w:val="FFFFFF" w:themeColor="background1"/>
+                <w:sz w:val="24"/>
+                <w:szCs w:val="24"/>
+              </w:rPr>
+            </w:pPr>
+            <w:r>
+              <w:rPr>
+                <w:rFonts w:ascii="Times New Roman" w:hAnsi="Times New Roman" w:cs="Times New Roman"/>
+                <w:color w:val="FFFFFF" w:themeColor="background1"/>
+                <w:sz w:val="24"/>
+                <w:szCs w:val="24"/>
+              </w:rPr>
+              <w:t xml:space="preserve">Отображается список всех клиентов с их данными (ФИО, телефон, </w:t>
+            </w:r>
+            <w:proofErr w:type="spellStart"/>
+            <w:r>
+              <w:rPr>
+                <w:rFonts w:ascii="Times New Roman" w:hAnsi="Times New Roman" w:cs="Times New Roman"/>
+                <w:color w:val="FFFFFF" w:themeColor="background1"/>
+                <w:sz w:val="24"/>
+                <w:szCs w:val="24"/>
+              </w:rPr>
+              <w:t>email</w:t>
+            </w:r>
+            <w:proofErr w:type="spellEnd"/>
+            <w:r>
+              <w:rPr>
+                <w:rFonts w:ascii="Times New Roman" w:hAnsi="Times New Roman" w:cs="Times New Roman"/>
+                <w:color w:val="FFFFFF" w:themeColor="background1"/>
+                <w:sz w:val="24"/>
+                <w:szCs w:val="24"/>
+              </w:rPr>
+              <w:t>).</w:t>
+            </w:r>
+          </w:p>
+        </w:tc>
+      </w:tr>
+      <w:tr>
+        <w:trPr>
+          <w:trHeight w:val="499"/>
+        </w:trPr>
+        <w:tc>
+          <w:tcPr>
+            <w:tcW w:w="3134" w:type="dxa"/>
+            <w:tcBorders>
+              <w:top w:val="nil"/>
+              <w:left w:val="single" w:sz="4" w:space="0" w:color="70AD47" w:themeColor="accent6"/>
+              <w:bottom w:val="single" w:sz="4" w:space="0" w:color="FFFFFF"/>
+              <w:right w:val="single" w:sz="4" w:space="0" w:color="70AD47" w:themeColor="accent6"/>
+            </w:tcBorders>
+            <w:shd w:val="clear" w:color="auto" w:fill="0ADA0F"/>
+            <w:vAlign w:val="center"/>
+            <w:hideMark/>
+          </w:tcPr>
+          <w:p>
+            <w:pPr>
+              <w:spacing w:after="0" w:line="256" w:lineRule="auto"/>
+              <w:ind w:firstLine="180"/>
+              <w:jc w:val="right"/>
+              <w:rPr>
+                <w:rFonts w:ascii="Times New Roman" w:eastAsia="Microsoft YaHei" w:hAnsi="Times New Roman" w:cs="Times New Roman"/>
+                <w:b/>
+                <w:sz w:val="24"/>
+                <w:szCs w:val="24"/>
+              </w:rPr>
+            </w:pPr>
+            <w:r>
+              <w:rPr>
+                <w:rFonts w:ascii="Times New Roman" w:eastAsia="Microsoft YaHei" w:hAnsi="Times New Roman" w:cs="Times New Roman"/>
+                <w:b/>
+                <w:sz w:val="24"/>
+                <w:szCs w:val="24"/>
+              </w:rPr>
+              <w:t xml:space="preserve">Фактический результат </w:t>
+            </w:r>
+          </w:p>
+        </w:tc>
+        <w:tc>
+          <w:tcPr>
+            <w:tcW w:w="6556" w:type="dxa"/>
+            <w:tcBorders>
+              <w:top w:val="single" w:sz="4" w:space="0" w:color="70AD47" w:themeColor="accent6"/>
+              <w:left w:val="single" w:sz="4" w:space="0" w:color="70AD47" w:themeColor="accent6"/>
+              <w:bottom w:val="single" w:sz="4" w:space="0" w:color="70AD47" w:themeColor="accent6"/>
+              <w:right w:val="single" w:sz="4" w:space="0" w:color="70AD47" w:themeColor="accent6"/>
+            </w:tcBorders>
+            <w:shd w:val="clear" w:color="auto" w:fill="7B7B7B" w:themeFill="accent3" w:themeFillShade="BF"/>
+            <w:vAlign w:val="center"/>
+          </w:tcPr>
+          <w:p>
+            <w:pPr>
+              <w:rPr>
+                <w:rFonts w:ascii="Times New Roman" w:eastAsia="Microsoft YaHei" w:hAnsi="Times New Roman" w:cs="Times New Roman"/>
+                <w:color w:val="FFFFFF" w:themeColor="background1"/>
+                <w:sz w:val="24"/>
+                <w:szCs w:val="24"/>
+                <w:lang w:eastAsia="ru-RU"/>
+              </w:rPr>
+            </w:pPr>
+            <w:r>
+              <w:rPr>
+                <w:rFonts w:ascii="Times New Roman" w:eastAsia="Microsoft YaHei" w:hAnsi="Times New Roman" w:cs="Times New Roman"/>
+                <w:color w:val="FFFFFF" w:themeColor="background1"/>
+                <w:sz w:val="24"/>
+                <w:szCs w:val="24"/>
+                <w:lang w:eastAsia="ru-RU"/>
+              </w:rPr>
+              <w:t>Функционал ещё не реал</w:t>
+            </w:r>
+            <w:r>
+              <w:rPr>
+                <w:rFonts w:ascii="Times New Roman" w:eastAsia="Microsoft YaHei" w:hAnsi="Times New Roman" w:cs="Times New Roman"/>
+                <w:color w:val="FFFFFF" w:themeColor="background1"/>
+                <w:sz w:val="24"/>
+                <w:szCs w:val="24"/>
+                <w:lang w:eastAsia="ru-RU"/>
+              </w:rPr>
+              <w:t>изован.</w:t>
+            </w:r>
+          </w:p>
+        </w:tc>
+      </w:tr>
+      <w:tr>
+        <w:trPr>
+          <w:trHeight w:val="499"/>
+        </w:trPr>
+        <w:tc>
+          <w:tcPr>
+            <w:tcW w:w="3134" w:type="dxa"/>
+            <w:tcBorders>
+              <w:top w:val="nil"/>
+              <w:left w:val="single" w:sz="4" w:space="0" w:color="70AD47" w:themeColor="accent6"/>
+              <w:bottom w:val="single" w:sz="4" w:space="0" w:color="FFFFFF"/>
+              <w:right w:val="single" w:sz="4" w:space="0" w:color="70AD47" w:themeColor="accent6"/>
+            </w:tcBorders>
+            <w:shd w:val="clear" w:color="auto" w:fill="0ADA0F"/>
+            <w:vAlign w:val="center"/>
+            <w:hideMark/>
+          </w:tcPr>
+          <w:p>
+            <w:pPr>
+              <w:spacing w:after="0" w:line="256" w:lineRule="auto"/>
+              <w:ind w:firstLine="180"/>
+              <w:jc w:val="right"/>
+              <w:rPr>
+                <w:rFonts w:ascii="Times New Roman" w:eastAsia="Microsoft YaHei" w:hAnsi="Times New Roman" w:cs="Times New Roman"/>
+                <w:b/>
+                <w:sz w:val="24"/>
+                <w:szCs w:val="24"/>
+              </w:rPr>
+            </w:pPr>
+            <w:r>
+              <w:rPr>
+                <w:rFonts w:ascii="Times New Roman" w:eastAsia="Microsoft YaHei" w:hAnsi="Times New Roman" w:cs="Times New Roman"/>
+                <w:b/>
+                <w:sz w:val="24"/>
+                <w:szCs w:val="24"/>
+              </w:rPr>
+              <w:t>Статус</w:t>
+            </w:r>
+          </w:p>
+        </w:tc>
+        <w:tc>
+          <w:tcPr>
+            <w:tcW w:w="6556" w:type="dxa"/>
+            <w:tcBorders>
+              <w:top w:val="single" w:sz="4" w:space="0" w:color="70AD47" w:themeColor="accent6"/>
+              <w:left w:val="single" w:sz="4" w:space="0" w:color="70AD47" w:themeColor="accent6"/>
+              <w:bottom w:val="single" w:sz="4" w:space="0" w:color="70AD47" w:themeColor="accent6"/>
+              <w:right w:val="single" w:sz="4" w:space="0" w:color="70AD47" w:themeColor="accent6"/>
+            </w:tcBorders>
+            <w:shd w:val="clear" w:color="auto" w:fill="7B7B7B" w:themeFill="accent3" w:themeFillShade="BF"/>
+            <w:vAlign w:val="center"/>
+            <w:hideMark/>
+          </w:tcPr>
+          <w:p>
+            <w:pPr>
+              <w:spacing w:after="0" w:line="256" w:lineRule="auto"/>
+              <w:rPr>
+                <w:rFonts w:ascii="Times New Roman" w:eastAsia="Microsoft YaHei" w:hAnsi="Times New Roman" w:cs="Times New Roman"/>
+                <w:color w:val="FF0000"/>
+                <w:sz w:val="24"/>
+                <w:szCs w:val="24"/>
+                <w:lang w:eastAsia="ru-RU"/>
+              </w:rPr>
+            </w:pPr>
+            <w:r>
+              <w:rPr>
+                <w:rFonts w:ascii="Times New Roman" w:eastAsia="Microsoft YaHei" w:hAnsi="Times New Roman" w:cs="Times New Roman"/>
+                <w:color w:val="FF0000"/>
+                <w:sz w:val="24"/>
+                <w:szCs w:val="24"/>
+                <w:lang w:eastAsia="ru-RU"/>
+              </w:rPr>
+              <w:t>Брак</w:t>
+            </w:r>
+          </w:p>
+        </w:tc>
+      </w:tr>
+      <w:tr>
+        <w:trPr>
+          <w:trHeight w:val="499"/>
+        </w:trPr>
+        <w:tc>
+          <w:tcPr>
+            <w:tcW w:w="3134" w:type="dxa"/>
+            <w:tcBorders>
+              <w:top w:val="nil"/>
+              <w:left w:val="single" w:sz="4" w:space="0" w:color="70AD47" w:themeColor="accent6"/>
+              <w:bottom w:val="single" w:sz="4" w:space="0" w:color="FFFFFF"/>
+              <w:right w:val="single" w:sz="4" w:space="0" w:color="70AD47" w:themeColor="accent6"/>
+            </w:tcBorders>
+            <w:shd w:val="clear" w:color="auto" w:fill="0ADA0F"/>
+            <w:vAlign w:val="center"/>
+            <w:hideMark/>
+          </w:tcPr>
+          <w:p>
+            <w:pPr>
+              <w:spacing w:after="0" w:line="256" w:lineRule="auto"/>
+              <w:ind w:firstLine="180"/>
+              <w:jc w:val="right"/>
+              <w:rPr>
+                <w:rFonts w:ascii="Times New Roman" w:eastAsia="Microsoft YaHei" w:hAnsi="Times New Roman" w:cs="Times New Roman"/>
+                <w:b/>
+                <w:sz w:val="24"/>
+                <w:szCs w:val="24"/>
+              </w:rPr>
+            </w:pPr>
+            <w:r>
+              <w:rPr>
+                <w:rFonts w:ascii="Times New Roman" w:eastAsia="Microsoft YaHei" w:hAnsi="Times New Roman" w:cs="Times New Roman"/>
+                <w:b/>
+                <w:sz w:val="24"/>
+                <w:szCs w:val="24"/>
+              </w:rPr>
+              <w:lastRenderedPageBreak/>
+              <w:t>Предварительное условие</w:t>
+            </w:r>
+          </w:p>
+        </w:tc>
+        <w:tc>
+          <w:tcPr>
+            <w:tcW w:w="6556" w:type="dxa"/>
+            <w:tcBorders>
+              <w:top w:val="single" w:sz="4" w:space="0" w:color="70AD47" w:themeColor="accent6"/>
+              <w:left w:val="single" w:sz="4" w:space="0" w:color="70AD47" w:themeColor="accent6"/>
+              <w:bottom w:val="single" w:sz="4" w:space="0" w:color="70AD47" w:themeColor="accent6"/>
+              <w:right w:val="single" w:sz="4" w:space="0" w:color="70AD47" w:themeColor="accent6"/>
+            </w:tcBorders>
+            <w:shd w:val="clear" w:color="auto" w:fill="7B7B7B" w:themeFill="accent3" w:themeFillShade="BF"/>
+            <w:vAlign w:val="center"/>
+            <w:hideMark/>
+          </w:tcPr>
+          <w:p>
+            <w:pPr>
+              <w:spacing w:after="0" w:line="256" w:lineRule="auto"/>
+              <w:rPr>
+                <w:rFonts w:ascii="Times New Roman" w:eastAsia="Microsoft YaHei" w:hAnsi="Times New Roman" w:cs="Times New Roman"/>
+                <w:color w:val="FFFFFF" w:themeColor="background1"/>
+                <w:sz w:val="24"/>
+                <w:szCs w:val="24"/>
+                <w:lang w:eastAsia="ru-RU"/>
+              </w:rPr>
+            </w:pPr>
+            <w:r>
+              <w:rPr>
+                <w:rFonts w:ascii="Times New Roman" w:eastAsia="Microsoft YaHei" w:hAnsi="Times New Roman" w:cs="Times New Roman"/>
+                <w:color w:val="FFFFFF" w:themeColor="background1"/>
+                <w:sz w:val="24"/>
+                <w:szCs w:val="24"/>
+                <w:lang w:eastAsia="ru-RU"/>
+              </w:rPr>
+              <w:t>В базе есть хотя бы один клиент.</w:t>
+            </w:r>
+          </w:p>
+        </w:tc>
+      </w:tr>
+      <w:tr>
+        <w:trPr>
+          <w:trHeight w:val="499"/>
+        </w:trPr>
+        <w:tc>
+          <w:tcPr>
+            <w:tcW w:w="3134" w:type="dxa"/>
+            <w:tcBorders>
+              <w:top w:val="nil"/>
+              <w:left w:val="single" w:sz="4" w:space="0" w:color="70AD47" w:themeColor="accent6"/>
+              <w:bottom w:val="single" w:sz="4" w:space="0" w:color="FFFFFF"/>
+              <w:right w:val="single" w:sz="4" w:space="0" w:color="70AD47" w:themeColor="accent6"/>
+            </w:tcBorders>
+            <w:shd w:val="clear" w:color="auto" w:fill="0ADA0F"/>
+            <w:vAlign w:val="center"/>
+            <w:hideMark/>
+          </w:tcPr>
+          <w:p>
+            <w:pPr>
+              <w:spacing w:after="0" w:line="256" w:lineRule="auto"/>
+              <w:ind w:firstLine="180"/>
+              <w:jc w:val="right"/>
+              <w:rPr>
+                <w:rFonts w:ascii="Times New Roman" w:eastAsia="Microsoft YaHei" w:hAnsi="Times New Roman" w:cs="Times New Roman"/>
+                <w:b/>
+                <w:sz w:val="24"/>
+                <w:szCs w:val="24"/>
+              </w:rPr>
+            </w:pPr>
+            <w:r>
+              <w:rPr>
+                <w:rFonts w:ascii="Times New Roman" w:eastAsia="Microsoft YaHei" w:hAnsi="Times New Roman" w:cs="Times New Roman"/>
+                <w:b/>
+                <w:sz w:val="24"/>
+                <w:szCs w:val="24"/>
+              </w:rPr>
+              <w:t>Постусловие</w:t>
+            </w:r>
+          </w:p>
+        </w:tc>
+        <w:tc>
+          <w:tcPr>
+            <w:tcW w:w="6556" w:type="dxa"/>
+            <w:tcBorders>
+              <w:top w:val="single" w:sz="4" w:space="0" w:color="70AD47" w:themeColor="accent6"/>
+              <w:left w:val="single" w:sz="4" w:space="0" w:color="70AD47" w:themeColor="accent6"/>
+              <w:bottom w:val="single" w:sz="4" w:space="0" w:color="70AD47" w:themeColor="accent6"/>
+              <w:right w:val="single" w:sz="4" w:space="0" w:color="70AD47" w:themeColor="accent6"/>
+            </w:tcBorders>
+            <w:shd w:val="clear" w:color="auto" w:fill="7B7B7B" w:themeFill="accent3" w:themeFillShade="BF"/>
+            <w:vAlign w:val="center"/>
+            <w:hideMark/>
+          </w:tcPr>
+          <w:p>
+            <w:pPr>
+              <w:spacing w:after="0" w:line="256" w:lineRule="auto"/>
+              <w:rPr>
+                <w:rFonts w:ascii="Times New Roman" w:eastAsia="Microsoft YaHei" w:hAnsi="Times New Roman" w:cs="Times New Roman"/>
+                <w:color w:val="FFFFFF" w:themeColor="background1"/>
+                <w:sz w:val="24"/>
+                <w:szCs w:val="24"/>
+                <w:lang w:eastAsia="ru-RU"/>
+              </w:rPr>
+            </w:pPr>
+            <w:r>
+              <w:rPr>
+                <w:rFonts w:ascii="Times New Roman" w:eastAsia="Microsoft YaHei" w:hAnsi="Times New Roman" w:cs="Times New Roman"/>
+                <w:color w:val="FFFFFF" w:themeColor="background1"/>
+                <w:sz w:val="24"/>
+                <w:szCs w:val="24"/>
+                <w:lang w:eastAsia="ru-RU"/>
+              </w:rPr>
+              <w:t>Пользователь не видит изменений.</w:t>
+            </w:r>
+          </w:p>
+        </w:tc>
+      </w:tr>
+      <w:tr>
+        <w:trPr>
+          <w:trHeight w:val="499"/>
+        </w:trPr>
+        <w:tc>
+          <w:tcPr>
+            <w:tcW w:w="3134" w:type="dxa"/>
+            <w:tcBorders>
+              <w:top w:val="nil"/>
+              <w:left w:val="single" w:sz="4" w:space="0" w:color="70AD47" w:themeColor="accent6"/>
+              <w:bottom w:val="single" w:sz="4" w:space="0" w:color="70AD47" w:themeColor="accent6"/>
+              <w:right w:val="single" w:sz="4" w:space="0" w:color="70AD47" w:themeColor="accent6"/>
+            </w:tcBorders>
+            <w:shd w:val="clear" w:color="auto" w:fill="0ADA0F"/>
+            <w:vAlign w:val="center"/>
+            <w:hideMark/>
+          </w:tcPr>
+          <w:p>
+            <w:pPr>
+              <w:spacing w:after="0" w:line="256" w:lineRule="auto"/>
+              <w:ind w:firstLine="180"/>
+              <w:jc w:val="right"/>
+              <w:rPr>
+                <w:rFonts w:ascii="Times New Roman" w:eastAsia="Microsoft YaHei" w:hAnsi="Times New Roman" w:cs="Times New Roman"/>
+                <w:b/>
+                <w:sz w:val="24"/>
+                <w:szCs w:val="24"/>
+              </w:rPr>
+            </w:pPr>
+            <w:r>
+              <w:rPr>
+                <w:rFonts w:ascii="Times New Roman" w:eastAsia="Microsoft YaHei" w:hAnsi="Times New Roman" w:cs="Times New Roman"/>
+                <w:b/>
+                <w:sz w:val="24"/>
+                <w:szCs w:val="24"/>
+              </w:rPr>
+              <w:t>Примечания/комментарии</w:t>
+            </w:r>
+          </w:p>
+        </w:tc>
+        <w:tc>
+          <w:tcPr>
+            <w:tcW w:w="6556" w:type="dxa"/>
+            <w:tcBorders>
+              <w:top w:val="single" w:sz="4" w:space="0" w:color="70AD47" w:themeColor="accent6"/>
+              <w:left w:val="single" w:sz="4" w:space="0" w:color="70AD47" w:themeColor="accent6"/>
+              <w:bottom w:val="single" w:sz="4" w:space="0" w:color="70AD47" w:themeColor="accent6"/>
+              <w:right w:val="single" w:sz="4" w:space="0" w:color="70AD47" w:themeColor="accent6"/>
+            </w:tcBorders>
+            <w:shd w:val="clear" w:color="auto" w:fill="7B7B7B" w:themeFill="accent3" w:themeFillShade="BF"/>
+            <w:vAlign w:val="center"/>
+            <w:hideMark/>
+          </w:tcPr>
+          <w:p>
+            <w:pPr>
+              <w:spacing w:after="0" w:line="256" w:lineRule="auto"/>
+              <w:rPr>
+                <w:rFonts w:ascii="Times New Roman" w:eastAsia="Microsoft YaHei" w:hAnsi="Times New Roman" w:cs="Times New Roman"/>
+                <w:color w:val="FFFFFF" w:themeColor="background1"/>
+                <w:sz w:val="24"/>
+                <w:szCs w:val="24"/>
+              </w:rPr>
+            </w:pPr>
+            <w:r>
+              <w:rPr>
+                <w:rFonts w:ascii="Times New Roman" w:eastAsia="Microsoft YaHei" w:hAnsi="Times New Roman" w:cs="Times New Roman"/>
+                <w:color w:val="FFFFFF" w:themeColor="background1"/>
+                <w:sz w:val="24"/>
+                <w:szCs w:val="24"/>
+              </w:rPr>
+              <w:t>Ждём выполнения задачи 19</w:t>
+            </w:r>
+            <w:r>
+              <w:rPr>
+                <w:rFonts w:ascii="Times New Roman" w:eastAsia="Microsoft YaHei" w:hAnsi="Times New Roman" w:cs="Times New Roman"/>
+                <w:color w:val="FFFFFF" w:themeColor="background1"/>
+                <w:sz w:val="24"/>
+                <w:szCs w:val="24"/>
+              </w:rPr>
+              <w:t>.</w:t>
+            </w:r>
+          </w:p>
+        </w:tc>
+      </w:tr>
+    </w:tbl>
+    <w:p>
+      <w:pPr>
+        <w:rPr>
+          <w:rFonts w:ascii="Times New Roman" w:hAnsi="Times New Roman" w:cs="Times New Roman"/>
+          <w:b/>
+          <w:bCs/>
+          <w:sz w:val="24"/>
+          <w:szCs w:val="24"/>
+        </w:rPr>
+      </w:pPr>
+    </w:p>
+    <w:p>
+      <w:pPr>
+        <w:rPr>
+          <w:rFonts w:ascii="Times New Roman" w:hAnsi="Times New Roman" w:cs="Times New Roman"/>
+          <w:b/>
+          <w:bCs/>
+          <w:sz w:val="24"/>
+          <w:szCs w:val="24"/>
+        </w:rPr>
+      </w:pPr>
+    </w:p>
     <w:p>
       <w:pPr>
         <w:rPr>
@@ -25688,7 +33727,7 @@
 </file>
 
 <file path=word/numbering.xml><?xml version="1.0" encoding="utf-8"?>
-<w:numbering xmlns:wpc="http://schemas.microsoft.com/office/word/2010/wordprocessingCanvas" xmlns:cx="http://schemas.microsoft.com/office/drawing/2014/chartex" xmlns:cx1="http://schemas.microsoft.com/office/drawing/2015/9/8/chartex" xmlns:mc="http://schemas.openxmlformats.org/markup-compatibility/2006" xmlns:o="urn:schemas-microsoft-com:office:office" xmlns:r="http://schemas.openxmlformats.org/officeDocument/2006/relationships" xmlns:m="http://schemas.openxmlformats.org/officeDocument/2006/math" xmlns:v="urn:schemas-microsoft-com:vml" xmlns:wp14="http://schemas.microsoft.com/office/word/2010/wordprocessingDrawing" xmlns:wp="http://schemas.openxmlformats.org/drawingml/2006/wordprocessingDrawing" xmlns:w10="urn:schemas-microsoft-com:office:word" xmlns:w="http://schemas.openxmlformats.org/wordprocessingml/2006/main" xmlns:w14="http://schemas.microsoft.com/office/word/2010/wordml" xmlns:w15="http://schemas.microsoft.com/office/word/2012/wordml" xmlns:w16se="http://schemas.microsoft.com/office/word/2015/wordml/symex" xmlns:wpg="http://schemas.microsoft.com/office/word/2010/wordprocessingGroup" xmlns:wpi="http://schemas.microsoft.com/office/word/2010/wordprocessingInk" xmlns:wne="http://schemas.microsoft.com/office/word/2006/wordml" xmlns:wps="http://schemas.microsoft.com/office/word/2010/wordprocessingShape" mc:Ignorable="w14 w15 w16se wp14">
+<w:numbering xmlns:wpc="http://schemas.microsoft.com/office/word/2010/wordprocessingCanvas" xmlns:cx="http://schemas.microsoft.com/office/drawing/2014/chartex" xmlns:mc="http://schemas.openxmlformats.org/markup-compatibility/2006" xmlns:o="urn:schemas-microsoft-com:office:office" xmlns:r="http://schemas.openxmlformats.org/officeDocument/2006/relationships" xmlns:m="http://schemas.openxmlformats.org/officeDocument/2006/math" xmlns:v="urn:schemas-microsoft-com:vml" xmlns:wp14="http://schemas.microsoft.com/office/word/2010/wordprocessingDrawing" xmlns:wp="http://schemas.openxmlformats.org/drawingml/2006/wordprocessingDrawing" xmlns:w10="urn:schemas-microsoft-com:office:word" xmlns:w="http://schemas.openxmlformats.org/wordprocessingml/2006/main" xmlns:w14="http://schemas.microsoft.com/office/word/2010/wordml" xmlns:w15="http://schemas.microsoft.com/office/word/2012/wordml" xmlns:w16se="http://schemas.microsoft.com/office/word/2015/wordml/symex" xmlns:wpg="http://schemas.microsoft.com/office/word/2010/wordprocessingGroup" xmlns:wpi="http://schemas.microsoft.com/office/word/2010/wordprocessingInk" xmlns:wne="http://schemas.microsoft.com/office/word/2006/wordml" xmlns:wps="http://schemas.microsoft.com/office/word/2010/wordprocessingShape" mc:Ignorable="w14 w15 w16se wp14">
   <w:abstractNum w:abstractNumId="0" w15:restartNumberingAfterBreak="0">
     <w:nsid w:val="03A16DDF"/>
     <w:multiLevelType w:val="hybridMultilevel"/>
@@ -25948,6 +33987,184 @@
     </w:lvl>
   </w:abstractNum>
   <w:abstractNum w:abstractNumId="3" w15:restartNumberingAfterBreak="0">
+    <w:nsid w:val="08F54C40"/>
+    <w:multiLevelType w:val="hybridMultilevel"/>
+    <w:tmpl w:val="065EC8C8"/>
+    <w:lvl w:ilvl="0" w:tplc="0419000F">
+      <w:start w:val="1"/>
+      <w:numFmt w:val="decimal"/>
+      <w:lvlText w:val="%1."/>
+      <w:lvlJc w:val="left"/>
+      <w:pPr>
+        <w:ind w:left="720" w:hanging="360"/>
+      </w:pPr>
+      <w:rPr>
+        <w:rFonts w:hint="default"/>
+      </w:rPr>
+    </w:lvl>
+    <w:lvl w:ilvl="1" w:tplc="04190019" w:tentative="1">
+      <w:start w:val="1"/>
+      <w:numFmt w:val="lowerLetter"/>
+      <w:lvlText w:val="%2."/>
+      <w:lvlJc w:val="left"/>
+      <w:pPr>
+        <w:ind w:left="1440" w:hanging="360"/>
+      </w:pPr>
+    </w:lvl>
+    <w:lvl w:ilvl="2" w:tplc="0419001B" w:tentative="1">
+      <w:start w:val="1"/>
+      <w:numFmt w:val="lowerRoman"/>
+      <w:lvlText w:val="%3."/>
+      <w:lvlJc w:val="right"/>
+      <w:pPr>
+        <w:ind w:left="2160" w:hanging="180"/>
+      </w:pPr>
+    </w:lvl>
+    <w:lvl w:ilvl="3" w:tplc="0419000F" w:tentative="1">
+      <w:start w:val="1"/>
+      <w:numFmt w:val="decimal"/>
+      <w:lvlText w:val="%4."/>
+      <w:lvlJc w:val="left"/>
+      <w:pPr>
+        <w:ind w:left="2880" w:hanging="360"/>
+      </w:pPr>
+    </w:lvl>
+    <w:lvl w:ilvl="4" w:tplc="04190019" w:tentative="1">
+      <w:start w:val="1"/>
+      <w:numFmt w:val="lowerLetter"/>
+      <w:lvlText w:val="%5."/>
+      <w:lvlJc w:val="left"/>
+      <w:pPr>
+        <w:ind w:left="3600" w:hanging="360"/>
+      </w:pPr>
+    </w:lvl>
+    <w:lvl w:ilvl="5" w:tplc="0419001B" w:tentative="1">
+      <w:start w:val="1"/>
+      <w:numFmt w:val="lowerRoman"/>
+      <w:lvlText w:val="%6."/>
+      <w:lvlJc w:val="right"/>
+      <w:pPr>
+        <w:ind w:left="4320" w:hanging="180"/>
+      </w:pPr>
+    </w:lvl>
+    <w:lvl w:ilvl="6" w:tplc="0419000F" w:tentative="1">
+      <w:start w:val="1"/>
+      <w:numFmt w:val="decimal"/>
+      <w:lvlText w:val="%7."/>
+      <w:lvlJc w:val="left"/>
+      <w:pPr>
+        <w:ind w:left="5040" w:hanging="360"/>
+      </w:pPr>
+    </w:lvl>
+    <w:lvl w:ilvl="7" w:tplc="04190019" w:tentative="1">
+      <w:start w:val="1"/>
+      <w:numFmt w:val="lowerLetter"/>
+      <w:lvlText w:val="%8."/>
+      <w:lvlJc w:val="left"/>
+      <w:pPr>
+        <w:ind w:left="5760" w:hanging="360"/>
+      </w:pPr>
+    </w:lvl>
+    <w:lvl w:ilvl="8" w:tplc="0419001B" w:tentative="1">
+      <w:start w:val="1"/>
+      <w:numFmt w:val="lowerRoman"/>
+      <w:lvlText w:val="%9."/>
+      <w:lvlJc w:val="right"/>
+      <w:pPr>
+        <w:ind w:left="6480" w:hanging="180"/>
+      </w:pPr>
+    </w:lvl>
+  </w:abstractNum>
+  <w:abstractNum w:abstractNumId="4" w15:restartNumberingAfterBreak="0">
+    <w:nsid w:val="118D73FE"/>
+    <w:multiLevelType w:val="hybridMultilevel"/>
+    <w:tmpl w:val="065EC8C8"/>
+    <w:lvl w:ilvl="0" w:tplc="0419000F">
+      <w:start w:val="1"/>
+      <w:numFmt w:val="decimal"/>
+      <w:lvlText w:val="%1."/>
+      <w:lvlJc w:val="left"/>
+      <w:pPr>
+        <w:ind w:left="720" w:hanging="360"/>
+      </w:pPr>
+      <w:rPr>
+        <w:rFonts w:hint="default"/>
+      </w:rPr>
+    </w:lvl>
+    <w:lvl w:ilvl="1" w:tplc="04190019" w:tentative="1">
+      <w:start w:val="1"/>
+      <w:numFmt w:val="lowerLetter"/>
+      <w:lvlText w:val="%2."/>
+      <w:lvlJc w:val="left"/>
+      <w:pPr>
+        <w:ind w:left="1440" w:hanging="360"/>
+      </w:pPr>
+    </w:lvl>
+    <w:lvl w:ilvl="2" w:tplc="0419001B" w:tentative="1">
+      <w:start w:val="1"/>
+      <w:numFmt w:val="lowerRoman"/>
+      <w:lvlText w:val="%3."/>
+      <w:lvlJc w:val="right"/>
+      <w:pPr>
+        <w:ind w:left="2160" w:hanging="180"/>
+      </w:pPr>
+    </w:lvl>
+    <w:lvl w:ilvl="3" w:tplc="0419000F" w:tentative="1">
+      <w:start w:val="1"/>
+      <w:numFmt w:val="decimal"/>
+      <w:lvlText w:val="%4."/>
+      <w:lvlJc w:val="left"/>
+      <w:pPr>
+        <w:ind w:left="2880" w:hanging="360"/>
+      </w:pPr>
+    </w:lvl>
+    <w:lvl w:ilvl="4" w:tplc="04190019" w:tentative="1">
+      <w:start w:val="1"/>
+      <w:numFmt w:val="lowerLetter"/>
+      <w:lvlText w:val="%5."/>
+      <w:lvlJc w:val="left"/>
+      <w:pPr>
+        <w:ind w:left="3600" w:hanging="360"/>
+      </w:pPr>
+    </w:lvl>
+    <w:lvl w:ilvl="5" w:tplc="0419001B" w:tentative="1">
+      <w:start w:val="1"/>
+      <w:numFmt w:val="lowerRoman"/>
+      <w:lvlText w:val="%6."/>
+      <w:lvlJc w:val="right"/>
+      <w:pPr>
+        <w:ind w:left="4320" w:hanging="180"/>
+      </w:pPr>
+    </w:lvl>
+    <w:lvl w:ilvl="6" w:tplc="0419000F" w:tentative="1">
+      <w:start w:val="1"/>
+      <w:numFmt w:val="decimal"/>
+      <w:lvlText w:val="%7."/>
+      <w:lvlJc w:val="left"/>
+      <w:pPr>
+        <w:ind w:left="5040" w:hanging="360"/>
+      </w:pPr>
+    </w:lvl>
+    <w:lvl w:ilvl="7" w:tplc="04190019" w:tentative="1">
+      <w:start w:val="1"/>
+      <w:numFmt w:val="lowerLetter"/>
+      <w:lvlText w:val="%8."/>
+      <w:lvlJc w:val="left"/>
+      <w:pPr>
+        <w:ind w:left="5760" w:hanging="360"/>
+      </w:pPr>
+    </w:lvl>
+    <w:lvl w:ilvl="8" w:tplc="0419001B" w:tentative="1">
+      <w:start w:val="1"/>
+      <w:numFmt w:val="lowerRoman"/>
+      <w:lvlText w:val="%9."/>
+      <w:lvlJc w:val="right"/>
+      <w:pPr>
+        <w:ind w:left="6480" w:hanging="180"/>
+      </w:pPr>
+    </w:lvl>
+  </w:abstractNum>
+  <w:abstractNum w:abstractNumId="5" w15:restartNumberingAfterBreak="0">
     <w:nsid w:val="127308A2"/>
     <w:multiLevelType w:val="multilevel"/>
     <w:tmpl w:val="AAA89E74"/>
@@ -26096,7 +34313,7 @@
       </w:rPr>
     </w:lvl>
   </w:abstractNum>
-  <w:abstractNum w:abstractNumId="4" w15:restartNumberingAfterBreak="0">
+  <w:abstractNum w:abstractNumId="6" w15:restartNumberingAfterBreak="0">
     <w:nsid w:val="1E9C6CF5"/>
     <w:multiLevelType w:val="hybridMultilevel"/>
     <w:tmpl w:val="545254D2"/>
@@ -26182,7 +34399,96 @@
       </w:pPr>
     </w:lvl>
   </w:abstractNum>
-  <w:abstractNum w:abstractNumId="5" w15:restartNumberingAfterBreak="0">
+  <w:abstractNum w:abstractNumId="7" w15:restartNumberingAfterBreak="0">
+    <w:nsid w:val="26B7759C"/>
+    <w:multiLevelType w:val="hybridMultilevel"/>
+    <w:tmpl w:val="065EC8C8"/>
+    <w:lvl w:ilvl="0" w:tplc="0419000F">
+      <w:start w:val="1"/>
+      <w:numFmt w:val="decimal"/>
+      <w:lvlText w:val="%1."/>
+      <w:lvlJc w:val="left"/>
+      <w:pPr>
+        <w:ind w:left="720" w:hanging="360"/>
+      </w:pPr>
+      <w:rPr>
+        <w:rFonts w:hint="default"/>
+      </w:rPr>
+    </w:lvl>
+    <w:lvl w:ilvl="1" w:tplc="04190019" w:tentative="1">
+      <w:start w:val="1"/>
+      <w:numFmt w:val="lowerLetter"/>
+      <w:lvlText w:val="%2."/>
+      <w:lvlJc w:val="left"/>
+      <w:pPr>
+        <w:ind w:left="1440" w:hanging="360"/>
+      </w:pPr>
+    </w:lvl>
+    <w:lvl w:ilvl="2" w:tplc="0419001B" w:tentative="1">
+      <w:start w:val="1"/>
+      <w:numFmt w:val="lowerRoman"/>
+      <w:lvlText w:val="%3."/>
+      <w:lvlJc w:val="right"/>
+      <w:pPr>
+        <w:ind w:left="2160" w:hanging="180"/>
+      </w:pPr>
+    </w:lvl>
+    <w:lvl w:ilvl="3" w:tplc="0419000F" w:tentative="1">
+      <w:start w:val="1"/>
+      <w:numFmt w:val="decimal"/>
+      <w:lvlText w:val="%4."/>
+      <w:lvlJc w:val="left"/>
+      <w:pPr>
+        <w:ind w:left="2880" w:hanging="360"/>
+      </w:pPr>
+    </w:lvl>
+    <w:lvl w:ilvl="4" w:tplc="04190019" w:tentative="1">
+      <w:start w:val="1"/>
+      <w:numFmt w:val="lowerLetter"/>
+      <w:lvlText w:val="%5."/>
+      <w:lvlJc w:val="left"/>
+      <w:pPr>
+        <w:ind w:left="3600" w:hanging="360"/>
+      </w:pPr>
+    </w:lvl>
+    <w:lvl w:ilvl="5" w:tplc="0419001B" w:tentative="1">
+      <w:start w:val="1"/>
+      <w:numFmt w:val="lowerRoman"/>
+      <w:lvlText w:val="%6."/>
+      <w:lvlJc w:val="right"/>
+      <w:pPr>
+        <w:ind w:left="4320" w:hanging="180"/>
+      </w:pPr>
+    </w:lvl>
+    <w:lvl w:ilvl="6" w:tplc="0419000F" w:tentative="1">
+      <w:start w:val="1"/>
+      <w:numFmt w:val="decimal"/>
+      <w:lvlText w:val="%7."/>
+      <w:lvlJc w:val="left"/>
+      <w:pPr>
+        <w:ind w:left="5040" w:hanging="360"/>
+      </w:pPr>
+    </w:lvl>
+    <w:lvl w:ilvl="7" w:tplc="04190019" w:tentative="1">
+      <w:start w:val="1"/>
+      <w:numFmt w:val="lowerLetter"/>
+      <w:lvlText w:val="%8."/>
+      <w:lvlJc w:val="left"/>
+      <w:pPr>
+        <w:ind w:left="5760" w:hanging="360"/>
+      </w:pPr>
+    </w:lvl>
+    <w:lvl w:ilvl="8" w:tplc="0419001B" w:tentative="1">
+      <w:start w:val="1"/>
+      <w:numFmt w:val="lowerRoman"/>
+      <w:lvlText w:val="%9."/>
+      <w:lvlJc w:val="right"/>
+      <w:pPr>
+        <w:ind w:left="6480" w:hanging="180"/>
+      </w:pPr>
+    </w:lvl>
+  </w:abstractNum>
+  <w:abstractNum w:abstractNumId="8" w15:restartNumberingAfterBreak="0">
     <w:nsid w:val="275E75ED"/>
     <w:multiLevelType w:val="hybridMultilevel"/>
     <w:tmpl w:val="545254D2"/>
@@ -26268,7 +34574,96 @@
       </w:pPr>
     </w:lvl>
   </w:abstractNum>
-  <w:abstractNum w:abstractNumId="6" w15:restartNumberingAfterBreak="0">
+  <w:abstractNum w:abstractNumId="9" w15:restartNumberingAfterBreak="0">
+    <w:nsid w:val="2FA86E9F"/>
+    <w:multiLevelType w:val="hybridMultilevel"/>
+    <w:tmpl w:val="065EC8C8"/>
+    <w:lvl w:ilvl="0" w:tplc="0419000F">
+      <w:start w:val="1"/>
+      <w:numFmt w:val="decimal"/>
+      <w:lvlText w:val="%1."/>
+      <w:lvlJc w:val="left"/>
+      <w:pPr>
+        <w:ind w:left="720" w:hanging="360"/>
+      </w:pPr>
+      <w:rPr>
+        <w:rFonts w:hint="default"/>
+      </w:rPr>
+    </w:lvl>
+    <w:lvl w:ilvl="1" w:tplc="04190019" w:tentative="1">
+      <w:start w:val="1"/>
+      <w:numFmt w:val="lowerLetter"/>
+      <w:lvlText w:val="%2."/>
+      <w:lvlJc w:val="left"/>
+      <w:pPr>
+        <w:ind w:left="1440" w:hanging="360"/>
+      </w:pPr>
+    </w:lvl>
+    <w:lvl w:ilvl="2" w:tplc="0419001B" w:tentative="1">
+      <w:start w:val="1"/>
+      <w:numFmt w:val="lowerRoman"/>
+      <w:lvlText w:val="%3."/>
+      <w:lvlJc w:val="right"/>
+      <w:pPr>
+        <w:ind w:left="2160" w:hanging="180"/>
+      </w:pPr>
+    </w:lvl>
+    <w:lvl w:ilvl="3" w:tplc="0419000F" w:tentative="1">
+      <w:start w:val="1"/>
+      <w:numFmt w:val="decimal"/>
+      <w:lvlText w:val="%4."/>
+      <w:lvlJc w:val="left"/>
+      <w:pPr>
+        <w:ind w:left="2880" w:hanging="360"/>
+      </w:pPr>
+    </w:lvl>
+    <w:lvl w:ilvl="4" w:tplc="04190019" w:tentative="1">
+      <w:start w:val="1"/>
+      <w:numFmt w:val="lowerLetter"/>
+      <w:lvlText w:val="%5."/>
+      <w:lvlJc w:val="left"/>
+      <w:pPr>
+        <w:ind w:left="3600" w:hanging="360"/>
+      </w:pPr>
+    </w:lvl>
+    <w:lvl w:ilvl="5" w:tplc="0419001B" w:tentative="1">
+      <w:start w:val="1"/>
+      <w:numFmt w:val="lowerRoman"/>
+      <w:lvlText w:val="%6."/>
+      <w:lvlJc w:val="right"/>
+      <w:pPr>
+        <w:ind w:left="4320" w:hanging="180"/>
+      </w:pPr>
+    </w:lvl>
+    <w:lvl w:ilvl="6" w:tplc="0419000F" w:tentative="1">
+      <w:start w:val="1"/>
+      <w:numFmt w:val="decimal"/>
+      <w:lvlText w:val="%7."/>
+      <w:lvlJc w:val="left"/>
+      <w:pPr>
+        <w:ind w:left="5040" w:hanging="360"/>
+      </w:pPr>
+    </w:lvl>
+    <w:lvl w:ilvl="7" w:tplc="04190019" w:tentative="1">
+      <w:start w:val="1"/>
+      <w:numFmt w:val="lowerLetter"/>
+      <w:lvlText w:val="%8."/>
+      <w:lvlJc w:val="left"/>
+      <w:pPr>
+        <w:ind w:left="5760" w:hanging="360"/>
+      </w:pPr>
+    </w:lvl>
+    <w:lvl w:ilvl="8" w:tplc="0419001B" w:tentative="1">
+      <w:start w:val="1"/>
+      <w:numFmt w:val="lowerRoman"/>
+      <w:lvlText w:val="%9."/>
+      <w:lvlJc w:val="right"/>
+      <w:pPr>
+        <w:ind w:left="6480" w:hanging="180"/>
+      </w:pPr>
+    </w:lvl>
+  </w:abstractNum>
+  <w:abstractNum w:abstractNumId="10" w15:restartNumberingAfterBreak="0">
     <w:nsid w:val="33101DA5"/>
     <w:multiLevelType w:val="hybridMultilevel"/>
     <w:tmpl w:val="545254D2"/>
@@ -26354,7 +34749,7 @@
       </w:pPr>
     </w:lvl>
   </w:abstractNum>
-  <w:abstractNum w:abstractNumId="7" w15:restartNumberingAfterBreak="0">
+  <w:abstractNum w:abstractNumId="11" w15:restartNumberingAfterBreak="0">
     <w:nsid w:val="33365180"/>
     <w:multiLevelType w:val="hybridMultilevel"/>
     <w:tmpl w:val="545254D2"/>
@@ -26440,7 +34835,7 @@
       </w:pPr>
     </w:lvl>
   </w:abstractNum>
-  <w:abstractNum w:abstractNumId="8" w15:restartNumberingAfterBreak="0">
+  <w:abstractNum w:abstractNumId="12" w15:restartNumberingAfterBreak="0">
     <w:nsid w:val="33EE014D"/>
     <w:multiLevelType w:val="hybridMultilevel"/>
     <w:tmpl w:val="545254D2"/>
@@ -26526,7 +34921,7 @@
       </w:pPr>
     </w:lvl>
   </w:abstractNum>
-  <w:abstractNum w:abstractNumId="9" w15:restartNumberingAfterBreak="0">
+  <w:abstractNum w:abstractNumId="13" w15:restartNumberingAfterBreak="0">
     <w:nsid w:val="3F5271B3"/>
     <w:multiLevelType w:val="hybridMultilevel"/>
     <w:tmpl w:val="545254D2"/>
@@ -26612,7 +35007,7 @@
       </w:pPr>
     </w:lvl>
   </w:abstractNum>
-  <w:abstractNum w:abstractNumId="10" w15:restartNumberingAfterBreak="0">
+  <w:abstractNum w:abstractNumId="14" w15:restartNumberingAfterBreak="0">
     <w:nsid w:val="41B61BCD"/>
     <w:multiLevelType w:val="hybridMultilevel"/>
     <w:tmpl w:val="545254D2"/>
@@ -26698,7 +35093,7 @@
       </w:pPr>
     </w:lvl>
   </w:abstractNum>
-  <w:abstractNum w:abstractNumId="11" w15:restartNumberingAfterBreak="0">
+  <w:abstractNum w:abstractNumId="15" w15:restartNumberingAfterBreak="0">
     <w:nsid w:val="44052CC6"/>
     <w:multiLevelType w:val="hybridMultilevel"/>
     <w:tmpl w:val="545254D2"/>
@@ -26784,7 +35179,7 @@
       </w:pPr>
     </w:lvl>
   </w:abstractNum>
-  <w:abstractNum w:abstractNumId="12" w15:restartNumberingAfterBreak="0">
+  <w:abstractNum w:abstractNumId="16" w15:restartNumberingAfterBreak="0">
     <w:nsid w:val="45E17D3B"/>
     <w:multiLevelType w:val="hybridMultilevel"/>
     <w:tmpl w:val="1066981A"/>
@@ -26873,7 +35268,7 @@
       </w:pPr>
     </w:lvl>
   </w:abstractNum>
-  <w:abstractNum w:abstractNumId="13" w15:restartNumberingAfterBreak="0">
+  <w:abstractNum w:abstractNumId="17" w15:restartNumberingAfterBreak="0">
     <w:nsid w:val="4B571906"/>
     <w:multiLevelType w:val="hybridMultilevel"/>
     <w:tmpl w:val="545254D2"/>
@@ -26959,7 +35354,96 @@
       </w:pPr>
     </w:lvl>
   </w:abstractNum>
-  <w:abstractNum w:abstractNumId="14" w15:restartNumberingAfterBreak="0">
+  <w:abstractNum w:abstractNumId="18" w15:restartNumberingAfterBreak="0">
+    <w:nsid w:val="51D05D82"/>
+    <w:multiLevelType w:val="hybridMultilevel"/>
+    <w:tmpl w:val="065EC8C8"/>
+    <w:lvl w:ilvl="0" w:tplc="0419000F">
+      <w:start w:val="1"/>
+      <w:numFmt w:val="decimal"/>
+      <w:lvlText w:val="%1."/>
+      <w:lvlJc w:val="left"/>
+      <w:pPr>
+        <w:ind w:left="720" w:hanging="360"/>
+      </w:pPr>
+      <w:rPr>
+        <w:rFonts w:hint="default"/>
+      </w:rPr>
+    </w:lvl>
+    <w:lvl w:ilvl="1" w:tplc="04190019" w:tentative="1">
+      <w:start w:val="1"/>
+      <w:numFmt w:val="lowerLetter"/>
+      <w:lvlText w:val="%2."/>
+      <w:lvlJc w:val="left"/>
+      <w:pPr>
+        <w:ind w:left="1440" w:hanging="360"/>
+      </w:pPr>
+    </w:lvl>
+    <w:lvl w:ilvl="2" w:tplc="0419001B" w:tentative="1">
+      <w:start w:val="1"/>
+      <w:numFmt w:val="lowerRoman"/>
+      <w:lvlText w:val="%3."/>
+      <w:lvlJc w:val="right"/>
+      <w:pPr>
+        <w:ind w:left="2160" w:hanging="180"/>
+      </w:pPr>
+    </w:lvl>
+    <w:lvl w:ilvl="3" w:tplc="0419000F" w:tentative="1">
+      <w:start w:val="1"/>
+      <w:numFmt w:val="decimal"/>
+      <w:lvlText w:val="%4."/>
+      <w:lvlJc w:val="left"/>
+      <w:pPr>
+        <w:ind w:left="2880" w:hanging="360"/>
+      </w:pPr>
+    </w:lvl>
+    <w:lvl w:ilvl="4" w:tplc="04190019" w:tentative="1">
+      <w:start w:val="1"/>
+      <w:numFmt w:val="lowerLetter"/>
+      <w:lvlText w:val="%5."/>
+      <w:lvlJc w:val="left"/>
+      <w:pPr>
+        <w:ind w:left="3600" w:hanging="360"/>
+      </w:pPr>
+    </w:lvl>
+    <w:lvl w:ilvl="5" w:tplc="0419001B" w:tentative="1">
+      <w:start w:val="1"/>
+      <w:numFmt w:val="lowerRoman"/>
+      <w:lvlText w:val="%6."/>
+      <w:lvlJc w:val="right"/>
+      <w:pPr>
+        <w:ind w:left="4320" w:hanging="180"/>
+      </w:pPr>
+    </w:lvl>
+    <w:lvl w:ilvl="6" w:tplc="0419000F" w:tentative="1">
+      <w:start w:val="1"/>
+      <w:numFmt w:val="decimal"/>
+      <w:lvlText w:val="%7."/>
+      <w:lvlJc w:val="left"/>
+      <w:pPr>
+        <w:ind w:left="5040" w:hanging="360"/>
+      </w:pPr>
+    </w:lvl>
+    <w:lvl w:ilvl="7" w:tplc="04190019" w:tentative="1">
+      <w:start w:val="1"/>
+      <w:numFmt w:val="lowerLetter"/>
+      <w:lvlText w:val="%8."/>
+      <w:lvlJc w:val="left"/>
+      <w:pPr>
+        <w:ind w:left="5760" w:hanging="360"/>
+      </w:pPr>
+    </w:lvl>
+    <w:lvl w:ilvl="8" w:tplc="0419001B" w:tentative="1">
+      <w:start w:val="1"/>
+      <w:numFmt w:val="lowerRoman"/>
+      <w:lvlText w:val="%9."/>
+      <w:lvlJc w:val="right"/>
+      <w:pPr>
+        <w:ind w:left="6480" w:hanging="180"/>
+      </w:pPr>
+    </w:lvl>
+  </w:abstractNum>
+  <w:abstractNum w:abstractNumId="19" w15:restartNumberingAfterBreak="0">
     <w:nsid w:val="55D22C7B"/>
     <w:multiLevelType w:val="hybridMultilevel"/>
     <w:tmpl w:val="545254D2"/>
@@ -27045,7 +35529,96 @@
       </w:pPr>
     </w:lvl>
   </w:abstractNum>
-  <w:abstractNum w:abstractNumId="15" w15:restartNumberingAfterBreak="0">
+  <w:abstractNum w:abstractNumId="20" w15:restartNumberingAfterBreak="0">
+    <w:nsid w:val="579A74D7"/>
+    <w:multiLevelType w:val="hybridMultilevel"/>
+    <w:tmpl w:val="065EC8C8"/>
+    <w:lvl w:ilvl="0" w:tplc="0419000F">
+      <w:start w:val="1"/>
+      <w:numFmt w:val="decimal"/>
+      <w:lvlText w:val="%1."/>
+      <w:lvlJc w:val="left"/>
+      <w:pPr>
+        <w:ind w:left="720" w:hanging="360"/>
+      </w:pPr>
+      <w:rPr>
+        <w:rFonts w:hint="default"/>
+      </w:rPr>
+    </w:lvl>
+    <w:lvl w:ilvl="1" w:tplc="04190019" w:tentative="1">
+      <w:start w:val="1"/>
+      <w:numFmt w:val="lowerLetter"/>
+      <w:lvlText w:val="%2."/>
+      <w:lvlJc w:val="left"/>
+      <w:pPr>
+        <w:ind w:left="1440" w:hanging="360"/>
+      </w:pPr>
+    </w:lvl>
+    <w:lvl w:ilvl="2" w:tplc="0419001B" w:tentative="1">
+      <w:start w:val="1"/>
+      <w:numFmt w:val="lowerRoman"/>
+      <w:lvlText w:val="%3."/>
+      <w:lvlJc w:val="right"/>
+      <w:pPr>
+        <w:ind w:left="2160" w:hanging="180"/>
+      </w:pPr>
+    </w:lvl>
+    <w:lvl w:ilvl="3" w:tplc="0419000F" w:tentative="1">
+      <w:start w:val="1"/>
+      <w:numFmt w:val="decimal"/>
+      <w:lvlText w:val="%4."/>
+      <w:lvlJc w:val="left"/>
+      <w:pPr>
+        <w:ind w:left="2880" w:hanging="360"/>
+      </w:pPr>
+    </w:lvl>
+    <w:lvl w:ilvl="4" w:tplc="04190019" w:tentative="1">
+      <w:start w:val="1"/>
+      <w:numFmt w:val="lowerLetter"/>
+      <w:lvlText w:val="%5."/>
+      <w:lvlJc w:val="left"/>
+      <w:pPr>
+        <w:ind w:left="3600" w:hanging="360"/>
+      </w:pPr>
+    </w:lvl>
+    <w:lvl w:ilvl="5" w:tplc="0419001B" w:tentative="1">
+      <w:start w:val="1"/>
+      <w:numFmt w:val="lowerRoman"/>
+      <w:lvlText w:val="%6."/>
+      <w:lvlJc w:val="right"/>
+      <w:pPr>
+        <w:ind w:left="4320" w:hanging="180"/>
+      </w:pPr>
+    </w:lvl>
+    <w:lvl w:ilvl="6" w:tplc="0419000F" w:tentative="1">
+      <w:start w:val="1"/>
+      <w:numFmt w:val="decimal"/>
+      <w:lvlText w:val="%7."/>
+      <w:lvlJc w:val="left"/>
+      <w:pPr>
+        <w:ind w:left="5040" w:hanging="360"/>
+      </w:pPr>
+    </w:lvl>
+    <w:lvl w:ilvl="7" w:tplc="04190019" w:tentative="1">
+      <w:start w:val="1"/>
+      <w:numFmt w:val="lowerLetter"/>
+      <w:lvlText w:val="%8."/>
+      <w:lvlJc w:val="left"/>
+      <w:pPr>
+        <w:ind w:left="5760" w:hanging="360"/>
+      </w:pPr>
+    </w:lvl>
+    <w:lvl w:ilvl="8" w:tplc="0419001B" w:tentative="1">
+      <w:start w:val="1"/>
+      <w:numFmt w:val="lowerRoman"/>
+      <w:lvlText w:val="%9."/>
+      <w:lvlJc w:val="right"/>
+      <w:pPr>
+        <w:ind w:left="6480" w:hanging="180"/>
+      </w:pPr>
+    </w:lvl>
+  </w:abstractNum>
+  <w:abstractNum w:abstractNumId="21" w15:restartNumberingAfterBreak="0">
     <w:nsid w:val="5D085225"/>
     <w:multiLevelType w:val="hybridMultilevel"/>
     <w:tmpl w:val="545254D2"/>
@@ -27131,7 +35704,7 @@
       </w:pPr>
     </w:lvl>
   </w:abstractNum>
-  <w:abstractNum w:abstractNumId="16" w15:restartNumberingAfterBreak="0">
+  <w:abstractNum w:abstractNumId="22" w15:restartNumberingAfterBreak="0">
     <w:nsid w:val="5D387011"/>
     <w:multiLevelType w:val="hybridMultilevel"/>
     <w:tmpl w:val="065EC8C8"/>
@@ -27220,7 +35793,7 @@
       </w:pPr>
     </w:lvl>
   </w:abstractNum>
-  <w:abstractNum w:abstractNumId="17" w15:restartNumberingAfterBreak="0">
+  <w:abstractNum w:abstractNumId="23" w15:restartNumberingAfterBreak="0">
     <w:nsid w:val="5F092F46"/>
     <w:multiLevelType w:val="multilevel"/>
     <w:tmpl w:val="AF189E1C"/>
@@ -27369,7 +35942,96 @@
       </w:rPr>
     </w:lvl>
   </w:abstractNum>
-  <w:abstractNum w:abstractNumId="18" w15:restartNumberingAfterBreak="0">
+  <w:abstractNum w:abstractNumId="24" w15:restartNumberingAfterBreak="0">
+    <w:nsid w:val="673F34C0"/>
+    <w:multiLevelType w:val="hybridMultilevel"/>
+    <w:tmpl w:val="065EC8C8"/>
+    <w:lvl w:ilvl="0" w:tplc="0419000F">
+      <w:start w:val="1"/>
+      <w:numFmt w:val="decimal"/>
+      <w:lvlText w:val="%1."/>
+      <w:lvlJc w:val="left"/>
+      <w:pPr>
+        <w:ind w:left="720" w:hanging="360"/>
+      </w:pPr>
+      <w:rPr>
+        <w:rFonts w:hint="default"/>
+      </w:rPr>
+    </w:lvl>
+    <w:lvl w:ilvl="1" w:tplc="04190019" w:tentative="1">
+      <w:start w:val="1"/>
+      <w:numFmt w:val="lowerLetter"/>
+      <w:lvlText w:val="%2."/>
+      <w:lvlJc w:val="left"/>
+      <w:pPr>
+        <w:ind w:left="1440" w:hanging="360"/>
+      </w:pPr>
+    </w:lvl>
+    <w:lvl w:ilvl="2" w:tplc="0419001B" w:tentative="1">
+      <w:start w:val="1"/>
+      <w:numFmt w:val="lowerRoman"/>
+      <w:lvlText w:val="%3."/>
+      <w:lvlJc w:val="right"/>
+      <w:pPr>
+        <w:ind w:left="2160" w:hanging="180"/>
+      </w:pPr>
+    </w:lvl>
+    <w:lvl w:ilvl="3" w:tplc="0419000F" w:tentative="1">
+      <w:start w:val="1"/>
+      <w:numFmt w:val="decimal"/>
+      <w:lvlText w:val="%4."/>
+      <w:lvlJc w:val="left"/>
+      <w:pPr>
+        <w:ind w:left="2880" w:hanging="360"/>
+      </w:pPr>
+    </w:lvl>
+    <w:lvl w:ilvl="4" w:tplc="04190019" w:tentative="1">
+      <w:start w:val="1"/>
+      <w:numFmt w:val="lowerLetter"/>
+      <w:lvlText w:val="%5."/>
+      <w:lvlJc w:val="left"/>
+      <w:pPr>
+        <w:ind w:left="3600" w:hanging="360"/>
+      </w:pPr>
+    </w:lvl>
+    <w:lvl w:ilvl="5" w:tplc="0419001B" w:tentative="1">
+      <w:start w:val="1"/>
+      <w:numFmt w:val="lowerRoman"/>
+      <w:lvlText w:val="%6."/>
+      <w:lvlJc w:val="right"/>
+      <w:pPr>
+        <w:ind w:left="4320" w:hanging="180"/>
+      </w:pPr>
+    </w:lvl>
+    <w:lvl w:ilvl="6" w:tplc="0419000F" w:tentative="1">
+      <w:start w:val="1"/>
+      <w:numFmt w:val="decimal"/>
+      <w:lvlText w:val="%7."/>
+      <w:lvlJc w:val="left"/>
+      <w:pPr>
+        <w:ind w:left="5040" w:hanging="360"/>
+      </w:pPr>
+    </w:lvl>
+    <w:lvl w:ilvl="7" w:tplc="04190019" w:tentative="1">
+      <w:start w:val="1"/>
+      <w:numFmt w:val="lowerLetter"/>
+      <w:lvlText w:val="%8."/>
+      <w:lvlJc w:val="left"/>
+      <w:pPr>
+        <w:ind w:left="5760" w:hanging="360"/>
+      </w:pPr>
+    </w:lvl>
+    <w:lvl w:ilvl="8" w:tplc="0419001B" w:tentative="1">
+      <w:start w:val="1"/>
+      <w:numFmt w:val="lowerRoman"/>
+      <w:lvlText w:val="%9."/>
+      <w:lvlJc w:val="right"/>
+      <w:pPr>
+        <w:ind w:left="6480" w:hanging="180"/>
+      </w:pPr>
+    </w:lvl>
+  </w:abstractNum>
+  <w:abstractNum w:abstractNumId="25" w15:restartNumberingAfterBreak="0">
     <w:nsid w:val="693D173B"/>
     <w:multiLevelType w:val="hybridMultilevel"/>
     <w:tmpl w:val="545254D2"/>
@@ -27455,7 +36117,7 @@
       </w:pPr>
     </w:lvl>
   </w:abstractNum>
-  <w:abstractNum w:abstractNumId="19" w15:restartNumberingAfterBreak="0">
+  <w:abstractNum w:abstractNumId="26" w15:restartNumberingAfterBreak="0">
     <w:nsid w:val="71785425"/>
     <w:multiLevelType w:val="hybridMultilevel"/>
     <w:tmpl w:val="545254D2"/>
@@ -27541,7 +36203,7 @@
       </w:pPr>
     </w:lvl>
   </w:abstractNum>
-  <w:abstractNum w:abstractNumId="20" w15:restartNumberingAfterBreak="0">
+  <w:abstractNum w:abstractNumId="27" w15:restartNumberingAfterBreak="0">
     <w:nsid w:val="727701C0"/>
     <w:multiLevelType w:val="hybridMultilevel"/>
     <w:tmpl w:val="545254D2"/>
@@ -27627,7 +36289,7 @@
       </w:pPr>
     </w:lvl>
   </w:abstractNum>
-  <w:abstractNum w:abstractNumId="21" w15:restartNumberingAfterBreak="0">
+  <w:abstractNum w:abstractNumId="28" w15:restartNumberingAfterBreak="0">
     <w:nsid w:val="772C2F51"/>
     <w:multiLevelType w:val="hybridMultilevel"/>
     <w:tmpl w:val="545254D2"/>
@@ -27713,7 +36375,7 @@
       </w:pPr>
     </w:lvl>
   </w:abstractNum>
-  <w:abstractNum w:abstractNumId="22" w15:restartNumberingAfterBreak="0">
+  <w:abstractNum w:abstractNumId="29" w15:restartNumberingAfterBreak="0">
     <w:nsid w:val="7C6758DD"/>
     <w:multiLevelType w:val="hybridMultilevel"/>
     <w:tmpl w:val="545254D2"/>
@@ -27799,7 +36461,7 @@
       </w:pPr>
     </w:lvl>
   </w:abstractNum>
-  <w:abstractNum w:abstractNumId="23" w15:restartNumberingAfterBreak="0">
+  <w:abstractNum w:abstractNumId="30" w15:restartNumberingAfterBreak="0">
     <w:nsid w:val="7CA476D3"/>
     <w:multiLevelType w:val="hybridMultilevel"/>
     <w:tmpl w:val="545254D2"/>
@@ -27885,7 +36547,7 @@
       </w:pPr>
     </w:lvl>
   </w:abstractNum>
-  <w:abstractNum w:abstractNumId="24" w15:restartNumberingAfterBreak="0">
+  <w:abstractNum w:abstractNumId="31" w15:restartNumberingAfterBreak="0">
     <w:nsid w:val="7EEA2CA1"/>
     <w:multiLevelType w:val="hybridMultilevel"/>
     <w:tmpl w:val="545254D2"/>
@@ -27975,76 +36637,97 @@
     <w:abstractNumId w:val="2"/>
   </w:num>
   <w:num w:numId="2">
-    <w:abstractNumId w:val="22"/>
+    <w:abstractNumId w:val="29"/>
   </w:num>
   <w:num w:numId="3">
-    <w:abstractNumId w:val="3"/>
+    <w:abstractNumId w:val="5"/>
   </w:num>
   <w:num w:numId="4">
+    <w:abstractNumId w:val="10"/>
+  </w:num>
+  <w:num w:numId="5">
+    <w:abstractNumId w:val="28"/>
+  </w:num>
+  <w:num w:numId="6">
     <w:abstractNumId w:val="6"/>
   </w:num>
-  <w:num w:numId="5">
-    <w:abstractNumId w:val="21"/>
-  </w:num>
-  <w:num w:numId="6">
-    <w:abstractNumId w:val="4"/>
-  </w:num>
   <w:num w:numId="7">
-    <w:abstractNumId w:val="23"/>
+    <w:abstractNumId w:val="30"/>
   </w:num>
   <w:num w:numId="8">
-    <w:abstractNumId w:val="18"/>
+    <w:abstractNumId w:val="25"/>
   </w:num>
   <w:num w:numId="9">
-    <w:abstractNumId w:val="19"/>
+    <w:abstractNumId w:val="26"/>
   </w:num>
   <w:num w:numId="10">
     <w:abstractNumId w:val="0"/>
   </w:num>
   <w:num w:numId="11">
+    <w:abstractNumId w:val="21"/>
+  </w:num>
+  <w:num w:numId="12">
+    <w:abstractNumId w:val="14"/>
+  </w:num>
+  <w:num w:numId="13">
+    <w:abstractNumId w:val="27"/>
+  </w:num>
+  <w:num w:numId="14">
     <w:abstractNumId w:val="15"/>
   </w:num>
-  <w:num w:numId="12">
-    <w:abstractNumId w:val="10"/>
-  </w:num>
-  <w:num w:numId="13">
-    <w:abstractNumId w:val="20"/>
-  </w:num>
-  <w:num w:numId="14">
-    <w:abstractNumId w:val="11"/>
-  </w:num>
   <w:num w:numId="15">
-    <w:abstractNumId w:val="24"/>
+    <w:abstractNumId w:val="31"/>
   </w:num>
   <w:num w:numId="16">
-    <w:abstractNumId w:val="9"/>
+    <w:abstractNumId w:val="13"/>
   </w:num>
   <w:num w:numId="17">
-    <w:abstractNumId w:val="7"/>
+    <w:abstractNumId w:val="11"/>
   </w:num>
   <w:num w:numId="18">
     <w:abstractNumId w:val="1"/>
   </w:num>
   <w:num w:numId="19">
-    <w:abstractNumId w:val="5"/>
+    <w:abstractNumId w:val="8"/>
   </w:num>
   <w:num w:numId="20">
-    <w:abstractNumId w:val="8"/>
+    <w:abstractNumId w:val="12"/>
   </w:num>
   <w:num w:numId="21">
+    <w:abstractNumId w:val="23"/>
+  </w:num>
+  <w:num w:numId="22">
+    <w:abstractNumId w:val="19"/>
+  </w:num>
+  <w:num w:numId="23">
     <w:abstractNumId w:val="17"/>
   </w:num>
-  <w:num w:numId="22">
-    <w:abstractNumId w:val="14"/>
-  </w:num>
-  <w:num w:numId="23">
-    <w:abstractNumId w:val="13"/>
-  </w:num>
   <w:num w:numId="24">
-    <w:abstractNumId w:val="12"/>
+    <w:abstractNumId w:val="16"/>
   </w:num>
   <w:num w:numId="25">
-    <w:abstractNumId w:val="16"/>
+    <w:abstractNumId w:val="22"/>
+  </w:num>
+  <w:num w:numId="26">
+    <w:abstractNumId w:val="4"/>
+  </w:num>
+  <w:num w:numId="27">
+    <w:abstractNumId w:val="7"/>
+  </w:num>
+  <w:num w:numId="28">
+    <w:abstractNumId w:val="24"/>
+  </w:num>
+  <w:num w:numId="29">
+    <w:abstractNumId w:val="20"/>
+  </w:num>
+  <w:num w:numId="30">
+    <w:abstractNumId w:val="18"/>
+  </w:num>
+  <w:num w:numId="31">
+    <w:abstractNumId w:val="9"/>
+  </w:num>
+  <w:num w:numId="32">
+    <w:abstractNumId w:val="3"/>
   </w:num>
   <w:numIdMacAtCleanup w:val="19"/>
 </w:numbering>
@@ -29360,7 +38043,7 @@
 </file>
 
 <file path=customXml/itemProps1.xml><?xml version="1.0" encoding="utf-8"?>
-<ds:datastoreItem xmlns:ds="http://schemas.openxmlformats.org/officeDocument/2006/customXml" ds:itemID="{7FC8C6A8-D74D-4FDD-BFDA-AAA07C8A6517}">
+<ds:datastoreItem xmlns:ds="http://schemas.openxmlformats.org/officeDocument/2006/customXml" ds:itemID="{5617FF89-5AD8-4EFF-B1F4-0D03B1902347}">
   <ds:schemaRefs>
     <ds:schemaRef ds:uri="http://schemas.openxmlformats.org/officeDocument/2006/bibliography"/>
   </ds:schemaRefs>
